--- a/JAVASCRIPT NOTES/JAVASCRIPT NOTES (2) AFTER BASICS.docx
+++ b/JAVASCRIPT NOTES/JAVASCRIPT NOTES (2) AFTER BASICS.docx
@@ -31,6 +31,2294 @@
           <w:u w:val="single"/>
         </w:rPr>
         <w:t>35)</w:t>
+      </w:r>
+    </w:p>
+    <w:p>
+      <w:pPr>
+        <w:rPr>
+          <w:b/>
+          <w:bCs/>
+        </w:rPr>
+      </w:pPr>
+      <w:r>
+        <w:rPr>
+          <w:b/>
+          <w:bCs/>
+        </w:rPr>
+        <w:t xml:space="preserve">1. DOM </w:t>
+      </w:r>
+      <w:proofErr w:type="spellStart"/>
+      <w:r>
+        <w:rPr>
+          <w:b/>
+          <w:bCs/>
+        </w:rPr>
+        <w:t>kya</w:t>
+      </w:r>
+      <w:proofErr w:type="spellEnd"/>
+      <w:r>
+        <w:rPr>
+          <w:b/>
+          <w:bCs/>
+        </w:rPr>
+        <w:t xml:space="preserve"> </w:t>
+      </w:r>
+      <w:proofErr w:type="spellStart"/>
+      <w:r>
+        <w:rPr>
+          <w:b/>
+          <w:bCs/>
+        </w:rPr>
+        <w:t>hai</w:t>
+      </w:r>
+      <w:proofErr w:type="spellEnd"/>
+      <w:r>
+        <w:rPr>
+          <w:b/>
+          <w:bCs/>
+        </w:rPr>
+        <w:t>? (Document Object Model)</w:t>
+      </w:r>
+    </w:p>
+    <w:p>
+      <w:r>
+        <w:t xml:space="preserve">Technical terms </w:t>
+      </w:r>
+      <w:proofErr w:type="spellStart"/>
+      <w:r>
+        <w:t>mein</w:t>
+      </w:r>
+      <w:proofErr w:type="spellEnd"/>
+      <w:r>
+        <w:t xml:space="preserve">, DOM ek </w:t>
+      </w:r>
+      <w:r>
+        <w:rPr>
+          <w:b/>
+          <w:bCs/>
+        </w:rPr>
+        <w:t>Programming Interface</w:t>
+      </w:r>
+      <w:r>
+        <w:t xml:space="preserve"> </w:t>
+      </w:r>
+      <w:proofErr w:type="spellStart"/>
+      <w:r>
+        <w:t>hai</w:t>
+      </w:r>
+      <w:proofErr w:type="spellEnd"/>
+      <w:r>
+        <w:t xml:space="preserve">. Jab browser </w:t>
+      </w:r>
+      <w:proofErr w:type="spellStart"/>
+      <w:r>
+        <w:t>kisi</w:t>
+      </w:r>
+      <w:proofErr w:type="spellEnd"/>
+      <w:r>
+        <w:t xml:space="preserve"> HTML page ko load </w:t>
+      </w:r>
+      <w:proofErr w:type="spellStart"/>
+      <w:r>
+        <w:t>karta</w:t>
+      </w:r>
+      <w:proofErr w:type="spellEnd"/>
+      <w:r>
+        <w:t xml:space="preserve"> </w:t>
+      </w:r>
+      <w:proofErr w:type="spellStart"/>
+      <w:r>
+        <w:t>hai</w:t>
+      </w:r>
+      <w:proofErr w:type="spellEnd"/>
+      <w:r>
+        <w:t xml:space="preserve">, </w:t>
+      </w:r>
+      <w:proofErr w:type="spellStart"/>
+      <w:r>
+        <w:t>toh</w:t>
+      </w:r>
+      <w:proofErr w:type="spellEnd"/>
+      <w:r>
+        <w:t xml:space="preserve"> wo </w:t>
+      </w:r>
+      <w:proofErr w:type="spellStart"/>
+      <w:r>
+        <w:t>uska</w:t>
+      </w:r>
+      <w:proofErr w:type="spellEnd"/>
+      <w:r>
+        <w:t xml:space="preserve"> ek "Tree Structure" </w:t>
+      </w:r>
+      <w:proofErr w:type="spellStart"/>
+      <w:r>
+        <w:t>bana</w:t>
+      </w:r>
+      <w:proofErr w:type="spellEnd"/>
+      <w:r>
+        <w:t xml:space="preserve"> </w:t>
+      </w:r>
+      <w:proofErr w:type="spellStart"/>
+      <w:r>
+        <w:t>leta</w:t>
+      </w:r>
+      <w:proofErr w:type="spellEnd"/>
+      <w:r>
+        <w:t xml:space="preserve"> </w:t>
+      </w:r>
+      <w:proofErr w:type="spellStart"/>
+      <w:r>
+        <w:t>hai</w:t>
+      </w:r>
+      <w:proofErr w:type="spellEnd"/>
+      <w:r>
+        <w:t>.</w:t>
+      </w:r>
+    </w:p>
+    <w:p>
+      <w:pPr>
+        <w:numPr>
+          <w:ilvl w:val="0"/>
+          <w:numId w:val="1"/>
+        </w:numPr>
+      </w:pPr>
+      <w:r>
+        <w:rPr>
+          <w:b/>
+          <w:bCs/>
+        </w:rPr>
+        <w:t>The Logic:</w:t>
+      </w:r>
+      <w:r>
+        <w:t xml:space="preserve"> Browser </w:t>
+      </w:r>
+      <w:proofErr w:type="spellStart"/>
+      <w:r>
+        <w:t>tumhare</w:t>
+      </w:r>
+      <w:proofErr w:type="spellEnd"/>
+      <w:r>
+        <w:t xml:space="preserve"> HTML code ko ek </w:t>
+      </w:r>
+      <w:r>
+        <w:rPr>
+          <w:b/>
+          <w:bCs/>
+        </w:rPr>
+        <w:t>Object</w:t>
+      </w:r>
+      <w:r>
+        <w:t xml:space="preserve"> </w:t>
+      </w:r>
+      <w:proofErr w:type="spellStart"/>
+      <w:r>
+        <w:t>mein</w:t>
+      </w:r>
+      <w:proofErr w:type="spellEnd"/>
+      <w:r>
+        <w:t xml:space="preserve"> </w:t>
+      </w:r>
+      <w:proofErr w:type="spellStart"/>
+      <w:r>
+        <w:t>badal</w:t>
+      </w:r>
+      <w:proofErr w:type="spellEnd"/>
+      <w:r>
+        <w:t xml:space="preserve"> </w:t>
+      </w:r>
+      <w:proofErr w:type="spellStart"/>
+      <w:r>
+        <w:t>deta</w:t>
+      </w:r>
+      <w:proofErr w:type="spellEnd"/>
+      <w:r>
+        <w:t xml:space="preserve"> </w:t>
+      </w:r>
+      <w:proofErr w:type="spellStart"/>
+      <w:r>
+        <w:t>hai</w:t>
+      </w:r>
+      <w:proofErr w:type="spellEnd"/>
+      <w:r>
+        <w:t xml:space="preserve"> </w:t>
+      </w:r>
+      <w:proofErr w:type="spellStart"/>
+      <w:r>
+        <w:t>jise</w:t>
+      </w:r>
+      <w:proofErr w:type="spellEnd"/>
+      <w:r>
+        <w:t xml:space="preserve"> hum </w:t>
+      </w:r>
+      <w:proofErr w:type="spellStart"/>
+      <w:proofErr w:type="gramStart"/>
+      <w:r>
+        <w:t>window.document</w:t>
+      </w:r>
+      <w:proofErr w:type="spellEnd"/>
+      <w:proofErr w:type="gramEnd"/>
+      <w:r>
+        <w:t xml:space="preserve"> </w:t>
+      </w:r>
+      <w:proofErr w:type="spellStart"/>
+      <w:r>
+        <w:t>kehte</w:t>
+      </w:r>
+      <w:proofErr w:type="spellEnd"/>
+      <w:r>
+        <w:t xml:space="preserve"> hain.</w:t>
+      </w:r>
+    </w:p>
+    <w:p>
+      <w:pPr>
+        <w:numPr>
+          <w:ilvl w:val="0"/>
+          <w:numId w:val="1"/>
+        </w:numPr>
+      </w:pPr>
+      <w:r>
+        <w:rPr>
+          <w:b/>
+          <w:bCs/>
+        </w:rPr>
+        <w:t>Deep Concept:</w:t>
+      </w:r>
+      <w:r>
+        <w:t xml:space="preserve"> Is structure </w:t>
+      </w:r>
+      <w:proofErr w:type="spellStart"/>
+      <w:r>
+        <w:t>mein</w:t>
+      </w:r>
+      <w:proofErr w:type="spellEnd"/>
+      <w:r>
+        <w:t xml:space="preserve"> harr ek HTML tag (h1, div, p) ek </w:t>
+      </w:r>
+      <w:r>
+        <w:rPr>
+          <w:b/>
+          <w:bCs/>
+        </w:rPr>
+        <w:t>Node</w:t>
+      </w:r>
+      <w:r>
+        <w:t xml:space="preserve"> </w:t>
+      </w:r>
+      <w:proofErr w:type="spellStart"/>
+      <w:r>
+        <w:t>hota</w:t>
+      </w:r>
+      <w:proofErr w:type="spellEnd"/>
+      <w:r>
+        <w:t xml:space="preserve"> </w:t>
+      </w:r>
+      <w:proofErr w:type="spellStart"/>
+      <w:r>
+        <w:t>hai</w:t>
+      </w:r>
+      <w:proofErr w:type="spellEnd"/>
+      <w:r>
+        <w:t xml:space="preserve">. JavaScript </w:t>
+      </w:r>
+      <w:proofErr w:type="spellStart"/>
+      <w:r>
+        <w:t>isi</w:t>
+      </w:r>
+      <w:proofErr w:type="spellEnd"/>
+      <w:r>
+        <w:t xml:space="preserve"> "Object" ka </w:t>
+      </w:r>
+      <w:proofErr w:type="gramStart"/>
+      <w:r>
+        <w:t>use</w:t>
+      </w:r>
+      <w:proofErr w:type="gramEnd"/>
+      <w:r>
+        <w:t xml:space="preserve"> </w:t>
+      </w:r>
+      <w:proofErr w:type="spellStart"/>
+      <w:r>
+        <w:t>karke</w:t>
+      </w:r>
+      <w:proofErr w:type="spellEnd"/>
+      <w:r>
+        <w:t xml:space="preserve"> </w:t>
+      </w:r>
+      <w:proofErr w:type="spellStart"/>
+      <w:r>
+        <w:t>kisi</w:t>
+      </w:r>
+      <w:proofErr w:type="spellEnd"/>
+      <w:r>
+        <w:t xml:space="preserve"> </w:t>
+      </w:r>
+      <w:proofErr w:type="spellStart"/>
+      <w:r>
+        <w:t>bhi</w:t>
+      </w:r>
+      <w:proofErr w:type="spellEnd"/>
+      <w:r>
+        <w:t xml:space="preserve"> element ka rang </w:t>
+      </w:r>
+      <w:proofErr w:type="spellStart"/>
+      <w:r>
+        <w:t>badal</w:t>
+      </w:r>
+      <w:proofErr w:type="spellEnd"/>
+      <w:r>
+        <w:t xml:space="preserve"> </w:t>
+      </w:r>
+      <w:proofErr w:type="spellStart"/>
+      <w:r>
+        <w:t>sakti</w:t>
+      </w:r>
+      <w:proofErr w:type="spellEnd"/>
+      <w:r>
+        <w:t xml:space="preserve"> </w:t>
+      </w:r>
+      <w:proofErr w:type="spellStart"/>
+      <w:r>
+        <w:t>hai</w:t>
+      </w:r>
+      <w:proofErr w:type="spellEnd"/>
+      <w:r>
+        <w:t xml:space="preserve">, text change </w:t>
+      </w:r>
+      <w:proofErr w:type="spellStart"/>
+      <w:r>
+        <w:t>kar</w:t>
+      </w:r>
+      <w:proofErr w:type="spellEnd"/>
+      <w:r>
+        <w:t xml:space="preserve"> </w:t>
+      </w:r>
+      <w:proofErr w:type="spellStart"/>
+      <w:r>
+        <w:t>sakti</w:t>
+      </w:r>
+      <w:proofErr w:type="spellEnd"/>
+      <w:r>
+        <w:t xml:space="preserve"> </w:t>
+      </w:r>
+      <w:proofErr w:type="spellStart"/>
+      <w:r>
+        <w:t>hai</w:t>
+      </w:r>
+      <w:proofErr w:type="spellEnd"/>
+      <w:r>
+        <w:t xml:space="preserve">, </w:t>
+      </w:r>
+      <w:proofErr w:type="spellStart"/>
+      <w:r>
+        <w:t>ya</w:t>
+      </w:r>
+      <w:proofErr w:type="spellEnd"/>
+      <w:r>
+        <w:t xml:space="preserve"> use delete </w:t>
+      </w:r>
+      <w:proofErr w:type="spellStart"/>
+      <w:r>
+        <w:t>bhi</w:t>
+      </w:r>
+      <w:proofErr w:type="spellEnd"/>
+      <w:r>
+        <w:t xml:space="preserve"> </w:t>
+      </w:r>
+      <w:proofErr w:type="spellStart"/>
+      <w:r>
+        <w:t>kar</w:t>
+      </w:r>
+      <w:proofErr w:type="spellEnd"/>
+      <w:r>
+        <w:t xml:space="preserve"> </w:t>
+      </w:r>
+      <w:proofErr w:type="spellStart"/>
+      <w:r>
+        <w:t>sakti</w:t>
+      </w:r>
+      <w:proofErr w:type="spellEnd"/>
+      <w:r>
+        <w:t xml:space="preserve"> </w:t>
+      </w:r>
+      <w:proofErr w:type="spellStart"/>
+      <w:r>
+        <w:t>hai</w:t>
+      </w:r>
+      <w:proofErr w:type="spellEnd"/>
+      <w:r>
+        <w:t>.</w:t>
+      </w:r>
+    </w:p>
+    <w:p>
+      <w:r>
+        <w:pict w14:anchorId="53DA1AC0">
+          <v:rect id="_x0000_i1055" style="width:0;height:1.5pt" o:hralign="center" o:hrstd="t" o:hr="t" fillcolor="#a0a0a0" stroked="f"/>
+        </w:pict>
+      </w:r>
+    </w:p>
+    <w:p>
+      <w:pPr>
+        <w:rPr>
+          <w:b/>
+          <w:bCs/>
+        </w:rPr>
+      </w:pPr>
+      <w:r>
+        <w:rPr>
+          <w:b/>
+          <w:bCs/>
+        </w:rPr>
+        <w:t>2. Window vs Document (The Hierarchy)</w:t>
+      </w:r>
+    </w:p>
+    <w:p>
+      <w:r>
+        <w:t xml:space="preserve">Hitesh sir ne ek bahut important </w:t>
+      </w:r>
+      <w:proofErr w:type="spellStart"/>
+      <w:r>
+        <w:t>farq</w:t>
+      </w:r>
+      <w:proofErr w:type="spellEnd"/>
+      <w:r>
+        <w:t xml:space="preserve"> </w:t>
+      </w:r>
+      <w:proofErr w:type="spellStart"/>
+      <w:r>
+        <w:t>samjhaya</w:t>
+      </w:r>
+      <w:proofErr w:type="spellEnd"/>
+      <w:r>
+        <w:t xml:space="preserve"> </w:t>
+      </w:r>
+      <w:proofErr w:type="spellStart"/>
+      <w:r>
+        <w:t>hai</w:t>
+      </w:r>
+      <w:proofErr w:type="spellEnd"/>
+      <w:r>
+        <w:t xml:space="preserve"> jo beginners ko confuse </w:t>
+      </w:r>
+      <w:proofErr w:type="spellStart"/>
+      <w:r>
+        <w:t>karta</w:t>
+      </w:r>
+      <w:proofErr w:type="spellEnd"/>
+      <w:r>
+        <w:t xml:space="preserve"> </w:t>
+      </w:r>
+      <w:proofErr w:type="spellStart"/>
+      <w:r>
+        <w:t>hai</w:t>
+      </w:r>
+      <w:proofErr w:type="spellEnd"/>
+      <w:r>
+        <w:t>:</w:t>
+      </w:r>
+    </w:p>
+    <w:p>
+      <w:pPr>
+        <w:numPr>
+          <w:ilvl w:val="0"/>
+          <w:numId w:val="2"/>
+        </w:numPr>
+      </w:pPr>
+      <w:r>
+        <w:rPr>
+          <w:b/>
+          <w:bCs/>
+        </w:rPr>
+        <w:t>Window Object:</w:t>
+      </w:r>
+      <w:r>
+        <w:t xml:space="preserve"> Ye browser ka </w:t>
+      </w:r>
+      <w:proofErr w:type="spellStart"/>
+      <w:r>
+        <w:t>sabse</w:t>
+      </w:r>
+      <w:proofErr w:type="spellEnd"/>
+      <w:r>
+        <w:t xml:space="preserve"> </w:t>
+      </w:r>
+      <w:proofErr w:type="spellStart"/>
+      <w:r>
+        <w:t>bada</w:t>
+      </w:r>
+      <w:proofErr w:type="spellEnd"/>
+      <w:r>
+        <w:t xml:space="preserve"> "Baap" object </w:t>
+      </w:r>
+      <w:proofErr w:type="spellStart"/>
+      <w:r>
+        <w:t>hai</w:t>
+      </w:r>
+      <w:proofErr w:type="spellEnd"/>
+      <w:r>
+        <w:t xml:space="preserve">. Isme sab </w:t>
+      </w:r>
+      <w:proofErr w:type="spellStart"/>
+      <w:r>
+        <w:t>kuch</w:t>
+      </w:r>
+      <w:proofErr w:type="spellEnd"/>
+      <w:r>
+        <w:t xml:space="preserve"> </w:t>
+      </w:r>
+      <w:proofErr w:type="spellStart"/>
+      <w:r>
+        <w:t>aata</w:t>
+      </w:r>
+      <w:proofErr w:type="spellEnd"/>
+      <w:r>
+        <w:t xml:space="preserve"> </w:t>
+      </w:r>
+      <w:proofErr w:type="spellStart"/>
+      <w:r>
+        <w:t>hai</w:t>
+      </w:r>
+      <w:proofErr w:type="spellEnd"/>
+      <w:r>
+        <w:t xml:space="preserve"> (location, history, storage, and document).</w:t>
+      </w:r>
+    </w:p>
+    <w:p>
+      <w:pPr>
+        <w:numPr>
+          <w:ilvl w:val="0"/>
+          <w:numId w:val="2"/>
+        </w:numPr>
+      </w:pPr>
+      <w:r>
+        <w:rPr>
+          <w:b/>
+          <w:bCs/>
+        </w:rPr>
+        <w:t>Document Object:</w:t>
+      </w:r>
+      <w:r>
+        <w:t xml:space="preserve"> Ye window </w:t>
+      </w:r>
+      <w:proofErr w:type="spellStart"/>
+      <w:r>
+        <w:t>ke</w:t>
+      </w:r>
+      <w:proofErr w:type="spellEnd"/>
+      <w:r>
+        <w:t xml:space="preserve"> </w:t>
+      </w:r>
+      <w:proofErr w:type="spellStart"/>
+      <w:r>
+        <w:t>andar</w:t>
+      </w:r>
+      <w:proofErr w:type="spellEnd"/>
+      <w:r>
+        <w:t xml:space="preserve"> </w:t>
+      </w:r>
+      <w:proofErr w:type="spellStart"/>
+      <w:r>
+        <w:t>hota</w:t>
+      </w:r>
+      <w:proofErr w:type="spellEnd"/>
+      <w:r>
+        <w:t xml:space="preserve"> </w:t>
+      </w:r>
+      <w:proofErr w:type="spellStart"/>
+      <w:r>
+        <w:t>hai</w:t>
+      </w:r>
+      <w:proofErr w:type="spellEnd"/>
+      <w:r>
+        <w:t xml:space="preserve">. Iska </w:t>
+      </w:r>
+      <w:proofErr w:type="spellStart"/>
+      <w:r>
+        <w:t>kaam</w:t>
+      </w:r>
+      <w:proofErr w:type="spellEnd"/>
+      <w:r>
+        <w:t xml:space="preserve"> </w:t>
+      </w:r>
+      <w:proofErr w:type="spellStart"/>
+      <w:r>
+        <w:t>sirf</w:t>
+      </w:r>
+      <w:proofErr w:type="spellEnd"/>
+      <w:r>
+        <w:t xml:space="preserve"> aur </w:t>
+      </w:r>
+      <w:proofErr w:type="spellStart"/>
+      <w:r>
+        <w:t>sirf</w:t>
+      </w:r>
+      <w:proofErr w:type="spellEnd"/>
+      <w:r>
+        <w:t xml:space="preserve"> </w:t>
+      </w:r>
+      <w:proofErr w:type="spellStart"/>
+      <w:r>
+        <w:t>tumhare</w:t>
+      </w:r>
+      <w:proofErr w:type="spellEnd"/>
+      <w:r>
+        <w:t xml:space="preserve"> </w:t>
+      </w:r>
+      <w:r>
+        <w:rPr>
+          <w:b/>
+          <w:bCs/>
+        </w:rPr>
+        <w:t>HTML Page</w:t>
+      </w:r>
+      <w:r>
+        <w:t xml:space="preserve"> ko handle </w:t>
+      </w:r>
+      <w:proofErr w:type="spellStart"/>
+      <w:r>
+        <w:t>karna</w:t>
+      </w:r>
+      <w:proofErr w:type="spellEnd"/>
+      <w:r>
+        <w:t xml:space="preserve"> </w:t>
+      </w:r>
+      <w:proofErr w:type="spellStart"/>
+      <w:r>
+        <w:t>hai</w:t>
+      </w:r>
+      <w:proofErr w:type="spellEnd"/>
+      <w:r>
+        <w:t>.</w:t>
+      </w:r>
+    </w:p>
+    <w:p>
+      <w:pPr>
+        <w:numPr>
+          <w:ilvl w:val="1"/>
+          <w:numId w:val="2"/>
+        </w:numPr>
+      </w:pPr>
+      <w:proofErr w:type="spellStart"/>
+      <w:r>
+        <w:rPr>
+          <w:i/>
+          <w:iCs/>
+        </w:rPr>
+        <w:t>Shortcode</w:t>
+      </w:r>
+      <w:proofErr w:type="spellEnd"/>
+      <w:r>
+        <w:rPr>
+          <w:i/>
+          <w:iCs/>
+        </w:rPr>
+        <w:t>:</w:t>
+      </w:r>
+      <w:r>
+        <w:t xml:space="preserve"> Jab </w:t>
+      </w:r>
+      <w:proofErr w:type="spellStart"/>
+      <w:r>
+        <w:t>bhi</w:t>
+      </w:r>
+      <w:proofErr w:type="spellEnd"/>
+      <w:r>
+        <w:t xml:space="preserve"> </w:t>
+      </w:r>
+      <w:proofErr w:type="spellStart"/>
+      <w:r>
+        <w:t>tumhe</w:t>
+      </w:r>
+      <w:proofErr w:type="spellEnd"/>
+      <w:r>
+        <w:t xml:space="preserve"> HTML se </w:t>
+      </w:r>
+      <w:proofErr w:type="spellStart"/>
+      <w:r>
+        <w:t>kuch</w:t>
+      </w:r>
+      <w:proofErr w:type="spellEnd"/>
+      <w:r>
+        <w:t xml:space="preserve"> </w:t>
+      </w:r>
+      <w:proofErr w:type="spellStart"/>
+      <w:r>
+        <w:t>karna</w:t>
+      </w:r>
+      <w:proofErr w:type="spellEnd"/>
+      <w:r>
+        <w:t xml:space="preserve"> </w:t>
+      </w:r>
+      <w:proofErr w:type="spellStart"/>
+      <w:r>
+        <w:t>ho</w:t>
+      </w:r>
+      <w:proofErr w:type="spellEnd"/>
+      <w:r>
+        <w:t xml:space="preserve">, tum document se </w:t>
+      </w:r>
+      <w:proofErr w:type="spellStart"/>
+      <w:r>
+        <w:t>shuru</w:t>
+      </w:r>
+      <w:proofErr w:type="spellEnd"/>
+      <w:r>
+        <w:t xml:space="preserve"> </w:t>
+      </w:r>
+      <w:proofErr w:type="spellStart"/>
+      <w:r>
+        <w:t>karte</w:t>
+      </w:r>
+      <w:proofErr w:type="spellEnd"/>
+      <w:r>
+        <w:t xml:space="preserve"> ho.</w:t>
+      </w:r>
+    </w:p>
+    <w:p>
+      <w:r>
+        <w:pict w14:anchorId="7141133C">
+          <v:rect id="_x0000_i1056" style="width:0;height:1.5pt" o:hralign="center" o:hrstd="t" o:hr="t" fillcolor="#a0a0a0" stroked="f"/>
+        </w:pict>
+      </w:r>
+    </w:p>
+    <w:p>
+      <w:pPr>
+        <w:rPr>
+          <w:b/>
+          <w:bCs/>
+        </w:rPr>
+      </w:pPr>
+      <w:r>
+        <w:rPr>
+          <w:b/>
+          <w:bCs/>
+        </w:rPr>
+        <w:t>3. DOM Tree Structure (The Family Relationship)</w:t>
+      </w:r>
+    </w:p>
+    <w:p>
+      <w:r>
+        <w:t xml:space="preserve">Browser HTML ko </w:t>
+      </w:r>
+      <w:proofErr w:type="spellStart"/>
+      <w:r>
+        <w:t>aise</w:t>
+      </w:r>
+      <w:proofErr w:type="spellEnd"/>
+      <w:r>
+        <w:t xml:space="preserve"> </w:t>
+      </w:r>
+      <w:proofErr w:type="spellStart"/>
+      <w:r>
+        <w:t>dekhta</w:t>
+      </w:r>
+      <w:proofErr w:type="spellEnd"/>
+      <w:r>
+        <w:t xml:space="preserve"> </w:t>
+      </w:r>
+      <w:proofErr w:type="spellStart"/>
+      <w:r>
+        <w:t>hai</w:t>
+      </w:r>
+      <w:proofErr w:type="spellEnd"/>
+      <w:r>
+        <w:t xml:space="preserve"> </w:t>
+      </w:r>
+      <w:proofErr w:type="spellStart"/>
+      <w:r>
+        <w:t>jaise</w:t>
+      </w:r>
+      <w:proofErr w:type="spellEnd"/>
+      <w:r>
+        <w:t xml:space="preserve"> wo ek family tree </w:t>
+      </w:r>
+      <w:proofErr w:type="spellStart"/>
+      <w:r>
+        <w:t>ho</w:t>
+      </w:r>
+      <w:proofErr w:type="spellEnd"/>
+      <w:r>
+        <w:t>:</w:t>
+      </w:r>
+    </w:p>
+    <w:p>
+      <w:pPr>
+        <w:numPr>
+          <w:ilvl w:val="0"/>
+          <w:numId w:val="3"/>
+        </w:numPr>
+      </w:pPr>
+      <w:r>
+        <w:rPr>
+          <w:b/>
+          <w:bCs/>
+        </w:rPr>
+        <w:t>Window</w:t>
+      </w:r>
+      <w:r>
+        <w:t xml:space="preserve"> (Top level)</w:t>
+      </w:r>
+    </w:p>
+    <w:p>
+      <w:pPr>
+        <w:numPr>
+          <w:ilvl w:val="0"/>
+          <w:numId w:val="3"/>
+        </w:numPr>
+      </w:pPr>
+      <w:r>
+        <w:rPr>
+          <w:b/>
+          <w:bCs/>
+        </w:rPr>
+        <w:t>Document</w:t>
+      </w:r>
+      <w:r>
+        <w:t xml:space="preserve"> (Child of Window)</w:t>
+      </w:r>
+    </w:p>
+    <w:p>
+      <w:pPr>
+        <w:numPr>
+          <w:ilvl w:val="0"/>
+          <w:numId w:val="3"/>
+        </w:numPr>
+      </w:pPr>
+      <w:r>
+        <w:rPr>
+          <w:b/>
+          <w:bCs/>
+        </w:rPr>
+        <w:t>HTML</w:t>
+      </w:r>
+      <w:r>
+        <w:t xml:space="preserve"> (Root element)</w:t>
+      </w:r>
+    </w:p>
+    <w:p>
+      <w:pPr>
+        <w:numPr>
+          <w:ilvl w:val="1"/>
+          <w:numId w:val="3"/>
+        </w:numPr>
+      </w:pPr>
+      <w:r>
+        <w:rPr>
+          <w:b/>
+          <w:bCs/>
+        </w:rPr>
+        <w:t>Head</w:t>
+      </w:r>
+      <w:r>
+        <w:t xml:space="preserve"> (Child of HTML)</w:t>
+      </w:r>
+    </w:p>
+    <w:p>
+      <w:pPr>
+        <w:numPr>
+          <w:ilvl w:val="2"/>
+          <w:numId w:val="3"/>
+        </w:numPr>
+      </w:pPr>
+      <w:r>
+        <w:t>Title, Meta tags</w:t>
+      </w:r>
+    </w:p>
+    <w:p>
+      <w:pPr>
+        <w:numPr>
+          <w:ilvl w:val="1"/>
+          <w:numId w:val="3"/>
+        </w:numPr>
+      </w:pPr>
+      <w:r>
+        <w:rPr>
+          <w:b/>
+          <w:bCs/>
+        </w:rPr>
+        <w:t>Body</w:t>
+      </w:r>
+      <w:r>
+        <w:t xml:space="preserve"> (Child of HTML)</w:t>
+      </w:r>
+    </w:p>
+    <w:p>
+      <w:pPr>
+        <w:numPr>
+          <w:ilvl w:val="2"/>
+          <w:numId w:val="3"/>
+        </w:numPr>
+      </w:pPr>
+      <w:r>
+        <w:t>h1, div, ul, li (Children of Body)</w:t>
+      </w:r>
+    </w:p>
+    <w:p>
+      <w:r>
+        <w:pict w14:anchorId="688BDCAE">
+          <v:rect id="_x0000_i1057" style="width:0;height:1.5pt" o:hralign="center" o:hrstd="t" o:hr="t" fillcolor="#a0a0a0" stroked="f"/>
+        </w:pict>
+      </w:r>
+    </w:p>
+    <w:p>
+      <w:pPr>
+        <w:rPr>
+          <w:b/>
+          <w:bCs/>
+        </w:rPr>
+      </w:pPr>
+    </w:p>
+    <w:p>
+      <w:pPr>
+        <w:rPr>
+          <w:b/>
+          <w:bCs/>
+        </w:rPr>
+      </w:pPr>
+      <w:r>
+        <w:rPr>
+          <w:b/>
+          <w:bCs/>
+        </w:rPr>
+        <w:lastRenderedPageBreak/>
+        <w:t>4. Key Concepts &amp; Selectors (Accessing Elements)</w:t>
+      </w:r>
+    </w:p>
+    <w:p>
+      <w:r>
+        <w:t xml:space="preserve">Video </w:t>
+      </w:r>
+      <w:proofErr w:type="spellStart"/>
+      <w:r>
+        <w:t>mein</w:t>
+      </w:r>
+      <w:proofErr w:type="spellEnd"/>
+      <w:r>
+        <w:t xml:space="preserve"> </w:t>
+      </w:r>
+      <w:proofErr w:type="spellStart"/>
+      <w:r>
+        <w:t>bataya</w:t>
+      </w:r>
+      <w:proofErr w:type="spellEnd"/>
+      <w:r>
+        <w:t xml:space="preserve"> </w:t>
+      </w:r>
+      <w:proofErr w:type="spellStart"/>
+      <w:r>
+        <w:t>gaya</w:t>
+      </w:r>
+      <w:proofErr w:type="spellEnd"/>
+      <w:r>
+        <w:t xml:space="preserve"> </w:t>
+      </w:r>
+      <w:proofErr w:type="spellStart"/>
+      <w:r>
+        <w:t>hai</w:t>
+      </w:r>
+      <w:proofErr w:type="spellEnd"/>
+      <w:r>
+        <w:t xml:space="preserve"> ki </w:t>
+      </w:r>
+      <w:proofErr w:type="spellStart"/>
+      <w:r>
+        <w:t>kisi</w:t>
+      </w:r>
+      <w:proofErr w:type="spellEnd"/>
+      <w:r>
+        <w:t xml:space="preserve"> </w:t>
+      </w:r>
+      <w:proofErr w:type="spellStart"/>
+      <w:r>
+        <w:t>bhi</w:t>
+      </w:r>
+      <w:proofErr w:type="spellEnd"/>
+      <w:r>
+        <w:t xml:space="preserve"> element ko JavaScript </w:t>
+      </w:r>
+      <w:proofErr w:type="spellStart"/>
+      <w:r>
+        <w:t>mein</w:t>
+      </w:r>
+      <w:proofErr w:type="spellEnd"/>
+      <w:r>
+        <w:t xml:space="preserve"> "</w:t>
+      </w:r>
+      <w:proofErr w:type="spellStart"/>
+      <w:r>
+        <w:t>Pakadne</w:t>
+      </w:r>
+      <w:proofErr w:type="spellEnd"/>
+      <w:r>
+        <w:t xml:space="preserve">" (Select </w:t>
+      </w:r>
+      <w:proofErr w:type="spellStart"/>
+      <w:r>
+        <w:t>karne</w:t>
+      </w:r>
+      <w:proofErr w:type="spellEnd"/>
+      <w:r>
+        <w:t xml:space="preserve">) </w:t>
+      </w:r>
+      <w:proofErr w:type="spellStart"/>
+      <w:r>
+        <w:t>ke</w:t>
+      </w:r>
+      <w:proofErr w:type="spellEnd"/>
+      <w:r>
+        <w:t xml:space="preserve"> </w:t>
+      </w:r>
+      <w:proofErr w:type="spellStart"/>
+      <w:r>
+        <w:t>liye</w:t>
+      </w:r>
+      <w:proofErr w:type="spellEnd"/>
+      <w:r>
+        <w:t xml:space="preserve"> </w:t>
+      </w:r>
+      <w:proofErr w:type="spellStart"/>
+      <w:r>
+        <w:t>kuch</w:t>
+      </w:r>
+      <w:proofErr w:type="spellEnd"/>
+      <w:r>
+        <w:t xml:space="preserve"> methods </w:t>
+      </w:r>
+      <w:proofErr w:type="spellStart"/>
+      <w:r>
+        <w:t>hote</w:t>
+      </w:r>
+      <w:proofErr w:type="spellEnd"/>
+      <w:r>
+        <w:t xml:space="preserve"> hain:</w:t>
+      </w:r>
+    </w:p>
+    <w:p>
+      <w:pPr>
+        <w:numPr>
+          <w:ilvl w:val="0"/>
+          <w:numId w:val="4"/>
+        </w:numPr>
+      </w:pPr>
+      <w:proofErr w:type="spellStart"/>
+      <w:r>
+        <w:rPr>
+          <w:b/>
+          <w:bCs/>
+        </w:rPr>
+        <w:t>innerHTML</w:t>
+      </w:r>
+      <w:proofErr w:type="spellEnd"/>
+      <w:r>
+        <w:rPr>
+          <w:b/>
+          <w:bCs/>
+        </w:rPr>
+        <w:t xml:space="preserve"> vs </w:t>
+      </w:r>
+      <w:proofErr w:type="spellStart"/>
+      <w:r>
+        <w:rPr>
+          <w:b/>
+          <w:bCs/>
+        </w:rPr>
+        <w:t>innerText</w:t>
+      </w:r>
+      <w:proofErr w:type="spellEnd"/>
+      <w:r>
+        <w:rPr>
+          <w:b/>
+          <w:bCs/>
+        </w:rPr>
+        <w:t xml:space="preserve"> vs </w:t>
+      </w:r>
+      <w:proofErr w:type="spellStart"/>
+      <w:r>
+        <w:rPr>
+          <w:b/>
+          <w:bCs/>
+        </w:rPr>
+        <w:t>textContent</w:t>
+      </w:r>
+      <w:proofErr w:type="spellEnd"/>
+      <w:r>
+        <w:rPr>
+          <w:b/>
+          <w:bCs/>
+        </w:rPr>
+        <w:t>:</w:t>
+      </w:r>
+      <w:r>
+        <w:t xml:space="preserve"> * </w:t>
+      </w:r>
+      <w:proofErr w:type="spellStart"/>
+      <w:r>
+        <w:t>innerText</w:t>
+      </w:r>
+      <w:proofErr w:type="spellEnd"/>
+      <w:r>
+        <w:t xml:space="preserve">: </w:t>
+      </w:r>
+      <w:proofErr w:type="spellStart"/>
+      <w:r>
+        <w:t>Sirf</w:t>
+      </w:r>
+      <w:proofErr w:type="spellEnd"/>
+      <w:r>
+        <w:t xml:space="preserve"> </w:t>
+      </w:r>
+      <w:proofErr w:type="spellStart"/>
+      <w:r>
+        <w:t>wahi</w:t>
+      </w:r>
+      <w:proofErr w:type="spellEnd"/>
+      <w:r>
+        <w:t xml:space="preserve"> </w:t>
+      </w:r>
+      <w:proofErr w:type="spellStart"/>
+      <w:r>
+        <w:t>dikhayega</w:t>
+      </w:r>
+      <w:proofErr w:type="spellEnd"/>
+      <w:r>
+        <w:t xml:space="preserve"> jo screen par visible </w:t>
+      </w:r>
+      <w:proofErr w:type="spellStart"/>
+      <w:r>
+        <w:t>hai</w:t>
+      </w:r>
+      <w:proofErr w:type="spellEnd"/>
+      <w:r>
+        <w:t xml:space="preserve"> (CSS display: none </w:t>
+      </w:r>
+      <w:proofErr w:type="spellStart"/>
+      <w:r>
+        <w:t>wala</w:t>
+      </w:r>
+      <w:proofErr w:type="spellEnd"/>
+      <w:r>
+        <w:t xml:space="preserve"> </w:t>
+      </w:r>
+      <w:proofErr w:type="spellStart"/>
+      <w:r>
+        <w:t>chupa</w:t>
+      </w:r>
+      <w:proofErr w:type="spellEnd"/>
+      <w:r>
+        <w:t xml:space="preserve"> </w:t>
+      </w:r>
+      <w:proofErr w:type="spellStart"/>
+      <w:r>
+        <w:t>dega</w:t>
+      </w:r>
+      <w:proofErr w:type="spellEnd"/>
+      <w:r>
+        <w:t>).</w:t>
+      </w:r>
+    </w:p>
+    <w:p>
+      <w:pPr>
+        <w:numPr>
+          <w:ilvl w:val="1"/>
+          <w:numId w:val="4"/>
+        </w:numPr>
+      </w:pPr>
+      <w:proofErr w:type="spellStart"/>
+      <w:r>
+        <w:t>textContent</w:t>
+      </w:r>
+      <w:proofErr w:type="spellEnd"/>
+      <w:r>
+        <w:t xml:space="preserve">: Saara text </w:t>
+      </w:r>
+      <w:proofErr w:type="spellStart"/>
+      <w:r>
+        <w:t>dikha</w:t>
+      </w:r>
+      <w:proofErr w:type="spellEnd"/>
+      <w:r>
+        <w:t xml:space="preserve"> </w:t>
+      </w:r>
+      <w:proofErr w:type="spellStart"/>
+      <w:r>
+        <w:t>dega</w:t>
+      </w:r>
+      <w:proofErr w:type="spellEnd"/>
+      <w:r>
+        <w:t xml:space="preserve">, </w:t>
+      </w:r>
+      <w:proofErr w:type="spellStart"/>
+      <w:r>
+        <w:t>chahe</w:t>
+      </w:r>
+      <w:proofErr w:type="spellEnd"/>
+      <w:r>
+        <w:t xml:space="preserve"> wo </w:t>
+      </w:r>
+      <w:proofErr w:type="spellStart"/>
+      <w:r>
+        <w:t>chupa</w:t>
+      </w:r>
+      <w:proofErr w:type="spellEnd"/>
+      <w:r>
+        <w:t xml:space="preserve"> </w:t>
+      </w:r>
+      <w:proofErr w:type="spellStart"/>
+      <w:r>
+        <w:t>ho</w:t>
+      </w:r>
+      <w:proofErr w:type="spellEnd"/>
+      <w:r>
+        <w:t xml:space="preserve"> </w:t>
+      </w:r>
+      <w:proofErr w:type="spellStart"/>
+      <w:r>
+        <w:t>ya</w:t>
+      </w:r>
+      <w:proofErr w:type="spellEnd"/>
+      <w:r>
+        <w:t xml:space="preserve"> </w:t>
+      </w:r>
+      <w:proofErr w:type="spellStart"/>
+      <w:r>
+        <w:t>nahi</w:t>
+      </w:r>
+      <w:proofErr w:type="spellEnd"/>
+      <w:r>
+        <w:t>.</w:t>
+      </w:r>
+    </w:p>
+    <w:p>
+      <w:pPr>
+        <w:numPr>
+          <w:ilvl w:val="1"/>
+          <w:numId w:val="4"/>
+        </w:numPr>
+      </w:pPr>
+      <w:proofErr w:type="spellStart"/>
+      <w:r>
+        <w:t>innerHTML</w:t>
+      </w:r>
+      <w:proofErr w:type="spellEnd"/>
+      <w:r>
+        <w:t xml:space="preserve">: Text </w:t>
+      </w:r>
+      <w:proofErr w:type="spellStart"/>
+      <w:r>
+        <w:t>ke</w:t>
+      </w:r>
+      <w:proofErr w:type="spellEnd"/>
+      <w:r>
+        <w:t xml:space="preserve"> </w:t>
+      </w:r>
+      <w:proofErr w:type="spellStart"/>
+      <w:r>
+        <w:t>saath-saath</w:t>
+      </w:r>
+      <w:proofErr w:type="spellEnd"/>
+      <w:r>
+        <w:t xml:space="preserve"> </w:t>
+      </w:r>
+      <w:proofErr w:type="spellStart"/>
+      <w:r>
+        <w:t>uske</w:t>
+      </w:r>
+      <w:proofErr w:type="spellEnd"/>
+      <w:r>
+        <w:t xml:space="preserve"> </w:t>
+      </w:r>
+      <w:proofErr w:type="spellStart"/>
+      <w:r>
+        <w:t>andar</w:t>
+      </w:r>
+      <w:proofErr w:type="spellEnd"/>
+      <w:r>
+        <w:t xml:space="preserve"> </w:t>
+      </w:r>
+      <w:proofErr w:type="spellStart"/>
+      <w:r>
+        <w:t>ke</w:t>
+      </w:r>
+      <w:proofErr w:type="spellEnd"/>
+      <w:r>
+        <w:t xml:space="preserve"> HTML tags </w:t>
+      </w:r>
+      <w:proofErr w:type="spellStart"/>
+      <w:r>
+        <w:t>bhi</w:t>
+      </w:r>
+      <w:proofErr w:type="spellEnd"/>
+      <w:r>
+        <w:t xml:space="preserve"> </w:t>
+      </w:r>
+      <w:proofErr w:type="spellStart"/>
+      <w:r>
+        <w:t>dikha</w:t>
+      </w:r>
+      <w:proofErr w:type="spellEnd"/>
+      <w:r>
+        <w:t xml:space="preserve"> </w:t>
+      </w:r>
+      <w:proofErr w:type="spellStart"/>
+      <w:r>
+        <w:t>dega</w:t>
+      </w:r>
+      <w:proofErr w:type="spellEnd"/>
+      <w:r>
+        <w:t>.</w:t>
+      </w:r>
+    </w:p>
+    <w:p>
+      <w:pPr>
+        <w:numPr>
+          <w:ilvl w:val="0"/>
+          <w:numId w:val="4"/>
+        </w:numPr>
+      </w:pPr>
+      <w:r>
+        <w:rPr>
+          <w:b/>
+          <w:bCs/>
+        </w:rPr>
+        <w:t>Selectors:</w:t>
+      </w:r>
+    </w:p>
+    <w:p>
+      <w:pPr>
+        <w:numPr>
+          <w:ilvl w:val="1"/>
+          <w:numId w:val="5"/>
+        </w:numPr>
+      </w:pPr>
+      <w:proofErr w:type="spellStart"/>
+      <w:r>
+        <w:t>getElementById</w:t>
+      </w:r>
+      <w:proofErr w:type="spellEnd"/>
+      <w:r>
+        <w:t xml:space="preserve">('id'): Id se element </w:t>
+      </w:r>
+      <w:proofErr w:type="spellStart"/>
+      <w:r>
+        <w:t>uthana</w:t>
+      </w:r>
+      <w:proofErr w:type="spellEnd"/>
+      <w:r>
+        <w:t>.</w:t>
+      </w:r>
+    </w:p>
+    <w:p>
+      <w:pPr>
+        <w:numPr>
+          <w:ilvl w:val="1"/>
+          <w:numId w:val="5"/>
+        </w:numPr>
+      </w:pPr>
+      <w:proofErr w:type="spellStart"/>
+      <w:r>
+        <w:t>getElementsByClassName</w:t>
+      </w:r>
+      <w:proofErr w:type="spellEnd"/>
+      <w:r>
+        <w:t>('</w:t>
+      </w:r>
+      <w:proofErr w:type="spellStart"/>
+      <w:r>
+        <w:t>class'</w:t>
+      </w:r>
+      <w:proofErr w:type="spellEnd"/>
+      <w:r>
+        <w:t xml:space="preserve">): Class se </w:t>
+      </w:r>
+      <w:proofErr w:type="spellStart"/>
+      <w:r>
+        <w:t>uthana</w:t>
+      </w:r>
+      <w:proofErr w:type="spellEnd"/>
+      <w:r>
+        <w:t xml:space="preserve"> (ye ek </w:t>
+      </w:r>
+      <w:proofErr w:type="spellStart"/>
+      <w:r>
+        <w:t>HTMLCollection</w:t>
+      </w:r>
+      <w:proofErr w:type="spellEnd"/>
+      <w:r>
+        <w:t xml:space="preserve"> </w:t>
+      </w:r>
+      <w:proofErr w:type="spellStart"/>
+      <w:r>
+        <w:t>deta</w:t>
+      </w:r>
+      <w:proofErr w:type="spellEnd"/>
+      <w:r>
+        <w:t xml:space="preserve"> </w:t>
+      </w:r>
+      <w:proofErr w:type="spellStart"/>
+      <w:r>
+        <w:t>hai</w:t>
+      </w:r>
+      <w:proofErr w:type="spellEnd"/>
+      <w:r>
+        <w:t>).</w:t>
+      </w:r>
+    </w:p>
+    <w:p>
+      <w:pPr>
+        <w:numPr>
+          <w:ilvl w:val="1"/>
+          <w:numId w:val="5"/>
+        </w:numPr>
+      </w:pPr>
+      <w:proofErr w:type="spellStart"/>
+      <w:proofErr w:type="gramStart"/>
+      <w:r>
+        <w:t>querySelector</w:t>
+      </w:r>
+      <w:proofErr w:type="spellEnd"/>
+      <w:r>
+        <w:t>(</w:t>
+      </w:r>
+      <w:proofErr w:type="gramEnd"/>
+      <w:r>
+        <w:t xml:space="preserve">'.class / #id / tag'): Ye </w:t>
+      </w:r>
+      <w:proofErr w:type="spellStart"/>
+      <w:r>
+        <w:t>sabse</w:t>
+      </w:r>
+      <w:proofErr w:type="spellEnd"/>
+      <w:r>
+        <w:t xml:space="preserve"> smart </w:t>
+      </w:r>
+      <w:proofErr w:type="spellStart"/>
+      <w:r>
+        <w:t>hai</w:t>
+      </w:r>
+      <w:proofErr w:type="spellEnd"/>
+      <w:r>
+        <w:t xml:space="preserve">, CSS selectors ki </w:t>
+      </w:r>
+      <w:proofErr w:type="spellStart"/>
+      <w:r>
+        <w:t>tarah</w:t>
+      </w:r>
+      <w:proofErr w:type="spellEnd"/>
+      <w:r>
+        <w:t xml:space="preserve"> </w:t>
+      </w:r>
+      <w:proofErr w:type="spellStart"/>
+      <w:r>
+        <w:t>kaam</w:t>
+      </w:r>
+      <w:proofErr w:type="spellEnd"/>
+      <w:r>
+        <w:t xml:space="preserve"> </w:t>
+      </w:r>
+      <w:proofErr w:type="spellStart"/>
+      <w:r>
+        <w:t>karta</w:t>
+      </w:r>
+      <w:proofErr w:type="spellEnd"/>
+      <w:r>
+        <w:t xml:space="preserve"> </w:t>
+      </w:r>
+      <w:proofErr w:type="spellStart"/>
+      <w:r>
+        <w:t>hai</w:t>
+      </w:r>
+      <w:proofErr w:type="spellEnd"/>
+      <w:r>
+        <w:t xml:space="preserve"> (</w:t>
+      </w:r>
+      <w:proofErr w:type="spellStart"/>
+      <w:r>
+        <w:t>pehla</w:t>
+      </w:r>
+      <w:proofErr w:type="spellEnd"/>
+      <w:r>
+        <w:t xml:space="preserve"> match </w:t>
+      </w:r>
+      <w:proofErr w:type="spellStart"/>
+      <w:r>
+        <w:t>uthata</w:t>
+      </w:r>
+      <w:proofErr w:type="spellEnd"/>
+      <w:r>
+        <w:t xml:space="preserve"> </w:t>
+      </w:r>
+      <w:proofErr w:type="spellStart"/>
+      <w:r>
+        <w:t>hai</w:t>
+      </w:r>
+      <w:proofErr w:type="spellEnd"/>
+      <w:r>
+        <w:t>).</w:t>
+      </w:r>
+    </w:p>
+    <w:p>
+      <w:pPr>
+        <w:numPr>
+          <w:ilvl w:val="1"/>
+          <w:numId w:val="5"/>
+        </w:numPr>
+      </w:pPr>
+      <w:proofErr w:type="spellStart"/>
+      <w:proofErr w:type="gramStart"/>
+      <w:r>
+        <w:t>querySelectorAll</w:t>
+      </w:r>
+      <w:proofErr w:type="spellEnd"/>
+      <w:r>
+        <w:t>(</w:t>
+      </w:r>
+      <w:proofErr w:type="gramEnd"/>
+      <w:r>
+        <w:t xml:space="preserve">): Saare matching elements </w:t>
+      </w:r>
+      <w:proofErr w:type="spellStart"/>
+      <w:r>
+        <w:t>uthata</w:t>
+      </w:r>
+      <w:proofErr w:type="spellEnd"/>
+      <w:r>
+        <w:t xml:space="preserve"> </w:t>
+      </w:r>
+      <w:proofErr w:type="spellStart"/>
+      <w:r>
+        <w:t>hai</w:t>
+      </w:r>
+      <w:proofErr w:type="spellEnd"/>
+      <w:r>
+        <w:t xml:space="preserve"> (ye ek </w:t>
+      </w:r>
+      <w:proofErr w:type="spellStart"/>
+      <w:r>
+        <w:rPr>
+          <w:b/>
+          <w:bCs/>
+        </w:rPr>
+        <w:t>NodeList</w:t>
+      </w:r>
+      <w:proofErr w:type="spellEnd"/>
+      <w:r>
+        <w:t xml:space="preserve"> </w:t>
+      </w:r>
+      <w:proofErr w:type="spellStart"/>
+      <w:r>
+        <w:t>deta</w:t>
+      </w:r>
+      <w:proofErr w:type="spellEnd"/>
+      <w:r>
+        <w:t xml:space="preserve"> </w:t>
+      </w:r>
+      <w:proofErr w:type="spellStart"/>
+      <w:r>
+        <w:t>hai</w:t>
+      </w:r>
+      <w:proofErr w:type="spellEnd"/>
+      <w:r>
+        <w:t>).</w:t>
+      </w:r>
+    </w:p>
+    <w:p>
+      <w:r>
+        <w:pict w14:anchorId="589DF107">
+          <v:rect id="_x0000_i1058" style="width:0;height:1.5pt" o:hralign="center" o:hrstd="t" o:hr="t" fillcolor="#a0a0a0" stroked="f"/>
+        </w:pict>
+      </w:r>
+    </w:p>
+    <w:p>
+      <w:pPr>
+        <w:rPr>
+          <w:b/>
+          <w:bCs/>
+        </w:rPr>
+      </w:pPr>
+      <w:r>
+        <w:rPr>
+          <w:b/>
+          <w:bCs/>
+        </w:rPr>
+        <w:t xml:space="preserve">5. </w:t>
+      </w:r>
+      <w:proofErr w:type="spellStart"/>
+      <w:r>
+        <w:rPr>
+          <w:b/>
+          <w:bCs/>
+        </w:rPr>
+        <w:t>NodeList</w:t>
+      </w:r>
+      <w:proofErr w:type="spellEnd"/>
+      <w:r>
+        <w:rPr>
+          <w:b/>
+          <w:bCs/>
+        </w:rPr>
+        <w:t xml:space="preserve"> vs </w:t>
+      </w:r>
+      <w:proofErr w:type="spellStart"/>
+      <w:r>
+        <w:rPr>
+          <w:b/>
+          <w:bCs/>
+        </w:rPr>
+        <w:t>HTMLCollection</w:t>
+      </w:r>
+      <w:proofErr w:type="spellEnd"/>
+      <w:r>
+        <w:rPr>
+          <w:b/>
+          <w:bCs/>
+        </w:rPr>
+        <w:t xml:space="preserve"> (Deep Insight)</w:t>
+      </w:r>
+    </w:p>
+    <w:p>
+      <w:r>
+        <w:t xml:space="preserve">Ye </w:t>
+      </w:r>
+      <w:proofErr w:type="spellStart"/>
+      <w:r>
+        <w:t>sabse</w:t>
+      </w:r>
+      <w:proofErr w:type="spellEnd"/>
+      <w:r>
+        <w:t xml:space="preserve"> "Interviewer </w:t>
+      </w:r>
+      <w:proofErr w:type="spellStart"/>
+      <w:r>
+        <w:t>Favorite</w:t>
+      </w:r>
+      <w:proofErr w:type="spellEnd"/>
+      <w:r>
+        <w:t xml:space="preserve">" </w:t>
+      </w:r>
+      <w:proofErr w:type="spellStart"/>
+      <w:r>
+        <w:t>sawal</w:t>
+      </w:r>
+      <w:proofErr w:type="spellEnd"/>
+      <w:r>
+        <w:t xml:space="preserve"> </w:t>
+      </w:r>
+      <w:proofErr w:type="spellStart"/>
+      <w:r>
+        <w:t>hai</w:t>
+      </w:r>
+      <w:proofErr w:type="spellEnd"/>
+      <w:r>
+        <w:t>:</w:t>
+      </w:r>
+    </w:p>
+    <w:p>
+      <w:pPr>
+        <w:numPr>
+          <w:ilvl w:val="0"/>
+          <w:numId w:val="6"/>
+        </w:numPr>
+      </w:pPr>
+      <w:proofErr w:type="spellStart"/>
+      <w:r>
+        <w:rPr>
+          <w:b/>
+          <w:bCs/>
+        </w:rPr>
+        <w:t>HTMLCollection</w:t>
+      </w:r>
+      <w:proofErr w:type="spellEnd"/>
+      <w:r>
+        <w:rPr>
+          <w:b/>
+          <w:bCs/>
+        </w:rPr>
+        <w:t>:</w:t>
+      </w:r>
+      <w:r>
+        <w:t xml:space="preserve"> Ye array </w:t>
+      </w:r>
+      <w:proofErr w:type="spellStart"/>
+      <w:r>
+        <w:t>jaisa</w:t>
+      </w:r>
+      <w:proofErr w:type="spellEnd"/>
+      <w:r>
+        <w:t xml:space="preserve"> </w:t>
+      </w:r>
+      <w:proofErr w:type="spellStart"/>
+      <w:r>
+        <w:t>dikhta</w:t>
+      </w:r>
+      <w:proofErr w:type="spellEnd"/>
+      <w:r>
+        <w:t xml:space="preserve"> </w:t>
+      </w:r>
+      <w:proofErr w:type="spellStart"/>
+      <w:r>
+        <w:t>hai</w:t>
+      </w:r>
+      <w:proofErr w:type="spellEnd"/>
+      <w:r>
+        <w:t xml:space="preserve"> par array </w:t>
+      </w:r>
+      <w:proofErr w:type="spellStart"/>
+      <w:r>
+        <w:t>nahi</w:t>
+      </w:r>
+      <w:proofErr w:type="spellEnd"/>
+      <w:r>
+        <w:t xml:space="preserve"> </w:t>
+      </w:r>
+      <w:proofErr w:type="spellStart"/>
+      <w:r>
+        <w:t>hai</w:t>
+      </w:r>
+      <w:proofErr w:type="spellEnd"/>
+      <w:r>
+        <w:t xml:space="preserve">. </w:t>
+      </w:r>
+      <w:proofErr w:type="spellStart"/>
+      <w:r>
+        <w:t>Ispe</w:t>
+      </w:r>
+      <w:proofErr w:type="spellEnd"/>
+      <w:r>
+        <w:t xml:space="preserve"> tum direct </w:t>
+      </w:r>
+      <w:proofErr w:type="spellStart"/>
+      <w:r>
+        <w:t>forEach</w:t>
+      </w:r>
+      <w:proofErr w:type="spellEnd"/>
+      <w:r>
+        <w:t xml:space="preserve"> loop </w:t>
+      </w:r>
+      <w:proofErr w:type="spellStart"/>
+      <w:r>
+        <w:t>nahi</w:t>
+      </w:r>
+      <w:proofErr w:type="spellEnd"/>
+      <w:r>
+        <w:t xml:space="preserve"> </w:t>
+      </w:r>
+      <w:proofErr w:type="spellStart"/>
+      <w:r>
+        <w:t>chala</w:t>
+      </w:r>
+      <w:proofErr w:type="spellEnd"/>
+      <w:r>
+        <w:t xml:space="preserve"> </w:t>
+      </w:r>
+      <w:proofErr w:type="spellStart"/>
+      <w:r>
+        <w:t>sakte</w:t>
+      </w:r>
+      <w:proofErr w:type="spellEnd"/>
+      <w:r>
+        <w:t xml:space="preserve"> (</w:t>
+      </w:r>
+      <w:proofErr w:type="spellStart"/>
+      <w:r>
+        <w:t>ise</w:t>
+      </w:r>
+      <w:proofErr w:type="spellEnd"/>
+      <w:r>
+        <w:t xml:space="preserve"> </w:t>
+      </w:r>
+      <w:proofErr w:type="spellStart"/>
+      <w:r>
+        <w:t>pehle</w:t>
+      </w:r>
+      <w:proofErr w:type="spellEnd"/>
+      <w:r>
+        <w:t xml:space="preserve"> </w:t>
+      </w:r>
+      <w:proofErr w:type="spellStart"/>
+      <w:r>
+        <w:t>Array.from</w:t>
+      </w:r>
+      <w:proofErr w:type="spellEnd"/>
+      <w:r>
+        <w:t xml:space="preserve">() se convert </w:t>
+      </w:r>
+      <w:proofErr w:type="spellStart"/>
+      <w:r>
+        <w:t>karna</w:t>
+      </w:r>
+      <w:proofErr w:type="spellEnd"/>
+      <w:r>
+        <w:t xml:space="preserve"> </w:t>
+      </w:r>
+      <w:proofErr w:type="spellStart"/>
+      <w:r>
+        <w:t>padta</w:t>
+      </w:r>
+      <w:proofErr w:type="spellEnd"/>
+      <w:r>
+        <w:t xml:space="preserve"> </w:t>
+      </w:r>
+      <w:proofErr w:type="spellStart"/>
+      <w:r>
+        <w:t>hai</w:t>
+      </w:r>
+      <w:proofErr w:type="spellEnd"/>
+      <w:r>
+        <w:t>).</w:t>
+      </w:r>
+    </w:p>
+    <w:p>
+      <w:pPr>
+        <w:numPr>
+          <w:ilvl w:val="0"/>
+          <w:numId w:val="6"/>
+        </w:numPr>
+      </w:pPr>
+      <w:proofErr w:type="spellStart"/>
+      <w:r>
+        <w:rPr>
+          <w:b/>
+          <w:bCs/>
+        </w:rPr>
+        <w:t>NodeList</w:t>
+      </w:r>
+      <w:proofErr w:type="spellEnd"/>
+      <w:r>
+        <w:rPr>
+          <w:b/>
+          <w:bCs/>
+        </w:rPr>
+        <w:t>:</w:t>
+      </w:r>
+      <w:r>
+        <w:t xml:space="preserve"> Ye </w:t>
+      </w:r>
+      <w:proofErr w:type="spellStart"/>
+      <w:r>
+        <w:t>bhi</w:t>
+      </w:r>
+      <w:proofErr w:type="spellEnd"/>
+      <w:r>
+        <w:t xml:space="preserve"> array </w:t>
+      </w:r>
+      <w:proofErr w:type="spellStart"/>
+      <w:r>
+        <w:t>jaisa</w:t>
+      </w:r>
+      <w:proofErr w:type="spellEnd"/>
+      <w:r>
+        <w:t xml:space="preserve"> </w:t>
+      </w:r>
+      <w:proofErr w:type="spellStart"/>
+      <w:r>
+        <w:t>hai</w:t>
+      </w:r>
+      <w:proofErr w:type="spellEnd"/>
+      <w:r>
+        <w:t xml:space="preserve">, par modern browsers </w:t>
+      </w:r>
+      <w:proofErr w:type="spellStart"/>
+      <w:r>
+        <w:t>mein</w:t>
+      </w:r>
+      <w:proofErr w:type="spellEnd"/>
+      <w:r>
+        <w:t xml:space="preserve"> </w:t>
+      </w:r>
+      <w:proofErr w:type="spellStart"/>
+      <w:r>
+        <w:t>ispar</w:t>
+      </w:r>
+      <w:proofErr w:type="spellEnd"/>
+      <w:r>
+        <w:t xml:space="preserve"> </w:t>
+      </w:r>
+      <w:proofErr w:type="spellStart"/>
+      <w:r>
+        <w:t>forEach</w:t>
+      </w:r>
+      <w:proofErr w:type="spellEnd"/>
+      <w:r>
+        <w:t xml:space="preserve"> loop </w:t>
+      </w:r>
+      <w:proofErr w:type="spellStart"/>
+      <w:r>
+        <w:t>chalta</w:t>
+      </w:r>
+      <w:proofErr w:type="spellEnd"/>
+      <w:r>
+        <w:t xml:space="preserve"> </w:t>
+      </w:r>
+      <w:proofErr w:type="spellStart"/>
+      <w:r>
+        <w:t>hai</w:t>
+      </w:r>
+      <w:proofErr w:type="spellEnd"/>
+      <w:r>
+        <w:t xml:space="preserve">. </w:t>
+      </w:r>
+      <w:proofErr w:type="gramStart"/>
+      <w:r>
+        <w:t>Lekin</w:t>
+      </w:r>
+      <w:proofErr w:type="gramEnd"/>
+      <w:r>
+        <w:t xml:space="preserve"> map </w:t>
+      </w:r>
+      <w:proofErr w:type="spellStart"/>
+      <w:r>
+        <w:t>ya</w:t>
+      </w:r>
+      <w:proofErr w:type="spellEnd"/>
+      <w:r>
+        <w:t xml:space="preserve"> filter </w:t>
+      </w:r>
+      <w:proofErr w:type="spellStart"/>
+      <w:r>
+        <w:t>ispar</w:t>
+      </w:r>
+      <w:proofErr w:type="spellEnd"/>
+      <w:r>
+        <w:t xml:space="preserve"> </w:t>
+      </w:r>
+      <w:proofErr w:type="spellStart"/>
+      <w:r>
+        <w:t>bhi</w:t>
+      </w:r>
+      <w:proofErr w:type="spellEnd"/>
+      <w:r>
+        <w:t xml:space="preserve"> </w:t>
+      </w:r>
+      <w:proofErr w:type="spellStart"/>
+      <w:r>
+        <w:t>nahi</w:t>
+      </w:r>
+      <w:proofErr w:type="spellEnd"/>
+      <w:r>
+        <w:t xml:space="preserve"> </w:t>
+      </w:r>
+      <w:proofErr w:type="spellStart"/>
+      <w:r>
+        <w:t>chalta</w:t>
+      </w:r>
+      <w:proofErr w:type="spellEnd"/>
+      <w:r>
+        <w:t>.</w:t>
+      </w:r>
+    </w:p>
+    <w:p>
+      <w:r>
+        <w:pict w14:anchorId="3E347003">
+          <v:rect id="_x0000_i1059" style="width:0;height:1.5pt" o:hralign="center" o:hrstd="t" o:hr="t" fillcolor="#a0a0a0" stroked="f"/>
+        </w:pict>
+      </w:r>
+    </w:p>
+    <w:p>
+      <w:pPr>
+        <w:rPr>
+          <w:b/>
+          <w:bCs/>
+        </w:rPr>
+      </w:pPr>
+      <w:r>
+        <w:rPr>
+          <w:b/>
+          <w:bCs/>
+        </w:rPr>
+        <w:t>Summary (Desi Logic):</w:t>
+      </w:r>
+    </w:p>
+    <w:p>
+      <w:r>
+        <w:t xml:space="preserve">Bhai, DOM ka </w:t>
+      </w:r>
+      <w:proofErr w:type="spellStart"/>
+      <w:r>
+        <w:t>matlab</w:t>
+      </w:r>
+      <w:proofErr w:type="spellEnd"/>
+      <w:r>
+        <w:t xml:space="preserve"> </w:t>
+      </w:r>
+      <w:proofErr w:type="spellStart"/>
+      <w:r>
+        <w:t>hai</w:t>
+      </w:r>
+      <w:proofErr w:type="spellEnd"/>
+      <w:r>
+        <w:t xml:space="preserve"> ki </w:t>
+      </w:r>
+      <w:proofErr w:type="spellStart"/>
+      <w:r>
+        <w:t>tumhara</w:t>
+      </w:r>
+      <w:proofErr w:type="spellEnd"/>
+      <w:r>
+        <w:t xml:space="preserve"> HTML ab ek "</w:t>
+      </w:r>
+      <w:proofErr w:type="spellStart"/>
+      <w:r>
+        <w:t>Kathputli</w:t>
+      </w:r>
+      <w:proofErr w:type="spellEnd"/>
+      <w:r>
+        <w:t xml:space="preserve">" (Puppet) </w:t>
+      </w:r>
+      <w:proofErr w:type="spellStart"/>
+      <w:r>
+        <w:t>hai</w:t>
+      </w:r>
+      <w:proofErr w:type="spellEnd"/>
+      <w:r>
+        <w:t xml:space="preserve"> aur JavaScript </w:t>
+      </w:r>
+      <w:proofErr w:type="spellStart"/>
+      <w:r>
+        <w:t>uski</w:t>
+      </w:r>
+      <w:proofErr w:type="spellEnd"/>
+      <w:r>
+        <w:t xml:space="preserve"> "Dori" (Strings). Is video ka </w:t>
+      </w:r>
+      <w:proofErr w:type="spellStart"/>
+      <w:r>
+        <w:t>maqsad</w:t>
+      </w:r>
+      <w:proofErr w:type="spellEnd"/>
+      <w:r>
+        <w:t xml:space="preserve"> ye </w:t>
+      </w:r>
+      <w:proofErr w:type="spellStart"/>
+      <w:r>
+        <w:t>hai</w:t>
+      </w:r>
+      <w:proofErr w:type="spellEnd"/>
+      <w:r>
+        <w:t xml:space="preserve"> ki tum </w:t>
+      </w:r>
+      <w:proofErr w:type="spellStart"/>
+      <w:r>
+        <w:t>samajh</w:t>
+      </w:r>
+      <w:proofErr w:type="spellEnd"/>
+      <w:r>
+        <w:t xml:space="preserve"> </w:t>
+      </w:r>
+      <w:proofErr w:type="spellStart"/>
+      <w:r>
+        <w:t>jao</w:t>
+      </w:r>
+      <w:proofErr w:type="spellEnd"/>
+      <w:r>
+        <w:t xml:space="preserve"> ki HTML page ko browser </w:t>
+      </w:r>
+      <w:proofErr w:type="spellStart"/>
+      <w:r>
+        <w:t>ke</w:t>
+      </w:r>
+      <w:proofErr w:type="spellEnd"/>
+      <w:r>
+        <w:t xml:space="preserve"> </w:t>
+      </w:r>
+      <w:proofErr w:type="spellStart"/>
+      <w:r>
+        <w:t>dimaag</w:t>
+      </w:r>
+      <w:proofErr w:type="spellEnd"/>
+      <w:r>
+        <w:t xml:space="preserve"> </w:t>
+      </w:r>
+      <w:proofErr w:type="spellStart"/>
+      <w:r>
+        <w:t>mein</w:t>
+      </w:r>
+      <w:proofErr w:type="spellEnd"/>
+      <w:r>
+        <w:t xml:space="preserve"> </w:t>
+      </w:r>
+      <w:proofErr w:type="spellStart"/>
+      <w:r>
+        <w:t>kaise</w:t>
+      </w:r>
+      <w:proofErr w:type="spellEnd"/>
+      <w:r>
+        <w:t xml:space="preserve"> map </w:t>
+      </w:r>
+      <w:proofErr w:type="spellStart"/>
+      <w:r>
+        <w:t>kiya</w:t>
+      </w:r>
+      <w:proofErr w:type="spellEnd"/>
+      <w:r>
+        <w:t xml:space="preserve"> </w:t>
+      </w:r>
+      <w:proofErr w:type="spellStart"/>
+      <w:r>
+        <w:t>jata</w:t>
+      </w:r>
+      <w:proofErr w:type="spellEnd"/>
+      <w:r>
+        <w:t xml:space="preserve"> </w:t>
+      </w:r>
+      <w:proofErr w:type="spellStart"/>
+      <w:r>
+        <w:t>hai</w:t>
+      </w:r>
+      <w:proofErr w:type="spellEnd"/>
+      <w:r>
+        <w:t>.</w:t>
+      </w:r>
+    </w:p>
+    <w:p>
+      <w:r>
+        <w:rPr>
+          <w:b/>
+          <w:bCs/>
+        </w:rPr>
+        <w:t>Technical Tip:</w:t>
+      </w:r>
+      <w:r>
+        <w:t xml:space="preserve"> Jab tum browser </w:t>
+      </w:r>
+      <w:proofErr w:type="spellStart"/>
+      <w:r>
+        <w:t>ke</w:t>
+      </w:r>
+      <w:proofErr w:type="spellEnd"/>
+      <w:r>
+        <w:t xml:space="preserve"> Console </w:t>
+      </w:r>
+      <w:proofErr w:type="spellStart"/>
+      <w:r>
+        <w:t>mein</w:t>
+      </w:r>
+      <w:proofErr w:type="spellEnd"/>
+      <w:r>
+        <w:t xml:space="preserve"> </w:t>
+      </w:r>
+      <w:proofErr w:type="spellStart"/>
+      <w:r>
+        <w:t>jaakar</w:t>
+      </w:r>
+      <w:proofErr w:type="spellEnd"/>
+      <w:r>
+        <w:t xml:space="preserve"> </w:t>
+      </w:r>
+      <w:proofErr w:type="spellStart"/>
+      <w:r>
+        <w:t>console.dir</w:t>
+      </w:r>
+      <w:proofErr w:type="spellEnd"/>
+      <w:r>
+        <w:t xml:space="preserve">(document) </w:t>
+      </w:r>
+      <w:proofErr w:type="spellStart"/>
+      <w:r>
+        <w:t>likhte</w:t>
+      </w:r>
+      <w:proofErr w:type="spellEnd"/>
+      <w:r>
+        <w:t xml:space="preserve"> </w:t>
+      </w:r>
+      <w:proofErr w:type="spellStart"/>
+      <w:r>
+        <w:t>ho</w:t>
+      </w:r>
+      <w:proofErr w:type="spellEnd"/>
+      <w:r>
+        <w:t xml:space="preserve">, </w:t>
+      </w:r>
+      <w:proofErr w:type="spellStart"/>
+      <w:r>
+        <w:t>toh</w:t>
+      </w:r>
+      <w:proofErr w:type="spellEnd"/>
+      <w:r>
+        <w:t xml:space="preserve"> </w:t>
+      </w:r>
+      <w:proofErr w:type="spellStart"/>
+      <w:r>
+        <w:t>tumhe</w:t>
+      </w:r>
+      <w:proofErr w:type="spellEnd"/>
+      <w:r>
+        <w:t xml:space="preserve"> wo </w:t>
+      </w:r>
+      <w:proofErr w:type="spellStart"/>
+      <w:r>
+        <w:t>poora</w:t>
+      </w:r>
+      <w:proofErr w:type="spellEnd"/>
+      <w:r>
+        <w:t xml:space="preserve"> object </w:t>
+      </w:r>
+      <w:proofErr w:type="spellStart"/>
+      <w:r>
+        <w:t>dikhta</w:t>
+      </w:r>
+      <w:proofErr w:type="spellEnd"/>
+      <w:r>
+        <w:t xml:space="preserve"> </w:t>
+      </w:r>
+      <w:proofErr w:type="spellStart"/>
+      <w:r>
+        <w:t>hai</w:t>
+      </w:r>
+      <w:proofErr w:type="spellEnd"/>
+      <w:r>
+        <w:t xml:space="preserve"> </w:t>
+      </w:r>
+      <w:proofErr w:type="spellStart"/>
+      <w:r>
+        <w:t>jiske</w:t>
+      </w:r>
+      <w:proofErr w:type="spellEnd"/>
+      <w:r>
+        <w:t xml:space="preserve"> </w:t>
+      </w:r>
+      <w:proofErr w:type="spellStart"/>
+      <w:r>
+        <w:t>baare</w:t>
+      </w:r>
+      <w:proofErr w:type="spellEnd"/>
+      <w:r>
+        <w:t xml:space="preserve"> </w:t>
+      </w:r>
+      <w:proofErr w:type="spellStart"/>
+      <w:r>
+        <w:t>mein</w:t>
+      </w:r>
+      <w:proofErr w:type="spellEnd"/>
+      <w:r>
+        <w:t xml:space="preserve"> Hitesh sir </w:t>
+      </w:r>
+      <w:proofErr w:type="spellStart"/>
+      <w:r>
+        <w:t>baat</w:t>
+      </w:r>
+      <w:proofErr w:type="spellEnd"/>
+      <w:r>
+        <w:t xml:space="preserve"> </w:t>
+      </w:r>
+      <w:proofErr w:type="spellStart"/>
+      <w:r>
+        <w:t>kar</w:t>
+      </w:r>
+      <w:proofErr w:type="spellEnd"/>
+      <w:r>
+        <w:t xml:space="preserve"> </w:t>
+      </w:r>
+      <w:proofErr w:type="spellStart"/>
+      <w:r>
+        <w:t>rahe</w:t>
+      </w:r>
+      <w:proofErr w:type="spellEnd"/>
+      <w:r>
+        <w:t xml:space="preserve"> hain.</w:t>
+      </w:r>
+      <w:r>
+        <w:pict w14:anchorId="5F6D217C">
+          <v:rect id="_x0000_i1065" style="width:0;height:1.5pt" o:hralign="center" o:hrstd="t" o:hr="t" fillcolor="#a0a0a0" stroked="f"/>
+        </w:pict>
       </w:r>
     </w:p>
     <w:p/>
@@ -42,6 +2330,891 @@
     </w:sectPr>
   </w:body>
 </w:document>
+</file>
+
+<file path=word/numbering.xml><?xml version="1.0" encoding="utf-8"?>
+<w:numbering xmlns:wpc="http://schemas.microsoft.com/office/word/2010/wordprocessingCanvas" xmlns:cx="http://schemas.microsoft.com/office/drawing/2014/chartex" xmlns:cx1="http://schemas.microsoft.com/office/drawing/2015/9/8/chartex" xmlns:cx2="http://schemas.microsoft.com/office/drawing/2015/10/21/chartex" xmlns:cx3="http://schemas.microsoft.com/office/drawing/2016/5/9/chartex" xmlns:cx4="http://schemas.microsoft.com/office/drawing/2016/5/10/chartex" xmlns:cx5="http://schemas.microsoft.com/office/drawing/2016/5/11/chartex" xmlns:cx6="http://schemas.microsoft.com/office/drawing/2016/5/12/chartex" xmlns:cx7="http://schemas.microsoft.com/office/drawing/2016/5/13/chartex" xmlns:cx8="http://schemas.microsoft.com/office/drawing/2016/5/14/chartex" xmlns:mc="http://schemas.openxmlformats.org/markup-compatibility/2006" xmlns:aink="http://schemas.microsoft.com/office/drawing/2016/ink" xmlns:am3d="http://schemas.microsoft.com/office/drawing/2017/model3d" xmlns:o="urn:schemas-microsoft-com:office:office" xmlns:oel="http://schemas.microsoft.com/office/2019/extlst" xmlns:r="http://schemas.openxmlformats.org/officeDocument/2006/relationships" xmlns:m="http://schemas.openxmlformats.org/officeDocument/2006/math" xmlns:v="urn:schemas-microsoft-com:vml" xmlns:wp14="http://schemas.microsoft.com/office/word/2010/wordprocessingDrawing" xmlns:wp="http://schemas.openxmlformats.org/drawingml/2006/wordprocessingDrawing" xmlns:w10="urn:schemas-microsoft-com:office:word" xmlns:w="http://schemas.openxmlformats.org/wordprocessingml/2006/main" xmlns:w14="http://schemas.microsoft.com/office/word/2010/wordml" xmlns:w15="http://schemas.microsoft.com/office/word/2012/wordml" xmlns:w16cex="http://schemas.microsoft.com/office/word/2018/wordml/cex" xmlns:w16cid="http://schemas.microsoft.com/office/word/2016/wordml/cid" xmlns:w16="http://schemas.microsoft.com/office/word/2018/wordml" xmlns:w16du="http://schemas.microsoft.com/office/word/2023/wordml/word16du" xmlns:w16sdtdh="http://schemas.microsoft.com/office/word/2020/wordml/sdtdatahash" xmlns:w16sdtfl="http://schemas.microsoft.com/office/word/2024/wordml/sdtformatlock" xmlns:w16se="http://schemas.microsoft.com/office/word/2015/wordml/symex" xmlns:wpg="http://schemas.microsoft.com/office/word/2010/wordprocessingGroup" xmlns:wpi="http://schemas.microsoft.com/office/word/2010/wordprocessingInk" xmlns:wne="http://schemas.microsoft.com/office/word/2006/wordml" xmlns:wps="http://schemas.microsoft.com/office/word/2010/wordprocessingShape" mc:Ignorable="w14 w15 w16se w16cid w16 w16cex w16sdtdh w16sdtfl w16du wp14">
+  <w:abstractNum w:abstractNumId="0" w15:restartNumberingAfterBreak="0">
+    <w:nsid w:val="00C24323"/>
+    <w:multiLevelType w:val="hybridMultilevel"/>
+    <w:tmpl w:val="C80C2540"/>
+    <w:lvl w:ilvl="0" w:tplc="65760094">
+      <w:start w:val="1"/>
+      <w:numFmt w:val="bullet"/>
+      <w:lvlText w:val=""/>
+      <w:lvlJc w:val="left"/>
+      <w:pPr>
+        <w:tabs>
+          <w:tab w:val="num" w:pos="720"/>
+        </w:tabs>
+        <w:ind w:left="720" w:hanging="360"/>
+      </w:pPr>
+      <w:rPr>
+        <w:rFonts w:ascii="Symbol" w:hAnsi="Symbol" w:hint="default"/>
+        <w:sz w:val="20"/>
+      </w:rPr>
+    </w:lvl>
+    <w:lvl w:ilvl="1" w:tplc="6DFE4540">
+      <w:start w:val="1"/>
+      <w:numFmt w:val="decimal"/>
+      <w:lvlText w:val="%2."/>
+      <w:lvlJc w:val="left"/>
+      <w:pPr>
+        <w:tabs>
+          <w:tab w:val="num" w:pos="1440"/>
+        </w:tabs>
+        <w:ind w:left="1440" w:hanging="360"/>
+      </w:pPr>
+    </w:lvl>
+    <w:lvl w:ilvl="2" w:tplc="FF6C80DE" w:tentative="1">
+      <w:start w:val="1"/>
+      <w:numFmt w:val="bullet"/>
+      <w:lvlText w:val=""/>
+      <w:lvlJc w:val="left"/>
+      <w:pPr>
+        <w:tabs>
+          <w:tab w:val="num" w:pos="2160"/>
+        </w:tabs>
+        <w:ind w:left="2160" w:hanging="360"/>
+      </w:pPr>
+      <w:rPr>
+        <w:rFonts w:ascii="Wingdings" w:hAnsi="Wingdings" w:hint="default"/>
+        <w:sz w:val="20"/>
+      </w:rPr>
+    </w:lvl>
+    <w:lvl w:ilvl="3" w:tplc="22207DF6" w:tentative="1">
+      <w:start w:val="1"/>
+      <w:numFmt w:val="bullet"/>
+      <w:lvlText w:val=""/>
+      <w:lvlJc w:val="left"/>
+      <w:pPr>
+        <w:tabs>
+          <w:tab w:val="num" w:pos="2880"/>
+        </w:tabs>
+        <w:ind w:left="2880" w:hanging="360"/>
+      </w:pPr>
+      <w:rPr>
+        <w:rFonts w:ascii="Wingdings" w:hAnsi="Wingdings" w:hint="default"/>
+        <w:sz w:val="20"/>
+      </w:rPr>
+    </w:lvl>
+    <w:lvl w:ilvl="4" w:tplc="E236BEFC" w:tentative="1">
+      <w:start w:val="1"/>
+      <w:numFmt w:val="bullet"/>
+      <w:lvlText w:val=""/>
+      <w:lvlJc w:val="left"/>
+      <w:pPr>
+        <w:tabs>
+          <w:tab w:val="num" w:pos="3600"/>
+        </w:tabs>
+        <w:ind w:left="3600" w:hanging="360"/>
+      </w:pPr>
+      <w:rPr>
+        <w:rFonts w:ascii="Wingdings" w:hAnsi="Wingdings" w:hint="default"/>
+        <w:sz w:val="20"/>
+      </w:rPr>
+    </w:lvl>
+    <w:lvl w:ilvl="5" w:tplc="60842640" w:tentative="1">
+      <w:start w:val="1"/>
+      <w:numFmt w:val="bullet"/>
+      <w:lvlText w:val=""/>
+      <w:lvlJc w:val="left"/>
+      <w:pPr>
+        <w:tabs>
+          <w:tab w:val="num" w:pos="4320"/>
+        </w:tabs>
+        <w:ind w:left="4320" w:hanging="360"/>
+      </w:pPr>
+      <w:rPr>
+        <w:rFonts w:ascii="Wingdings" w:hAnsi="Wingdings" w:hint="default"/>
+        <w:sz w:val="20"/>
+      </w:rPr>
+    </w:lvl>
+    <w:lvl w:ilvl="6" w:tplc="B7F27544" w:tentative="1">
+      <w:start w:val="1"/>
+      <w:numFmt w:val="bullet"/>
+      <w:lvlText w:val=""/>
+      <w:lvlJc w:val="left"/>
+      <w:pPr>
+        <w:tabs>
+          <w:tab w:val="num" w:pos="5040"/>
+        </w:tabs>
+        <w:ind w:left="5040" w:hanging="360"/>
+      </w:pPr>
+      <w:rPr>
+        <w:rFonts w:ascii="Wingdings" w:hAnsi="Wingdings" w:hint="default"/>
+        <w:sz w:val="20"/>
+      </w:rPr>
+    </w:lvl>
+    <w:lvl w:ilvl="7" w:tplc="4E36DCDE" w:tentative="1">
+      <w:start w:val="1"/>
+      <w:numFmt w:val="bullet"/>
+      <w:lvlText w:val=""/>
+      <w:lvlJc w:val="left"/>
+      <w:pPr>
+        <w:tabs>
+          <w:tab w:val="num" w:pos="5760"/>
+        </w:tabs>
+        <w:ind w:left="5760" w:hanging="360"/>
+      </w:pPr>
+      <w:rPr>
+        <w:rFonts w:ascii="Wingdings" w:hAnsi="Wingdings" w:hint="default"/>
+        <w:sz w:val="20"/>
+      </w:rPr>
+    </w:lvl>
+    <w:lvl w:ilvl="8" w:tplc="D854B9C2" w:tentative="1">
+      <w:start w:val="1"/>
+      <w:numFmt w:val="bullet"/>
+      <w:lvlText w:val=""/>
+      <w:lvlJc w:val="left"/>
+      <w:pPr>
+        <w:tabs>
+          <w:tab w:val="num" w:pos="6480"/>
+        </w:tabs>
+        <w:ind w:left="6480" w:hanging="360"/>
+      </w:pPr>
+      <w:rPr>
+        <w:rFonts w:ascii="Wingdings" w:hAnsi="Wingdings" w:hint="default"/>
+        <w:sz w:val="20"/>
+      </w:rPr>
+    </w:lvl>
+  </w:abstractNum>
+  <w:abstractNum w:abstractNumId="1" w15:restartNumberingAfterBreak="0">
+    <w:nsid w:val="35B173BD"/>
+    <w:multiLevelType w:val="multilevel"/>
+    <w:tmpl w:val="EBE66E46"/>
+    <w:lvl w:ilvl="0">
+      <w:start w:val="1"/>
+      <w:numFmt w:val="bullet"/>
+      <w:lvlText w:val=""/>
+      <w:lvlJc w:val="left"/>
+      <w:pPr>
+        <w:tabs>
+          <w:tab w:val="num" w:pos="720"/>
+        </w:tabs>
+        <w:ind w:left="720" w:hanging="360"/>
+      </w:pPr>
+      <w:rPr>
+        <w:rFonts w:ascii="Symbol" w:hAnsi="Symbol" w:hint="default"/>
+        <w:sz w:val="20"/>
+      </w:rPr>
+    </w:lvl>
+    <w:lvl w:ilvl="1">
+      <w:start w:val="1"/>
+      <w:numFmt w:val="bullet"/>
+      <w:lvlText w:val="o"/>
+      <w:lvlJc w:val="left"/>
+      <w:pPr>
+        <w:tabs>
+          <w:tab w:val="num" w:pos="1440"/>
+        </w:tabs>
+        <w:ind w:left="1440" w:hanging="360"/>
+      </w:pPr>
+      <w:rPr>
+        <w:rFonts w:ascii="Courier New" w:hAnsi="Courier New" w:hint="default"/>
+        <w:sz w:val="20"/>
+      </w:rPr>
+    </w:lvl>
+    <w:lvl w:ilvl="2" w:tentative="1">
+      <w:start w:val="1"/>
+      <w:numFmt w:val="bullet"/>
+      <w:lvlText w:val=""/>
+      <w:lvlJc w:val="left"/>
+      <w:pPr>
+        <w:tabs>
+          <w:tab w:val="num" w:pos="2160"/>
+        </w:tabs>
+        <w:ind w:left="2160" w:hanging="360"/>
+      </w:pPr>
+      <w:rPr>
+        <w:rFonts w:ascii="Wingdings" w:hAnsi="Wingdings" w:hint="default"/>
+        <w:sz w:val="20"/>
+      </w:rPr>
+    </w:lvl>
+    <w:lvl w:ilvl="3" w:tentative="1">
+      <w:start w:val="1"/>
+      <w:numFmt w:val="bullet"/>
+      <w:lvlText w:val=""/>
+      <w:lvlJc w:val="left"/>
+      <w:pPr>
+        <w:tabs>
+          <w:tab w:val="num" w:pos="2880"/>
+        </w:tabs>
+        <w:ind w:left="2880" w:hanging="360"/>
+      </w:pPr>
+      <w:rPr>
+        <w:rFonts w:ascii="Wingdings" w:hAnsi="Wingdings" w:hint="default"/>
+        <w:sz w:val="20"/>
+      </w:rPr>
+    </w:lvl>
+    <w:lvl w:ilvl="4" w:tentative="1">
+      <w:start w:val="1"/>
+      <w:numFmt w:val="bullet"/>
+      <w:lvlText w:val=""/>
+      <w:lvlJc w:val="left"/>
+      <w:pPr>
+        <w:tabs>
+          <w:tab w:val="num" w:pos="3600"/>
+        </w:tabs>
+        <w:ind w:left="3600" w:hanging="360"/>
+      </w:pPr>
+      <w:rPr>
+        <w:rFonts w:ascii="Wingdings" w:hAnsi="Wingdings" w:hint="default"/>
+        <w:sz w:val="20"/>
+      </w:rPr>
+    </w:lvl>
+    <w:lvl w:ilvl="5" w:tentative="1">
+      <w:start w:val="1"/>
+      <w:numFmt w:val="bullet"/>
+      <w:lvlText w:val=""/>
+      <w:lvlJc w:val="left"/>
+      <w:pPr>
+        <w:tabs>
+          <w:tab w:val="num" w:pos="4320"/>
+        </w:tabs>
+        <w:ind w:left="4320" w:hanging="360"/>
+      </w:pPr>
+      <w:rPr>
+        <w:rFonts w:ascii="Wingdings" w:hAnsi="Wingdings" w:hint="default"/>
+        <w:sz w:val="20"/>
+      </w:rPr>
+    </w:lvl>
+    <w:lvl w:ilvl="6" w:tentative="1">
+      <w:start w:val="1"/>
+      <w:numFmt w:val="bullet"/>
+      <w:lvlText w:val=""/>
+      <w:lvlJc w:val="left"/>
+      <w:pPr>
+        <w:tabs>
+          <w:tab w:val="num" w:pos="5040"/>
+        </w:tabs>
+        <w:ind w:left="5040" w:hanging="360"/>
+      </w:pPr>
+      <w:rPr>
+        <w:rFonts w:ascii="Wingdings" w:hAnsi="Wingdings" w:hint="default"/>
+        <w:sz w:val="20"/>
+      </w:rPr>
+    </w:lvl>
+    <w:lvl w:ilvl="7" w:tentative="1">
+      <w:start w:val="1"/>
+      <w:numFmt w:val="bullet"/>
+      <w:lvlText w:val=""/>
+      <w:lvlJc w:val="left"/>
+      <w:pPr>
+        <w:tabs>
+          <w:tab w:val="num" w:pos="5760"/>
+        </w:tabs>
+        <w:ind w:left="5760" w:hanging="360"/>
+      </w:pPr>
+      <w:rPr>
+        <w:rFonts w:ascii="Wingdings" w:hAnsi="Wingdings" w:hint="default"/>
+        <w:sz w:val="20"/>
+      </w:rPr>
+    </w:lvl>
+    <w:lvl w:ilvl="8" w:tentative="1">
+      <w:start w:val="1"/>
+      <w:numFmt w:val="bullet"/>
+      <w:lvlText w:val=""/>
+      <w:lvlJc w:val="left"/>
+      <w:pPr>
+        <w:tabs>
+          <w:tab w:val="num" w:pos="6480"/>
+        </w:tabs>
+        <w:ind w:left="6480" w:hanging="360"/>
+      </w:pPr>
+      <w:rPr>
+        <w:rFonts w:ascii="Wingdings" w:hAnsi="Wingdings" w:hint="default"/>
+        <w:sz w:val="20"/>
+      </w:rPr>
+    </w:lvl>
+  </w:abstractNum>
+  <w:abstractNum w:abstractNumId="2" w15:restartNumberingAfterBreak="0">
+    <w:nsid w:val="563322F1"/>
+    <w:multiLevelType w:val="multilevel"/>
+    <w:tmpl w:val="7FA8F40C"/>
+    <w:lvl w:ilvl="0">
+      <w:start w:val="1"/>
+      <w:numFmt w:val="decimal"/>
+      <w:lvlText w:val="%1."/>
+      <w:lvlJc w:val="left"/>
+      <w:pPr>
+        <w:tabs>
+          <w:tab w:val="num" w:pos="720"/>
+        </w:tabs>
+        <w:ind w:left="720" w:hanging="360"/>
+      </w:pPr>
+    </w:lvl>
+    <w:lvl w:ilvl="1">
+      <w:start w:val="1"/>
+      <w:numFmt w:val="bullet"/>
+      <w:lvlText w:val="o"/>
+      <w:lvlJc w:val="left"/>
+      <w:pPr>
+        <w:tabs>
+          <w:tab w:val="num" w:pos="1440"/>
+        </w:tabs>
+        <w:ind w:left="1440" w:hanging="360"/>
+      </w:pPr>
+      <w:rPr>
+        <w:rFonts w:ascii="Courier New" w:hAnsi="Courier New" w:hint="default"/>
+        <w:sz w:val="20"/>
+      </w:rPr>
+    </w:lvl>
+    <w:lvl w:ilvl="2">
+      <w:start w:val="1"/>
+      <w:numFmt w:val="bullet"/>
+      <w:lvlText w:val=""/>
+      <w:lvlJc w:val="left"/>
+      <w:pPr>
+        <w:tabs>
+          <w:tab w:val="num" w:pos="2160"/>
+        </w:tabs>
+        <w:ind w:left="2160" w:hanging="360"/>
+      </w:pPr>
+      <w:rPr>
+        <w:rFonts w:ascii="Wingdings" w:hAnsi="Wingdings" w:hint="default"/>
+        <w:sz w:val="20"/>
+      </w:rPr>
+    </w:lvl>
+    <w:lvl w:ilvl="3" w:tentative="1">
+      <w:start w:val="1"/>
+      <w:numFmt w:val="decimal"/>
+      <w:lvlText w:val="%4."/>
+      <w:lvlJc w:val="left"/>
+      <w:pPr>
+        <w:tabs>
+          <w:tab w:val="num" w:pos="2880"/>
+        </w:tabs>
+        <w:ind w:left="2880" w:hanging="360"/>
+      </w:pPr>
+    </w:lvl>
+    <w:lvl w:ilvl="4" w:tentative="1">
+      <w:start w:val="1"/>
+      <w:numFmt w:val="decimal"/>
+      <w:lvlText w:val="%5."/>
+      <w:lvlJc w:val="left"/>
+      <w:pPr>
+        <w:tabs>
+          <w:tab w:val="num" w:pos="3600"/>
+        </w:tabs>
+        <w:ind w:left="3600" w:hanging="360"/>
+      </w:pPr>
+    </w:lvl>
+    <w:lvl w:ilvl="5" w:tentative="1">
+      <w:start w:val="1"/>
+      <w:numFmt w:val="decimal"/>
+      <w:lvlText w:val="%6."/>
+      <w:lvlJc w:val="left"/>
+      <w:pPr>
+        <w:tabs>
+          <w:tab w:val="num" w:pos="4320"/>
+        </w:tabs>
+        <w:ind w:left="4320" w:hanging="360"/>
+      </w:pPr>
+    </w:lvl>
+    <w:lvl w:ilvl="6" w:tentative="1">
+      <w:start w:val="1"/>
+      <w:numFmt w:val="decimal"/>
+      <w:lvlText w:val="%7."/>
+      <w:lvlJc w:val="left"/>
+      <w:pPr>
+        <w:tabs>
+          <w:tab w:val="num" w:pos="5040"/>
+        </w:tabs>
+        <w:ind w:left="5040" w:hanging="360"/>
+      </w:pPr>
+    </w:lvl>
+    <w:lvl w:ilvl="7" w:tentative="1">
+      <w:start w:val="1"/>
+      <w:numFmt w:val="decimal"/>
+      <w:lvlText w:val="%8."/>
+      <w:lvlJc w:val="left"/>
+      <w:pPr>
+        <w:tabs>
+          <w:tab w:val="num" w:pos="5760"/>
+        </w:tabs>
+        <w:ind w:left="5760" w:hanging="360"/>
+      </w:pPr>
+    </w:lvl>
+    <w:lvl w:ilvl="8" w:tentative="1">
+      <w:start w:val="1"/>
+      <w:numFmt w:val="decimal"/>
+      <w:lvlText w:val="%9."/>
+      <w:lvlJc w:val="left"/>
+      <w:pPr>
+        <w:tabs>
+          <w:tab w:val="num" w:pos="6480"/>
+        </w:tabs>
+        <w:ind w:left="6480" w:hanging="360"/>
+      </w:pPr>
+    </w:lvl>
+  </w:abstractNum>
+  <w:abstractNum w:abstractNumId="3" w15:restartNumberingAfterBreak="0">
+    <w:nsid w:val="678942D3"/>
+    <w:multiLevelType w:val="multilevel"/>
+    <w:tmpl w:val="B014946A"/>
+    <w:lvl w:ilvl="0">
+      <w:start w:val="1"/>
+      <w:numFmt w:val="bullet"/>
+      <w:lvlText w:val=""/>
+      <w:lvlJc w:val="left"/>
+      <w:pPr>
+        <w:tabs>
+          <w:tab w:val="num" w:pos="720"/>
+        </w:tabs>
+        <w:ind w:left="720" w:hanging="360"/>
+      </w:pPr>
+      <w:rPr>
+        <w:rFonts w:ascii="Symbol" w:hAnsi="Symbol" w:hint="default"/>
+        <w:sz w:val="20"/>
+      </w:rPr>
+    </w:lvl>
+    <w:lvl w:ilvl="1" w:tentative="1">
+      <w:start w:val="1"/>
+      <w:numFmt w:val="bullet"/>
+      <w:lvlText w:val="o"/>
+      <w:lvlJc w:val="left"/>
+      <w:pPr>
+        <w:tabs>
+          <w:tab w:val="num" w:pos="1440"/>
+        </w:tabs>
+        <w:ind w:left="1440" w:hanging="360"/>
+      </w:pPr>
+      <w:rPr>
+        <w:rFonts w:ascii="Courier New" w:hAnsi="Courier New" w:hint="default"/>
+        <w:sz w:val="20"/>
+      </w:rPr>
+    </w:lvl>
+    <w:lvl w:ilvl="2" w:tentative="1">
+      <w:start w:val="1"/>
+      <w:numFmt w:val="bullet"/>
+      <w:lvlText w:val=""/>
+      <w:lvlJc w:val="left"/>
+      <w:pPr>
+        <w:tabs>
+          <w:tab w:val="num" w:pos="2160"/>
+        </w:tabs>
+        <w:ind w:left="2160" w:hanging="360"/>
+      </w:pPr>
+      <w:rPr>
+        <w:rFonts w:ascii="Wingdings" w:hAnsi="Wingdings" w:hint="default"/>
+        <w:sz w:val="20"/>
+      </w:rPr>
+    </w:lvl>
+    <w:lvl w:ilvl="3" w:tentative="1">
+      <w:start w:val="1"/>
+      <w:numFmt w:val="bullet"/>
+      <w:lvlText w:val=""/>
+      <w:lvlJc w:val="left"/>
+      <w:pPr>
+        <w:tabs>
+          <w:tab w:val="num" w:pos="2880"/>
+        </w:tabs>
+        <w:ind w:left="2880" w:hanging="360"/>
+      </w:pPr>
+      <w:rPr>
+        <w:rFonts w:ascii="Wingdings" w:hAnsi="Wingdings" w:hint="default"/>
+        <w:sz w:val="20"/>
+      </w:rPr>
+    </w:lvl>
+    <w:lvl w:ilvl="4" w:tentative="1">
+      <w:start w:val="1"/>
+      <w:numFmt w:val="bullet"/>
+      <w:lvlText w:val=""/>
+      <w:lvlJc w:val="left"/>
+      <w:pPr>
+        <w:tabs>
+          <w:tab w:val="num" w:pos="3600"/>
+        </w:tabs>
+        <w:ind w:left="3600" w:hanging="360"/>
+      </w:pPr>
+      <w:rPr>
+        <w:rFonts w:ascii="Wingdings" w:hAnsi="Wingdings" w:hint="default"/>
+        <w:sz w:val="20"/>
+      </w:rPr>
+    </w:lvl>
+    <w:lvl w:ilvl="5" w:tentative="1">
+      <w:start w:val="1"/>
+      <w:numFmt w:val="bullet"/>
+      <w:lvlText w:val=""/>
+      <w:lvlJc w:val="left"/>
+      <w:pPr>
+        <w:tabs>
+          <w:tab w:val="num" w:pos="4320"/>
+        </w:tabs>
+        <w:ind w:left="4320" w:hanging="360"/>
+      </w:pPr>
+      <w:rPr>
+        <w:rFonts w:ascii="Wingdings" w:hAnsi="Wingdings" w:hint="default"/>
+        <w:sz w:val="20"/>
+      </w:rPr>
+    </w:lvl>
+    <w:lvl w:ilvl="6" w:tentative="1">
+      <w:start w:val="1"/>
+      <w:numFmt w:val="bullet"/>
+      <w:lvlText w:val=""/>
+      <w:lvlJc w:val="left"/>
+      <w:pPr>
+        <w:tabs>
+          <w:tab w:val="num" w:pos="5040"/>
+        </w:tabs>
+        <w:ind w:left="5040" w:hanging="360"/>
+      </w:pPr>
+      <w:rPr>
+        <w:rFonts w:ascii="Wingdings" w:hAnsi="Wingdings" w:hint="default"/>
+        <w:sz w:val="20"/>
+      </w:rPr>
+    </w:lvl>
+    <w:lvl w:ilvl="7" w:tentative="1">
+      <w:start w:val="1"/>
+      <w:numFmt w:val="bullet"/>
+      <w:lvlText w:val=""/>
+      <w:lvlJc w:val="left"/>
+      <w:pPr>
+        <w:tabs>
+          <w:tab w:val="num" w:pos="5760"/>
+        </w:tabs>
+        <w:ind w:left="5760" w:hanging="360"/>
+      </w:pPr>
+      <w:rPr>
+        <w:rFonts w:ascii="Wingdings" w:hAnsi="Wingdings" w:hint="default"/>
+        <w:sz w:val="20"/>
+      </w:rPr>
+    </w:lvl>
+    <w:lvl w:ilvl="8" w:tentative="1">
+      <w:start w:val="1"/>
+      <w:numFmt w:val="bullet"/>
+      <w:lvlText w:val=""/>
+      <w:lvlJc w:val="left"/>
+      <w:pPr>
+        <w:tabs>
+          <w:tab w:val="num" w:pos="6480"/>
+        </w:tabs>
+        <w:ind w:left="6480" w:hanging="360"/>
+      </w:pPr>
+      <w:rPr>
+        <w:rFonts w:ascii="Wingdings" w:hAnsi="Wingdings" w:hint="default"/>
+        <w:sz w:val="20"/>
+      </w:rPr>
+    </w:lvl>
+  </w:abstractNum>
+  <w:abstractNum w:abstractNumId="4" w15:restartNumberingAfterBreak="0">
+    <w:nsid w:val="69F05BF9"/>
+    <w:multiLevelType w:val="multilevel"/>
+    <w:tmpl w:val="776AAD52"/>
+    <w:lvl w:ilvl="0">
+      <w:start w:val="1"/>
+      <w:numFmt w:val="bullet"/>
+      <w:lvlText w:val=""/>
+      <w:lvlJc w:val="left"/>
+      <w:pPr>
+        <w:tabs>
+          <w:tab w:val="num" w:pos="720"/>
+        </w:tabs>
+        <w:ind w:left="720" w:hanging="360"/>
+      </w:pPr>
+      <w:rPr>
+        <w:rFonts w:ascii="Symbol" w:hAnsi="Symbol" w:hint="default"/>
+        <w:sz w:val="20"/>
+      </w:rPr>
+    </w:lvl>
+    <w:lvl w:ilvl="1" w:tentative="1">
+      <w:start w:val="1"/>
+      <w:numFmt w:val="bullet"/>
+      <w:lvlText w:val="o"/>
+      <w:lvlJc w:val="left"/>
+      <w:pPr>
+        <w:tabs>
+          <w:tab w:val="num" w:pos="1440"/>
+        </w:tabs>
+        <w:ind w:left="1440" w:hanging="360"/>
+      </w:pPr>
+      <w:rPr>
+        <w:rFonts w:ascii="Courier New" w:hAnsi="Courier New" w:hint="default"/>
+        <w:sz w:val="20"/>
+      </w:rPr>
+    </w:lvl>
+    <w:lvl w:ilvl="2" w:tentative="1">
+      <w:start w:val="1"/>
+      <w:numFmt w:val="bullet"/>
+      <w:lvlText w:val=""/>
+      <w:lvlJc w:val="left"/>
+      <w:pPr>
+        <w:tabs>
+          <w:tab w:val="num" w:pos="2160"/>
+        </w:tabs>
+        <w:ind w:left="2160" w:hanging="360"/>
+      </w:pPr>
+      <w:rPr>
+        <w:rFonts w:ascii="Wingdings" w:hAnsi="Wingdings" w:hint="default"/>
+        <w:sz w:val="20"/>
+      </w:rPr>
+    </w:lvl>
+    <w:lvl w:ilvl="3" w:tentative="1">
+      <w:start w:val="1"/>
+      <w:numFmt w:val="bullet"/>
+      <w:lvlText w:val=""/>
+      <w:lvlJc w:val="left"/>
+      <w:pPr>
+        <w:tabs>
+          <w:tab w:val="num" w:pos="2880"/>
+        </w:tabs>
+        <w:ind w:left="2880" w:hanging="360"/>
+      </w:pPr>
+      <w:rPr>
+        <w:rFonts w:ascii="Wingdings" w:hAnsi="Wingdings" w:hint="default"/>
+        <w:sz w:val="20"/>
+      </w:rPr>
+    </w:lvl>
+    <w:lvl w:ilvl="4" w:tentative="1">
+      <w:start w:val="1"/>
+      <w:numFmt w:val="bullet"/>
+      <w:lvlText w:val=""/>
+      <w:lvlJc w:val="left"/>
+      <w:pPr>
+        <w:tabs>
+          <w:tab w:val="num" w:pos="3600"/>
+        </w:tabs>
+        <w:ind w:left="3600" w:hanging="360"/>
+      </w:pPr>
+      <w:rPr>
+        <w:rFonts w:ascii="Wingdings" w:hAnsi="Wingdings" w:hint="default"/>
+        <w:sz w:val="20"/>
+      </w:rPr>
+    </w:lvl>
+    <w:lvl w:ilvl="5" w:tentative="1">
+      <w:start w:val="1"/>
+      <w:numFmt w:val="bullet"/>
+      <w:lvlText w:val=""/>
+      <w:lvlJc w:val="left"/>
+      <w:pPr>
+        <w:tabs>
+          <w:tab w:val="num" w:pos="4320"/>
+        </w:tabs>
+        <w:ind w:left="4320" w:hanging="360"/>
+      </w:pPr>
+      <w:rPr>
+        <w:rFonts w:ascii="Wingdings" w:hAnsi="Wingdings" w:hint="default"/>
+        <w:sz w:val="20"/>
+      </w:rPr>
+    </w:lvl>
+    <w:lvl w:ilvl="6" w:tentative="1">
+      <w:start w:val="1"/>
+      <w:numFmt w:val="bullet"/>
+      <w:lvlText w:val=""/>
+      <w:lvlJc w:val="left"/>
+      <w:pPr>
+        <w:tabs>
+          <w:tab w:val="num" w:pos="5040"/>
+        </w:tabs>
+        <w:ind w:left="5040" w:hanging="360"/>
+      </w:pPr>
+      <w:rPr>
+        <w:rFonts w:ascii="Wingdings" w:hAnsi="Wingdings" w:hint="default"/>
+        <w:sz w:val="20"/>
+      </w:rPr>
+    </w:lvl>
+    <w:lvl w:ilvl="7" w:tentative="1">
+      <w:start w:val="1"/>
+      <w:numFmt w:val="bullet"/>
+      <w:lvlText w:val=""/>
+      <w:lvlJc w:val="left"/>
+      <w:pPr>
+        <w:tabs>
+          <w:tab w:val="num" w:pos="5760"/>
+        </w:tabs>
+        <w:ind w:left="5760" w:hanging="360"/>
+      </w:pPr>
+      <w:rPr>
+        <w:rFonts w:ascii="Wingdings" w:hAnsi="Wingdings" w:hint="default"/>
+        <w:sz w:val="20"/>
+      </w:rPr>
+    </w:lvl>
+    <w:lvl w:ilvl="8" w:tentative="1">
+      <w:start w:val="1"/>
+      <w:numFmt w:val="bullet"/>
+      <w:lvlText w:val=""/>
+      <w:lvlJc w:val="left"/>
+      <w:pPr>
+        <w:tabs>
+          <w:tab w:val="num" w:pos="6480"/>
+        </w:tabs>
+        <w:ind w:left="6480" w:hanging="360"/>
+      </w:pPr>
+      <w:rPr>
+        <w:rFonts w:ascii="Wingdings" w:hAnsi="Wingdings" w:hint="default"/>
+        <w:sz w:val="20"/>
+      </w:rPr>
+    </w:lvl>
+  </w:abstractNum>
+  <w:abstractNum w:abstractNumId="5" w15:restartNumberingAfterBreak="0">
+    <w:nsid w:val="74E13F54"/>
+    <w:multiLevelType w:val="multilevel"/>
+    <w:tmpl w:val="7A4AEFDE"/>
+    <w:lvl w:ilvl="0">
+      <w:start w:val="1"/>
+      <w:numFmt w:val="bullet"/>
+      <w:lvlText w:val=""/>
+      <w:lvlJc w:val="left"/>
+      <w:pPr>
+        <w:tabs>
+          <w:tab w:val="num" w:pos="720"/>
+        </w:tabs>
+        <w:ind w:left="720" w:hanging="360"/>
+      </w:pPr>
+      <w:rPr>
+        <w:rFonts w:ascii="Symbol" w:hAnsi="Symbol" w:hint="default"/>
+        <w:sz w:val="20"/>
+      </w:rPr>
+    </w:lvl>
+    <w:lvl w:ilvl="1">
+      <w:start w:val="1"/>
+      <w:numFmt w:val="bullet"/>
+      <w:lvlText w:val="o"/>
+      <w:lvlJc w:val="left"/>
+      <w:pPr>
+        <w:tabs>
+          <w:tab w:val="num" w:pos="1440"/>
+        </w:tabs>
+        <w:ind w:left="1440" w:hanging="360"/>
+      </w:pPr>
+      <w:rPr>
+        <w:rFonts w:ascii="Courier New" w:hAnsi="Courier New" w:hint="default"/>
+        <w:sz w:val="20"/>
+      </w:rPr>
+    </w:lvl>
+    <w:lvl w:ilvl="2" w:tentative="1">
+      <w:start w:val="1"/>
+      <w:numFmt w:val="bullet"/>
+      <w:lvlText w:val=""/>
+      <w:lvlJc w:val="left"/>
+      <w:pPr>
+        <w:tabs>
+          <w:tab w:val="num" w:pos="2160"/>
+        </w:tabs>
+        <w:ind w:left="2160" w:hanging="360"/>
+      </w:pPr>
+      <w:rPr>
+        <w:rFonts w:ascii="Wingdings" w:hAnsi="Wingdings" w:hint="default"/>
+        <w:sz w:val="20"/>
+      </w:rPr>
+    </w:lvl>
+    <w:lvl w:ilvl="3" w:tentative="1">
+      <w:start w:val="1"/>
+      <w:numFmt w:val="bullet"/>
+      <w:lvlText w:val=""/>
+      <w:lvlJc w:val="left"/>
+      <w:pPr>
+        <w:tabs>
+          <w:tab w:val="num" w:pos="2880"/>
+        </w:tabs>
+        <w:ind w:left="2880" w:hanging="360"/>
+      </w:pPr>
+      <w:rPr>
+        <w:rFonts w:ascii="Wingdings" w:hAnsi="Wingdings" w:hint="default"/>
+        <w:sz w:val="20"/>
+      </w:rPr>
+    </w:lvl>
+    <w:lvl w:ilvl="4" w:tentative="1">
+      <w:start w:val="1"/>
+      <w:numFmt w:val="bullet"/>
+      <w:lvlText w:val=""/>
+      <w:lvlJc w:val="left"/>
+      <w:pPr>
+        <w:tabs>
+          <w:tab w:val="num" w:pos="3600"/>
+        </w:tabs>
+        <w:ind w:left="3600" w:hanging="360"/>
+      </w:pPr>
+      <w:rPr>
+        <w:rFonts w:ascii="Wingdings" w:hAnsi="Wingdings" w:hint="default"/>
+        <w:sz w:val="20"/>
+      </w:rPr>
+    </w:lvl>
+    <w:lvl w:ilvl="5" w:tentative="1">
+      <w:start w:val="1"/>
+      <w:numFmt w:val="bullet"/>
+      <w:lvlText w:val=""/>
+      <w:lvlJc w:val="left"/>
+      <w:pPr>
+        <w:tabs>
+          <w:tab w:val="num" w:pos="4320"/>
+        </w:tabs>
+        <w:ind w:left="4320" w:hanging="360"/>
+      </w:pPr>
+      <w:rPr>
+        <w:rFonts w:ascii="Wingdings" w:hAnsi="Wingdings" w:hint="default"/>
+        <w:sz w:val="20"/>
+      </w:rPr>
+    </w:lvl>
+    <w:lvl w:ilvl="6" w:tentative="1">
+      <w:start w:val="1"/>
+      <w:numFmt w:val="bullet"/>
+      <w:lvlText w:val=""/>
+      <w:lvlJc w:val="left"/>
+      <w:pPr>
+        <w:tabs>
+          <w:tab w:val="num" w:pos="5040"/>
+        </w:tabs>
+        <w:ind w:left="5040" w:hanging="360"/>
+      </w:pPr>
+      <w:rPr>
+        <w:rFonts w:ascii="Wingdings" w:hAnsi="Wingdings" w:hint="default"/>
+        <w:sz w:val="20"/>
+      </w:rPr>
+    </w:lvl>
+    <w:lvl w:ilvl="7" w:tentative="1">
+      <w:start w:val="1"/>
+      <w:numFmt w:val="bullet"/>
+      <w:lvlText w:val=""/>
+      <w:lvlJc w:val="left"/>
+      <w:pPr>
+        <w:tabs>
+          <w:tab w:val="num" w:pos="5760"/>
+        </w:tabs>
+        <w:ind w:left="5760" w:hanging="360"/>
+      </w:pPr>
+      <w:rPr>
+        <w:rFonts w:ascii="Wingdings" w:hAnsi="Wingdings" w:hint="default"/>
+        <w:sz w:val="20"/>
+      </w:rPr>
+    </w:lvl>
+    <w:lvl w:ilvl="8" w:tentative="1">
+      <w:start w:val="1"/>
+      <w:numFmt w:val="bullet"/>
+      <w:lvlText w:val=""/>
+      <w:lvlJc w:val="left"/>
+      <w:pPr>
+        <w:tabs>
+          <w:tab w:val="num" w:pos="6480"/>
+        </w:tabs>
+        <w:ind w:left="6480" w:hanging="360"/>
+      </w:pPr>
+      <w:rPr>
+        <w:rFonts w:ascii="Wingdings" w:hAnsi="Wingdings" w:hint="default"/>
+        <w:sz w:val="20"/>
+      </w:rPr>
+    </w:lvl>
+  </w:abstractNum>
+  <w:num w:numId="1" w16cid:durableId="1634942704">
+    <w:abstractNumId w:val="4"/>
+  </w:num>
+  <w:num w:numId="2" w16cid:durableId="43455050">
+    <w:abstractNumId w:val="1"/>
+  </w:num>
+  <w:num w:numId="3" w16cid:durableId="15693454">
+    <w:abstractNumId w:val="2"/>
+  </w:num>
+  <w:num w:numId="4" w16cid:durableId="1716544912">
+    <w:abstractNumId w:val="5"/>
+  </w:num>
+  <w:num w:numId="5" w16cid:durableId="5139372">
+    <w:abstractNumId w:val="0"/>
+  </w:num>
+  <w:num w:numId="6" w16cid:durableId="366835832">
+    <w:abstractNumId w:val="3"/>
+  </w:num>
+</w:numbering>
 </file>
 
 <file path=word/styles.xml><?xml version="1.0" encoding="utf-8"?>
@@ -647,7 +3820,6 @@
   <w:style w:type="character" w:default="1" w:styleId="DefaultParagraphFont">
     <w:name w:val="Default Paragraph Font"/>
     <w:uiPriority w:val="1"/>
-    <w:semiHidden/>
     <w:unhideWhenUsed/>
   </w:style>
   <w:style w:type="table" w:default="1" w:styleId="TableNormal">

--- a/JAVASCRIPT NOTES/JAVASCRIPT NOTES (2) AFTER BASICS.docx
+++ b/JAVASCRIPT NOTES/JAVASCRIPT NOTES (2) AFTER BASICS.docx
@@ -579,7 +579,49 @@
       </w:r>
       <w:proofErr w:type="spellEnd"/>
       <w:r>
-        <w:t xml:space="preserve"> (location, history, storage, and document).</w:t>
+        <w:t xml:space="preserve"> (location, history, storage, and document)</w:t>
+      </w:r>
+      <w:r>
+        <w:t>.</w:t>
+      </w:r>
+    </w:p>
+    <w:p>
+      <w:r>
+        <w:drawing>
+          <wp:inline distT="0" distB="0" distL="0" distR="0" wp14:anchorId="2B8A6FBC" wp14:editId="61402939">
+            <wp:extent cx="5731510" cy="4445000"/>
+            <wp:effectExtent l="0" t="0" r="2540" b="0"/>
+            <wp:docPr id="1984981641" name="Picture 1"/>
+            <wp:cNvGraphicFramePr>
+              <a:graphicFrameLocks xmlns:a="http://schemas.openxmlformats.org/drawingml/2006/main" noChangeAspect="1"/>
+            </wp:cNvGraphicFramePr>
+            <a:graphic xmlns:a="http://schemas.openxmlformats.org/drawingml/2006/main">
+              <a:graphicData uri="http://schemas.openxmlformats.org/drawingml/2006/picture">
+                <pic:pic xmlns:pic="http://schemas.openxmlformats.org/drawingml/2006/picture">
+                  <pic:nvPicPr>
+                    <pic:cNvPr id="1984981641" name=""/>
+                    <pic:cNvPicPr/>
+                  </pic:nvPicPr>
+                  <pic:blipFill>
+                    <a:blip r:embed="rId5"/>
+                    <a:stretch>
+                      <a:fillRect/>
+                    </a:stretch>
+                  </pic:blipFill>
+                  <pic:spPr>
+                    <a:xfrm>
+                      <a:off x="0" y="0"/>
+                      <a:ext cx="5731510" cy="4445000"/>
+                    </a:xfrm>
+                    <a:prstGeom prst="rect">
+                      <a:avLst/>
+                    </a:prstGeom>
+                  </pic:spPr>
+                </pic:pic>
+              </a:graphicData>
+            </a:graphic>
+          </wp:inline>
+        </w:drawing>
       </w:r>
     </w:p>
     <w:p>
@@ -594,6 +636,7 @@
           <w:b/>
           <w:bCs/>
         </w:rPr>
+        <w:lastRenderedPageBreak/>
         <w:t>Document Object:</w:t>
       </w:r>
       <w:r>
@@ -775,6 +818,231 @@
     </w:p>
     <w:p>
       <w:r>
+        <w:drawing>
+          <wp:inline distT="0" distB="0" distL="0" distR="0" wp14:anchorId="22D6F708" wp14:editId="6893C300">
+            <wp:extent cx="5731510" cy="3492500"/>
+            <wp:effectExtent l="0" t="0" r="2540" b="0"/>
+            <wp:docPr id="1340292692" name="Picture 1"/>
+            <wp:cNvGraphicFramePr>
+              <a:graphicFrameLocks xmlns:a="http://schemas.openxmlformats.org/drawingml/2006/main" noChangeAspect="1"/>
+            </wp:cNvGraphicFramePr>
+            <a:graphic xmlns:a="http://schemas.openxmlformats.org/drawingml/2006/main">
+              <a:graphicData uri="http://schemas.openxmlformats.org/drawingml/2006/picture">
+                <pic:pic xmlns:pic="http://schemas.openxmlformats.org/drawingml/2006/picture">
+                  <pic:nvPicPr>
+                    <pic:cNvPr id="1340292692" name=""/>
+                    <pic:cNvPicPr/>
+                  </pic:nvPicPr>
+                  <pic:blipFill>
+                    <a:blip r:embed="rId6"/>
+                    <a:stretch>
+                      <a:fillRect/>
+                    </a:stretch>
+                  </pic:blipFill>
+                  <pic:spPr>
+                    <a:xfrm>
+                      <a:off x="0" y="0"/>
+                      <a:ext cx="5731510" cy="3492500"/>
+                    </a:xfrm>
+                    <a:prstGeom prst="rect">
+                      <a:avLst/>
+                    </a:prstGeom>
+                  </pic:spPr>
+                </pic:pic>
+              </a:graphicData>
+            </a:graphic>
+          </wp:inline>
+        </w:drawing>
+      </w:r>
+    </w:p>
+    <w:p>
+      <w:pPr>
+        <w:rPr>
+          <w:b/>
+          <w:bCs/>
+          <w:sz w:val="32"/>
+          <w:szCs w:val="32"/>
+        </w:rPr>
+      </w:pPr>
+      <w:r>
+        <w:rPr>
+          <w:b/>
+          <w:bCs/>
+          <w:sz w:val="32"/>
+          <w:szCs w:val="32"/>
+        </w:rPr>
+        <w:t xml:space="preserve"># </w:t>
+      </w:r>
+      <w:r>
+        <w:rPr>
+          <w:b/>
+          <w:bCs/>
+          <w:sz w:val="32"/>
+          <w:szCs w:val="32"/>
+          <w:u w:val="single"/>
+        </w:rPr>
+        <w:t>console.log(document)</w:t>
+      </w:r>
+    </w:p>
+    <w:p>
+      <w:r>
+        <w:drawing>
+          <wp:inline distT="0" distB="0" distL="0" distR="0" wp14:anchorId="640ADE70" wp14:editId="73183D17">
+            <wp:extent cx="5731510" cy="3005455"/>
+            <wp:effectExtent l="0" t="0" r="2540" b="4445"/>
+            <wp:docPr id="1444295210" name="Picture 1"/>
+            <wp:cNvGraphicFramePr>
+              <a:graphicFrameLocks xmlns:a="http://schemas.openxmlformats.org/drawingml/2006/main" noChangeAspect="1"/>
+            </wp:cNvGraphicFramePr>
+            <a:graphic xmlns:a="http://schemas.openxmlformats.org/drawingml/2006/main">
+              <a:graphicData uri="http://schemas.openxmlformats.org/drawingml/2006/picture">
+                <pic:pic xmlns:pic="http://schemas.openxmlformats.org/drawingml/2006/picture">
+                  <pic:nvPicPr>
+                    <pic:cNvPr id="1444295210" name=""/>
+                    <pic:cNvPicPr/>
+                  </pic:nvPicPr>
+                  <pic:blipFill>
+                    <a:blip r:embed="rId7"/>
+                    <a:stretch>
+                      <a:fillRect/>
+                    </a:stretch>
+                  </pic:blipFill>
+                  <pic:spPr>
+                    <a:xfrm>
+                      <a:off x="0" y="0"/>
+                      <a:ext cx="5731510" cy="3005455"/>
+                    </a:xfrm>
+                    <a:prstGeom prst="rect">
+                      <a:avLst/>
+                    </a:prstGeom>
+                  </pic:spPr>
+                </pic:pic>
+              </a:graphicData>
+            </a:graphic>
+          </wp:inline>
+        </w:drawing>
+      </w:r>
+    </w:p>
+    <w:p>
+      <w:r>
+        <w:lastRenderedPageBreak/>
+        <w:drawing>
+          <wp:inline distT="0" distB="0" distL="0" distR="0" wp14:anchorId="706816A4" wp14:editId="6439835B">
+            <wp:extent cx="5572903" cy="3143689"/>
+            <wp:effectExtent l="0" t="0" r="8890" b="0"/>
+            <wp:docPr id="826141354" name="Picture 1"/>
+            <wp:cNvGraphicFramePr>
+              <a:graphicFrameLocks xmlns:a="http://schemas.openxmlformats.org/drawingml/2006/main" noChangeAspect="1"/>
+            </wp:cNvGraphicFramePr>
+            <a:graphic xmlns:a="http://schemas.openxmlformats.org/drawingml/2006/main">
+              <a:graphicData uri="http://schemas.openxmlformats.org/drawingml/2006/picture">
+                <pic:pic xmlns:pic="http://schemas.openxmlformats.org/drawingml/2006/picture">
+                  <pic:nvPicPr>
+                    <pic:cNvPr id="826141354" name=""/>
+                    <pic:cNvPicPr/>
+                  </pic:nvPicPr>
+                  <pic:blipFill>
+                    <a:blip r:embed="rId8"/>
+                    <a:stretch>
+                      <a:fillRect/>
+                    </a:stretch>
+                  </pic:blipFill>
+                  <pic:spPr>
+                    <a:xfrm>
+                      <a:off x="0" y="0"/>
+                      <a:ext cx="5572903" cy="3143689"/>
+                    </a:xfrm>
+                    <a:prstGeom prst="rect">
+                      <a:avLst/>
+                    </a:prstGeom>
+                  </pic:spPr>
+                </pic:pic>
+              </a:graphicData>
+            </a:graphic>
+          </wp:inline>
+        </w:drawing>
+      </w:r>
+    </w:p>
+    <w:p>
+      <w:pPr>
+        <w:rPr>
+          <w:b/>
+          <w:bCs/>
+          <w:sz w:val="32"/>
+          <w:szCs w:val="32"/>
+        </w:rPr>
+      </w:pPr>
+      <w:r>
+        <w:rPr>
+          <w:b/>
+          <w:bCs/>
+          <w:sz w:val="32"/>
+          <w:szCs w:val="32"/>
+        </w:rPr>
+        <w:t xml:space="preserve"># </w:t>
+      </w:r>
+      <w:proofErr w:type="spellStart"/>
+      <w:r>
+        <w:rPr>
+          <w:b/>
+          <w:bCs/>
+          <w:sz w:val="32"/>
+          <w:szCs w:val="32"/>
+          <w:u w:val="single"/>
+        </w:rPr>
+        <w:t>console.dir</w:t>
+      </w:r>
+      <w:proofErr w:type="spellEnd"/>
+      <w:r>
+        <w:rPr>
+          <w:b/>
+          <w:bCs/>
+          <w:sz w:val="32"/>
+          <w:szCs w:val="32"/>
+          <w:u w:val="single"/>
+        </w:rPr>
+        <w:t>(document)</w:t>
+      </w:r>
+    </w:p>
+    <w:p>
+      <w:r>
+        <w:drawing>
+          <wp:inline distT="0" distB="0" distL="0" distR="0" wp14:anchorId="75A6A042" wp14:editId="1AE37905">
+            <wp:extent cx="5731510" cy="4081780"/>
+            <wp:effectExtent l="0" t="0" r="2540" b="0"/>
+            <wp:docPr id="639551204" name="Picture 1"/>
+            <wp:cNvGraphicFramePr>
+              <a:graphicFrameLocks xmlns:a="http://schemas.openxmlformats.org/drawingml/2006/main" noChangeAspect="1"/>
+            </wp:cNvGraphicFramePr>
+            <a:graphic xmlns:a="http://schemas.openxmlformats.org/drawingml/2006/main">
+              <a:graphicData uri="http://schemas.openxmlformats.org/drawingml/2006/picture">
+                <pic:pic xmlns:pic="http://schemas.openxmlformats.org/drawingml/2006/picture">
+                  <pic:nvPicPr>
+                    <pic:cNvPr id="639551204" name=""/>
+                    <pic:cNvPicPr/>
+                  </pic:nvPicPr>
+                  <pic:blipFill>
+                    <a:blip r:embed="rId9"/>
+                    <a:stretch>
+                      <a:fillRect/>
+                    </a:stretch>
+                  </pic:blipFill>
+                  <pic:spPr>
+                    <a:xfrm>
+                      <a:off x="0" y="0"/>
+                      <a:ext cx="5731510" cy="4081780"/>
+                    </a:xfrm>
+                    <a:prstGeom prst="rect">
+                      <a:avLst/>
+                    </a:prstGeom>
+                  </pic:spPr>
+                </pic:pic>
+              </a:graphicData>
+            </a:graphic>
+          </wp:inline>
+        </w:drawing>
+      </w:r>
+      <w:r>
         <w:pict w14:anchorId="7141133C">
           <v:rect id="_x0000_i1056" style="width:0;height:1.5pt" o:hralign="center" o:hrstd="t" o:hr="t" fillcolor="#a0a0a0" stroked="f"/>
         </w:pict>
@@ -852,6 +1120,7 @@
           <w:b/>
           <w:bCs/>
         </w:rPr>
+        <w:lastRenderedPageBreak/>
         <w:t>Window</w:t>
       </w:r>
       <w:r>
@@ -979,7 +1248,6 @@
           <w:b/>
           <w:bCs/>
         </w:rPr>
-        <w:lastRenderedPageBreak/>
         <w:t>4. Key Concepts &amp; Selectors (Accessing Elements)</w:t>
       </w:r>
     </w:p>
@@ -1879,6 +2147,7 @@
           <w:b/>
           <w:bCs/>
         </w:rPr>
+        <w:lastRenderedPageBreak/>
         <w:t>NodeList</w:t>
       </w:r>
       <w:proofErr w:type="spellEnd"/>

--- a/JAVASCRIPT NOTES/JAVASCRIPT NOTES (2) AFTER BASICS.docx
+++ b/JAVASCRIPT NOTES/JAVASCRIPT NOTES (2) AFTER BASICS.docx
@@ -452,7 +452,7 @@
     <w:p>
       <w:r>
         <w:pict w14:anchorId="53DA1AC0">
-          <v:rect id="_x0000_i1055" style="width:0;height:1.5pt" o:hralign="center" o:hrstd="t" o:hr="t" fillcolor="#a0a0a0" stroked="f"/>
+          <v:rect id="_x0000_i1025" style="width:0;height:1.5pt" o:hralign="center" o:hrstd="t" o:hr="t" fillcolor="#a0a0a0" stroked="f"/>
         </w:pict>
       </w:r>
     </w:p>
@@ -587,6 +587,9 @@
     </w:p>
     <w:p>
       <w:r>
+        <w:rPr>
+          <w:noProof/>
+        </w:rPr>
         <w:drawing>
           <wp:inline distT="0" distB="0" distL="0" distR="0" wp14:anchorId="2B8A6FBC" wp14:editId="61402939">
             <wp:extent cx="5731510" cy="4445000"/>
@@ -818,6 +821,9 @@
     </w:p>
     <w:p>
       <w:r>
+        <w:rPr>
+          <w:noProof/>
+        </w:rPr>
         <w:drawing>
           <wp:inline distT="0" distB="0" distL="0" distR="0" wp14:anchorId="22D6F708" wp14:editId="6893C300">
             <wp:extent cx="5731510" cy="3492500"/>
@@ -886,6 +892,9 @@
     </w:p>
     <w:p>
       <w:r>
+        <w:rPr>
+          <w:noProof/>
+        </w:rPr>
         <w:drawing>
           <wp:inline distT="0" distB="0" distL="0" distR="0" wp14:anchorId="640ADE70" wp14:editId="73183D17">
             <wp:extent cx="5731510" cy="3005455"/>
@@ -925,6 +934,9 @@
     </w:p>
     <w:p>
       <w:r>
+        <w:rPr>
+          <w:noProof/>
+        </w:rPr>
         <w:lastRenderedPageBreak/>
         <w:drawing>
           <wp:inline distT="0" distB="0" distL="0" distR="0" wp14:anchorId="706816A4" wp14:editId="6439835B">
@@ -1006,6 +1018,9 @@
     </w:p>
     <w:p>
       <w:r>
+        <w:rPr>
+          <w:noProof/>
+        </w:rPr>
         <w:drawing>
           <wp:inline distT="0" distB="0" distL="0" distR="0" wp14:anchorId="75A6A042" wp14:editId="1AE37905">
             <wp:extent cx="5731510" cy="4081780"/>
@@ -1044,7 +1059,7 @@
       </w:r>
       <w:r>
         <w:pict w14:anchorId="7141133C">
-          <v:rect id="_x0000_i1056" style="width:0;height:1.5pt" o:hralign="center" o:hrstd="t" o:hr="t" fillcolor="#a0a0a0" stroked="f"/>
+          <v:rect id="_x0000_i1026" style="width:0;height:1.5pt" o:hralign="center" o:hrstd="t" o:hr="t" fillcolor="#a0a0a0" stroked="f"/>
         </w:pict>
       </w:r>
     </w:p>
@@ -1223,18 +1238,86 @@
     </w:p>
     <w:p>
       <w:r>
-        <w:pict w14:anchorId="688BDCAE">
-          <v:rect id="_x0000_i1057" style="width:0;height:1.5pt" o:hralign="center" o:hrstd="t" o:hr="t" fillcolor="#a0a0a0" stroked="f"/>
-        </w:pict>
+        <w:drawing>
+          <wp:inline distT="0" distB="0" distL="0" distR="0" wp14:anchorId="6744F9E7" wp14:editId="1AD1461D">
+            <wp:extent cx="5731510" cy="2024380"/>
+            <wp:effectExtent l="0" t="0" r="2540" b="0"/>
+            <wp:docPr id="142821100" name="Picture 1"/>
+            <wp:cNvGraphicFramePr>
+              <a:graphicFrameLocks xmlns:a="http://schemas.openxmlformats.org/drawingml/2006/main" noChangeAspect="1"/>
+            </wp:cNvGraphicFramePr>
+            <a:graphic xmlns:a="http://schemas.openxmlformats.org/drawingml/2006/main">
+              <a:graphicData uri="http://schemas.openxmlformats.org/drawingml/2006/picture">
+                <pic:pic xmlns:pic="http://schemas.openxmlformats.org/drawingml/2006/picture">
+                  <pic:nvPicPr>
+                    <pic:cNvPr id="142821100" name=""/>
+                    <pic:cNvPicPr/>
+                  </pic:nvPicPr>
+                  <pic:blipFill>
+                    <a:blip r:embed="rId10"/>
+                    <a:stretch>
+                      <a:fillRect/>
+                    </a:stretch>
+                  </pic:blipFill>
+                  <pic:spPr>
+                    <a:xfrm>
+                      <a:off x="0" y="0"/>
+                      <a:ext cx="5731510" cy="2024380"/>
+                    </a:xfrm>
+                    <a:prstGeom prst="rect">
+                      <a:avLst/>
+                    </a:prstGeom>
+                  </pic:spPr>
+                </pic:pic>
+              </a:graphicData>
+            </a:graphic>
+          </wp:inline>
+        </w:drawing>
       </w:r>
     </w:p>
     <w:p>
-      <w:pPr>
-        <w:rPr>
-          <w:b/>
-          <w:bCs/>
-        </w:rPr>
-      </w:pPr>
+      <w:r>
+        <w:drawing>
+          <wp:inline distT="0" distB="0" distL="0" distR="0" wp14:anchorId="3BF3B9CE" wp14:editId="7AB650BE">
+            <wp:extent cx="5731510" cy="4083685"/>
+            <wp:effectExtent l="0" t="0" r="2540" b="0"/>
+            <wp:docPr id="1580026243" name="Picture 1"/>
+            <wp:cNvGraphicFramePr>
+              <a:graphicFrameLocks xmlns:a="http://schemas.openxmlformats.org/drawingml/2006/main" noChangeAspect="1"/>
+            </wp:cNvGraphicFramePr>
+            <a:graphic xmlns:a="http://schemas.openxmlformats.org/drawingml/2006/main">
+              <a:graphicData uri="http://schemas.openxmlformats.org/drawingml/2006/picture">
+                <pic:pic xmlns:pic="http://schemas.openxmlformats.org/drawingml/2006/picture">
+                  <pic:nvPicPr>
+                    <pic:cNvPr id="1580026243" name=""/>
+                    <pic:cNvPicPr/>
+                  </pic:nvPicPr>
+                  <pic:blipFill>
+                    <a:blip r:embed="rId11"/>
+                    <a:stretch>
+                      <a:fillRect/>
+                    </a:stretch>
+                  </pic:blipFill>
+                  <pic:spPr>
+                    <a:xfrm>
+                      <a:off x="0" y="0"/>
+                      <a:ext cx="5731510" cy="4083685"/>
+                    </a:xfrm>
+                    <a:prstGeom prst="rect">
+                      <a:avLst/>
+                    </a:prstGeom>
+                  </pic:spPr>
+                </pic:pic>
+              </a:graphicData>
+            </a:graphic>
+          </wp:inline>
+        </w:drawing>
+      </w:r>
+      <w:r>
+        <w:pict w14:anchorId="688BDCAE">
+          <v:rect id="_x0000_i1027" style="width:0;height:1.5pt" o:hralign="center" o:hrstd="t" o:hr="t" fillcolor="#a0a0a0" stroked="f"/>
+        </w:pict>
+      </w:r>
     </w:p>
     <w:p>
       <w:pPr>
@@ -1248,6 +1331,7 @@
           <w:b/>
           <w:bCs/>
         </w:rPr>
+        <w:lastRenderedPageBreak/>
         <w:t>4. Key Concepts &amp; Selectors (Accessing Elements)</w:t>
       </w:r>
     </w:p>
@@ -1636,6 +1720,45 @@
       </w:r>
     </w:p>
     <w:p>
+      <w:r>
+        <w:drawing>
+          <wp:inline distT="0" distB="0" distL="0" distR="0" wp14:anchorId="37B9B0FC" wp14:editId="23D5F240">
+            <wp:extent cx="5731510" cy="1896745"/>
+            <wp:effectExtent l="0" t="0" r="2540" b="8255"/>
+            <wp:docPr id="2030824649" name="Picture 1"/>
+            <wp:cNvGraphicFramePr>
+              <a:graphicFrameLocks xmlns:a="http://schemas.openxmlformats.org/drawingml/2006/main" noChangeAspect="1"/>
+            </wp:cNvGraphicFramePr>
+            <a:graphic xmlns:a="http://schemas.openxmlformats.org/drawingml/2006/main">
+              <a:graphicData uri="http://schemas.openxmlformats.org/drawingml/2006/picture">
+                <pic:pic xmlns:pic="http://schemas.openxmlformats.org/drawingml/2006/picture">
+                  <pic:nvPicPr>
+                    <pic:cNvPr id="2030824649" name=""/>
+                    <pic:cNvPicPr/>
+                  </pic:nvPicPr>
+                  <pic:blipFill>
+                    <a:blip r:embed="rId12"/>
+                    <a:stretch>
+                      <a:fillRect/>
+                    </a:stretch>
+                  </pic:blipFill>
+                  <pic:spPr>
+                    <a:xfrm>
+                      <a:off x="0" y="0"/>
+                      <a:ext cx="5731510" cy="1896745"/>
+                    </a:xfrm>
+                    <a:prstGeom prst="rect">
+                      <a:avLst/>
+                    </a:prstGeom>
+                  </pic:spPr>
+                </pic:pic>
+              </a:graphicData>
+            </a:graphic>
+          </wp:inline>
+        </w:drawing>
+      </w:r>
+    </w:p>
+    <w:p>
       <w:pPr>
         <w:numPr>
           <w:ilvl w:val="0"/>
@@ -1891,7 +2014,7 @@
     <w:p>
       <w:r>
         <w:pict w14:anchorId="589DF107">
-          <v:rect id="_x0000_i1058" style="width:0;height:1.5pt" o:hralign="center" o:hrstd="t" o:hr="t" fillcolor="#a0a0a0" stroked="f"/>
+          <v:rect id="_x0000_i1028" style="width:0;height:1.5pt" o:hralign="center" o:hrstd="t" o:hr="t" fillcolor="#a0a0a0" stroked="f"/>
         </w:pict>
       </w:r>
     </w:p>
@@ -2147,7 +2270,6 @@
           <w:b/>
           <w:bCs/>
         </w:rPr>
-        <w:lastRenderedPageBreak/>
         <w:t>NodeList</w:t>
       </w:r>
       <w:proofErr w:type="spellEnd"/>
@@ -2277,7 +2399,7 @@
     <w:p>
       <w:r>
         <w:pict w14:anchorId="3E347003">
-          <v:rect id="_x0000_i1059" style="width:0;height:1.5pt" o:hralign="center" o:hrstd="t" o:hr="t" fillcolor="#a0a0a0" stroked="f"/>
+          <v:rect id="_x0000_i1029" style="width:0;height:1.5pt" o:hralign="center" o:hrstd="t" o:hr="t" fillcolor="#a0a0a0" stroked="f"/>
         </w:pict>
       </w:r>
     </w:p>
@@ -2298,6 +2420,7 @@
     </w:p>
     <w:p>
       <w:r>
+        <w:lastRenderedPageBreak/>
         <w:t xml:space="preserve">Bhai, DOM ka </w:t>
       </w:r>
       <w:proofErr w:type="spellStart"/>
@@ -2586,7 +2709,7 @@
       </w:r>
       <w:r>
         <w:pict w14:anchorId="5F6D217C">
-          <v:rect id="_x0000_i1065" style="width:0;height:1.5pt" o:hralign="center" o:hrstd="t" o:hr="t" fillcolor="#a0a0a0" stroked="f"/>
+          <v:rect id="_x0000_i1030" style="width:0;height:1.5pt" o:hralign="center" o:hrstd="t" o:hr="t" fillcolor="#a0a0a0" stroked="f"/>
         </w:pict>
       </w:r>
     </w:p>
@@ -4089,6 +4212,7 @@
   <w:style w:type="character" w:default="1" w:styleId="DefaultParagraphFont">
     <w:name w:val="Default Paragraph Font"/>
     <w:uiPriority w:val="1"/>
+    <w:semiHidden/>
     <w:unhideWhenUsed/>
   </w:style>
   <w:style w:type="table" w:default="1" w:styleId="TableNormal">

--- a/JAVASCRIPT NOTES/JAVASCRIPT NOTES (2) AFTER BASICS.docx
+++ b/JAVASCRIPT NOTES/JAVASCRIPT NOTES (2) AFTER BASICS.docx
@@ -2713,7 +2713,6420 @@
         </w:pict>
       </w:r>
     </w:p>
+    <w:p>
+      <w:pPr>
+        <w:rPr>
+          <w:b/>
+          <w:bCs/>
+          <w:sz w:val="36"/>
+          <w:szCs w:val="36"/>
+          <w:u w:val="single"/>
+        </w:rPr>
+      </w:pPr>
+      <w:r>
+        <w:rPr>
+          <w:b/>
+          <w:bCs/>
+          <w:sz w:val="36"/>
+          <w:szCs w:val="36"/>
+          <w:u w:val="single"/>
+        </w:rPr>
+        <w:t>JAVASCRIPT NOTES (3</w:t>
+      </w:r>
+      <w:r>
+        <w:rPr>
+          <w:b/>
+          <w:bCs/>
+          <w:sz w:val="36"/>
+          <w:szCs w:val="36"/>
+          <w:u w:val="single"/>
+        </w:rPr>
+        <w:t>6</w:t>
+      </w:r>
+      <w:r>
+        <w:rPr>
+          <w:b/>
+          <w:bCs/>
+          <w:sz w:val="36"/>
+          <w:szCs w:val="36"/>
+          <w:u w:val="single"/>
+        </w:rPr>
+        <w:t>)</w:t>
+      </w:r>
+    </w:p>
+    <w:p>
+      <w:pPr>
+        <w:rPr>
+          <w:b/>
+          <w:bCs/>
+        </w:rPr>
+      </w:pPr>
+      <w:r>
+        <w:rPr>
+          <w:b/>
+          <w:bCs/>
+        </w:rPr>
+        <w:drawing>
+          <wp:inline distT="0" distB="0" distL="0" distR="0" wp14:anchorId="3B26204F" wp14:editId="6509E9B3">
+            <wp:extent cx="5731510" cy="3205480"/>
+            <wp:effectExtent l="0" t="0" r="2540" b="0"/>
+            <wp:docPr id="1388750428" name="Picture 1"/>
+            <wp:cNvGraphicFramePr>
+              <a:graphicFrameLocks xmlns:a="http://schemas.openxmlformats.org/drawingml/2006/main" noChangeAspect="1"/>
+            </wp:cNvGraphicFramePr>
+            <a:graphic xmlns:a="http://schemas.openxmlformats.org/drawingml/2006/main">
+              <a:graphicData uri="http://schemas.openxmlformats.org/drawingml/2006/picture">
+                <pic:pic xmlns:pic="http://schemas.openxmlformats.org/drawingml/2006/picture">
+                  <pic:nvPicPr>
+                    <pic:cNvPr id="1388750428" name=""/>
+                    <pic:cNvPicPr/>
+                  </pic:nvPicPr>
+                  <pic:blipFill>
+                    <a:blip r:embed="rId13"/>
+                    <a:stretch>
+                      <a:fillRect/>
+                    </a:stretch>
+                  </pic:blipFill>
+                  <pic:spPr>
+                    <a:xfrm>
+                      <a:off x="0" y="0"/>
+                      <a:ext cx="5731510" cy="3205480"/>
+                    </a:xfrm>
+                    <a:prstGeom prst="rect">
+                      <a:avLst/>
+                    </a:prstGeom>
+                  </pic:spPr>
+                </pic:pic>
+              </a:graphicData>
+            </a:graphic>
+          </wp:inline>
+        </w:drawing>
+      </w:r>
+    </w:p>
+    <w:p>
+      <w:pPr>
+        <w:rPr>
+          <w:b/>
+          <w:bCs/>
+        </w:rPr>
+      </w:pPr>
+      <w:r>
+        <w:rPr>
+          <w:b/>
+          <w:bCs/>
+        </w:rPr>
+        <w:t>1. Environment Setup aur Dark Mode ka Logic</w:t>
+      </w:r>
+    </w:p>
+    <w:p>
+      <w:r>
+        <w:t xml:space="preserve">Hitesh sir ne </w:t>
+      </w:r>
+      <w:proofErr w:type="spellStart"/>
+      <w:r>
+        <w:t>shuruat</w:t>
+      </w:r>
+      <w:proofErr w:type="spellEnd"/>
+      <w:r>
+        <w:t xml:space="preserve"> ek basic HTML file se ki. </w:t>
+      </w:r>
+      <w:proofErr w:type="spellStart"/>
+      <w:r>
+        <w:t>Unhone</w:t>
+      </w:r>
+      <w:proofErr w:type="spellEnd"/>
+      <w:r>
+        <w:t xml:space="preserve"> </w:t>
+      </w:r>
+      <w:proofErr w:type="spellStart"/>
+      <w:r>
+        <w:t>sabse</w:t>
+      </w:r>
+      <w:proofErr w:type="spellEnd"/>
+      <w:r>
+        <w:t xml:space="preserve"> </w:t>
+      </w:r>
+      <w:proofErr w:type="spellStart"/>
+      <w:r>
+        <w:t>pehle</w:t>
+      </w:r>
+      <w:proofErr w:type="spellEnd"/>
+      <w:r>
+        <w:t xml:space="preserve"> </w:t>
+      </w:r>
+      <w:r>
+        <w:rPr>
+          <w:b/>
+          <w:bCs/>
+        </w:rPr>
+        <w:t>Style Tag</w:t>
+      </w:r>
+      <w:r>
+        <w:t xml:space="preserve"> ka use </w:t>
+      </w:r>
+      <w:proofErr w:type="spellStart"/>
+      <w:r>
+        <w:t>karke</w:t>
+      </w:r>
+      <w:proofErr w:type="spellEnd"/>
+      <w:r>
+        <w:t xml:space="preserve"> body ka background black aur text white </w:t>
+      </w:r>
+      <w:proofErr w:type="spellStart"/>
+      <w:r>
+        <w:t>kiya</w:t>
+      </w:r>
+      <w:proofErr w:type="spellEnd"/>
+      <w:r>
+        <w:t>.</w:t>
+      </w:r>
+    </w:p>
+    <w:p>
+      <w:pPr>
+        <w:numPr>
+          <w:ilvl w:val="0"/>
+          <w:numId w:val="7"/>
+        </w:numPr>
+      </w:pPr>
+      <w:r>
+        <w:rPr>
+          <w:b/>
+          <w:bCs/>
+        </w:rPr>
+        <w:t xml:space="preserve">Kyu </w:t>
+      </w:r>
+      <w:proofErr w:type="spellStart"/>
+      <w:r>
+        <w:rPr>
+          <w:b/>
+          <w:bCs/>
+        </w:rPr>
+        <w:t>kiya</w:t>
+      </w:r>
+      <w:proofErr w:type="spellEnd"/>
+      <w:r>
+        <w:rPr>
+          <w:b/>
+          <w:bCs/>
+        </w:rPr>
+        <w:t>?</w:t>
+      </w:r>
+      <w:r>
+        <w:t xml:space="preserve"> </w:t>
+      </w:r>
+      <w:proofErr w:type="spellStart"/>
+      <w:r>
+        <w:t>Taaki</w:t>
+      </w:r>
+      <w:proofErr w:type="spellEnd"/>
+      <w:r>
+        <w:t xml:space="preserve"> console </w:t>
+      </w:r>
+      <w:proofErr w:type="spellStart"/>
+      <w:r>
+        <w:t>mein</w:t>
+      </w:r>
+      <w:proofErr w:type="spellEnd"/>
+      <w:r>
+        <w:t xml:space="preserve"> </w:t>
+      </w:r>
+      <w:proofErr w:type="spellStart"/>
+      <w:r>
+        <w:t>kaam</w:t>
+      </w:r>
+      <w:proofErr w:type="spellEnd"/>
+      <w:r>
+        <w:t xml:space="preserve"> </w:t>
+      </w:r>
+      <w:proofErr w:type="spellStart"/>
+      <w:r>
+        <w:t>karte</w:t>
+      </w:r>
+      <w:proofErr w:type="spellEnd"/>
+      <w:r>
+        <w:t xml:space="preserve"> </w:t>
+      </w:r>
+      <w:proofErr w:type="spellStart"/>
+      <w:r>
+        <w:t>waqt</w:t>
+      </w:r>
+      <w:proofErr w:type="spellEnd"/>
+      <w:r>
+        <w:t xml:space="preserve"> </w:t>
+      </w:r>
+      <w:proofErr w:type="spellStart"/>
+      <w:r>
+        <w:t>aankhon</w:t>
+      </w:r>
+      <w:proofErr w:type="spellEnd"/>
+      <w:r>
+        <w:t xml:space="preserve"> par </w:t>
+      </w:r>
+      <w:proofErr w:type="spellStart"/>
+      <w:r>
+        <w:t>zor</w:t>
+      </w:r>
+      <w:proofErr w:type="spellEnd"/>
+      <w:r>
+        <w:t xml:space="preserve"> </w:t>
+      </w:r>
+      <w:proofErr w:type="spellStart"/>
+      <w:r>
+        <w:t>na</w:t>
+      </w:r>
+      <w:proofErr w:type="spellEnd"/>
+      <w:r>
+        <w:t xml:space="preserve"> </w:t>
+      </w:r>
+      <w:proofErr w:type="spellStart"/>
+      <w:r>
+        <w:t>pade</w:t>
+      </w:r>
+      <w:proofErr w:type="spellEnd"/>
+      <w:r>
+        <w:t>.</w:t>
+      </w:r>
+    </w:p>
+    <w:p>
+      <w:pPr>
+        <w:numPr>
+          <w:ilvl w:val="0"/>
+          <w:numId w:val="7"/>
+        </w:numPr>
+      </w:pPr>
+      <w:r>
+        <w:rPr>
+          <w:b/>
+          <w:bCs/>
+        </w:rPr>
+        <w:t>Technical Point:</w:t>
+      </w:r>
+      <w:r>
+        <w:t xml:space="preserve"> </w:t>
+      </w:r>
+      <w:proofErr w:type="spellStart"/>
+      <w:r>
+        <w:t>Unhone</w:t>
+      </w:r>
+      <w:proofErr w:type="spellEnd"/>
+      <w:r>
+        <w:t xml:space="preserve"> </w:t>
+      </w:r>
+      <w:proofErr w:type="spellStart"/>
+      <w:r>
+        <w:t>dikhaya</w:t>
+      </w:r>
+      <w:proofErr w:type="spellEnd"/>
+      <w:r>
+        <w:t xml:space="preserve"> ki tum inline style </w:t>
+      </w:r>
+      <w:proofErr w:type="spellStart"/>
+      <w:r>
+        <w:t>ya</w:t>
+      </w:r>
+      <w:proofErr w:type="spellEnd"/>
+      <w:r>
+        <w:t xml:space="preserve"> internal CSS ko </w:t>
+      </w:r>
+      <w:proofErr w:type="spellStart"/>
+      <w:r>
+        <w:t>bhi</w:t>
+      </w:r>
+      <w:proofErr w:type="spellEnd"/>
+      <w:r>
+        <w:t xml:space="preserve"> JS se overwrite </w:t>
+      </w:r>
+      <w:proofErr w:type="spellStart"/>
+      <w:r>
+        <w:t>kar</w:t>
+      </w:r>
+      <w:proofErr w:type="spellEnd"/>
+      <w:r>
+        <w:t xml:space="preserve"> </w:t>
+      </w:r>
+      <w:proofErr w:type="spellStart"/>
+      <w:r>
+        <w:t>sakte</w:t>
+      </w:r>
+      <w:proofErr w:type="spellEnd"/>
+      <w:r>
+        <w:t xml:space="preserve"> </w:t>
+      </w:r>
+      <w:proofErr w:type="spellStart"/>
+      <w:r>
+        <w:t>ho</w:t>
+      </w:r>
+      <w:proofErr w:type="spellEnd"/>
+      <w:r>
+        <w:t xml:space="preserve"> </w:t>
+      </w:r>
+      <w:proofErr w:type="spellStart"/>
+      <w:r>
+        <w:t>aage</w:t>
+      </w:r>
+      <w:proofErr w:type="spellEnd"/>
+      <w:r>
+        <w:t xml:space="preserve"> </w:t>
+      </w:r>
+      <w:proofErr w:type="spellStart"/>
+      <w:r>
+        <w:t>chalkar</w:t>
+      </w:r>
+      <w:proofErr w:type="spellEnd"/>
+      <w:r>
+        <w:t>.</w:t>
+      </w:r>
+    </w:p>
+    <w:p>
+      <w:r>
+        <w:drawing>
+          <wp:inline distT="0" distB="0" distL="0" distR="0" wp14:anchorId="796D6FE3" wp14:editId="67AF4BE1">
+            <wp:extent cx="5731510" cy="1645920"/>
+            <wp:effectExtent l="0" t="0" r="2540" b="0"/>
+            <wp:docPr id="360172328" name="Picture 1"/>
+            <wp:cNvGraphicFramePr>
+              <a:graphicFrameLocks xmlns:a="http://schemas.openxmlformats.org/drawingml/2006/main" noChangeAspect="1"/>
+            </wp:cNvGraphicFramePr>
+            <a:graphic xmlns:a="http://schemas.openxmlformats.org/drawingml/2006/main">
+              <a:graphicData uri="http://schemas.openxmlformats.org/drawingml/2006/picture">
+                <pic:pic xmlns:pic="http://schemas.openxmlformats.org/drawingml/2006/picture">
+                  <pic:nvPicPr>
+                    <pic:cNvPr id="360172328" name=""/>
+                    <pic:cNvPicPr/>
+                  </pic:nvPicPr>
+                  <pic:blipFill>
+                    <a:blip r:embed="rId14"/>
+                    <a:stretch>
+                      <a:fillRect/>
+                    </a:stretch>
+                  </pic:blipFill>
+                  <pic:spPr>
+                    <a:xfrm>
+                      <a:off x="0" y="0"/>
+                      <a:ext cx="5731510" cy="1645920"/>
+                    </a:xfrm>
+                    <a:prstGeom prst="rect">
+                      <a:avLst/>
+                    </a:prstGeom>
+                  </pic:spPr>
+                </pic:pic>
+              </a:graphicData>
+            </a:graphic>
+          </wp:inline>
+        </w:drawing>
+      </w:r>
+    </w:p>
+    <w:p>
+      <w:r>
+        <w:lastRenderedPageBreak/>
+        <w:drawing>
+          <wp:inline distT="0" distB="0" distL="0" distR="0" wp14:anchorId="0DBCA00C" wp14:editId="35624F2B">
+            <wp:extent cx="5731510" cy="2362200"/>
+            <wp:effectExtent l="0" t="0" r="2540" b="0"/>
+            <wp:docPr id="1386580438" name="Picture 1"/>
+            <wp:cNvGraphicFramePr>
+              <a:graphicFrameLocks xmlns:a="http://schemas.openxmlformats.org/drawingml/2006/main" noChangeAspect="1"/>
+            </wp:cNvGraphicFramePr>
+            <a:graphic xmlns:a="http://schemas.openxmlformats.org/drawingml/2006/main">
+              <a:graphicData uri="http://schemas.openxmlformats.org/drawingml/2006/picture">
+                <pic:pic xmlns:pic="http://schemas.openxmlformats.org/drawingml/2006/picture">
+                  <pic:nvPicPr>
+                    <pic:cNvPr id="1386580438" name=""/>
+                    <pic:cNvPicPr/>
+                  </pic:nvPicPr>
+                  <pic:blipFill>
+                    <a:blip r:embed="rId15"/>
+                    <a:stretch>
+                      <a:fillRect/>
+                    </a:stretch>
+                  </pic:blipFill>
+                  <pic:spPr>
+                    <a:xfrm>
+                      <a:off x="0" y="0"/>
+                      <a:ext cx="5731510" cy="2362200"/>
+                    </a:xfrm>
+                    <a:prstGeom prst="rect">
+                      <a:avLst/>
+                    </a:prstGeom>
+                  </pic:spPr>
+                </pic:pic>
+              </a:graphicData>
+            </a:graphic>
+          </wp:inline>
+        </w:drawing>
+      </w:r>
+      <w:r>
+        <w:pict w14:anchorId="1E5E623C">
+          <v:rect id="_x0000_i1061" style="width:0;height:1.5pt" o:hralign="center" o:hrstd="t" o:hr="t" fillcolor="#a0a0a0" stroked="f"/>
+        </w:pict>
+      </w:r>
+    </w:p>
+    <w:p>
+      <w:pPr>
+        <w:rPr>
+          <w:b/>
+          <w:bCs/>
+        </w:rPr>
+      </w:pPr>
+      <w:r>
+        <w:rPr>
+          <w:b/>
+          <w:bCs/>
+        </w:rPr>
+        <w:t xml:space="preserve">2. </w:t>
+      </w:r>
+      <w:proofErr w:type="spellStart"/>
+      <w:r>
+        <w:rPr>
+          <w:b/>
+          <w:bCs/>
+        </w:rPr>
+        <w:t>getElementById</w:t>
+      </w:r>
+      <w:proofErr w:type="spellEnd"/>
+      <w:r>
+        <w:rPr>
+          <w:b/>
+          <w:bCs/>
+        </w:rPr>
+        <w:t xml:space="preserve"> aur Property Access</w:t>
+      </w:r>
+    </w:p>
+    <w:p>
+      <w:r>
+        <w:t xml:space="preserve">Sabse </w:t>
+      </w:r>
+      <w:proofErr w:type="spellStart"/>
+      <w:r>
+        <w:t>pehla</w:t>
+      </w:r>
+      <w:proofErr w:type="spellEnd"/>
+      <w:r>
+        <w:t xml:space="preserve"> selector jo sir ne </w:t>
+      </w:r>
+      <w:proofErr w:type="spellStart"/>
+      <w:r>
+        <w:t>pakda</w:t>
+      </w:r>
+      <w:proofErr w:type="spellEnd"/>
+      <w:r>
+        <w:t xml:space="preserve"> wo </w:t>
+      </w:r>
+      <w:proofErr w:type="spellStart"/>
+      <w:r>
+        <w:t>tha</w:t>
+      </w:r>
+      <w:proofErr w:type="spellEnd"/>
+      <w:r>
+        <w:t xml:space="preserve"> </w:t>
+      </w:r>
+      <w:proofErr w:type="spellStart"/>
+      <w:proofErr w:type="gramStart"/>
+      <w:r>
+        <w:t>document.getElementById</w:t>
+      </w:r>
+      <w:proofErr w:type="spellEnd"/>
+      <w:proofErr w:type="gramEnd"/>
+      <w:r>
+        <w:t>('title').</w:t>
+      </w:r>
+    </w:p>
+    <w:p>
+      <w:pPr>
+        <w:numPr>
+          <w:ilvl w:val="0"/>
+          <w:numId w:val="8"/>
+        </w:numPr>
+      </w:pPr>
+      <w:r>
+        <w:rPr>
+          <w:b/>
+          <w:bCs/>
+        </w:rPr>
+        <w:t>The Return Value:</w:t>
+      </w:r>
+      <w:r>
+        <w:t xml:space="preserve"> Jab tum ye command </w:t>
+      </w:r>
+      <w:proofErr w:type="spellStart"/>
+      <w:r>
+        <w:t>chalate</w:t>
+      </w:r>
+      <w:proofErr w:type="spellEnd"/>
+      <w:r>
+        <w:t xml:space="preserve"> </w:t>
+      </w:r>
+      <w:proofErr w:type="spellStart"/>
+      <w:r>
+        <w:t>ho</w:t>
+      </w:r>
+      <w:proofErr w:type="spellEnd"/>
+      <w:r>
+        <w:t xml:space="preserve">, </w:t>
+      </w:r>
+      <w:proofErr w:type="spellStart"/>
+      <w:r>
+        <w:t>toh</w:t>
+      </w:r>
+      <w:proofErr w:type="spellEnd"/>
+      <w:r>
+        <w:t xml:space="preserve"> </w:t>
+      </w:r>
+      <w:proofErr w:type="spellStart"/>
+      <w:r>
+        <w:t>tumhe</w:t>
+      </w:r>
+      <w:proofErr w:type="spellEnd"/>
+      <w:r>
+        <w:t xml:space="preserve"> pura ka pura HTML element </w:t>
+      </w:r>
+      <w:proofErr w:type="spellStart"/>
+      <w:r>
+        <w:t>milta</w:t>
+      </w:r>
+      <w:proofErr w:type="spellEnd"/>
+      <w:r>
+        <w:t xml:space="preserve"> </w:t>
+      </w:r>
+      <w:proofErr w:type="spellStart"/>
+      <w:r>
+        <w:t>hai</w:t>
+      </w:r>
+      <w:proofErr w:type="spellEnd"/>
+      <w:r>
+        <w:t xml:space="preserve"> as an </w:t>
+      </w:r>
+      <w:r>
+        <w:rPr>
+          <w:b/>
+          <w:bCs/>
+        </w:rPr>
+        <w:t>Object</w:t>
+      </w:r>
+      <w:r>
+        <w:t>.</w:t>
+      </w:r>
+    </w:p>
+    <w:p>
+      <w:r>
+        <w:drawing>
+          <wp:inline distT="0" distB="0" distL="0" distR="0" wp14:anchorId="7C4B60AE" wp14:editId="32623AB9">
+            <wp:extent cx="5731510" cy="1215390"/>
+            <wp:effectExtent l="0" t="0" r="2540" b="3810"/>
+            <wp:docPr id="1034717729" name="Picture 1"/>
+            <wp:cNvGraphicFramePr>
+              <a:graphicFrameLocks xmlns:a="http://schemas.openxmlformats.org/drawingml/2006/main" noChangeAspect="1"/>
+            </wp:cNvGraphicFramePr>
+            <a:graphic xmlns:a="http://schemas.openxmlformats.org/drawingml/2006/main">
+              <a:graphicData uri="http://schemas.openxmlformats.org/drawingml/2006/picture">
+                <pic:pic xmlns:pic="http://schemas.openxmlformats.org/drawingml/2006/picture">
+                  <pic:nvPicPr>
+                    <pic:cNvPr id="1034717729" name=""/>
+                    <pic:cNvPicPr/>
+                  </pic:nvPicPr>
+                  <pic:blipFill>
+                    <a:blip r:embed="rId16"/>
+                    <a:stretch>
+                      <a:fillRect/>
+                    </a:stretch>
+                  </pic:blipFill>
+                  <pic:spPr>
+                    <a:xfrm>
+                      <a:off x="0" y="0"/>
+                      <a:ext cx="5731510" cy="1215390"/>
+                    </a:xfrm>
+                    <a:prstGeom prst="rect">
+                      <a:avLst/>
+                    </a:prstGeom>
+                  </pic:spPr>
+                </pic:pic>
+              </a:graphicData>
+            </a:graphic>
+          </wp:inline>
+        </w:drawing>
+      </w:r>
+    </w:p>
+    <w:p>
+      <w:pPr>
+        <w:numPr>
+          <w:ilvl w:val="0"/>
+          <w:numId w:val="8"/>
+        </w:numPr>
+      </w:pPr>
+      <w:r>
+        <w:rPr>
+          <w:b/>
+          <w:bCs/>
+        </w:rPr>
+        <w:t>Dotted Access:</w:t>
+      </w:r>
+      <w:r>
+        <w:t xml:space="preserve"> </w:t>
+      </w:r>
+      <w:proofErr w:type="spellStart"/>
+      <w:r>
+        <w:t>Kyunki</w:t>
+      </w:r>
+      <w:proofErr w:type="spellEnd"/>
+      <w:r>
+        <w:t xml:space="preserve"> ye ek object </w:t>
+      </w:r>
+      <w:proofErr w:type="spellStart"/>
+      <w:r>
+        <w:t>hai</w:t>
+      </w:r>
+      <w:proofErr w:type="spellEnd"/>
+      <w:r>
+        <w:t xml:space="preserve">, tum </w:t>
+      </w:r>
+      <w:proofErr w:type="spellStart"/>
+      <w:r>
+        <w:t>iske</w:t>
+      </w:r>
+      <w:proofErr w:type="spellEnd"/>
+      <w:r>
+        <w:t xml:space="preserve"> </w:t>
+      </w:r>
+      <w:proofErr w:type="spellStart"/>
+      <w:r>
+        <w:t>aage</w:t>
+      </w:r>
+      <w:proofErr w:type="spellEnd"/>
+      <w:r>
+        <w:t xml:space="preserve"> .id </w:t>
+      </w:r>
+      <w:proofErr w:type="spellStart"/>
+      <w:proofErr w:type="gramStart"/>
+      <w:r>
+        <w:t>ya</w:t>
+      </w:r>
+      <w:proofErr w:type="spellEnd"/>
+      <w:r>
+        <w:t xml:space="preserve"> .</w:t>
+      </w:r>
+      <w:proofErr w:type="spellStart"/>
+      <w:r>
+        <w:t>className</w:t>
+      </w:r>
+      <w:proofErr w:type="spellEnd"/>
+      <w:proofErr w:type="gramEnd"/>
+      <w:r>
+        <w:t xml:space="preserve"> </w:t>
+      </w:r>
+      <w:proofErr w:type="spellStart"/>
+      <w:r>
+        <w:t>laga</w:t>
+      </w:r>
+      <w:proofErr w:type="spellEnd"/>
+      <w:r>
+        <w:t xml:space="preserve"> </w:t>
+      </w:r>
+      <w:proofErr w:type="spellStart"/>
+      <w:r>
+        <w:t>kar</w:t>
+      </w:r>
+      <w:proofErr w:type="spellEnd"/>
+      <w:r>
+        <w:t xml:space="preserve"> </w:t>
+      </w:r>
+      <w:proofErr w:type="spellStart"/>
+      <w:r>
+        <w:t>uski</w:t>
+      </w:r>
+      <w:proofErr w:type="spellEnd"/>
+      <w:r>
+        <w:t xml:space="preserve"> properties </w:t>
+      </w:r>
+      <w:proofErr w:type="spellStart"/>
+      <w:r>
+        <w:t>dekh</w:t>
+      </w:r>
+      <w:proofErr w:type="spellEnd"/>
+      <w:r>
+        <w:t xml:space="preserve"> </w:t>
+      </w:r>
+      <w:proofErr w:type="spellStart"/>
+      <w:r>
+        <w:t>sakte</w:t>
+      </w:r>
+      <w:proofErr w:type="spellEnd"/>
+      <w:r>
+        <w:t xml:space="preserve"> ho.</w:t>
+      </w:r>
+    </w:p>
+    <w:p>
+      <w:pPr>
+        <w:numPr>
+          <w:ilvl w:val="0"/>
+          <w:numId w:val="8"/>
+        </w:numPr>
+      </w:pPr>
+      <w:r>
+        <w:rPr>
+          <w:b/>
+          <w:bCs/>
+        </w:rPr>
+        <w:t xml:space="preserve">Class vs </w:t>
+      </w:r>
+      <w:proofErr w:type="spellStart"/>
+      <w:r>
+        <w:rPr>
+          <w:b/>
+          <w:bCs/>
+        </w:rPr>
+        <w:t>ClassName</w:t>
+      </w:r>
+      <w:proofErr w:type="spellEnd"/>
+      <w:r>
+        <w:rPr>
+          <w:b/>
+          <w:bCs/>
+        </w:rPr>
+        <w:t>:</w:t>
+      </w:r>
+      <w:r>
+        <w:t xml:space="preserve"> Sir ne ek bahut </w:t>
+      </w:r>
+      <w:proofErr w:type="spellStart"/>
+      <w:r>
+        <w:t>zaroori</w:t>
+      </w:r>
+      <w:proofErr w:type="spellEnd"/>
+      <w:r>
+        <w:t xml:space="preserve"> </w:t>
+      </w:r>
+      <w:proofErr w:type="spellStart"/>
+      <w:r>
+        <w:t>baat</w:t>
+      </w:r>
+      <w:proofErr w:type="spellEnd"/>
+      <w:r>
+        <w:t xml:space="preserve"> </w:t>
+      </w:r>
+      <w:proofErr w:type="spellStart"/>
+      <w:r>
+        <w:t>batayi</w:t>
+      </w:r>
+      <w:proofErr w:type="spellEnd"/>
+      <w:r>
+        <w:t xml:space="preserve">—HTML </w:t>
+      </w:r>
+      <w:proofErr w:type="spellStart"/>
+      <w:r>
+        <w:t>mein</w:t>
+      </w:r>
+      <w:proofErr w:type="spellEnd"/>
+      <w:r>
+        <w:t xml:space="preserve"> hum class </w:t>
+      </w:r>
+      <w:proofErr w:type="spellStart"/>
+      <w:r>
+        <w:t>likhte</w:t>
+      </w:r>
+      <w:proofErr w:type="spellEnd"/>
+      <w:r>
+        <w:t xml:space="preserve"> hain, </w:t>
+      </w:r>
+      <w:proofErr w:type="spellStart"/>
+      <w:r>
+        <w:t>lekin</w:t>
+      </w:r>
+      <w:proofErr w:type="spellEnd"/>
+      <w:r>
+        <w:t xml:space="preserve"> JavaScript </w:t>
+      </w:r>
+      <w:proofErr w:type="spellStart"/>
+      <w:r>
+        <w:t>mein</w:t>
+      </w:r>
+      <w:proofErr w:type="spellEnd"/>
+      <w:r>
+        <w:t xml:space="preserve"> </w:t>
+      </w:r>
+      <w:proofErr w:type="spellStart"/>
+      <w:r>
+        <w:t>usey</w:t>
+      </w:r>
+      <w:proofErr w:type="spellEnd"/>
+      <w:r>
+        <w:t xml:space="preserve"> </w:t>
+      </w:r>
+      <w:proofErr w:type="spellStart"/>
+      <w:r>
+        <w:rPr>
+          <w:b/>
+          <w:bCs/>
+        </w:rPr>
+        <w:t>className</w:t>
+      </w:r>
+      <w:proofErr w:type="spellEnd"/>
+      <w:r>
+        <w:t xml:space="preserve"> bola </w:t>
+      </w:r>
+      <w:proofErr w:type="spellStart"/>
+      <w:r>
+        <w:t>jata</w:t>
+      </w:r>
+      <w:proofErr w:type="spellEnd"/>
+      <w:r>
+        <w:t xml:space="preserve"> </w:t>
+      </w:r>
+      <w:proofErr w:type="spellStart"/>
+      <w:r>
+        <w:t>hai</w:t>
+      </w:r>
+      <w:proofErr w:type="spellEnd"/>
+      <w:r>
+        <w:t xml:space="preserve">. Ye </w:t>
+      </w:r>
+      <w:proofErr w:type="spellStart"/>
+      <w:r>
+        <w:t>isliye</w:t>
+      </w:r>
+      <w:proofErr w:type="spellEnd"/>
+      <w:r>
+        <w:t xml:space="preserve"> </w:t>
+      </w:r>
+      <w:proofErr w:type="spellStart"/>
+      <w:r>
+        <w:t>kyunki</w:t>
+      </w:r>
+      <w:proofErr w:type="spellEnd"/>
+      <w:r>
+        <w:t xml:space="preserve"> JavaScript </w:t>
+      </w:r>
+      <w:proofErr w:type="spellStart"/>
+      <w:r>
+        <w:t>mein</w:t>
+      </w:r>
+      <w:proofErr w:type="spellEnd"/>
+      <w:r>
+        <w:t xml:space="preserve"> class ek reserved keyword </w:t>
+      </w:r>
+      <w:proofErr w:type="spellStart"/>
+      <w:r>
+        <w:t>hai</w:t>
+      </w:r>
+      <w:proofErr w:type="spellEnd"/>
+      <w:r>
+        <w:t xml:space="preserve"> (OOPs </w:t>
+      </w:r>
+      <w:proofErr w:type="spellStart"/>
+      <w:r>
+        <w:t>ke</w:t>
+      </w:r>
+      <w:proofErr w:type="spellEnd"/>
+      <w:r>
+        <w:t xml:space="preserve"> </w:t>
+      </w:r>
+      <w:proofErr w:type="spellStart"/>
+      <w:r>
+        <w:t>liye</w:t>
+      </w:r>
+      <w:proofErr w:type="spellEnd"/>
+      <w:r>
+        <w:t>).</w:t>
+      </w:r>
+    </w:p>
     <w:p/>
+    <w:p>
+      <w:r>
+        <w:drawing>
+          <wp:inline distT="0" distB="0" distL="0" distR="0" wp14:anchorId="5F024244" wp14:editId="10F51378">
+            <wp:extent cx="5731510" cy="1706245"/>
+            <wp:effectExtent l="0" t="0" r="2540" b="8255"/>
+            <wp:docPr id="1599418734" name="Picture 1"/>
+            <wp:cNvGraphicFramePr>
+              <a:graphicFrameLocks xmlns:a="http://schemas.openxmlformats.org/drawingml/2006/main" noChangeAspect="1"/>
+            </wp:cNvGraphicFramePr>
+            <a:graphic xmlns:a="http://schemas.openxmlformats.org/drawingml/2006/main">
+              <a:graphicData uri="http://schemas.openxmlformats.org/drawingml/2006/picture">
+                <pic:pic xmlns:pic="http://schemas.openxmlformats.org/drawingml/2006/picture">
+                  <pic:nvPicPr>
+                    <pic:cNvPr id="1599418734" name=""/>
+                    <pic:cNvPicPr/>
+                  </pic:nvPicPr>
+                  <pic:blipFill>
+                    <a:blip r:embed="rId17"/>
+                    <a:stretch>
+                      <a:fillRect/>
+                    </a:stretch>
+                  </pic:blipFill>
+                  <pic:spPr>
+                    <a:xfrm>
+                      <a:off x="0" y="0"/>
+                      <a:ext cx="5731510" cy="1706245"/>
+                    </a:xfrm>
+                    <a:prstGeom prst="rect">
+                      <a:avLst/>
+                    </a:prstGeom>
+                  </pic:spPr>
+                </pic:pic>
+              </a:graphicData>
+            </a:graphic>
+          </wp:inline>
+        </w:drawing>
+      </w:r>
+    </w:p>
+    <w:p>
+      <w:r>
+        <w:lastRenderedPageBreak/>
+        <w:drawing>
+          <wp:inline distT="0" distB="0" distL="0" distR="0" wp14:anchorId="0E13EBE7" wp14:editId="2D4DAE26">
+            <wp:extent cx="5677692" cy="2924583"/>
+            <wp:effectExtent l="0" t="0" r="0" b="9525"/>
+            <wp:docPr id="204566361" name="Picture 1"/>
+            <wp:cNvGraphicFramePr>
+              <a:graphicFrameLocks xmlns:a="http://schemas.openxmlformats.org/drawingml/2006/main" noChangeAspect="1"/>
+            </wp:cNvGraphicFramePr>
+            <a:graphic xmlns:a="http://schemas.openxmlformats.org/drawingml/2006/main">
+              <a:graphicData uri="http://schemas.openxmlformats.org/drawingml/2006/picture">
+                <pic:pic xmlns:pic="http://schemas.openxmlformats.org/drawingml/2006/picture">
+                  <pic:nvPicPr>
+                    <pic:cNvPr id="204566361" name=""/>
+                    <pic:cNvPicPr/>
+                  </pic:nvPicPr>
+                  <pic:blipFill>
+                    <a:blip r:embed="rId18"/>
+                    <a:stretch>
+                      <a:fillRect/>
+                    </a:stretch>
+                  </pic:blipFill>
+                  <pic:spPr>
+                    <a:xfrm>
+                      <a:off x="0" y="0"/>
+                      <a:ext cx="5677692" cy="2924583"/>
+                    </a:xfrm>
+                    <a:prstGeom prst="rect">
+                      <a:avLst/>
+                    </a:prstGeom>
+                  </pic:spPr>
+                </pic:pic>
+              </a:graphicData>
+            </a:graphic>
+          </wp:inline>
+        </w:drawing>
+      </w:r>
+    </w:p>
+    <w:p>
+      <w:r>
+        <w:drawing>
+          <wp:inline distT="0" distB="0" distL="0" distR="0" wp14:anchorId="723E1C3D" wp14:editId="25C231F1">
+            <wp:extent cx="5731510" cy="3979545"/>
+            <wp:effectExtent l="0" t="0" r="2540" b="1905"/>
+            <wp:docPr id="485824859" name="Picture 1"/>
+            <wp:cNvGraphicFramePr>
+              <a:graphicFrameLocks xmlns:a="http://schemas.openxmlformats.org/drawingml/2006/main" noChangeAspect="1"/>
+            </wp:cNvGraphicFramePr>
+            <a:graphic xmlns:a="http://schemas.openxmlformats.org/drawingml/2006/main">
+              <a:graphicData uri="http://schemas.openxmlformats.org/drawingml/2006/picture">
+                <pic:pic xmlns:pic="http://schemas.openxmlformats.org/drawingml/2006/picture">
+                  <pic:nvPicPr>
+                    <pic:cNvPr id="485824859" name=""/>
+                    <pic:cNvPicPr/>
+                  </pic:nvPicPr>
+                  <pic:blipFill>
+                    <a:blip r:embed="rId19"/>
+                    <a:stretch>
+                      <a:fillRect/>
+                    </a:stretch>
+                  </pic:blipFill>
+                  <pic:spPr>
+                    <a:xfrm>
+                      <a:off x="0" y="0"/>
+                      <a:ext cx="5731510" cy="3979545"/>
+                    </a:xfrm>
+                    <a:prstGeom prst="rect">
+                      <a:avLst/>
+                    </a:prstGeom>
+                  </pic:spPr>
+                </pic:pic>
+              </a:graphicData>
+            </a:graphic>
+          </wp:inline>
+        </w:drawing>
+      </w:r>
+    </w:p>
+    <w:p>
+      <w:r>
+        <w:drawing>
+          <wp:inline distT="0" distB="0" distL="0" distR="0" wp14:anchorId="7559818E" wp14:editId="67911377">
+            <wp:extent cx="5731510" cy="1170940"/>
+            <wp:effectExtent l="0" t="0" r="2540" b="0"/>
+            <wp:docPr id="1451371571" name="Picture 1"/>
+            <wp:cNvGraphicFramePr>
+              <a:graphicFrameLocks xmlns:a="http://schemas.openxmlformats.org/drawingml/2006/main" noChangeAspect="1"/>
+            </wp:cNvGraphicFramePr>
+            <a:graphic xmlns:a="http://schemas.openxmlformats.org/drawingml/2006/main">
+              <a:graphicData uri="http://schemas.openxmlformats.org/drawingml/2006/picture">
+                <pic:pic xmlns:pic="http://schemas.openxmlformats.org/drawingml/2006/picture">
+                  <pic:nvPicPr>
+                    <pic:cNvPr id="1451371571" name=""/>
+                    <pic:cNvPicPr/>
+                  </pic:nvPicPr>
+                  <pic:blipFill>
+                    <a:blip r:embed="rId20"/>
+                    <a:stretch>
+                      <a:fillRect/>
+                    </a:stretch>
+                  </pic:blipFill>
+                  <pic:spPr>
+                    <a:xfrm>
+                      <a:off x="0" y="0"/>
+                      <a:ext cx="5731510" cy="1170940"/>
+                    </a:xfrm>
+                    <a:prstGeom prst="rect">
+                      <a:avLst/>
+                    </a:prstGeom>
+                  </pic:spPr>
+                </pic:pic>
+              </a:graphicData>
+            </a:graphic>
+          </wp:inline>
+        </w:drawing>
+      </w:r>
+      <w:r>
+        <w:pict w14:anchorId="25EB5863">
+          <v:rect id="_x0000_i1062" style="width:0;height:1.5pt" o:hralign="center" o:hrstd="t" o:hr="t" fillcolor="#a0a0a0" stroked="f"/>
+        </w:pict>
+      </w:r>
+    </w:p>
+    <w:p>
+      <w:pPr>
+        <w:rPr>
+          <w:b/>
+          <w:bCs/>
+        </w:rPr>
+      </w:pPr>
+      <w:r>
+        <w:rPr>
+          <w:b/>
+          <w:bCs/>
+        </w:rPr>
+        <w:lastRenderedPageBreak/>
+        <w:t>3. Attributes ka Khel (get aur set)</w:t>
+      </w:r>
+    </w:p>
+    <w:p>
+      <w:r>
+        <w:t xml:space="preserve">Sir ne </w:t>
+      </w:r>
+      <w:proofErr w:type="spellStart"/>
+      <w:r>
+        <w:t>dikhaya</w:t>
+      </w:r>
+      <w:proofErr w:type="spellEnd"/>
+      <w:r>
+        <w:t xml:space="preserve"> ki </w:t>
+      </w:r>
+      <w:proofErr w:type="spellStart"/>
+      <w:r>
+        <w:t>sirf</w:t>
+      </w:r>
+      <w:proofErr w:type="spellEnd"/>
+      <w:r>
+        <w:t xml:space="preserve"> value </w:t>
+      </w:r>
+      <w:proofErr w:type="spellStart"/>
+      <w:r>
+        <w:t>nikalna</w:t>
+      </w:r>
+      <w:proofErr w:type="spellEnd"/>
+      <w:r>
+        <w:t xml:space="preserve"> </w:t>
+      </w:r>
+      <w:proofErr w:type="spellStart"/>
+      <w:r>
+        <w:t>kaafi</w:t>
+      </w:r>
+      <w:proofErr w:type="spellEnd"/>
+      <w:r>
+        <w:t xml:space="preserve"> </w:t>
+      </w:r>
+      <w:proofErr w:type="spellStart"/>
+      <w:r>
+        <w:t>nahi</w:t>
+      </w:r>
+      <w:proofErr w:type="spellEnd"/>
+      <w:r>
+        <w:t xml:space="preserve"> </w:t>
+      </w:r>
+      <w:proofErr w:type="spellStart"/>
+      <w:r>
+        <w:t>hai</w:t>
+      </w:r>
+      <w:proofErr w:type="spellEnd"/>
+      <w:r>
+        <w:t xml:space="preserve">, </w:t>
+      </w:r>
+      <w:proofErr w:type="spellStart"/>
+      <w:r>
+        <w:t>humein</w:t>
+      </w:r>
+      <w:proofErr w:type="spellEnd"/>
+      <w:r>
+        <w:t xml:space="preserve"> attributes ko "manipulate" </w:t>
+      </w:r>
+      <w:proofErr w:type="spellStart"/>
+      <w:r>
+        <w:t>karna</w:t>
+      </w:r>
+      <w:proofErr w:type="spellEnd"/>
+      <w:r>
+        <w:t xml:space="preserve"> </w:t>
+      </w:r>
+      <w:proofErr w:type="spellStart"/>
+      <w:r>
+        <w:t>aana</w:t>
+      </w:r>
+      <w:proofErr w:type="spellEnd"/>
+      <w:r>
+        <w:t xml:space="preserve"> </w:t>
+      </w:r>
+      <w:proofErr w:type="spellStart"/>
+      <w:r>
+        <w:t>chahiye</w:t>
+      </w:r>
+      <w:proofErr w:type="spellEnd"/>
+      <w:r>
+        <w:t>.</w:t>
+      </w:r>
+    </w:p>
+    <w:p>
+      <w:pPr>
+        <w:numPr>
+          <w:ilvl w:val="0"/>
+          <w:numId w:val="9"/>
+        </w:numPr>
+      </w:pPr>
+      <w:proofErr w:type="spellStart"/>
+      <w:r>
+        <w:rPr>
+          <w:b/>
+          <w:bCs/>
+        </w:rPr>
+        <w:t>getAttribute</w:t>
+      </w:r>
+      <w:proofErr w:type="spellEnd"/>
+      <w:r>
+        <w:rPr>
+          <w:b/>
+          <w:bCs/>
+        </w:rPr>
+        <w:t>('</w:t>
+      </w:r>
+      <w:proofErr w:type="spellStart"/>
+      <w:r>
+        <w:rPr>
+          <w:b/>
+          <w:bCs/>
+        </w:rPr>
+        <w:t>class'</w:t>
+      </w:r>
+      <w:proofErr w:type="spellEnd"/>
+      <w:r>
+        <w:rPr>
+          <w:b/>
+          <w:bCs/>
+        </w:rPr>
+        <w:t>)</w:t>
+      </w:r>
+      <w:r>
+        <w:t xml:space="preserve">: Ye </w:t>
+      </w:r>
+      <w:proofErr w:type="spellStart"/>
+      <w:r>
+        <w:t>tumhe</w:t>
+      </w:r>
+      <w:proofErr w:type="spellEnd"/>
+      <w:r>
+        <w:t xml:space="preserve"> bata </w:t>
+      </w:r>
+      <w:proofErr w:type="spellStart"/>
+      <w:r>
+        <w:t>dega</w:t>
+      </w:r>
+      <w:proofErr w:type="spellEnd"/>
+      <w:r>
+        <w:t xml:space="preserve"> ki element par </w:t>
+      </w:r>
+      <w:proofErr w:type="spellStart"/>
+      <w:r>
+        <w:t>kaunsi</w:t>
+      </w:r>
+      <w:proofErr w:type="spellEnd"/>
+      <w:r>
+        <w:t xml:space="preserve"> class </w:t>
+      </w:r>
+      <w:proofErr w:type="spellStart"/>
+      <w:r>
+        <w:t>lagi</w:t>
+      </w:r>
+      <w:proofErr w:type="spellEnd"/>
+      <w:r>
+        <w:t xml:space="preserve"> </w:t>
+      </w:r>
+      <w:proofErr w:type="spellStart"/>
+      <w:r>
+        <w:t>hai</w:t>
+      </w:r>
+      <w:proofErr w:type="spellEnd"/>
+      <w:r>
+        <w:t>.</w:t>
+      </w:r>
+    </w:p>
+    <w:p>
+      <w:r>
+        <w:t xml:space="preserve">               </w:t>
+      </w:r>
+      <w:r>
+        <w:drawing>
+          <wp:inline distT="0" distB="0" distL="0" distR="0" wp14:anchorId="294EDDD8" wp14:editId="51A1770B">
+            <wp:extent cx="4420217" cy="1600423"/>
+            <wp:effectExtent l="0" t="0" r="0" b="0"/>
+            <wp:docPr id="986419508" name="Picture 1"/>
+            <wp:cNvGraphicFramePr>
+              <a:graphicFrameLocks xmlns:a="http://schemas.openxmlformats.org/drawingml/2006/main" noChangeAspect="1"/>
+            </wp:cNvGraphicFramePr>
+            <a:graphic xmlns:a="http://schemas.openxmlformats.org/drawingml/2006/main">
+              <a:graphicData uri="http://schemas.openxmlformats.org/drawingml/2006/picture">
+                <pic:pic xmlns:pic="http://schemas.openxmlformats.org/drawingml/2006/picture">
+                  <pic:nvPicPr>
+                    <pic:cNvPr id="986419508" name=""/>
+                    <pic:cNvPicPr/>
+                  </pic:nvPicPr>
+                  <pic:blipFill>
+                    <a:blip r:embed="rId21"/>
+                    <a:stretch>
+                      <a:fillRect/>
+                    </a:stretch>
+                  </pic:blipFill>
+                  <pic:spPr>
+                    <a:xfrm>
+                      <a:off x="0" y="0"/>
+                      <a:ext cx="4420217" cy="1600423"/>
+                    </a:xfrm>
+                    <a:prstGeom prst="rect">
+                      <a:avLst/>
+                    </a:prstGeom>
+                  </pic:spPr>
+                </pic:pic>
+              </a:graphicData>
+            </a:graphic>
+          </wp:inline>
+        </w:drawing>
+      </w:r>
+    </w:p>
+    <w:p>
+      <w:pPr>
+        <w:numPr>
+          <w:ilvl w:val="0"/>
+          <w:numId w:val="9"/>
+        </w:numPr>
+      </w:pPr>
+      <w:proofErr w:type="spellStart"/>
+      <w:proofErr w:type="gramStart"/>
+      <w:r>
+        <w:rPr>
+          <w:b/>
+          <w:bCs/>
+        </w:rPr>
+        <w:t>setAttribute</w:t>
+      </w:r>
+      <w:proofErr w:type="spellEnd"/>
+      <w:r>
+        <w:rPr>
+          <w:b/>
+          <w:bCs/>
+        </w:rPr>
+        <w:t>(</w:t>
+      </w:r>
+      <w:proofErr w:type="gramEnd"/>
+      <w:r>
+        <w:rPr>
+          <w:b/>
+          <w:bCs/>
+        </w:rPr>
+        <w:t>'class', 'test')</w:t>
+      </w:r>
+      <w:r>
+        <w:t xml:space="preserve">: Ye </w:t>
+      </w:r>
+      <w:proofErr w:type="spellStart"/>
+      <w:r>
+        <w:t>sabse</w:t>
+      </w:r>
+      <w:proofErr w:type="spellEnd"/>
+      <w:r>
+        <w:t xml:space="preserve"> </w:t>
+      </w:r>
+      <w:proofErr w:type="spellStart"/>
+      <w:r>
+        <w:t>khatarnak</w:t>
+      </w:r>
+      <w:proofErr w:type="spellEnd"/>
+      <w:r>
+        <w:t xml:space="preserve"> method </w:t>
+      </w:r>
+      <w:proofErr w:type="spellStart"/>
+      <w:r>
+        <w:t>hai</w:t>
+      </w:r>
+      <w:proofErr w:type="spellEnd"/>
+      <w:r>
+        <w:t xml:space="preserve">. Agar </w:t>
+      </w:r>
+      <w:proofErr w:type="spellStart"/>
+      <w:r>
+        <w:t>tumne</w:t>
+      </w:r>
+      <w:proofErr w:type="spellEnd"/>
+      <w:r>
+        <w:t xml:space="preserve"> </w:t>
+      </w:r>
+      <w:proofErr w:type="spellStart"/>
+      <w:r>
+        <w:t>setAttribute</w:t>
+      </w:r>
+      <w:proofErr w:type="spellEnd"/>
+      <w:r>
+        <w:t xml:space="preserve"> </w:t>
+      </w:r>
+      <w:proofErr w:type="spellStart"/>
+      <w:r>
+        <w:t>kiya</w:t>
+      </w:r>
+      <w:proofErr w:type="spellEnd"/>
+      <w:r>
+        <w:t xml:space="preserve">, </w:t>
+      </w:r>
+      <w:proofErr w:type="spellStart"/>
+      <w:r>
+        <w:t>toh</w:t>
+      </w:r>
+      <w:proofErr w:type="spellEnd"/>
+      <w:r>
+        <w:t xml:space="preserve"> wo element par </w:t>
+      </w:r>
+      <w:proofErr w:type="spellStart"/>
+      <w:r>
+        <w:t>pehle</w:t>
+      </w:r>
+      <w:proofErr w:type="spellEnd"/>
+      <w:r>
+        <w:t xml:space="preserve"> se </w:t>
+      </w:r>
+      <w:proofErr w:type="spellStart"/>
+      <w:r>
+        <w:t>lagi</w:t>
+      </w:r>
+      <w:proofErr w:type="spellEnd"/>
+      <w:r>
+        <w:t xml:space="preserve"> hui </w:t>
+      </w:r>
+      <w:proofErr w:type="spellStart"/>
+      <w:r>
+        <w:t>saari</w:t>
+      </w:r>
+      <w:proofErr w:type="spellEnd"/>
+      <w:r>
+        <w:t xml:space="preserve"> classes ko </w:t>
+      </w:r>
+      <w:proofErr w:type="spellStart"/>
+      <w:r>
+        <w:t>hata</w:t>
+      </w:r>
+      <w:proofErr w:type="spellEnd"/>
+      <w:r>
+        <w:t xml:space="preserve"> </w:t>
+      </w:r>
+      <w:proofErr w:type="spellStart"/>
+      <w:r>
+        <w:t>dega</w:t>
+      </w:r>
+      <w:proofErr w:type="spellEnd"/>
+      <w:r>
+        <w:t xml:space="preserve"> aur </w:t>
+      </w:r>
+      <w:proofErr w:type="spellStart"/>
+      <w:r>
+        <w:t>sirf</w:t>
+      </w:r>
+      <w:proofErr w:type="spellEnd"/>
+      <w:r>
+        <w:t xml:space="preserve"> </w:t>
+      </w:r>
+      <w:proofErr w:type="spellStart"/>
+      <w:r>
+        <w:t>nayi</w:t>
+      </w:r>
+      <w:proofErr w:type="spellEnd"/>
+      <w:r>
+        <w:t xml:space="preserve"> </w:t>
+      </w:r>
+      <w:proofErr w:type="spellStart"/>
+      <w:r>
+        <w:t>wali</w:t>
+      </w:r>
+      <w:proofErr w:type="spellEnd"/>
+      <w:r>
+        <w:t xml:space="preserve"> (test) ko </w:t>
+      </w:r>
+      <w:proofErr w:type="spellStart"/>
+      <w:r>
+        <w:t>rakhega</w:t>
+      </w:r>
+      <w:proofErr w:type="spellEnd"/>
+      <w:r>
+        <w:t>.</w:t>
+      </w:r>
+    </w:p>
+    <w:p>
+      <w:pPr>
+        <w:numPr>
+          <w:ilvl w:val="1"/>
+          <w:numId w:val="9"/>
+        </w:numPr>
+      </w:pPr>
+      <w:r>
+        <w:rPr>
+          <w:b/>
+          <w:bCs/>
+        </w:rPr>
+        <w:t>Pro Tip:</w:t>
+      </w:r>
+      <w:r>
+        <w:t xml:space="preserve"> Agar </w:t>
+      </w:r>
+      <w:proofErr w:type="spellStart"/>
+      <w:r>
+        <w:t>tumhe</w:t>
+      </w:r>
+      <w:proofErr w:type="spellEnd"/>
+      <w:r>
+        <w:t xml:space="preserve"> </w:t>
+      </w:r>
+      <w:proofErr w:type="spellStart"/>
+      <w:r>
+        <w:t>purani</w:t>
+      </w:r>
+      <w:proofErr w:type="spellEnd"/>
+      <w:r>
+        <w:t xml:space="preserve"> class </w:t>
+      </w:r>
+      <w:proofErr w:type="spellStart"/>
+      <w:r>
+        <w:t>bhi</w:t>
+      </w:r>
+      <w:proofErr w:type="spellEnd"/>
+      <w:r>
+        <w:t xml:space="preserve"> </w:t>
+      </w:r>
+      <w:proofErr w:type="spellStart"/>
+      <w:r>
+        <w:t>chahiye</w:t>
+      </w:r>
+      <w:proofErr w:type="spellEnd"/>
+      <w:r>
+        <w:t xml:space="preserve"> aur </w:t>
+      </w:r>
+      <w:proofErr w:type="spellStart"/>
+      <w:r>
+        <w:t>nayi</w:t>
+      </w:r>
+      <w:proofErr w:type="spellEnd"/>
+      <w:r>
+        <w:t xml:space="preserve"> </w:t>
+      </w:r>
+      <w:proofErr w:type="spellStart"/>
+      <w:r>
+        <w:t>bhi</w:t>
+      </w:r>
+      <w:proofErr w:type="spellEnd"/>
+      <w:r>
+        <w:t xml:space="preserve">, </w:t>
+      </w:r>
+      <w:proofErr w:type="spellStart"/>
+      <w:r>
+        <w:t>toh</w:t>
+      </w:r>
+      <w:proofErr w:type="spellEnd"/>
+      <w:r>
+        <w:t xml:space="preserve"> </w:t>
+      </w:r>
+      <w:proofErr w:type="spellStart"/>
+      <w:r>
+        <w:t>tumhe</w:t>
+      </w:r>
+      <w:proofErr w:type="spellEnd"/>
+      <w:r>
+        <w:t xml:space="preserve"> </w:t>
+      </w:r>
+      <w:proofErr w:type="spellStart"/>
+      <w:r>
+        <w:t>dono</w:t>
+      </w:r>
+      <w:proofErr w:type="spellEnd"/>
+      <w:r>
+        <w:t xml:space="preserve"> naam </w:t>
+      </w:r>
+      <w:proofErr w:type="spellStart"/>
+      <w:r>
+        <w:t>likhne</w:t>
+      </w:r>
+      <w:proofErr w:type="spellEnd"/>
+      <w:r>
+        <w:t xml:space="preserve"> </w:t>
+      </w:r>
+      <w:proofErr w:type="spellStart"/>
+      <w:r>
+        <w:t>padenge</w:t>
+      </w:r>
+      <w:proofErr w:type="spellEnd"/>
+      <w:r>
+        <w:t xml:space="preserve">, </w:t>
+      </w:r>
+      <w:proofErr w:type="spellStart"/>
+      <w:r>
+        <w:t>jaise</w:t>
+      </w:r>
+      <w:proofErr w:type="spellEnd"/>
+      <w:r>
+        <w:t xml:space="preserve">: </w:t>
+      </w:r>
+      <w:proofErr w:type="spellStart"/>
+      <w:proofErr w:type="gramStart"/>
+      <w:r>
+        <w:t>setAttribute</w:t>
+      </w:r>
+      <w:proofErr w:type="spellEnd"/>
+      <w:r>
+        <w:t>(</w:t>
+      </w:r>
+      <w:proofErr w:type="gramEnd"/>
+      <w:r>
+        <w:t>'class', 'heading test').</w:t>
+      </w:r>
+    </w:p>
+    <w:p>
+      <w:r>
+        <w:t xml:space="preserve">        </w:t>
+      </w:r>
+    </w:p>
+    <w:p>
+      <w:r>
+        <w:t xml:space="preserve">                        </w:t>
+      </w:r>
+      <w:r>
+        <w:drawing>
+          <wp:inline distT="0" distB="0" distL="0" distR="0" wp14:anchorId="7307B2A6" wp14:editId="095D8318">
+            <wp:extent cx="3658111" cy="1457528"/>
+            <wp:effectExtent l="0" t="0" r="0" b="0"/>
+            <wp:docPr id="1703778079" name="Picture 1"/>
+            <wp:cNvGraphicFramePr>
+              <a:graphicFrameLocks xmlns:a="http://schemas.openxmlformats.org/drawingml/2006/main" noChangeAspect="1"/>
+            </wp:cNvGraphicFramePr>
+            <a:graphic xmlns:a="http://schemas.openxmlformats.org/drawingml/2006/main">
+              <a:graphicData uri="http://schemas.openxmlformats.org/drawingml/2006/picture">
+                <pic:pic xmlns:pic="http://schemas.openxmlformats.org/drawingml/2006/picture">
+                  <pic:nvPicPr>
+                    <pic:cNvPr id="1703778079" name=""/>
+                    <pic:cNvPicPr/>
+                  </pic:nvPicPr>
+                  <pic:blipFill>
+                    <a:blip r:embed="rId22"/>
+                    <a:stretch>
+                      <a:fillRect/>
+                    </a:stretch>
+                  </pic:blipFill>
+                  <pic:spPr>
+                    <a:xfrm>
+                      <a:off x="0" y="0"/>
+                      <a:ext cx="3658111" cy="1457528"/>
+                    </a:xfrm>
+                    <a:prstGeom prst="rect">
+                      <a:avLst/>
+                    </a:prstGeom>
+                  </pic:spPr>
+                </pic:pic>
+              </a:graphicData>
+            </a:graphic>
+          </wp:inline>
+        </w:drawing>
+      </w:r>
+    </w:p>
+    <w:p/>
+    <w:p/>
+    <w:p>
+      <w:r>
+        <w:t xml:space="preserve">       </w:t>
+      </w:r>
+      <w:r>
+        <w:drawing>
+          <wp:inline distT="0" distB="0" distL="0" distR="0" wp14:anchorId="74FC7921" wp14:editId="14BFF043">
+            <wp:extent cx="5363323" cy="876422"/>
+            <wp:effectExtent l="0" t="0" r="8890" b="0"/>
+            <wp:docPr id="1518979716" name="Picture 1"/>
+            <wp:cNvGraphicFramePr>
+              <a:graphicFrameLocks xmlns:a="http://schemas.openxmlformats.org/drawingml/2006/main" noChangeAspect="1"/>
+            </wp:cNvGraphicFramePr>
+            <a:graphic xmlns:a="http://schemas.openxmlformats.org/drawingml/2006/main">
+              <a:graphicData uri="http://schemas.openxmlformats.org/drawingml/2006/picture">
+                <pic:pic xmlns:pic="http://schemas.openxmlformats.org/drawingml/2006/picture">
+                  <pic:nvPicPr>
+                    <pic:cNvPr id="1518979716" name=""/>
+                    <pic:cNvPicPr/>
+                  </pic:nvPicPr>
+                  <pic:blipFill>
+                    <a:blip r:embed="rId23"/>
+                    <a:stretch>
+                      <a:fillRect/>
+                    </a:stretch>
+                  </pic:blipFill>
+                  <pic:spPr>
+                    <a:xfrm>
+                      <a:off x="0" y="0"/>
+                      <a:ext cx="5363323" cy="876422"/>
+                    </a:xfrm>
+                    <a:prstGeom prst="rect">
+                      <a:avLst/>
+                    </a:prstGeom>
+                  </pic:spPr>
+                </pic:pic>
+              </a:graphicData>
+            </a:graphic>
+          </wp:inline>
+        </w:drawing>
+      </w:r>
+    </w:p>
+    <w:p>
+      <w:r>
+        <w:lastRenderedPageBreak/>
+        <w:drawing>
+          <wp:inline distT="0" distB="0" distL="0" distR="0" wp14:anchorId="214A6184" wp14:editId="37915913">
+            <wp:extent cx="5731510" cy="3702685"/>
+            <wp:effectExtent l="0" t="0" r="2540" b="0"/>
+            <wp:docPr id="901339930" name="Picture 1"/>
+            <wp:cNvGraphicFramePr>
+              <a:graphicFrameLocks xmlns:a="http://schemas.openxmlformats.org/drawingml/2006/main" noChangeAspect="1"/>
+            </wp:cNvGraphicFramePr>
+            <a:graphic xmlns:a="http://schemas.openxmlformats.org/drawingml/2006/main">
+              <a:graphicData uri="http://schemas.openxmlformats.org/drawingml/2006/picture">
+                <pic:pic xmlns:pic="http://schemas.openxmlformats.org/drawingml/2006/picture">
+                  <pic:nvPicPr>
+                    <pic:cNvPr id="901339930" name=""/>
+                    <pic:cNvPicPr/>
+                  </pic:nvPicPr>
+                  <pic:blipFill>
+                    <a:blip r:embed="rId24"/>
+                    <a:stretch>
+                      <a:fillRect/>
+                    </a:stretch>
+                  </pic:blipFill>
+                  <pic:spPr>
+                    <a:xfrm>
+                      <a:off x="0" y="0"/>
+                      <a:ext cx="5731510" cy="3702685"/>
+                    </a:xfrm>
+                    <a:prstGeom prst="rect">
+                      <a:avLst/>
+                    </a:prstGeom>
+                  </pic:spPr>
+                </pic:pic>
+              </a:graphicData>
+            </a:graphic>
+          </wp:inline>
+        </w:drawing>
+      </w:r>
+      <w:r>
+        <w:pict w14:anchorId="50AA9778">
+          <v:rect id="_x0000_i1063" style="width:0;height:1.5pt" o:hralign="center" o:hrstd="t" o:hr="t" fillcolor="#a0a0a0" stroked="f"/>
+        </w:pict>
+      </w:r>
+    </w:p>
+    <w:p>
+      <w:pPr>
+        <w:rPr>
+          <w:b/>
+          <w:bCs/>
+        </w:rPr>
+      </w:pPr>
+      <w:r>
+        <w:rPr>
+          <w:b/>
+          <w:bCs/>
+        </w:rPr>
+        <w:t>4. Styling via JS (The CamelCase Rule)</w:t>
+      </w:r>
+    </w:p>
+    <w:p>
+      <w:pPr>
+        <w:rPr>
+          <w:b/>
+          <w:bCs/>
+        </w:rPr>
+      </w:pPr>
+      <w:r>
+        <w:rPr>
+          <w:b/>
+          <w:bCs/>
+        </w:rPr>
+        <w:drawing>
+          <wp:inline distT="0" distB="0" distL="0" distR="0" wp14:anchorId="2185824B" wp14:editId="54171E18">
+            <wp:extent cx="5731510" cy="1560830"/>
+            <wp:effectExtent l="0" t="0" r="2540" b="1270"/>
+            <wp:docPr id="1386574129" name="Picture 1"/>
+            <wp:cNvGraphicFramePr>
+              <a:graphicFrameLocks xmlns:a="http://schemas.openxmlformats.org/drawingml/2006/main" noChangeAspect="1"/>
+            </wp:cNvGraphicFramePr>
+            <a:graphic xmlns:a="http://schemas.openxmlformats.org/drawingml/2006/main">
+              <a:graphicData uri="http://schemas.openxmlformats.org/drawingml/2006/picture">
+                <pic:pic xmlns:pic="http://schemas.openxmlformats.org/drawingml/2006/picture">
+                  <pic:nvPicPr>
+                    <pic:cNvPr id="1386574129" name=""/>
+                    <pic:cNvPicPr/>
+                  </pic:nvPicPr>
+                  <pic:blipFill>
+                    <a:blip r:embed="rId25"/>
+                    <a:stretch>
+                      <a:fillRect/>
+                    </a:stretch>
+                  </pic:blipFill>
+                  <pic:spPr>
+                    <a:xfrm>
+                      <a:off x="0" y="0"/>
+                      <a:ext cx="5731510" cy="1560830"/>
+                    </a:xfrm>
+                    <a:prstGeom prst="rect">
+                      <a:avLst/>
+                    </a:prstGeom>
+                  </pic:spPr>
+                </pic:pic>
+              </a:graphicData>
+            </a:graphic>
+          </wp:inline>
+        </w:drawing>
+      </w:r>
+    </w:p>
+    <w:p>
+      <w:r>
+        <w:t xml:space="preserve">Sir </w:t>
+      </w:r>
+      <w:proofErr w:type="spellStart"/>
+      <w:r>
+        <w:t>ne</w:t>
+      </w:r>
+      <w:proofErr w:type="spellEnd"/>
+      <w:r>
+        <w:t xml:space="preserve"> element ki style </w:t>
+      </w:r>
+      <w:proofErr w:type="spellStart"/>
+      <w:r>
+        <w:t>badal</w:t>
+      </w:r>
+      <w:proofErr w:type="spellEnd"/>
+      <w:r>
+        <w:t xml:space="preserve"> </w:t>
+      </w:r>
+      <w:proofErr w:type="spellStart"/>
+      <w:r>
+        <w:t>kar</w:t>
+      </w:r>
+      <w:proofErr w:type="spellEnd"/>
+      <w:r>
+        <w:t xml:space="preserve"> </w:t>
+      </w:r>
+      <w:proofErr w:type="spellStart"/>
+      <w:r>
+        <w:t>dikhayi</w:t>
+      </w:r>
+      <w:proofErr w:type="spellEnd"/>
+      <w:r>
+        <w:t xml:space="preserve">: </w:t>
+      </w:r>
+      <w:proofErr w:type="spellStart"/>
+      <w:proofErr w:type="gramStart"/>
+      <w:r>
+        <w:t>title.style</w:t>
+      </w:r>
+      <w:proofErr w:type="gramEnd"/>
+      <w:r>
+        <w:t>.backgroundColor</w:t>
+      </w:r>
+      <w:proofErr w:type="spellEnd"/>
+      <w:r>
+        <w:t xml:space="preserve"> = "green".</w:t>
+      </w:r>
+    </w:p>
+    <w:p>
+      <w:pPr>
+        <w:numPr>
+          <w:ilvl w:val="0"/>
+          <w:numId w:val="10"/>
+        </w:numPr>
+      </w:pPr>
+      <w:r>
+        <w:rPr>
+          <w:b/>
+          <w:bCs/>
+        </w:rPr>
+        <w:t>Technical Catch:</w:t>
+      </w:r>
+      <w:r>
+        <w:t xml:space="preserve"> CSS </w:t>
+      </w:r>
+      <w:proofErr w:type="spellStart"/>
+      <w:r>
+        <w:t>mein</w:t>
+      </w:r>
+      <w:proofErr w:type="spellEnd"/>
+      <w:r>
+        <w:t xml:space="preserve"> hum background-</w:t>
+      </w:r>
+      <w:proofErr w:type="spellStart"/>
+      <w:r>
+        <w:t>color</w:t>
+      </w:r>
+      <w:proofErr w:type="spellEnd"/>
+      <w:r>
+        <w:t xml:space="preserve"> (hyphen </w:t>
+      </w:r>
+      <w:proofErr w:type="spellStart"/>
+      <w:r>
+        <w:t>ke</w:t>
+      </w:r>
+      <w:proofErr w:type="spellEnd"/>
+      <w:r>
+        <w:t xml:space="preserve"> </w:t>
+      </w:r>
+      <w:proofErr w:type="spellStart"/>
+      <w:r>
+        <w:t>saath</w:t>
+      </w:r>
+      <w:proofErr w:type="spellEnd"/>
+      <w:r>
+        <w:t xml:space="preserve">) </w:t>
+      </w:r>
+      <w:proofErr w:type="spellStart"/>
+      <w:r>
+        <w:t>likhte</w:t>
+      </w:r>
+      <w:proofErr w:type="spellEnd"/>
+      <w:r>
+        <w:t xml:space="preserve"> hain. Lekin JavaScript </w:t>
+      </w:r>
+      <w:proofErr w:type="spellStart"/>
+      <w:r>
+        <w:t>mein</w:t>
+      </w:r>
+      <w:proofErr w:type="spellEnd"/>
+      <w:r>
+        <w:t xml:space="preserve"> hum </w:t>
+      </w:r>
+      <w:r>
+        <w:rPr>
+          <w:b/>
+          <w:bCs/>
+        </w:rPr>
+        <w:t>CamelCase</w:t>
+      </w:r>
+      <w:r>
+        <w:t xml:space="preserve"> follow </w:t>
+      </w:r>
+      <w:proofErr w:type="spellStart"/>
+      <w:r>
+        <w:t>karte</w:t>
+      </w:r>
+      <w:proofErr w:type="spellEnd"/>
+      <w:r>
+        <w:t xml:space="preserve"> hain, </w:t>
+      </w:r>
+      <w:proofErr w:type="spellStart"/>
+      <w:r>
+        <w:t>isliye</w:t>
+      </w:r>
+      <w:proofErr w:type="spellEnd"/>
+      <w:r>
+        <w:t xml:space="preserve"> wo </w:t>
+      </w:r>
+      <w:proofErr w:type="spellStart"/>
+      <w:r>
+        <w:t>backgroundColor</w:t>
+      </w:r>
+      <w:proofErr w:type="spellEnd"/>
+      <w:r>
+        <w:t xml:space="preserve"> ban </w:t>
+      </w:r>
+      <w:proofErr w:type="spellStart"/>
+      <w:r>
+        <w:t>jata</w:t>
+      </w:r>
+      <w:proofErr w:type="spellEnd"/>
+      <w:r>
+        <w:t xml:space="preserve"> </w:t>
+      </w:r>
+      <w:proofErr w:type="spellStart"/>
+      <w:r>
+        <w:t>hai</w:t>
+      </w:r>
+      <w:proofErr w:type="spellEnd"/>
+      <w:r>
+        <w:t>.</w:t>
+      </w:r>
+    </w:p>
+    <w:p>
+      <w:pPr>
+        <w:numPr>
+          <w:ilvl w:val="0"/>
+          <w:numId w:val="10"/>
+        </w:numPr>
+      </w:pPr>
+      <w:r>
+        <w:rPr>
+          <w:b/>
+          <w:bCs/>
+        </w:rPr>
+        <w:t>Inline Style:</w:t>
+      </w:r>
+      <w:r>
+        <w:t xml:space="preserve"> </w:t>
+      </w:r>
+      <w:proofErr w:type="spellStart"/>
+      <w:r>
+        <w:t>Yaad</w:t>
+      </w:r>
+      <w:proofErr w:type="spellEnd"/>
+      <w:r>
+        <w:t xml:space="preserve"> </w:t>
+      </w:r>
+      <w:proofErr w:type="spellStart"/>
+      <w:r>
+        <w:t>rakhna</w:t>
+      </w:r>
+      <w:proofErr w:type="spellEnd"/>
+      <w:r>
+        <w:t xml:space="preserve">, jab tum JS se style </w:t>
+      </w:r>
+      <w:proofErr w:type="spellStart"/>
+      <w:r>
+        <w:t>badalte</w:t>
+      </w:r>
+      <w:proofErr w:type="spellEnd"/>
+      <w:r>
+        <w:t xml:space="preserve"> </w:t>
+      </w:r>
+      <w:proofErr w:type="spellStart"/>
+      <w:r>
+        <w:t>ho</w:t>
+      </w:r>
+      <w:proofErr w:type="spellEnd"/>
+      <w:r>
+        <w:t xml:space="preserve">, </w:t>
+      </w:r>
+      <w:proofErr w:type="spellStart"/>
+      <w:r>
+        <w:t>toh</w:t>
+      </w:r>
+      <w:proofErr w:type="spellEnd"/>
+      <w:r>
+        <w:t xml:space="preserve"> wo HTML element par </w:t>
+      </w:r>
+      <w:r>
+        <w:rPr>
+          <w:b/>
+          <w:bCs/>
+        </w:rPr>
+        <w:t>Inline Style</w:t>
+      </w:r>
+      <w:r>
+        <w:t xml:space="preserve"> ban </w:t>
+      </w:r>
+      <w:proofErr w:type="spellStart"/>
+      <w:r>
+        <w:t>kar</w:t>
+      </w:r>
+      <w:proofErr w:type="spellEnd"/>
+      <w:r>
+        <w:t xml:space="preserve"> </w:t>
+      </w:r>
+      <w:proofErr w:type="spellStart"/>
+      <w:r>
+        <w:t>chipak</w:t>
+      </w:r>
+      <w:proofErr w:type="spellEnd"/>
+      <w:r>
+        <w:t xml:space="preserve"> jati </w:t>
+      </w:r>
+      <w:proofErr w:type="spellStart"/>
+      <w:r>
+        <w:t>hai</w:t>
+      </w:r>
+      <w:proofErr w:type="spellEnd"/>
+      <w:r>
+        <w:t xml:space="preserve">, </w:t>
+      </w:r>
+      <w:proofErr w:type="spellStart"/>
+      <w:r>
+        <w:t>jiski</w:t>
+      </w:r>
+      <w:proofErr w:type="spellEnd"/>
+      <w:r>
+        <w:t xml:space="preserve"> priority </w:t>
+      </w:r>
+      <w:proofErr w:type="spellStart"/>
+      <w:r>
+        <w:t>sabse</w:t>
+      </w:r>
+      <w:proofErr w:type="spellEnd"/>
+      <w:r>
+        <w:t xml:space="preserve"> </w:t>
+      </w:r>
+      <w:proofErr w:type="spellStart"/>
+      <w:r>
+        <w:t>zyada</w:t>
+      </w:r>
+      <w:proofErr w:type="spellEnd"/>
+      <w:r>
+        <w:t xml:space="preserve"> </w:t>
+      </w:r>
+      <w:proofErr w:type="spellStart"/>
+      <w:r>
+        <w:t>hoti</w:t>
+      </w:r>
+      <w:proofErr w:type="spellEnd"/>
+      <w:r>
+        <w:t xml:space="preserve"> </w:t>
+      </w:r>
+      <w:proofErr w:type="spellStart"/>
+      <w:r>
+        <w:t>hai</w:t>
+      </w:r>
+      <w:proofErr w:type="spellEnd"/>
+      <w:r>
+        <w:t>.</w:t>
+      </w:r>
+    </w:p>
+    <w:p>
+      <w:r>
+        <w:drawing>
+          <wp:inline distT="0" distB="0" distL="0" distR="0" wp14:anchorId="24ABFB11" wp14:editId="2FA475CF">
+            <wp:extent cx="5731510" cy="1160780"/>
+            <wp:effectExtent l="0" t="0" r="2540" b="1270"/>
+            <wp:docPr id="295477106" name="Picture 1"/>
+            <wp:cNvGraphicFramePr>
+              <a:graphicFrameLocks xmlns:a="http://schemas.openxmlformats.org/drawingml/2006/main" noChangeAspect="1"/>
+            </wp:cNvGraphicFramePr>
+            <a:graphic xmlns:a="http://schemas.openxmlformats.org/drawingml/2006/main">
+              <a:graphicData uri="http://schemas.openxmlformats.org/drawingml/2006/picture">
+                <pic:pic xmlns:pic="http://schemas.openxmlformats.org/drawingml/2006/picture">
+                  <pic:nvPicPr>
+                    <pic:cNvPr id="295477106" name=""/>
+                    <pic:cNvPicPr/>
+                  </pic:nvPicPr>
+                  <pic:blipFill>
+                    <a:blip r:embed="rId26"/>
+                    <a:stretch>
+                      <a:fillRect/>
+                    </a:stretch>
+                  </pic:blipFill>
+                  <pic:spPr>
+                    <a:xfrm>
+                      <a:off x="0" y="0"/>
+                      <a:ext cx="5731510" cy="1160780"/>
+                    </a:xfrm>
+                    <a:prstGeom prst="rect">
+                      <a:avLst/>
+                    </a:prstGeom>
+                  </pic:spPr>
+                </pic:pic>
+              </a:graphicData>
+            </a:graphic>
+          </wp:inline>
+        </w:drawing>
+      </w:r>
+    </w:p>
+    <w:p>
+      <w:r>
+        <w:lastRenderedPageBreak/>
+        <w:drawing>
+          <wp:inline distT="0" distB="0" distL="0" distR="0" wp14:anchorId="34BFC438" wp14:editId="1F8E8C3E">
+            <wp:extent cx="5731510" cy="1286510"/>
+            <wp:effectExtent l="0" t="0" r="2540" b="8890"/>
+            <wp:docPr id="937028846" name="Picture 1"/>
+            <wp:cNvGraphicFramePr>
+              <a:graphicFrameLocks xmlns:a="http://schemas.openxmlformats.org/drawingml/2006/main" noChangeAspect="1"/>
+            </wp:cNvGraphicFramePr>
+            <a:graphic xmlns:a="http://schemas.openxmlformats.org/drawingml/2006/main">
+              <a:graphicData uri="http://schemas.openxmlformats.org/drawingml/2006/picture">
+                <pic:pic xmlns:pic="http://schemas.openxmlformats.org/drawingml/2006/picture">
+                  <pic:nvPicPr>
+                    <pic:cNvPr id="937028846" name=""/>
+                    <pic:cNvPicPr/>
+                  </pic:nvPicPr>
+                  <pic:blipFill>
+                    <a:blip r:embed="rId27"/>
+                    <a:stretch>
+                      <a:fillRect/>
+                    </a:stretch>
+                  </pic:blipFill>
+                  <pic:spPr>
+                    <a:xfrm>
+                      <a:off x="0" y="0"/>
+                      <a:ext cx="5731510" cy="1286510"/>
+                    </a:xfrm>
+                    <a:prstGeom prst="rect">
+                      <a:avLst/>
+                    </a:prstGeom>
+                  </pic:spPr>
+                </pic:pic>
+              </a:graphicData>
+            </a:graphic>
+          </wp:inline>
+        </w:drawing>
+      </w:r>
+      <w:r>
+        <w:pict w14:anchorId="3B81B7B4">
+          <v:rect id="_x0000_i1064" style="width:0;height:1.5pt" o:hralign="center" o:hrstd="t" o:hr="t" fillcolor="#a0a0a0" stroked="f"/>
+        </w:pict>
+      </w:r>
+    </w:p>
+    <w:p>
+      <w:pPr>
+        <w:rPr>
+          <w:b/>
+          <w:bCs/>
+        </w:rPr>
+      </w:pPr>
+      <w:r>
+        <w:rPr>
+          <w:b/>
+          <w:bCs/>
+        </w:rPr>
+        <w:t xml:space="preserve">5. </w:t>
+      </w:r>
+      <w:proofErr w:type="spellStart"/>
+      <w:r>
+        <w:rPr>
+          <w:b/>
+          <w:bCs/>
+        </w:rPr>
+        <w:t>innerText</w:t>
+      </w:r>
+      <w:proofErr w:type="spellEnd"/>
+      <w:r>
+        <w:rPr>
+          <w:b/>
+          <w:bCs/>
+        </w:rPr>
+        <w:t xml:space="preserve">, </w:t>
+      </w:r>
+      <w:proofErr w:type="spellStart"/>
+      <w:r>
+        <w:rPr>
+          <w:b/>
+          <w:bCs/>
+        </w:rPr>
+        <w:t>textContent</w:t>
+      </w:r>
+      <w:proofErr w:type="spellEnd"/>
+      <w:r>
+        <w:rPr>
+          <w:b/>
+          <w:bCs/>
+        </w:rPr>
+        <w:t xml:space="preserve">, aur </w:t>
+      </w:r>
+      <w:proofErr w:type="spellStart"/>
+      <w:r>
+        <w:rPr>
+          <w:b/>
+          <w:bCs/>
+        </w:rPr>
+        <w:t>innerHTML</w:t>
+      </w:r>
+      <w:proofErr w:type="spellEnd"/>
+      <w:r>
+        <w:rPr>
+          <w:b/>
+          <w:bCs/>
+        </w:rPr>
+        <w:t xml:space="preserve"> (The Deep Difference)</w:t>
+      </w:r>
+    </w:p>
+    <w:p>
+      <w:r>
+        <w:t xml:space="preserve">Ye </w:t>
+      </w:r>
+      <w:proofErr w:type="spellStart"/>
+      <w:r>
+        <w:t>s</w:t>
+      </w:r>
+      <w:r>
+        <w:t>abse</w:t>
+      </w:r>
+      <w:proofErr w:type="spellEnd"/>
+      <w:r>
+        <w:t xml:space="preserve"> important part </w:t>
+      </w:r>
+      <w:proofErr w:type="spellStart"/>
+      <w:r>
+        <w:t>hai</w:t>
+      </w:r>
+      <w:proofErr w:type="spellEnd"/>
+      <w:r>
+        <w:t xml:space="preserve">. Sir ne ek &lt;span&gt; </w:t>
+      </w:r>
+      <w:proofErr w:type="spellStart"/>
+      <w:r>
+        <w:t>banaya</w:t>
+      </w:r>
+      <w:proofErr w:type="spellEnd"/>
+      <w:r>
+        <w:t xml:space="preserve"> </w:t>
+      </w:r>
+      <w:proofErr w:type="spellStart"/>
+      <w:r>
+        <w:t>jiske</w:t>
+      </w:r>
+      <w:proofErr w:type="spellEnd"/>
+      <w:r>
+        <w:t xml:space="preserve"> </w:t>
+      </w:r>
+      <w:proofErr w:type="spellStart"/>
+      <w:r>
+        <w:t>andar</w:t>
+      </w:r>
+      <w:proofErr w:type="spellEnd"/>
+      <w:r>
+        <w:t xml:space="preserve"> text </w:t>
+      </w:r>
+      <w:proofErr w:type="spellStart"/>
+      <w:r>
+        <w:t>tha</w:t>
+      </w:r>
+      <w:proofErr w:type="spellEnd"/>
+      <w:r>
+        <w:t xml:space="preserve"> aur </w:t>
+      </w:r>
+      <w:proofErr w:type="spellStart"/>
+      <w:r>
+        <w:t>usey</w:t>
+      </w:r>
+      <w:proofErr w:type="spellEnd"/>
+      <w:r>
+        <w:t xml:space="preserve"> display: none </w:t>
+      </w:r>
+      <w:proofErr w:type="spellStart"/>
+      <w:r>
+        <w:t>kar</w:t>
+      </w:r>
+      <w:proofErr w:type="spellEnd"/>
+      <w:r>
+        <w:t xml:space="preserve"> diya.</w:t>
+      </w:r>
+    </w:p>
+    <w:p>
+      <w:r>
+        <w:drawing>
+          <wp:inline distT="0" distB="0" distL="0" distR="0" wp14:anchorId="4D4655EC" wp14:editId="3BB693AB">
+            <wp:extent cx="5731510" cy="1671320"/>
+            <wp:effectExtent l="0" t="0" r="2540" b="5080"/>
+            <wp:docPr id="1333057224" name="Picture 1"/>
+            <wp:cNvGraphicFramePr>
+              <a:graphicFrameLocks xmlns:a="http://schemas.openxmlformats.org/drawingml/2006/main" noChangeAspect="1"/>
+            </wp:cNvGraphicFramePr>
+            <a:graphic xmlns:a="http://schemas.openxmlformats.org/drawingml/2006/main">
+              <a:graphicData uri="http://schemas.openxmlformats.org/drawingml/2006/picture">
+                <pic:pic xmlns:pic="http://schemas.openxmlformats.org/drawingml/2006/picture">
+                  <pic:nvPicPr>
+                    <pic:cNvPr id="1333057224" name=""/>
+                    <pic:cNvPicPr/>
+                  </pic:nvPicPr>
+                  <pic:blipFill>
+                    <a:blip r:embed="rId28"/>
+                    <a:stretch>
+                      <a:fillRect/>
+                    </a:stretch>
+                  </pic:blipFill>
+                  <pic:spPr>
+                    <a:xfrm>
+                      <a:off x="0" y="0"/>
+                      <a:ext cx="5731510" cy="1671320"/>
+                    </a:xfrm>
+                    <a:prstGeom prst="rect">
+                      <a:avLst/>
+                    </a:prstGeom>
+                  </pic:spPr>
+                </pic:pic>
+              </a:graphicData>
+            </a:graphic>
+          </wp:inline>
+        </w:drawing>
+      </w:r>
+    </w:p>
+    <w:p>
+      <w:pPr>
+        <w:rPr>
+          <w:b/>
+          <w:bCs/>
+          <w:sz w:val="28"/>
+          <w:szCs w:val="28"/>
+        </w:rPr>
+      </w:pPr>
+      <w:r>
+        <w:rPr>
+          <w:b/>
+          <w:bCs/>
+          <w:sz w:val="28"/>
+          <w:szCs w:val="28"/>
+        </w:rPr>
+        <w:t xml:space="preserve"># </w:t>
+      </w:r>
+      <w:r>
+        <w:rPr>
+          <w:b/>
+          <w:bCs/>
+          <w:sz w:val="28"/>
+          <w:szCs w:val="28"/>
+          <w:u w:val="single"/>
+        </w:rPr>
+        <w:t>SOME CHANGES IN THE CODE TO SEE THE DIFFERENCE:</w:t>
+      </w:r>
+    </w:p>
+    <w:p>
+      <w:r>
+        <w:drawing>
+          <wp:inline distT="0" distB="0" distL="0" distR="0" wp14:anchorId="098C8278" wp14:editId="23F1532C">
+            <wp:extent cx="5731510" cy="374650"/>
+            <wp:effectExtent l="0" t="0" r="2540" b="6350"/>
+            <wp:docPr id="1595515179" name="Picture 1"/>
+            <wp:cNvGraphicFramePr>
+              <a:graphicFrameLocks xmlns:a="http://schemas.openxmlformats.org/drawingml/2006/main" noChangeAspect="1"/>
+            </wp:cNvGraphicFramePr>
+            <a:graphic xmlns:a="http://schemas.openxmlformats.org/drawingml/2006/main">
+              <a:graphicData uri="http://schemas.openxmlformats.org/drawingml/2006/picture">
+                <pic:pic xmlns:pic="http://schemas.openxmlformats.org/drawingml/2006/picture">
+                  <pic:nvPicPr>
+                    <pic:cNvPr id="1595515179" name=""/>
+                    <pic:cNvPicPr/>
+                  </pic:nvPicPr>
+                  <pic:blipFill>
+                    <a:blip r:embed="rId29"/>
+                    <a:stretch>
+                      <a:fillRect/>
+                    </a:stretch>
+                  </pic:blipFill>
+                  <pic:spPr>
+                    <a:xfrm>
+                      <a:off x="0" y="0"/>
+                      <a:ext cx="5731510" cy="374650"/>
+                    </a:xfrm>
+                    <a:prstGeom prst="rect">
+                      <a:avLst/>
+                    </a:prstGeom>
+                  </pic:spPr>
+                </pic:pic>
+              </a:graphicData>
+            </a:graphic>
+          </wp:inline>
+        </w:drawing>
+      </w:r>
+    </w:p>
+    <w:p>
+      <w:pPr>
+        <w:numPr>
+          <w:ilvl w:val="0"/>
+          <w:numId w:val="11"/>
+        </w:numPr>
+      </w:pPr>
+      <w:proofErr w:type="spellStart"/>
+      <w:r>
+        <w:rPr>
+          <w:b/>
+          <w:bCs/>
+        </w:rPr>
+        <w:t>innerText</w:t>
+      </w:r>
+      <w:proofErr w:type="spellEnd"/>
+      <w:r>
+        <w:t xml:space="preserve">: Ye </w:t>
+      </w:r>
+      <w:proofErr w:type="spellStart"/>
+      <w:r>
+        <w:t>sirf</w:t>
+      </w:r>
+      <w:proofErr w:type="spellEnd"/>
+      <w:r>
+        <w:t xml:space="preserve"> </w:t>
+      </w:r>
+      <w:proofErr w:type="spellStart"/>
+      <w:r>
+        <w:t>wahi</w:t>
+      </w:r>
+      <w:proofErr w:type="spellEnd"/>
+      <w:r>
+        <w:t xml:space="preserve"> text </w:t>
+      </w:r>
+      <w:proofErr w:type="spellStart"/>
+      <w:r>
+        <w:t>dikhayega</w:t>
+      </w:r>
+      <w:proofErr w:type="spellEnd"/>
+      <w:r>
+        <w:t xml:space="preserve"> jo browser par "Visible" </w:t>
+      </w:r>
+      <w:proofErr w:type="spellStart"/>
+      <w:r>
+        <w:t>hai</w:t>
+      </w:r>
+      <w:proofErr w:type="spellEnd"/>
+      <w:r>
+        <w:t xml:space="preserve">. Hidden text ko ye ignore </w:t>
+      </w:r>
+      <w:proofErr w:type="spellStart"/>
+      <w:r>
+        <w:t>kar</w:t>
+      </w:r>
+      <w:proofErr w:type="spellEnd"/>
+      <w:r>
+        <w:t xml:space="preserve"> </w:t>
+      </w:r>
+      <w:proofErr w:type="spellStart"/>
+      <w:r>
+        <w:t>deta</w:t>
+      </w:r>
+      <w:proofErr w:type="spellEnd"/>
+      <w:r>
+        <w:t xml:space="preserve"> </w:t>
+      </w:r>
+      <w:proofErr w:type="spellStart"/>
+      <w:r>
+        <w:t>hai</w:t>
+      </w:r>
+      <w:proofErr w:type="spellEnd"/>
+      <w:r>
+        <w:t>.</w:t>
+      </w:r>
+    </w:p>
+    <w:p>
+      <w:pPr>
+        <w:numPr>
+          <w:ilvl w:val="0"/>
+          <w:numId w:val="11"/>
+        </w:numPr>
+      </w:pPr>
+      <w:proofErr w:type="spellStart"/>
+      <w:r>
+        <w:rPr>
+          <w:b/>
+          <w:bCs/>
+        </w:rPr>
+        <w:t>textContent</w:t>
+      </w:r>
+      <w:proofErr w:type="spellEnd"/>
+      <w:r>
+        <w:t xml:space="preserve">: Ye "Raw" text </w:t>
+      </w:r>
+      <w:proofErr w:type="spellStart"/>
+      <w:r>
+        <w:t>deta</w:t>
+      </w:r>
+      <w:proofErr w:type="spellEnd"/>
+      <w:r>
+        <w:t xml:space="preserve"> </w:t>
+      </w:r>
+      <w:proofErr w:type="spellStart"/>
+      <w:r>
+        <w:t>hai</w:t>
+      </w:r>
+      <w:proofErr w:type="spellEnd"/>
+      <w:r>
+        <w:t xml:space="preserve">. Agar </w:t>
+      </w:r>
+      <w:proofErr w:type="spellStart"/>
+      <w:r>
+        <w:t>tumne</w:t>
+      </w:r>
+      <w:proofErr w:type="spellEnd"/>
+      <w:r>
+        <w:t xml:space="preserve"> CSS se </w:t>
+      </w:r>
+      <w:proofErr w:type="spellStart"/>
+      <w:r>
+        <w:t>kisi</w:t>
+      </w:r>
+      <w:proofErr w:type="spellEnd"/>
+      <w:r>
+        <w:t xml:space="preserve"> text ko </w:t>
+      </w:r>
+      <w:proofErr w:type="spellStart"/>
+      <w:r>
+        <w:t>chupaya</w:t>
+      </w:r>
+      <w:proofErr w:type="spellEnd"/>
+      <w:r>
+        <w:t xml:space="preserve"> </w:t>
+      </w:r>
+      <w:proofErr w:type="spellStart"/>
+      <w:r>
+        <w:t>bhi</w:t>
+      </w:r>
+      <w:proofErr w:type="spellEnd"/>
+      <w:r>
+        <w:t xml:space="preserve"> </w:t>
+      </w:r>
+      <w:proofErr w:type="spellStart"/>
+      <w:r>
+        <w:t>hai</w:t>
+      </w:r>
+      <w:proofErr w:type="spellEnd"/>
+      <w:r>
+        <w:t xml:space="preserve">, tab </w:t>
+      </w:r>
+      <w:proofErr w:type="spellStart"/>
+      <w:r>
+        <w:t>bhi</w:t>
+      </w:r>
+      <w:proofErr w:type="spellEnd"/>
+      <w:r>
+        <w:t xml:space="preserve"> </w:t>
+      </w:r>
+      <w:proofErr w:type="spellStart"/>
+      <w:r>
+        <w:t>textContent</w:t>
+      </w:r>
+      <w:proofErr w:type="spellEnd"/>
+      <w:r>
+        <w:t xml:space="preserve"> </w:t>
+      </w:r>
+      <w:proofErr w:type="spellStart"/>
+      <w:r>
+        <w:t>usey</w:t>
+      </w:r>
+      <w:proofErr w:type="spellEnd"/>
+      <w:r>
+        <w:t xml:space="preserve"> </w:t>
+      </w:r>
+      <w:proofErr w:type="spellStart"/>
+      <w:r>
+        <w:t>nikal</w:t>
+      </w:r>
+      <w:proofErr w:type="spellEnd"/>
+      <w:r>
+        <w:t xml:space="preserve"> </w:t>
+      </w:r>
+      <w:proofErr w:type="spellStart"/>
+      <w:r>
+        <w:t>kar</w:t>
+      </w:r>
+      <w:proofErr w:type="spellEnd"/>
+      <w:r>
+        <w:t xml:space="preserve"> </w:t>
+      </w:r>
+      <w:proofErr w:type="spellStart"/>
+      <w:r>
+        <w:t>laayega</w:t>
+      </w:r>
+      <w:proofErr w:type="spellEnd"/>
+      <w:r>
+        <w:t>.</w:t>
+      </w:r>
+    </w:p>
+    <w:p>
+      <w:pPr>
+        <w:numPr>
+          <w:ilvl w:val="0"/>
+          <w:numId w:val="11"/>
+        </w:numPr>
+      </w:pPr>
+      <w:proofErr w:type="spellStart"/>
+      <w:r>
+        <w:rPr>
+          <w:b/>
+          <w:bCs/>
+        </w:rPr>
+        <w:t>innerHTML</w:t>
+      </w:r>
+      <w:proofErr w:type="spellEnd"/>
+      <w:r>
+        <w:t xml:space="preserve">: Ye text </w:t>
+      </w:r>
+      <w:proofErr w:type="spellStart"/>
+      <w:r>
+        <w:t>ke</w:t>
+      </w:r>
+      <w:proofErr w:type="spellEnd"/>
+      <w:r>
+        <w:t xml:space="preserve"> </w:t>
+      </w:r>
+      <w:proofErr w:type="spellStart"/>
+      <w:r>
+        <w:t>saath-saath</w:t>
+      </w:r>
+      <w:proofErr w:type="spellEnd"/>
+      <w:r>
+        <w:t xml:space="preserve"> </w:t>
+      </w:r>
+      <w:proofErr w:type="spellStart"/>
+      <w:r>
+        <w:t>uske</w:t>
+      </w:r>
+      <w:proofErr w:type="spellEnd"/>
+      <w:r>
+        <w:t xml:space="preserve"> </w:t>
+      </w:r>
+      <w:proofErr w:type="spellStart"/>
+      <w:r>
+        <w:t>andar</w:t>
+      </w:r>
+      <w:proofErr w:type="spellEnd"/>
+      <w:r>
+        <w:t xml:space="preserve"> </w:t>
+      </w:r>
+      <w:proofErr w:type="spellStart"/>
+      <w:r>
+        <w:t>ke</w:t>
+      </w:r>
+      <w:proofErr w:type="spellEnd"/>
+      <w:r>
+        <w:t xml:space="preserve"> </w:t>
+      </w:r>
+      <w:proofErr w:type="spellStart"/>
+      <w:r>
+        <w:t>saare</w:t>
+      </w:r>
+      <w:proofErr w:type="spellEnd"/>
+      <w:r>
+        <w:t xml:space="preserve"> HTML tags </w:t>
+      </w:r>
+      <w:proofErr w:type="spellStart"/>
+      <w:r>
+        <w:t>bhi</w:t>
+      </w:r>
+      <w:proofErr w:type="spellEnd"/>
+      <w:r>
+        <w:t xml:space="preserve"> return </w:t>
+      </w:r>
+      <w:proofErr w:type="spellStart"/>
+      <w:r>
+        <w:t>karta</w:t>
+      </w:r>
+      <w:proofErr w:type="spellEnd"/>
+      <w:r>
+        <w:t xml:space="preserve"> </w:t>
+      </w:r>
+      <w:proofErr w:type="spellStart"/>
+      <w:r>
+        <w:t>hai</w:t>
+      </w:r>
+      <w:proofErr w:type="spellEnd"/>
+      <w:r>
+        <w:t xml:space="preserve">. Agar element </w:t>
+      </w:r>
+      <w:proofErr w:type="spellStart"/>
+      <w:r>
+        <w:t>ke</w:t>
+      </w:r>
+      <w:proofErr w:type="spellEnd"/>
+      <w:r>
+        <w:t xml:space="preserve"> </w:t>
+      </w:r>
+      <w:proofErr w:type="spellStart"/>
+      <w:r>
+        <w:t>andar</w:t>
+      </w:r>
+      <w:proofErr w:type="spellEnd"/>
+      <w:r>
+        <w:t xml:space="preserve"> ek &lt;b&gt; tag </w:t>
+      </w:r>
+      <w:proofErr w:type="spellStart"/>
+      <w:r>
+        <w:t>hai</w:t>
+      </w:r>
+      <w:proofErr w:type="spellEnd"/>
+      <w:r>
+        <w:t xml:space="preserve">, </w:t>
+      </w:r>
+      <w:proofErr w:type="spellStart"/>
+      <w:r>
+        <w:t>toh</w:t>
+      </w:r>
+      <w:proofErr w:type="spellEnd"/>
+      <w:r>
+        <w:t xml:space="preserve"> ye wo tag </w:t>
+      </w:r>
+      <w:proofErr w:type="spellStart"/>
+      <w:r>
+        <w:t>bhi</w:t>
+      </w:r>
+      <w:proofErr w:type="spellEnd"/>
+      <w:r>
+        <w:t xml:space="preserve"> </w:t>
+      </w:r>
+      <w:proofErr w:type="spellStart"/>
+      <w:r>
+        <w:t>dikhayega</w:t>
+      </w:r>
+      <w:proofErr w:type="spellEnd"/>
+      <w:r>
+        <w:t>.</w:t>
+      </w:r>
+    </w:p>
+    <w:p>
+      <w:r>
+        <w:drawing>
+          <wp:inline distT="0" distB="0" distL="0" distR="0" wp14:anchorId="6A961EE4" wp14:editId="08A0E3E4">
+            <wp:extent cx="5731510" cy="1497330"/>
+            <wp:effectExtent l="0" t="0" r="2540" b="7620"/>
+            <wp:docPr id="1098342217" name="Picture 1"/>
+            <wp:cNvGraphicFramePr>
+              <a:graphicFrameLocks xmlns:a="http://schemas.openxmlformats.org/drawingml/2006/main" noChangeAspect="1"/>
+            </wp:cNvGraphicFramePr>
+            <a:graphic xmlns:a="http://schemas.openxmlformats.org/drawingml/2006/main">
+              <a:graphicData uri="http://schemas.openxmlformats.org/drawingml/2006/picture">
+                <pic:pic xmlns:pic="http://schemas.openxmlformats.org/drawingml/2006/picture">
+                  <pic:nvPicPr>
+                    <pic:cNvPr id="1098342217" name=""/>
+                    <pic:cNvPicPr/>
+                  </pic:nvPicPr>
+                  <pic:blipFill>
+                    <a:blip r:embed="rId30"/>
+                    <a:stretch>
+                      <a:fillRect/>
+                    </a:stretch>
+                  </pic:blipFill>
+                  <pic:spPr>
+                    <a:xfrm>
+                      <a:off x="0" y="0"/>
+                      <a:ext cx="5731510" cy="1497330"/>
+                    </a:xfrm>
+                    <a:prstGeom prst="rect">
+                      <a:avLst/>
+                    </a:prstGeom>
+                  </pic:spPr>
+                </pic:pic>
+              </a:graphicData>
+            </a:graphic>
+          </wp:inline>
+        </w:drawing>
+      </w:r>
+      <w:r>
+        <w:pict w14:anchorId="7A713773">
+          <v:rect id="_x0000_i1065" style="width:0;height:1.5pt" o:hralign="center" o:hrstd="t" o:hr="t" fillcolor="#a0a0a0" stroked="f"/>
+        </w:pict>
+      </w:r>
+    </w:p>
+    <w:p>
+      <w:pPr>
+        <w:rPr>
+          <w:b/>
+          <w:bCs/>
+        </w:rPr>
+      </w:pPr>
+    </w:p>
+    <w:p>
+      <w:pPr>
+        <w:rPr>
+          <w:b/>
+          <w:bCs/>
+        </w:rPr>
+      </w:pPr>
+      <w:r>
+        <w:rPr>
+          <w:b/>
+          <w:bCs/>
+        </w:rPr>
+        <w:lastRenderedPageBreak/>
+        <w:t xml:space="preserve">6. </w:t>
+      </w:r>
+      <w:proofErr w:type="spellStart"/>
+      <w:r>
+        <w:rPr>
+          <w:b/>
+          <w:bCs/>
+        </w:rPr>
+        <w:t>querySelector</w:t>
+      </w:r>
+      <w:proofErr w:type="spellEnd"/>
+      <w:r>
+        <w:rPr>
+          <w:b/>
+          <w:bCs/>
+        </w:rPr>
+        <w:t xml:space="preserve"> ka Power</w:t>
+      </w:r>
+    </w:p>
+    <w:p>
+      <w:pPr>
+        <w:rPr>
+          <w:b/>
+          <w:bCs/>
+        </w:rPr>
+      </w:pPr>
+      <w:r>
+        <w:rPr>
+          <w:b/>
+          <w:bCs/>
+        </w:rPr>
+        <w:drawing>
+          <wp:inline distT="0" distB="0" distL="0" distR="0" wp14:anchorId="4B57AC39" wp14:editId="174CD588">
+            <wp:extent cx="5731510" cy="2022475"/>
+            <wp:effectExtent l="0" t="0" r="2540" b="0"/>
+            <wp:docPr id="2033192367" name="Picture 1"/>
+            <wp:cNvGraphicFramePr>
+              <a:graphicFrameLocks xmlns:a="http://schemas.openxmlformats.org/drawingml/2006/main" noChangeAspect="1"/>
+            </wp:cNvGraphicFramePr>
+            <a:graphic xmlns:a="http://schemas.openxmlformats.org/drawingml/2006/main">
+              <a:graphicData uri="http://schemas.openxmlformats.org/drawingml/2006/picture">
+                <pic:pic xmlns:pic="http://schemas.openxmlformats.org/drawingml/2006/picture">
+                  <pic:nvPicPr>
+                    <pic:cNvPr id="2033192367" name=""/>
+                    <pic:cNvPicPr/>
+                  </pic:nvPicPr>
+                  <pic:blipFill>
+                    <a:blip r:embed="rId31"/>
+                    <a:stretch>
+                      <a:fillRect/>
+                    </a:stretch>
+                  </pic:blipFill>
+                  <pic:spPr>
+                    <a:xfrm>
+                      <a:off x="0" y="0"/>
+                      <a:ext cx="5731510" cy="2022475"/>
+                    </a:xfrm>
+                    <a:prstGeom prst="rect">
+                      <a:avLst/>
+                    </a:prstGeom>
+                  </pic:spPr>
+                </pic:pic>
+              </a:graphicData>
+            </a:graphic>
+          </wp:inline>
+        </w:drawing>
+      </w:r>
+    </w:p>
+    <w:p>
+      <w:pPr>
+        <w:rPr>
+          <w:b/>
+          <w:bCs/>
+        </w:rPr>
+      </w:pPr>
+      <w:r>
+        <w:rPr>
+          <w:b/>
+          <w:bCs/>
+        </w:rPr>
+        <w:t xml:space="preserve">                   </w:t>
+      </w:r>
+      <w:r>
+        <w:rPr>
+          <w:b/>
+          <w:bCs/>
+        </w:rPr>
+        <w:drawing>
+          <wp:inline distT="0" distB="0" distL="0" distR="0" wp14:anchorId="5849E002" wp14:editId="252385E5">
+            <wp:extent cx="4496427" cy="3086531"/>
+            <wp:effectExtent l="0" t="0" r="0" b="0"/>
+            <wp:docPr id="1138766792" name="Picture 1"/>
+            <wp:cNvGraphicFramePr>
+              <a:graphicFrameLocks xmlns:a="http://schemas.openxmlformats.org/drawingml/2006/main" noChangeAspect="1"/>
+            </wp:cNvGraphicFramePr>
+            <a:graphic xmlns:a="http://schemas.openxmlformats.org/drawingml/2006/main">
+              <a:graphicData uri="http://schemas.openxmlformats.org/drawingml/2006/picture">
+                <pic:pic xmlns:pic="http://schemas.openxmlformats.org/drawingml/2006/picture">
+                  <pic:nvPicPr>
+                    <pic:cNvPr id="1138766792" name=""/>
+                    <pic:cNvPicPr/>
+                  </pic:nvPicPr>
+                  <pic:blipFill>
+                    <a:blip r:embed="rId32"/>
+                    <a:stretch>
+                      <a:fillRect/>
+                    </a:stretch>
+                  </pic:blipFill>
+                  <pic:spPr>
+                    <a:xfrm>
+                      <a:off x="0" y="0"/>
+                      <a:ext cx="4496427" cy="3086531"/>
+                    </a:xfrm>
+                    <a:prstGeom prst="rect">
+                      <a:avLst/>
+                    </a:prstGeom>
+                  </pic:spPr>
+                </pic:pic>
+              </a:graphicData>
+            </a:graphic>
+          </wp:inline>
+        </w:drawing>
+      </w:r>
+    </w:p>
+    <w:p>
+      <w:r>
+        <w:t xml:space="preserve">Video </w:t>
+      </w:r>
+      <w:r>
+        <w:t xml:space="preserve">me </w:t>
+      </w:r>
+      <w:proofErr w:type="spellStart"/>
+      <w:r>
+        <w:t>querySelector</w:t>
+      </w:r>
+      <w:proofErr w:type="spellEnd"/>
+      <w:r>
+        <w:t xml:space="preserve"> introduce </w:t>
+      </w:r>
+      <w:proofErr w:type="spellStart"/>
+      <w:r>
+        <w:t>kiya</w:t>
+      </w:r>
+      <w:proofErr w:type="spellEnd"/>
+      <w:r>
+        <w:t>.</w:t>
+      </w:r>
+    </w:p>
+    <w:p>
+      <w:pPr>
+        <w:numPr>
+          <w:ilvl w:val="0"/>
+          <w:numId w:val="12"/>
+        </w:numPr>
+      </w:pPr>
+      <w:r>
+        <w:t xml:space="preserve">Iska </w:t>
+      </w:r>
+      <w:proofErr w:type="spellStart"/>
+      <w:r>
+        <w:t>fayda</w:t>
+      </w:r>
+      <w:proofErr w:type="spellEnd"/>
+      <w:r>
+        <w:t xml:space="preserve"> ye </w:t>
+      </w:r>
+      <w:proofErr w:type="spellStart"/>
+      <w:r>
+        <w:t>hai</w:t>
+      </w:r>
+      <w:proofErr w:type="spellEnd"/>
+      <w:r>
+        <w:t xml:space="preserve"> ki tum CSS wale selectors use </w:t>
+      </w:r>
+      <w:proofErr w:type="spellStart"/>
+      <w:r>
+        <w:t>kar</w:t>
+      </w:r>
+      <w:proofErr w:type="spellEnd"/>
+      <w:r>
+        <w:t xml:space="preserve"> </w:t>
+      </w:r>
+      <w:proofErr w:type="spellStart"/>
+      <w:r>
+        <w:t>sakte</w:t>
+      </w:r>
+      <w:proofErr w:type="spellEnd"/>
+      <w:r>
+        <w:t xml:space="preserve"> ho.</w:t>
+      </w:r>
+    </w:p>
+    <w:p>
+      <w:pPr>
+        <w:numPr>
+          <w:ilvl w:val="0"/>
+          <w:numId w:val="12"/>
+        </w:numPr>
+      </w:pPr>
+      <w:r>
+        <w:t>#title (for ID)</w:t>
+      </w:r>
+    </w:p>
+    <w:p>
+      <w:pPr>
+        <w:numPr>
+          <w:ilvl w:val="0"/>
+          <w:numId w:val="12"/>
+        </w:numPr>
+      </w:pPr>
+      <w:proofErr w:type="gramStart"/>
+      <w:r>
+        <w:t>.heading</w:t>
+      </w:r>
+      <w:proofErr w:type="gramEnd"/>
+      <w:r>
+        <w:t xml:space="preserve"> (for Class)</w:t>
+      </w:r>
+    </w:p>
+    <w:p>
+      <w:pPr>
+        <w:numPr>
+          <w:ilvl w:val="0"/>
+          <w:numId w:val="12"/>
+        </w:numPr>
+      </w:pPr>
+      <w:r>
+        <w:t>h1 (for Tag)</w:t>
+      </w:r>
+    </w:p>
+    <w:p>
+      <w:r>
+        <w:lastRenderedPageBreak/>
+        <w:drawing>
+          <wp:inline distT="0" distB="0" distL="0" distR="0" wp14:anchorId="62FE2388" wp14:editId="1F298AC9">
+            <wp:extent cx="5731510" cy="1784985"/>
+            <wp:effectExtent l="0" t="0" r="2540" b="5715"/>
+            <wp:docPr id="363892334" name="Picture 1"/>
+            <wp:cNvGraphicFramePr>
+              <a:graphicFrameLocks xmlns:a="http://schemas.openxmlformats.org/drawingml/2006/main" noChangeAspect="1"/>
+            </wp:cNvGraphicFramePr>
+            <a:graphic xmlns:a="http://schemas.openxmlformats.org/drawingml/2006/main">
+              <a:graphicData uri="http://schemas.openxmlformats.org/drawingml/2006/picture">
+                <pic:pic xmlns:pic="http://schemas.openxmlformats.org/drawingml/2006/picture">
+                  <pic:nvPicPr>
+                    <pic:cNvPr id="363892334" name=""/>
+                    <pic:cNvPicPr/>
+                  </pic:nvPicPr>
+                  <pic:blipFill>
+                    <a:blip r:embed="rId33"/>
+                    <a:stretch>
+                      <a:fillRect/>
+                    </a:stretch>
+                  </pic:blipFill>
+                  <pic:spPr>
+                    <a:xfrm>
+                      <a:off x="0" y="0"/>
+                      <a:ext cx="5731510" cy="1784985"/>
+                    </a:xfrm>
+                    <a:prstGeom prst="rect">
+                      <a:avLst/>
+                    </a:prstGeom>
+                  </pic:spPr>
+                </pic:pic>
+              </a:graphicData>
+            </a:graphic>
+          </wp:inline>
+        </w:drawing>
+      </w:r>
+    </w:p>
+    <w:p>
+      <w:pPr>
+        <w:numPr>
+          <w:ilvl w:val="0"/>
+          <w:numId w:val="12"/>
+        </w:numPr>
+      </w:pPr>
+      <w:r>
+        <w:t>input[type="password"] (for Attribute)</w:t>
+      </w:r>
+    </w:p>
+    <w:p>
+      <w:r>
+        <w:drawing>
+          <wp:inline distT="0" distB="0" distL="0" distR="0" wp14:anchorId="04643197" wp14:editId="12CF1E7D">
+            <wp:extent cx="4944165" cy="1476581"/>
+            <wp:effectExtent l="0" t="0" r="8890" b="9525"/>
+            <wp:docPr id="158990742" name="Picture 1"/>
+            <wp:cNvGraphicFramePr>
+              <a:graphicFrameLocks xmlns:a="http://schemas.openxmlformats.org/drawingml/2006/main" noChangeAspect="1"/>
+            </wp:cNvGraphicFramePr>
+            <a:graphic xmlns:a="http://schemas.openxmlformats.org/drawingml/2006/main">
+              <a:graphicData uri="http://schemas.openxmlformats.org/drawingml/2006/picture">
+                <pic:pic xmlns:pic="http://schemas.openxmlformats.org/drawingml/2006/picture">
+                  <pic:nvPicPr>
+                    <pic:cNvPr id="158990742" name=""/>
+                    <pic:cNvPicPr/>
+                  </pic:nvPicPr>
+                  <pic:blipFill>
+                    <a:blip r:embed="rId34"/>
+                    <a:stretch>
+                      <a:fillRect/>
+                    </a:stretch>
+                  </pic:blipFill>
+                  <pic:spPr>
+                    <a:xfrm>
+                      <a:off x="0" y="0"/>
+                      <a:ext cx="4944165" cy="1476581"/>
+                    </a:xfrm>
+                    <a:prstGeom prst="rect">
+                      <a:avLst/>
+                    </a:prstGeom>
+                  </pic:spPr>
+                </pic:pic>
+              </a:graphicData>
+            </a:graphic>
+          </wp:inline>
+        </w:drawing>
+      </w:r>
+    </w:p>
+    <w:p>
+      <w:pPr>
+        <w:numPr>
+          <w:ilvl w:val="0"/>
+          <w:numId w:val="12"/>
+        </w:numPr>
+      </w:pPr>
+      <w:r>
+        <w:rPr>
+          <w:b/>
+          <w:bCs/>
+        </w:rPr>
+        <w:t>Limit:</w:t>
+      </w:r>
+      <w:r>
+        <w:t xml:space="preserve"> Ye </w:t>
+      </w:r>
+      <w:proofErr w:type="spellStart"/>
+      <w:r>
+        <w:t>hamesha</w:t>
+      </w:r>
+      <w:proofErr w:type="spellEnd"/>
+      <w:r>
+        <w:t xml:space="preserve"> </w:t>
+      </w:r>
+      <w:proofErr w:type="spellStart"/>
+      <w:r>
+        <w:t>sirf</w:t>
+      </w:r>
+      <w:proofErr w:type="spellEnd"/>
+      <w:r>
+        <w:t xml:space="preserve"> </w:t>
+      </w:r>
+      <w:r>
+        <w:rPr>
+          <w:b/>
+          <w:bCs/>
+        </w:rPr>
+        <w:t>Pehle (First)</w:t>
+      </w:r>
+      <w:r>
+        <w:t xml:space="preserve"> matching element ko hi select </w:t>
+      </w:r>
+      <w:proofErr w:type="spellStart"/>
+      <w:r>
+        <w:t>karta</w:t>
+      </w:r>
+      <w:proofErr w:type="spellEnd"/>
+      <w:r>
+        <w:t xml:space="preserve"> </w:t>
+      </w:r>
+      <w:proofErr w:type="spellStart"/>
+      <w:r>
+        <w:t>hai</w:t>
+      </w:r>
+      <w:proofErr w:type="spellEnd"/>
+      <w:r>
+        <w:t>.</w:t>
+      </w:r>
+    </w:p>
+    <w:p>
+      <w:r>
+        <w:pict w14:anchorId="11A8F393">
+          <v:rect id="_x0000_i1071" style="width:0;height:1.5pt" o:hralign="center" o:hrstd="t" o:hr="t" fillcolor="#a0a0a0" stroked="f"/>
+        </w:pict>
+      </w:r>
+    </w:p>
+    <w:p>
+      <w:pPr>
+        <w:rPr>
+          <w:b/>
+          <w:bCs/>
+          <w:sz w:val="32"/>
+          <w:szCs w:val="32"/>
+        </w:rPr>
+      </w:pPr>
+      <w:r>
+        <w:rPr>
+          <w:b/>
+          <w:bCs/>
+          <w:sz w:val="32"/>
+          <w:szCs w:val="32"/>
+        </w:rPr>
+        <w:t xml:space="preserve"># </w:t>
+      </w:r>
+      <w:r>
+        <w:rPr>
+          <w:b/>
+          <w:bCs/>
+          <w:sz w:val="32"/>
+          <w:szCs w:val="32"/>
+          <w:u w:val="single"/>
+        </w:rPr>
+        <w:t>IMPORTANT -&gt; CSS SELECTORS!!</w:t>
+      </w:r>
+      <w:r>
+        <w:drawing>
+          <wp:inline distT="0" distB="0" distL="0" distR="0" wp14:anchorId="0D1267C1" wp14:editId="02F42BDF">
+            <wp:extent cx="5731510" cy="661035"/>
+            <wp:effectExtent l="0" t="0" r="2540" b="5715"/>
+            <wp:docPr id="1221111978" name="Picture 1"/>
+            <wp:cNvGraphicFramePr>
+              <a:graphicFrameLocks xmlns:a="http://schemas.openxmlformats.org/drawingml/2006/main" noChangeAspect="1"/>
+            </wp:cNvGraphicFramePr>
+            <a:graphic xmlns:a="http://schemas.openxmlformats.org/drawingml/2006/main">
+              <a:graphicData uri="http://schemas.openxmlformats.org/drawingml/2006/picture">
+                <pic:pic xmlns:pic="http://schemas.openxmlformats.org/drawingml/2006/picture">
+                  <pic:nvPicPr>
+                    <pic:cNvPr id="1221111978" name=""/>
+                    <pic:cNvPicPr/>
+                  </pic:nvPicPr>
+                  <pic:blipFill>
+                    <a:blip r:embed="rId35"/>
+                    <a:stretch>
+                      <a:fillRect/>
+                    </a:stretch>
+                  </pic:blipFill>
+                  <pic:spPr>
+                    <a:xfrm>
+                      <a:off x="0" y="0"/>
+                      <a:ext cx="5731510" cy="661035"/>
+                    </a:xfrm>
+                    <a:prstGeom prst="rect">
+                      <a:avLst/>
+                    </a:prstGeom>
+                  </pic:spPr>
+                </pic:pic>
+              </a:graphicData>
+            </a:graphic>
+          </wp:inline>
+        </w:drawing>
+      </w:r>
+      <w:r>
+        <w:drawing>
+          <wp:inline distT="0" distB="0" distL="0" distR="0" wp14:anchorId="2478AA5B" wp14:editId="279752A2">
+            <wp:extent cx="5731510" cy="3352800"/>
+            <wp:effectExtent l="0" t="0" r="2540" b="0"/>
+            <wp:docPr id="780211001" name="Picture 1"/>
+            <wp:cNvGraphicFramePr>
+              <a:graphicFrameLocks xmlns:a="http://schemas.openxmlformats.org/drawingml/2006/main" noChangeAspect="1"/>
+            </wp:cNvGraphicFramePr>
+            <a:graphic xmlns:a="http://schemas.openxmlformats.org/drawingml/2006/main">
+              <a:graphicData uri="http://schemas.openxmlformats.org/drawingml/2006/picture">
+                <pic:pic xmlns:pic="http://schemas.openxmlformats.org/drawingml/2006/picture">
+                  <pic:nvPicPr>
+                    <pic:cNvPr id="780211001" name=""/>
+                    <pic:cNvPicPr/>
+                  </pic:nvPicPr>
+                  <pic:blipFill>
+                    <a:blip r:embed="rId36"/>
+                    <a:stretch>
+                      <a:fillRect/>
+                    </a:stretch>
+                  </pic:blipFill>
+                  <pic:spPr>
+                    <a:xfrm>
+                      <a:off x="0" y="0"/>
+                      <a:ext cx="5731510" cy="3352800"/>
+                    </a:xfrm>
+                    <a:prstGeom prst="rect">
+                      <a:avLst/>
+                    </a:prstGeom>
+                  </pic:spPr>
+                </pic:pic>
+              </a:graphicData>
+            </a:graphic>
+          </wp:inline>
+        </w:drawing>
+      </w:r>
+    </w:p>
+    <w:p>
+      <w:pPr>
+        <w:tabs>
+          <w:tab w:val="left" w:pos="2437"/>
+        </w:tabs>
+      </w:pPr>
+      <w:r>
+        <w:lastRenderedPageBreak/>
+        <w:drawing>
+          <wp:inline distT="0" distB="0" distL="0" distR="0" wp14:anchorId="22C633B7" wp14:editId="55E80415">
+            <wp:extent cx="5731510" cy="2540635"/>
+            <wp:effectExtent l="0" t="0" r="2540" b="0"/>
+            <wp:docPr id="1454964008" name="Picture 1"/>
+            <wp:cNvGraphicFramePr>
+              <a:graphicFrameLocks xmlns:a="http://schemas.openxmlformats.org/drawingml/2006/main" noChangeAspect="1"/>
+            </wp:cNvGraphicFramePr>
+            <a:graphic xmlns:a="http://schemas.openxmlformats.org/drawingml/2006/main">
+              <a:graphicData uri="http://schemas.openxmlformats.org/drawingml/2006/picture">
+                <pic:pic xmlns:pic="http://schemas.openxmlformats.org/drawingml/2006/picture">
+                  <pic:nvPicPr>
+                    <pic:cNvPr id="1454964008" name=""/>
+                    <pic:cNvPicPr/>
+                  </pic:nvPicPr>
+                  <pic:blipFill>
+                    <a:blip r:embed="rId37"/>
+                    <a:stretch>
+                      <a:fillRect/>
+                    </a:stretch>
+                  </pic:blipFill>
+                  <pic:spPr>
+                    <a:xfrm>
+                      <a:off x="0" y="0"/>
+                      <a:ext cx="5731510" cy="2540635"/>
+                    </a:xfrm>
+                    <a:prstGeom prst="rect">
+                      <a:avLst/>
+                    </a:prstGeom>
+                  </pic:spPr>
+                </pic:pic>
+              </a:graphicData>
+            </a:graphic>
+          </wp:inline>
+        </w:drawing>
+      </w:r>
+    </w:p>
+    <w:p>
+      <w:pPr>
+        <w:tabs>
+          <w:tab w:val="left" w:pos="2437"/>
+        </w:tabs>
+      </w:pPr>
+    </w:p>
+    <w:p>
+      <w:pPr>
+        <w:tabs>
+          <w:tab w:val="left" w:pos="2437"/>
+        </w:tabs>
+      </w:pPr>
+      <w:r>
+        <w:drawing>
+          <wp:inline distT="0" distB="0" distL="0" distR="0" wp14:anchorId="3C50F803" wp14:editId="799A8E32">
+            <wp:extent cx="5731510" cy="1986280"/>
+            <wp:effectExtent l="0" t="0" r="2540" b="0"/>
+            <wp:docPr id="1051397904" name="Picture 1"/>
+            <wp:cNvGraphicFramePr>
+              <a:graphicFrameLocks xmlns:a="http://schemas.openxmlformats.org/drawingml/2006/main" noChangeAspect="1"/>
+            </wp:cNvGraphicFramePr>
+            <a:graphic xmlns:a="http://schemas.openxmlformats.org/drawingml/2006/main">
+              <a:graphicData uri="http://schemas.openxmlformats.org/drawingml/2006/picture">
+                <pic:pic xmlns:pic="http://schemas.openxmlformats.org/drawingml/2006/picture">
+                  <pic:nvPicPr>
+                    <pic:cNvPr id="1051397904" name=""/>
+                    <pic:cNvPicPr/>
+                  </pic:nvPicPr>
+                  <pic:blipFill>
+                    <a:blip r:embed="rId38"/>
+                    <a:stretch>
+                      <a:fillRect/>
+                    </a:stretch>
+                  </pic:blipFill>
+                  <pic:spPr>
+                    <a:xfrm>
+                      <a:off x="0" y="0"/>
+                      <a:ext cx="5731510" cy="1986280"/>
+                    </a:xfrm>
+                    <a:prstGeom prst="rect">
+                      <a:avLst/>
+                    </a:prstGeom>
+                  </pic:spPr>
+                </pic:pic>
+              </a:graphicData>
+            </a:graphic>
+          </wp:inline>
+        </w:drawing>
+      </w:r>
+    </w:p>
+    <w:p>
+      <w:pPr>
+        <w:tabs>
+          <w:tab w:val="left" w:pos="2437"/>
+        </w:tabs>
+      </w:pPr>
+    </w:p>
+    <w:p>
+      <w:pPr>
+        <w:tabs>
+          <w:tab w:val="left" w:pos="2437"/>
+        </w:tabs>
+      </w:pPr>
+      <w:r>
+        <w:drawing>
+          <wp:inline distT="0" distB="0" distL="0" distR="0" wp14:anchorId="5F0DB6ED" wp14:editId="7D40C5A8">
+            <wp:extent cx="5731510" cy="2294255"/>
+            <wp:effectExtent l="0" t="0" r="2540" b="0"/>
+            <wp:docPr id="1771860966" name="Picture 1"/>
+            <wp:cNvGraphicFramePr>
+              <a:graphicFrameLocks xmlns:a="http://schemas.openxmlformats.org/drawingml/2006/main" noChangeAspect="1"/>
+            </wp:cNvGraphicFramePr>
+            <a:graphic xmlns:a="http://schemas.openxmlformats.org/drawingml/2006/main">
+              <a:graphicData uri="http://schemas.openxmlformats.org/drawingml/2006/picture">
+                <pic:pic xmlns:pic="http://schemas.openxmlformats.org/drawingml/2006/picture">
+                  <pic:nvPicPr>
+                    <pic:cNvPr id="1771860966" name=""/>
+                    <pic:cNvPicPr/>
+                  </pic:nvPicPr>
+                  <pic:blipFill>
+                    <a:blip r:embed="rId39"/>
+                    <a:stretch>
+                      <a:fillRect/>
+                    </a:stretch>
+                  </pic:blipFill>
+                  <pic:spPr>
+                    <a:xfrm>
+                      <a:off x="0" y="0"/>
+                      <a:ext cx="5731510" cy="2294255"/>
+                    </a:xfrm>
+                    <a:prstGeom prst="rect">
+                      <a:avLst/>
+                    </a:prstGeom>
+                  </pic:spPr>
+                </pic:pic>
+              </a:graphicData>
+            </a:graphic>
+          </wp:inline>
+        </w:drawing>
+      </w:r>
+    </w:p>
+    <w:p>
+      <w:pPr>
+        <w:tabs>
+          <w:tab w:val="left" w:pos="2437"/>
+        </w:tabs>
+      </w:pPr>
+      <w:r>
+        <w:lastRenderedPageBreak/>
+        <w:drawing>
+          <wp:inline distT="0" distB="0" distL="0" distR="0" wp14:anchorId="37FE9FA0" wp14:editId="5720EA5D">
+            <wp:extent cx="5731510" cy="3759200"/>
+            <wp:effectExtent l="0" t="0" r="2540" b="0"/>
+            <wp:docPr id="668161036" name="Picture 1"/>
+            <wp:cNvGraphicFramePr>
+              <a:graphicFrameLocks xmlns:a="http://schemas.openxmlformats.org/drawingml/2006/main" noChangeAspect="1"/>
+            </wp:cNvGraphicFramePr>
+            <a:graphic xmlns:a="http://schemas.openxmlformats.org/drawingml/2006/main">
+              <a:graphicData uri="http://schemas.openxmlformats.org/drawingml/2006/picture">
+                <pic:pic xmlns:pic="http://schemas.openxmlformats.org/drawingml/2006/picture">
+                  <pic:nvPicPr>
+                    <pic:cNvPr id="668161036" name=""/>
+                    <pic:cNvPicPr/>
+                  </pic:nvPicPr>
+                  <pic:blipFill>
+                    <a:blip r:embed="rId40"/>
+                    <a:stretch>
+                      <a:fillRect/>
+                    </a:stretch>
+                  </pic:blipFill>
+                  <pic:spPr>
+                    <a:xfrm>
+                      <a:off x="0" y="0"/>
+                      <a:ext cx="5731510" cy="3759200"/>
+                    </a:xfrm>
+                    <a:prstGeom prst="rect">
+                      <a:avLst/>
+                    </a:prstGeom>
+                  </pic:spPr>
+                </pic:pic>
+              </a:graphicData>
+            </a:graphic>
+          </wp:inline>
+        </w:drawing>
+      </w:r>
+      <w:r>
+        <w:pict w14:anchorId="1BA20062">
+          <v:rect id="_x0000_i1072" style="width:0;height:1.5pt" o:hralign="center" o:hrstd="t" o:hr="t" fillcolor="#a0a0a0" stroked="f"/>
+        </w:pict>
+      </w:r>
+    </w:p>
+    <w:p>
+      <w:pPr>
+        <w:rPr>
+          <w:b/>
+          <w:bCs/>
+          <w:sz w:val="36"/>
+          <w:szCs w:val="36"/>
+          <w:u w:val="single"/>
+        </w:rPr>
+      </w:pPr>
+      <w:r>
+        <w:rPr>
+          <w:b/>
+          <w:bCs/>
+          <w:sz w:val="36"/>
+          <w:szCs w:val="36"/>
+          <w:u w:val="single"/>
+        </w:rPr>
+        <w:t>JAVASCRIPT NOTES (3</w:t>
+      </w:r>
+      <w:r>
+        <w:rPr>
+          <w:b/>
+          <w:bCs/>
+          <w:sz w:val="36"/>
+          <w:szCs w:val="36"/>
+          <w:u w:val="single"/>
+        </w:rPr>
+        <w:t>7</w:t>
+      </w:r>
+      <w:r>
+        <w:rPr>
+          <w:b/>
+          <w:bCs/>
+          <w:sz w:val="36"/>
+          <w:szCs w:val="36"/>
+          <w:u w:val="single"/>
+        </w:rPr>
+        <w:t>)</w:t>
+      </w:r>
+    </w:p>
+    <w:p>
+      <w:pPr>
+        <w:tabs>
+          <w:tab w:val="left" w:pos="2437"/>
+        </w:tabs>
+      </w:pPr>
+      <w:r>
+        <w:drawing>
+          <wp:inline distT="0" distB="0" distL="0" distR="0" wp14:anchorId="5C626AE0" wp14:editId="43F9834A">
+            <wp:extent cx="5731510" cy="3188335"/>
+            <wp:effectExtent l="0" t="0" r="2540" b="0"/>
+            <wp:docPr id="1235812734" name="Picture 1"/>
+            <wp:cNvGraphicFramePr>
+              <a:graphicFrameLocks xmlns:a="http://schemas.openxmlformats.org/drawingml/2006/main" noChangeAspect="1"/>
+            </wp:cNvGraphicFramePr>
+            <a:graphic xmlns:a="http://schemas.openxmlformats.org/drawingml/2006/main">
+              <a:graphicData uri="http://schemas.openxmlformats.org/drawingml/2006/picture">
+                <pic:pic xmlns:pic="http://schemas.openxmlformats.org/drawingml/2006/picture">
+                  <pic:nvPicPr>
+                    <pic:cNvPr id="1235812734" name=""/>
+                    <pic:cNvPicPr/>
+                  </pic:nvPicPr>
+                  <pic:blipFill>
+                    <a:blip r:embed="rId41"/>
+                    <a:stretch>
+                      <a:fillRect/>
+                    </a:stretch>
+                  </pic:blipFill>
+                  <pic:spPr>
+                    <a:xfrm>
+                      <a:off x="0" y="0"/>
+                      <a:ext cx="5731510" cy="3188335"/>
+                    </a:xfrm>
+                    <a:prstGeom prst="rect">
+                      <a:avLst/>
+                    </a:prstGeom>
+                  </pic:spPr>
+                </pic:pic>
+              </a:graphicData>
+            </a:graphic>
+          </wp:inline>
+        </w:drawing>
+      </w:r>
+    </w:p>
+    <w:p>
+      <w:pPr>
+        <w:tabs>
+          <w:tab w:val="left" w:pos="2437"/>
+        </w:tabs>
+        <w:rPr>
+          <w:b/>
+          <w:bCs/>
+        </w:rPr>
+      </w:pPr>
+      <w:r>
+        <w:rPr>
+          <w:b/>
+          <w:bCs/>
+        </w:rPr>
+        <w:t xml:space="preserve">1. </w:t>
+      </w:r>
+      <w:proofErr w:type="spellStart"/>
+      <w:r>
+        <w:rPr>
+          <w:b/>
+          <w:bCs/>
+        </w:rPr>
+        <w:t>querySelectorAll</w:t>
+      </w:r>
+      <w:proofErr w:type="spellEnd"/>
+      <w:r>
+        <w:rPr>
+          <w:b/>
+          <w:bCs/>
+        </w:rPr>
+        <w:t xml:space="preserve"> aur </w:t>
+      </w:r>
+      <w:proofErr w:type="spellStart"/>
+      <w:r>
+        <w:rPr>
+          <w:b/>
+          <w:bCs/>
+        </w:rPr>
+        <w:t>NodeList</w:t>
+      </w:r>
+      <w:proofErr w:type="spellEnd"/>
+      <w:r>
+        <w:rPr>
+          <w:b/>
+          <w:bCs/>
+        </w:rPr>
+        <w:t xml:space="preserve"> ka Sach</w:t>
+      </w:r>
+    </w:p>
+    <w:p>
+      <w:pPr>
+        <w:tabs>
+          <w:tab w:val="left" w:pos="2437"/>
+        </w:tabs>
+      </w:pPr>
+      <w:r>
+        <w:t xml:space="preserve">Jab tum </w:t>
+      </w:r>
+      <w:proofErr w:type="spellStart"/>
+      <w:proofErr w:type="gramStart"/>
+      <w:r>
+        <w:t>document.querySelectorAll</w:t>
+      </w:r>
+      <w:proofErr w:type="spellEnd"/>
+      <w:proofErr w:type="gramEnd"/>
+      <w:r>
+        <w:t xml:space="preserve">('li') </w:t>
+      </w:r>
+      <w:proofErr w:type="spellStart"/>
+      <w:r>
+        <w:t>likhte</w:t>
+      </w:r>
+      <w:proofErr w:type="spellEnd"/>
+      <w:r>
+        <w:t xml:space="preserve"> </w:t>
+      </w:r>
+      <w:proofErr w:type="spellStart"/>
+      <w:r>
+        <w:t>ho</w:t>
+      </w:r>
+      <w:proofErr w:type="spellEnd"/>
+      <w:r>
+        <w:t xml:space="preserve">, </w:t>
+      </w:r>
+      <w:proofErr w:type="spellStart"/>
+      <w:r>
+        <w:t>toh</w:t>
+      </w:r>
+      <w:proofErr w:type="spellEnd"/>
+      <w:r>
+        <w:t xml:space="preserve"> </w:t>
+      </w:r>
+      <w:proofErr w:type="spellStart"/>
+      <w:r>
+        <w:t>tumhe</w:t>
+      </w:r>
+      <w:proofErr w:type="spellEnd"/>
+      <w:r>
+        <w:t xml:space="preserve"> ek </w:t>
+      </w:r>
+      <w:proofErr w:type="spellStart"/>
+      <w:r>
+        <w:rPr>
+          <w:b/>
+          <w:bCs/>
+        </w:rPr>
+        <w:t>NodeList</w:t>
+      </w:r>
+      <w:proofErr w:type="spellEnd"/>
+      <w:r>
+        <w:t xml:space="preserve"> </w:t>
+      </w:r>
+      <w:proofErr w:type="spellStart"/>
+      <w:r>
+        <w:t>milti</w:t>
+      </w:r>
+      <w:proofErr w:type="spellEnd"/>
+      <w:r>
+        <w:t xml:space="preserve"> </w:t>
+      </w:r>
+      <w:proofErr w:type="spellStart"/>
+      <w:r>
+        <w:t>hai</w:t>
+      </w:r>
+      <w:proofErr w:type="spellEnd"/>
+      <w:r>
+        <w:t>.</w:t>
+      </w:r>
+    </w:p>
+    <w:p>
+      <w:pPr>
+        <w:numPr>
+          <w:ilvl w:val="0"/>
+          <w:numId w:val="13"/>
+        </w:numPr>
+        <w:tabs>
+          <w:tab w:val="left" w:pos="2437"/>
+        </w:tabs>
+      </w:pPr>
+      <w:proofErr w:type="spellStart"/>
+      <w:r>
+        <w:rPr>
+          <w:b/>
+          <w:bCs/>
+        </w:rPr>
+        <w:t>NodeList</w:t>
+      </w:r>
+      <w:proofErr w:type="spellEnd"/>
+      <w:r>
+        <w:rPr>
+          <w:b/>
+          <w:bCs/>
+        </w:rPr>
+        <w:t xml:space="preserve"> </w:t>
+      </w:r>
+      <w:proofErr w:type="spellStart"/>
+      <w:r>
+        <w:rPr>
+          <w:b/>
+          <w:bCs/>
+        </w:rPr>
+        <w:t>kya</w:t>
+      </w:r>
+      <w:proofErr w:type="spellEnd"/>
+      <w:r>
+        <w:rPr>
+          <w:b/>
+          <w:bCs/>
+        </w:rPr>
+        <w:t xml:space="preserve"> </w:t>
+      </w:r>
+      <w:proofErr w:type="spellStart"/>
+      <w:r>
+        <w:rPr>
+          <w:b/>
+          <w:bCs/>
+        </w:rPr>
+        <w:t>hai</w:t>
+      </w:r>
+      <w:proofErr w:type="spellEnd"/>
+      <w:r>
+        <w:rPr>
+          <w:b/>
+          <w:bCs/>
+        </w:rPr>
+        <w:t>?</w:t>
+      </w:r>
+      <w:r>
+        <w:t xml:space="preserve"> Ye </w:t>
+      </w:r>
+      <w:proofErr w:type="spellStart"/>
+      <w:r>
+        <w:t>dikhti</w:t>
+      </w:r>
+      <w:proofErr w:type="spellEnd"/>
+      <w:r>
+        <w:t xml:space="preserve"> array </w:t>
+      </w:r>
+      <w:proofErr w:type="spellStart"/>
+      <w:r>
+        <w:t>jaisi</w:t>
+      </w:r>
+      <w:proofErr w:type="spellEnd"/>
+      <w:r>
+        <w:t xml:space="preserve"> </w:t>
+      </w:r>
+      <w:proofErr w:type="spellStart"/>
+      <w:r>
+        <w:t>hai</w:t>
+      </w:r>
+      <w:proofErr w:type="spellEnd"/>
+      <w:r>
+        <w:t xml:space="preserve">, par ye "Asli Array" </w:t>
+      </w:r>
+      <w:proofErr w:type="spellStart"/>
+      <w:r>
+        <w:t>nahi</w:t>
+      </w:r>
+      <w:proofErr w:type="spellEnd"/>
+      <w:r>
+        <w:t xml:space="preserve"> </w:t>
+      </w:r>
+      <w:proofErr w:type="spellStart"/>
+      <w:r>
+        <w:t>hai</w:t>
+      </w:r>
+      <w:proofErr w:type="spellEnd"/>
+      <w:r>
+        <w:t>.</w:t>
+      </w:r>
+    </w:p>
+    <w:p>
+      <w:pPr>
+        <w:numPr>
+          <w:ilvl w:val="0"/>
+          <w:numId w:val="13"/>
+        </w:numPr>
+        <w:tabs>
+          <w:tab w:val="left" w:pos="2437"/>
+        </w:tabs>
+      </w:pPr>
+      <w:r>
+        <w:rPr>
+          <w:b/>
+          <w:bCs/>
+        </w:rPr>
+        <w:lastRenderedPageBreak/>
+        <w:t>The "</w:t>
+      </w:r>
+      <w:proofErr w:type="spellStart"/>
+      <w:r>
+        <w:rPr>
+          <w:b/>
+          <w:bCs/>
+        </w:rPr>
+        <w:t>forEach</w:t>
+      </w:r>
+      <w:proofErr w:type="spellEnd"/>
+      <w:r>
+        <w:rPr>
+          <w:b/>
+          <w:bCs/>
+        </w:rPr>
+        <w:t>" Support:</w:t>
+      </w:r>
+      <w:r>
+        <w:t xml:space="preserve"> </w:t>
+      </w:r>
+      <w:proofErr w:type="spellStart"/>
+      <w:r>
+        <w:t>NodeList</w:t>
+      </w:r>
+      <w:proofErr w:type="spellEnd"/>
+      <w:r>
+        <w:t xml:space="preserve"> ki </w:t>
+      </w:r>
+      <w:proofErr w:type="spellStart"/>
+      <w:r>
+        <w:t>sabse</w:t>
+      </w:r>
+      <w:proofErr w:type="spellEnd"/>
+      <w:r>
+        <w:t xml:space="preserve"> </w:t>
+      </w:r>
+      <w:proofErr w:type="spellStart"/>
+      <w:r>
+        <w:t>achhi</w:t>
+      </w:r>
+      <w:proofErr w:type="spellEnd"/>
+      <w:r>
+        <w:t xml:space="preserve"> </w:t>
+      </w:r>
+      <w:proofErr w:type="spellStart"/>
+      <w:r>
+        <w:t>baat</w:t>
+      </w:r>
+      <w:proofErr w:type="spellEnd"/>
+      <w:r>
+        <w:t xml:space="preserve"> ye </w:t>
+      </w:r>
+      <w:proofErr w:type="spellStart"/>
+      <w:r>
+        <w:t>hai</w:t>
+      </w:r>
+      <w:proofErr w:type="spellEnd"/>
+      <w:r>
+        <w:t xml:space="preserve"> ki </w:t>
+      </w:r>
+      <w:proofErr w:type="spellStart"/>
+      <w:r>
+        <w:t>ispar</w:t>
+      </w:r>
+      <w:proofErr w:type="spellEnd"/>
+      <w:r>
+        <w:t xml:space="preserve"> JavaScript ka </w:t>
+      </w:r>
+      <w:proofErr w:type="spellStart"/>
+      <w:r>
+        <w:rPr>
+          <w:b/>
+          <w:bCs/>
+        </w:rPr>
+        <w:t>forEach</w:t>
+      </w:r>
+      <w:proofErr w:type="spellEnd"/>
+      <w:r>
+        <w:t xml:space="preserve"> loop </w:t>
+      </w:r>
+      <w:proofErr w:type="spellStart"/>
+      <w:r>
+        <w:t>pehle</w:t>
+      </w:r>
+      <w:proofErr w:type="spellEnd"/>
+      <w:r>
+        <w:t xml:space="preserve"> se </w:t>
+      </w:r>
+      <w:proofErr w:type="spellStart"/>
+      <w:r>
+        <w:t>chalta</w:t>
+      </w:r>
+      <w:proofErr w:type="spellEnd"/>
+      <w:r>
+        <w:t xml:space="preserve"> </w:t>
+      </w:r>
+      <w:proofErr w:type="spellStart"/>
+      <w:r>
+        <w:t>hai</w:t>
+      </w:r>
+      <w:proofErr w:type="spellEnd"/>
+      <w:r>
+        <w:t xml:space="preserve">. </w:t>
+      </w:r>
+      <w:proofErr w:type="spellStart"/>
+      <w:r>
+        <w:t>Tumhe</w:t>
+      </w:r>
+      <w:proofErr w:type="spellEnd"/>
+      <w:r>
+        <w:t xml:space="preserve"> </w:t>
+      </w:r>
+      <w:proofErr w:type="spellStart"/>
+      <w:r>
+        <w:t>ise</w:t>
+      </w:r>
+      <w:proofErr w:type="spellEnd"/>
+      <w:r>
+        <w:t xml:space="preserve"> convert </w:t>
+      </w:r>
+      <w:proofErr w:type="spellStart"/>
+      <w:r>
+        <w:t>karne</w:t>
+      </w:r>
+      <w:proofErr w:type="spellEnd"/>
+      <w:r>
+        <w:t xml:space="preserve"> ki </w:t>
+      </w:r>
+      <w:proofErr w:type="spellStart"/>
+      <w:r>
+        <w:t>zaroorat</w:t>
+      </w:r>
+      <w:proofErr w:type="spellEnd"/>
+      <w:r>
+        <w:t xml:space="preserve"> </w:t>
+      </w:r>
+      <w:proofErr w:type="spellStart"/>
+      <w:r>
+        <w:t>nahi</w:t>
+      </w:r>
+      <w:proofErr w:type="spellEnd"/>
+      <w:r>
+        <w:t xml:space="preserve"> </w:t>
+      </w:r>
+      <w:proofErr w:type="spellStart"/>
+      <w:r>
+        <w:t>padti</w:t>
+      </w:r>
+      <w:proofErr w:type="spellEnd"/>
+      <w:r>
+        <w:t>.</w:t>
+      </w:r>
+    </w:p>
+    <w:p>
+      <w:pPr>
+        <w:numPr>
+          <w:ilvl w:val="0"/>
+          <w:numId w:val="13"/>
+        </w:numPr>
+        <w:tabs>
+          <w:tab w:val="left" w:pos="2437"/>
+        </w:tabs>
+      </w:pPr>
+      <w:r>
+        <w:rPr>
+          <w:b/>
+          <w:bCs/>
+        </w:rPr>
+        <w:t>Common Mistake:</w:t>
+      </w:r>
+      <w:r>
+        <w:t xml:space="preserve"> Agar tum direct </w:t>
+      </w:r>
+      <w:proofErr w:type="spellStart"/>
+      <w:proofErr w:type="gramStart"/>
+      <w:r>
+        <w:t>nodeList.style.color</w:t>
+      </w:r>
+      <w:proofErr w:type="spellEnd"/>
+      <w:proofErr w:type="gramEnd"/>
+      <w:r>
+        <w:t xml:space="preserve"> = "red" </w:t>
+      </w:r>
+      <w:proofErr w:type="spellStart"/>
+      <w:r>
+        <w:t>likhoge</w:t>
+      </w:r>
+      <w:proofErr w:type="spellEnd"/>
+      <w:r>
+        <w:t xml:space="preserve">, </w:t>
+      </w:r>
+      <w:proofErr w:type="spellStart"/>
+      <w:r>
+        <w:t>toh</w:t>
+      </w:r>
+      <w:proofErr w:type="spellEnd"/>
+      <w:r>
+        <w:t xml:space="preserve"> ye </w:t>
+      </w:r>
+      <w:r>
+        <w:rPr>
+          <w:b/>
+          <w:bCs/>
+        </w:rPr>
+        <w:t>Error</w:t>
+      </w:r>
+      <w:r>
+        <w:t xml:space="preserve"> </w:t>
+      </w:r>
+      <w:proofErr w:type="spellStart"/>
+      <w:r>
+        <w:t>dega</w:t>
+      </w:r>
+      <w:proofErr w:type="spellEnd"/>
+      <w:r>
+        <w:t xml:space="preserve">. </w:t>
+      </w:r>
+      <w:proofErr w:type="spellStart"/>
+      <w:r>
+        <w:t>Kyunki</w:t>
+      </w:r>
+      <w:proofErr w:type="spellEnd"/>
+      <w:r>
+        <w:t xml:space="preserve"> style property </w:t>
+      </w:r>
+      <w:proofErr w:type="spellStart"/>
+      <w:r>
+        <w:t>hamesha</w:t>
+      </w:r>
+      <w:proofErr w:type="spellEnd"/>
+      <w:r>
+        <w:t xml:space="preserve"> ek single element par </w:t>
+      </w:r>
+      <w:proofErr w:type="spellStart"/>
+      <w:r>
+        <w:t>lagti</w:t>
+      </w:r>
+      <w:proofErr w:type="spellEnd"/>
+      <w:r>
+        <w:t xml:space="preserve"> </w:t>
+      </w:r>
+      <w:proofErr w:type="spellStart"/>
+      <w:r>
+        <w:t>hai</w:t>
+      </w:r>
+      <w:proofErr w:type="spellEnd"/>
+      <w:r>
+        <w:t xml:space="preserve">, poori list par </w:t>
+      </w:r>
+      <w:proofErr w:type="spellStart"/>
+      <w:r>
+        <w:t>nahi</w:t>
+      </w:r>
+      <w:proofErr w:type="spellEnd"/>
+      <w:r>
+        <w:t xml:space="preserve">. </w:t>
+      </w:r>
+      <w:proofErr w:type="spellStart"/>
+      <w:r>
+        <w:t>Tumhe</w:t>
+      </w:r>
+      <w:proofErr w:type="spellEnd"/>
+      <w:r>
+        <w:t xml:space="preserve"> loop </w:t>
+      </w:r>
+      <w:proofErr w:type="spellStart"/>
+      <w:r>
+        <w:t>chala</w:t>
+      </w:r>
+      <w:proofErr w:type="spellEnd"/>
+      <w:r>
+        <w:t xml:space="preserve"> </w:t>
+      </w:r>
+      <w:proofErr w:type="spellStart"/>
+      <w:r>
+        <w:t>kar</w:t>
+      </w:r>
+      <w:proofErr w:type="spellEnd"/>
+      <w:r>
+        <w:t xml:space="preserve"> ek-ek </w:t>
+      </w:r>
+      <w:proofErr w:type="spellStart"/>
+      <w:r>
+        <w:t>karke</w:t>
+      </w:r>
+      <w:proofErr w:type="spellEnd"/>
+      <w:r>
+        <w:t xml:space="preserve"> element ko </w:t>
+      </w:r>
+      <w:proofErr w:type="spellStart"/>
+      <w:r>
+        <w:t>pakadna</w:t>
+      </w:r>
+      <w:proofErr w:type="spellEnd"/>
+      <w:r>
+        <w:t xml:space="preserve"> </w:t>
+      </w:r>
+      <w:proofErr w:type="spellStart"/>
+      <w:r>
+        <w:t>padega</w:t>
+      </w:r>
+      <w:proofErr w:type="spellEnd"/>
+      <w:r>
+        <w:t>.</w:t>
+      </w:r>
+    </w:p>
+    <w:p>
+      <w:pPr>
+        <w:tabs>
+          <w:tab w:val="left" w:pos="2437"/>
+        </w:tabs>
+      </w:pPr>
+      <w:r>
+        <w:pict w14:anchorId="0AD12F55">
+          <v:rect id="_x0000_i1103" style="width:0;height:1.5pt" o:hralign="center" o:hrstd="t" o:hr="t" fillcolor="#a0a0a0" stroked="f"/>
+        </w:pict>
+      </w:r>
+    </w:p>
+    <w:p>
+      <w:pPr>
+        <w:tabs>
+          <w:tab w:val="left" w:pos="2437"/>
+        </w:tabs>
+        <w:rPr>
+          <w:b/>
+          <w:bCs/>
+        </w:rPr>
+      </w:pPr>
+      <w:r>
+        <w:rPr>
+          <w:b/>
+          <w:bCs/>
+        </w:rPr>
+        <w:t xml:space="preserve">2. </w:t>
+      </w:r>
+      <w:proofErr w:type="spellStart"/>
+      <w:r>
+        <w:rPr>
+          <w:b/>
+          <w:bCs/>
+        </w:rPr>
+        <w:t>getElementsByClassName</w:t>
+      </w:r>
+      <w:proofErr w:type="spellEnd"/>
+      <w:r>
+        <w:rPr>
+          <w:b/>
+          <w:bCs/>
+        </w:rPr>
+        <w:t xml:space="preserve"> aur </w:t>
+      </w:r>
+      <w:proofErr w:type="spellStart"/>
+      <w:r>
+        <w:rPr>
+          <w:b/>
+          <w:bCs/>
+        </w:rPr>
+        <w:t>HTMLCollection</w:t>
+      </w:r>
+      <w:proofErr w:type="spellEnd"/>
+      <w:r>
+        <w:rPr>
+          <w:b/>
+          <w:bCs/>
+        </w:rPr>
+        <w:t xml:space="preserve"> ka "</w:t>
+      </w:r>
+      <w:proofErr w:type="spellStart"/>
+      <w:r>
+        <w:rPr>
+          <w:b/>
+          <w:bCs/>
+        </w:rPr>
+        <w:t>Nakhra</w:t>
+      </w:r>
+      <w:proofErr w:type="spellEnd"/>
+      <w:r>
+        <w:rPr>
+          <w:b/>
+          <w:bCs/>
+        </w:rPr>
+        <w:t>"</w:t>
+      </w:r>
+    </w:p>
+    <w:p>
+      <w:pPr>
+        <w:tabs>
+          <w:tab w:val="left" w:pos="2437"/>
+        </w:tabs>
+      </w:pPr>
+      <w:r>
+        <w:t xml:space="preserve">Jab tum </w:t>
+      </w:r>
+      <w:proofErr w:type="spellStart"/>
+      <w:proofErr w:type="gramStart"/>
+      <w:r>
+        <w:t>document.getElementsByClassName</w:t>
+      </w:r>
+      <w:proofErr w:type="spellEnd"/>
+      <w:proofErr w:type="gramEnd"/>
+      <w:r>
+        <w:t xml:space="preserve">('list-item') use </w:t>
+      </w:r>
+      <w:proofErr w:type="spellStart"/>
+      <w:r>
+        <w:t>karte</w:t>
+      </w:r>
+      <w:proofErr w:type="spellEnd"/>
+      <w:r>
+        <w:t xml:space="preserve"> </w:t>
+      </w:r>
+      <w:proofErr w:type="spellStart"/>
+      <w:r>
+        <w:t>ho</w:t>
+      </w:r>
+      <w:proofErr w:type="spellEnd"/>
+      <w:r>
+        <w:t xml:space="preserve">, </w:t>
+      </w:r>
+      <w:proofErr w:type="spellStart"/>
+      <w:r>
+        <w:t>toh</w:t>
+      </w:r>
+      <w:proofErr w:type="spellEnd"/>
+      <w:r>
+        <w:t xml:space="preserve"> </w:t>
+      </w:r>
+      <w:proofErr w:type="spellStart"/>
+      <w:r>
+        <w:t>tumhe</w:t>
+      </w:r>
+      <w:proofErr w:type="spellEnd"/>
+      <w:r>
+        <w:t xml:space="preserve"> </w:t>
+      </w:r>
+      <w:proofErr w:type="spellStart"/>
+      <w:r>
+        <w:t>milti</w:t>
+      </w:r>
+      <w:proofErr w:type="spellEnd"/>
+      <w:r>
+        <w:t xml:space="preserve"> </w:t>
+      </w:r>
+      <w:proofErr w:type="spellStart"/>
+      <w:r>
+        <w:t>hai</w:t>
+      </w:r>
+      <w:proofErr w:type="spellEnd"/>
+      <w:r>
+        <w:t xml:space="preserve"> </w:t>
+      </w:r>
+      <w:proofErr w:type="spellStart"/>
+      <w:r>
+        <w:rPr>
+          <w:b/>
+          <w:bCs/>
+        </w:rPr>
+        <w:t>HTMLCollection</w:t>
+      </w:r>
+      <w:proofErr w:type="spellEnd"/>
+      <w:r>
+        <w:t xml:space="preserve">. Aur </w:t>
+      </w:r>
+      <w:proofErr w:type="spellStart"/>
+      <w:r>
+        <w:t>yahi</w:t>
+      </w:r>
+      <w:proofErr w:type="spellEnd"/>
+      <w:r>
+        <w:t xml:space="preserve"> par </w:t>
+      </w:r>
+      <w:proofErr w:type="spellStart"/>
+      <w:r>
+        <w:t>sabse</w:t>
+      </w:r>
+      <w:proofErr w:type="spellEnd"/>
+      <w:r>
+        <w:t xml:space="preserve"> </w:t>
+      </w:r>
+      <w:proofErr w:type="spellStart"/>
+      <w:r>
+        <w:t>bada</w:t>
+      </w:r>
+      <w:proofErr w:type="spellEnd"/>
+      <w:r>
+        <w:t xml:space="preserve"> panga </w:t>
+      </w:r>
+      <w:proofErr w:type="spellStart"/>
+      <w:r>
+        <w:t>hota</w:t>
+      </w:r>
+      <w:proofErr w:type="spellEnd"/>
+      <w:r>
+        <w:t xml:space="preserve"> </w:t>
+      </w:r>
+      <w:proofErr w:type="spellStart"/>
+      <w:r>
+        <w:t>hai</w:t>
+      </w:r>
+      <w:proofErr w:type="spellEnd"/>
+      <w:r>
+        <w:t>.</w:t>
+      </w:r>
+    </w:p>
+    <w:p>
+      <w:pPr>
+        <w:numPr>
+          <w:ilvl w:val="0"/>
+          <w:numId w:val="14"/>
+        </w:numPr>
+        <w:tabs>
+          <w:tab w:val="left" w:pos="2437"/>
+        </w:tabs>
+      </w:pPr>
+      <w:r>
+        <w:rPr>
+          <w:b/>
+          <w:bCs/>
+        </w:rPr>
+        <w:t>The Problem:</w:t>
+      </w:r>
+      <w:r>
+        <w:t xml:space="preserve"> </w:t>
+      </w:r>
+      <w:proofErr w:type="spellStart"/>
+      <w:r>
+        <w:t>HTMLCollection</w:t>
+      </w:r>
+      <w:proofErr w:type="spellEnd"/>
+      <w:r>
+        <w:t xml:space="preserve"> par </w:t>
+      </w:r>
+      <w:proofErr w:type="spellStart"/>
+      <w:r>
+        <w:rPr>
+          <w:b/>
+          <w:bCs/>
+        </w:rPr>
+        <w:t>forEach</w:t>
+      </w:r>
+      <w:proofErr w:type="spellEnd"/>
+      <w:r>
+        <w:rPr>
+          <w:b/>
+          <w:bCs/>
+        </w:rPr>
+        <w:t xml:space="preserve"> loop </w:t>
+      </w:r>
+      <w:proofErr w:type="spellStart"/>
+      <w:r>
+        <w:rPr>
+          <w:b/>
+          <w:bCs/>
+        </w:rPr>
+        <w:t>nahi</w:t>
+      </w:r>
+      <w:proofErr w:type="spellEnd"/>
+      <w:r>
+        <w:rPr>
+          <w:b/>
+          <w:bCs/>
+        </w:rPr>
+        <w:t xml:space="preserve"> </w:t>
+      </w:r>
+      <w:proofErr w:type="spellStart"/>
+      <w:r>
+        <w:rPr>
+          <w:b/>
+          <w:bCs/>
+        </w:rPr>
+        <w:t>chalta</w:t>
+      </w:r>
+      <w:proofErr w:type="spellEnd"/>
+      <w:r>
+        <w:t xml:space="preserve">. Agar tum </w:t>
+      </w:r>
+      <w:proofErr w:type="spellStart"/>
+      <w:r>
+        <w:t>ispe</w:t>
+      </w:r>
+      <w:proofErr w:type="spellEnd"/>
+      <w:r>
+        <w:t xml:space="preserve"> loop </w:t>
+      </w:r>
+      <w:proofErr w:type="spellStart"/>
+      <w:r>
+        <w:t>chalane</w:t>
+      </w:r>
+      <w:proofErr w:type="spellEnd"/>
+      <w:r>
+        <w:t xml:space="preserve"> ki </w:t>
+      </w:r>
+      <w:proofErr w:type="spellStart"/>
+      <w:r>
+        <w:t>koshish</w:t>
+      </w:r>
+      <w:proofErr w:type="spellEnd"/>
+      <w:r>
+        <w:t xml:space="preserve"> </w:t>
+      </w:r>
+      <w:proofErr w:type="spellStart"/>
+      <w:r>
+        <w:t>karoge</w:t>
+      </w:r>
+      <w:proofErr w:type="spellEnd"/>
+      <w:r>
+        <w:t xml:space="preserve">, </w:t>
+      </w:r>
+      <w:proofErr w:type="spellStart"/>
+      <w:r>
+        <w:t>toh</w:t>
+      </w:r>
+      <w:proofErr w:type="spellEnd"/>
+      <w:r>
+        <w:t xml:space="preserve"> browser </w:t>
+      </w:r>
+      <w:proofErr w:type="spellStart"/>
+      <w:r>
+        <w:t>bolega</w:t>
+      </w:r>
+      <w:proofErr w:type="spellEnd"/>
+      <w:r>
+        <w:t xml:space="preserve"> "is not a function."</w:t>
+      </w:r>
+    </w:p>
+    <w:p>
+      <w:pPr>
+        <w:numPr>
+          <w:ilvl w:val="0"/>
+          <w:numId w:val="14"/>
+        </w:numPr>
+        <w:tabs>
+          <w:tab w:val="left" w:pos="2437"/>
+        </w:tabs>
+      </w:pPr>
+      <w:r>
+        <w:rPr>
+          <w:b/>
+          <w:bCs/>
+        </w:rPr>
+        <w:t>Kyu?</w:t>
+      </w:r>
+      <w:r>
+        <w:t xml:space="preserve"> </w:t>
+      </w:r>
+      <w:proofErr w:type="spellStart"/>
+      <w:r>
+        <w:t>Kyunki</w:t>
+      </w:r>
+      <w:proofErr w:type="spellEnd"/>
+      <w:r>
+        <w:t xml:space="preserve"> ye ek bahut purana method </w:t>
+      </w:r>
+      <w:proofErr w:type="spellStart"/>
+      <w:r>
+        <w:t>hai</w:t>
+      </w:r>
+      <w:proofErr w:type="spellEnd"/>
+      <w:r>
+        <w:t xml:space="preserve"> aur </w:t>
+      </w:r>
+      <w:proofErr w:type="spellStart"/>
+      <w:r>
+        <w:t>iske</w:t>
+      </w:r>
+      <w:proofErr w:type="spellEnd"/>
+      <w:r>
+        <w:t xml:space="preserve"> prototype </w:t>
+      </w:r>
+      <w:proofErr w:type="spellStart"/>
+      <w:r>
+        <w:t>mein</w:t>
+      </w:r>
+      <w:proofErr w:type="spellEnd"/>
+      <w:r>
+        <w:t xml:space="preserve"> loop </w:t>
+      </w:r>
+      <w:proofErr w:type="spellStart"/>
+      <w:r>
+        <w:t>karne</w:t>
+      </w:r>
+      <w:proofErr w:type="spellEnd"/>
+      <w:r>
+        <w:t xml:space="preserve"> ki </w:t>
+      </w:r>
+      <w:proofErr w:type="spellStart"/>
+      <w:r>
+        <w:t>takat</w:t>
+      </w:r>
+      <w:proofErr w:type="spellEnd"/>
+      <w:r>
+        <w:t xml:space="preserve"> </w:t>
+      </w:r>
+      <w:proofErr w:type="spellStart"/>
+      <w:r>
+        <w:t>nahi</w:t>
+      </w:r>
+      <w:proofErr w:type="spellEnd"/>
+      <w:r>
+        <w:t xml:space="preserve"> di </w:t>
+      </w:r>
+      <w:proofErr w:type="spellStart"/>
+      <w:r>
+        <w:t>gayi</w:t>
+      </w:r>
+      <w:proofErr w:type="spellEnd"/>
+      <w:r>
+        <w:t xml:space="preserve"> </w:t>
+      </w:r>
+      <w:proofErr w:type="spellStart"/>
+      <w:r>
+        <w:t>hai</w:t>
+      </w:r>
+      <w:proofErr w:type="spellEnd"/>
+      <w:r>
+        <w:t>.</w:t>
+      </w:r>
+    </w:p>
+    <w:p>
+      <w:pPr>
+        <w:tabs>
+          <w:tab w:val="left" w:pos="2437"/>
+        </w:tabs>
+      </w:pPr>
+      <w:r>
+        <w:pict w14:anchorId="16118A7A">
+          <v:rect id="_x0000_i1104" style="width:0;height:1.5pt" o:hralign="center" o:hrstd="t" o:hr="t" fillcolor="#a0a0a0" stroked="f"/>
+        </w:pict>
+      </w:r>
+    </w:p>
+    <w:p>
+      <w:pPr>
+        <w:tabs>
+          <w:tab w:val="left" w:pos="2437"/>
+        </w:tabs>
+        <w:rPr>
+          <w:b/>
+          <w:bCs/>
+        </w:rPr>
+      </w:pPr>
+      <w:r>
+        <w:rPr>
+          <w:b/>
+          <w:bCs/>
+        </w:rPr>
+        <w:t>3. Array Conversion (The Pro Move)</w:t>
+      </w:r>
+    </w:p>
+    <w:p>
+      <w:pPr>
+        <w:tabs>
+          <w:tab w:val="left" w:pos="2437"/>
+        </w:tabs>
+      </w:pPr>
+      <w:r>
+        <w:t xml:space="preserve">Hitesh sir ne </w:t>
+      </w:r>
+      <w:proofErr w:type="spellStart"/>
+      <w:r>
+        <w:t>iska</w:t>
+      </w:r>
+      <w:proofErr w:type="spellEnd"/>
+      <w:r>
+        <w:t xml:space="preserve"> ek "Master Solution" </w:t>
+      </w:r>
+      <w:proofErr w:type="spellStart"/>
+      <w:r>
+        <w:t>dikhaya</w:t>
+      </w:r>
+      <w:proofErr w:type="spellEnd"/>
+      <w:r>
+        <w:t xml:space="preserve">. Agar </w:t>
+      </w:r>
+      <w:proofErr w:type="spellStart"/>
+      <w:r>
+        <w:t>tumhe</w:t>
+      </w:r>
+      <w:proofErr w:type="spellEnd"/>
+      <w:r>
+        <w:t xml:space="preserve"> </w:t>
+      </w:r>
+      <w:proofErr w:type="spellStart"/>
+      <w:r>
+        <w:t>HTMLCollection</w:t>
+      </w:r>
+      <w:proofErr w:type="spellEnd"/>
+      <w:r>
+        <w:t xml:space="preserve"> par loop </w:t>
+      </w:r>
+      <w:proofErr w:type="spellStart"/>
+      <w:r>
+        <w:t>chalana</w:t>
+      </w:r>
+      <w:proofErr w:type="spellEnd"/>
+      <w:r>
+        <w:t xml:space="preserve"> </w:t>
+      </w:r>
+      <w:proofErr w:type="spellStart"/>
+      <w:r>
+        <w:t>hai</w:t>
+      </w:r>
+      <w:proofErr w:type="spellEnd"/>
+      <w:r>
+        <w:t xml:space="preserve"> </w:t>
+      </w:r>
+      <w:proofErr w:type="spellStart"/>
+      <w:r>
+        <w:t>ya</w:t>
+      </w:r>
+      <w:proofErr w:type="spellEnd"/>
+      <w:r>
+        <w:t xml:space="preserve"> map, filter use </w:t>
+      </w:r>
+      <w:proofErr w:type="spellStart"/>
+      <w:r>
+        <w:t>karna</w:t>
+      </w:r>
+      <w:proofErr w:type="spellEnd"/>
+      <w:r>
+        <w:t xml:space="preserve"> </w:t>
+      </w:r>
+      <w:proofErr w:type="spellStart"/>
+      <w:r>
+        <w:t>hai</w:t>
+      </w:r>
+      <w:proofErr w:type="spellEnd"/>
+      <w:r>
+        <w:t xml:space="preserve">, </w:t>
+      </w:r>
+      <w:proofErr w:type="spellStart"/>
+      <w:r>
+        <w:t>toh</w:t>
+      </w:r>
+      <w:proofErr w:type="spellEnd"/>
+      <w:r>
+        <w:t xml:space="preserve"> </w:t>
+      </w:r>
+      <w:proofErr w:type="spellStart"/>
+      <w:r>
+        <w:t>tumhe</w:t>
+      </w:r>
+      <w:proofErr w:type="spellEnd"/>
+      <w:r>
+        <w:t xml:space="preserve"> </w:t>
+      </w:r>
+      <w:proofErr w:type="spellStart"/>
+      <w:r>
+        <w:t>usey</w:t>
+      </w:r>
+      <w:proofErr w:type="spellEnd"/>
+      <w:r>
+        <w:t xml:space="preserve"> </w:t>
+      </w:r>
+      <w:proofErr w:type="spellStart"/>
+      <w:r>
+        <w:rPr>
+          <w:b/>
+          <w:bCs/>
+        </w:rPr>
+        <w:t>asli</w:t>
+      </w:r>
+      <w:proofErr w:type="spellEnd"/>
+      <w:r>
+        <w:rPr>
+          <w:b/>
+          <w:bCs/>
+        </w:rPr>
+        <w:t xml:space="preserve"> Array</w:t>
+      </w:r>
+      <w:r>
+        <w:t xml:space="preserve"> </w:t>
+      </w:r>
+      <w:proofErr w:type="spellStart"/>
+      <w:r>
+        <w:t>mein</w:t>
+      </w:r>
+      <w:proofErr w:type="spellEnd"/>
+      <w:r>
+        <w:t xml:space="preserve"> </w:t>
+      </w:r>
+      <w:proofErr w:type="spellStart"/>
+      <w:r>
+        <w:t>badalna</w:t>
+      </w:r>
+      <w:proofErr w:type="spellEnd"/>
+      <w:r>
+        <w:t xml:space="preserve"> </w:t>
+      </w:r>
+      <w:proofErr w:type="spellStart"/>
+      <w:r>
+        <w:t>padega</w:t>
+      </w:r>
+      <w:proofErr w:type="spellEnd"/>
+      <w:r>
+        <w:t>.</w:t>
+      </w:r>
+    </w:p>
+    <w:p>
+      <w:pPr>
+        <w:numPr>
+          <w:ilvl w:val="0"/>
+          <w:numId w:val="15"/>
+        </w:numPr>
+        <w:tabs>
+          <w:tab w:val="left" w:pos="2437"/>
+        </w:tabs>
+      </w:pPr>
+      <w:r>
+        <w:rPr>
+          <w:b/>
+          <w:bCs/>
+        </w:rPr>
+        <w:t>Method:</w:t>
+      </w:r>
+      <w:r>
+        <w:t xml:space="preserve"> </w:t>
+      </w:r>
+      <w:proofErr w:type="spellStart"/>
+      <w:r>
+        <w:t>Array.from</w:t>
+      </w:r>
+      <w:proofErr w:type="spellEnd"/>
+      <w:r>
+        <w:t>(</w:t>
+      </w:r>
+      <w:proofErr w:type="spellStart"/>
+      <w:r>
+        <w:t>variableName</w:t>
+      </w:r>
+      <w:proofErr w:type="spellEnd"/>
+      <w:r>
+        <w:t>)</w:t>
+      </w:r>
+    </w:p>
+    <w:p>
+      <w:pPr>
+        <w:numPr>
+          <w:ilvl w:val="0"/>
+          <w:numId w:val="15"/>
+        </w:numPr>
+        <w:tabs>
+          <w:tab w:val="left" w:pos="2437"/>
+        </w:tabs>
+      </w:pPr>
+      <w:r>
+        <w:rPr>
+          <w:b/>
+          <w:bCs/>
+        </w:rPr>
+        <w:t xml:space="preserve">Kaise </w:t>
+      </w:r>
+      <w:proofErr w:type="spellStart"/>
+      <w:r>
+        <w:rPr>
+          <w:b/>
+          <w:bCs/>
+        </w:rPr>
+        <w:t>kaam</w:t>
+      </w:r>
+      <w:proofErr w:type="spellEnd"/>
+      <w:r>
+        <w:rPr>
+          <w:b/>
+          <w:bCs/>
+        </w:rPr>
+        <w:t xml:space="preserve"> </w:t>
+      </w:r>
+      <w:proofErr w:type="spellStart"/>
+      <w:r>
+        <w:rPr>
+          <w:b/>
+          <w:bCs/>
+        </w:rPr>
+        <w:t>karta</w:t>
+      </w:r>
+      <w:proofErr w:type="spellEnd"/>
+      <w:r>
+        <w:rPr>
+          <w:b/>
+          <w:bCs/>
+        </w:rPr>
+        <w:t xml:space="preserve"> </w:t>
+      </w:r>
+      <w:proofErr w:type="spellStart"/>
+      <w:r>
+        <w:rPr>
+          <w:b/>
+          <w:bCs/>
+        </w:rPr>
+        <w:t>hai</w:t>
+      </w:r>
+      <w:proofErr w:type="spellEnd"/>
+      <w:r>
+        <w:rPr>
+          <w:b/>
+          <w:bCs/>
+        </w:rPr>
+        <w:t>:</w:t>
+      </w:r>
+      <w:r>
+        <w:t xml:space="preserve"> </w:t>
+      </w:r>
+      <w:proofErr w:type="spellStart"/>
+      <w:r>
+        <w:t>Array.from</w:t>
+      </w:r>
+      <w:proofErr w:type="spellEnd"/>
+      <w:r>
+        <w:t xml:space="preserve">() </w:t>
+      </w:r>
+      <w:proofErr w:type="spellStart"/>
+      <w:r>
+        <w:t>kisi</w:t>
+      </w:r>
+      <w:proofErr w:type="spellEnd"/>
+      <w:r>
+        <w:t xml:space="preserve"> </w:t>
+      </w:r>
+      <w:proofErr w:type="spellStart"/>
+      <w:r>
+        <w:t>bhi</w:t>
+      </w:r>
+      <w:proofErr w:type="spellEnd"/>
+      <w:r>
+        <w:t xml:space="preserve"> array-</w:t>
+      </w:r>
+      <w:proofErr w:type="spellStart"/>
+      <w:r>
+        <w:t>jaisi</w:t>
+      </w:r>
+      <w:proofErr w:type="spellEnd"/>
+      <w:r>
+        <w:t xml:space="preserve"> </w:t>
+      </w:r>
+      <w:proofErr w:type="spellStart"/>
+      <w:r>
+        <w:t>cheez</w:t>
+      </w:r>
+      <w:proofErr w:type="spellEnd"/>
+      <w:r>
+        <w:t xml:space="preserve"> ko </w:t>
+      </w:r>
+      <w:proofErr w:type="spellStart"/>
+      <w:r>
+        <w:t>pakadta</w:t>
+      </w:r>
+      <w:proofErr w:type="spellEnd"/>
+      <w:r>
+        <w:t xml:space="preserve"> </w:t>
+      </w:r>
+      <w:proofErr w:type="spellStart"/>
+      <w:r>
+        <w:t>hai</w:t>
+      </w:r>
+      <w:proofErr w:type="spellEnd"/>
+      <w:r>
+        <w:t xml:space="preserve"> aur </w:t>
+      </w:r>
+      <w:proofErr w:type="spellStart"/>
+      <w:r>
+        <w:t>usey</w:t>
+      </w:r>
+      <w:proofErr w:type="spellEnd"/>
+      <w:r>
+        <w:t xml:space="preserve"> ek fresh JavaScript Array </w:t>
+      </w:r>
+      <w:proofErr w:type="spellStart"/>
+      <w:r>
+        <w:t>mein</w:t>
+      </w:r>
+      <w:proofErr w:type="spellEnd"/>
+      <w:r>
+        <w:t xml:space="preserve"> convert </w:t>
+      </w:r>
+      <w:proofErr w:type="spellStart"/>
+      <w:r>
+        <w:t>kar</w:t>
+      </w:r>
+      <w:proofErr w:type="spellEnd"/>
+      <w:r>
+        <w:t xml:space="preserve"> </w:t>
+      </w:r>
+      <w:proofErr w:type="spellStart"/>
+      <w:r>
+        <w:t>deta</w:t>
+      </w:r>
+      <w:proofErr w:type="spellEnd"/>
+      <w:r>
+        <w:t xml:space="preserve"> </w:t>
+      </w:r>
+      <w:proofErr w:type="spellStart"/>
+      <w:r>
+        <w:t>hai</w:t>
+      </w:r>
+      <w:proofErr w:type="spellEnd"/>
+      <w:r>
+        <w:t xml:space="preserve">. Iske </w:t>
+      </w:r>
+      <w:proofErr w:type="spellStart"/>
+      <w:r>
+        <w:t>baad</w:t>
+      </w:r>
+      <w:proofErr w:type="spellEnd"/>
+      <w:r>
+        <w:t xml:space="preserve"> tum us par </w:t>
+      </w:r>
+      <w:proofErr w:type="spellStart"/>
+      <w:r>
+        <w:t>duniya</w:t>
+      </w:r>
+      <w:proofErr w:type="spellEnd"/>
+      <w:r>
+        <w:t xml:space="preserve"> ka koi </w:t>
+      </w:r>
+      <w:proofErr w:type="spellStart"/>
+      <w:r>
+        <w:t>bhi</w:t>
+      </w:r>
+      <w:proofErr w:type="spellEnd"/>
+      <w:r>
+        <w:t xml:space="preserve"> loop </w:t>
+      </w:r>
+      <w:proofErr w:type="spellStart"/>
+      <w:r>
+        <w:t>chala</w:t>
+      </w:r>
+      <w:proofErr w:type="spellEnd"/>
+      <w:r>
+        <w:t xml:space="preserve"> </w:t>
+      </w:r>
+      <w:proofErr w:type="spellStart"/>
+      <w:r>
+        <w:t>sakte</w:t>
+      </w:r>
+      <w:proofErr w:type="spellEnd"/>
+      <w:r>
+        <w:t xml:space="preserve"> ho.</w:t>
+      </w:r>
+    </w:p>
+    <w:p>
+      <w:pPr>
+        <w:tabs>
+          <w:tab w:val="left" w:pos="2437"/>
+        </w:tabs>
+      </w:pPr>
+      <w:r>
+        <w:pict w14:anchorId="39FA1F72">
+          <v:rect id="_x0000_i1105" style="width:0;height:1.5pt" o:hralign="center" o:hrstd="t" o:hr="t" fillcolor="#a0a0a0" stroked="f"/>
+        </w:pict>
+      </w:r>
+    </w:p>
+    <w:p>
+      <w:pPr>
+        <w:tabs>
+          <w:tab w:val="left" w:pos="2437"/>
+        </w:tabs>
+        <w:rPr>
+          <w:b/>
+          <w:bCs/>
+        </w:rPr>
+      </w:pPr>
+      <w:r>
+        <w:rPr>
+          <w:b/>
+          <w:bCs/>
+        </w:rPr>
+        <w:t xml:space="preserve">4. Wikipedia </w:t>
+      </w:r>
+      <w:proofErr w:type="spellStart"/>
+      <w:r>
+        <w:rPr>
+          <w:b/>
+          <w:bCs/>
+        </w:rPr>
+        <w:t>wala</w:t>
+      </w:r>
+      <w:proofErr w:type="spellEnd"/>
+      <w:r>
+        <w:rPr>
+          <w:b/>
+          <w:bCs/>
+        </w:rPr>
+        <w:t xml:space="preserve"> Live Example</w:t>
+      </w:r>
+    </w:p>
+    <w:p>
+      <w:pPr>
+        <w:tabs>
+          <w:tab w:val="left" w:pos="2437"/>
+        </w:tabs>
+      </w:pPr>
+      <w:r>
+        <w:t xml:space="preserve">Video </w:t>
+      </w:r>
+      <w:proofErr w:type="spellStart"/>
+      <w:r>
+        <w:t>ke</w:t>
+      </w:r>
+      <w:proofErr w:type="spellEnd"/>
+      <w:r>
+        <w:t xml:space="preserve"> </w:t>
+      </w:r>
+      <w:proofErr w:type="spellStart"/>
+      <w:r>
+        <w:t>aakhri</w:t>
+      </w:r>
+      <w:proofErr w:type="spellEnd"/>
+      <w:r>
+        <w:t xml:space="preserve"> </w:t>
+      </w:r>
+      <w:proofErr w:type="spellStart"/>
+      <w:r>
+        <w:t>hisse</w:t>
+      </w:r>
+      <w:proofErr w:type="spellEnd"/>
+      <w:r>
+        <w:t xml:space="preserve"> </w:t>
+      </w:r>
+      <w:proofErr w:type="spellStart"/>
+      <w:r>
+        <w:t>mein</w:t>
+      </w:r>
+      <w:proofErr w:type="spellEnd"/>
+      <w:r>
+        <w:t xml:space="preserve"> sir ne Wikipedia page par </w:t>
+      </w:r>
+      <w:proofErr w:type="spellStart"/>
+      <w:r>
+        <w:t>jaakar</w:t>
+      </w:r>
+      <w:proofErr w:type="spellEnd"/>
+      <w:r>
+        <w:t xml:space="preserve"> </w:t>
+      </w:r>
+      <w:proofErr w:type="spellStart"/>
+      <w:r>
+        <w:t>dikhayi</w:t>
+      </w:r>
+      <w:proofErr w:type="spellEnd"/>
+      <w:r>
+        <w:t xml:space="preserve"> "Real Power." </w:t>
+      </w:r>
+      <w:proofErr w:type="spellStart"/>
+      <w:r>
+        <w:t>Unhone</w:t>
+      </w:r>
+      <w:proofErr w:type="spellEnd"/>
+      <w:r>
+        <w:t xml:space="preserve"> </w:t>
+      </w:r>
+      <w:proofErr w:type="spellStart"/>
+      <w:r>
+        <w:t>kya</w:t>
+      </w:r>
+      <w:proofErr w:type="spellEnd"/>
+      <w:r>
+        <w:t xml:space="preserve"> </w:t>
+      </w:r>
+      <w:proofErr w:type="spellStart"/>
+      <w:r>
+        <w:t>kiya</w:t>
+      </w:r>
+      <w:proofErr w:type="spellEnd"/>
+      <w:r>
+        <w:t>:</w:t>
+      </w:r>
+    </w:p>
+    <w:p>
+      <w:pPr>
+        <w:numPr>
+          <w:ilvl w:val="0"/>
+          <w:numId w:val="16"/>
+        </w:numPr>
+        <w:tabs>
+          <w:tab w:val="left" w:pos="2437"/>
+        </w:tabs>
+      </w:pPr>
+      <w:r>
+        <w:t xml:space="preserve">Saare h2 headings ko select </w:t>
+      </w:r>
+      <w:proofErr w:type="spellStart"/>
+      <w:r>
+        <w:t>kiya</w:t>
+      </w:r>
+      <w:proofErr w:type="spellEnd"/>
+      <w:r>
+        <w:t>.</w:t>
+      </w:r>
+    </w:p>
+    <w:p>
+      <w:pPr>
+        <w:numPr>
+          <w:ilvl w:val="0"/>
+          <w:numId w:val="16"/>
+        </w:numPr>
+        <w:tabs>
+          <w:tab w:val="left" w:pos="2437"/>
+        </w:tabs>
+      </w:pPr>
+      <w:proofErr w:type="spellStart"/>
+      <w:r>
+        <w:t>Unhe</w:t>
+      </w:r>
+      <w:proofErr w:type="spellEnd"/>
+      <w:r>
+        <w:t xml:space="preserve"> ek variable </w:t>
+      </w:r>
+      <w:proofErr w:type="spellStart"/>
+      <w:r>
+        <w:t>mein</w:t>
+      </w:r>
+      <w:proofErr w:type="spellEnd"/>
+      <w:r>
+        <w:t xml:space="preserve"> store </w:t>
+      </w:r>
+      <w:proofErr w:type="spellStart"/>
+      <w:r>
+        <w:t>kiya</w:t>
+      </w:r>
+      <w:proofErr w:type="spellEnd"/>
+      <w:r>
+        <w:t>.</w:t>
+      </w:r>
+    </w:p>
+    <w:p>
+      <w:pPr>
+        <w:numPr>
+          <w:ilvl w:val="0"/>
+          <w:numId w:val="16"/>
+        </w:numPr>
+        <w:tabs>
+          <w:tab w:val="left" w:pos="2437"/>
+        </w:tabs>
+      </w:pPr>
+      <w:proofErr w:type="spellStart"/>
+      <w:r>
+        <w:t>forEach</w:t>
+      </w:r>
+      <w:proofErr w:type="spellEnd"/>
+      <w:r>
+        <w:t xml:space="preserve"> loop </w:t>
+      </w:r>
+      <w:proofErr w:type="spellStart"/>
+      <w:r>
+        <w:t>chalaya</w:t>
+      </w:r>
+      <w:proofErr w:type="spellEnd"/>
+      <w:r>
+        <w:t>.</w:t>
+      </w:r>
+    </w:p>
+    <w:p>
+      <w:pPr>
+        <w:numPr>
+          <w:ilvl w:val="0"/>
+          <w:numId w:val="16"/>
+        </w:numPr>
+        <w:tabs>
+          <w:tab w:val="left" w:pos="2437"/>
+        </w:tabs>
+      </w:pPr>
+      <w:r>
+        <w:t xml:space="preserve">Har heading ka </w:t>
+      </w:r>
+      <w:proofErr w:type="spellStart"/>
+      <w:r>
+        <w:rPr>
+          <w:b/>
+          <w:bCs/>
+        </w:rPr>
+        <w:t>innerText</w:t>
+      </w:r>
+      <w:proofErr w:type="spellEnd"/>
+      <w:r>
+        <w:t xml:space="preserve"> </w:t>
+      </w:r>
+      <w:proofErr w:type="spellStart"/>
+      <w:r>
+        <w:t>badal</w:t>
+      </w:r>
+      <w:proofErr w:type="spellEnd"/>
+      <w:r>
+        <w:t xml:space="preserve"> diya aur </w:t>
+      </w:r>
+      <w:proofErr w:type="spellStart"/>
+      <w:r>
+        <w:t>uska</w:t>
+      </w:r>
+      <w:proofErr w:type="spellEnd"/>
+      <w:r>
+        <w:t xml:space="preserve"> </w:t>
+      </w:r>
+      <w:r>
+        <w:rPr>
+          <w:b/>
+          <w:bCs/>
+        </w:rPr>
+        <w:t>style</w:t>
+      </w:r>
+      <w:r>
+        <w:t xml:space="preserve"> change </w:t>
+      </w:r>
+      <w:proofErr w:type="spellStart"/>
+      <w:r>
+        <w:t>karke</w:t>
+      </w:r>
+      <w:proofErr w:type="spellEnd"/>
+      <w:r>
+        <w:t xml:space="preserve"> background green </w:t>
+      </w:r>
+      <w:proofErr w:type="spellStart"/>
+      <w:r>
+        <w:t>kar</w:t>
+      </w:r>
+      <w:proofErr w:type="spellEnd"/>
+      <w:r>
+        <w:t xml:space="preserve"> diya.</w:t>
+      </w:r>
+    </w:p>
+    <w:p>
+      <w:pPr>
+        <w:tabs>
+          <w:tab w:val="left" w:pos="2437"/>
+        </w:tabs>
+      </w:pPr>
+      <w:r>
+        <w:rPr>
+          <w:b/>
+          <w:bCs/>
+        </w:rPr>
+        <w:t>Technical Detail:</w:t>
+      </w:r>
+      <w:r>
+        <w:t xml:space="preserve"> Sir ne </w:t>
+      </w:r>
+      <w:proofErr w:type="spellStart"/>
+      <w:r>
+        <w:t>dikhayi</w:t>
+      </w:r>
+      <w:proofErr w:type="spellEnd"/>
+      <w:r>
+        <w:t xml:space="preserve"> ek </w:t>
+      </w:r>
+      <w:proofErr w:type="spellStart"/>
+      <w:r>
+        <w:t>zaroori</w:t>
+      </w:r>
+      <w:proofErr w:type="spellEnd"/>
+      <w:r>
+        <w:t xml:space="preserve"> </w:t>
+      </w:r>
+      <w:proofErr w:type="spellStart"/>
+      <w:r>
+        <w:t>cheez</w:t>
+      </w:r>
+      <w:proofErr w:type="spellEnd"/>
+      <w:r>
+        <w:t>—</w:t>
+      </w:r>
+      <w:proofErr w:type="spellStart"/>
+      <w:proofErr w:type="gramStart"/>
+      <w:r>
+        <w:rPr>
+          <w:b/>
+          <w:bCs/>
+        </w:rPr>
+        <w:t>item.style</w:t>
+      </w:r>
+      <w:proofErr w:type="gramEnd"/>
+      <w:r>
+        <w:rPr>
+          <w:b/>
+          <w:bCs/>
+        </w:rPr>
+        <w:t>.display</w:t>
+      </w:r>
+      <w:proofErr w:type="spellEnd"/>
+      <w:r>
+        <w:rPr>
+          <w:b/>
+          <w:bCs/>
+        </w:rPr>
+        <w:t xml:space="preserve"> = 'none'</w:t>
+      </w:r>
+      <w:r>
+        <w:t xml:space="preserve">. Isse tum </w:t>
+      </w:r>
+      <w:proofErr w:type="spellStart"/>
+      <w:r>
+        <w:t>kisi</w:t>
+      </w:r>
+      <w:proofErr w:type="spellEnd"/>
+      <w:r>
+        <w:t xml:space="preserve"> </w:t>
+      </w:r>
+      <w:proofErr w:type="spellStart"/>
+      <w:r>
+        <w:t>bhi</w:t>
+      </w:r>
+      <w:proofErr w:type="spellEnd"/>
+      <w:r>
+        <w:t xml:space="preserve"> element ko </w:t>
+      </w:r>
+      <w:proofErr w:type="spellStart"/>
+      <w:r>
+        <w:t>chupa</w:t>
+      </w:r>
+      <w:proofErr w:type="spellEnd"/>
+      <w:r>
+        <w:t xml:space="preserve"> </w:t>
+      </w:r>
+      <w:proofErr w:type="spellStart"/>
+      <w:r>
+        <w:t>sakte</w:t>
+      </w:r>
+      <w:proofErr w:type="spellEnd"/>
+      <w:r>
+        <w:t xml:space="preserve"> </w:t>
+      </w:r>
+      <w:proofErr w:type="spellStart"/>
+      <w:r>
+        <w:t>ho</w:t>
+      </w:r>
+      <w:proofErr w:type="spellEnd"/>
+      <w:r>
+        <w:t xml:space="preserve"> live page par.</w:t>
+      </w:r>
+    </w:p>
+    <w:p>
+      <w:pPr>
+        <w:tabs>
+          <w:tab w:val="left" w:pos="2437"/>
+        </w:tabs>
+      </w:pPr>
+      <w:r>
+        <w:lastRenderedPageBreak/>
+        <w:pict w14:anchorId="4B9529F0">
+          <v:rect id="_x0000_i1106" style="width:0;height:1.5pt" o:hralign="center" o:hrstd="t" o:hr="t" fillcolor="#a0a0a0" stroked="f"/>
+        </w:pict>
+      </w:r>
+    </w:p>
+    <w:p>
+      <w:pPr>
+        <w:tabs>
+          <w:tab w:val="left" w:pos="2437"/>
+        </w:tabs>
+        <w:rPr>
+          <w:b/>
+          <w:bCs/>
+        </w:rPr>
+      </w:pPr>
+      <w:r>
+        <w:rPr>
+          <w:b/>
+          <w:bCs/>
+        </w:rPr>
+        <w:t xml:space="preserve">Key Concepts jo </w:t>
+      </w:r>
+      <w:proofErr w:type="spellStart"/>
+      <w:r>
+        <w:rPr>
+          <w:b/>
+          <w:bCs/>
+        </w:rPr>
+        <w:t>tumhe</w:t>
+      </w:r>
+      <w:proofErr w:type="spellEnd"/>
+      <w:r>
+        <w:rPr>
+          <w:b/>
+          <w:bCs/>
+        </w:rPr>
+        <w:t xml:space="preserve"> </w:t>
+      </w:r>
+      <w:proofErr w:type="spellStart"/>
+      <w:r>
+        <w:rPr>
+          <w:b/>
+          <w:bCs/>
+        </w:rPr>
+        <w:t>dimaag</w:t>
+      </w:r>
+      <w:proofErr w:type="spellEnd"/>
+      <w:r>
+        <w:rPr>
+          <w:b/>
+          <w:bCs/>
+        </w:rPr>
+        <w:t xml:space="preserve"> </w:t>
+      </w:r>
+      <w:proofErr w:type="spellStart"/>
+      <w:r>
+        <w:rPr>
+          <w:b/>
+          <w:bCs/>
+        </w:rPr>
+        <w:t>mein</w:t>
+      </w:r>
+      <w:proofErr w:type="spellEnd"/>
+      <w:r>
+        <w:rPr>
+          <w:b/>
+          <w:bCs/>
+        </w:rPr>
+        <w:t xml:space="preserve"> </w:t>
+      </w:r>
+      <w:proofErr w:type="spellStart"/>
+      <w:r>
+        <w:rPr>
+          <w:b/>
+          <w:bCs/>
+        </w:rPr>
+        <w:t>rakhne</w:t>
+      </w:r>
+      <w:proofErr w:type="spellEnd"/>
+      <w:r>
+        <w:rPr>
+          <w:b/>
+          <w:bCs/>
+        </w:rPr>
+        <w:t xml:space="preserve"> hain:</w:t>
+      </w:r>
+    </w:p>
+    <w:tbl>
+      <w:tblPr>
+        <w:tblW w:w="0" w:type="auto"/>
+        <w:tblCellSpacing w:w="15" w:type="dxa"/>
+        <w:tblCellMar>
+          <w:top w:w="15" w:type="dxa"/>
+          <w:left w:w="15" w:type="dxa"/>
+          <w:bottom w:w="15" w:type="dxa"/>
+          <w:right w:w="15" w:type="dxa"/>
+        </w:tblCellMar>
+        <w:tblLook w:val="04A0" w:firstRow="1" w:lastRow="0" w:firstColumn="1" w:lastColumn="0" w:noHBand="0" w:noVBand="1"/>
+      </w:tblPr>
+      <w:tblGrid>
+        <w:gridCol w:w="1807"/>
+        <w:gridCol w:w="2461"/>
+        <w:gridCol w:w="2672"/>
+      </w:tblGrid>
+      <w:tr>
+        <w:trPr>
+          <w:tblHeader/>
+          <w:tblCellSpacing w:w="15" w:type="dxa"/>
+        </w:trPr>
+        <w:tc>
+          <w:tcPr>
+            <w:tcW w:w="0" w:type="auto"/>
+            <w:tcBorders>
+              <w:top w:val="single" w:sz="6" w:space="0" w:color="auto"/>
+              <w:left w:val="single" w:sz="6" w:space="0" w:color="auto"/>
+              <w:bottom w:val="single" w:sz="6" w:space="0" w:color="auto"/>
+              <w:right w:val="single" w:sz="6" w:space="0" w:color="auto"/>
+            </w:tcBorders>
+            <w:vAlign w:val="center"/>
+            <w:hideMark/>
+          </w:tcPr>
+          <w:p>
+            <w:pPr>
+              <w:tabs>
+                <w:tab w:val="left" w:pos="2437"/>
+              </w:tabs>
+            </w:pPr>
+            <w:r>
+              <w:rPr>
+                <w:b/>
+                <w:bCs/>
+              </w:rPr>
+              <w:t>Feature</w:t>
+            </w:r>
+          </w:p>
+        </w:tc>
+        <w:tc>
+          <w:tcPr>
+            <w:tcW w:w="0" w:type="auto"/>
+            <w:tcBorders>
+              <w:top w:val="single" w:sz="6" w:space="0" w:color="auto"/>
+              <w:left w:val="single" w:sz="6" w:space="0" w:color="auto"/>
+              <w:bottom w:val="single" w:sz="6" w:space="0" w:color="auto"/>
+              <w:right w:val="single" w:sz="6" w:space="0" w:color="auto"/>
+            </w:tcBorders>
+            <w:vAlign w:val="center"/>
+            <w:hideMark/>
+          </w:tcPr>
+          <w:p>
+            <w:pPr>
+              <w:tabs>
+                <w:tab w:val="left" w:pos="2437"/>
+              </w:tabs>
+            </w:pPr>
+            <w:proofErr w:type="spellStart"/>
+            <w:r>
+              <w:rPr>
+                <w:b/>
+                <w:bCs/>
+              </w:rPr>
+              <w:t>querySelectorAll</w:t>
+            </w:r>
+            <w:proofErr w:type="spellEnd"/>
+          </w:p>
+        </w:tc>
+        <w:tc>
+          <w:tcPr>
+            <w:tcW w:w="0" w:type="auto"/>
+            <w:tcBorders>
+              <w:top w:val="single" w:sz="6" w:space="0" w:color="auto"/>
+              <w:left w:val="single" w:sz="6" w:space="0" w:color="auto"/>
+              <w:bottom w:val="single" w:sz="6" w:space="0" w:color="auto"/>
+              <w:right w:val="single" w:sz="6" w:space="0" w:color="auto"/>
+            </w:tcBorders>
+            <w:vAlign w:val="center"/>
+            <w:hideMark/>
+          </w:tcPr>
+          <w:p>
+            <w:pPr>
+              <w:tabs>
+                <w:tab w:val="left" w:pos="2437"/>
+              </w:tabs>
+            </w:pPr>
+            <w:proofErr w:type="spellStart"/>
+            <w:r>
+              <w:rPr>
+                <w:b/>
+                <w:bCs/>
+              </w:rPr>
+              <w:t>getElementsByClassName</w:t>
+            </w:r>
+            <w:proofErr w:type="spellEnd"/>
+          </w:p>
+        </w:tc>
+      </w:tr>
+      <w:tr>
+        <w:trPr>
+          <w:tblCellSpacing w:w="15" w:type="dxa"/>
+        </w:trPr>
+        <w:tc>
+          <w:tcPr>
+            <w:tcW w:w="0" w:type="auto"/>
+            <w:tcBorders>
+              <w:top w:val="single" w:sz="6" w:space="0" w:color="auto"/>
+              <w:left w:val="single" w:sz="6" w:space="0" w:color="auto"/>
+              <w:bottom w:val="single" w:sz="6" w:space="0" w:color="auto"/>
+              <w:right w:val="single" w:sz="6" w:space="0" w:color="auto"/>
+            </w:tcBorders>
+            <w:vAlign w:val="center"/>
+            <w:hideMark/>
+          </w:tcPr>
+          <w:p>
+            <w:pPr>
+              <w:tabs>
+                <w:tab w:val="left" w:pos="2437"/>
+              </w:tabs>
+            </w:pPr>
+            <w:r>
+              <w:rPr>
+                <w:b/>
+                <w:bCs/>
+              </w:rPr>
+              <w:t>Returns</w:t>
+            </w:r>
+          </w:p>
+        </w:tc>
+        <w:tc>
+          <w:tcPr>
+            <w:tcW w:w="0" w:type="auto"/>
+            <w:tcBorders>
+              <w:top w:val="single" w:sz="6" w:space="0" w:color="auto"/>
+              <w:left w:val="single" w:sz="6" w:space="0" w:color="auto"/>
+              <w:bottom w:val="single" w:sz="6" w:space="0" w:color="auto"/>
+              <w:right w:val="single" w:sz="6" w:space="0" w:color="auto"/>
+            </w:tcBorders>
+            <w:vAlign w:val="center"/>
+            <w:hideMark/>
+          </w:tcPr>
+          <w:p>
+            <w:pPr>
+              <w:tabs>
+                <w:tab w:val="left" w:pos="2437"/>
+              </w:tabs>
+            </w:pPr>
+            <w:proofErr w:type="spellStart"/>
+            <w:r>
+              <w:t>NodeList</w:t>
+            </w:r>
+            <w:proofErr w:type="spellEnd"/>
+          </w:p>
+        </w:tc>
+        <w:tc>
+          <w:tcPr>
+            <w:tcW w:w="0" w:type="auto"/>
+            <w:tcBorders>
+              <w:top w:val="single" w:sz="6" w:space="0" w:color="auto"/>
+              <w:left w:val="single" w:sz="6" w:space="0" w:color="auto"/>
+              <w:bottom w:val="single" w:sz="6" w:space="0" w:color="auto"/>
+              <w:right w:val="single" w:sz="6" w:space="0" w:color="auto"/>
+            </w:tcBorders>
+            <w:vAlign w:val="center"/>
+            <w:hideMark/>
+          </w:tcPr>
+          <w:p>
+            <w:pPr>
+              <w:tabs>
+                <w:tab w:val="left" w:pos="2437"/>
+              </w:tabs>
+            </w:pPr>
+            <w:proofErr w:type="spellStart"/>
+            <w:r>
+              <w:t>HTMLCollection</w:t>
+            </w:r>
+            <w:proofErr w:type="spellEnd"/>
+          </w:p>
+        </w:tc>
+      </w:tr>
+      <w:tr>
+        <w:trPr>
+          <w:tblCellSpacing w:w="15" w:type="dxa"/>
+        </w:trPr>
+        <w:tc>
+          <w:tcPr>
+            <w:tcW w:w="0" w:type="auto"/>
+            <w:tcBorders>
+              <w:top w:val="single" w:sz="6" w:space="0" w:color="auto"/>
+              <w:left w:val="single" w:sz="6" w:space="0" w:color="auto"/>
+              <w:bottom w:val="single" w:sz="6" w:space="0" w:color="auto"/>
+              <w:right w:val="single" w:sz="6" w:space="0" w:color="auto"/>
+            </w:tcBorders>
+            <w:vAlign w:val="center"/>
+            <w:hideMark/>
+          </w:tcPr>
+          <w:p>
+            <w:pPr>
+              <w:tabs>
+                <w:tab w:val="left" w:pos="2437"/>
+              </w:tabs>
+            </w:pPr>
+            <w:proofErr w:type="spellStart"/>
+            <w:r>
+              <w:rPr>
+                <w:b/>
+                <w:bCs/>
+              </w:rPr>
+              <w:t>forEach</w:t>
+            </w:r>
+            <w:proofErr w:type="spellEnd"/>
+            <w:r>
+              <w:rPr>
+                <w:b/>
+                <w:bCs/>
+              </w:rPr>
+              <w:t xml:space="preserve"> support</w:t>
+            </w:r>
+          </w:p>
+        </w:tc>
+        <w:tc>
+          <w:tcPr>
+            <w:tcW w:w="0" w:type="auto"/>
+            <w:tcBorders>
+              <w:top w:val="single" w:sz="6" w:space="0" w:color="auto"/>
+              <w:left w:val="single" w:sz="6" w:space="0" w:color="auto"/>
+              <w:bottom w:val="single" w:sz="6" w:space="0" w:color="auto"/>
+              <w:right w:val="single" w:sz="6" w:space="0" w:color="auto"/>
+            </w:tcBorders>
+            <w:vAlign w:val="center"/>
+            <w:hideMark/>
+          </w:tcPr>
+          <w:p>
+            <w:pPr>
+              <w:tabs>
+                <w:tab w:val="left" w:pos="2437"/>
+              </w:tabs>
+            </w:pPr>
+            <w:r>
+              <w:t>Haan (Yes)</w:t>
+            </w:r>
+          </w:p>
+        </w:tc>
+        <w:tc>
+          <w:tcPr>
+            <w:tcW w:w="0" w:type="auto"/>
+            <w:tcBorders>
+              <w:top w:val="single" w:sz="6" w:space="0" w:color="auto"/>
+              <w:left w:val="single" w:sz="6" w:space="0" w:color="auto"/>
+              <w:bottom w:val="single" w:sz="6" w:space="0" w:color="auto"/>
+              <w:right w:val="single" w:sz="6" w:space="0" w:color="auto"/>
+            </w:tcBorders>
+            <w:vAlign w:val="center"/>
+            <w:hideMark/>
+          </w:tcPr>
+          <w:p>
+            <w:pPr>
+              <w:tabs>
+                <w:tab w:val="left" w:pos="2437"/>
+              </w:tabs>
+            </w:pPr>
+            <w:r>
+              <w:t>Naa (No)</w:t>
+            </w:r>
+          </w:p>
+        </w:tc>
+      </w:tr>
+      <w:tr>
+        <w:trPr>
+          <w:tblCellSpacing w:w="15" w:type="dxa"/>
+        </w:trPr>
+        <w:tc>
+          <w:tcPr>
+            <w:tcW w:w="0" w:type="auto"/>
+            <w:tcBorders>
+              <w:top w:val="single" w:sz="6" w:space="0" w:color="auto"/>
+              <w:left w:val="single" w:sz="6" w:space="0" w:color="auto"/>
+              <w:bottom w:val="single" w:sz="6" w:space="0" w:color="auto"/>
+              <w:right w:val="single" w:sz="6" w:space="0" w:color="auto"/>
+            </w:tcBorders>
+            <w:vAlign w:val="center"/>
+            <w:hideMark/>
+          </w:tcPr>
+          <w:p>
+            <w:pPr>
+              <w:tabs>
+                <w:tab w:val="left" w:pos="2437"/>
+              </w:tabs>
+            </w:pPr>
+            <w:r>
+              <w:rPr>
+                <w:b/>
+                <w:bCs/>
+              </w:rPr>
+              <w:t>Array Conversion</w:t>
+            </w:r>
+          </w:p>
+        </w:tc>
+        <w:tc>
+          <w:tcPr>
+            <w:tcW w:w="0" w:type="auto"/>
+            <w:tcBorders>
+              <w:top w:val="single" w:sz="6" w:space="0" w:color="auto"/>
+              <w:left w:val="single" w:sz="6" w:space="0" w:color="auto"/>
+              <w:bottom w:val="single" w:sz="6" w:space="0" w:color="auto"/>
+              <w:right w:val="single" w:sz="6" w:space="0" w:color="auto"/>
+            </w:tcBorders>
+            <w:vAlign w:val="center"/>
+            <w:hideMark/>
+          </w:tcPr>
+          <w:p>
+            <w:pPr>
+              <w:tabs>
+                <w:tab w:val="left" w:pos="2437"/>
+              </w:tabs>
+            </w:pPr>
+            <w:r>
+              <w:t xml:space="preserve">Not required for </w:t>
+            </w:r>
+            <w:proofErr w:type="spellStart"/>
+            <w:r>
+              <w:t>forEach</w:t>
+            </w:r>
+            <w:proofErr w:type="spellEnd"/>
+          </w:p>
+        </w:tc>
+        <w:tc>
+          <w:tcPr>
+            <w:tcW w:w="0" w:type="auto"/>
+            <w:tcBorders>
+              <w:top w:val="single" w:sz="6" w:space="0" w:color="auto"/>
+              <w:left w:val="single" w:sz="6" w:space="0" w:color="auto"/>
+              <w:bottom w:val="single" w:sz="6" w:space="0" w:color="auto"/>
+              <w:right w:val="single" w:sz="6" w:space="0" w:color="auto"/>
+            </w:tcBorders>
+            <w:vAlign w:val="center"/>
+            <w:hideMark/>
+          </w:tcPr>
+          <w:p>
+            <w:pPr>
+              <w:tabs>
+                <w:tab w:val="left" w:pos="2437"/>
+              </w:tabs>
+            </w:pPr>
+            <w:r>
+              <w:rPr>
+                <w:b/>
+                <w:bCs/>
+              </w:rPr>
+              <w:t>Strictly Required</w:t>
+            </w:r>
+          </w:p>
+        </w:tc>
+      </w:tr>
+      <w:tr>
+        <w:trPr>
+          <w:tblCellSpacing w:w="15" w:type="dxa"/>
+        </w:trPr>
+        <w:tc>
+          <w:tcPr>
+            <w:tcW w:w="0" w:type="auto"/>
+            <w:tcBorders>
+              <w:top w:val="single" w:sz="6" w:space="0" w:color="auto"/>
+              <w:left w:val="single" w:sz="6" w:space="0" w:color="auto"/>
+              <w:bottom w:val="single" w:sz="6" w:space="0" w:color="auto"/>
+              <w:right w:val="single" w:sz="6" w:space="0" w:color="auto"/>
+            </w:tcBorders>
+            <w:vAlign w:val="center"/>
+            <w:hideMark/>
+          </w:tcPr>
+          <w:p>
+            <w:pPr>
+              <w:tabs>
+                <w:tab w:val="left" w:pos="2437"/>
+              </w:tabs>
+            </w:pPr>
+            <w:r>
+              <w:rPr>
+                <w:b/>
+                <w:bCs/>
+              </w:rPr>
+              <w:t>Usage</w:t>
+            </w:r>
+          </w:p>
+        </w:tc>
+        <w:tc>
+          <w:tcPr>
+            <w:tcW w:w="0" w:type="auto"/>
+            <w:tcBorders>
+              <w:top w:val="single" w:sz="6" w:space="0" w:color="auto"/>
+              <w:left w:val="single" w:sz="6" w:space="0" w:color="auto"/>
+              <w:bottom w:val="single" w:sz="6" w:space="0" w:color="auto"/>
+              <w:right w:val="single" w:sz="6" w:space="0" w:color="auto"/>
+            </w:tcBorders>
+            <w:vAlign w:val="center"/>
+            <w:hideMark/>
+          </w:tcPr>
+          <w:p>
+            <w:pPr>
+              <w:tabs>
+                <w:tab w:val="left" w:pos="2437"/>
+              </w:tabs>
+            </w:pPr>
+            <w:r>
+              <w:t>Modern aur flexible</w:t>
+            </w:r>
+          </w:p>
+        </w:tc>
+        <w:tc>
+          <w:tcPr>
+            <w:tcW w:w="0" w:type="auto"/>
+            <w:tcBorders>
+              <w:top w:val="single" w:sz="6" w:space="0" w:color="auto"/>
+              <w:left w:val="single" w:sz="6" w:space="0" w:color="auto"/>
+              <w:bottom w:val="single" w:sz="6" w:space="0" w:color="auto"/>
+              <w:right w:val="single" w:sz="6" w:space="0" w:color="auto"/>
+            </w:tcBorders>
+            <w:vAlign w:val="center"/>
+            <w:hideMark/>
+          </w:tcPr>
+          <w:p>
+            <w:pPr>
+              <w:tabs>
+                <w:tab w:val="left" w:pos="2437"/>
+              </w:tabs>
+            </w:pPr>
+            <w:r>
+              <w:t>Purana aur limited</w:t>
+            </w:r>
+          </w:p>
+        </w:tc>
+      </w:tr>
+    </w:tbl>
+    <w:p>
+      <w:pPr>
+        <w:tabs>
+          <w:tab w:val="left" w:pos="2437"/>
+        </w:tabs>
+      </w:pPr>
+      <w:bookmarkStart w:id="0" w:name="_Hlk227589453"/>
+      <w:r>
+        <w:pict w14:anchorId="3476A7A4">
+          <v:rect id="_x0000_i1107" style="width:0;height:1.5pt" o:hralign="center" o:hrstd="t" o:hr="t" fillcolor="#a0a0a0" stroked="f"/>
+        </w:pict>
+      </w:r>
+      <w:bookmarkEnd w:id="0"/>
+    </w:p>
+    <w:p>
+      <w:pPr>
+        <w:tabs>
+          <w:tab w:val="left" w:pos="2437"/>
+        </w:tabs>
+        <w:rPr>
+          <w:b/>
+          <w:bCs/>
+        </w:rPr>
+      </w:pPr>
+      <w:r>
+        <w:rPr>
+          <w:b/>
+          <w:bCs/>
+        </w:rPr>
+        <w:t xml:space="preserve">Surjo, ab ye </w:t>
+      </w:r>
+      <w:proofErr w:type="spellStart"/>
+      <w:r>
+        <w:rPr>
+          <w:b/>
+          <w:bCs/>
+        </w:rPr>
+        <w:t>dhyan</w:t>
+      </w:r>
+      <w:proofErr w:type="spellEnd"/>
+      <w:r>
+        <w:rPr>
+          <w:b/>
+          <w:bCs/>
+        </w:rPr>
+        <w:t xml:space="preserve"> se </w:t>
+      </w:r>
+      <w:proofErr w:type="spellStart"/>
+      <w:r>
+        <w:rPr>
+          <w:b/>
+          <w:bCs/>
+        </w:rPr>
+        <w:t>suno</w:t>
+      </w:r>
+      <w:proofErr w:type="spellEnd"/>
+      <w:r>
+        <w:rPr>
+          <w:b/>
+          <w:bCs/>
+        </w:rPr>
+        <w:t>:</w:t>
+      </w:r>
+    </w:p>
+    <w:p>
+      <w:pPr>
+        <w:tabs>
+          <w:tab w:val="left" w:pos="2437"/>
+        </w:tabs>
+      </w:pPr>
+      <w:r>
+        <w:t xml:space="preserve">Bhai, sir ne last </w:t>
+      </w:r>
+      <w:proofErr w:type="spellStart"/>
+      <w:r>
+        <w:t>mein</w:t>
+      </w:r>
+      <w:proofErr w:type="spellEnd"/>
+      <w:r>
+        <w:t xml:space="preserve"> ye </w:t>
+      </w:r>
+      <w:proofErr w:type="spellStart"/>
+      <w:r>
+        <w:t>samjhaya</w:t>
+      </w:r>
+      <w:proofErr w:type="spellEnd"/>
+      <w:r>
+        <w:t xml:space="preserve"> ki </w:t>
+      </w:r>
+      <w:proofErr w:type="spellStart"/>
+      <w:r>
+        <w:t>abhi</w:t>
+      </w:r>
+      <w:proofErr w:type="spellEnd"/>
+      <w:r>
+        <w:t xml:space="preserve"> hum ye sab </w:t>
+      </w:r>
+      <w:r>
+        <w:rPr>
+          <w:b/>
+          <w:bCs/>
+        </w:rPr>
+        <w:t>Console</w:t>
+      </w:r>
+      <w:r>
+        <w:t xml:space="preserve"> </w:t>
+      </w:r>
+      <w:proofErr w:type="spellStart"/>
+      <w:r>
+        <w:t>mein</w:t>
+      </w:r>
+      <w:proofErr w:type="spellEnd"/>
+      <w:r>
+        <w:t xml:space="preserve"> </w:t>
+      </w:r>
+      <w:proofErr w:type="spellStart"/>
+      <w:r>
+        <w:t>kar</w:t>
+      </w:r>
+      <w:proofErr w:type="spellEnd"/>
+      <w:r>
+        <w:t xml:space="preserve"> </w:t>
+      </w:r>
+      <w:proofErr w:type="spellStart"/>
+      <w:r>
+        <w:t>rahe</w:t>
+      </w:r>
+      <w:proofErr w:type="spellEnd"/>
+      <w:r>
+        <w:t xml:space="preserve"> hain, par </w:t>
+      </w:r>
+      <w:proofErr w:type="spellStart"/>
+      <w:r>
+        <w:t>aage</w:t>
+      </w:r>
+      <w:proofErr w:type="spellEnd"/>
+      <w:r>
+        <w:t xml:space="preserve"> </w:t>
+      </w:r>
+      <w:proofErr w:type="spellStart"/>
+      <w:r>
+        <w:t>chalkar</w:t>
+      </w:r>
+      <w:proofErr w:type="spellEnd"/>
+      <w:r>
+        <w:t xml:space="preserve"> hum </w:t>
+      </w:r>
+      <w:proofErr w:type="spellStart"/>
+      <w:r>
+        <w:t>ise</w:t>
+      </w:r>
+      <w:proofErr w:type="spellEnd"/>
+      <w:r>
+        <w:t xml:space="preserve"> .</w:t>
+      </w:r>
+      <w:proofErr w:type="spellStart"/>
+      <w:r>
+        <w:t>js</w:t>
+      </w:r>
+      <w:proofErr w:type="spellEnd"/>
+      <w:r>
+        <w:t xml:space="preserve"> file </w:t>
+      </w:r>
+      <w:proofErr w:type="spellStart"/>
+      <w:r>
+        <w:t>mein</w:t>
+      </w:r>
+      <w:proofErr w:type="spellEnd"/>
+      <w:r>
+        <w:t xml:space="preserve"> </w:t>
+      </w:r>
+      <w:proofErr w:type="spellStart"/>
+      <w:r>
+        <w:t>likhenge</w:t>
+      </w:r>
+      <w:proofErr w:type="spellEnd"/>
+      <w:r>
+        <w:t xml:space="preserve">. Ye foundation </w:t>
+      </w:r>
+      <w:proofErr w:type="spellStart"/>
+      <w:r>
+        <w:t>isliye</w:t>
+      </w:r>
+      <w:proofErr w:type="spellEnd"/>
+      <w:r>
+        <w:t xml:space="preserve"> </w:t>
+      </w:r>
+      <w:proofErr w:type="spellStart"/>
+      <w:r>
+        <w:t>zaroori</w:t>
+      </w:r>
+      <w:proofErr w:type="spellEnd"/>
+      <w:r>
+        <w:t xml:space="preserve"> </w:t>
+      </w:r>
+      <w:proofErr w:type="spellStart"/>
+      <w:r>
+        <w:t>hai</w:t>
+      </w:r>
+      <w:proofErr w:type="spellEnd"/>
+      <w:r>
+        <w:t xml:space="preserve"> </w:t>
+      </w:r>
+      <w:proofErr w:type="spellStart"/>
+      <w:r>
+        <w:t>taaki</w:t>
+      </w:r>
+      <w:proofErr w:type="spellEnd"/>
+      <w:r>
+        <w:t xml:space="preserve"> jab tum database se </w:t>
+      </w:r>
+      <w:proofErr w:type="spellStart"/>
+      <w:r>
+        <w:t>aayi</w:t>
+      </w:r>
+      <w:proofErr w:type="spellEnd"/>
+      <w:r>
+        <w:t xml:space="preserve"> hui 100 items ki list ko UI par </w:t>
+      </w:r>
+      <w:proofErr w:type="spellStart"/>
+      <w:r>
+        <w:t>dikhao</w:t>
+      </w:r>
+      <w:proofErr w:type="spellEnd"/>
+      <w:r>
+        <w:t xml:space="preserve">, </w:t>
+      </w:r>
+      <w:proofErr w:type="spellStart"/>
+      <w:r>
+        <w:t>toh</w:t>
+      </w:r>
+      <w:proofErr w:type="spellEnd"/>
+      <w:r>
+        <w:t xml:space="preserve"> tum </w:t>
+      </w:r>
+      <w:proofErr w:type="spellStart"/>
+      <w:r>
+        <w:t>darr</w:t>
+      </w:r>
+      <w:proofErr w:type="spellEnd"/>
+      <w:r>
+        <w:t xml:space="preserve"> </w:t>
+      </w:r>
+      <w:proofErr w:type="spellStart"/>
+      <w:r>
+        <w:t>na</w:t>
+      </w:r>
+      <w:proofErr w:type="spellEnd"/>
+      <w:r>
+        <w:t xml:space="preserve"> </w:t>
+      </w:r>
+      <w:proofErr w:type="spellStart"/>
+      <w:r>
+        <w:t>jao</w:t>
+      </w:r>
+      <w:proofErr w:type="spellEnd"/>
+      <w:r>
+        <w:t xml:space="preserve"> ki "</w:t>
+      </w:r>
+      <w:proofErr w:type="spellStart"/>
+      <w:r>
+        <w:t>Itne</w:t>
+      </w:r>
+      <w:proofErr w:type="spellEnd"/>
+      <w:r>
+        <w:t xml:space="preserve"> </w:t>
+      </w:r>
+      <w:proofErr w:type="spellStart"/>
+      <w:r>
+        <w:t>saare</w:t>
+      </w:r>
+      <w:proofErr w:type="spellEnd"/>
+      <w:r>
+        <w:t xml:space="preserve"> elements </w:t>
+      </w:r>
+      <w:proofErr w:type="spellStart"/>
+      <w:r>
+        <w:t>kaise</w:t>
+      </w:r>
+      <w:proofErr w:type="spellEnd"/>
+      <w:r>
+        <w:t xml:space="preserve"> handle </w:t>
+      </w:r>
+      <w:proofErr w:type="spellStart"/>
+      <w:r>
+        <w:t>karun</w:t>
+      </w:r>
+      <w:proofErr w:type="spellEnd"/>
+      <w:r>
+        <w:t>?"</w:t>
+      </w:r>
+    </w:p>
+    <w:p>
+      <w:pPr>
+        <w:tabs>
+          <w:tab w:val="left" w:pos="2437"/>
+        </w:tabs>
+      </w:pPr>
+      <w:r>
+        <w:rPr>
+          <w:b/>
+          <w:bCs/>
+        </w:rPr>
+        <w:t xml:space="preserve">Bhai, simple word </w:t>
+      </w:r>
+      <w:proofErr w:type="spellStart"/>
+      <w:r>
+        <w:rPr>
+          <w:b/>
+          <w:bCs/>
+        </w:rPr>
+        <w:t>mein</w:t>
+      </w:r>
+      <w:proofErr w:type="spellEnd"/>
+      <w:r>
+        <w:rPr>
+          <w:b/>
+          <w:bCs/>
+        </w:rPr>
+        <w:t>:</w:t>
+      </w:r>
+      <w:r>
+        <w:t xml:space="preserve"> </w:t>
+      </w:r>
+      <w:proofErr w:type="spellStart"/>
+      <w:r>
+        <w:t>forEach</w:t>
+      </w:r>
+      <w:proofErr w:type="spellEnd"/>
+      <w:r>
+        <w:t xml:space="preserve"> loop </w:t>
+      </w:r>
+      <w:proofErr w:type="spellStart"/>
+      <w:r>
+        <w:t>tumhara</w:t>
+      </w:r>
+      <w:proofErr w:type="spellEnd"/>
+      <w:r>
+        <w:t xml:space="preserve"> best friend </w:t>
+      </w:r>
+      <w:proofErr w:type="spellStart"/>
+      <w:r>
+        <w:t>hai</w:t>
+      </w:r>
+      <w:proofErr w:type="spellEnd"/>
+      <w:r>
+        <w:t xml:space="preserve"> multiple elements </w:t>
+      </w:r>
+      <w:proofErr w:type="spellStart"/>
+      <w:r>
+        <w:t>ke</w:t>
+      </w:r>
+      <w:proofErr w:type="spellEnd"/>
+      <w:r>
+        <w:t xml:space="preserve"> </w:t>
+      </w:r>
+      <w:proofErr w:type="spellStart"/>
+      <w:r>
+        <w:t>liye</w:t>
+      </w:r>
+      <w:proofErr w:type="spellEnd"/>
+      <w:r>
+        <w:t xml:space="preserve">. Bas ye check </w:t>
+      </w:r>
+      <w:proofErr w:type="spellStart"/>
+      <w:r>
+        <w:t>kar</w:t>
+      </w:r>
+      <w:proofErr w:type="spellEnd"/>
+      <w:r>
+        <w:t xml:space="preserve"> </w:t>
+      </w:r>
+      <w:proofErr w:type="spellStart"/>
+      <w:r>
+        <w:t>lena</w:t>
+      </w:r>
+      <w:proofErr w:type="spellEnd"/>
+      <w:r>
+        <w:t xml:space="preserve"> ki </w:t>
+      </w:r>
+      <w:proofErr w:type="spellStart"/>
+      <w:r>
+        <w:t>tumhare</w:t>
+      </w:r>
+      <w:proofErr w:type="spellEnd"/>
+      <w:r>
+        <w:t xml:space="preserve"> </w:t>
+      </w:r>
+      <w:proofErr w:type="spellStart"/>
+      <w:r>
+        <w:t>paas</w:t>
+      </w:r>
+      <w:proofErr w:type="spellEnd"/>
+      <w:r>
+        <w:t xml:space="preserve"> </w:t>
+      </w:r>
+      <w:proofErr w:type="spellStart"/>
+      <w:r>
+        <w:rPr>
+          <w:b/>
+          <w:bCs/>
+        </w:rPr>
+        <w:t>NodeList</w:t>
+      </w:r>
+      <w:proofErr w:type="spellEnd"/>
+      <w:r>
+        <w:t xml:space="preserve"> </w:t>
+      </w:r>
+      <w:proofErr w:type="spellStart"/>
+      <w:r>
+        <w:t>hai</w:t>
+      </w:r>
+      <w:proofErr w:type="spellEnd"/>
+      <w:r>
+        <w:t xml:space="preserve"> </w:t>
+      </w:r>
+      <w:proofErr w:type="spellStart"/>
+      <w:r>
+        <w:t>ya</w:t>
+      </w:r>
+      <w:proofErr w:type="spellEnd"/>
+      <w:r>
+        <w:t xml:space="preserve"> </w:t>
+      </w:r>
+      <w:proofErr w:type="spellStart"/>
+      <w:r>
+        <w:rPr>
+          <w:b/>
+          <w:bCs/>
+        </w:rPr>
+        <w:t>HTMLCollection</w:t>
+      </w:r>
+      <w:proofErr w:type="spellEnd"/>
+      <w:r>
+        <w:t xml:space="preserve">. Agar collection </w:t>
+      </w:r>
+      <w:proofErr w:type="spellStart"/>
+      <w:r>
+        <w:t>hai</w:t>
+      </w:r>
+      <w:proofErr w:type="spellEnd"/>
+      <w:r>
+        <w:t xml:space="preserve">, </w:t>
+      </w:r>
+      <w:proofErr w:type="spellStart"/>
+      <w:r>
+        <w:t>toh</w:t>
+      </w:r>
+      <w:proofErr w:type="spellEnd"/>
+      <w:r>
+        <w:t xml:space="preserve"> </w:t>
+      </w:r>
+      <w:proofErr w:type="spellStart"/>
+      <w:r>
+        <w:t>Array.from</w:t>
+      </w:r>
+      <w:proofErr w:type="spellEnd"/>
+      <w:r>
+        <w:t xml:space="preserve">() ka </w:t>
+      </w:r>
+      <w:proofErr w:type="spellStart"/>
+      <w:r>
+        <w:t>chashma</w:t>
+      </w:r>
+      <w:proofErr w:type="spellEnd"/>
+      <w:r>
+        <w:t xml:space="preserve"> </w:t>
+      </w:r>
+      <w:proofErr w:type="spellStart"/>
+      <w:r>
+        <w:t>pehna</w:t>
+      </w:r>
+      <w:proofErr w:type="spellEnd"/>
+      <w:r>
+        <w:t xml:space="preserve"> do </w:t>
+      </w:r>
+      <w:proofErr w:type="spellStart"/>
+      <w:r>
+        <w:t>usey</w:t>
+      </w:r>
+      <w:proofErr w:type="spellEnd"/>
+      <w:r>
+        <w:t>!</w:t>
+      </w:r>
+    </w:p>
+    <w:p>
+      <w:pPr>
+        <w:tabs>
+          <w:tab w:val="left" w:pos="2437"/>
+        </w:tabs>
+      </w:pPr>
+      <w:r>
+        <w:pict w14:anchorId="558ABDE9">
+          <v:rect id="_x0000_i1122" style="width:0;height:1.5pt" o:hralign="center" o:hrstd="t" o:hr="t" fillcolor="#a0a0a0" stroked="f"/>
+        </w:pict>
+      </w:r>
+    </w:p>
+    <w:p>
+      <w:pPr>
+        <w:tabs>
+          <w:tab w:val="left" w:pos="2437"/>
+        </w:tabs>
+      </w:pPr>
+    </w:p>
     <w:sectPr>
       <w:pgSz w:w="11906" w:h="16838"/>
       <w:pgMar w:top="1440" w:right="1440" w:bottom="1440" w:left="1440" w:header="708" w:footer="708" w:gutter="0"/>
@@ -2872,6 +9285,602 @@
     </w:lvl>
   </w:abstractNum>
   <w:abstractNum w:abstractNumId="1" w15:restartNumberingAfterBreak="0">
+    <w:nsid w:val="0AAA4574"/>
+    <w:multiLevelType w:val="multilevel"/>
+    <w:tmpl w:val="77A44252"/>
+    <w:lvl w:ilvl="0">
+      <w:start w:val="1"/>
+      <w:numFmt w:val="bullet"/>
+      <w:lvlText w:val=""/>
+      <w:lvlJc w:val="left"/>
+      <w:pPr>
+        <w:tabs>
+          <w:tab w:val="num" w:pos="720"/>
+        </w:tabs>
+        <w:ind w:left="720" w:hanging="360"/>
+      </w:pPr>
+      <w:rPr>
+        <w:rFonts w:ascii="Symbol" w:hAnsi="Symbol" w:hint="default"/>
+        <w:sz w:val="20"/>
+      </w:rPr>
+    </w:lvl>
+    <w:lvl w:ilvl="1" w:tentative="1">
+      <w:start w:val="1"/>
+      <w:numFmt w:val="bullet"/>
+      <w:lvlText w:val="o"/>
+      <w:lvlJc w:val="left"/>
+      <w:pPr>
+        <w:tabs>
+          <w:tab w:val="num" w:pos="1440"/>
+        </w:tabs>
+        <w:ind w:left="1440" w:hanging="360"/>
+      </w:pPr>
+      <w:rPr>
+        <w:rFonts w:ascii="Courier New" w:hAnsi="Courier New" w:hint="default"/>
+        <w:sz w:val="20"/>
+      </w:rPr>
+    </w:lvl>
+    <w:lvl w:ilvl="2" w:tentative="1">
+      <w:start w:val="1"/>
+      <w:numFmt w:val="bullet"/>
+      <w:lvlText w:val=""/>
+      <w:lvlJc w:val="left"/>
+      <w:pPr>
+        <w:tabs>
+          <w:tab w:val="num" w:pos="2160"/>
+        </w:tabs>
+        <w:ind w:left="2160" w:hanging="360"/>
+      </w:pPr>
+      <w:rPr>
+        <w:rFonts w:ascii="Wingdings" w:hAnsi="Wingdings" w:hint="default"/>
+        <w:sz w:val="20"/>
+      </w:rPr>
+    </w:lvl>
+    <w:lvl w:ilvl="3" w:tentative="1">
+      <w:start w:val="1"/>
+      <w:numFmt w:val="bullet"/>
+      <w:lvlText w:val=""/>
+      <w:lvlJc w:val="left"/>
+      <w:pPr>
+        <w:tabs>
+          <w:tab w:val="num" w:pos="2880"/>
+        </w:tabs>
+        <w:ind w:left="2880" w:hanging="360"/>
+      </w:pPr>
+      <w:rPr>
+        <w:rFonts w:ascii="Wingdings" w:hAnsi="Wingdings" w:hint="default"/>
+        <w:sz w:val="20"/>
+      </w:rPr>
+    </w:lvl>
+    <w:lvl w:ilvl="4" w:tentative="1">
+      <w:start w:val="1"/>
+      <w:numFmt w:val="bullet"/>
+      <w:lvlText w:val=""/>
+      <w:lvlJc w:val="left"/>
+      <w:pPr>
+        <w:tabs>
+          <w:tab w:val="num" w:pos="3600"/>
+        </w:tabs>
+        <w:ind w:left="3600" w:hanging="360"/>
+      </w:pPr>
+      <w:rPr>
+        <w:rFonts w:ascii="Wingdings" w:hAnsi="Wingdings" w:hint="default"/>
+        <w:sz w:val="20"/>
+      </w:rPr>
+    </w:lvl>
+    <w:lvl w:ilvl="5" w:tentative="1">
+      <w:start w:val="1"/>
+      <w:numFmt w:val="bullet"/>
+      <w:lvlText w:val=""/>
+      <w:lvlJc w:val="left"/>
+      <w:pPr>
+        <w:tabs>
+          <w:tab w:val="num" w:pos="4320"/>
+        </w:tabs>
+        <w:ind w:left="4320" w:hanging="360"/>
+      </w:pPr>
+      <w:rPr>
+        <w:rFonts w:ascii="Wingdings" w:hAnsi="Wingdings" w:hint="default"/>
+        <w:sz w:val="20"/>
+      </w:rPr>
+    </w:lvl>
+    <w:lvl w:ilvl="6" w:tentative="1">
+      <w:start w:val="1"/>
+      <w:numFmt w:val="bullet"/>
+      <w:lvlText w:val=""/>
+      <w:lvlJc w:val="left"/>
+      <w:pPr>
+        <w:tabs>
+          <w:tab w:val="num" w:pos="5040"/>
+        </w:tabs>
+        <w:ind w:left="5040" w:hanging="360"/>
+      </w:pPr>
+      <w:rPr>
+        <w:rFonts w:ascii="Wingdings" w:hAnsi="Wingdings" w:hint="default"/>
+        <w:sz w:val="20"/>
+      </w:rPr>
+    </w:lvl>
+    <w:lvl w:ilvl="7" w:tentative="1">
+      <w:start w:val="1"/>
+      <w:numFmt w:val="bullet"/>
+      <w:lvlText w:val=""/>
+      <w:lvlJc w:val="left"/>
+      <w:pPr>
+        <w:tabs>
+          <w:tab w:val="num" w:pos="5760"/>
+        </w:tabs>
+        <w:ind w:left="5760" w:hanging="360"/>
+      </w:pPr>
+      <w:rPr>
+        <w:rFonts w:ascii="Wingdings" w:hAnsi="Wingdings" w:hint="default"/>
+        <w:sz w:val="20"/>
+      </w:rPr>
+    </w:lvl>
+    <w:lvl w:ilvl="8" w:tentative="1">
+      <w:start w:val="1"/>
+      <w:numFmt w:val="bullet"/>
+      <w:lvlText w:val=""/>
+      <w:lvlJc w:val="left"/>
+      <w:pPr>
+        <w:tabs>
+          <w:tab w:val="num" w:pos="6480"/>
+        </w:tabs>
+        <w:ind w:left="6480" w:hanging="360"/>
+      </w:pPr>
+      <w:rPr>
+        <w:rFonts w:ascii="Wingdings" w:hAnsi="Wingdings" w:hint="default"/>
+        <w:sz w:val="20"/>
+      </w:rPr>
+    </w:lvl>
+  </w:abstractNum>
+  <w:abstractNum w:abstractNumId="2" w15:restartNumberingAfterBreak="0">
+    <w:nsid w:val="11BF0BE3"/>
+    <w:multiLevelType w:val="multilevel"/>
+    <w:tmpl w:val="51E2C4D2"/>
+    <w:lvl w:ilvl="0">
+      <w:start w:val="1"/>
+      <w:numFmt w:val="bullet"/>
+      <w:lvlText w:val=""/>
+      <w:lvlJc w:val="left"/>
+      <w:pPr>
+        <w:tabs>
+          <w:tab w:val="num" w:pos="720"/>
+        </w:tabs>
+        <w:ind w:left="720" w:hanging="360"/>
+      </w:pPr>
+      <w:rPr>
+        <w:rFonts w:ascii="Symbol" w:hAnsi="Symbol" w:hint="default"/>
+        <w:sz w:val="20"/>
+      </w:rPr>
+    </w:lvl>
+    <w:lvl w:ilvl="1" w:tentative="1">
+      <w:start w:val="1"/>
+      <w:numFmt w:val="bullet"/>
+      <w:lvlText w:val="o"/>
+      <w:lvlJc w:val="left"/>
+      <w:pPr>
+        <w:tabs>
+          <w:tab w:val="num" w:pos="1440"/>
+        </w:tabs>
+        <w:ind w:left="1440" w:hanging="360"/>
+      </w:pPr>
+      <w:rPr>
+        <w:rFonts w:ascii="Courier New" w:hAnsi="Courier New" w:hint="default"/>
+        <w:sz w:val="20"/>
+      </w:rPr>
+    </w:lvl>
+    <w:lvl w:ilvl="2" w:tentative="1">
+      <w:start w:val="1"/>
+      <w:numFmt w:val="bullet"/>
+      <w:lvlText w:val=""/>
+      <w:lvlJc w:val="left"/>
+      <w:pPr>
+        <w:tabs>
+          <w:tab w:val="num" w:pos="2160"/>
+        </w:tabs>
+        <w:ind w:left="2160" w:hanging="360"/>
+      </w:pPr>
+      <w:rPr>
+        <w:rFonts w:ascii="Wingdings" w:hAnsi="Wingdings" w:hint="default"/>
+        <w:sz w:val="20"/>
+      </w:rPr>
+    </w:lvl>
+    <w:lvl w:ilvl="3" w:tentative="1">
+      <w:start w:val="1"/>
+      <w:numFmt w:val="bullet"/>
+      <w:lvlText w:val=""/>
+      <w:lvlJc w:val="left"/>
+      <w:pPr>
+        <w:tabs>
+          <w:tab w:val="num" w:pos="2880"/>
+        </w:tabs>
+        <w:ind w:left="2880" w:hanging="360"/>
+      </w:pPr>
+      <w:rPr>
+        <w:rFonts w:ascii="Wingdings" w:hAnsi="Wingdings" w:hint="default"/>
+        <w:sz w:val="20"/>
+      </w:rPr>
+    </w:lvl>
+    <w:lvl w:ilvl="4" w:tentative="1">
+      <w:start w:val="1"/>
+      <w:numFmt w:val="bullet"/>
+      <w:lvlText w:val=""/>
+      <w:lvlJc w:val="left"/>
+      <w:pPr>
+        <w:tabs>
+          <w:tab w:val="num" w:pos="3600"/>
+        </w:tabs>
+        <w:ind w:left="3600" w:hanging="360"/>
+      </w:pPr>
+      <w:rPr>
+        <w:rFonts w:ascii="Wingdings" w:hAnsi="Wingdings" w:hint="default"/>
+        <w:sz w:val="20"/>
+      </w:rPr>
+    </w:lvl>
+    <w:lvl w:ilvl="5" w:tentative="1">
+      <w:start w:val="1"/>
+      <w:numFmt w:val="bullet"/>
+      <w:lvlText w:val=""/>
+      <w:lvlJc w:val="left"/>
+      <w:pPr>
+        <w:tabs>
+          <w:tab w:val="num" w:pos="4320"/>
+        </w:tabs>
+        <w:ind w:left="4320" w:hanging="360"/>
+      </w:pPr>
+      <w:rPr>
+        <w:rFonts w:ascii="Wingdings" w:hAnsi="Wingdings" w:hint="default"/>
+        <w:sz w:val="20"/>
+      </w:rPr>
+    </w:lvl>
+    <w:lvl w:ilvl="6" w:tentative="1">
+      <w:start w:val="1"/>
+      <w:numFmt w:val="bullet"/>
+      <w:lvlText w:val=""/>
+      <w:lvlJc w:val="left"/>
+      <w:pPr>
+        <w:tabs>
+          <w:tab w:val="num" w:pos="5040"/>
+        </w:tabs>
+        <w:ind w:left="5040" w:hanging="360"/>
+      </w:pPr>
+      <w:rPr>
+        <w:rFonts w:ascii="Wingdings" w:hAnsi="Wingdings" w:hint="default"/>
+        <w:sz w:val="20"/>
+      </w:rPr>
+    </w:lvl>
+    <w:lvl w:ilvl="7" w:tentative="1">
+      <w:start w:val="1"/>
+      <w:numFmt w:val="bullet"/>
+      <w:lvlText w:val=""/>
+      <w:lvlJc w:val="left"/>
+      <w:pPr>
+        <w:tabs>
+          <w:tab w:val="num" w:pos="5760"/>
+        </w:tabs>
+        <w:ind w:left="5760" w:hanging="360"/>
+      </w:pPr>
+      <w:rPr>
+        <w:rFonts w:ascii="Wingdings" w:hAnsi="Wingdings" w:hint="default"/>
+        <w:sz w:val="20"/>
+      </w:rPr>
+    </w:lvl>
+    <w:lvl w:ilvl="8" w:tentative="1">
+      <w:start w:val="1"/>
+      <w:numFmt w:val="bullet"/>
+      <w:lvlText w:val=""/>
+      <w:lvlJc w:val="left"/>
+      <w:pPr>
+        <w:tabs>
+          <w:tab w:val="num" w:pos="6480"/>
+        </w:tabs>
+        <w:ind w:left="6480" w:hanging="360"/>
+      </w:pPr>
+      <w:rPr>
+        <w:rFonts w:ascii="Wingdings" w:hAnsi="Wingdings" w:hint="default"/>
+        <w:sz w:val="20"/>
+      </w:rPr>
+    </w:lvl>
+  </w:abstractNum>
+  <w:abstractNum w:abstractNumId="3" w15:restartNumberingAfterBreak="0">
+    <w:nsid w:val="17610890"/>
+    <w:multiLevelType w:val="multilevel"/>
+    <w:tmpl w:val="5A7A6940"/>
+    <w:lvl w:ilvl="0">
+      <w:start w:val="1"/>
+      <w:numFmt w:val="bullet"/>
+      <w:lvlText w:val=""/>
+      <w:lvlJc w:val="left"/>
+      <w:pPr>
+        <w:tabs>
+          <w:tab w:val="num" w:pos="720"/>
+        </w:tabs>
+        <w:ind w:left="720" w:hanging="360"/>
+      </w:pPr>
+      <w:rPr>
+        <w:rFonts w:ascii="Symbol" w:hAnsi="Symbol" w:hint="default"/>
+        <w:sz w:val="20"/>
+      </w:rPr>
+    </w:lvl>
+    <w:lvl w:ilvl="1" w:tentative="1">
+      <w:start w:val="1"/>
+      <w:numFmt w:val="bullet"/>
+      <w:lvlText w:val="o"/>
+      <w:lvlJc w:val="left"/>
+      <w:pPr>
+        <w:tabs>
+          <w:tab w:val="num" w:pos="1440"/>
+        </w:tabs>
+        <w:ind w:left="1440" w:hanging="360"/>
+      </w:pPr>
+      <w:rPr>
+        <w:rFonts w:ascii="Courier New" w:hAnsi="Courier New" w:hint="default"/>
+        <w:sz w:val="20"/>
+      </w:rPr>
+    </w:lvl>
+    <w:lvl w:ilvl="2" w:tentative="1">
+      <w:start w:val="1"/>
+      <w:numFmt w:val="bullet"/>
+      <w:lvlText w:val=""/>
+      <w:lvlJc w:val="left"/>
+      <w:pPr>
+        <w:tabs>
+          <w:tab w:val="num" w:pos="2160"/>
+        </w:tabs>
+        <w:ind w:left="2160" w:hanging="360"/>
+      </w:pPr>
+      <w:rPr>
+        <w:rFonts w:ascii="Wingdings" w:hAnsi="Wingdings" w:hint="default"/>
+        <w:sz w:val="20"/>
+      </w:rPr>
+    </w:lvl>
+    <w:lvl w:ilvl="3" w:tentative="1">
+      <w:start w:val="1"/>
+      <w:numFmt w:val="bullet"/>
+      <w:lvlText w:val=""/>
+      <w:lvlJc w:val="left"/>
+      <w:pPr>
+        <w:tabs>
+          <w:tab w:val="num" w:pos="2880"/>
+        </w:tabs>
+        <w:ind w:left="2880" w:hanging="360"/>
+      </w:pPr>
+      <w:rPr>
+        <w:rFonts w:ascii="Wingdings" w:hAnsi="Wingdings" w:hint="default"/>
+        <w:sz w:val="20"/>
+      </w:rPr>
+    </w:lvl>
+    <w:lvl w:ilvl="4" w:tentative="1">
+      <w:start w:val="1"/>
+      <w:numFmt w:val="bullet"/>
+      <w:lvlText w:val=""/>
+      <w:lvlJc w:val="left"/>
+      <w:pPr>
+        <w:tabs>
+          <w:tab w:val="num" w:pos="3600"/>
+        </w:tabs>
+        <w:ind w:left="3600" w:hanging="360"/>
+      </w:pPr>
+      <w:rPr>
+        <w:rFonts w:ascii="Wingdings" w:hAnsi="Wingdings" w:hint="default"/>
+        <w:sz w:val="20"/>
+      </w:rPr>
+    </w:lvl>
+    <w:lvl w:ilvl="5" w:tentative="1">
+      <w:start w:val="1"/>
+      <w:numFmt w:val="bullet"/>
+      <w:lvlText w:val=""/>
+      <w:lvlJc w:val="left"/>
+      <w:pPr>
+        <w:tabs>
+          <w:tab w:val="num" w:pos="4320"/>
+        </w:tabs>
+        <w:ind w:left="4320" w:hanging="360"/>
+      </w:pPr>
+      <w:rPr>
+        <w:rFonts w:ascii="Wingdings" w:hAnsi="Wingdings" w:hint="default"/>
+        <w:sz w:val="20"/>
+      </w:rPr>
+    </w:lvl>
+    <w:lvl w:ilvl="6" w:tentative="1">
+      <w:start w:val="1"/>
+      <w:numFmt w:val="bullet"/>
+      <w:lvlText w:val=""/>
+      <w:lvlJc w:val="left"/>
+      <w:pPr>
+        <w:tabs>
+          <w:tab w:val="num" w:pos="5040"/>
+        </w:tabs>
+        <w:ind w:left="5040" w:hanging="360"/>
+      </w:pPr>
+      <w:rPr>
+        <w:rFonts w:ascii="Wingdings" w:hAnsi="Wingdings" w:hint="default"/>
+        <w:sz w:val="20"/>
+      </w:rPr>
+    </w:lvl>
+    <w:lvl w:ilvl="7" w:tentative="1">
+      <w:start w:val="1"/>
+      <w:numFmt w:val="bullet"/>
+      <w:lvlText w:val=""/>
+      <w:lvlJc w:val="left"/>
+      <w:pPr>
+        <w:tabs>
+          <w:tab w:val="num" w:pos="5760"/>
+        </w:tabs>
+        <w:ind w:left="5760" w:hanging="360"/>
+      </w:pPr>
+      <w:rPr>
+        <w:rFonts w:ascii="Wingdings" w:hAnsi="Wingdings" w:hint="default"/>
+        <w:sz w:val="20"/>
+      </w:rPr>
+    </w:lvl>
+    <w:lvl w:ilvl="8" w:tentative="1">
+      <w:start w:val="1"/>
+      <w:numFmt w:val="bullet"/>
+      <w:lvlText w:val=""/>
+      <w:lvlJc w:val="left"/>
+      <w:pPr>
+        <w:tabs>
+          <w:tab w:val="num" w:pos="6480"/>
+        </w:tabs>
+        <w:ind w:left="6480" w:hanging="360"/>
+      </w:pPr>
+      <w:rPr>
+        <w:rFonts w:ascii="Wingdings" w:hAnsi="Wingdings" w:hint="default"/>
+        <w:sz w:val="20"/>
+      </w:rPr>
+    </w:lvl>
+  </w:abstractNum>
+  <w:abstractNum w:abstractNumId="4" w15:restartNumberingAfterBreak="0">
+    <w:nsid w:val="23F40D81"/>
+    <w:multiLevelType w:val="multilevel"/>
+    <w:tmpl w:val="6A467AE6"/>
+    <w:lvl w:ilvl="0">
+      <w:start w:val="1"/>
+      <w:numFmt w:val="bullet"/>
+      <w:lvlText w:val=""/>
+      <w:lvlJc w:val="left"/>
+      <w:pPr>
+        <w:tabs>
+          <w:tab w:val="num" w:pos="720"/>
+        </w:tabs>
+        <w:ind w:left="720" w:hanging="360"/>
+      </w:pPr>
+      <w:rPr>
+        <w:rFonts w:ascii="Symbol" w:hAnsi="Symbol" w:hint="default"/>
+        <w:sz w:val="20"/>
+      </w:rPr>
+    </w:lvl>
+    <w:lvl w:ilvl="1" w:tentative="1">
+      <w:start w:val="1"/>
+      <w:numFmt w:val="bullet"/>
+      <w:lvlText w:val="o"/>
+      <w:lvlJc w:val="left"/>
+      <w:pPr>
+        <w:tabs>
+          <w:tab w:val="num" w:pos="1440"/>
+        </w:tabs>
+        <w:ind w:left="1440" w:hanging="360"/>
+      </w:pPr>
+      <w:rPr>
+        <w:rFonts w:ascii="Courier New" w:hAnsi="Courier New" w:hint="default"/>
+        <w:sz w:val="20"/>
+      </w:rPr>
+    </w:lvl>
+    <w:lvl w:ilvl="2" w:tentative="1">
+      <w:start w:val="1"/>
+      <w:numFmt w:val="bullet"/>
+      <w:lvlText w:val=""/>
+      <w:lvlJc w:val="left"/>
+      <w:pPr>
+        <w:tabs>
+          <w:tab w:val="num" w:pos="2160"/>
+        </w:tabs>
+        <w:ind w:left="2160" w:hanging="360"/>
+      </w:pPr>
+      <w:rPr>
+        <w:rFonts w:ascii="Wingdings" w:hAnsi="Wingdings" w:hint="default"/>
+        <w:sz w:val="20"/>
+      </w:rPr>
+    </w:lvl>
+    <w:lvl w:ilvl="3" w:tentative="1">
+      <w:start w:val="1"/>
+      <w:numFmt w:val="bullet"/>
+      <w:lvlText w:val=""/>
+      <w:lvlJc w:val="left"/>
+      <w:pPr>
+        <w:tabs>
+          <w:tab w:val="num" w:pos="2880"/>
+        </w:tabs>
+        <w:ind w:left="2880" w:hanging="360"/>
+      </w:pPr>
+      <w:rPr>
+        <w:rFonts w:ascii="Wingdings" w:hAnsi="Wingdings" w:hint="default"/>
+        <w:sz w:val="20"/>
+      </w:rPr>
+    </w:lvl>
+    <w:lvl w:ilvl="4" w:tentative="1">
+      <w:start w:val="1"/>
+      <w:numFmt w:val="bullet"/>
+      <w:lvlText w:val=""/>
+      <w:lvlJc w:val="left"/>
+      <w:pPr>
+        <w:tabs>
+          <w:tab w:val="num" w:pos="3600"/>
+        </w:tabs>
+        <w:ind w:left="3600" w:hanging="360"/>
+      </w:pPr>
+      <w:rPr>
+        <w:rFonts w:ascii="Wingdings" w:hAnsi="Wingdings" w:hint="default"/>
+        <w:sz w:val="20"/>
+      </w:rPr>
+    </w:lvl>
+    <w:lvl w:ilvl="5" w:tentative="1">
+      <w:start w:val="1"/>
+      <w:numFmt w:val="bullet"/>
+      <w:lvlText w:val=""/>
+      <w:lvlJc w:val="left"/>
+      <w:pPr>
+        <w:tabs>
+          <w:tab w:val="num" w:pos="4320"/>
+        </w:tabs>
+        <w:ind w:left="4320" w:hanging="360"/>
+      </w:pPr>
+      <w:rPr>
+        <w:rFonts w:ascii="Wingdings" w:hAnsi="Wingdings" w:hint="default"/>
+        <w:sz w:val="20"/>
+      </w:rPr>
+    </w:lvl>
+    <w:lvl w:ilvl="6" w:tentative="1">
+      <w:start w:val="1"/>
+      <w:numFmt w:val="bullet"/>
+      <w:lvlText w:val=""/>
+      <w:lvlJc w:val="left"/>
+      <w:pPr>
+        <w:tabs>
+          <w:tab w:val="num" w:pos="5040"/>
+        </w:tabs>
+        <w:ind w:left="5040" w:hanging="360"/>
+      </w:pPr>
+      <w:rPr>
+        <w:rFonts w:ascii="Wingdings" w:hAnsi="Wingdings" w:hint="default"/>
+        <w:sz w:val="20"/>
+      </w:rPr>
+    </w:lvl>
+    <w:lvl w:ilvl="7" w:tentative="1">
+      <w:start w:val="1"/>
+      <w:numFmt w:val="bullet"/>
+      <w:lvlText w:val=""/>
+      <w:lvlJc w:val="left"/>
+      <w:pPr>
+        <w:tabs>
+          <w:tab w:val="num" w:pos="5760"/>
+        </w:tabs>
+        <w:ind w:left="5760" w:hanging="360"/>
+      </w:pPr>
+      <w:rPr>
+        <w:rFonts w:ascii="Wingdings" w:hAnsi="Wingdings" w:hint="default"/>
+        <w:sz w:val="20"/>
+      </w:rPr>
+    </w:lvl>
+    <w:lvl w:ilvl="8" w:tentative="1">
+      <w:start w:val="1"/>
+      <w:numFmt w:val="bullet"/>
+      <w:lvlText w:val=""/>
+      <w:lvlJc w:val="left"/>
+      <w:pPr>
+        <w:tabs>
+          <w:tab w:val="num" w:pos="6480"/>
+        </w:tabs>
+        <w:ind w:left="6480" w:hanging="360"/>
+      </w:pPr>
+      <w:rPr>
+        <w:rFonts w:ascii="Wingdings" w:hAnsi="Wingdings" w:hint="default"/>
+        <w:sz w:val="20"/>
+      </w:rPr>
+    </w:lvl>
+  </w:abstractNum>
+  <w:abstractNum w:abstractNumId="5" w15:restartNumberingAfterBreak="0">
     <w:nsid w:val="35B173BD"/>
     <w:multiLevelType w:val="multilevel"/>
     <w:tmpl w:val="EBE66E46"/>
@@ -3020,7 +10029,454 @@
       </w:rPr>
     </w:lvl>
   </w:abstractNum>
-  <w:abstractNum w:abstractNumId="2" w15:restartNumberingAfterBreak="0">
+  <w:abstractNum w:abstractNumId="6" w15:restartNumberingAfterBreak="0">
+    <w:nsid w:val="45200F00"/>
+    <w:multiLevelType w:val="multilevel"/>
+    <w:tmpl w:val="60D086A2"/>
+    <w:lvl w:ilvl="0">
+      <w:start w:val="1"/>
+      <w:numFmt w:val="bullet"/>
+      <w:lvlText w:val=""/>
+      <w:lvlJc w:val="left"/>
+      <w:pPr>
+        <w:tabs>
+          <w:tab w:val="num" w:pos="720"/>
+        </w:tabs>
+        <w:ind w:left="720" w:hanging="360"/>
+      </w:pPr>
+      <w:rPr>
+        <w:rFonts w:ascii="Symbol" w:hAnsi="Symbol" w:hint="default"/>
+        <w:sz w:val="20"/>
+      </w:rPr>
+    </w:lvl>
+    <w:lvl w:ilvl="1" w:tentative="1">
+      <w:start w:val="1"/>
+      <w:numFmt w:val="bullet"/>
+      <w:lvlText w:val="o"/>
+      <w:lvlJc w:val="left"/>
+      <w:pPr>
+        <w:tabs>
+          <w:tab w:val="num" w:pos="1440"/>
+        </w:tabs>
+        <w:ind w:left="1440" w:hanging="360"/>
+      </w:pPr>
+      <w:rPr>
+        <w:rFonts w:ascii="Courier New" w:hAnsi="Courier New" w:hint="default"/>
+        <w:sz w:val="20"/>
+      </w:rPr>
+    </w:lvl>
+    <w:lvl w:ilvl="2" w:tentative="1">
+      <w:start w:val="1"/>
+      <w:numFmt w:val="bullet"/>
+      <w:lvlText w:val=""/>
+      <w:lvlJc w:val="left"/>
+      <w:pPr>
+        <w:tabs>
+          <w:tab w:val="num" w:pos="2160"/>
+        </w:tabs>
+        <w:ind w:left="2160" w:hanging="360"/>
+      </w:pPr>
+      <w:rPr>
+        <w:rFonts w:ascii="Wingdings" w:hAnsi="Wingdings" w:hint="default"/>
+        <w:sz w:val="20"/>
+      </w:rPr>
+    </w:lvl>
+    <w:lvl w:ilvl="3" w:tentative="1">
+      <w:start w:val="1"/>
+      <w:numFmt w:val="bullet"/>
+      <w:lvlText w:val=""/>
+      <w:lvlJc w:val="left"/>
+      <w:pPr>
+        <w:tabs>
+          <w:tab w:val="num" w:pos="2880"/>
+        </w:tabs>
+        <w:ind w:left="2880" w:hanging="360"/>
+      </w:pPr>
+      <w:rPr>
+        <w:rFonts w:ascii="Wingdings" w:hAnsi="Wingdings" w:hint="default"/>
+        <w:sz w:val="20"/>
+      </w:rPr>
+    </w:lvl>
+    <w:lvl w:ilvl="4" w:tentative="1">
+      <w:start w:val="1"/>
+      <w:numFmt w:val="bullet"/>
+      <w:lvlText w:val=""/>
+      <w:lvlJc w:val="left"/>
+      <w:pPr>
+        <w:tabs>
+          <w:tab w:val="num" w:pos="3600"/>
+        </w:tabs>
+        <w:ind w:left="3600" w:hanging="360"/>
+      </w:pPr>
+      <w:rPr>
+        <w:rFonts w:ascii="Wingdings" w:hAnsi="Wingdings" w:hint="default"/>
+        <w:sz w:val="20"/>
+      </w:rPr>
+    </w:lvl>
+    <w:lvl w:ilvl="5" w:tentative="1">
+      <w:start w:val="1"/>
+      <w:numFmt w:val="bullet"/>
+      <w:lvlText w:val=""/>
+      <w:lvlJc w:val="left"/>
+      <w:pPr>
+        <w:tabs>
+          <w:tab w:val="num" w:pos="4320"/>
+        </w:tabs>
+        <w:ind w:left="4320" w:hanging="360"/>
+      </w:pPr>
+      <w:rPr>
+        <w:rFonts w:ascii="Wingdings" w:hAnsi="Wingdings" w:hint="default"/>
+        <w:sz w:val="20"/>
+      </w:rPr>
+    </w:lvl>
+    <w:lvl w:ilvl="6" w:tentative="1">
+      <w:start w:val="1"/>
+      <w:numFmt w:val="bullet"/>
+      <w:lvlText w:val=""/>
+      <w:lvlJc w:val="left"/>
+      <w:pPr>
+        <w:tabs>
+          <w:tab w:val="num" w:pos="5040"/>
+        </w:tabs>
+        <w:ind w:left="5040" w:hanging="360"/>
+      </w:pPr>
+      <w:rPr>
+        <w:rFonts w:ascii="Wingdings" w:hAnsi="Wingdings" w:hint="default"/>
+        <w:sz w:val="20"/>
+      </w:rPr>
+    </w:lvl>
+    <w:lvl w:ilvl="7" w:tentative="1">
+      <w:start w:val="1"/>
+      <w:numFmt w:val="bullet"/>
+      <w:lvlText w:val=""/>
+      <w:lvlJc w:val="left"/>
+      <w:pPr>
+        <w:tabs>
+          <w:tab w:val="num" w:pos="5760"/>
+        </w:tabs>
+        <w:ind w:left="5760" w:hanging="360"/>
+      </w:pPr>
+      <w:rPr>
+        <w:rFonts w:ascii="Wingdings" w:hAnsi="Wingdings" w:hint="default"/>
+        <w:sz w:val="20"/>
+      </w:rPr>
+    </w:lvl>
+    <w:lvl w:ilvl="8" w:tentative="1">
+      <w:start w:val="1"/>
+      <w:numFmt w:val="bullet"/>
+      <w:lvlText w:val=""/>
+      <w:lvlJc w:val="left"/>
+      <w:pPr>
+        <w:tabs>
+          <w:tab w:val="num" w:pos="6480"/>
+        </w:tabs>
+        <w:ind w:left="6480" w:hanging="360"/>
+      </w:pPr>
+      <w:rPr>
+        <w:rFonts w:ascii="Wingdings" w:hAnsi="Wingdings" w:hint="default"/>
+        <w:sz w:val="20"/>
+      </w:rPr>
+    </w:lvl>
+  </w:abstractNum>
+  <w:abstractNum w:abstractNumId="7" w15:restartNumberingAfterBreak="0">
+    <w:nsid w:val="48DC729F"/>
+    <w:multiLevelType w:val="multilevel"/>
+    <w:tmpl w:val="12524F92"/>
+    <w:lvl w:ilvl="0">
+      <w:start w:val="1"/>
+      <w:numFmt w:val="bullet"/>
+      <w:lvlText w:val=""/>
+      <w:lvlJc w:val="left"/>
+      <w:pPr>
+        <w:tabs>
+          <w:tab w:val="num" w:pos="720"/>
+        </w:tabs>
+        <w:ind w:left="720" w:hanging="360"/>
+      </w:pPr>
+      <w:rPr>
+        <w:rFonts w:ascii="Symbol" w:hAnsi="Symbol" w:hint="default"/>
+        <w:sz w:val="20"/>
+      </w:rPr>
+    </w:lvl>
+    <w:lvl w:ilvl="1" w:tentative="1">
+      <w:start w:val="1"/>
+      <w:numFmt w:val="bullet"/>
+      <w:lvlText w:val="o"/>
+      <w:lvlJc w:val="left"/>
+      <w:pPr>
+        <w:tabs>
+          <w:tab w:val="num" w:pos="1440"/>
+        </w:tabs>
+        <w:ind w:left="1440" w:hanging="360"/>
+      </w:pPr>
+      <w:rPr>
+        <w:rFonts w:ascii="Courier New" w:hAnsi="Courier New" w:hint="default"/>
+        <w:sz w:val="20"/>
+      </w:rPr>
+    </w:lvl>
+    <w:lvl w:ilvl="2" w:tentative="1">
+      <w:start w:val="1"/>
+      <w:numFmt w:val="bullet"/>
+      <w:lvlText w:val=""/>
+      <w:lvlJc w:val="left"/>
+      <w:pPr>
+        <w:tabs>
+          <w:tab w:val="num" w:pos="2160"/>
+        </w:tabs>
+        <w:ind w:left="2160" w:hanging="360"/>
+      </w:pPr>
+      <w:rPr>
+        <w:rFonts w:ascii="Wingdings" w:hAnsi="Wingdings" w:hint="default"/>
+        <w:sz w:val="20"/>
+      </w:rPr>
+    </w:lvl>
+    <w:lvl w:ilvl="3" w:tentative="1">
+      <w:start w:val="1"/>
+      <w:numFmt w:val="bullet"/>
+      <w:lvlText w:val=""/>
+      <w:lvlJc w:val="left"/>
+      <w:pPr>
+        <w:tabs>
+          <w:tab w:val="num" w:pos="2880"/>
+        </w:tabs>
+        <w:ind w:left="2880" w:hanging="360"/>
+      </w:pPr>
+      <w:rPr>
+        <w:rFonts w:ascii="Wingdings" w:hAnsi="Wingdings" w:hint="default"/>
+        <w:sz w:val="20"/>
+      </w:rPr>
+    </w:lvl>
+    <w:lvl w:ilvl="4" w:tentative="1">
+      <w:start w:val="1"/>
+      <w:numFmt w:val="bullet"/>
+      <w:lvlText w:val=""/>
+      <w:lvlJc w:val="left"/>
+      <w:pPr>
+        <w:tabs>
+          <w:tab w:val="num" w:pos="3600"/>
+        </w:tabs>
+        <w:ind w:left="3600" w:hanging="360"/>
+      </w:pPr>
+      <w:rPr>
+        <w:rFonts w:ascii="Wingdings" w:hAnsi="Wingdings" w:hint="default"/>
+        <w:sz w:val="20"/>
+      </w:rPr>
+    </w:lvl>
+    <w:lvl w:ilvl="5" w:tentative="1">
+      <w:start w:val="1"/>
+      <w:numFmt w:val="bullet"/>
+      <w:lvlText w:val=""/>
+      <w:lvlJc w:val="left"/>
+      <w:pPr>
+        <w:tabs>
+          <w:tab w:val="num" w:pos="4320"/>
+        </w:tabs>
+        <w:ind w:left="4320" w:hanging="360"/>
+      </w:pPr>
+      <w:rPr>
+        <w:rFonts w:ascii="Wingdings" w:hAnsi="Wingdings" w:hint="default"/>
+        <w:sz w:val="20"/>
+      </w:rPr>
+    </w:lvl>
+    <w:lvl w:ilvl="6" w:tentative="1">
+      <w:start w:val="1"/>
+      <w:numFmt w:val="bullet"/>
+      <w:lvlText w:val=""/>
+      <w:lvlJc w:val="left"/>
+      <w:pPr>
+        <w:tabs>
+          <w:tab w:val="num" w:pos="5040"/>
+        </w:tabs>
+        <w:ind w:left="5040" w:hanging="360"/>
+      </w:pPr>
+      <w:rPr>
+        <w:rFonts w:ascii="Wingdings" w:hAnsi="Wingdings" w:hint="default"/>
+        <w:sz w:val="20"/>
+      </w:rPr>
+    </w:lvl>
+    <w:lvl w:ilvl="7" w:tentative="1">
+      <w:start w:val="1"/>
+      <w:numFmt w:val="bullet"/>
+      <w:lvlText w:val=""/>
+      <w:lvlJc w:val="left"/>
+      <w:pPr>
+        <w:tabs>
+          <w:tab w:val="num" w:pos="5760"/>
+        </w:tabs>
+        <w:ind w:left="5760" w:hanging="360"/>
+      </w:pPr>
+      <w:rPr>
+        <w:rFonts w:ascii="Wingdings" w:hAnsi="Wingdings" w:hint="default"/>
+        <w:sz w:val="20"/>
+      </w:rPr>
+    </w:lvl>
+    <w:lvl w:ilvl="8" w:tentative="1">
+      <w:start w:val="1"/>
+      <w:numFmt w:val="bullet"/>
+      <w:lvlText w:val=""/>
+      <w:lvlJc w:val="left"/>
+      <w:pPr>
+        <w:tabs>
+          <w:tab w:val="num" w:pos="6480"/>
+        </w:tabs>
+        <w:ind w:left="6480" w:hanging="360"/>
+      </w:pPr>
+      <w:rPr>
+        <w:rFonts w:ascii="Wingdings" w:hAnsi="Wingdings" w:hint="default"/>
+        <w:sz w:val="20"/>
+      </w:rPr>
+    </w:lvl>
+  </w:abstractNum>
+  <w:abstractNum w:abstractNumId="8" w15:restartNumberingAfterBreak="0">
+    <w:nsid w:val="50796A61"/>
+    <w:multiLevelType w:val="multilevel"/>
+    <w:tmpl w:val="BEB0F52E"/>
+    <w:lvl w:ilvl="0">
+      <w:start w:val="1"/>
+      <w:numFmt w:val="bullet"/>
+      <w:lvlText w:val=""/>
+      <w:lvlJc w:val="left"/>
+      <w:pPr>
+        <w:tabs>
+          <w:tab w:val="num" w:pos="720"/>
+        </w:tabs>
+        <w:ind w:left="720" w:hanging="360"/>
+      </w:pPr>
+      <w:rPr>
+        <w:rFonts w:ascii="Symbol" w:hAnsi="Symbol" w:hint="default"/>
+        <w:sz w:val="20"/>
+      </w:rPr>
+    </w:lvl>
+    <w:lvl w:ilvl="1" w:tentative="1">
+      <w:start w:val="1"/>
+      <w:numFmt w:val="bullet"/>
+      <w:lvlText w:val="o"/>
+      <w:lvlJc w:val="left"/>
+      <w:pPr>
+        <w:tabs>
+          <w:tab w:val="num" w:pos="1440"/>
+        </w:tabs>
+        <w:ind w:left="1440" w:hanging="360"/>
+      </w:pPr>
+      <w:rPr>
+        <w:rFonts w:ascii="Courier New" w:hAnsi="Courier New" w:hint="default"/>
+        <w:sz w:val="20"/>
+      </w:rPr>
+    </w:lvl>
+    <w:lvl w:ilvl="2" w:tentative="1">
+      <w:start w:val="1"/>
+      <w:numFmt w:val="bullet"/>
+      <w:lvlText w:val=""/>
+      <w:lvlJc w:val="left"/>
+      <w:pPr>
+        <w:tabs>
+          <w:tab w:val="num" w:pos="2160"/>
+        </w:tabs>
+        <w:ind w:left="2160" w:hanging="360"/>
+      </w:pPr>
+      <w:rPr>
+        <w:rFonts w:ascii="Wingdings" w:hAnsi="Wingdings" w:hint="default"/>
+        <w:sz w:val="20"/>
+      </w:rPr>
+    </w:lvl>
+    <w:lvl w:ilvl="3" w:tentative="1">
+      <w:start w:val="1"/>
+      <w:numFmt w:val="bullet"/>
+      <w:lvlText w:val=""/>
+      <w:lvlJc w:val="left"/>
+      <w:pPr>
+        <w:tabs>
+          <w:tab w:val="num" w:pos="2880"/>
+        </w:tabs>
+        <w:ind w:left="2880" w:hanging="360"/>
+      </w:pPr>
+      <w:rPr>
+        <w:rFonts w:ascii="Wingdings" w:hAnsi="Wingdings" w:hint="default"/>
+        <w:sz w:val="20"/>
+      </w:rPr>
+    </w:lvl>
+    <w:lvl w:ilvl="4" w:tentative="1">
+      <w:start w:val="1"/>
+      <w:numFmt w:val="bullet"/>
+      <w:lvlText w:val=""/>
+      <w:lvlJc w:val="left"/>
+      <w:pPr>
+        <w:tabs>
+          <w:tab w:val="num" w:pos="3600"/>
+        </w:tabs>
+        <w:ind w:left="3600" w:hanging="360"/>
+      </w:pPr>
+      <w:rPr>
+        <w:rFonts w:ascii="Wingdings" w:hAnsi="Wingdings" w:hint="default"/>
+        <w:sz w:val="20"/>
+      </w:rPr>
+    </w:lvl>
+    <w:lvl w:ilvl="5" w:tentative="1">
+      <w:start w:val="1"/>
+      <w:numFmt w:val="bullet"/>
+      <w:lvlText w:val=""/>
+      <w:lvlJc w:val="left"/>
+      <w:pPr>
+        <w:tabs>
+          <w:tab w:val="num" w:pos="4320"/>
+        </w:tabs>
+        <w:ind w:left="4320" w:hanging="360"/>
+      </w:pPr>
+      <w:rPr>
+        <w:rFonts w:ascii="Wingdings" w:hAnsi="Wingdings" w:hint="default"/>
+        <w:sz w:val="20"/>
+      </w:rPr>
+    </w:lvl>
+    <w:lvl w:ilvl="6" w:tentative="1">
+      <w:start w:val="1"/>
+      <w:numFmt w:val="bullet"/>
+      <w:lvlText w:val=""/>
+      <w:lvlJc w:val="left"/>
+      <w:pPr>
+        <w:tabs>
+          <w:tab w:val="num" w:pos="5040"/>
+        </w:tabs>
+        <w:ind w:left="5040" w:hanging="360"/>
+      </w:pPr>
+      <w:rPr>
+        <w:rFonts w:ascii="Wingdings" w:hAnsi="Wingdings" w:hint="default"/>
+        <w:sz w:val="20"/>
+      </w:rPr>
+    </w:lvl>
+    <w:lvl w:ilvl="7" w:tentative="1">
+      <w:start w:val="1"/>
+      <w:numFmt w:val="bullet"/>
+      <w:lvlText w:val=""/>
+      <w:lvlJc w:val="left"/>
+      <w:pPr>
+        <w:tabs>
+          <w:tab w:val="num" w:pos="5760"/>
+        </w:tabs>
+        <w:ind w:left="5760" w:hanging="360"/>
+      </w:pPr>
+      <w:rPr>
+        <w:rFonts w:ascii="Wingdings" w:hAnsi="Wingdings" w:hint="default"/>
+        <w:sz w:val="20"/>
+      </w:rPr>
+    </w:lvl>
+    <w:lvl w:ilvl="8" w:tentative="1">
+      <w:start w:val="1"/>
+      <w:numFmt w:val="bullet"/>
+      <w:lvlText w:val=""/>
+      <w:lvlJc w:val="left"/>
+      <w:pPr>
+        <w:tabs>
+          <w:tab w:val="num" w:pos="6480"/>
+        </w:tabs>
+        <w:ind w:left="6480" w:hanging="360"/>
+      </w:pPr>
+      <w:rPr>
+        <w:rFonts w:ascii="Wingdings" w:hAnsi="Wingdings" w:hint="default"/>
+        <w:sz w:val="20"/>
+      </w:rPr>
+    </w:lvl>
+  </w:abstractNum>
+  <w:abstractNum w:abstractNumId="9" w15:restartNumberingAfterBreak="0">
     <w:nsid w:val="563322F1"/>
     <w:multiLevelType w:val="multilevel"/>
     <w:tmpl w:val="7FA8F40C"/>
@@ -3141,7 +10597,305 @@
       </w:pPr>
     </w:lvl>
   </w:abstractNum>
-  <w:abstractNum w:abstractNumId="3" w15:restartNumberingAfterBreak="0">
+  <w:abstractNum w:abstractNumId="10" w15:restartNumberingAfterBreak="0">
+    <w:nsid w:val="5B690B34"/>
+    <w:multiLevelType w:val="multilevel"/>
+    <w:tmpl w:val="1430DA76"/>
+    <w:lvl w:ilvl="0">
+      <w:start w:val="1"/>
+      <w:numFmt w:val="bullet"/>
+      <w:lvlText w:val=""/>
+      <w:lvlJc w:val="left"/>
+      <w:pPr>
+        <w:tabs>
+          <w:tab w:val="num" w:pos="720"/>
+        </w:tabs>
+        <w:ind w:left="720" w:hanging="360"/>
+      </w:pPr>
+      <w:rPr>
+        <w:rFonts w:ascii="Symbol" w:hAnsi="Symbol" w:hint="default"/>
+        <w:sz w:val="20"/>
+      </w:rPr>
+    </w:lvl>
+    <w:lvl w:ilvl="1" w:tentative="1">
+      <w:start w:val="1"/>
+      <w:numFmt w:val="bullet"/>
+      <w:lvlText w:val="o"/>
+      <w:lvlJc w:val="left"/>
+      <w:pPr>
+        <w:tabs>
+          <w:tab w:val="num" w:pos="1440"/>
+        </w:tabs>
+        <w:ind w:left="1440" w:hanging="360"/>
+      </w:pPr>
+      <w:rPr>
+        <w:rFonts w:ascii="Courier New" w:hAnsi="Courier New" w:hint="default"/>
+        <w:sz w:val="20"/>
+      </w:rPr>
+    </w:lvl>
+    <w:lvl w:ilvl="2" w:tentative="1">
+      <w:start w:val="1"/>
+      <w:numFmt w:val="bullet"/>
+      <w:lvlText w:val=""/>
+      <w:lvlJc w:val="left"/>
+      <w:pPr>
+        <w:tabs>
+          <w:tab w:val="num" w:pos="2160"/>
+        </w:tabs>
+        <w:ind w:left="2160" w:hanging="360"/>
+      </w:pPr>
+      <w:rPr>
+        <w:rFonts w:ascii="Wingdings" w:hAnsi="Wingdings" w:hint="default"/>
+        <w:sz w:val="20"/>
+      </w:rPr>
+    </w:lvl>
+    <w:lvl w:ilvl="3" w:tentative="1">
+      <w:start w:val="1"/>
+      <w:numFmt w:val="bullet"/>
+      <w:lvlText w:val=""/>
+      <w:lvlJc w:val="left"/>
+      <w:pPr>
+        <w:tabs>
+          <w:tab w:val="num" w:pos="2880"/>
+        </w:tabs>
+        <w:ind w:left="2880" w:hanging="360"/>
+      </w:pPr>
+      <w:rPr>
+        <w:rFonts w:ascii="Wingdings" w:hAnsi="Wingdings" w:hint="default"/>
+        <w:sz w:val="20"/>
+      </w:rPr>
+    </w:lvl>
+    <w:lvl w:ilvl="4" w:tentative="1">
+      <w:start w:val="1"/>
+      <w:numFmt w:val="bullet"/>
+      <w:lvlText w:val=""/>
+      <w:lvlJc w:val="left"/>
+      <w:pPr>
+        <w:tabs>
+          <w:tab w:val="num" w:pos="3600"/>
+        </w:tabs>
+        <w:ind w:left="3600" w:hanging="360"/>
+      </w:pPr>
+      <w:rPr>
+        <w:rFonts w:ascii="Wingdings" w:hAnsi="Wingdings" w:hint="default"/>
+        <w:sz w:val="20"/>
+      </w:rPr>
+    </w:lvl>
+    <w:lvl w:ilvl="5" w:tentative="1">
+      <w:start w:val="1"/>
+      <w:numFmt w:val="bullet"/>
+      <w:lvlText w:val=""/>
+      <w:lvlJc w:val="left"/>
+      <w:pPr>
+        <w:tabs>
+          <w:tab w:val="num" w:pos="4320"/>
+        </w:tabs>
+        <w:ind w:left="4320" w:hanging="360"/>
+      </w:pPr>
+      <w:rPr>
+        <w:rFonts w:ascii="Wingdings" w:hAnsi="Wingdings" w:hint="default"/>
+        <w:sz w:val="20"/>
+      </w:rPr>
+    </w:lvl>
+    <w:lvl w:ilvl="6" w:tentative="1">
+      <w:start w:val="1"/>
+      <w:numFmt w:val="bullet"/>
+      <w:lvlText w:val=""/>
+      <w:lvlJc w:val="left"/>
+      <w:pPr>
+        <w:tabs>
+          <w:tab w:val="num" w:pos="5040"/>
+        </w:tabs>
+        <w:ind w:left="5040" w:hanging="360"/>
+      </w:pPr>
+      <w:rPr>
+        <w:rFonts w:ascii="Wingdings" w:hAnsi="Wingdings" w:hint="default"/>
+        <w:sz w:val="20"/>
+      </w:rPr>
+    </w:lvl>
+    <w:lvl w:ilvl="7" w:tentative="1">
+      <w:start w:val="1"/>
+      <w:numFmt w:val="bullet"/>
+      <w:lvlText w:val=""/>
+      <w:lvlJc w:val="left"/>
+      <w:pPr>
+        <w:tabs>
+          <w:tab w:val="num" w:pos="5760"/>
+        </w:tabs>
+        <w:ind w:left="5760" w:hanging="360"/>
+      </w:pPr>
+      <w:rPr>
+        <w:rFonts w:ascii="Wingdings" w:hAnsi="Wingdings" w:hint="default"/>
+        <w:sz w:val="20"/>
+      </w:rPr>
+    </w:lvl>
+    <w:lvl w:ilvl="8" w:tentative="1">
+      <w:start w:val="1"/>
+      <w:numFmt w:val="bullet"/>
+      <w:lvlText w:val=""/>
+      <w:lvlJc w:val="left"/>
+      <w:pPr>
+        <w:tabs>
+          <w:tab w:val="num" w:pos="6480"/>
+        </w:tabs>
+        <w:ind w:left="6480" w:hanging="360"/>
+      </w:pPr>
+      <w:rPr>
+        <w:rFonts w:ascii="Wingdings" w:hAnsi="Wingdings" w:hint="default"/>
+        <w:sz w:val="20"/>
+      </w:rPr>
+    </w:lvl>
+  </w:abstractNum>
+  <w:abstractNum w:abstractNumId="11" w15:restartNumberingAfterBreak="0">
+    <w:nsid w:val="60394188"/>
+    <w:multiLevelType w:val="multilevel"/>
+    <w:tmpl w:val="9DA08864"/>
+    <w:lvl w:ilvl="0">
+      <w:start w:val="1"/>
+      <w:numFmt w:val="bullet"/>
+      <w:lvlText w:val=""/>
+      <w:lvlJc w:val="left"/>
+      <w:pPr>
+        <w:tabs>
+          <w:tab w:val="num" w:pos="720"/>
+        </w:tabs>
+        <w:ind w:left="720" w:hanging="360"/>
+      </w:pPr>
+      <w:rPr>
+        <w:rFonts w:ascii="Symbol" w:hAnsi="Symbol" w:hint="default"/>
+        <w:sz w:val="20"/>
+      </w:rPr>
+    </w:lvl>
+    <w:lvl w:ilvl="1">
+      <w:start w:val="1"/>
+      <w:numFmt w:val="bullet"/>
+      <w:lvlText w:val="o"/>
+      <w:lvlJc w:val="left"/>
+      <w:pPr>
+        <w:tabs>
+          <w:tab w:val="num" w:pos="1440"/>
+        </w:tabs>
+        <w:ind w:left="1440" w:hanging="360"/>
+      </w:pPr>
+      <w:rPr>
+        <w:rFonts w:ascii="Courier New" w:hAnsi="Courier New" w:hint="default"/>
+        <w:sz w:val="20"/>
+      </w:rPr>
+    </w:lvl>
+    <w:lvl w:ilvl="2" w:tentative="1">
+      <w:start w:val="1"/>
+      <w:numFmt w:val="bullet"/>
+      <w:lvlText w:val=""/>
+      <w:lvlJc w:val="left"/>
+      <w:pPr>
+        <w:tabs>
+          <w:tab w:val="num" w:pos="2160"/>
+        </w:tabs>
+        <w:ind w:left="2160" w:hanging="360"/>
+      </w:pPr>
+      <w:rPr>
+        <w:rFonts w:ascii="Wingdings" w:hAnsi="Wingdings" w:hint="default"/>
+        <w:sz w:val="20"/>
+      </w:rPr>
+    </w:lvl>
+    <w:lvl w:ilvl="3" w:tentative="1">
+      <w:start w:val="1"/>
+      <w:numFmt w:val="bullet"/>
+      <w:lvlText w:val=""/>
+      <w:lvlJc w:val="left"/>
+      <w:pPr>
+        <w:tabs>
+          <w:tab w:val="num" w:pos="2880"/>
+        </w:tabs>
+        <w:ind w:left="2880" w:hanging="360"/>
+      </w:pPr>
+      <w:rPr>
+        <w:rFonts w:ascii="Wingdings" w:hAnsi="Wingdings" w:hint="default"/>
+        <w:sz w:val="20"/>
+      </w:rPr>
+    </w:lvl>
+    <w:lvl w:ilvl="4" w:tentative="1">
+      <w:start w:val="1"/>
+      <w:numFmt w:val="bullet"/>
+      <w:lvlText w:val=""/>
+      <w:lvlJc w:val="left"/>
+      <w:pPr>
+        <w:tabs>
+          <w:tab w:val="num" w:pos="3600"/>
+        </w:tabs>
+        <w:ind w:left="3600" w:hanging="360"/>
+      </w:pPr>
+      <w:rPr>
+        <w:rFonts w:ascii="Wingdings" w:hAnsi="Wingdings" w:hint="default"/>
+        <w:sz w:val="20"/>
+      </w:rPr>
+    </w:lvl>
+    <w:lvl w:ilvl="5" w:tentative="1">
+      <w:start w:val="1"/>
+      <w:numFmt w:val="bullet"/>
+      <w:lvlText w:val=""/>
+      <w:lvlJc w:val="left"/>
+      <w:pPr>
+        <w:tabs>
+          <w:tab w:val="num" w:pos="4320"/>
+        </w:tabs>
+        <w:ind w:left="4320" w:hanging="360"/>
+      </w:pPr>
+      <w:rPr>
+        <w:rFonts w:ascii="Wingdings" w:hAnsi="Wingdings" w:hint="default"/>
+        <w:sz w:val="20"/>
+      </w:rPr>
+    </w:lvl>
+    <w:lvl w:ilvl="6" w:tentative="1">
+      <w:start w:val="1"/>
+      <w:numFmt w:val="bullet"/>
+      <w:lvlText w:val=""/>
+      <w:lvlJc w:val="left"/>
+      <w:pPr>
+        <w:tabs>
+          <w:tab w:val="num" w:pos="5040"/>
+        </w:tabs>
+        <w:ind w:left="5040" w:hanging="360"/>
+      </w:pPr>
+      <w:rPr>
+        <w:rFonts w:ascii="Wingdings" w:hAnsi="Wingdings" w:hint="default"/>
+        <w:sz w:val="20"/>
+      </w:rPr>
+    </w:lvl>
+    <w:lvl w:ilvl="7" w:tentative="1">
+      <w:start w:val="1"/>
+      <w:numFmt w:val="bullet"/>
+      <w:lvlText w:val=""/>
+      <w:lvlJc w:val="left"/>
+      <w:pPr>
+        <w:tabs>
+          <w:tab w:val="num" w:pos="5760"/>
+        </w:tabs>
+        <w:ind w:left="5760" w:hanging="360"/>
+      </w:pPr>
+      <w:rPr>
+        <w:rFonts w:ascii="Wingdings" w:hAnsi="Wingdings" w:hint="default"/>
+        <w:sz w:val="20"/>
+      </w:rPr>
+    </w:lvl>
+    <w:lvl w:ilvl="8" w:tentative="1">
+      <w:start w:val="1"/>
+      <w:numFmt w:val="bullet"/>
+      <w:lvlText w:val=""/>
+      <w:lvlJc w:val="left"/>
+      <w:pPr>
+        <w:tabs>
+          <w:tab w:val="num" w:pos="6480"/>
+        </w:tabs>
+        <w:ind w:left="6480" w:hanging="360"/>
+      </w:pPr>
+      <w:rPr>
+        <w:rFonts w:ascii="Wingdings" w:hAnsi="Wingdings" w:hint="default"/>
+        <w:sz w:val="20"/>
+      </w:rPr>
+    </w:lvl>
+  </w:abstractNum>
+  <w:abstractNum w:abstractNumId="12" w15:restartNumberingAfterBreak="0">
     <w:nsid w:val="678942D3"/>
     <w:multiLevelType w:val="multilevel"/>
     <w:tmpl w:val="B014946A"/>
@@ -3290,7 +11044,7 @@
       </w:rPr>
     </w:lvl>
   </w:abstractNum>
-  <w:abstractNum w:abstractNumId="4" w15:restartNumberingAfterBreak="0">
+  <w:abstractNum w:abstractNumId="13" w15:restartNumberingAfterBreak="0">
     <w:nsid w:val="69F05BF9"/>
     <w:multiLevelType w:val="multilevel"/>
     <w:tmpl w:val="776AAD52"/>
@@ -3439,7 +11193,120 @@
       </w:rPr>
     </w:lvl>
   </w:abstractNum>
-  <w:abstractNum w:abstractNumId="5" w15:restartNumberingAfterBreak="0">
+  <w:abstractNum w:abstractNumId="14" w15:restartNumberingAfterBreak="0">
+    <w:nsid w:val="6EA02EBA"/>
+    <w:multiLevelType w:val="multilevel"/>
+    <w:tmpl w:val="9CB8D434"/>
+    <w:lvl w:ilvl="0">
+      <w:start w:val="1"/>
+      <w:numFmt w:val="decimal"/>
+      <w:lvlText w:val="%1."/>
+      <w:lvlJc w:val="left"/>
+      <w:pPr>
+        <w:tabs>
+          <w:tab w:val="num" w:pos="720"/>
+        </w:tabs>
+        <w:ind w:left="720" w:hanging="360"/>
+      </w:pPr>
+    </w:lvl>
+    <w:lvl w:ilvl="1" w:tentative="1">
+      <w:start w:val="1"/>
+      <w:numFmt w:val="decimal"/>
+      <w:lvlText w:val="%2."/>
+      <w:lvlJc w:val="left"/>
+      <w:pPr>
+        <w:tabs>
+          <w:tab w:val="num" w:pos="1440"/>
+        </w:tabs>
+        <w:ind w:left="1440" w:hanging="360"/>
+      </w:pPr>
+    </w:lvl>
+    <w:lvl w:ilvl="2" w:tentative="1">
+      <w:start w:val="1"/>
+      <w:numFmt w:val="decimal"/>
+      <w:lvlText w:val="%3."/>
+      <w:lvlJc w:val="left"/>
+      <w:pPr>
+        <w:tabs>
+          <w:tab w:val="num" w:pos="2160"/>
+        </w:tabs>
+        <w:ind w:left="2160" w:hanging="360"/>
+      </w:pPr>
+    </w:lvl>
+    <w:lvl w:ilvl="3" w:tentative="1">
+      <w:start w:val="1"/>
+      <w:numFmt w:val="decimal"/>
+      <w:lvlText w:val="%4."/>
+      <w:lvlJc w:val="left"/>
+      <w:pPr>
+        <w:tabs>
+          <w:tab w:val="num" w:pos="2880"/>
+        </w:tabs>
+        <w:ind w:left="2880" w:hanging="360"/>
+      </w:pPr>
+    </w:lvl>
+    <w:lvl w:ilvl="4" w:tentative="1">
+      <w:start w:val="1"/>
+      <w:numFmt w:val="decimal"/>
+      <w:lvlText w:val="%5."/>
+      <w:lvlJc w:val="left"/>
+      <w:pPr>
+        <w:tabs>
+          <w:tab w:val="num" w:pos="3600"/>
+        </w:tabs>
+        <w:ind w:left="3600" w:hanging="360"/>
+      </w:pPr>
+    </w:lvl>
+    <w:lvl w:ilvl="5" w:tentative="1">
+      <w:start w:val="1"/>
+      <w:numFmt w:val="decimal"/>
+      <w:lvlText w:val="%6."/>
+      <w:lvlJc w:val="left"/>
+      <w:pPr>
+        <w:tabs>
+          <w:tab w:val="num" w:pos="4320"/>
+        </w:tabs>
+        <w:ind w:left="4320" w:hanging="360"/>
+      </w:pPr>
+    </w:lvl>
+    <w:lvl w:ilvl="6" w:tentative="1">
+      <w:start w:val="1"/>
+      <w:numFmt w:val="decimal"/>
+      <w:lvlText w:val="%7."/>
+      <w:lvlJc w:val="left"/>
+      <w:pPr>
+        <w:tabs>
+          <w:tab w:val="num" w:pos="5040"/>
+        </w:tabs>
+        <w:ind w:left="5040" w:hanging="360"/>
+      </w:pPr>
+    </w:lvl>
+    <w:lvl w:ilvl="7" w:tentative="1">
+      <w:start w:val="1"/>
+      <w:numFmt w:val="decimal"/>
+      <w:lvlText w:val="%8."/>
+      <w:lvlJc w:val="left"/>
+      <w:pPr>
+        <w:tabs>
+          <w:tab w:val="num" w:pos="5760"/>
+        </w:tabs>
+        <w:ind w:left="5760" w:hanging="360"/>
+      </w:pPr>
+    </w:lvl>
+    <w:lvl w:ilvl="8" w:tentative="1">
+      <w:start w:val="1"/>
+      <w:numFmt w:val="decimal"/>
+      <w:lvlText w:val="%9."/>
+      <w:lvlJc w:val="left"/>
+      <w:pPr>
+        <w:tabs>
+          <w:tab w:val="num" w:pos="6480"/>
+        </w:tabs>
+        <w:ind w:left="6480" w:hanging="360"/>
+      </w:pPr>
+    </w:lvl>
+  </w:abstractNum>
+  <w:abstractNum w:abstractNumId="15" w15:restartNumberingAfterBreak="0">
     <w:nsid w:val="74E13F54"/>
     <w:multiLevelType w:val="multilevel"/>
     <w:tmpl w:val="7A4AEFDE"/>
@@ -3589,22 +11456,52 @@
     </w:lvl>
   </w:abstractNum>
   <w:num w:numId="1" w16cid:durableId="1634942704">
-    <w:abstractNumId w:val="4"/>
+    <w:abstractNumId w:val="13"/>
   </w:num>
   <w:num w:numId="2" w16cid:durableId="43455050">
-    <w:abstractNumId w:val="1"/>
+    <w:abstractNumId w:val="5"/>
   </w:num>
   <w:num w:numId="3" w16cid:durableId="15693454">
-    <w:abstractNumId w:val="2"/>
+    <w:abstractNumId w:val="9"/>
   </w:num>
   <w:num w:numId="4" w16cid:durableId="1716544912">
-    <w:abstractNumId w:val="5"/>
+    <w:abstractNumId w:val="15"/>
   </w:num>
   <w:num w:numId="5" w16cid:durableId="5139372">
     <w:abstractNumId w:val="0"/>
   </w:num>
   <w:num w:numId="6" w16cid:durableId="366835832">
+    <w:abstractNumId w:val="12"/>
+  </w:num>
+  <w:num w:numId="7" w16cid:durableId="830295219">
+    <w:abstractNumId w:val="10"/>
+  </w:num>
+  <w:num w:numId="8" w16cid:durableId="504246964">
+    <w:abstractNumId w:val="4"/>
+  </w:num>
+  <w:num w:numId="9" w16cid:durableId="1994941129">
+    <w:abstractNumId w:val="11"/>
+  </w:num>
+  <w:num w:numId="10" w16cid:durableId="214195855">
     <w:abstractNumId w:val="3"/>
+  </w:num>
+  <w:num w:numId="11" w16cid:durableId="1340153657">
+    <w:abstractNumId w:val="8"/>
+  </w:num>
+  <w:num w:numId="12" w16cid:durableId="1344167818">
+    <w:abstractNumId w:val="1"/>
+  </w:num>
+  <w:num w:numId="13" w16cid:durableId="1201742865">
+    <w:abstractNumId w:val="6"/>
+  </w:num>
+  <w:num w:numId="14" w16cid:durableId="209071397">
+    <w:abstractNumId w:val="7"/>
+  </w:num>
+  <w:num w:numId="15" w16cid:durableId="417798825">
+    <w:abstractNumId w:val="2"/>
+  </w:num>
+  <w:num w:numId="16" w16cid:durableId="825437248">
+    <w:abstractNumId w:val="14"/>
   </w:num>
 </w:numbering>
 </file>
@@ -4212,7 +12109,6 @@
   <w:style w:type="character" w:default="1" w:styleId="DefaultParagraphFont">
     <w:name w:val="Default Paragraph Font"/>
     <w:uiPriority w:val="1"/>
-    <w:semiHidden/>
     <w:unhideWhenUsed/>
   </w:style>
   <w:style w:type="table" w:default="1" w:styleId="TableNormal">

--- a/JAVASCRIPT NOTES/JAVASCRIPT NOTES (2) AFTER BASICS.docx
+++ b/JAVASCRIPT NOTES/JAVASCRIPT NOTES (2) AFTER BASICS.docx
@@ -606,7 +606,7 @@
                     <pic:cNvPicPr/>
                   </pic:nvPicPr>
                   <pic:blipFill>
-                    <a:blip r:embed="rId5"/>
+                    <a:blip r:embed="rId7"/>
                     <a:stretch>
                       <a:fillRect/>
                     </a:stretch>
@@ -840,7 +840,7 @@
                     <pic:cNvPicPr/>
                   </pic:nvPicPr>
                   <pic:blipFill>
-                    <a:blip r:embed="rId6"/>
+                    <a:blip r:embed="rId8"/>
                     <a:stretch>
                       <a:fillRect/>
                     </a:stretch>
@@ -911,7 +911,7 @@
                     <pic:cNvPicPr/>
                   </pic:nvPicPr>
                   <pic:blipFill>
-                    <a:blip r:embed="rId7"/>
+                    <a:blip r:embed="rId9"/>
                     <a:stretch>
                       <a:fillRect/>
                     </a:stretch>
@@ -954,7 +954,7 @@
                     <pic:cNvPicPr/>
                   </pic:nvPicPr>
                   <pic:blipFill>
-                    <a:blip r:embed="rId8"/>
+                    <a:blip r:embed="rId10"/>
                     <a:stretch>
                       <a:fillRect/>
                     </a:stretch>
@@ -1037,7 +1037,7 @@
                     <pic:cNvPicPr/>
                   </pic:nvPicPr>
                   <pic:blipFill>
-                    <a:blip r:embed="rId9"/>
+                    <a:blip r:embed="rId11"/>
                     <a:stretch>
                       <a:fillRect/>
                     </a:stretch>
@@ -1238,6 +1238,9 @@
     </w:p>
     <w:p>
       <w:r>
+        <w:rPr>
+          <w:noProof/>
+        </w:rPr>
         <w:drawing>
           <wp:inline distT="0" distB="0" distL="0" distR="0" wp14:anchorId="6744F9E7" wp14:editId="1AD1461D">
             <wp:extent cx="5731510" cy="2024380"/>
@@ -1254,7 +1257,7 @@
                     <pic:cNvPicPr/>
                   </pic:nvPicPr>
                   <pic:blipFill>
-                    <a:blip r:embed="rId10"/>
+                    <a:blip r:embed="rId12"/>
                     <a:stretch>
                       <a:fillRect/>
                     </a:stretch>
@@ -1277,6 +1280,9 @@
     </w:p>
     <w:p>
       <w:r>
+        <w:rPr>
+          <w:noProof/>
+        </w:rPr>
         <w:drawing>
           <wp:inline distT="0" distB="0" distL="0" distR="0" wp14:anchorId="3BF3B9CE" wp14:editId="7AB650BE">
             <wp:extent cx="5731510" cy="4083685"/>
@@ -1293,7 +1299,7 @@
                     <pic:cNvPicPr/>
                   </pic:nvPicPr>
                   <pic:blipFill>
-                    <a:blip r:embed="rId11"/>
+                    <a:blip r:embed="rId13"/>
                     <a:stretch>
                       <a:fillRect/>
                     </a:stretch>
@@ -1721,6 +1727,9 @@
     </w:p>
     <w:p>
       <w:r>
+        <w:rPr>
+          <w:noProof/>
+        </w:rPr>
         <w:drawing>
           <wp:inline distT="0" distB="0" distL="0" distR="0" wp14:anchorId="37B9B0FC" wp14:editId="23D5F240">
             <wp:extent cx="5731510" cy="1896745"/>
@@ -1737,7 +1746,7 @@
                     <pic:cNvPicPr/>
                   </pic:nvPicPr>
                   <pic:blipFill>
-                    <a:blip r:embed="rId12"/>
+                    <a:blip r:embed="rId14"/>
                     <a:stretch>
                       <a:fillRect/>
                     </a:stretch>
@@ -2765,6 +2774,7 @@
         <w:rPr>
           <w:b/>
           <w:bCs/>
+          <w:noProof/>
         </w:rPr>
         <w:drawing>
           <wp:inline distT="0" distB="0" distL="0" distR="0" wp14:anchorId="3B26204F" wp14:editId="6509E9B3">
@@ -2782,7 +2792,7 @@
                     <pic:cNvPicPr/>
                   </pic:nvPicPr>
                   <pic:blipFill>
-                    <a:blip r:embed="rId13"/>
+                    <a:blip r:embed="rId15"/>
                     <a:stretch>
                       <a:fillRect/>
                     </a:stretch>
@@ -3079,6 +3089,9 @@
     </w:p>
     <w:p>
       <w:r>
+        <w:rPr>
+          <w:noProof/>
+        </w:rPr>
         <w:drawing>
           <wp:inline distT="0" distB="0" distL="0" distR="0" wp14:anchorId="796D6FE3" wp14:editId="67AF4BE1">
             <wp:extent cx="5731510" cy="1645920"/>
@@ -3095,7 +3108,7 @@
                     <pic:cNvPicPr/>
                   </pic:nvPicPr>
                   <pic:blipFill>
-                    <a:blip r:embed="rId14"/>
+                    <a:blip r:embed="rId16"/>
                     <a:stretch>
                       <a:fillRect/>
                     </a:stretch>
@@ -3118,6 +3131,9 @@
     </w:p>
     <w:p>
       <w:r>
+        <w:rPr>
+          <w:noProof/>
+        </w:rPr>
         <w:lastRenderedPageBreak/>
         <w:drawing>
           <wp:inline distT="0" distB="0" distL="0" distR="0" wp14:anchorId="0DBCA00C" wp14:editId="35624F2B">
@@ -3135,7 +3151,7 @@
                     <pic:cNvPicPr/>
                   </pic:nvPicPr>
                   <pic:blipFill>
-                    <a:blip r:embed="rId15"/>
+                    <a:blip r:embed="rId17"/>
                     <a:stretch>
                       <a:fillRect/>
                     </a:stretch>
@@ -3157,7 +3173,7 @@
       </w:r>
       <w:r>
         <w:pict w14:anchorId="1E5E623C">
-          <v:rect id="_x0000_i1061" style="width:0;height:1.5pt" o:hralign="center" o:hrstd="t" o:hr="t" fillcolor="#a0a0a0" stroked="f"/>
+          <v:rect id="_x0000_i1031" style="width:0;height:1.5pt" o:hralign="center" o:hrstd="t" o:hr="t" fillcolor="#a0a0a0" stroked="f"/>
         </w:pict>
       </w:r>
     </w:p>
@@ -3309,6 +3325,9 @@
     </w:p>
     <w:p>
       <w:r>
+        <w:rPr>
+          <w:noProof/>
+        </w:rPr>
         <w:drawing>
           <wp:inline distT="0" distB="0" distL="0" distR="0" wp14:anchorId="7C4B60AE" wp14:editId="32623AB9">
             <wp:extent cx="5731510" cy="1215390"/>
@@ -3325,7 +3344,7 @@
                     <pic:cNvPicPr/>
                   </pic:nvPicPr>
                   <pic:blipFill>
-                    <a:blip r:embed="rId16"/>
+                    <a:blip r:embed="rId18"/>
                     <a:stretch>
                       <a:fillRect/>
                     </a:stretch>
@@ -3631,6 +3650,9 @@
     <w:p/>
     <w:p>
       <w:r>
+        <w:rPr>
+          <w:noProof/>
+        </w:rPr>
         <w:drawing>
           <wp:inline distT="0" distB="0" distL="0" distR="0" wp14:anchorId="5F024244" wp14:editId="10F51378">
             <wp:extent cx="5731510" cy="1706245"/>
@@ -3647,7 +3669,7 @@
                     <pic:cNvPicPr/>
                   </pic:nvPicPr>
                   <pic:blipFill>
-                    <a:blip r:embed="rId17"/>
+                    <a:blip r:embed="rId19"/>
                     <a:stretch>
                       <a:fillRect/>
                     </a:stretch>
@@ -3670,6 +3692,9 @@
     </w:p>
     <w:p>
       <w:r>
+        <w:rPr>
+          <w:noProof/>
+        </w:rPr>
         <w:lastRenderedPageBreak/>
         <w:drawing>
           <wp:inline distT="0" distB="0" distL="0" distR="0" wp14:anchorId="0E13EBE7" wp14:editId="2D4DAE26">
@@ -3687,7 +3712,7 @@
                     <pic:cNvPicPr/>
                   </pic:nvPicPr>
                   <pic:blipFill>
-                    <a:blip r:embed="rId18"/>
+                    <a:blip r:embed="rId20"/>
                     <a:stretch>
                       <a:fillRect/>
                     </a:stretch>
@@ -3710,6 +3735,9 @@
     </w:p>
     <w:p>
       <w:r>
+        <w:rPr>
+          <w:noProof/>
+        </w:rPr>
         <w:drawing>
           <wp:inline distT="0" distB="0" distL="0" distR="0" wp14:anchorId="723E1C3D" wp14:editId="25C231F1">
             <wp:extent cx="5731510" cy="3979545"/>
@@ -3726,7 +3754,7 @@
                     <pic:cNvPicPr/>
                   </pic:nvPicPr>
                   <pic:blipFill>
-                    <a:blip r:embed="rId19"/>
+                    <a:blip r:embed="rId21"/>
                     <a:stretch>
                       <a:fillRect/>
                     </a:stretch>
@@ -3749,6 +3777,9 @@
     </w:p>
     <w:p>
       <w:r>
+        <w:rPr>
+          <w:noProof/>
+        </w:rPr>
         <w:drawing>
           <wp:inline distT="0" distB="0" distL="0" distR="0" wp14:anchorId="7559818E" wp14:editId="67911377">
             <wp:extent cx="5731510" cy="1170940"/>
@@ -3765,7 +3796,7 @@
                     <pic:cNvPicPr/>
                   </pic:nvPicPr>
                   <pic:blipFill>
-                    <a:blip r:embed="rId20"/>
+                    <a:blip r:embed="rId22"/>
                     <a:stretch>
                       <a:fillRect/>
                     </a:stretch>
@@ -3787,7 +3818,7 @@
       </w:r>
       <w:r>
         <w:pict w14:anchorId="25EB5863">
-          <v:rect id="_x0000_i1062" style="width:0;height:1.5pt" o:hralign="center" o:hrstd="t" o:hr="t" fillcolor="#a0a0a0" stroked="f"/>
+          <v:rect id="_x0000_i1032" style="width:0;height:1.5pt" o:hralign="center" o:hrstd="t" o:hr="t" fillcolor="#a0a0a0" stroked="f"/>
         </w:pict>
       </w:r>
     </w:p>
@@ -3980,6 +4011,9 @@
         <w:t xml:space="preserve">               </w:t>
       </w:r>
       <w:r>
+        <w:rPr>
+          <w:noProof/>
+        </w:rPr>
         <w:drawing>
           <wp:inline distT="0" distB="0" distL="0" distR="0" wp14:anchorId="294EDDD8" wp14:editId="51A1770B">
             <wp:extent cx="4420217" cy="1600423"/>
@@ -3996,7 +4030,7 @@
                     <pic:cNvPicPr/>
                   </pic:nvPicPr>
                   <pic:blipFill>
-                    <a:blip r:embed="rId21"/>
+                    <a:blip r:embed="rId23"/>
                     <a:stretch>
                       <a:fillRect/>
                     </a:stretch>
@@ -4318,6 +4352,9 @@
         <w:t xml:space="preserve">                        </w:t>
       </w:r>
       <w:r>
+        <w:rPr>
+          <w:noProof/>
+        </w:rPr>
         <w:drawing>
           <wp:inline distT="0" distB="0" distL="0" distR="0" wp14:anchorId="7307B2A6" wp14:editId="095D8318">
             <wp:extent cx="3658111" cy="1457528"/>
@@ -4334,7 +4371,7 @@
                     <pic:cNvPicPr/>
                   </pic:nvPicPr>
                   <pic:blipFill>
-                    <a:blip r:embed="rId22"/>
+                    <a:blip r:embed="rId24"/>
                     <a:stretch>
                       <a:fillRect/>
                     </a:stretch>
@@ -4362,6 +4399,9 @@
         <w:t xml:space="preserve">       </w:t>
       </w:r>
       <w:r>
+        <w:rPr>
+          <w:noProof/>
+        </w:rPr>
         <w:drawing>
           <wp:inline distT="0" distB="0" distL="0" distR="0" wp14:anchorId="74FC7921" wp14:editId="14BFF043">
             <wp:extent cx="5363323" cy="876422"/>
@@ -4378,7 +4418,7 @@
                     <pic:cNvPicPr/>
                   </pic:nvPicPr>
                   <pic:blipFill>
-                    <a:blip r:embed="rId23"/>
+                    <a:blip r:embed="rId25"/>
                     <a:stretch>
                       <a:fillRect/>
                     </a:stretch>
@@ -4401,6 +4441,9 @@
     </w:p>
     <w:p>
       <w:r>
+        <w:rPr>
+          <w:noProof/>
+        </w:rPr>
         <w:lastRenderedPageBreak/>
         <w:drawing>
           <wp:inline distT="0" distB="0" distL="0" distR="0" wp14:anchorId="214A6184" wp14:editId="37915913">
@@ -4418,7 +4461,7 @@
                     <pic:cNvPicPr/>
                   </pic:nvPicPr>
                   <pic:blipFill>
-                    <a:blip r:embed="rId24"/>
+                    <a:blip r:embed="rId26"/>
                     <a:stretch>
                       <a:fillRect/>
                     </a:stretch>
@@ -4440,7 +4483,7 @@
       </w:r>
       <w:r>
         <w:pict w14:anchorId="50AA9778">
-          <v:rect id="_x0000_i1063" style="width:0;height:1.5pt" o:hralign="center" o:hrstd="t" o:hr="t" fillcolor="#a0a0a0" stroked="f"/>
+          <v:rect id="_x0000_i1033" style="width:0;height:1.5pt" o:hralign="center" o:hrstd="t" o:hr="t" fillcolor="#a0a0a0" stroked="f"/>
         </w:pict>
       </w:r>
     </w:p>
@@ -4470,6 +4513,7 @@
         <w:rPr>
           <w:b/>
           <w:bCs/>
+          <w:noProof/>
         </w:rPr>
         <w:drawing>
           <wp:inline distT="0" distB="0" distL="0" distR="0" wp14:anchorId="2185824B" wp14:editId="54171E18">
@@ -4487,7 +4531,7 @@
                     <pic:cNvPicPr/>
                   </pic:nvPicPr>
                   <pic:blipFill>
-                    <a:blip r:embed="rId25"/>
+                    <a:blip r:embed="rId27"/>
                     <a:stretch>
                       <a:fillRect/>
                     </a:stretch>
@@ -4808,6 +4852,9 @@
     </w:p>
     <w:p>
       <w:r>
+        <w:rPr>
+          <w:noProof/>
+        </w:rPr>
         <w:drawing>
           <wp:inline distT="0" distB="0" distL="0" distR="0" wp14:anchorId="24ABFB11" wp14:editId="2FA475CF">
             <wp:extent cx="5731510" cy="1160780"/>
@@ -4824,7 +4871,7 @@
                     <pic:cNvPicPr/>
                   </pic:nvPicPr>
                   <pic:blipFill>
-                    <a:blip r:embed="rId26"/>
+                    <a:blip r:embed="rId28"/>
                     <a:stretch>
                       <a:fillRect/>
                     </a:stretch>
@@ -4847,6 +4894,9 @@
     </w:p>
     <w:p>
       <w:r>
+        <w:rPr>
+          <w:noProof/>
+        </w:rPr>
         <w:lastRenderedPageBreak/>
         <w:drawing>
           <wp:inline distT="0" distB="0" distL="0" distR="0" wp14:anchorId="34BFC438" wp14:editId="1F8E8C3E">
@@ -4864,7 +4914,7 @@
                     <pic:cNvPicPr/>
                   </pic:nvPicPr>
                   <pic:blipFill>
-                    <a:blip r:embed="rId27"/>
+                    <a:blip r:embed="rId29"/>
                     <a:stretch>
                       <a:fillRect/>
                     </a:stretch>
@@ -4886,7 +4936,7 @@
       </w:r>
       <w:r>
         <w:pict w14:anchorId="3B81B7B4">
-          <v:rect id="_x0000_i1064" style="width:0;height:1.5pt" o:hralign="center" o:hrstd="t" o:hr="t" fillcolor="#a0a0a0" stroked="f"/>
+          <v:rect id="_x0000_i1034" style="width:0;height:1.5pt" o:hralign="center" o:hrstd="t" o:hr="t" fillcolor="#a0a0a0" stroked="f"/>
         </w:pict>
       </w:r>
     </w:p>
@@ -5027,6 +5077,9 @@
     </w:p>
     <w:p>
       <w:r>
+        <w:rPr>
+          <w:noProof/>
+        </w:rPr>
         <w:drawing>
           <wp:inline distT="0" distB="0" distL="0" distR="0" wp14:anchorId="4D4655EC" wp14:editId="3BB693AB">
             <wp:extent cx="5731510" cy="1671320"/>
@@ -5043,7 +5096,7 @@
                     <pic:cNvPicPr/>
                   </pic:nvPicPr>
                   <pic:blipFill>
-                    <a:blip r:embed="rId28"/>
+                    <a:blip r:embed="rId30"/>
                     <a:stretch>
                       <a:fillRect/>
                     </a:stretch>
@@ -5095,6 +5148,9 @@
     </w:p>
     <w:p>
       <w:r>
+        <w:rPr>
+          <w:noProof/>
+        </w:rPr>
         <w:drawing>
           <wp:inline distT="0" distB="0" distL="0" distR="0" wp14:anchorId="098C8278" wp14:editId="23F1532C">
             <wp:extent cx="5731510" cy="374650"/>
@@ -5111,7 +5167,7 @@
                     <pic:cNvPicPr/>
                   </pic:nvPicPr>
                   <pic:blipFill>
-                    <a:blip r:embed="rId29"/>
+                    <a:blip r:embed="rId31"/>
                     <a:stretch>
                       <a:fillRect/>
                     </a:stretch>
@@ -5474,6 +5530,9 @@
     </w:p>
     <w:p>
       <w:r>
+        <w:rPr>
+          <w:noProof/>
+        </w:rPr>
         <w:drawing>
           <wp:inline distT="0" distB="0" distL="0" distR="0" wp14:anchorId="6A961EE4" wp14:editId="08A0E3E4">
             <wp:extent cx="5731510" cy="1497330"/>
@@ -5490,7 +5549,7 @@
                     <pic:cNvPicPr/>
                   </pic:nvPicPr>
                   <pic:blipFill>
-                    <a:blip r:embed="rId30"/>
+                    <a:blip r:embed="rId32"/>
                     <a:stretch>
                       <a:fillRect/>
                     </a:stretch>
@@ -5512,7 +5571,7 @@
       </w:r>
       <w:r>
         <w:pict w14:anchorId="7A713773">
-          <v:rect id="_x0000_i1065" style="width:0;height:1.5pt" o:hralign="center" o:hrstd="t" o:hr="t" fillcolor="#a0a0a0" stroked="f"/>
+          <v:rect id="_x0000_i1035" style="width:0;height:1.5pt" o:hralign="center" o:hrstd="t" o:hr="t" fillcolor="#a0a0a0" stroked="f"/>
         </w:pict>
       </w:r>
     </w:p>
@@ -5567,6 +5626,7 @@
         <w:rPr>
           <w:b/>
           <w:bCs/>
+          <w:noProof/>
         </w:rPr>
         <w:drawing>
           <wp:inline distT="0" distB="0" distL="0" distR="0" wp14:anchorId="4B57AC39" wp14:editId="174CD588">
@@ -5584,7 +5644,7 @@
                     <pic:cNvPicPr/>
                   </pic:nvPicPr>
                   <pic:blipFill>
-                    <a:blip r:embed="rId31"/>
+                    <a:blip r:embed="rId33"/>
                     <a:stretch>
                       <a:fillRect/>
                     </a:stretch>
@@ -5623,6 +5683,7 @@
         <w:rPr>
           <w:b/>
           <w:bCs/>
+          <w:noProof/>
         </w:rPr>
         <w:drawing>
           <wp:inline distT="0" distB="0" distL="0" distR="0" wp14:anchorId="5849E002" wp14:editId="252385E5">
@@ -5640,7 +5701,7 @@
                     <pic:cNvPicPr/>
                   </pic:nvPicPr>
                   <pic:blipFill>
-                    <a:blip r:embed="rId32"/>
+                    <a:blip r:embed="rId34"/>
                     <a:stretch>
                       <a:fillRect/>
                     </a:stretch>
@@ -5768,6 +5829,9 @@
     </w:p>
     <w:p>
       <w:r>
+        <w:rPr>
+          <w:noProof/>
+        </w:rPr>
         <w:lastRenderedPageBreak/>
         <w:drawing>
           <wp:inline distT="0" distB="0" distL="0" distR="0" wp14:anchorId="62FE2388" wp14:editId="1F298AC9">
@@ -5785,7 +5849,7 @@
                     <pic:cNvPicPr/>
                   </pic:nvPicPr>
                   <pic:blipFill>
-                    <a:blip r:embed="rId33"/>
+                    <a:blip r:embed="rId35"/>
                     <a:stretch>
                       <a:fillRect/>
                     </a:stretch>
@@ -5819,6 +5883,9 @@
     </w:p>
     <w:p>
       <w:r>
+        <w:rPr>
+          <w:noProof/>
+        </w:rPr>
         <w:drawing>
           <wp:inline distT="0" distB="0" distL="0" distR="0" wp14:anchorId="04643197" wp14:editId="12CF1E7D">
             <wp:extent cx="4944165" cy="1476581"/>
@@ -5835,7 +5902,7 @@
                     <pic:cNvPicPr/>
                   </pic:nvPicPr>
                   <pic:blipFill>
-                    <a:blip r:embed="rId34"/>
+                    <a:blip r:embed="rId36"/>
                     <a:stretch>
                       <a:fillRect/>
                     </a:stretch>
@@ -5919,7 +5986,7 @@
     <w:p>
       <w:r>
         <w:pict w14:anchorId="11A8F393">
-          <v:rect id="_x0000_i1071" style="width:0;height:1.5pt" o:hralign="center" o:hrstd="t" o:hr="t" fillcolor="#a0a0a0" stroked="f"/>
+          <v:rect id="_x0000_i1036" style="width:0;height:1.5pt" o:hralign="center" o:hrstd="t" o:hr="t" fillcolor="#a0a0a0" stroked="f"/>
         </w:pict>
       </w:r>
     </w:p>
@@ -5952,6 +6019,9 @@
         <w:t>IMPORTANT -&gt; CSS SELECTORS!!</w:t>
       </w:r>
       <w:r>
+        <w:rPr>
+          <w:noProof/>
+        </w:rPr>
         <w:drawing>
           <wp:inline distT="0" distB="0" distL="0" distR="0" wp14:anchorId="0D1267C1" wp14:editId="02F42BDF">
             <wp:extent cx="5731510" cy="661035"/>
@@ -5968,7 +6038,7 @@
                     <pic:cNvPicPr/>
                   </pic:nvPicPr>
                   <pic:blipFill>
-                    <a:blip r:embed="rId35"/>
+                    <a:blip r:embed="rId37"/>
                     <a:stretch>
                       <a:fillRect/>
                     </a:stretch>
@@ -5989,6 +6059,9 @@
         </w:drawing>
       </w:r>
       <w:r>
+        <w:rPr>
+          <w:noProof/>
+        </w:rPr>
         <w:drawing>
           <wp:inline distT="0" distB="0" distL="0" distR="0" wp14:anchorId="2478AA5B" wp14:editId="279752A2">
             <wp:extent cx="5731510" cy="3352800"/>
@@ -6005,7 +6078,7 @@
                     <pic:cNvPicPr/>
                   </pic:nvPicPr>
                   <pic:blipFill>
-                    <a:blip r:embed="rId36"/>
+                    <a:blip r:embed="rId38"/>
                     <a:stretch>
                       <a:fillRect/>
                     </a:stretch>
@@ -6033,6 +6106,9 @@
         </w:tabs>
       </w:pPr>
       <w:r>
+        <w:rPr>
+          <w:noProof/>
+        </w:rPr>
         <w:lastRenderedPageBreak/>
         <w:drawing>
           <wp:inline distT="0" distB="0" distL="0" distR="0" wp14:anchorId="22C633B7" wp14:editId="55E80415">
@@ -6050,7 +6126,7 @@
                     <pic:cNvPicPr/>
                   </pic:nvPicPr>
                   <pic:blipFill>
-                    <a:blip r:embed="rId37"/>
+                    <a:blip r:embed="rId39"/>
                     <a:stretch>
                       <a:fillRect/>
                     </a:stretch>
@@ -6085,6 +6161,9 @@
         </w:tabs>
       </w:pPr>
       <w:r>
+        <w:rPr>
+          <w:noProof/>
+        </w:rPr>
         <w:drawing>
           <wp:inline distT="0" distB="0" distL="0" distR="0" wp14:anchorId="3C50F803" wp14:editId="799A8E32">
             <wp:extent cx="5731510" cy="1986280"/>
@@ -6101,7 +6180,7 @@
                     <pic:cNvPicPr/>
                   </pic:nvPicPr>
                   <pic:blipFill>
-                    <a:blip r:embed="rId38"/>
+                    <a:blip r:embed="rId40"/>
                     <a:stretch>
                       <a:fillRect/>
                     </a:stretch>
@@ -6136,6 +6215,9 @@
         </w:tabs>
       </w:pPr>
       <w:r>
+        <w:rPr>
+          <w:noProof/>
+        </w:rPr>
         <w:drawing>
           <wp:inline distT="0" distB="0" distL="0" distR="0" wp14:anchorId="5F0DB6ED" wp14:editId="7D40C5A8">
             <wp:extent cx="5731510" cy="2294255"/>
@@ -6152,7 +6234,7 @@
                     <pic:cNvPicPr/>
                   </pic:nvPicPr>
                   <pic:blipFill>
-                    <a:blip r:embed="rId39"/>
+                    <a:blip r:embed="rId41"/>
                     <a:stretch>
                       <a:fillRect/>
                     </a:stretch>
@@ -6180,6 +6262,9 @@
         </w:tabs>
       </w:pPr>
       <w:r>
+        <w:rPr>
+          <w:noProof/>
+        </w:rPr>
         <w:lastRenderedPageBreak/>
         <w:drawing>
           <wp:inline distT="0" distB="0" distL="0" distR="0" wp14:anchorId="37FE9FA0" wp14:editId="5720EA5D">
@@ -6197,7 +6282,7 @@
                     <pic:cNvPicPr/>
                   </pic:nvPicPr>
                   <pic:blipFill>
-                    <a:blip r:embed="rId40"/>
+                    <a:blip r:embed="rId42"/>
                     <a:stretch>
                       <a:fillRect/>
                     </a:stretch>
@@ -6219,7 +6304,7 @@
       </w:r>
       <w:r>
         <w:pict w14:anchorId="1BA20062">
-          <v:rect id="_x0000_i1072" style="width:0;height:1.5pt" o:hralign="center" o:hrstd="t" o:hr="t" fillcolor="#a0a0a0" stroked="f"/>
+          <v:rect id="_x0000_i1037" style="width:0;height:1.5pt" o:hralign="center" o:hrstd="t" o:hr="t" fillcolor="#a0a0a0" stroked="f"/>
         </w:pict>
       </w:r>
     </w:p>
@@ -6271,6 +6356,9 @@
         </w:tabs>
       </w:pPr>
       <w:r>
+        <w:rPr>
+          <w:noProof/>
+        </w:rPr>
         <w:drawing>
           <wp:inline distT="0" distB="0" distL="0" distR="0" wp14:anchorId="5C626AE0" wp14:editId="43F9834A">
             <wp:extent cx="5731510" cy="3188335"/>
@@ -6287,7 +6375,7 @@
                     <pic:cNvPicPr/>
                   </pic:nvPicPr>
                   <pic:blipFill>
-                    <a:blip r:embed="rId41"/>
+                    <a:blip r:embed="rId43"/>
                     <a:stretch>
                       <a:fillRect/>
                     </a:stretch>
@@ -6542,6 +6630,51 @@
     </w:p>
     <w:p>
       <w:pPr>
+        <w:tabs>
+          <w:tab w:val="left" w:pos="2437"/>
+        </w:tabs>
+      </w:pPr>
+      <w:r>
+        <w:lastRenderedPageBreak/>
+        <w:drawing>
+          <wp:inline distT="0" distB="0" distL="0" distR="0" wp14:anchorId="753DB7D9" wp14:editId="7B6B6E1F">
+            <wp:extent cx="5731510" cy="1892300"/>
+            <wp:effectExtent l="0" t="0" r="2540" b="0"/>
+            <wp:docPr id="90071390" name="Picture 1"/>
+            <wp:cNvGraphicFramePr>
+              <a:graphicFrameLocks xmlns:a="http://schemas.openxmlformats.org/drawingml/2006/main" noChangeAspect="1"/>
+            </wp:cNvGraphicFramePr>
+            <a:graphic xmlns:a="http://schemas.openxmlformats.org/drawingml/2006/main">
+              <a:graphicData uri="http://schemas.openxmlformats.org/drawingml/2006/picture">
+                <pic:pic xmlns:pic="http://schemas.openxmlformats.org/drawingml/2006/picture">
+                  <pic:nvPicPr>
+                    <pic:cNvPr id="90071390" name=""/>
+                    <pic:cNvPicPr/>
+                  </pic:nvPicPr>
+                  <pic:blipFill>
+                    <a:blip r:embed="rId44"/>
+                    <a:stretch>
+                      <a:fillRect/>
+                    </a:stretch>
+                  </pic:blipFill>
+                  <pic:spPr>
+                    <a:xfrm>
+                      <a:off x="0" y="0"/>
+                      <a:ext cx="5731510" cy="1892300"/>
+                    </a:xfrm>
+                    <a:prstGeom prst="rect">
+                      <a:avLst/>
+                    </a:prstGeom>
+                  </pic:spPr>
+                </pic:pic>
+              </a:graphicData>
+            </a:graphic>
+          </wp:inline>
+        </w:drawing>
+      </w:r>
+    </w:p>
+    <w:p>
+      <w:pPr>
         <w:numPr>
           <w:ilvl w:val="0"/>
           <w:numId w:val="13"/>
@@ -6555,159 +6688,250 @@
           <w:b/>
           <w:bCs/>
         </w:rPr>
+        <w:t>The "</w:t>
+      </w:r>
+      <w:proofErr w:type="spellStart"/>
+      <w:r>
+        <w:rPr>
+          <w:b/>
+          <w:bCs/>
+        </w:rPr>
+        <w:t>forEach</w:t>
+      </w:r>
+      <w:proofErr w:type="spellEnd"/>
+      <w:r>
+        <w:rPr>
+          <w:b/>
+          <w:bCs/>
+        </w:rPr>
+        <w:t>" Support:</w:t>
+      </w:r>
+      <w:r>
+        <w:t xml:space="preserve"> </w:t>
+      </w:r>
+      <w:proofErr w:type="spellStart"/>
+      <w:r>
+        <w:t>NodeList</w:t>
+      </w:r>
+      <w:proofErr w:type="spellEnd"/>
+      <w:r>
+        <w:t xml:space="preserve"> ki </w:t>
+      </w:r>
+      <w:proofErr w:type="spellStart"/>
+      <w:r>
+        <w:t>sabse</w:t>
+      </w:r>
+      <w:proofErr w:type="spellEnd"/>
+      <w:r>
+        <w:t xml:space="preserve"> </w:t>
+      </w:r>
+      <w:proofErr w:type="spellStart"/>
+      <w:r>
+        <w:t>achhi</w:t>
+      </w:r>
+      <w:proofErr w:type="spellEnd"/>
+      <w:r>
+        <w:t xml:space="preserve"> </w:t>
+      </w:r>
+      <w:proofErr w:type="spellStart"/>
+      <w:r>
+        <w:t>baat</w:t>
+      </w:r>
+      <w:proofErr w:type="spellEnd"/>
+      <w:r>
+        <w:t xml:space="preserve"> ye </w:t>
+      </w:r>
+      <w:proofErr w:type="spellStart"/>
+      <w:r>
+        <w:t>hai</w:t>
+      </w:r>
+      <w:proofErr w:type="spellEnd"/>
+      <w:r>
+        <w:t xml:space="preserve"> ki </w:t>
+      </w:r>
+      <w:proofErr w:type="spellStart"/>
+      <w:r>
+        <w:t>ispar</w:t>
+      </w:r>
+      <w:proofErr w:type="spellEnd"/>
+      <w:r>
+        <w:t xml:space="preserve"> JavaScript ka </w:t>
+      </w:r>
+      <w:proofErr w:type="spellStart"/>
+      <w:r>
+        <w:rPr>
+          <w:b/>
+          <w:bCs/>
+        </w:rPr>
+        <w:t>forEach</w:t>
+      </w:r>
+      <w:proofErr w:type="spellEnd"/>
+      <w:r>
+        <w:t xml:space="preserve"> loop </w:t>
+      </w:r>
+      <w:proofErr w:type="spellStart"/>
+      <w:r>
+        <w:t>pehle</w:t>
+      </w:r>
+      <w:proofErr w:type="spellEnd"/>
+      <w:r>
+        <w:t xml:space="preserve"> se </w:t>
+      </w:r>
+      <w:proofErr w:type="spellStart"/>
+      <w:r>
+        <w:t>chalta</w:t>
+      </w:r>
+      <w:proofErr w:type="spellEnd"/>
+      <w:r>
+        <w:t xml:space="preserve"> </w:t>
+      </w:r>
+      <w:proofErr w:type="spellStart"/>
+      <w:r>
+        <w:t>hai</w:t>
+      </w:r>
+      <w:proofErr w:type="spellEnd"/>
+      <w:r>
+        <w:t xml:space="preserve">. </w:t>
+      </w:r>
+      <w:proofErr w:type="spellStart"/>
+      <w:r>
+        <w:t>Tumhe</w:t>
+      </w:r>
+      <w:proofErr w:type="spellEnd"/>
+      <w:r>
+        <w:t xml:space="preserve"> </w:t>
+      </w:r>
+      <w:proofErr w:type="spellStart"/>
+      <w:r>
+        <w:t>ise</w:t>
+      </w:r>
+      <w:proofErr w:type="spellEnd"/>
+      <w:r>
+        <w:t xml:space="preserve"> convert </w:t>
+      </w:r>
+      <w:proofErr w:type="spellStart"/>
+      <w:r>
+        <w:t>karne</w:t>
+      </w:r>
+      <w:proofErr w:type="spellEnd"/>
+      <w:r>
+        <w:t xml:space="preserve"> ki </w:t>
+      </w:r>
+      <w:proofErr w:type="spellStart"/>
+      <w:r>
+        <w:t>zaroorat</w:t>
+      </w:r>
+      <w:proofErr w:type="spellEnd"/>
+      <w:r>
+        <w:t xml:space="preserve"> </w:t>
+      </w:r>
+      <w:proofErr w:type="spellStart"/>
+      <w:r>
+        <w:t>nahi</w:t>
+      </w:r>
+      <w:proofErr w:type="spellEnd"/>
+      <w:r>
+        <w:t xml:space="preserve"> </w:t>
+      </w:r>
+      <w:proofErr w:type="spellStart"/>
+      <w:r>
+        <w:t>padti</w:t>
+      </w:r>
+      <w:proofErr w:type="spellEnd"/>
+      <w:r>
+        <w:t>.</w:t>
+      </w:r>
+    </w:p>
+    <w:p>
+      <w:pPr>
+        <w:tabs>
+          <w:tab w:val="left" w:pos="2437"/>
+        </w:tabs>
+      </w:pPr>
+      <w:r>
+        <w:t xml:space="preserve">         </w:t>
+      </w:r>
+      <w:r>
+        <w:drawing>
+          <wp:inline distT="0" distB="0" distL="0" distR="0" wp14:anchorId="0A8A9EE6" wp14:editId="02FE8F89">
+            <wp:extent cx="5153744" cy="4686954"/>
+            <wp:effectExtent l="0" t="0" r="8890" b="0"/>
+            <wp:docPr id="888624699" name="Picture 1"/>
+            <wp:cNvGraphicFramePr>
+              <a:graphicFrameLocks xmlns:a="http://schemas.openxmlformats.org/drawingml/2006/main" noChangeAspect="1"/>
+            </wp:cNvGraphicFramePr>
+            <a:graphic xmlns:a="http://schemas.openxmlformats.org/drawingml/2006/main">
+              <a:graphicData uri="http://schemas.openxmlformats.org/drawingml/2006/picture">
+                <pic:pic xmlns:pic="http://schemas.openxmlformats.org/drawingml/2006/picture">
+                  <pic:nvPicPr>
+                    <pic:cNvPr id="888624699" name=""/>
+                    <pic:cNvPicPr/>
+                  </pic:nvPicPr>
+                  <pic:blipFill>
+                    <a:blip r:embed="rId45"/>
+                    <a:stretch>
+                      <a:fillRect/>
+                    </a:stretch>
+                  </pic:blipFill>
+                  <pic:spPr>
+                    <a:xfrm>
+                      <a:off x="0" y="0"/>
+                      <a:ext cx="5153744" cy="4686954"/>
+                    </a:xfrm>
+                    <a:prstGeom prst="rect">
+                      <a:avLst/>
+                    </a:prstGeom>
+                  </pic:spPr>
+                </pic:pic>
+              </a:graphicData>
+            </a:graphic>
+          </wp:inline>
+        </w:drawing>
+      </w:r>
+    </w:p>
+    <w:p>
+      <w:pPr>
+        <w:tabs>
+          <w:tab w:val="left" w:pos="2437"/>
+        </w:tabs>
+      </w:pPr>
+      <w:r>
         <w:lastRenderedPageBreak/>
-        <w:t>The "</w:t>
-      </w:r>
-      <w:proofErr w:type="spellStart"/>
-      <w:r>
-        <w:rPr>
-          <w:b/>
-          <w:bCs/>
-        </w:rPr>
-        <w:t>forEach</w:t>
-      </w:r>
-      <w:proofErr w:type="spellEnd"/>
-      <w:r>
-        <w:rPr>
-          <w:b/>
-          <w:bCs/>
-        </w:rPr>
-        <w:t>" Support:</w:t>
-      </w:r>
-      <w:r>
-        <w:t xml:space="preserve"> </w:t>
-      </w:r>
-      <w:proofErr w:type="spellStart"/>
-      <w:r>
-        <w:t>NodeList</w:t>
-      </w:r>
-      <w:proofErr w:type="spellEnd"/>
-      <w:r>
-        <w:t xml:space="preserve"> ki </w:t>
-      </w:r>
-      <w:proofErr w:type="spellStart"/>
-      <w:r>
-        <w:t>sabse</w:t>
-      </w:r>
-      <w:proofErr w:type="spellEnd"/>
-      <w:r>
-        <w:t xml:space="preserve"> </w:t>
-      </w:r>
-      <w:proofErr w:type="spellStart"/>
-      <w:r>
-        <w:t>achhi</w:t>
-      </w:r>
-      <w:proofErr w:type="spellEnd"/>
-      <w:r>
-        <w:t xml:space="preserve"> </w:t>
-      </w:r>
-      <w:proofErr w:type="spellStart"/>
-      <w:r>
-        <w:t>baat</w:t>
-      </w:r>
-      <w:proofErr w:type="spellEnd"/>
-      <w:r>
-        <w:t xml:space="preserve"> ye </w:t>
-      </w:r>
-      <w:proofErr w:type="spellStart"/>
-      <w:r>
-        <w:t>hai</w:t>
-      </w:r>
-      <w:proofErr w:type="spellEnd"/>
-      <w:r>
-        <w:t xml:space="preserve"> ki </w:t>
-      </w:r>
-      <w:proofErr w:type="spellStart"/>
-      <w:r>
-        <w:t>ispar</w:t>
-      </w:r>
-      <w:proofErr w:type="spellEnd"/>
-      <w:r>
-        <w:t xml:space="preserve"> JavaScript ka </w:t>
-      </w:r>
-      <w:proofErr w:type="spellStart"/>
-      <w:r>
-        <w:rPr>
-          <w:b/>
-          <w:bCs/>
-        </w:rPr>
-        <w:t>forEach</w:t>
-      </w:r>
-      <w:proofErr w:type="spellEnd"/>
-      <w:r>
-        <w:t xml:space="preserve"> loop </w:t>
-      </w:r>
-      <w:proofErr w:type="spellStart"/>
-      <w:r>
-        <w:t>pehle</w:t>
-      </w:r>
-      <w:proofErr w:type="spellEnd"/>
-      <w:r>
-        <w:t xml:space="preserve"> se </w:t>
-      </w:r>
-      <w:proofErr w:type="spellStart"/>
-      <w:r>
-        <w:t>chalta</w:t>
-      </w:r>
-      <w:proofErr w:type="spellEnd"/>
-      <w:r>
-        <w:t xml:space="preserve"> </w:t>
-      </w:r>
-      <w:proofErr w:type="spellStart"/>
-      <w:r>
-        <w:t>hai</w:t>
-      </w:r>
-      <w:proofErr w:type="spellEnd"/>
-      <w:r>
-        <w:t xml:space="preserve">. </w:t>
-      </w:r>
-      <w:proofErr w:type="spellStart"/>
-      <w:r>
-        <w:t>Tumhe</w:t>
-      </w:r>
-      <w:proofErr w:type="spellEnd"/>
-      <w:r>
-        <w:t xml:space="preserve"> </w:t>
-      </w:r>
-      <w:proofErr w:type="spellStart"/>
-      <w:r>
-        <w:t>ise</w:t>
-      </w:r>
-      <w:proofErr w:type="spellEnd"/>
-      <w:r>
-        <w:t xml:space="preserve"> convert </w:t>
-      </w:r>
-      <w:proofErr w:type="spellStart"/>
-      <w:r>
-        <w:t>karne</w:t>
-      </w:r>
-      <w:proofErr w:type="spellEnd"/>
-      <w:r>
-        <w:t xml:space="preserve"> ki </w:t>
-      </w:r>
-      <w:proofErr w:type="spellStart"/>
-      <w:r>
-        <w:t>zaroorat</w:t>
-      </w:r>
-      <w:proofErr w:type="spellEnd"/>
-      <w:r>
-        <w:t xml:space="preserve"> </w:t>
-      </w:r>
-      <w:proofErr w:type="spellStart"/>
-      <w:r>
-        <w:t>nahi</w:t>
-      </w:r>
-      <w:proofErr w:type="spellEnd"/>
-      <w:r>
-        <w:t xml:space="preserve"> </w:t>
-      </w:r>
-      <w:proofErr w:type="spellStart"/>
-      <w:r>
-        <w:t>padti</w:t>
-      </w:r>
-      <w:proofErr w:type="spellEnd"/>
-      <w:r>
-        <w:t>.</w:t>
+        <w:drawing>
+          <wp:inline distT="0" distB="0" distL="0" distR="0" wp14:anchorId="20B1F9A0" wp14:editId="71CBAA8B">
+            <wp:extent cx="5731510" cy="2384425"/>
+            <wp:effectExtent l="0" t="0" r="2540" b="0"/>
+            <wp:docPr id="1367647819" name="Picture 1"/>
+            <wp:cNvGraphicFramePr>
+              <a:graphicFrameLocks xmlns:a="http://schemas.openxmlformats.org/drawingml/2006/main" noChangeAspect="1"/>
+            </wp:cNvGraphicFramePr>
+            <a:graphic xmlns:a="http://schemas.openxmlformats.org/drawingml/2006/main">
+              <a:graphicData uri="http://schemas.openxmlformats.org/drawingml/2006/picture">
+                <pic:pic xmlns:pic="http://schemas.openxmlformats.org/drawingml/2006/picture">
+                  <pic:nvPicPr>
+                    <pic:cNvPr id="1367647819" name=""/>
+                    <pic:cNvPicPr/>
+                  </pic:nvPicPr>
+                  <pic:blipFill>
+                    <a:blip r:embed="rId46"/>
+                    <a:stretch>
+                      <a:fillRect/>
+                    </a:stretch>
+                  </pic:blipFill>
+                  <pic:spPr>
+                    <a:xfrm>
+                      <a:off x="0" y="0"/>
+                      <a:ext cx="5731510" cy="2384425"/>
+                    </a:xfrm>
+                    <a:prstGeom prst="rect">
+                      <a:avLst/>
+                    </a:prstGeom>
+                  </pic:spPr>
+                </pic:pic>
+              </a:graphicData>
+            </a:graphic>
+          </wp:inline>
+        </w:drawing>
       </w:r>
     </w:p>
     <w:p>
@@ -6862,16 +7086,104 @@
       <w:r>
         <w:t>.</w:t>
       </w:r>
+      <w:r>
+        <w:t>\</w:t>
+      </w:r>
     </w:p>
     <w:p>
       <w:pPr>
         <w:tabs>
           <w:tab w:val="left" w:pos="2437"/>
         </w:tabs>
-      </w:pPr>
+        <w:ind w:left="360"/>
+      </w:pPr>
+      <w:r>
+        <w:t xml:space="preserve">           </w:t>
+      </w:r>
+      <w:r>
+        <w:drawing>
+          <wp:inline distT="0" distB="0" distL="0" distR="0" wp14:anchorId="450895B1" wp14:editId="75638781">
+            <wp:extent cx="4277322" cy="2915057"/>
+            <wp:effectExtent l="0" t="0" r="9525" b="0"/>
+            <wp:docPr id="1606507160" name="Picture 1"/>
+            <wp:cNvGraphicFramePr>
+              <a:graphicFrameLocks xmlns:a="http://schemas.openxmlformats.org/drawingml/2006/main" noChangeAspect="1"/>
+            </wp:cNvGraphicFramePr>
+            <a:graphic xmlns:a="http://schemas.openxmlformats.org/drawingml/2006/main">
+              <a:graphicData uri="http://schemas.openxmlformats.org/drawingml/2006/picture">
+                <pic:pic xmlns:pic="http://schemas.openxmlformats.org/drawingml/2006/picture">
+                  <pic:nvPicPr>
+                    <pic:cNvPr id="1606507160" name=""/>
+                    <pic:cNvPicPr/>
+                  </pic:nvPicPr>
+                  <pic:blipFill>
+                    <a:blip r:embed="rId47"/>
+                    <a:stretch>
+                      <a:fillRect/>
+                    </a:stretch>
+                  </pic:blipFill>
+                  <pic:spPr>
+                    <a:xfrm>
+                      <a:off x="0" y="0"/>
+                      <a:ext cx="4277322" cy="2915057"/>
+                    </a:xfrm>
+                    <a:prstGeom prst="rect">
+                      <a:avLst/>
+                    </a:prstGeom>
+                  </pic:spPr>
+                </pic:pic>
+              </a:graphicData>
+            </a:graphic>
+          </wp:inline>
+        </w:drawing>
+      </w:r>
+    </w:p>
+    <w:p>
+      <w:pPr>
+        <w:tabs>
+          <w:tab w:val="left" w:pos="2437"/>
+        </w:tabs>
+      </w:pPr>
+      <w:r>
+        <w:drawing>
+          <wp:inline distT="0" distB="0" distL="0" distR="0" wp14:anchorId="3ECDAE65" wp14:editId="51FAD604">
+            <wp:extent cx="5731510" cy="1783080"/>
+            <wp:effectExtent l="0" t="0" r="2540" b="7620"/>
+            <wp:docPr id="1021242159" name="Picture 1"/>
+            <wp:cNvGraphicFramePr>
+              <a:graphicFrameLocks xmlns:a="http://schemas.openxmlformats.org/drawingml/2006/main" noChangeAspect="1"/>
+            </wp:cNvGraphicFramePr>
+            <a:graphic xmlns:a="http://schemas.openxmlformats.org/drawingml/2006/main">
+              <a:graphicData uri="http://schemas.openxmlformats.org/drawingml/2006/picture">
+                <pic:pic xmlns:pic="http://schemas.openxmlformats.org/drawingml/2006/picture">
+                  <pic:nvPicPr>
+                    <pic:cNvPr id="1021242159" name=""/>
+                    <pic:cNvPicPr/>
+                  </pic:nvPicPr>
+                  <pic:blipFill>
+                    <a:blip r:embed="rId48"/>
+                    <a:stretch>
+                      <a:fillRect/>
+                    </a:stretch>
+                  </pic:blipFill>
+                  <pic:spPr>
+                    <a:xfrm>
+                      <a:off x="0" y="0"/>
+                      <a:ext cx="5731510" cy="1783080"/>
+                    </a:xfrm>
+                    <a:prstGeom prst="rect">
+                      <a:avLst/>
+                    </a:prstGeom>
+                  </pic:spPr>
+                </pic:pic>
+              </a:graphicData>
+            </a:graphic>
+          </wp:inline>
+        </w:drawing>
+      </w:r>
       <w:r>
         <w:pict w14:anchorId="0AD12F55">
-          <v:rect id="_x0000_i1103" style="width:0;height:1.5pt" o:hralign="center" o:hrstd="t" o:hr="t" fillcolor="#a0a0a0" stroked="f"/>
+          <v:rect id="_x0000_i1051" style="width:0;height:1.5pt" o:hralign="center" o:hrstd="t" o:hr="t" fillcolor="#a0a0a0" stroked="f"/>
         </w:pict>
       </w:r>
     </w:p>
@@ -6885,20 +7197,32 @@
           <w:bCs/>
         </w:rPr>
       </w:pPr>
-      <w:r>
-        <w:rPr>
-          <w:b/>
-          <w:bCs/>
-        </w:rPr>
-        <w:t xml:space="preserve">2. </w:t>
-      </w:r>
-      <w:proofErr w:type="spellStart"/>
-      <w:r>
-        <w:rPr>
-          <w:b/>
-          <w:bCs/>
-        </w:rPr>
-        <w:t>getElementsByClassName</w:t>
+    </w:p>
+    <w:p>
+      <w:pPr>
+        <w:tabs>
+          <w:tab w:val="left" w:pos="2437"/>
+        </w:tabs>
+        <w:rPr>
+          <w:b/>
+          <w:bCs/>
+        </w:rPr>
+      </w:pPr>
+      <w:r>
+        <w:rPr>
+          <w:b/>
+          <w:bCs/>
+        </w:rPr>
+        <w:lastRenderedPageBreak/>
+        <w:t>2. g</w:t>
+      </w:r>
+      <w:proofErr w:type="spellStart"/>
+      <w:r>
+        <w:rPr>
+          <w:b/>
+          <w:bCs/>
+        </w:rPr>
+        <w:t>etElementsByClassName</w:t>
       </w:r>
       <w:proofErr w:type="spellEnd"/>
       <w:r>
@@ -7184,6 +7508,97 @@
     </w:p>
     <w:p>
       <w:pPr>
+        <w:tabs>
+          <w:tab w:val="left" w:pos="2437"/>
+        </w:tabs>
+      </w:pPr>
+      <w:r>
+        <w:drawing>
+          <wp:inline distT="0" distB="0" distL="0" distR="0" wp14:anchorId="33177659" wp14:editId="168DC400">
+            <wp:extent cx="5731510" cy="2496185"/>
+            <wp:effectExtent l="0" t="0" r="2540" b="0"/>
+            <wp:docPr id="266363040" name="Picture 1"/>
+            <wp:cNvGraphicFramePr>
+              <a:graphicFrameLocks xmlns:a="http://schemas.openxmlformats.org/drawingml/2006/main" noChangeAspect="1"/>
+            </wp:cNvGraphicFramePr>
+            <a:graphic xmlns:a="http://schemas.openxmlformats.org/drawingml/2006/main">
+              <a:graphicData uri="http://schemas.openxmlformats.org/drawingml/2006/picture">
+                <pic:pic xmlns:pic="http://schemas.openxmlformats.org/drawingml/2006/picture">
+                  <pic:nvPicPr>
+                    <pic:cNvPr id="266363040" name=""/>
+                    <pic:cNvPicPr/>
+                  </pic:nvPicPr>
+                  <pic:blipFill>
+                    <a:blip r:embed="rId49"/>
+                    <a:stretch>
+                      <a:fillRect/>
+                    </a:stretch>
+                  </pic:blipFill>
+                  <pic:spPr>
+                    <a:xfrm>
+                      <a:off x="0" y="0"/>
+                      <a:ext cx="5731510" cy="2496185"/>
+                    </a:xfrm>
+                    <a:prstGeom prst="rect">
+                      <a:avLst/>
+                    </a:prstGeom>
+                  </pic:spPr>
+                </pic:pic>
+              </a:graphicData>
+            </a:graphic>
+          </wp:inline>
+        </w:drawing>
+      </w:r>
+    </w:p>
+    <w:p>
+      <w:pPr>
+        <w:tabs>
+          <w:tab w:val="left" w:pos="2437"/>
+        </w:tabs>
+      </w:pPr>
+      <w:r>
+        <w:t xml:space="preserve">           </w:t>
+      </w:r>
+      <w:r>
+        <w:drawing>
+          <wp:inline distT="0" distB="0" distL="0" distR="0" wp14:anchorId="646D99E9" wp14:editId="5BB665EC">
+            <wp:extent cx="4648849" cy="1743318"/>
+            <wp:effectExtent l="0" t="0" r="0" b="9525"/>
+            <wp:docPr id="1807579238" name="Picture 1"/>
+            <wp:cNvGraphicFramePr>
+              <a:graphicFrameLocks xmlns:a="http://schemas.openxmlformats.org/drawingml/2006/main" noChangeAspect="1"/>
+            </wp:cNvGraphicFramePr>
+            <a:graphic xmlns:a="http://schemas.openxmlformats.org/drawingml/2006/main">
+              <a:graphicData uri="http://schemas.openxmlformats.org/drawingml/2006/picture">
+                <pic:pic xmlns:pic="http://schemas.openxmlformats.org/drawingml/2006/picture">
+                  <pic:nvPicPr>
+                    <pic:cNvPr id="1807579238" name=""/>
+                    <pic:cNvPicPr/>
+                  </pic:nvPicPr>
+                  <pic:blipFill>
+                    <a:blip r:embed="rId50"/>
+                    <a:stretch>
+                      <a:fillRect/>
+                    </a:stretch>
+                  </pic:blipFill>
+                  <pic:spPr>
+                    <a:xfrm>
+                      <a:off x="0" y="0"/>
+                      <a:ext cx="4648849" cy="1743318"/>
+                    </a:xfrm>
+                    <a:prstGeom prst="rect">
+                      <a:avLst/>
+                    </a:prstGeom>
+                  </pic:spPr>
+                </pic:pic>
+              </a:graphicData>
+            </a:graphic>
+          </wp:inline>
+        </w:drawing>
+      </w:r>
+    </w:p>
+    <w:p>
+      <w:pPr>
         <w:numPr>
           <w:ilvl w:val="0"/>
           <w:numId w:val="14"/>
@@ -7283,7 +7698,7 @@
       </w:pPr>
       <w:r>
         <w:pict w14:anchorId="16118A7A">
-          <v:rect id="_x0000_i1104" style="width:0;height:1.5pt" o:hralign="center" o:hrstd="t" o:hr="t" fillcolor="#a0a0a0" stroked="f"/>
+          <v:rect id="_x0000_i1039" style="width:0;height:1.5pt" o:hralign="center" o:hrstd="t" o:hr="t" fillcolor="#a0a0a0" stroked="f"/>
         </w:pict>
       </w:r>
     </w:p>
@@ -7703,8 +8118,46 @@
         </w:tabs>
       </w:pPr>
       <w:r>
+        <w:lastRenderedPageBreak/>
+        <w:drawing>
+          <wp:inline distT="0" distB="0" distL="0" distR="0" wp14:anchorId="66A40B28" wp14:editId="697823AB">
+            <wp:extent cx="5731510" cy="3291840"/>
+            <wp:effectExtent l="0" t="0" r="2540" b="3810"/>
+            <wp:docPr id="2113962800" name="Picture 1"/>
+            <wp:cNvGraphicFramePr>
+              <a:graphicFrameLocks xmlns:a="http://schemas.openxmlformats.org/drawingml/2006/main" noChangeAspect="1"/>
+            </wp:cNvGraphicFramePr>
+            <a:graphic xmlns:a="http://schemas.openxmlformats.org/drawingml/2006/main">
+              <a:graphicData uri="http://schemas.openxmlformats.org/drawingml/2006/picture">
+                <pic:pic xmlns:pic="http://schemas.openxmlformats.org/drawingml/2006/picture">
+                  <pic:nvPicPr>
+                    <pic:cNvPr id="2113962800" name=""/>
+                    <pic:cNvPicPr/>
+                  </pic:nvPicPr>
+                  <pic:blipFill>
+                    <a:blip r:embed="rId51"/>
+                    <a:stretch>
+                      <a:fillRect/>
+                    </a:stretch>
+                  </pic:blipFill>
+                  <pic:spPr>
+                    <a:xfrm>
+                      <a:off x="0" y="0"/>
+                      <a:ext cx="5731510" cy="3291840"/>
+                    </a:xfrm>
+                    <a:prstGeom prst="rect">
+                      <a:avLst/>
+                    </a:prstGeom>
+                  </pic:spPr>
+                </pic:pic>
+              </a:graphicData>
+            </a:graphic>
+          </wp:inline>
+        </w:drawing>
+      </w:r>
+      <w:r>
         <w:pict w14:anchorId="39FA1F72">
-          <v:rect id="_x0000_i1105" style="width:0;height:1.5pt" o:hralign="center" o:hrstd="t" o:hr="t" fillcolor="#a0a0a0" stroked="f"/>
+          <v:rect id="_x0000_i1040" style="width:0;height:1.5pt" o:hralign="center" o:hrstd="t" o:hr="t" fillcolor="#a0a0a0" stroked="f"/>
         </w:pict>
       </w:r>
     </w:p>
@@ -8093,8 +8546,134 @@
       </w:pPr>
       <w:r>
         <w:lastRenderedPageBreak/>
+        <w:drawing>
+          <wp:inline distT="0" distB="0" distL="0" distR="0" wp14:anchorId="50CF1D8C" wp14:editId="73BB8AC8">
+            <wp:extent cx="5731510" cy="5081905"/>
+            <wp:effectExtent l="0" t="0" r="2540" b="4445"/>
+            <wp:docPr id="533726387" name="Picture 1"/>
+            <wp:cNvGraphicFramePr>
+              <a:graphicFrameLocks xmlns:a="http://schemas.openxmlformats.org/drawingml/2006/main" noChangeAspect="1"/>
+            </wp:cNvGraphicFramePr>
+            <a:graphic xmlns:a="http://schemas.openxmlformats.org/drawingml/2006/main">
+              <a:graphicData uri="http://schemas.openxmlformats.org/drawingml/2006/picture">
+                <pic:pic xmlns:pic="http://schemas.openxmlformats.org/drawingml/2006/picture">
+                  <pic:nvPicPr>
+                    <pic:cNvPr id="533726387" name=""/>
+                    <pic:cNvPicPr/>
+                  </pic:nvPicPr>
+                  <pic:blipFill>
+                    <a:blip r:embed="rId52"/>
+                    <a:stretch>
+                      <a:fillRect/>
+                    </a:stretch>
+                  </pic:blipFill>
+                  <pic:spPr>
+                    <a:xfrm>
+                      <a:off x="0" y="0"/>
+                      <a:ext cx="5731510" cy="5081905"/>
+                    </a:xfrm>
+                    <a:prstGeom prst="rect">
+                      <a:avLst/>
+                    </a:prstGeom>
+                  </pic:spPr>
+                </pic:pic>
+              </a:graphicData>
+            </a:graphic>
+          </wp:inline>
+        </w:drawing>
+      </w:r>
+    </w:p>
+    <w:p>
+      <w:pPr>
+        <w:tabs>
+          <w:tab w:val="left" w:pos="2437"/>
+        </w:tabs>
+      </w:pPr>
+      <w:r>
+        <w:drawing>
+          <wp:inline distT="0" distB="0" distL="0" distR="0" wp14:anchorId="1989FDBB" wp14:editId="1A254B8C">
+            <wp:extent cx="5731510" cy="1583690"/>
+            <wp:effectExtent l="0" t="0" r="2540" b="0"/>
+            <wp:docPr id="1300294455" name="Picture 1"/>
+            <wp:cNvGraphicFramePr>
+              <a:graphicFrameLocks xmlns:a="http://schemas.openxmlformats.org/drawingml/2006/main" noChangeAspect="1"/>
+            </wp:cNvGraphicFramePr>
+            <a:graphic xmlns:a="http://schemas.openxmlformats.org/drawingml/2006/main">
+              <a:graphicData uri="http://schemas.openxmlformats.org/drawingml/2006/picture">
+                <pic:pic xmlns:pic="http://schemas.openxmlformats.org/drawingml/2006/picture">
+                  <pic:nvPicPr>
+                    <pic:cNvPr id="1300294455" name=""/>
+                    <pic:cNvPicPr/>
+                  </pic:nvPicPr>
+                  <pic:blipFill>
+                    <a:blip r:embed="rId53"/>
+                    <a:stretch>
+                      <a:fillRect/>
+                    </a:stretch>
+                  </pic:blipFill>
+                  <pic:spPr>
+                    <a:xfrm>
+                      <a:off x="0" y="0"/>
+                      <a:ext cx="5731510" cy="1583690"/>
+                    </a:xfrm>
+                    <a:prstGeom prst="rect">
+                      <a:avLst/>
+                    </a:prstGeom>
+                  </pic:spPr>
+                </pic:pic>
+              </a:graphicData>
+            </a:graphic>
+          </wp:inline>
+        </w:drawing>
+      </w:r>
+    </w:p>
+    <w:p>
+      <w:pPr>
+        <w:tabs>
+          <w:tab w:val="left" w:pos="2437"/>
+        </w:tabs>
+      </w:pPr>
+      <w:r>
+        <w:lastRenderedPageBreak/>
+        <w:drawing>
+          <wp:inline distT="0" distB="0" distL="0" distR="0" wp14:anchorId="15D21797" wp14:editId="14687DF5">
+            <wp:extent cx="5731510" cy="4032885"/>
+            <wp:effectExtent l="0" t="0" r="2540" b="5715"/>
+            <wp:docPr id="591599210" name="Picture 1"/>
+            <wp:cNvGraphicFramePr>
+              <a:graphicFrameLocks xmlns:a="http://schemas.openxmlformats.org/drawingml/2006/main" noChangeAspect="1"/>
+            </wp:cNvGraphicFramePr>
+            <a:graphic xmlns:a="http://schemas.openxmlformats.org/drawingml/2006/main">
+              <a:graphicData uri="http://schemas.openxmlformats.org/drawingml/2006/picture">
+                <pic:pic xmlns:pic="http://schemas.openxmlformats.org/drawingml/2006/picture">
+                  <pic:nvPicPr>
+                    <pic:cNvPr id="591599210" name=""/>
+                    <pic:cNvPicPr/>
+                  </pic:nvPicPr>
+                  <pic:blipFill>
+                    <a:blip r:embed="rId54"/>
+                    <a:stretch>
+                      <a:fillRect/>
+                    </a:stretch>
+                  </pic:blipFill>
+                  <pic:spPr>
+                    <a:xfrm>
+                      <a:off x="0" y="0"/>
+                      <a:ext cx="5731510" cy="4032885"/>
+                    </a:xfrm>
+                    <a:prstGeom prst="rect">
+                      <a:avLst/>
+                    </a:prstGeom>
+                  </pic:spPr>
+                </pic:pic>
+              </a:graphicData>
+            </a:graphic>
+          </wp:inline>
+        </w:drawing>
+      </w:r>
+      <w:r>
         <w:pict w14:anchorId="4B9529F0">
-          <v:rect id="_x0000_i1106" style="width:0;height:1.5pt" o:hralign="center" o:hrstd="t" o:hr="t" fillcolor="#a0a0a0" stroked="f"/>
+          <v:rect id="_x0000_i1041" style="width:0;height:1.5pt" o:hralign="center" o:hrstd="t" o:hr="t" fillcolor="#a0a0a0" stroked="f"/>
         </w:pict>
       </w:r>
     </w:p>
@@ -8632,7 +9211,7 @@
       <w:bookmarkStart w:id="0" w:name="_Hlk227589453"/>
       <w:r>
         <w:pict w14:anchorId="3476A7A4">
-          <v:rect id="_x0000_i1107" style="width:0;height:1.5pt" o:hralign="center" o:hrstd="t" o:hr="t" fillcolor="#a0a0a0" stroked="f"/>
+          <v:rect id="_x0000_i1042" style="width:0;height:1.5pt" o:hralign="center" o:hrstd="t" o:hr="t" fillcolor="#a0a0a0" stroked="f"/>
         </w:pict>
       </w:r>
       <w:bookmarkEnd w:id="0"/>
@@ -8694,19 +9273,82 @@
         </w:tabs>
       </w:pPr>
       <w:r>
-        <w:t xml:space="preserve">Bhai, sir ne last </w:t>
-      </w:r>
-      <w:proofErr w:type="spellStart"/>
-      <w:r>
+        <w:rPr>
+          <w:b/>
+          <w:bCs/>
+        </w:rPr>
+        <w:t xml:space="preserve">Bhai, simple word </w:t>
+      </w:r>
+      <w:proofErr w:type="spellStart"/>
+      <w:r>
+        <w:rPr>
+          <w:b/>
+          <w:bCs/>
+        </w:rPr>
         <w:t>mein</w:t>
       </w:r>
       <w:proofErr w:type="spellEnd"/>
       <w:r>
-        <w:t xml:space="preserve"> ye </w:t>
-      </w:r>
-      <w:proofErr w:type="spellStart"/>
-      <w:r>
-        <w:t>samjhaya</w:t>
+        <w:rPr>
+          <w:b/>
+          <w:bCs/>
+        </w:rPr>
+        <w:t>:</w:t>
+      </w:r>
+      <w:r>
+        <w:t xml:space="preserve"> </w:t>
+      </w:r>
+      <w:proofErr w:type="spellStart"/>
+      <w:r>
+        <w:t>forEach</w:t>
+      </w:r>
+      <w:proofErr w:type="spellEnd"/>
+      <w:r>
+        <w:t xml:space="preserve"> loop </w:t>
+      </w:r>
+      <w:proofErr w:type="spellStart"/>
+      <w:r>
+        <w:t>tumhara</w:t>
+      </w:r>
+      <w:proofErr w:type="spellEnd"/>
+      <w:r>
+        <w:t xml:space="preserve"> best friend </w:t>
+      </w:r>
+      <w:proofErr w:type="spellStart"/>
+      <w:r>
+        <w:t>hai</w:t>
+      </w:r>
+      <w:proofErr w:type="spellEnd"/>
+      <w:r>
+        <w:t xml:space="preserve"> multiple elements </w:t>
+      </w:r>
+      <w:proofErr w:type="spellStart"/>
+      <w:r>
+        <w:t>ke</w:t>
+      </w:r>
+      <w:proofErr w:type="spellEnd"/>
+      <w:r>
+        <w:t xml:space="preserve"> </w:t>
+      </w:r>
+      <w:proofErr w:type="spellStart"/>
+      <w:r>
+        <w:t>liye</w:t>
+      </w:r>
+      <w:proofErr w:type="spellEnd"/>
+      <w:r>
+        <w:t xml:space="preserve">. Bas ye check </w:t>
+      </w:r>
+      <w:proofErr w:type="spellStart"/>
+      <w:r>
+        <w:t>kar</w:t>
+      </w:r>
+      <w:proofErr w:type="spellEnd"/>
+      <w:r>
+        <w:t xml:space="preserve"> </w:t>
+      </w:r>
+      <w:proofErr w:type="spellStart"/>
+      <w:r>
+        <w:t>lena</w:t>
       </w:r>
       <w:proofErr w:type="spellEnd"/>
       <w:r>
@@ -8714,105 +9356,27 @@
       </w:r>
       <w:proofErr w:type="spellStart"/>
       <w:r>
-        <w:t>abhi</w:t>
-      </w:r>
-      <w:proofErr w:type="spellEnd"/>
-      <w:r>
-        <w:t xml:space="preserve"> hum ye sab </w:t>
-      </w:r>
-      <w:r>
-        <w:rPr>
-          <w:b/>
-          <w:bCs/>
-        </w:rPr>
-        <w:t>Console</w:t>
-      </w:r>
-      <w:r>
-        <w:t xml:space="preserve"> </w:t>
-      </w:r>
-      <w:proofErr w:type="spellStart"/>
-      <w:r>
-        <w:t>mein</w:t>
-      </w:r>
-      <w:proofErr w:type="spellEnd"/>
-      <w:r>
-        <w:t xml:space="preserve"> </w:t>
-      </w:r>
-      <w:proofErr w:type="spellStart"/>
-      <w:r>
-        <w:t>kar</w:t>
-      </w:r>
-      <w:proofErr w:type="spellEnd"/>
-      <w:r>
-        <w:t xml:space="preserve"> </w:t>
-      </w:r>
-      <w:proofErr w:type="spellStart"/>
-      <w:r>
-        <w:t>rahe</w:t>
-      </w:r>
-      <w:proofErr w:type="spellEnd"/>
-      <w:r>
-        <w:t xml:space="preserve"> hain, par </w:t>
-      </w:r>
-      <w:proofErr w:type="spellStart"/>
-      <w:r>
-        <w:t>aage</w:t>
-      </w:r>
-      <w:proofErr w:type="spellEnd"/>
-      <w:r>
-        <w:t xml:space="preserve"> </w:t>
-      </w:r>
-      <w:proofErr w:type="spellStart"/>
-      <w:r>
-        <w:t>chalkar</w:t>
-      </w:r>
-      <w:proofErr w:type="spellEnd"/>
-      <w:r>
-        <w:t xml:space="preserve"> hum </w:t>
-      </w:r>
-      <w:proofErr w:type="spellStart"/>
-      <w:r>
-        <w:t>ise</w:t>
-      </w:r>
-      <w:proofErr w:type="spellEnd"/>
-      <w:r>
-        <w:t xml:space="preserve"> .</w:t>
-      </w:r>
-      <w:proofErr w:type="spellStart"/>
-      <w:r>
-        <w:t>js</w:t>
-      </w:r>
-      <w:proofErr w:type="spellEnd"/>
-      <w:r>
-        <w:t xml:space="preserve"> file </w:t>
-      </w:r>
-      <w:proofErr w:type="spellStart"/>
-      <w:r>
-        <w:t>mein</w:t>
-      </w:r>
-      <w:proofErr w:type="spellEnd"/>
-      <w:r>
-        <w:t xml:space="preserve"> </w:t>
-      </w:r>
-      <w:proofErr w:type="spellStart"/>
-      <w:r>
-        <w:t>likhenge</w:t>
-      </w:r>
-      <w:proofErr w:type="spellEnd"/>
-      <w:r>
-        <w:t xml:space="preserve">. Ye foundation </w:t>
-      </w:r>
-      <w:proofErr w:type="spellStart"/>
-      <w:r>
-        <w:t>isliye</w:t>
-      </w:r>
-      <w:proofErr w:type="spellEnd"/>
-      <w:r>
-        <w:t xml:space="preserve"> </w:t>
-      </w:r>
-      <w:proofErr w:type="spellStart"/>
-      <w:r>
-        <w:t>zaroori</w:t>
+        <w:t>tumhare</w:t>
+      </w:r>
+      <w:proofErr w:type="spellEnd"/>
+      <w:r>
+        <w:t xml:space="preserve"> </w:t>
+      </w:r>
+      <w:proofErr w:type="spellStart"/>
+      <w:r>
+        <w:t>paas</w:t>
+      </w:r>
+      <w:proofErr w:type="spellEnd"/>
+      <w:r>
+        <w:t xml:space="preserve"> </w:t>
+      </w:r>
+      <w:proofErr w:type="spellStart"/>
+      <w:r>
+        <w:rPr>
+          <w:b/>
+          <w:bCs/>
+        </w:rPr>
+        <w:t>NodeList</w:t>
       </w:r>
       <w:proofErr w:type="spellEnd"/>
       <w:r>
@@ -8828,23 +9392,27 @@
       </w:r>
       <w:proofErr w:type="spellStart"/>
       <w:r>
-        <w:t>taaki</w:t>
-      </w:r>
-      <w:proofErr w:type="spellEnd"/>
-      <w:r>
-        <w:t xml:space="preserve"> jab tum database se </w:t>
-      </w:r>
-      <w:proofErr w:type="spellStart"/>
-      <w:r>
-        <w:t>aayi</w:t>
-      </w:r>
-      <w:proofErr w:type="spellEnd"/>
-      <w:r>
-        <w:t xml:space="preserve"> hui 100 items ki list ko UI par </w:t>
-      </w:r>
-      <w:proofErr w:type="spellStart"/>
-      <w:r>
-        <w:t>dikhao</w:t>
+        <w:t>ya</w:t>
+      </w:r>
+      <w:proofErr w:type="spellEnd"/>
+      <w:r>
+        <w:t xml:space="preserve"> </w:t>
+      </w:r>
+      <w:proofErr w:type="spellStart"/>
+      <w:r>
+        <w:rPr>
+          <w:b/>
+          <w:bCs/>
+        </w:rPr>
+        <w:t>HTMLCollection</w:t>
+      </w:r>
+      <w:proofErr w:type="spellEnd"/>
+      <w:r>
+        <w:t xml:space="preserve">. Agar collection </w:t>
+      </w:r>
+      <w:proofErr w:type="spellStart"/>
+      <w:r>
+        <w:t>hai</w:t>
       </w:r>
       <w:proofErr w:type="spellEnd"/>
       <w:r>
@@ -8856,63 +9424,39 @@
       </w:r>
       <w:proofErr w:type="spellEnd"/>
       <w:r>
-        <w:t xml:space="preserve"> tum </w:t>
-      </w:r>
-      <w:proofErr w:type="spellStart"/>
-      <w:r>
-        <w:t>darr</w:t>
-      </w:r>
-      <w:proofErr w:type="spellEnd"/>
-      <w:r>
-        <w:t xml:space="preserve"> </w:t>
-      </w:r>
-      <w:proofErr w:type="spellStart"/>
-      <w:r>
-        <w:t>na</w:t>
-      </w:r>
-      <w:proofErr w:type="spellEnd"/>
-      <w:r>
-        <w:t xml:space="preserve"> </w:t>
-      </w:r>
-      <w:proofErr w:type="spellStart"/>
-      <w:r>
-        <w:t>jao</w:t>
-      </w:r>
-      <w:proofErr w:type="spellEnd"/>
-      <w:r>
-        <w:t xml:space="preserve"> ki "</w:t>
-      </w:r>
-      <w:proofErr w:type="spellStart"/>
-      <w:r>
-        <w:t>Itne</w:t>
-      </w:r>
-      <w:proofErr w:type="spellEnd"/>
-      <w:r>
-        <w:t xml:space="preserve"> </w:t>
-      </w:r>
-      <w:proofErr w:type="spellStart"/>
-      <w:r>
-        <w:t>saare</w:t>
-      </w:r>
-      <w:proofErr w:type="spellEnd"/>
-      <w:r>
-        <w:t xml:space="preserve"> elements </w:t>
-      </w:r>
-      <w:proofErr w:type="spellStart"/>
-      <w:r>
-        <w:t>kaise</w:t>
-      </w:r>
-      <w:proofErr w:type="spellEnd"/>
-      <w:r>
-        <w:t xml:space="preserve"> handle </w:t>
-      </w:r>
-      <w:proofErr w:type="spellStart"/>
-      <w:r>
-        <w:t>karun</w:t>
-      </w:r>
-      <w:proofErr w:type="spellEnd"/>
-      <w:r>
-        <w:t>?"</w:t>
+        <w:t xml:space="preserve"> </w:t>
+      </w:r>
+      <w:proofErr w:type="spellStart"/>
+      <w:r>
+        <w:t>Array.from</w:t>
+      </w:r>
+      <w:proofErr w:type="spellEnd"/>
+      <w:r>
+        <w:t xml:space="preserve">() ka </w:t>
+      </w:r>
+      <w:proofErr w:type="spellStart"/>
+      <w:r>
+        <w:t>chashma</w:t>
+      </w:r>
+      <w:proofErr w:type="spellEnd"/>
+      <w:r>
+        <w:t xml:space="preserve"> </w:t>
+      </w:r>
+      <w:proofErr w:type="spellStart"/>
+      <w:r>
+        <w:t>pehna</w:t>
+      </w:r>
+      <w:proofErr w:type="spellEnd"/>
+      <w:r>
+        <w:t xml:space="preserve"> do </w:t>
+      </w:r>
+      <w:proofErr w:type="spellStart"/>
+      <w:r>
+        <w:t>usey</w:t>
+      </w:r>
+      <w:proofErr w:type="spellEnd"/>
+      <w:r>
+        <w:t>!</w:t>
       </w:r>
     </w:p>
     <w:p>
@@ -8922,190 +9466,100 @@
         </w:tabs>
       </w:pPr>
       <w:r>
-        <w:rPr>
-          <w:b/>
-          <w:bCs/>
-        </w:rPr>
-        <w:t xml:space="preserve">Bhai, simple word </w:t>
-      </w:r>
-      <w:proofErr w:type="spellStart"/>
-      <w:r>
-        <w:rPr>
-          <w:b/>
-          <w:bCs/>
-        </w:rPr>
-        <w:t>mein</w:t>
-      </w:r>
-      <w:proofErr w:type="spellEnd"/>
-      <w:r>
-        <w:rPr>
-          <w:b/>
-          <w:bCs/>
-        </w:rPr>
-        <w:t>:</w:t>
-      </w:r>
-      <w:r>
-        <w:t xml:space="preserve"> </w:t>
-      </w:r>
-      <w:proofErr w:type="spellStart"/>
-      <w:r>
-        <w:t>forEach</w:t>
-      </w:r>
-      <w:proofErr w:type="spellEnd"/>
-      <w:r>
-        <w:t xml:space="preserve"> loop </w:t>
-      </w:r>
-      <w:proofErr w:type="spellStart"/>
-      <w:r>
-        <w:t>tumhara</w:t>
-      </w:r>
-      <w:proofErr w:type="spellEnd"/>
-      <w:r>
-        <w:t xml:space="preserve"> best friend </w:t>
-      </w:r>
-      <w:proofErr w:type="spellStart"/>
-      <w:r>
-        <w:t>hai</w:t>
-      </w:r>
-      <w:proofErr w:type="spellEnd"/>
-      <w:r>
-        <w:t xml:space="preserve"> multiple elements </w:t>
-      </w:r>
-      <w:proofErr w:type="spellStart"/>
-      <w:r>
-        <w:t>ke</w:t>
-      </w:r>
-      <w:proofErr w:type="spellEnd"/>
-      <w:r>
-        <w:t xml:space="preserve"> </w:t>
-      </w:r>
-      <w:proofErr w:type="spellStart"/>
-      <w:r>
-        <w:t>liye</w:t>
-      </w:r>
-      <w:proofErr w:type="spellEnd"/>
-      <w:r>
-        <w:t xml:space="preserve">. Bas ye check </w:t>
-      </w:r>
-      <w:proofErr w:type="spellStart"/>
-      <w:r>
-        <w:t>kar</w:t>
-      </w:r>
-      <w:proofErr w:type="spellEnd"/>
-      <w:r>
-        <w:t xml:space="preserve"> </w:t>
-      </w:r>
-      <w:proofErr w:type="spellStart"/>
-      <w:r>
-        <w:t>lena</w:t>
-      </w:r>
-      <w:proofErr w:type="spellEnd"/>
-      <w:r>
-        <w:t xml:space="preserve"> ki </w:t>
-      </w:r>
-      <w:proofErr w:type="spellStart"/>
-      <w:r>
-        <w:t>tumhare</w:t>
-      </w:r>
-      <w:proofErr w:type="spellEnd"/>
-      <w:r>
-        <w:t xml:space="preserve"> </w:t>
-      </w:r>
-      <w:proofErr w:type="spellStart"/>
-      <w:r>
-        <w:t>paas</w:t>
-      </w:r>
-      <w:proofErr w:type="spellEnd"/>
-      <w:r>
-        <w:t xml:space="preserve"> </w:t>
-      </w:r>
-      <w:proofErr w:type="spellStart"/>
-      <w:r>
-        <w:rPr>
-          <w:b/>
-          <w:bCs/>
+        <w:pict w14:anchorId="558ABDE9">
+          <v:rect id="_x0000_i1043" style="width:0;height:1.5pt" o:hralign="center" o:hrstd="t" o:hr="t" fillcolor="#a0a0a0" stroked="f"/>
+        </w:pict>
+      </w:r>
+    </w:p>
+    <w:p>
+      <w:pPr>
+        <w:tabs>
+          <w:tab w:val="left" w:pos="2437"/>
+        </w:tabs>
+      </w:pPr>
+    </w:p>
+    <w:p>
+      <w:pPr>
+        <w:tabs>
+          <w:tab w:val="left" w:pos="2437"/>
+        </w:tabs>
+      </w:pPr>
+    </w:p>
+    <w:p>
+      <w:pPr>
+        <w:tabs>
+          <w:tab w:val="left" w:pos="2437"/>
+        </w:tabs>
+        <w:rPr>
+          <w:b/>
+          <w:bCs/>
+          <w:sz w:val="32"/>
+          <w:szCs w:val="32"/>
+        </w:rPr>
+      </w:pPr>
+      <w:r>
+        <w:rPr>
+          <w:b/>
+          <w:bCs/>
+          <w:sz w:val="32"/>
+          <w:szCs w:val="32"/>
+        </w:rPr>
+        <w:lastRenderedPageBreak/>
+        <w:t xml:space="preserve"># </w:t>
+      </w:r>
+      <w:r>
+        <w:rPr>
+          <w:b/>
+          <w:bCs/>
+          <w:sz w:val="32"/>
+          <w:szCs w:val="32"/>
+          <w:u w:val="single"/>
+        </w:rPr>
+        <w:t xml:space="preserve">IMPORTANT -&gt; DIFFERENCE BETWEEN </w:t>
+      </w:r>
+      <w:proofErr w:type="spellStart"/>
+      <w:r>
+        <w:rPr>
+          <w:b/>
+          <w:bCs/>
+          <w:sz w:val="32"/>
+          <w:szCs w:val="32"/>
+          <w:u w:val="single"/>
         </w:rPr>
         <w:t>NodeList</w:t>
       </w:r>
       <w:proofErr w:type="spellEnd"/>
       <w:r>
-        <w:t xml:space="preserve"> </w:t>
-      </w:r>
-      <w:proofErr w:type="spellStart"/>
-      <w:r>
-        <w:t>hai</w:t>
-      </w:r>
-      <w:proofErr w:type="spellEnd"/>
-      <w:r>
-        <w:t xml:space="preserve"> </w:t>
-      </w:r>
-      <w:proofErr w:type="spellStart"/>
-      <w:r>
-        <w:t>ya</w:t>
-      </w:r>
-      <w:proofErr w:type="spellEnd"/>
-      <w:r>
-        <w:t xml:space="preserve"> </w:t>
-      </w:r>
-      <w:proofErr w:type="spellStart"/>
-      <w:r>
-        <w:rPr>
-          <w:b/>
-          <w:bCs/>
+        <w:rPr>
+          <w:b/>
+          <w:bCs/>
+          <w:sz w:val="32"/>
+          <w:szCs w:val="32"/>
+          <w:u w:val="single"/>
+        </w:rPr>
+        <w:t xml:space="preserve"> AND </w:t>
+      </w:r>
+      <w:proofErr w:type="spellStart"/>
+      <w:r>
+        <w:rPr>
+          <w:b/>
+          <w:bCs/>
+          <w:sz w:val="32"/>
+          <w:szCs w:val="32"/>
+          <w:u w:val="single"/>
         </w:rPr>
         <w:t>HTMLCollection</w:t>
       </w:r>
       <w:proofErr w:type="spellEnd"/>
       <w:r>
-        <w:t xml:space="preserve">. Agar collection </w:t>
-      </w:r>
-      <w:proofErr w:type="spellStart"/>
-      <w:r>
-        <w:t>hai</w:t>
-      </w:r>
-      <w:proofErr w:type="spellEnd"/>
-      <w:r>
-        <w:t xml:space="preserve">, </w:t>
-      </w:r>
-      <w:proofErr w:type="spellStart"/>
-      <w:r>
-        <w:t>toh</w:t>
-      </w:r>
-      <w:proofErr w:type="spellEnd"/>
-      <w:r>
-        <w:t xml:space="preserve"> </w:t>
-      </w:r>
-      <w:proofErr w:type="spellStart"/>
-      <w:r>
-        <w:t>Array.from</w:t>
-      </w:r>
-      <w:proofErr w:type="spellEnd"/>
-      <w:r>
-        <w:t xml:space="preserve">() ka </w:t>
-      </w:r>
-      <w:proofErr w:type="spellStart"/>
-      <w:r>
-        <w:t>chashma</w:t>
-      </w:r>
-      <w:proofErr w:type="spellEnd"/>
-      <w:r>
-        <w:t xml:space="preserve"> </w:t>
-      </w:r>
-      <w:proofErr w:type="spellStart"/>
-      <w:r>
-        <w:t>pehna</w:t>
-      </w:r>
-      <w:proofErr w:type="spellEnd"/>
-      <w:r>
-        <w:t xml:space="preserve"> do </w:t>
-      </w:r>
-      <w:proofErr w:type="spellStart"/>
-      <w:r>
-        <w:t>usey</w:t>
-      </w:r>
-      <w:proofErr w:type="spellEnd"/>
-      <w:r>
-        <w:t>!</w:t>
+        <w:rPr>
+          <w:b/>
+          <w:bCs/>
+          <w:sz w:val="32"/>
+          <w:szCs w:val="32"/>
+          <w:u w:val="single"/>
+        </w:rPr>
+        <w:t>??</w:t>
       </w:r>
     </w:p>
     <w:p>
@@ -9115,8 +9569,136 @@
         </w:tabs>
       </w:pPr>
       <w:r>
-        <w:pict w14:anchorId="558ABDE9">
-          <v:rect id="_x0000_i1122" style="width:0;height:1.5pt" o:hralign="center" o:hrstd="t" o:hr="t" fillcolor="#a0a0a0" stroked="f"/>
+        <w:drawing>
+          <wp:inline distT="0" distB="0" distL="0" distR="0" wp14:anchorId="6D7862B8" wp14:editId="425E96BE">
+            <wp:extent cx="5731510" cy="2229485"/>
+            <wp:effectExtent l="0" t="0" r="2540" b="0"/>
+            <wp:docPr id="682399871" name="Picture 1"/>
+            <wp:cNvGraphicFramePr>
+              <a:graphicFrameLocks xmlns:a="http://schemas.openxmlformats.org/drawingml/2006/main" noChangeAspect="1"/>
+            </wp:cNvGraphicFramePr>
+            <a:graphic xmlns:a="http://schemas.openxmlformats.org/drawingml/2006/main">
+              <a:graphicData uri="http://schemas.openxmlformats.org/drawingml/2006/picture">
+                <pic:pic xmlns:pic="http://schemas.openxmlformats.org/drawingml/2006/picture">
+                  <pic:nvPicPr>
+                    <pic:cNvPr id="682399871" name=""/>
+                    <pic:cNvPicPr/>
+                  </pic:nvPicPr>
+                  <pic:blipFill>
+                    <a:blip r:embed="rId55"/>
+                    <a:stretch>
+                      <a:fillRect/>
+                    </a:stretch>
+                  </pic:blipFill>
+                  <pic:spPr>
+                    <a:xfrm>
+                      <a:off x="0" y="0"/>
+                      <a:ext cx="5731510" cy="2229485"/>
+                    </a:xfrm>
+                    <a:prstGeom prst="rect">
+                      <a:avLst/>
+                    </a:prstGeom>
+                  </pic:spPr>
+                </pic:pic>
+              </a:graphicData>
+            </a:graphic>
+          </wp:inline>
+        </w:drawing>
+      </w:r>
+    </w:p>
+    <w:p>
+      <w:pPr>
+        <w:tabs>
+          <w:tab w:val="left" w:pos="2437"/>
+        </w:tabs>
+      </w:pPr>
+      <w:r>
+        <w:drawing>
+          <wp:inline distT="0" distB="0" distL="0" distR="0" wp14:anchorId="5EC4C6B7" wp14:editId="72159277">
+            <wp:extent cx="5731510" cy="2230120"/>
+            <wp:effectExtent l="0" t="0" r="2540" b="0"/>
+            <wp:docPr id="2080119768" name="Picture 1"/>
+            <wp:cNvGraphicFramePr>
+              <a:graphicFrameLocks xmlns:a="http://schemas.openxmlformats.org/drawingml/2006/main" noChangeAspect="1"/>
+            </wp:cNvGraphicFramePr>
+            <a:graphic xmlns:a="http://schemas.openxmlformats.org/drawingml/2006/main">
+              <a:graphicData uri="http://schemas.openxmlformats.org/drawingml/2006/picture">
+                <pic:pic xmlns:pic="http://schemas.openxmlformats.org/drawingml/2006/picture">
+                  <pic:nvPicPr>
+                    <pic:cNvPr id="2080119768" name=""/>
+                    <pic:cNvPicPr/>
+                  </pic:nvPicPr>
+                  <pic:blipFill>
+                    <a:blip r:embed="rId56"/>
+                    <a:stretch>
+                      <a:fillRect/>
+                    </a:stretch>
+                  </pic:blipFill>
+                  <pic:spPr>
+                    <a:xfrm>
+                      <a:off x="0" y="0"/>
+                      <a:ext cx="5731510" cy="2230120"/>
+                    </a:xfrm>
+                    <a:prstGeom prst="rect">
+                      <a:avLst/>
+                    </a:prstGeom>
+                  </pic:spPr>
+                </pic:pic>
+              </a:graphicData>
+            </a:graphic>
+          </wp:inline>
+        </w:drawing>
+      </w:r>
+    </w:p>
+    <w:p>
+      <w:pPr>
+        <w:tabs>
+          <w:tab w:val="left" w:pos="2437"/>
+        </w:tabs>
+      </w:pPr>
+      <w:r>
+        <w:t xml:space="preserve"> </w:t>
+      </w:r>
+      <w:r>
+        <w:drawing>
+          <wp:inline distT="0" distB="0" distL="0" distR="0" wp14:anchorId="12D62A95" wp14:editId="550EF2D8">
+            <wp:extent cx="5619854" cy="3204673"/>
+            <wp:effectExtent l="0" t="0" r="0" b="0"/>
+            <wp:docPr id="1006872911" name="Picture 1"/>
+            <wp:cNvGraphicFramePr>
+              <a:graphicFrameLocks xmlns:a="http://schemas.openxmlformats.org/drawingml/2006/main" noChangeAspect="1"/>
+            </wp:cNvGraphicFramePr>
+            <a:graphic xmlns:a="http://schemas.openxmlformats.org/drawingml/2006/main">
+              <a:graphicData uri="http://schemas.openxmlformats.org/drawingml/2006/picture">
+                <pic:pic xmlns:pic="http://schemas.openxmlformats.org/drawingml/2006/picture">
+                  <pic:nvPicPr>
+                    <pic:cNvPr id="1006872911" name=""/>
+                    <pic:cNvPicPr/>
+                  </pic:nvPicPr>
+                  <pic:blipFill>
+                    <a:blip r:embed="rId57"/>
+                    <a:stretch>
+                      <a:fillRect/>
+                    </a:stretch>
+                  </pic:blipFill>
+                  <pic:spPr>
+                    <a:xfrm>
+                      <a:off x="0" y="0"/>
+                      <a:ext cx="5653080" cy="3223620"/>
+                    </a:xfrm>
+                    <a:prstGeom prst="rect">
+                      <a:avLst/>
+                    </a:prstGeom>
+                  </pic:spPr>
+                </pic:pic>
+              </a:graphicData>
+            </a:graphic>
+          </wp:inline>
+        </w:drawing>
+      </w:r>
+      <w:r>
+        <w:pict w14:anchorId="4639F10E">
+          <v:rect id="_x0000_i1052" style="width:0;height:1.5pt" o:hralign="center" o:hrstd="t" o:hr="t" fillcolor="#a0a0a0" stroked="f"/>
         </w:pict>
       </w:r>
     </w:p>
@@ -9135,6 +9717,56 @@
     </w:sectPr>
   </w:body>
 </w:document>
+</file>
+
+<file path=word/endnotes.xml><?xml version="1.0" encoding="utf-8"?>
+<w:endnotes xmlns:wpc="http://schemas.microsoft.com/office/word/2010/wordprocessingCanvas" xmlns:cx="http://schemas.microsoft.com/office/drawing/2014/chartex" xmlns:cx1="http://schemas.microsoft.com/office/drawing/2015/9/8/chartex" xmlns:cx2="http://schemas.microsoft.com/office/drawing/2015/10/21/chartex" xmlns:cx3="http://schemas.microsoft.com/office/drawing/2016/5/9/chartex" xmlns:cx4="http://schemas.microsoft.com/office/drawing/2016/5/10/chartex" xmlns:cx5="http://schemas.microsoft.com/office/drawing/2016/5/11/chartex" xmlns:cx6="http://schemas.microsoft.com/office/drawing/2016/5/12/chartex" xmlns:cx7="http://schemas.microsoft.com/office/drawing/2016/5/13/chartex" xmlns:cx8="http://schemas.microsoft.com/office/drawing/2016/5/14/chartex" xmlns:mc="http://schemas.openxmlformats.org/markup-compatibility/2006" xmlns:aink="http://schemas.microsoft.com/office/drawing/2016/ink" xmlns:am3d="http://schemas.microsoft.com/office/drawing/2017/model3d" xmlns:o="urn:schemas-microsoft-com:office:office" xmlns:oel="http://schemas.microsoft.com/office/2019/extlst" xmlns:r="http://schemas.openxmlformats.org/officeDocument/2006/relationships" xmlns:m="http://schemas.openxmlformats.org/officeDocument/2006/math" xmlns:v="urn:schemas-microsoft-com:vml" xmlns:wp14="http://schemas.microsoft.com/office/word/2010/wordprocessingDrawing" xmlns:wp="http://schemas.openxmlformats.org/drawingml/2006/wordprocessingDrawing" xmlns:w10="urn:schemas-microsoft-com:office:word" xmlns:w="http://schemas.openxmlformats.org/wordprocessingml/2006/main" xmlns:w14="http://schemas.microsoft.com/office/word/2010/wordml" xmlns:w15="http://schemas.microsoft.com/office/word/2012/wordml" xmlns:w16cex="http://schemas.microsoft.com/office/word/2018/wordml/cex" xmlns:w16cid="http://schemas.microsoft.com/office/word/2016/wordml/cid" xmlns:w16="http://schemas.microsoft.com/office/word/2018/wordml" xmlns:w16du="http://schemas.microsoft.com/office/word/2023/wordml/word16du" xmlns:w16sdtdh="http://schemas.microsoft.com/office/word/2020/wordml/sdtdatahash" xmlns:w16sdtfl="http://schemas.microsoft.com/office/word/2024/wordml/sdtformatlock" xmlns:w16se="http://schemas.microsoft.com/office/word/2015/wordml/symex" xmlns:wpg="http://schemas.microsoft.com/office/word/2010/wordprocessingGroup" xmlns:wpi="http://schemas.microsoft.com/office/word/2010/wordprocessingInk" xmlns:wne="http://schemas.microsoft.com/office/word/2006/wordml" xmlns:wps="http://schemas.microsoft.com/office/word/2010/wordprocessingShape" mc:Ignorable="w14 w15 w16se w16cid w16 w16cex w16sdtdh w16sdtfl w16du wp14">
+  <w:endnote w:type="separator" w:id="-1">
+    <w:p>
+      <w:pPr>
+        <w:spacing w:after="0" w:line="240" w:lineRule="auto"/>
+      </w:pPr>
+      <w:r>
+        <w:separator/>
+      </w:r>
+    </w:p>
+  </w:endnote>
+  <w:endnote w:type="continuationSeparator" w:id="0">
+    <w:p>
+      <w:pPr>
+        <w:spacing w:after="0" w:line="240" w:lineRule="auto"/>
+      </w:pPr>
+      <w:r>
+        <w:continuationSeparator/>
+      </w:r>
+    </w:p>
+  </w:endnote>
+</w:endnotes>
+</file>
+
+<file path=word/footnotes.xml><?xml version="1.0" encoding="utf-8"?>
+<w:footnotes xmlns:wpc="http://schemas.microsoft.com/office/word/2010/wordprocessingCanvas" xmlns:cx="http://schemas.microsoft.com/office/drawing/2014/chartex" xmlns:cx1="http://schemas.microsoft.com/office/drawing/2015/9/8/chartex" xmlns:cx2="http://schemas.microsoft.com/office/drawing/2015/10/21/chartex" xmlns:cx3="http://schemas.microsoft.com/office/drawing/2016/5/9/chartex" xmlns:cx4="http://schemas.microsoft.com/office/drawing/2016/5/10/chartex" xmlns:cx5="http://schemas.microsoft.com/office/drawing/2016/5/11/chartex" xmlns:cx6="http://schemas.microsoft.com/office/drawing/2016/5/12/chartex" xmlns:cx7="http://schemas.microsoft.com/office/drawing/2016/5/13/chartex" xmlns:cx8="http://schemas.microsoft.com/office/drawing/2016/5/14/chartex" xmlns:mc="http://schemas.openxmlformats.org/markup-compatibility/2006" xmlns:aink="http://schemas.microsoft.com/office/drawing/2016/ink" xmlns:am3d="http://schemas.microsoft.com/office/drawing/2017/model3d" xmlns:o="urn:schemas-microsoft-com:office:office" xmlns:oel="http://schemas.microsoft.com/office/2019/extlst" xmlns:r="http://schemas.openxmlformats.org/officeDocument/2006/relationships" xmlns:m="http://schemas.openxmlformats.org/officeDocument/2006/math" xmlns:v="urn:schemas-microsoft-com:vml" xmlns:wp14="http://schemas.microsoft.com/office/word/2010/wordprocessingDrawing" xmlns:wp="http://schemas.openxmlformats.org/drawingml/2006/wordprocessingDrawing" xmlns:w10="urn:schemas-microsoft-com:office:word" xmlns:w="http://schemas.openxmlformats.org/wordprocessingml/2006/main" xmlns:w14="http://schemas.microsoft.com/office/word/2010/wordml" xmlns:w15="http://schemas.microsoft.com/office/word/2012/wordml" xmlns:w16cex="http://schemas.microsoft.com/office/word/2018/wordml/cex" xmlns:w16cid="http://schemas.microsoft.com/office/word/2016/wordml/cid" xmlns:w16="http://schemas.microsoft.com/office/word/2018/wordml" xmlns:w16du="http://schemas.microsoft.com/office/word/2023/wordml/word16du" xmlns:w16sdtdh="http://schemas.microsoft.com/office/word/2020/wordml/sdtdatahash" xmlns:w16sdtfl="http://schemas.microsoft.com/office/word/2024/wordml/sdtformatlock" xmlns:w16se="http://schemas.microsoft.com/office/word/2015/wordml/symex" xmlns:wpg="http://schemas.microsoft.com/office/word/2010/wordprocessingGroup" xmlns:wpi="http://schemas.microsoft.com/office/word/2010/wordprocessingInk" xmlns:wne="http://schemas.microsoft.com/office/word/2006/wordml" xmlns:wps="http://schemas.microsoft.com/office/word/2010/wordprocessingShape" mc:Ignorable="w14 w15 w16se w16cid w16 w16cex w16sdtdh w16sdtfl w16du wp14">
+  <w:footnote w:type="separator" w:id="-1">
+    <w:p>
+      <w:pPr>
+        <w:spacing w:after="0" w:line="240" w:lineRule="auto"/>
+      </w:pPr>
+      <w:r>
+        <w:separator/>
+      </w:r>
+    </w:p>
+  </w:footnote>
+  <w:footnote w:type="continuationSeparator" w:id="0">
+    <w:p>
+      <w:pPr>
+        <w:spacing w:after="0" w:line="240" w:lineRule="auto"/>
+      </w:pPr>
+      <w:r>
+        <w:continuationSeparator/>
+      </w:r>
+    </w:p>
+  </w:footnote>
+</w:footnotes>
 </file>
 
 <file path=word/numbering.xml><?xml version="1.0" encoding="utf-8"?>
@@ -12109,6 +12741,7 @@
   <w:style w:type="character" w:default="1" w:styleId="DefaultParagraphFont">
     <w:name w:val="Default Paragraph Font"/>
     <w:uiPriority w:val="1"/>
+    <w:semiHidden/>
     <w:unhideWhenUsed/>
   </w:style>
   <w:style w:type="table" w:default="1" w:styleId="TableNormal">
@@ -12422,6 +13055,50 @@
       <w:spacing w:val="5"/>
     </w:rPr>
   </w:style>
+  <w:style w:type="paragraph" w:styleId="Header">
+    <w:name w:val="header"/>
+    <w:basedOn w:val="Normal"/>
+    <w:link w:val="HeaderChar"/>
+    <w:uiPriority w:val="99"/>
+    <w:unhideWhenUsed/>
+    <w:rsid w:val="00FB71B1"/>
+    <w:pPr>
+      <w:tabs>
+        <w:tab w:val="center" w:pos="4513"/>
+        <w:tab w:val="right" w:pos="9026"/>
+      </w:tabs>
+      <w:spacing w:after="0" w:line="240" w:lineRule="auto"/>
+    </w:pPr>
+  </w:style>
+  <w:style w:type="character" w:customStyle="1" w:styleId="HeaderChar">
+    <w:name w:val="Header Char"/>
+    <w:basedOn w:val="DefaultParagraphFont"/>
+    <w:link w:val="Header"/>
+    <w:uiPriority w:val="99"/>
+    <w:rsid w:val="00FB71B1"/>
+  </w:style>
+  <w:style w:type="paragraph" w:styleId="Footer">
+    <w:name w:val="footer"/>
+    <w:basedOn w:val="Normal"/>
+    <w:link w:val="FooterChar"/>
+    <w:uiPriority w:val="99"/>
+    <w:unhideWhenUsed/>
+    <w:rsid w:val="00FB71B1"/>
+    <w:pPr>
+      <w:tabs>
+        <w:tab w:val="center" w:pos="4513"/>
+        <w:tab w:val="right" w:pos="9026"/>
+      </w:tabs>
+      <w:spacing w:after="0" w:line="240" w:lineRule="auto"/>
+    </w:pPr>
+  </w:style>
+  <w:style w:type="character" w:customStyle="1" w:styleId="FooterChar">
+    <w:name w:val="Footer Char"/>
+    <w:basedOn w:val="DefaultParagraphFont"/>
+    <w:link w:val="Footer"/>
+    <w:uiPriority w:val="99"/>
+    <w:rsid w:val="00FB71B1"/>
+  </w:style>
 </w:styles>
 </file>
 

--- a/JAVASCRIPT NOTES/JAVASCRIPT NOTES (2) AFTER BASICS.docx
+++ b/JAVASCRIPT NOTES/JAVASCRIPT NOTES (2) AFTER BASICS.docx
@@ -45,52 +45,12 @@
           <w:b/>
           <w:bCs/>
         </w:rPr>
-        <w:t xml:space="preserve">1. DOM </w:t>
-      </w:r>
-      <w:proofErr w:type="spellStart"/>
-      <w:r>
-        <w:rPr>
-          <w:b/>
-          <w:bCs/>
-        </w:rPr>
-        <w:t>kya</w:t>
-      </w:r>
-      <w:proofErr w:type="spellEnd"/>
-      <w:r>
-        <w:rPr>
-          <w:b/>
-          <w:bCs/>
-        </w:rPr>
-        <w:t xml:space="preserve"> </w:t>
-      </w:r>
-      <w:proofErr w:type="spellStart"/>
-      <w:r>
-        <w:rPr>
-          <w:b/>
-          <w:bCs/>
-        </w:rPr>
-        <w:t>hai</w:t>
-      </w:r>
-      <w:proofErr w:type="spellEnd"/>
-      <w:r>
-        <w:rPr>
-          <w:b/>
-          <w:bCs/>
-        </w:rPr>
-        <w:t>? (Document Object Model)</w:t>
-      </w:r>
-    </w:p>
-    <w:p>
-      <w:r>
-        <w:t xml:space="preserve">Technical terms </w:t>
-      </w:r>
-      <w:proofErr w:type="spellStart"/>
-      <w:r>
-        <w:t>mein</w:t>
-      </w:r>
-      <w:proofErr w:type="spellEnd"/>
-      <w:r>
-        <w:t xml:space="preserve">, DOM ek </w:t>
+        <w:t>1. DOM kya hai? (Document Object Model)</w:t>
+      </w:r>
+    </w:p>
+    <w:p>
+      <w:r>
+        <w:t xml:space="preserve">Technical terms mein, DOM ek </w:t>
       </w:r>
       <w:r>
         <w:rPr>
@@ -100,79 +60,7 @@
         <w:t>Programming Interface</w:t>
       </w:r>
       <w:r>
-        <w:t xml:space="preserve"> </w:t>
-      </w:r>
-      <w:proofErr w:type="spellStart"/>
-      <w:r>
-        <w:t>hai</w:t>
-      </w:r>
-      <w:proofErr w:type="spellEnd"/>
-      <w:r>
-        <w:t xml:space="preserve">. Jab browser </w:t>
-      </w:r>
-      <w:proofErr w:type="spellStart"/>
-      <w:r>
-        <w:t>kisi</w:t>
-      </w:r>
-      <w:proofErr w:type="spellEnd"/>
-      <w:r>
-        <w:t xml:space="preserve"> HTML page ko load </w:t>
-      </w:r>
-      <w:proofErr w:type="spellStart"/>
-      <w:r>
-        <w:t>karta</w:t>
-      </w:r>
-      <w:proofErr w:type="spellEnd"/>
-      <w:r>
-        <w:t xml:space="preserve"> </w:t>
-      </w:r>
-      <w:proofErr w:type="spellStart"/>
-      <w:r>
-        <w:t>hai</w:t>
-      </w:r>
-      <w:proofErr w:type="spellEnd"/>
-      <w:r>
-        <w:t xml:space="preserve">, </w:t>
-      </w:r>
-      <w:proofErr w:type="spellStart"/>
-      <w:r>
-        <w:t>toh</w:t>
-      </w:r>
-      <w:proofErr w:type="spellEnd"/>
-      <w:r>
-        <w:t xml:space="preserve"> wo </w:t>
-      </w:r>
-      <w:proofErr w:type="spellStart"/>
-      <w:r>
-        <w:t>uska</w:t>
-      </w:r>
-      <w:proofErr w:type="spellEnd"/>
-      <w:r>
-        <w:t xml:space="preserve"> ek "Tree Structure" </w:t>
-      </w:r>
-      <w:proofErr w:type="spellStart"/>
-      <w:r>
-        <w:t>bana</w:t>
-      </w:r>
-      <w:proofErr w:type="spellEnd"/>
-      <w:r>
-        <w:t xml:space="preserve"> </w:t>
-      </w:r>
-      <w:proofErr w:type="spellStart"/>
-      <w:r>
-        <w:t>leta</w:t>
-      </w:r>
-      <w:proofErr w:type="spellEnd"/>
-      <w:r>
-        <w:t xml:space="preserve"> </w:t>
-      </w:r>
-      <w:proofErr w:type="spellStart"/>
-      <w:r>
-        <w:t>hai</w:t>
-      </w:r>
-      <w:proofErr w:type="spellEnd"/>
-      <w:r>
-        <w:t>.</w:t>
+        <w:t xml:space="preserve"> hai. Jab browser kisi HTML page ko load karta hai, toh wo uska ek "Tree Structure" bana leta hai.</w:t>
       </w:r>
     </w:p>
     <w:p>
@@ -190,15 +78,7 @@
         <w:t>The Logic:</w:t>
       </w:r>
       <w:r>
-        <w:t xml:space="preserve"> Browser </w:t>
-      </w:r>
-      <w:proofErr w:type="spellStart"/>
-      <w:r>
-        <w:t>tumhare</w:t>
-      </w:r>
-      <w:proofErr w:type="spellEnd"/>
-      <w:r>
-        <w:t xml:space="preserve"> HTML code ko ek </w:t>
+        <w:t xml:space="preserve"> Browser tumhare HTML code ko ek </w:t>
       </w:r>
       <w:r>
         <w:rPr>
@@ -208,65 +88,7 @@
         <w:t>Object</w:t>
       </w:r>
       <w:r>
-        <w:t xml:space="preserve"> </w:t>
-      </w:r>
-      <w:proofErr w:type="spellStart"/>
-      <w:r>
-        <w:t>mein</w:t>
-      </w:r>
-      <w:proofErr w:type="spellEnd"/>
-      <w:r>
-        <w:t xml:space="preserve"> </w:t>
-      </w:r>
-      <w:proofErr w:type="spellStart"/>
-      <w:r>
-        <w:t>badal</w:t>
-      </w:r>
-      <w:proofErr w:type="spellEnd"/>
-      <w:r>
-        <w:t xml:space="preserve"> </w:t>
-      </w:r>
-      <w:proofErr w:type="spellStart"/>
-      <w:r>
-        <w:t>deta</w:t>
-      </w:r>
-      <w:proofErr w:type="spellEnd"/>
-      <w:r>
-        <w:t xml:space="preserve"> </w:t>
-      </w:r>
-      <w:proofErr w:type="spellStart"/>
-      <w:r>
-        <w:t>hai</w:t>
-      </w:r>
-      <w:proofErr w:type="spellEnd"/>
-      <w:r>
-        <w:t xml:space="preserve"> </w:t>
-      </w:r>
-      <w:proofErr w:type="spellStart"/>
-      <w:r>
-        <w:t>jise</w:t>
-      </w:r>
-      <w:proofErr w:type="spellEnd"/>
-      <w:r>
-        <w:t xml:space="preserve"> hum </w:t>
-      </w:r>
-      <w:proofErr w:type="spellStart"/>
-      <w:proofErr w:type="gramStart"/>
-      <w:r>
-        <w:t>window.document</w:t>
-      </w:r>
-      <w:proofErr w:type="spellEnd"/>
-      <w:proofErr w:type="gramEnd"/>
-      <w:r>
-        <w:t xml:space="preserve"> </w:t>
-      </w:r>
-      <w:proofErr w:type="spellStart"/>
-      <w:r>
-        <w:t>kehte</w:t>
-      </w:r>
-      <w:proofErr w:type="spellEnd"/>
-      <w:r>
-        <w:t xml:space="preserve"> hain.</w:t>
+        <w:t xml:space="preserve"> mein badal deta hai jise hum window.document kehte hain.</w:t>
       </w:r>
     </w:p>
     <w:p>
@@ -284,15 +106,7 @@
         <w:t>Deep Concept:</w:t>
       </w:r>
       <w:r>
-        <w:t xml:space="preserve"> Is structure </w:t>
-      </w:r>
-      <w:proofErr w:type="spellStart"/>
-      <w:r>
-        <w:t>mein</w:t>
-      </w:r>
-      <w:proofErr w:type="spellEnd"/>
-      <w:r>
-        <w:t xml:space="preserve"> harr ek HTML tag (h1, div, p) ek </w:t>
+        <w:t xml:space="preserve"> Is structure mein harr ek HTML tag (h1, div, p) ek </w:t>
       </w:r>
       <w:r>
         <w:rPr>
@@ -302,151 +116,7 @@
         <w:t>Node</w:t>
       </w:r>
       <w:r>
-        <w:t xml:space="preserve"> </w:t>
-      </w:r>
-      <w:proofErr w:type="spellStart"/>
-      <w:r>
-        <w:t>hota</w:t>
-      </w:r>
-      <w:proofErr w:type="spellEnd"/>
-      <w:r>
-        <w:t xml:space="preserve"> </w:t>
-      </w:r>
-      <w:proofErr w:type="spellStart"/>
-      <w:r>
-        <w:t>hai</w:t>
-      </w:r>
-      <w:proofErr w:type="spellEnd"/>
-      <w:r>
-        <w:t xml:space="preserve">. JavaScript </w:t>
-      </w:r>
-      <w:proofErr w:type="spellStart"/>
-      <w:r>
-        <w:t>isi</w:t>
-      </w:r>
-      <w:proofErr w:type="spellEnd"/>
-      <w:r>
-        <w:t xml:space="preserve"> "Object" ka </w:t>
-      </w:r>
-      <w:proofErr w:type="gramStart"/>
-      <w:r>
-        <w:t>use</w:t>
-      </w:r>
-      <w:proofErr w:type="gramEnd"/>
-      <w:r>
-        <w:t xml:space="preserve"> </w:t>
-      </w:r>
-      <w:proofErr w:type="spellStart"/>
-      <w:r>
-        <w:t>karke</w:t>
-      </w:r>
-      <w:proofErr w:type="spellEnd"/>
-      <w:r>
-        <w:t xml:space="preserve"> </w:t>
-      </w:r>
-      <w:proofErr w:type="spellStart"/>
-      <w:r>
-        <w:t>kisi</w:t>
-      </w:r>
-      <w:proofErr w:type="spellEnd"/>
-      <w:r>
-        <w:t xml:space="preserve"> </w:t>
-      </w:r>
-      <w:proofErr w:type="spellStart"/>
-      <w:r>
-        <w:t>bhi</w:t>
-      </w:r>
-      <w:proofErr w:type="spellEnd"/>
-      <w:r>
-        <w:t xml:space="preserve"> element ka rang </w:t>
-      </w:r>
-      <w:proofErr w:type="spellStart"/>
-      <w:r>
-        <w:t>badal</w:t>
-      </w:r>
-      <w:proofErr w:type="spellEnd"/>
-      <w:r>
-        <w:t xml:space="preserve"> </w:t>
-      </w:r>
-      <w:proofErr w:type="spellStart"/>
-      <w:r>
-        <w:t>sakti</w:t>
-      </w:r>
-      <w:proofErr w:type="spellEnd"/>
-      <w:r>
-        <w:t xml:space="preserve"> </w:t>
-      </w:r>
-      <w:proofErr w:type="spellStart"/>
-      <w:r>
-        <w:t>hai</w:t>
-      </w:r>
-      <w:proofErr w:type="spellEnd"/>
-      <w:r>
-        <w:t xml:space="preserve">, text change </w:t>
-      </w:r>
-      <w:proofErr w:type="spellStart"/>
-      <w:r>
-        <w:t>kar</w:t>
-      </w:r>
-      <w:proofErr w:type="spellEnd"/>
-      <w:r>
-        <w:t xml:space="preserve"> </w:t>
-      </w:r>
-      <w:proofErr w:type="spellStart"/>
-      <w:r>
-        <w:t>sakti</w:t>
-      </w:r>
-      <w:proofErr w:type="spellEnd"/>
-      <w:r>
-        <w:t xml:space="preserve"> </w:t>
-      </w:r>
-      <w:proofErr w:type="spellStart"/>
-      <w:r>
-        <w:t>hai</w:t>
-      </w:r>
-      <w:proofErr w:type="spellEnd"/>
-      <w:r>
-        <w:t xml:space="preserve">, </w:t>
-      </w:r>
-      <w:proofErr w:type="spellStart"/>
-      <w:r>
-        <w:t>ya</w:t>
-      </w:r>
-      <w:proofErr w:type="spellEnd"/>
-      <w:r>
-        <w:t xml:space="preserve"> use delete </w:t>
-      </w:r>
-      <w:proofErr w:type="spellStart"/>
-      <w:r>
-        <w:t>bhi</w:t>
-      </w:r>
-      <w:proofErr w:type="spellEnd"/>
-      <w:r>
-        <w:t xml:space="preserve"> </w:t>
-      </w:r>
-      <w:proofErr w:type="spellStart"/>
-      <w:r>
-        <w:t>kar</w:t>
-      </w:r>
-      <w:proofErr w:type="spellEnd"/>
-      <w:r>
-        <w:t xml:space="preserve"> </w:t>
-      </w:r>
-      <w:proofErr w:type="spellStart"/>
-      <w:r>
-        <w:t>sakti</w:t>
-      </w:r>
-      <w:proofErr w:type="spellEnd"/>
-      <w:r>
-        <w:t xml:space="preserve"> </w:t>
-      </w:r>
-      <w:proofErr w:type="spellStart"/>
-      <w:r>
-        <w:t>hai</w:t>
-      </w:r>
-      <w:proofErr w:type="spellEnd"/>
-      <w:r>
-        <w:t>.</w:t>
+        <w:t xml:space="preserve"> hota hai. JavaScript isi "Object" ka use karke kisi bhi element ka rang badal sakti hai, text change kar sakti hai, ya use delete bhi kar sakti hai.</w:t>
       </w:r>
     </w:p>
     <w:p>
@@ -473,47 +143,7 @@
     </w:p>
     <w:p>
       <w:r>
-        <w:t xml:space="preserve">Hitesh sir ne ek bahut important </w:t>
-      </w:r>
-      <w:proofErr w:type="spellStart"/>
-      <w:r>
-        <w:t>farq</w:t>
-      </w:r>
-      <w:proofErr w:type="spellEnd"/>
-      <w:r>
-        <w:t xml:space="preserve"> </w:t>
-      </w:r>
-      <w:proofErr w:type="spellStart"/>
-      <w:r>
-        <w:t>samjhaya</w:t>
-      </w:r>
-      <w:proofErr w:type="spellEnd"/>
-      <w:r>
-        <w:t xml:space="preserve"> </w:t>
-      </w:r>
-      <w:proofErr w:type="spellStart"/>
-      <w:r>
-        <w:t>hai</w:t>
-      </w:r>
-      <w:proofErr w:type="spellEnd"/>
-      <w:r>
-        <w:t xml:space="preserve"> jo beginners ko confuse </w:t>
-      </w:r>
-      <w:proofErr w:type="spellStart"/>
-      <w:r>
-        <w:t>karta</w:t>
-      </w:r>
-      <w:proofErr w:type="spellEnd"/>
-      <w:r>
-        <w:t xml:space="preserve"> </w:t>
-      </w:r>
-      <w:proofErr w:type="spellStart"/>
-      <w:r>
-        <w:t>hai</w:t>
-      </w:r>
-      <w:proofErr w:type="spellEnd"/>
-      <w:r>
-        <w:t>:</w:t>
+        <w:t>Hitesh sir ne ek bahut important farq samjhaya hai jo beginners ko confuse karta hai:</w:t>
       </w:r>
     </w:p>
     <w:p>
@@ -531,55 +161,7 @@
         <w:t>Window Object:</w:t>
       </w:r>
       <w:r>
-        <w:t xml:space="preserve"> Ye browser ka </w:t>
-      </w:r>
-      <w:proofErr w:type="spellStart"/>
-      <w:r>
-        <w:t>sabse</w:t>
-      </w:r>
-      <w:proofErr w:type="spellEnd"/>
-      <w:r>
-        <w:t xml:space="preserve"> </w:t>
-      </w:r>
-      <w:proofErr w:type="spellStart"/>
-      <w:r>
-        <w:t>bada</w:t>
-      </w:r>
-      <w:proofErr w:type="spellEnd"/>
-      <w:r>
-        <w:t xml:space="preserve"> "Baap" object </w:t>
-      </w:r>
-      <w:proofErr w:type="spellStart"/>
-      <w:r>
-        <w:t>hai</w:t>
-      </w:r>
-      <w:proofErr w:type="spellEnd"/>
-      <w:r>
-        <w:t xml:space="preserve">. Isme sab </w:t>
-      </w:r>
-      <w:proofErr w:type="spellStart"/>
-      <w:r>
-        <w:t>kuch</w:t>
-      </w:r>
-      <w:proofErr w:type="spellEnd"/>
-      <w:r>
-        <w:t xml:space="preserve"> </w:t>
-      </w:r>
-      <w:proofErr w:type="spellStart"/>
-      <w:r>
-        <w:t>aata</w:t>
-      </w:r>
-      <w:proofErr w:type="spellEnd"/>
-      <w:r>
-        <w:t xml:space="preserve"> </w:t>
-      </w:r>
-      <w:proofErr w:type="spellStart"/>
-      <w:r>
-        <w:t>hai</w:t>
-      </w:r>
-      <w:proofErr w:type="spellEnd"/>
-      <w:r>
-        <w:t xml:space="preserve"> (location, history, storage, and document)</w:t>
+        <w:t xml:space="preserve"> Ye browser ka sabse bada "Baap" object hai. Isme sab kuch aata hai (location, history, storage, and document)</w:t>
       </w:r>
       <w:r>
         <w:t>.</w:t>
@@ -643,71 +225,7 @@
         <w:t>Document Object:</w:t>
       </w:r>
       <w:r>
-        <w:t xml:space="preserve"> Ye window </w:t>
-      </w:r>
-      <w:proofErr w:type="spellStart"/>
-      <w:r>
-        <w:t>ke</w:t>
-      </w:r>
-      <w:proofErr w:type="spellEnd"/>
-      <w:r>
-        <w:t xml:space="preserve"> </w:t>
-      </w:r>
-      <w:proofErr w:type="spellStart"/>
-      <w:r>
-        <w:t>andar</w:t>
-      </w:r>
-      <w:proofErr w:type="spellEnd"/>
-      <w:r>
-        <w:t xml:space="preserve"> </w:t>
-      </w:r>
-      <w:proofErr w:type="spellStart"/>
-      <w:r>
-        <w:t>hota</w:t>
-      </w:r>
-      <w:proofErr w:type="spellEnd"/>
-      <w:r>
-        <w:t xml:space="preserve"> </w:t>
-      </w:r>
-      <w:proofErr w:type="spellStart"/>
-      <w:r>
-        <w:t>hai</w:t>
-      </w:r>
-      <w:proofErr w:type="spellEnd"/>
-      <w:r>
-        <w:t xml:space="preserve">. Iska </w:t>
-      </w:r>
-      <w:proofErr w:type="spellStart"/>
-      <w:r>
-        <w:t>kaam</w:t>
-      </w:r>
-      <w:proofErr w:type="spellEnd"/>
-      <w:r>
-        <w:t xml:space="preserve"> </w:t>
-      </w:r>
-      <w:proofErr w:type="spellStart"/>
-      <w:r>
-        <w:t>sirf</w:t>
-      </w:r>
-      <w:proofErr w:type="spellEnd"/>
-      <w:r>
-        <w:t xml:space="preserve"> aur </w:t>
-      </w:r>
-      <w:proofErr w:type="spellStart"/>
-      <w:r>
-        <w:t>sirf</w:t>
-      </w:r>
-      <w:proofErr w:type="spellEnd"/>
-      <w:r>
-        <w:t xml:space="preserve"> </w:t>
-      </w:r>
-      <w:proofErr w:type="spellStart"/>
-      <w:r>
-        <w:t>tumhare</w:t>
-      </w:r>
-      <w:proofErr w:type="spellEnd"/>
-      <w:r>
-        <w:t xml:space="preserve"> </w:t>
+        <w:t xml:space="preserve"> Ye window ke andar hota hai. Iska kaam sirf aur sirf tumhare </w:t>
       </w:r>
       <w:r>
         <w:rPr>
@@ -717,23 +235,7 @@
         <w:t>HTML Page</w:t>
       </w:r>
       <w:r>
-        <w:t xml:space="preserve"> ko handle </w:t>
-      </w:r>
-      <w:proofErr w:type="spellStart"/>
-      <w:r>
-        <w:t>karna</w:t>
-      </w:r>
-      <w:proofErr w:type="spellEnd"/>
-      <w:r>
-        <w:t xml:space="preserve"> </w:t>
-      </w:r>
-      <w:proofErr w:type="spellStart"/>
-      <w:r>
-        <w:t>hai</w:t>
-      </w:r>
-      <w:proofErr w:type="spellEnd"/>
-      <w:r>
-        <w:t>.</w:t>
+        <w:t xml:space="preserve"> ko handle karna hai.</w:t>
       </w:r>
     </w:p>
     <w:p>
@@ -743,80 +245,15 @@
           <w:numId w:val="2"/>
         </w:numPr>
       </w:pPr>
-      <w:proofErr w:type="spellStart"/>
       <w:r>
         <w:rPr>
           <w:i/>
           <w:iCs/>
         </w:rPr>
-        <w:t>Shortcode</w:t>
-      </w:r>
-      <w:proofErr w:type="spellEnd"/>
-      <w:r>
-        <w:rPr>
-          <w:i/>
-          <w:iCs/>
-        </w:rPr>
-        <w:t>:</w:t>
-      </w:r>
-      <w:r>
-        <w:t xml:space="preserve"> Jab </w:t>
-      </w:r>
-      <w:proofErr w:type="spellStart"/>
-      <w:r>
-        <w:t>bhi</w:t>
-      </w:r>
-      <w:proofErr w:type="spellEnd"/>
-      <w:r>
-        <w:t xml:space="preserve"> </w:t>
-      </w:r>
-      <w:proofErr w:type="spellStart"/>
-      <w:r>
-        <w:t>tumhe</w:t>
-      </w:r>
-      <w:proofErr w:type="spellEnd"/>
-      <w:r>
-        <w:t xml:space="preserve"> HTML se </w:t>
-      </w:r>
-      <w:proofErr w:type="spellStart"/>
-      <w:r>
-        <w:t>kuch</w:t>
-      </w:r>
-      <w:proofErr w:type="spellEnd"/>
-      <w:r>
-        <w:t xml:space="preserve"> </w:t>
-      </w:r>
-      <w:proofErr w:type="spellStart"/>
-      <w:r>
-        <w:t>karna</w:t>
-      </w:r>
-      <w:proofErr w:type="spellEnd"/>
-      <w:r>
-        <w:t xml:space="preserve"> </w:t>
-      </w:r>
-      <w:proofErr w:type="spellStart"/>
-      <w:r>
-        <w:t>ho</w:t>
-      </w:r>
-      <w:proofErr w:type="spellEnd"/>
-      <w:r>
-        <w:t xml:space="preserve">, tum document se </w:t>
-      </w:r>
-      <w:proofErr w:type="spellStart"/>
-      <w:r>
-        <w:t>shuru</w:t>
-      </w:r>
-      <w:proofErr w:type="spellEnd"/>
-      <w:r>
-        <w:t xml:space="preserve"> </w:t>
-      </w:r>
-      <w:proofErr w:type="spellStart"/>
-      <w:r>
-        <w:t>karte</w:t>
-      </w:r>
-      <w:proofErr w:type="spellEnd"/>
-      <w:r>
-        <w:t xml:space="preserve"> ho.</w:t>
+        <w:t>Shortcode:</w:t>
+      </w:r>
+      <w:r>
+        <w:t xml:space="preserve"> Jab bhi tumhe HTML se kuch karna ho, tum document se shuru karte ho.</w:t>
       </w:r>
     </w:p>
     <w:p>
@@ -993,7 +430,6 @@
         </w:rPr>
         <w:t xml:space="preserve"># </w:t>
       </w:r>
-      <w:proofErr w:type="spellStart"/>
       <w:r>
         <w:rPr>
           <w:b/>
@@ -1002,18 +438,7 @@
           <w:szCs w:val="32"/>
           <w:u w:val="single"/>
         </w:rPr>
-        <w:t>console.dir</w:t>
-      </w:r>
-      <w:proofErr w:type="spellEnd"/>
-      <w:r>
-        <w:rPr>
-          <w:b/>
-          <w:bCs/>
-          <w:sz w:val="32"/>
-          <w:szCs w:val="32"/>
-          <w:u w:val="single"/>
-        </w:rPr>
-        <w:t>(document)</w:t>
+        <w:t>console.dir(document)</w:t>
       </w:r>
     </w:p>
     <w:p>
@@ -1080,47 +505,7 @@
     </w:p>
     <w:p>
       <w:r>
-        <w:t xml:space="preserve">Browser HTML ko </w:t>
-      </w:r>
-      <w:proofErr w:type="spellStart"/>
-      <w:r>
-        <w:t>aise</w:t>
-      </w:r>
-      <w:proofErr w:type="spellEnd"/>
-      <w:r>
-        <w:t xml:space="preserve"> </w:t>
-      </w:r>
-      <w:proofErr w:type="spellStart"/>
-      <w:r>
-        <w:t>dekhta</w:t>
-      </w:r>
-      <w:proofErr w:type="spellEnd"/>
-      <w:r>
-        <w:t xml:space="preserve"> </w:t>
-      </w:r>
-      <w:proofErr w:type="spellStart"/>
-      <w:r>
-        <w:t>hai</w:t>
-      </w:r>
-      <w:proofErr w:type="spellEnd"/>
-      <w:r>
-        <w:t xml:space="preserve"> </w:t>
-      </w:r>
-      <w:proofErr w:type="spellStart"/>
-      <w:r>
-        <w:t>jaise</w:t>
-      </w:r>
-      <w:proofErr w:type="spellEnd"/>
-      <w:r>
-        <w:t xml:space="preserve"> wo ek family tree </w:t>
-      </w:r>
-      <w:proofErr w:type="spellStart"/>
-      <w:r>
-        <w:t>ho</w:t>
-      </w:r>
-      <w:proofErr w:type="spellEnd"/>
-      <w:r>
-        <w:t>:</w:t>
+        <w:t>Browser HTML ko aise dekhta hai jaise wo ek family tree ho:</w:t>
       </w:r>
     </w:p>
     <w:p>
@@ -1343,111 +728,7 @@
     </w:p>
     <w:p>
       <w:r>
-        <w:t xml:space="preserve">Video </w:t>
-      </w:r>
-      <w:proofErr w:type="spellStart"/>
-      <w:r>
-        <w:t>mein</w:t>
-      </w:r>
-      <w:proofErr w:type="spellEnd"/>
-      <w:r>
-        <w:t xml:space="preserve"> </w:t>
-      </w:r>
-      <w:proofErr w:type="spellStart"/>
-      <w:r>
-        <w:t>bataya</w:t>
-      </w:r>
-      <w:proofErr w:type="spellEnd"/>
-      <w:r>
-        <w:t xml:space="preserve"> </w:t>
-      </w:r>
-      <w:proofErr w:type="spellStart"/>
-      <w:r>
-        <w:t>gaya</w:t>
-      </w:r>
-      <w:proofErr w:type="spellEnd"/>
-      <w:r>
-        <w:t xml:space="preserve"> </w:t>
-      </w:r>
-      <w:proofErr w:type="spellStart"/>
-      <w:r>
-        <w:t>hai</w:t>
-      </w:r>
-      <w:proofErr w:type="spellEnd"/>
-      <w:r>
-        <w:t xml:space="preserve"> ki </w:t>
-      </w:r>
-      <w:proofErr w:type="spellStart"/>
-      <w:r>
-        <w:t>kisi</w:t>
-      </w:r>
-      <w:proofErr w:type="spellEnd"/>
-      <w:r>
-        <w:t xml:space="preserve"> </w:t>
-      </w:r>
-      <w:proofErr w:type="spellStart"/>
-      <w:r>
-        <w:t>bhi</w:t>
-      </w:r>
-      <w:proofErr w:type="spellEnd"/>
-      <w:r>
-        <w:t xml:space="preserve"> element ko JavaScript </w:t>
-      </w:r>
-      <w:proofErr w:type="spellStart"/>
-      <w:r>
-        <w:t>mein</w:t>
-      </w:r>
-      <w:proofErr w:type="spellEnd"/>
-      <w:r>
-        <w:t xml:space="preserve"> "</w:t>
-      </w:r>
-      <w:proofErr w:type="spellStart"/>
-      <w:r>
-        <w:t>Pakadne</w:t>
-      </w:r>
-      <w:proofErr w:type="spellEnd"/>
-      <w:r>
-        <w:t xml:space="preserve">" (Select </w:t>
-      </w:r>
-      <w:proofErr w:type="spellStart"/>
-      <w:r>
-        <w:t>karne</w:t>
-      </w:r>
-      <w:proofErr w:type="spellEnd"/>
-      <w:r>
-        <w:t xml:space="preserve">) </w:t>
-      </w:r>
-      <w:proofErr w:type="spellStart"/>
-      <w:r>
-        <w:t>ke</w:t>
-      </w:r>
-      <w:proofErr w:type="spellEnd"/>
-      <w:r>
-        <w:t xml:space="preserve"> </w:t>
-      </w:r>
-      <w:proofErr w:type="spellStart"/>
-      <w:r>
-        <w:t>liye</w:t>
-      </w:r>
-      <w:proofErr w:type="spellEnd"/>
-      <w:r>
-        <w:t xml:space="preserve"> </w:t>
-      </w:r>
-      <w:proofErr w:type="spellStart"/>
-      <w:r>
-        <w:t>kuch</w:t>
-      </w:r>
-      <w:proofErr w:type="spellEnd"/>
-      <w:r>
-        <w:t xml:space="preserve"> methods </w:t>
-      </w:r>
-      <w:proofErr w:type="spellStart"/>
-      <w:r>
-        <w:t>hote</w:t>
-      </w:r>
-      <w:proofErr w:type="spellEnd"/>
-      <w:r>
-        <w:t xml:space="preserve"> hain:</w:t>
+        <w:t>Video mein bataya gaya hai ki kisi bhi element ko JavaScript mein "Pakadne" (Select karne) ke liye kuch methods hote hain:</w:t>
       </w:r>
     </w:p>
     <w:p>
@@ -1457,120 +738,15 @@
           <w:numId w:val="4"/>
         </w:numPr>
       </w:pPr>
-      <w:proofErr w:type="spellStart"/>
-      <w:r>
-        <w:rPr>
-          <w:b/>
-          <w:bCs/>
-        </w:rPr>
-        <w:t>innerHTML</w:t>
-      </w:r>
-      <w:proofErr w:type="spellEnd"/>
-      <w:r>
-        <w:rPr>
-          <w:b/>
-          <w:bCs/>
-        </w:rPr>
-        <w:t xml:space="preserve"> vs </w:t>
-      </w:r>
-      <w:proofErr w:type="spellStart"/>
-      <w:r>
-        <w:rPr>
-          <w:b/>
-          <w:bCs/>
-        </w:rPr>
-        <w:t>innerText</w:t>
-      </w:r>
-      <w:proofErr w:type="spellEnd"/>
-      <w:r>
-        <w:rPr>
-          <w:b/>
-          <w:bCs/>
-        </w:rPr>
-        <w:t xml:space="preserve"> vs </w:t>
-      </w:r>
-      <w:proofErr w:type="spellStart"/>
-      <w:r>
-        <w:rPr>
-          <w:b/>
-          <w:bCs/>
-        </w:rPr>
-        <w:t>textContent</w:t>
-      </w:r>
-      <w:proofErr w:type="spellEnd"/>
-      <w:r>
-        <w:rPr>
-          <w:b/>
-          <w:bCs/>
-        </w:rPr>
-        <w:t>:</w:t>
-      </w:r>
-      <w:r>
-        <w:t xml:space="preserve"> * </w:t>
-      </w:r>
-      <w:proofErr w:type="spellStart"/>
-      <w:r>
-        <w:t>innerText</w:t>
-      </w:r>
-      <w:proofErr w:type="spellEnd"/>
-      <w:r>
-        <w:t xml:space="preserve">: </w:t>
-      </w:r>
-      <w:proofErr w:type="spellStart"/>
-      <w:r>
-        <w:t>Sirf</w:t>
-      </w:r>
-      <w:proofErr w:type="spellEnd"/>
-      <w:r>
-        <w:t xml:space="preserve"> </w:t>
-      </w:r>
-      <w:proofErr w:type="spellStart"/>
-      <w:r>
-        <w:t>wahi</w:t>
-      </w:r>
-      <w:proofErr w:type="spellEnd"/>
-      <w:r>
-        <w:t xml:space="preserve"> </w:t>
-      </w:r>
-      <w:proofErr w:type="spellStart"/>
-      <w:r>
-        <w:t>dikhayega</w:t>
-      </w:r>
-      <w:proofErr w:type="spellEnd"/>
-      <w:r>
-        <w:t xml:space="preserve"> jo screen par visible </w:t>
-      </w:r>
-      <w:proofErr w:type="spellStart"/>
-      <w:r>
-        <w:t>hai</w:t>
-      </w:r>
-      <w:proofErr w:type="spellEnd"/>
-      <w:r>
-        <w:t xml:space="preserve"> (CSS display: none </w:t>
-      </w:r>
-      <w:proofErr w:type="spellStart"/>
-      <w:r>
-        <w:t>wala</w:t>
-      </w:r>
-      <w:proofErr w:type="spellEnd"/>
-      <w:r>
-        <w:t xml:space="preserve"> </w:t>
-      </w:r>
-      <w:proofErr w:type="spellStart"/>
-      <w:r>
-        <w:t>chupa</w:t>
-      </w:r>
-      <w:proofErr w:type="spellEnd"/>
-      <w:r>
-        <w:t xml:space="preserve"> </w:t>
-      </w:r>
-      <w:proofErr w:type="spellStart"/>
-      <w:r>
-        <w:t>dega</w:t>
-      </w:r>
-      <w:proofErr w:type="spellEnd"/>
-      <w:r>
-        <w:t>).</w:t>
+      <w:r>
+        <w:rPr>
+          <w:b/>
+          <w:bCs/>
+        </w:rPr>
+        <w:t>innerHTML vs innerText vs textContent:</w:t>
+      </w:r>
+      <w:r>
+        <w:t xml:space="preserve"> * innerText: Sirf wahi dikhayega jo screen par visible hai (CSS display: none wala chupa dega).</w:t>
       </w:r>
     </w:p>
     <w:p>
@@ -1580,69 +756,8 @@
           <w:numId w:val="4"/>
         </w:numPr>
       </w:pPr>
-      <w:proofErr w:type="spellStart"/>
-      <w:r>
-        <w:t>textContent</w:t>
-      </w:r>
-      <w:proofErr w:type="spellEnd"/>
-      <w:r>
-        <w:t xml:space="preserve">: Saara text </w:t>
-      </w:r>
-      <w:proofErr w:type="spellStart"/>
-      <w:r>
-        <w:t>dikha</w:t>
-      </w:r>
-      <w:proofErr w:type="spellEnd"/>
-      <w:r>
-        <w:t xml:space="preserve"> </w:t>
-      </w:r>
-      <w:proofErr w:type="spellStart"/>
-      <w:r>
-        <w:t>dega</w:t>
-      </w:r>
-      <w:proofErr w:type="spellEnd"/>
-      <w:r>
-        <w:t xml:space="preserve">, </w:t>
-      </w:r>
-      <w:proofErr w:type="spellStart"/>
-      <w:r>
-        <w:t>chahe</w:t>
-      </w:r>
-      <w:proofErr w:type="spellEnd"/>
-      <w:r>
-        <w:t xml:space="preserve"> wo </w:t>
-      </w:r>
-      <w:proofErr w:type="spellStart"/>
-      <w:r>
-        <w:t>chupa</w:t>
-      </w:r>
-      <w:proofErr w:type="spellEnd"/>
-      <w:r>
-        <w:t xml:space="preserve"> </w:t>
-      </w:r>
-      <w:proofErr w:type="spellStart"/>
-      <w:r>
-        <w:t>ho</w:t>
-      </w:r>
-      <w:proofErr w:type="spellEnd"/>
-      <w:r>
-        <w:t xml:space="preserve"> </w:t>
-      </w:r>
-      <w:proofErr w:type="spellStart"/>
-      <w:r>
-        <w:t>ya</w:t>
-      </w:r>
-      <w:proofErr w:type="spellEnd"/>
-      <w:r>
-        <w:t xml:space="preserve"> </w:t>
-      </w:r>
-      <w:proofErr w:type="spellStart"/>
-      <w:r>
-        <w:t>nahi</w:t>
-      </w:r>
-      <w:proofErr w:type="spellEnd"/>
-      <w:r>
-        <w:t>.</w:t>
+      <w:r>
+        <w:t>textContent: Saara text dikha dega, chahe wo chupa ho ya nahi.</w:t>
       </w:r>
     </w:p>
     <w:p>
@@ -1652,77 +767,8 @@
           <w:numId w:val="4"/>
         </w:numPr>
       </w:pPr>
-      <w:proofErr w:type="spellStart"/>
-      <w:r>
-        <w:t>innerHTML</w:t>
-      </w:r>
-      <w:proofErr w:type="spellEnd"/>
-      <w:r>
-        <w:t xml:space="preserve">: Text </w:t>
-      </w:r>
-      <w:proofErr w:type="spellStart"/>
-      <w:r>
-        <w:t>ke</w:t>
-      </w:r>
-      <w:proofErr w:type="spellEnd"/>
-      <w:r>
-        <w:t xml:space="preserve"> </w:t>
-      </w:r>
-      <w:proofErr w:type="spellStart"/>
-      <w:r>
-        <w:t>saath-saath</w:t>
-      </w:r>
-      <w:proofErr w:type="spellEnd"/>
-      <w:r>
-        <w:t xml:space="preserve"> </w:t>
-      </w:r>
-      <w:proofErr w:type="spellStart"/>
-      <w:r>
-        <w:t>uske</w:t>
-      </w:r>
-      <w:proofErr w:type="spellEnd"/>
-      <w:r>
-        <w:t xml:space="preserve"> </w:t>
-      </w:r>
-      <w:proofErr w:type="spellStart"/>
-      <w:r>
-        <w:t>andar</w:t>
-      </w:r>
-      <w:proofErr w:type="spellEnd"/>
-      <w:r>
-        <w:t xml:space="preserve"> </w:t>
-      </w:r>
-      <w:proofErr w:type="spellStart"/>
-      <w:r>
-        <w:t>ke</w:t>
-      </w:r>
-      <w:proofErr w:type="spellEnd"/>
-      <w:r>
-        <w:t xml:space="preserve"> HTML tags </w:t>
-      </w:r>
-      <w:proofErr w:type="spellStart"/>
-      <w:r>
-        <w:t>bhi</w:t>
-      </w:r>
-      <w:proofErr w:type="spellEnd"/>
-      <w:r>
-        <w:t xml:space="preserve"> </w:t>
-      </w:r>
-      <w:proofErr w:type="spellStart"/>
-      <w:r>
-        <w:t>dikha</w:t>
-      </w:r>
-      <w:proofErr w:type="spellEnd"/>
-      <w:r>
-        <w:t xml:space="preserve"> </w:t>
-      </w:r>
-      <w:proofErr w:type="spellStart"/>
-      <w:r>
-        <w:t>dega</w:t>
-      </w:r>
-      <w:proofErr w:type="spellEnd"/>
-      <w:r>
-        <w:t>.</w:t>
+      <w:r>
+        <w:t>innerHTML: Text ke saath-saath uske andar ke HTML tags bhi dikha dega.</w:t>
       </w:r>
     </w:p>
     <w:p>
@@ -1789,21 +835,8 @@
           <w:numId w:val="5"/>
         </w:numPr>
       </w:pPr>
-      <w:proofErr w:type="spellStart"/>
-      <w:r>
-        <w:t>getElementById</w:t>
-      </w:r>
-      <w:proofErr w:type="spellEnd"/>
-      <w:r>
-        <w:t xml:space="preserve">('id'): Id se element </w:t>
-      </w:r>
-      <w:proofErr w:type="spellStart"/>
-      <w:r>
-        <w:t>uthana</w:t>
-      </w:r>
-      <w:proofErr w:type="spellEnd"/>
-      <w:r>
-        <w:t>.</w:t>
+      <w:r>
+        <w:t>getElementById('id'): Id se element uthana.</w:t>
       </w:r>
     </w:p>
     <w:p>
@@ -1813,53 +846,8 @@
           <w:numId w:val="5"/>
         </w:numPr>
       </w:pPr>
-      <w:proofErr w:type="spellStart"/>
-      <w:r>
-        <w:t>getElementsByClassName</w:t>
-      </w:r>
-      <w:proofErr w:type="spellEnd"/>
-      <w:r>
-        <w:t>('</w:t>
-      </w:r>
-      <w:proofErr w:type="spellStart"/>
-      <w:r>
-        <w:t>class'</w:t>
-      </w:r>
-      <w:proofErr w:type="spellEnd"/>
-      <w:r>
-        <w:t xml:space="preserve">): Class se </w:t>
-      </w:r>
-      <w:proofErr w:type="spellStart"/>
-      <w:r>
-        <w:t>uthana</w:t>
-      </w:r>
-      <w:proofErr w:type="spellEnd"/>
-      <w:r>
-        <w:t xml:space="preserve"> (ye ek </w:t>
-      </w:r>
-      <w:proofErr w:type="spellStart"/>
-      <w:r>
-        <w:t>HTMLCollection</w:t>
-      </w:r>
-      <w:proofErr w:type="spellEnd"/>
-      <w:r>
-        <w:t xml:space="preserve"> </w:t>
-      </w:r>
-      <w:proofErr w:type="spellStart"/>
-      <w:r>
-        <w:t>deta</w:t>
-      </w:r>
-      <w:proofErr w:type="spellEnd"/>
-      <w:r>
-        <w:t xml:space="preserve"> </w:t>
-      </w:r>
-      <w:proofErr w:type="spellStart"/>
-      <w:r>
-        <w:t>hai</w:t>
-      </w:r>
-      <w:proofErr w:type="spellEnd"/>
-      <w:r>
-        <w:t>).</w:t>
+      <w:r>
+        <w:t>getElementsByClassName('class'): Class se uthana (ye ek HTMLCollection deta hai).</w:t>
       </w:r>
     </w:p>
     <w:p>
@@ -1869,90 +857,8 @@
           <w:numId w:val="5"/>
         </w:numPr>
       </w:pPr>
-      <w:proofErr w:type="spellStart"/>
-      <w:proofErr w:type="gramStart"/>
-      <w:r>
-        <w:t>querySelector</w:t>
-      </w:r>
-      <w:proofErr w:type="spellEnd"/>
-      <w:r>
-        <w:t>(</w:t>
-      </w:r>
-      <w:proofErr w:type="gramEnd"/>
-      <w:r>
-        <w:t xml:space="preserve">'.class / #id / tag'): Ye </w:t>
-      </w:r>
-      <w:proofErr w:type="spellStart"/>
-      <w:r>
-        <w:t>sabse</w:t>
-      </w:r>
-      <w:proofErr w:type="spellEnd"/>
-      <w:r>
-        <w:t xml:space="preserve"> smart </w:t>
-      </w:r>
-      <w:proofErr w:type="spellStart"/>
-      <w:r>
-        <w:t>hai</w:t>
-      </w:r>
-      <w:proofErr w:type="spellEnd"/>
-      <w:r>
-        <w:t xml:space="preserve">, CSS selectors ki </w:t>
-      </w:r>
-      <w:proofErr w:type="spellStart"/>
-      <w:r>
-        <w:t>tarah</w:t>
-      </w:r>
-      <w:proofErr w:type="spellEnd"/>
-      <w:r>
-        <w:t xml:space="preserve"> </w:t>
-      </w:r>
-      <w:proofErr w:type="spellStart"/>
-      <w:r>
-        <w:t>kaam</w:t>
-      </w:r>
-      <w:proofErr w:type="spellEnd"/>
-      <w:r>
-        <w:t xml:space="preserve"> </w:t>
-      </w:r>
-      <w:proofErr w:type="spellStart"/>
-      <w:r>
-        <w:t>karta</w:t>
-      </w:r>
-      <w:proofErr w:type="spellEnd"/>
-      <w:r>
-        <w:t xml:space="preserve"> </w:t>
-      </w:r>
-      <w:proofErr w:type="spellStart"/>
-      <w:r>
-        <w:t>hai</w:t>
-      </w:r>
-      <w:proofErr w:type="spellEnd"/>
-      <w:r>
-        <w:t xml:space="preserve"> (</w:t>
-      </w:r>
-      <w:proofErr w:type="spellStart"/>
-      <w:r>
-        <w:t>pehla</w:t>
-      </w:r>
-      <w:proofErr w:type="spellEnd"/>
-      <w:r>
-        <w:t xml:space="preserve"> match </w:t>
-      </w:r>
-      <w:proofErr w:type="spellStart"/>
-      <w:r>
-        <w:t>uthata</w:t>
-      </w:r>
-      <w:proofErr w:type="spellEnd"/>
-      <w:r>
-        <w:t xml:space="preserve"> </w:t>
-      </w:r>
-      <w:proofErr w:type="spellStart"/>
-      <w:r>
-        <w:t>hai</w:t>
-      </w:r>
-      <w:proofErr w:type="spellEnd"/>
-      <w:r>
-        <w:t>).</w:t>
+      <w:r>
+        <w:t>querySelector('.class / #id / tag'): Ye sabse smart hai, CSS selectors ki tarah kaam karta hai (pehla match uthata hai).</w:t>
       </w:r>
     </w:p>
     <w:p>
@@ -1962,36 +868,9 @@
           <w:numId w:val="5"/>
         </w:numPr>
       </w:pPr>
-      <w:proofErr w:type="spellStart"/>
-      <w:proofErr w:type="gramStart"/>
-      <w:r>
-        <w:t>querySelectorAll</w:t>
-      </w:r>
-      <w:proofErr w:type="spellEnd"/>
-      <w:r>
-        <w:t>(</w:t>
-      </w:r>
-      <w:proofErr w:type="gramEnd"/>
-      <w:r>
-        <w:t xml:space="preserve">): Saare matching elements </w:t>
-      </w:r>
-      <w:proofErr w:type="spellStart"/>
-      <w:r>
-        <w:t>uthata</w:t>
-      </w:r>
-      <w:proofErr w:type="spellEnd"/>
-      <w:r>
-        <w:t xml:space="preserve"> </w:t>
-      </w:r>
-      <w:proofErr w:type="spellStart"/>
-      <w:r>
-        <w:t>hai</w:t>
-      </w:r>
-      <w:proofErr w:type="spellEnd"/>
-      <w:r>
-        <w:t xml:space="preserve"> (ye ek </w:t>
-      </w:r>
-      <w:proofErr w:type="spellStart"/>
+      <w:r>
+        <w:t xml:space="preserve">querySelectorAll(): Saare matching elements uthata hai (ye ek </w:t>
+      </w:r>
       <w:r>
         <w:rPr>
           <w:b/>
@@ -1999,25 +878,8 @@
         </w:rPr>
         <w:t>NodeList</w:t>
       </w:r>
-      <w:proofErr w:type="spellEnd"/>
-      <w:r>
-        <w:t xml:space="preserve"> </w:t>
-      </w:r>
-      <w:proofErr w:type="spellStart"/>
-      <w:r>
-        <w:t>deta</w:t>
-      </w:r>
-      <w:proofErr w:type="spellEnd"/>
-      <w:r>
-        <w:t xml:space="preserve"> </w:t>
-      </w:r>
-      <w:proofErr w:type="spellStart"/>
-      <w:r>
-        <w:t>hai</w:t>
-      </w:r>
-      <w:proofErr w:type="spellEnd"/>
-      <w:r>
-        <w:t>).</w:t>
+      <w:r>
+        <w:t xml:space="preserve"> deta hai).</w:t>
       </w:r>
     </w:p>
     <w:p>
@@ -2039,76 +901,12 @@
           <w:b/>
           <w:bCs/>
         </w:rPr>
-        <w:t xml:space="preserve">5. </w:t>
-      </w:r>
-      <w:proofErr w:type="spellStart"/>
-      <w:r>
-        <w:rPr>
-          <w:b/>
-          <w:bCs/>
-        </w:rPr>
-        <w:t>NodeList</w:t>
-      </w:r>
-      <w:proofErr w:type="spellEnd"/>
-      <w:r>
-        <w:rPr>
-          <w:b/>
-          <w:bCs/>
-        </w:rPr>
-        <w:t xml:space="preserve"> vs </w:t>
-      </w:r>
-      <w:proofErr w:type="spellStart"/>
-      <w:r>
-        <w:rPr>
-          <w:b/>
-          <w:bCs/>
-        </w:rPr>
-        <w:t>HTMLCollection</w:t>
-      </w:r>
-      <w:proofErr w:type="spellEnd"/>
-      <w:r>
-        <w:rPr>
-          <w:b/>
-          <w:bCs/>
-        </w:rPr>
-        <w:t xml:space="preserve"> (Deep Insight)</w:t>
-      </w:r>
-    </w:p>
-    <w:p>
-      <w:r>
-        <w:t xml:space="preserve">Ye </w:t>
-      </w:r>
-      <w:proofErr w:type="spellStart"/>
-      <w:r>
-        <w:t>sabse</w:t>
-      </w:r>
-      <w:proofErr w:type="spellEnd"/>
-      <w:r>
-        <w:t xml:space="preserve"> "Interviewer </w:t>
-      </w:r>
-      <w:proofErr w:type="spellStart"/>
-      <w:r>
-        <w:t>Favorite</w:t>
-      </w:r>
-      <w:proofErr w:type="spellEnd"/>
-      <w:r>
-        <w:t xml:space="preserve">" </w:t>
-      </w:r>
-      <w:proofErr w:type="spellStart"/>
-      <w:r>
-        <w:t>sawal</w:t>
-      </w:r>
-      <w:proofErr w:type="spellEnd"/>
-      <w:r>
-        <w:t xml:space="preserve"> </w:t>
-      </w:r>
-      <w:proofErr w:type="spellStart"/>
-      <w:r>
-        <w:t>hai</w:t>
-      </w:r>
-      <w:proofErr w:type="spellEnd"/>
-      <w:r>
-        <w:t>:</w:t>
+        <w:t>5. NodeList vs HTMLCollection (Deep Insight)</w:t>
+      </w:r>
+    </w:p>
+    <w:p>
+      <w:r>
+        <w:t>Ye sabse "Interviewer Favorite" sawal hai:</w:t>
       </w:r>
     </w:p>
     <w:p>
@@ -2118,152 +916,15 @@
           <w:numId w:val="6"/>
         </w:numPr>
       </w:pPr>
-      <w:proofErr w:type="spellStart"/>
-      <w:r>
-        <w:rPr>
-          <w:b/>
-          <w:bCs/>
-        </w:rPr>
-        <w:t>HTMLCollection</w:t>
-      </w:r>
-      <w:proofErr w:type="spellEnd"/>
-      <w:r>
-        <w:rPr>
-          <w:b/>
-          <w:bCs/>
-        </w:rPr>
-        <w:t>:</w:t>
-      </w:r>
-      <w:r>
-        <w:t xml:space="preserve"> Ye array </w:t>
-      </w:r>
-      <w:proofErr w:type="spellStart"/>
-      <w:r>
-        <w:t>jaisa</w:t>
-      </w:r>
-      <w:proofErr w:type="spellEnd"/>
-      <w:r>
-        <w:t xml:space="preserve"> </w:t>
-      </w:r>
-      <w:proofErr w:type="spellStart"/>
-      <w:r>
-        <w:t>dikhta</w:t>
-      </w:r>
-      <w:proofErr w:type="spellEnd"/>
-      <w:r>
-        <w:t xml:space="preserve"> </w:t>
-      </w:r>
-      <w:proofErr w:type="spellStart"/>
-      <w:r>
-        <w:t>hai</w:t>
-      </w:r>
-      <w:proofErr w:type="spellEnd"/>
-      <w:r>
-        <w:t xml:space="preserve"> par array </w:t>
-      </w:r>
-      <w:proofErr w:type="spellStart"/>
-      <w:r>
-        <w:t>nahi</w:t>
-      </w:r>
-      <w:proofErr w:type="spellEnd"/>
-      <w:r>
-        <w:t xml:space="preserve"> </w:t>
-      </w:r>
-      <w:proofErr w:type="spellStart"/>
-      <w:r>
-        <w:t>hai</w:t>
-      </w:r>
-      <w:proofErr w:type="spellEnd"/>
-      <w:r>
-        <w:t xml:space="preserve">. </w:t>
-      </w:r>
-      <w:proofErr w:type="spellStart"/>
-      <w:r>
-        <w:t>Ispe</w:t>
-      </w:r>
-      <w:proofErr w:type="spellEnd"/>
-      <w:r>
-        <w:t xml:space="preserve"> tum direct </w:t>
-      </w:r>
-      <w:proofErr w:type="spellStart"/>
-      <w:r>
-        <w:t>forEach</w:t>
-      </w:r>
-      <w:proofErr w:type="spellEnd"/>
-      <w:r>
-        <w:t xml:space="preserve"> loop </w:t>
-      </w:r>
-      <w:proofErr w:type="spellStart"/>
-      <w:r>
-        <w:t>nahi</w:t>
-      </w:r>
-      <w:proofErr w:type="spellEnd"/>
-      <w:r>
-        <w:t xml:space="preserve"> </w:t>
-      </w:r>
-      <w:proofErr w:type="spellStart"/>
-      <w:r>
-        <w:t>chala</w:t>
-      </w:r>
-      <w:proofErr w:type="spellEnd"/>
-      <w:r>
-        <w:t xml:space="preserve"> </w:t>
-      </w:r>
-      <w:proofErr w:type="spellStart"/>
-      <w:r>
-        <w:t>sakte</w:t>
-      </w:r>
-      <w:proofErr w:type="spellEnd"/>
-      <w:r>
-        <w:t xml:space="preserve"> (</w:t>
-      </w:r>
-      <w:proofErr w:type="spellStart"/>
-      <w:r>
-        <w:t>ise</w:t>
-      </w:r>
-      <w:proofErr w:type="spellEnd"/>
-      <w:r>
-        <w:t xml:space="preserve"> </w:t>
-      </w:r>
-      <w:proofErr w:type="spellStart"/>
-      <w:r>
-        <w:t>pehle</w:t>
-      </w:r>
-      <w:proofErr w:type="spellEnd"/>
-      <w:r>
-        <w:t xml:space="preserve"> </w:t>
-      </w:r>
-      <w:proofErr w:type="spellStart"/>
-      <w:r>
-        <w:t>Array.from</w:t>
-      </w:r>
-      <w:proofErr w:type="spellEnd"/>
-      <w:r>
-        <w:t xml:space="preserve">() se convert </w:t>
-      </w:r>
-      <w:proofErr w:type="spellStart"/>
-      <w:r>
-        <w:t>karna</w:t>
-      </w:r>
-      <w:proofErr w:type="spellEnd"/>
-      <w:r>
-        <w:t xml:space="preserve"> </w:t>
-      </w:r>
-      <w:proofErr w:type="spellStart"/>
-      <w:r>
-        <w:t>padta</w:t>
-      </w:r>
-      <w:proofErr w:type="spellEnd"/>
-      <w:r>
-        <w:t xml:space="preserve"> </w:t>
-      </w:r>
-      <w:proofErr w:type="spellStart"/>
-      <w:r>
-        <w:t>hai</w:t>
-      </w:r>
-      <w:proofErr w:type="spellEnd"/>
-      <w:r>
-        <w:t>).</w:t>
+      <w:r>
+        <w:rPr>
+          <w:b/>
+          <w:bCs/>
+        </w:rPr>
+        <w:t>HTMLCollection:</w:t>
+      </w:r>
+      <w:r>
+        <w:t xml:space="preserve"> Ye array jaisa dikhta hai par array nahi hai. Ispe tum direct forEach loop nahi chala sakte (ise pehle Array.from() se convert karna padta hai).</w:t>
       </w:r>
     </w:p>
     <w:p>
@@ -2273,136 +934,15 @@
           <w:numId w:val="6"/>
         </w:numPr>
       </w:pPr>
-      <w:proofErr w:type="spellStart"/>
-      <w:r>
-        <w:rPr>
-          <w:b/>
-          <w:bCs/>
-        </w:rPr>
-        <w:t>NodeList</w:t>
-      </w:r>
-      <w:proofErr w:type="spellEnd"/>
-      <w:r>
-        <w:rPr>
-          <w:b/>
-          <w:bCs/>
-        </w:rPr>
-        <w:t>:</w:t>
-      </w:r>
-      <w:r>
-        <w:t xml:space="preserve"> Ye </w:t>
-      </w:r>
-      <w:proofErr w:type="spellStart"/>
-      <w:r>
-        <w:t>bhi</w:t>
-      </w:r>
-      <w:proofErr w:type="spellEnd"/>
-      <w:r>
-        <w:t xml:space="preserve"> array </w:t>
-      </w:r>
-      <w:proofErr w:type="spellStart"/>
-      <w:r>
-        <w:t>jaisa</w:t>
-      </w:r>
-      <w:proofErr w:type="spellEnd"/>
-      <w:r>
-        <w:t xml:space="preserve"> </w:t>
-      </w:r>
-      <w:proofErr w:type="spellStart"/>
-      <w:r>
-        <w:t>hai</w:t>
-      </w:r>
-      <w:proofErr w:type="spellEnd"/>
-      <w:r>
-        <w:t xml:space="preserve">, par modern browsers </w:t>
-      </w:r>
-      <w:proofErr w:type="spellStart"/>
-      <w:r>
-        <w:t>mein</w:t>
-      </w:r>
-      <w:proofErr w:type="spellEnd"/>
-      <w:r>
-        <w:t xml:space="preserve"> </w:t>
-      </w:r>
-      <w:proofErr w:type="spellStart"/>
-      <w:r>
-        <w:t>ispar</w:t>
-      </w:r>
-      <w:proofErr w:type="spellEnd"/>
-      <w:r>
-        <w:t xml:space="preserve"> </w:t>
-      </w:r>
-      <w:proofErr w:type="spellStart"/>
-      <w:r>
-        <w:t>forEach</w:t>
-      </w:r>
-      <w:proofErr w:type="spellEnd"/>
-      <w:r>
-        <w:t xml:space="preserve"> loop </w:t>
-      </w:r>
-      <w:proofErr w:type="spellStart"/>
-      <w:r>
-        <w:t>chalta</w:t>
-      </w:r>
-      <w:proofErr w:type="spellEnd"/>
-      <w:r>
-        <w:t xml:space="preserve"> </w:t>
-      </w:r>
-      <w:proofErr w:type="spellStart"/>
-      <w:r>
-        <w:t>hai</w:t>
-      </w:r>
-      <w:proofErr w:type="spellEnd"/>
-      <w:r>
-        <w:t xml:space="preserve">. </w:t>
-      </w:r>
-      <w:proofErr w:type="gramStart"/>
-      <w:r>
-        <w:t>Lekin</w:t>
-      </w:r>
-      <w:proofErr w:type="gramEnd"/>
-      <w:r>
-        <w:t xml:space="preserve"> map </w:t>
-      </w:r>
-      <w:proofErr w:type="spellStart"/>
-      <w:r>
-        <w:t>ya</w:t>
-      </w:r>
-      <w:proofErr w:type="spellEnd"/>
-      <w:r>
-        <w:t xml:space="preserve"> filter </w:t>
-      </w:r>
-      <w:proofErr w:type="spellStart"/>
-      <w:r>
-        <w:t>ispar</w:t>
-      </w:r>
-      <w:proofErr w:type="spellEnd"/>
-      <w:r>
-        <w:t xml:space="preserve"> </w:t>
-      </w:r>
-      <w:proofErr w:type="spellStart"/>
-      <w:r>
-        <w:t>bhi</w:t>
-      </w:r>
-      <w:proofErr w:type="spellEnd"/>
-      <w:r>
-        <w:t xml:space="preserve"> </w:t>
-      </w:r>
-      <w:proofErr w:type="spellStart"/>
-      <w:r>
-        <w:t>nahi</w:t>
-      </w:r>
-      <w:proofErr w:type="spellEnd"/>
-      <w:r>
-        <w:t xml:space="preserve"> </w:t>
-      </w:r>
-      <w:proofErr w:type="spellStart"/>
-      <w:r>
-        <w:t>chalta</w:t>
-      </w:r>
-      <w:proofErr w:type="spellEnd"/>
-      <w:r>
-        <w:t>.</w:t>
+      <w:r>
+        <w:rPr>
+          <w:b/>
+          <w:bCs/>
+        </w:rPr>
+        <w:t>NodeList:</w:t>
+      </w:r>
+      <w:r>
+        <w:t xml:space="preserve"> Ye bhi array jaisa hai, par modern browsers mein ispar forEach loop chalta hai. Lekin map ya filter ispar bhi nahi chalta.</w:t>
       </w:r>
     </w:p>
     <w:p>
@@ -2430,143 +970,7 @@
     <w:p>
       <w:r>
         <w:lastRenderedPageBreak/>
-        <w:t xml:space="preserve">Bhai, DOM ka </w:t>
-      </w:r>
-      <w:proofErr w:type="spellStart"/>
-      <w:r>
-        <w:t>matlab</w:t>
-      </w:r>
-      <w:proofErr w:type="spellEnd"/>
-      <w:r>
-        <w:t xml:space="preserve"> </w:t>
-      </w:r>
-      <w:proofErr w:type="spellStart"/>
-      <w:r>
-        <w:t>hai</w:t>
-      </w:r>
-      <w:proofErr w:type="spellEnd"/>
-      <w:r>
-        <w:t xml:space="preserve"> ki </w:t>
-      </w:r>
-      <w:proofErr w:type="spellStart"/>
-      <w:r>
-        <w:t>tumhara</w:t>
-      </w:r>
-      <w:proofErr w:type="spellEnd"/>
-      <w:r>
-        <w:t xml:space="preserve"> HTML ab ek "</w:t>
-      </w:r>
-      <w:proofErr w:type="spellStart"/>
-      <w:r>
-        <w:t>Kathputli</w:t>
-      </w:r>
-      <w:proofErr w:type="spellEnd"/>
-      <w:r>
-        <w:t xml:space="preserve">" (Puppet) </w:t>
-      </w:r>
-      <w:proofErr w:type="spellStart"/>
-      <w:r>
-        <w:t>hai</w:t>
-      </w:r>
-      <w:proofErr w:type="spellEnd"/>
-      <w:r>
-        <w:t xml:space="preserve"> aur JavaScript </w:t>
-      </w:r>
-      <w:proofErr w:type="spellStart"/>
-      <w:r>
-        <w:t>uski</w:t>
-      </w:r>
-      <w:proofErr w:type="spellEnd"/>
-      <w:r>
-        <w:t xml:space="preserve"> "Dori" (Strings). Is video ka </w:t>
-      </w:r>
-      <w:proofErr w:type="spellStart"/>
-      <w:r>
-        <w:t>maqsad</w:t>
-      </w:r>
-      <w:proofErr w:type="spellEnd"/>
-      <w:r>
-        <w:t xml:space="preserve"> ye </w:t>
-      </w:r>
-      <w:proofErr w:type="spellStart"/>
-      <w:r>
-        <w:t>hai</w:t>
-      </w:r>
-      <w:proofErr w:type="spellEnd"/>
-      <w:r>
-        <w:t xml:space="preserve"> ki tum </w:t>
-      </w:r>
-      <w:proofErr w:type="spellStart"/>
-      <w:r>
-        <w:t>samajh</w:t>
-      </w:r>
-      <w:proofErr w:type="spellEnd"/>
-      <w:r>
-        <w:t xml:space="preserve"> </w:t>
-      </w:r>
-      <w:proofErr w:type="spellStart"/>
-      <w:r>
-        <w:t>jao</w:t>
-      </w:r>
-      <w:proofErr w:type="spellEnd"/>
-      <w:r>
-        <w:t xml:space="preserve"> ki HTML page ko browser </w:t>
-      </w:r>
-      <w:proofErr w:type="spellStart"/>
-      <w:r>
-        <w:t>ke</w:t>
-      </w:r>
-      <w:proofErr w:type="spellEnd"/>
-      <w:r>
-        <w:t xml:space="preserve"> </w:t>
-      </w:r>
-      <w:proofErr w:type="spellStart"/>
-      <w:r>
-        <w:t>dimaag</w:t>
-      </w:r>
-      <w:proofErr w:type="spellEnd"/>
-      <w:r>
-        <w:t xml:space="preserve"> </w:t>
-      </w:r>
-      <w:proofErr w:type="spellStart"/>
-      <w:r>
-        <w:t>mein</w:t>
-      </w:r>
-      <w:proofErr w:type="spellEnd"/>
-      <w:r>
-        <w:t xml:space="preserve"> </w:t>
-      </w:r>
-      <w:proofErr w:type="spellStart"/>
-      <w:r>
-        <w:t>kaise</w:t>
-      </w:r>
-      <w:proofErr w:type="spellEnd"/>
-      <w:r>
-        <w:t xml:space="preserve"> map </w:t>
-      </w:r>
-      <w:proofErr w:type="spellStart"/>
-      <w:r>
-        <w:t>kiya</w:t>
-      </w:r>
-      <w:proofErr w:type="spellEnd"/>
-      <w:r>
-        <w:t xml:space="preserve"> </w:t>
-      </w:r>
-      <w:proofErr w:type="spellStart"/>
-      <w:r>
-        <w:t>jata</w:t>
-      </w:r>
-      <w:proofErr w:type="spellEnd"/>
-      <w:r>
-        <w:t xml:space="preserve"> </w:t>
-      </w:r>
-      <w:proofErr w:type="spellStart"/>
-      <w:r>
-        <w:t>hai</w:t>
-      </w:r>
-      <w:proofErr w:type="spellEnd"/>
-      <w:r>
-        <w:t>.</w:t>
+        <w:t>Bhai, DOM ka matlab hai ki tumhara HTML ab ek "Kathputli" (Puppet) hai aur JavaScript uski "Dori" (Strings). Is video ka maqsad ye hai ki tum samajh jao ki HTML page ko browser ke dimaag mein kaise map kiya jata hai.</w:t>
       </w:r>
     </w:p>
     <w:p>
@@ -2578,143 +982,7 @@
         <w:t>Technical Tip:</w:t>
       </w:r>
       <w:r>
-        <w:t xml:space="preserve"> Jab tum browser </w:t>
-      </w:r>
-      <w:proofErr w:type="spellStart"/>
-      <w:r>
-        <w:t>ke</w:t>
-      </w:r>
-      <w:proofErr w:type="spellEnd"/>
-      <w:r>
-        <w:t xml:space="preserve"> Console </w:t>
-      </w:r>
-      <w:proofErr w:type="spellStart"/>
-      <w:r>
-        <w:t>mein</w:t>
-      </w:r>
-      <w:proofErr w:type="spellEnd"/>
-      <w:r>
-        <w:t xml:space="preserve"> </w:t>
-      </w:r>
-      <w:proofErr w:type="spellStart"/>
-      <w:r>
-        <w:t>jaakar</w:t>
-      </w:r>
-      <w:proofErr w:type="spellEnd"/>
-      <w:r>
-        <w:t xml:space="preserve"> </w:t>
-      </w:r>
-      <w:proofErr w:type="spellStart"/>
-      <w:r>
-        <w:t>console.dir</w:t>
-      </w:r>
-      <w:proofErr w:type="spellEnd"/>
-      <w:r>
-        <w:t xml:space="preserve">(document) </w:t>
-      </w:r>
-      <w:proofErr w:type="spellStart"/>
-      <w:r>
-        <w:t>likhte</w:t>
-      </w:r>
-      <w:proofErr w:type="spellEnd"/>
-      <w:r>
-        <w:t xml:space="preserve"> </w:t>
-      </w:r>
-      <w:proofErr w:type="spellStart"/>
-      <w:r>
-        <w:t>ho</w:t>
-      </w:r>
-      <w:proofErr w:type="spellEnd"/>
-      <w:r>
-        <w:t xml:space="preserve">, </w:t>
-      </w:r>
-      <w:proofErr w:type="spellStart"/>
-      <w:r>
-        <w:t>toh</w:t>
-      </w:r>
-      <w:proofErr w:type="spellEnd"/>
-      <w:r>
-        <w:t xml:space="preserve"> </w:t>
-      </w:r>
-      <w:proofErr w:type="spellStart"/>
-      <w:r>
-        <w:t>tumhe</w:t>
-      </w:r>
-      <w:proofErr w:type="spellEnd"/>
-      <w:r>
-        <w:t xml:space="preserve"> wo </w:t>
-      </w:r>
-      <w:proofErr w:type="spellStart"/>
-      <w:r>
-        <w:t>poora</w:t>
-      </w:r>
-      <w:proofErr w:type="spellEnd"/>
-      <w:r>
-        <w:t xml:space="preserve"> object </w:t>
-      </w:r>
-      <w:proofErr w:type="spellStart"/>
-      <w:r>
-        <w:t>dikhta</w:t>
-      </w:r>
-      <w:proofErr w:type="spellEnd"/>
-      <w:r>
-        <w:t xml:space="preserve"> </w:t>
-      </w:r>
-      <w:proofErr w:type="spellStart"/>
-      <w:r>
-        <w:t>hai</w:t>
-      </w:r>
-      <w:proofErr w:type="spellEnd"/>
-      <w:r>
-        <w:t xml:space="preserve"> </w:t>
-      </w:r>
-      <w:proofErr w:type="spellStart"/>
-      <w:r>
-        <w:t>jiske</w:t>
-      </w:r>
-      <w:proofErr w:type="spellEnd"/>
-      <w:r>
-        <w:t xml:space="preserve"> </w:t>
-      </w:r>
-      <w:proofErr w:type="spellStart"/>
-      <w:r>
-        <w:t>baare</w:t>
-      </w:r>
-      <w:proofErr w:type="spellEnd"/>
-      <w:r>
-        <w:t xml:space="preserve"> </w:t>
-      </w:r>
-      <w:proofErr w:type="spellStart"/>
-      <w:r>
-        <w:t>mein</w:t>
-      </w:r>
-      <w:proofErr w:type="spellEnd"/>
-      <w:r>
-        <w:t xml:space="preserve"> Hitesh sir </w:t>
-      </w:r>
-      <w:proofErr w:type="spellStart"/>
-      <w:r>
-        <w:t>baat</w:t>
-      </w:r>
-      <w:proofErr w:type="spellEnd"/>
-      <w:r>
-        <w:t xml:space="preserve"> </w:t>
-      </w:r>
-      <w:proofErr w:type="spellStart"/>
-      <w:r>
-        <w:t>kar</w:t>
-      </w:r>
-      <w:proofErr w:type="spellEnd"/>
-      <w:r>
-        <w:t xml:space="preserve"> </w:t>
-      </w:r>
-      <w:proofErr w:type="spellStart"/>
-      <w:r>
-        <w:t>rahe</w:t>
-      </w:r>
-      <w:proofErr w:type="spellEnd"/>
-      <w:r>
-        <w:t xml:space="preserve"> hain.</w:t>
+        <w:t xml:space="preserve"> Jab tum browser ke Console mein jaakar console.dir(document) likhte ho, toh tumhe wo poora object dikhta hai jiske baare mein Hitesh sir baat kar rahe hain.</w:t>
       </w:r>
       <w:r>
         <w:pict w14:anchorId="5F6D217C">
@@ -2830,39 +1098,7 @@
     </w:p>
     <w:p>
       <w:r>
-        <w:t xml:space="preserve">Hitesh sir ne </w:t>
-      </w:r>
-      <w:proofErr w:type="spellStart"/>
-      <w:r>
-        <w:t>shuruat</w:t>
-      </w:r>
-      <w:proofErr w:type="spellEnd"/>
-      <w:r>
-        <w:t xml:space="preserve"> ek basic HTML file se ki. </w:t>
-      </w:r>
-      <w:proofErr w:type="spellStart"/>
-      <w:r>
-        <w:t>Unhone</w:t>
-      </w:r>
-      <w:proofErr w:type="spellEnd"/>
-      <w:r>
-        <w:t xml:space="preserve"> </w:t>
-      </w:r>
-      <w:proofErr w:type="spellStart"/>
-      <w:r>
-        <w:t>sabse</w:t>
-      </w:r>
-      <w:proofErr w:type="spellEnd"/>
-      <w:r>
-        <w:t xml:space="preserve"> </w:t>
-      </w:r>
-      <w:proofErr w:type="spellStart"/>
-      <w:r>
-        <w:t>pehle</w:t>
-      </w:r>
-      <w:proofErr w:type="spellEnd"/>
-      <w:r>
-        <w:t xml:space="preserve"> </w:t>
+        <w:t xml:space="preserve">Hitesh sir ne shuruat ek basic HTML file se ki. Unhone sabse pehle </w:t>
       </w:r>
       <w:r>
         <w:rPr>
@@ -2872,23 +1108,7 @@
         <w:t>Style Tag</w:t>
       </w:r>
       <w:r>
-        <w:t xml:space="preserve"> ka use </w:t>
-      </w:r>
-      <w:proofErr w:type="spellStart"/>
-      <w:r>
-        <w:t>karke</w:t>
-      </w:r>
-      <w:proofErr w:type="spellEnd"/>
-      <w:r>
-        <w:t xml:space="preserve"> body ka background black aur text white </w:t>
-      </w:r>
-      <w:proofErr w:type="spellStart"/>
-      <w:r>
-        <w:t>kiya</w:t>
-      </w:r>
-      <w:proofErr w:type="spellEnd"/>
-      <w:r>
-        <w:t>.</w:t>
+        <w:t xml:space="preserve"> ka use karke body ka background black aur text white kiya.</w:t>
       </w:r>
     </w:p>
     <w:p>
@@ -2903,98 +1123,10 @@
           <w:b/>
           <w:bCs/>
         </w:rPr>
-        <w:t xml:space="preserve">Kyu </w:t>
-      </w:r>
-      <w:proofErr w:type="spellStart"/>
-      <w:r>
-        <w:rPr>
-          <w:b/>
-          <w:bCs/>
-        </w:rPr>
-        <w:t>kiya</w:t>
-      </w:r>
-      <w:proofErr w:type="spellEnd"/>
-      <w:r>
-        <w:rPr>
-          <w:b/>
-          <w:bCs/>
-        </w:rPr>
-        <w:t>?</w:t>
-      </w:r>
-      <w:r>
-        <w:t xml:space="preserve"> </w:t>
-      </w:r>
-      <w:proofErr w:type="spellStart"/>
-      <w:r>
-        <w:t>Taaki</w:t>
-      </w:r>
-      <w:proofErr w:type="spellEnd"/>
-      <w:r>
-        <w:t xml:space="preserve"> console </w:t>
-      </w:r>
-      <w:proofErr w:type="spellStart"/>
-      <w:r>
-        <w:t>mein</w:t>
-      </w:r>
-      <w:proofErr w:type="spellEnd"/>
-      <w:r>
-        <w:t xml:space="preserve"> </w:t>
-      </w:r>
-      <w:proofErr w:type="spellStart"/>
-      <w:r>
-        <w:t>kaam</w:t>
-      </w:r>
-      <w:proofErr w:type="spellEnd"/>
-      <w:r>
-        <w:t xml:space="preserve"> </w:t>
-      </w:r>
-      <w:proofErr w:type="spellStart"/>
-      <w:r>
-        <w:t>karte</w:t>
-      </w:r>
-      <w:proofErr w:type="spellEnd"/>
-      <w:r>
-        <w:t xml:space="preserve"> </w:t>
-      </w:r>
-      <w:proofErr w:type="spellStart"/>
-      <w:r>
-        <w:t>waqt</w:t>
-      </w:r>
-      <w:proofErr w:type="spellEnd"/>
-      <w:r>
-        <w:t xml:space="preserve"> </w:t>
-      </w:r>
-      <w:proofErr w:type="spellStart"/>
-      <w:r>
-        <w:t>aankhon</w:t>
-      </w:r>
-      <w:proofErr w:type="spellEnd"/>
-      <w:r>
-        <w:t xml:space="preserve"> par </w:t>
-      </w:r>
-      <w:proofErr w:type="spellStart"/>
-      <w:r>
-        <w:t>zor</w:t>
-      </w:r>
-      <w:proofErr w:type="spellEnd"/>
-      <w:r>
-        <w:t xml:space="preserve"> </w:t>
-      </w:r>
-      <w:proofErr w:type="spellStart"/>
-      <w:r>
-        <w:t>na</w:t>
-      </w:r>
-      <w:proofErr w:type="spellEnd"/>
-      <w:r>
-        <w:t xml:space="preserve"> </w:t>
-      </w:r>
-      <w:proofErr w:type="spellStart"/>
-      <w:r>
-        <w:t>pade</w:t>
-      </w:r>
-      <w:proofErr w:type="spellEnd"/>
-      <w:r>
-        <w:t>.</w:t>
+        <w:t>Kyu kiya?</w:t>
+      </w:r>
+      <w:r>
+        <w:t xml:space="preserve"> Taaki console mein kaam karte waqt aankhon par zor na pade.</w:t>
       </w:r>
     </w:p>
     <w:p>
@@ -3012,79 +1144,7 @@
         <w:t>Technical Point:</w:t>
       </w:r>
       <w:r>
-        <w:t xml:space="preserve"> </w:t>
-      </w:r>
-      <w:proofErr w:type="spellStart"/>
-      <w:r>
-        <w:t>Unhone</w:t>
-      </w:r>
-      <w:proofErr w:type="spellEnd"/>
-      <w:r>
-        <w:t xml:space="preserve"> </w:t>
-      </w:r>
-      <w:proofErr w:type="spellStart"/>
-      <w:r>
-        <w:t>dikhaya</w:t>
-      </w:r>
-      <w:proofErr w:type="spellEnd"/>
-      <w:r>
-        <w:t xml:space="preserve"> ki tum inline style </w:t>
-      </w:r>
-      <w:proofErr w:type="spellStart"/>
-      <w:r>
-        <w:t>ya</w:t>
-      </w:r>
-      <w:proofErr w:type="spellEnd"/>
-      <w:r>
-        <w:t xml:space="preserve"> internal CSS ko </w:t>
-      </w:r>
-      <w:proofErr w:type="spellStart"/>
-      <w:r>
-        <w:t>bhi</w:t>
-      </w:r>
-      <w:proofErr w:type="spellEnd"/>
-      <w:r>
-        <w:t xml:space="preserve"> JS se overwrite </w:t>
-      </w:r>
-      <w:proofErr w:type="spellStart"/>
-      <w:r>
-        <w:t>kar</w:t>
-      </w:r>
-      <w:proofErr w:type="spellEnd"/>
-      <w:r>
-        <w:t xml:space="preserve"> </w:t>
-      </w:r>
-      <w:proofErr w:type="spellStart"/>
-      <w:r>
-        <w:t>sakte</w:t>
-      </w:r>
-      <w:proofErr w:type="spellEnd"/>
-      <w:r>
-        <w:t xml:space="preserve"> </w:t>
-      </w:r>
-      <w:proofErr w:type="spellStart"/>
-      <w:r>
-        <w:t>ho</w:t>
-      </w:r>
-      <w:proofErr w:type="spellEnd"/>
-      <w:r>
-        <w:t xml:space="preserve"> </w:t>
-      </w:r>
-      <w:proofErr w:type="spellStart"/>
-      <w:r>
-        <w:t>aage</w:t>
-      </w:r>
-      <w:proofErr w:type="spellEnd"/>
-      <w:r>
-        <w:t xml:space="preserve"> </w:t>
-      </w:r>
-      <w:proofErr w:type="spellStart"/>
-      <w:r>
-        <w:t>chalkar</w:t>
-      </w:r>
-      <w:proofErr w:type="spellEnd"/>
-      <w:r>
-        <w:t>.</w:t>
+        <w:t xml:space="preserve"> Unhone dikhaya ki tum inline style ya internal CSS ko bhi JS se overwrite kar sakte ho aage chalkar.</w:t>
       </w:r>
     </w:p>
     <w:p>
@@ -3189,62 +1249,12 @@
           <w:b/>
           <w:bCs/>
         </w:rPr>
-        <w:t xml:space="preserve">2. </w:t>
-      </w:r>
-      <w:proofErr w:type="spellStart"/>
-      <w:r>
-        <w:rPr>
-          <w:b/>
-          <w:bCs/>
-        </w:rPr>
-        <w:t>getElementById</w:t>
-      </w:r>
-      <w:proofErr w:type="spellEnd"/>
-      <w:r>
-        <w:rPr>
-          <w:b/>
-          <w:bCs/>
-        </w:rPr>
-        <w:t xml:space="preserve"> aur Property Access</w:t>
-      </w:r>
-    </w:p>
-    <w:p>
-      <w:r>
-        <w:t xml:space="preserve">Sabse </w:t>
-      </w:r>
-      <w:proofErr w:type="spellStart"/>
-      <w:r>
-        <w:t>pehla</w:t>
-      </w:r>
-      <w:proofErr w:type="spellEnd"/>
-      <w:r>
-        <w:t xml:space="preserve"> selector jo sir ne </w:t>
-      </w:r>
-      <w:proofErr w:type="spellStart"/>
-      <w:r>
-        <w:t>pakda</w:t>
-      </w:r>
-      <w:proofErr w:type="spellEnd"/>
-      <w:r>
-        <w:t xml:space="preserve"> wo </w:t>
-      </w:r>
-      <w:proofErr w:type="spellStart"/>
-      <w:r>
-        <w:t>tha</w:t>
-      </w:r>
-      <w:proofErr w:type="spellEnd"/>
-      <w:r>
-        <w:t xml:space="preserve"> </w:t>
-      </w:r>
-      <w:proofErr w:type="spellStart"/>
-      <w:proofErr w:type="gramStart"/>
-      <w:r>
-        <w:t>document.getElementById</w:t>
-      </w:r>
-      <w:proofErr w:type="spellEnd"/>
-      <w:proofErr w:type="gramEnd"/>
-      <w:r>
-        <w:t>('title').</w:t>
+        <w:t>2. getElementById aur Property Access</w:t>
+      </w:r>
+    </w:p>
+    <w:p>
+      <w:r>
+        <w:t>Sabse pehla selector jo sir ne pakda wo tha document.getElementById('title').</w:t>
       </w:r>
     </w:p>
     <w:p>
@@ -3262,55 +1272,7 @@
         <w:t>The Return Value:</w:t>
       </w:r>
       <w:r>
-        <w:t xml:space="preserve"> Jab tum ye command </w:t>
-      </w:r>
-      <w:proofErr w:type="spellStart"/>
-      <w:r>
-        <w:t>chalate</w:t>
-      </w:r>
-      <w:proofErr w:type="spellEnd"/>
-      <w:r>
-        <w:t xml:space="preserve"> </w:t>
-      </w:r>
-      <w:proofErr w:type="spellStart"/>
-      <w:r>
-        <w:t>ho</w:t>
-      </w:r>
-      <w:proofErr w:type="spellEnd"/>
-      <w:r>
-        <w:t xml:space="preserve">, </w:t>
-      </w:r>
-      <w:proofErr w:type="spellStart"/>
-      <w:r>
-        <w:t>toh</w:t>
-      </w:r>
-      <w:proofErr w:type="spellEnd"/>
-      <w:r>
-        <w:t xml:space="preserve"> </w:t>
-      </w:r>
-      <w:proofErr w:type="spellStart"/>
-      <w:r>
-        <w:t>tumhe</w:t>
-      </w:r>
-      <w:proofErr w:type="spellEnd"/>
-      <w:r>
-        <w:t xml:space="preserve"> pura ka pura HTML element </w:t>
-      </w:r>
-      <w:proofErr w:type="spellStart"/>
-      <w:r>
-        <w:t>milta</w:t>
-      </w:r>
-      <w:proofErr w:type="spellEnd"/>
-      <w:r>
-        <w:t xml:space="preserve"> </w:t>
-      </w:r>
-      <w:proofErr w:type="spellStart"/>
-      <w:r>
-        <w:t>hai</w:t>
-      </w:r>
-      <w:proofErr w:type="spellEnd"/>
-      <w:r>
-        <w:t xml:space="preserve"> as an </w:t>
+        <w:t xml:space="preserve"> Jab tum ye command chalate ho, toh tumhe pura ka pura HTML element milta hai as an </w:t>
       </w:r>
       <w:r>
         <w:rPr>
@@ -3380,97 +1342,7 @@
         <w:t>Dotted Access:</w:t>
       </w:r>
       <w:r>
-        <w:t xml:space="preserve"> </w:t>
-      </w:r>
-      <w:proofErr w:type="spellStart"/>
-      <w:r>
-        <w:t>Kyunki</w:t>
-      </w:r>
-      <w:proofErr w:type="spellEnd"/>
-      <w:r>
-        <w:t xml:space="preserve"> ye ek object </w:t>
-      </w:r>
-      <w:proofErr w:type="spellStart"/>
-      <w:r>
-        <w:t>hai</w:t>
-      </w:r>
-      <w:proofErr w:type="spellEnd"/>
-      <w:r>
-        <w:t xml:space="preserve">, tum </w:t>
-      </w:r>
-      <w:proofErr w:type="spellStart"/>
-      <w:r>
-        <w:t>iske</w:t>
-      </w:r>
-      <w:proofErr w:type="spellEnd"/>
-      <w:r>
-        <w:t xml:space="preserve"> </w:t>
-      </w:r>
-      <w:proofErr w:type="spellStart"/>
-      <w:r>
-        <w:t>aage</w:t>
-      </w:r>
-      <w:proofErr w:type="spellEnd"/>
-      <w:r>
-        <w:t xml:space="preserve"> .id </w:t>
-      </w:r>
-      <w:proofErr w:type="spellStart"/>
-      <w:proofErr w:type="gramStart"/>
-      <w:r>
-        <w:t>ya</w:t>
-      </w:r>
-      <w:proofErr w:type="spellEnd"/>
-      <w:r>
-        <w:t xml:space="preserve"> .</w:t>
-      </w:r>
-      <w:proofErr w:type="spellStart"/>
-      <w:r>
-        <w:t>className</w:t>
-      </w:r>
-      <w:proofErr w:type="spellEnd"/>
-      <w:proofErr w:type="gramEnd"/>
-      <w:r>
-        <w:t xml:space="preserve"> </w:t>
-      </w:r>
-      <w:proofErr w:type="spellStart"/>
-      <w:r>
-        <w:t>laga</w:t>
-      </w:r>
-      <w:proofErr w:type="spellEnd"/>
-      <w:r>
-        <w:t xml:space="preserve"> </w:t>
-      </w:r>
-      <w:proofErr w:type="spellStart"/>
-      <w:r>
-        <w:t>kar</w:t>
-      </w:r>
-      <w:proofErr w:type="spellEnd"/>
-      <w:r>
-        <w:t xml:space="preserve"> </w:t>
-      </w:r>
-      <w:proofErr w:type="spellStart"/>
-      <w:r>
-        <w:t>uski</w:t>
-      </w:r>
-      <w:proofErr w:type="spellEnd"/>
-      <w:r>
-        <w:t xml:space="preserve"> properties </w:t>
-      </w:r>
-      <w:proofErr w:type="spellStart"/>
-      <w:r>
-        <w:t>dekh</w:t>
-      </w:r>
-      <w:proofErr w:type="spellEnd"/>
-      <w:r>
-        <w:t xml:space="preserve"> </w:t>
-      </w:r>
-      <w:proofErr w:type="spellStart"/>
-      <w:r>
-        <w:t>sakte</w:t>
-      </w:r>
-      <w:proofErr w:type="spellEnd"/>
-      <w:r>
-        <w:t xml:space="preserve"> ho.</w:t>
+        <w:t xml:space="preserve"> Kyunki ye ek object hai, tum iske aage .id ya .className laga kar uski properties dekh sakte ho.</w:t>
       </w:r>
     </w:p>
     <w:p>
@@ -3485,92 +1357,11 @@
           <w:b/>
           <w:bCs/>
         </w:rPr>
-        <w:t xml:space="preserve">Class vs </w:t>
-      </w:r>
-      <w:proofErr w:type="spellStart"/>
-      <w:r>
-        <w:rPr>
-          <w:b/>
-          <w:bCs/>
-        </w:rPr>
-        <w:t>ClassName</w:t>
-      </w:r>
-      <w:proofErr w:type="spellEnd"/>
-      <w:r>
-        <w:rPr>
-          <w:b/>
-          <w:bCs/>
-        </w:rPr>
-        <w:t>:</w:t>
-      </w:r>
-      <w:r>
-        <w:t xml:space="preserve"> Sir ne ek bahut </w:t>
-      </w:r>
-      <w:proofErr w:type="spellStart"/>
-      <w:r>
-        <w:t>zaroori</w:t>
-      </w:r>
-      <w:proofErr w:type="spellEnd"/>
-      <w:r>
-        <w:t xml:space="preserve"> </w:t>
-      </w:r>
-      <w:proofErr w:type="spellStart"/>
-      <w:r>
-        <w:t>baat</w:t>
-      </w:r>
-      <w:proofErr w:type="spellEnd"/>
-      <w:r>
-        <w:t xml:space="preserve"> </w:t>
-      </w:r>
-      <w:proofErr w:type="spellStart"/>
-      <w:r>
-        <w:t>batayi</w:t>
-      </w:r>
-      <w:proofErr w:type="spellEnd"/>
-      <w:r>
-        <w:t xml:space="preserve">—HTML </w:t>
-      </w:r>
-      <w:proofErr w:type="spellStart"/>
-      <w:r>
-        <w:t>mein</w:t>
-      </w:r>
-      <w:proofErr w:type="spellEnd"/>
-      <w:r>
-        <w:t xml:space="preserve"> hum class </w:t>
-      </w:r>
-      <w:proofErr w:type="spellStart"/>
-      <w:r>
-        <w:t>likhte</w:t>
-      </w:r>
-      <w:proofErr w:type="spellEnd"/>
-      <w:r>
-        <w:t xml:space="preserve"> hain, </w:t>
-      </w:r>
-      <w:proofErr w:type="spellStart"/>
-      <w:r>
-        <w:t>lekin</w:t>
-      </w:r>
-      <w:proofErr w:type="spellEnd"/>
-      <w:r>
-        <w:t xml:space="preserve"> JavaScript </w:t>
-      </w:r>
-      <w:proofErr w:type="spellStart"/>
-      <w:r>
-        <w:t>mein</w:t>
-      </w:r>
-      <w:proofErr w:type="spellEnd"/>
-      <w:r>
-        <w:t xml:space="preserve"> </w:t>
-      </w:r>
-      <w:proofErr w:type="spellStart"/>
-      <w:r>
-        <w:t>usey</w:t>
-      </w:r>
-      <w:proofErr w:type="spellEnd"/>
-      <w:r>
-        <w:t xml:space="preserve"> </w:t>
-      </w:r>
-      <w:proofErr w:type="spellStart"/>
+        <w:t>Class vs ClassName:</w:t>
+      </w:r>
+      <w:r>
+        <w:t xml:space="preserve"> Sir ne ek bahut zaroori baat batayi—HTML mein hum class likhte hain, lekin JavaScript mein usey </w:t>
+      </w:r>
       <w:r>
         <w:rPr>
           <w:b/>
@@ -3578,73 +1369,8 @@
         </w:rPr>
         <w:t>className</w:t>
       </w:r>
-      <w:proofErr w:type="spellEnd"/>
-      <w:r>
-        <w:t xml:space="preserve"> bola </w:t>
-      </w:r>
-      <w:proofErr w:type="spellStart"/>
-      <w:r>
-        <w:t>jata</w:t>
-      </w:r>
-      <w:proofErr w:type="spellEnd"/>
-      <w:r>
-        <w:t xml:space="preserve"> </w:t>
-      </w:r>
-      <w:proofErr w:type="spellStart"/>
-      <w:r>
-        <w:t>hai</w:t>
-      </w:r>
-      <w:proofErr w:type="spellEnd"/>
-      <w:r>
-        <w:t xml:space="preserve">. Ye </w:t>
-      </w:r>
-      <w:proofErr w:type="spellStart"/>
-      <w:r>
-        <w:t>isliye</w:t>
-      </w:r>
-      <w:proofErr w:type="spellEnd"/>
-      <w:r>
-        <w:t xml:space="preserve"> </w:t>
-      </w:r>
-      <w:proofErr w:type="spellStart"/>
-      <w:r>
-        <w:t>kyunki</w:t>
-      </w:r>
-      <w:proofErr w:type="spellEnd"/>
-      <w:r>
-        <w:t xml:space="preserve"> JavaScript </w:t>
-      </w:r>
-      <w:proofErr w:type="spellStart"/>
-      <w:r>
-        <w:t>mein</w:t>
-      </w:r>
-      <w:proofErr w:type="spellEnd"/>
-      <w:r>
-        <w:t xml:space="preserve"> class ek reserved keyword </w:t>
-      </w:r>
-      <w:proofErr w:type="spellStart"/>
-      <w:r>
-        <w:t>hai</w:t>
-      </w:r>
-      <w:proofErr w:type="spellEnd"/>
-      <w:r>
-        <w:t xml:space="preserve"> (OOPs </w:t>
-      </w:r>
-      <w:proofErr w:type="spellStart"/>
-      <w:r>
-        <w:t>ke</w:t>
-      </w:r>
-      <w:proofErr w:type="spellEnd"/>
-      <w:r>
-        <w:t xml:space="preserve"> </w:t>
-      </w:r>
-      <w:proofErr w:type="spellStart"/>
-      <w:r>
-        <w:t>liye</w:t>
-      </w:r>
-      <w:proofErr w:type="spellEnd"/>
-      <w:r>
-        <w:t>).</w:t>
+      <w:r>
+        <w:t xml:space="preserve"> bola jata hai. Ye isliye kyunki JavaScript mein class ek reserved keyword hai (OOPs ke liye).</w:t>
       </w:r>
     </w:p>
     <w:p/>
@@ -3840,87 +1566,7 @@
     </w:p>
     <w:p>
       <w:r>
-        <w:t xml:space="preserve">Sir ne </w:t>
-      </w:r>
-      <w:proofErr w:type="spellStart"/>
-      <w:r>
-        <w:t>dikhaya</w:t>
-      </w:r>
-      <w:proofErr w:type="spellEnd"/>
-      <w:r>
-        <w:t xml:space="preserve"> ki </w:t>
-      </w:r>
-      <w:proofErr w:type="spellStart"/>
-      <w:r>
-        <w:t>sirf</w:t>
-      </w:r>
-      <w:proofErr w:type="spellEnd"/>
-      <w:r>
-        <w:t xml:space="preserve"> value </w:t>
-      </w:r>
-      <w:proofErr w:type="spellStart"/>
-      <w:r>
-        <w:t>nikalna</w:t>
-      </w:r>
-      <w:proofErr w:type="spellEnd"/>
-      <w:r>
-        <w:t xml:space="preserve"> </w:t>
-      </w:r>
-      <w:proofErr w:type="spellStart"/>
-      <w:r>
-        <w:t>kaafi</w:t>
-      </w:r>
-      <w:proofErr w:type="spellEnd"/>
-      <w:r>
-        <w:t xml:space="preserve"> </w:t>
-      </w:r>
-      <w:proofErr w:type="spellStart"/>
-      <w:r>
-        <w:t>nahi</w:t>
-      </w:r>
-      <w:proofErr w:type="spellEnd"/>
-      <w:r>
-        <w:t xml:space="preserve"> </w:t>
-      </w:r>
-      <w:proofErr w:type="spellStart"/>
-      <w:r>
-        <w:t>hai</w:t>
-      </w:r>
-      <w:proofErr w:type="spellEnd"/>
-      <w:r>
-        <w:t xml:space="preserve">, </w:t>
-      </w:r>
-      <w:proofErr w:type="spellStart"/>
-      <w:r>
-        <w:t>humein</w:t>
-      </w:r>
-      <w:proofErr w:type="spellEnd"/>
-      <w:r>
-        <w:t xml:space="preserve"> attributes ko "manipulate" </w:t>
-      </w:r>
-      <w:proofErr w:type="spellStart"/>
-      <w:r>
-        <w:t>karna</w:t>
-      </w:r>
-      <w:proofErr w:type="spellEnd"/>
-      <w:r>
-        <w:t xml:space="preserve"> </w:t>
-      </w:r>
-      <w:proofErr w:type="spellStart"/>
-      <w:r>
-        <w:t>aana</w:t>
-      </w:r>
-      <w:proofErr w:type="spellEnd"/>
-      <w:r>
-        <w:t xml:space="preserve"> </w:t>
-      </w:r>
-      <w:proofErr w:type="spellStart"/>
-      <w:r>
-        <w:t>chahiye</w:t>
-      </w:r>
-      <w:proofErr w:type="spellEnd"/>
-      <w:r>
-        <w:t>.</w:t>
+        <w:t>Sir ne dikhaya ki sirf value nikalna kaafi nahi hai, humein attributes ko "manipulate" karna aana chahiye.</w:t>
       </w:r>
     </w:p>
     <w:p>
@@ -3930,80 +1576,15 @@
           <w:numId w:val="9"/>
         </w:numPr>
       </w:pPr>
-      <w:proofErr w:type="spellStart"/>
-      <w:r>
-        <w:rPr>
-          <w:b/>
-          <w:bCs/>
-        </w:rPr>
-        <w:t>getAttribute</w:t>
-      </w:r>
-      <w:proofErr w:type="spellEnd"/>
-      <w:r>
-        <w:rPr>
-          <w:b/>
-          <w:bCs/>
-        </w:rPr>
-        <w:t>('</w:t>
-      </w:r>
-      <w:proofErr w:type="spellStart"/>
-      <w:r>
-        <w:rPr>
-          <w:b/>
-          <w:bCs/>
-        </w:rPr>
-        <w:t>class'</w:t>
-      </w:r>
-      <w:proofErr w:type="spellEnd"/>
-      <w:r>
-        <w:rPr>
-          <w:b/>
-          <w:bCs/>
-        </w:rPr>
-        <w:t>)</w:t>
-      </w:r>
-      <w:r>
-        <w:t xml:space="preserve">: Ye </w:t>
-      </w:r>
-      <w:proofErr w:type="spellStart"/>
-      <w:r>
-        <w:t>tumhe</w:t>
-      </w:r>
-      <w:proofErr w:type="spellEnd"/>
-      <w:r>
-        <w:t xml:space="preserve"> bata </w:t>
-      </w:r>
-      <w:proofErr w:type="spellStart"/>
-      <w:r>
-        <w:t>dega</w:t>
-      </w:r>
-      <w:proofErr w:type="spellEnd"/>
-      <w:r>
-        <w:t xml:space="preserve"> ki element par </w:t>
-      </w:r>
-      <w:proofErr w:type="spellStart"/>
-      <w:r>
-        <w:t>kaunsi</w:t>
-      </w:r>
-      <w:proofErr w:type="spellEnd"/>
-      <w:r>
-        <w:t xml:space="preserve"> class </w:t>
-      </w:r>
-      <w:proofErr w:type="spellStart"/>
-      <w:r>
-        <w:t>lagi</w:t>
-      </w:r>
-      <w:proofErr w:type="spellEnd"/>
-      <w:r>
-        <w:t xml:space="preserve"> </w:t>
-      </w:r>
-      <w:proofErr w:type="spellStart"/>
-      <w:r>
-        <w:t>hai</w:t>
-      </w:r>
-      <w:proofErr w:type="spellEnd"/>
-      <w:r>
-        <w:t>.</w:t>
+      <w:r>
+        <w:rPr>
+          <w:b/>
+          <w:bCs/>
+        </w:rPr>
+        <w:t>getAttribute('class')</w:t>
+      </w:r>
+      <w:r>
+        <w:t>: Ye tumhe bata dega ki element par kaunsi class lagi hai.</w:t>
       </w:r>
     </w:p>
     <w:p>
@@ -4058,161 +1639,15 @@
           <w:numId w:val="9"/>
         </w:numPr>
       </w:pPr>
-      <w:proofErr w:type="spellStart"/>
-      <w:proofErr w:type="gramStart"/>
-      <w:r>
-        <w:rPr>
-          <w:b/>
-          <w:bCs/>
-        </w:rPr>
-        <w:t>setAttribute</w:t>
-      </w:r>
-      <w:proofErr w:type="spellEnd"/>
-      <w:r>
-        <w:rPr>
-          <w:b/>
-          <w:bCs/>
-        </w:rPr>
-        <w:t>(</w:t>
-      </w:r>
-      <w:proofErr w:type="gramEnd"/>
-      <w:r>
-        <w:rPr>
-          <w:b/>
-          <w:bCs/>
-        </w:rPr>
-        <w:t>'class', 'test')</w:t>
-      </w:r>
-      <w:r>
-        <w:t xml:space="preserve">: Ye </w:t>
-      </w:r>
-      <w:proofErr w:type="spellStart"/>
-      <w:r>
-        <w:t>sabse</w:t>
-      </w:r>
-      <w:proofErr w:type="spellEnd"/>
-      <w:r>
-        <w:t xml:space="preserve"> </w:t>
-      </w:r>
-      <w:proofErr w:type="spellStart"/>
-      <w:r>
-        <w:t>khatarnak</w:t>
-      </w:r>
-      <w:proofErr w:type="spellEnd"/>
-      <w:r>
-        <w:t xml:space="preserve"> method </w:t>
-      </w:r>
-      <w:proofErr w:type="spellStart"/>
-      <w:r>
-        <w:t>hai</w:t>
-      </w:r>
-      <w:proofErr w:type="spellEnd"/>
-      <w:r>
-        <w:t xml:space="preserve">. Agar </w:t>
-      </w:r>
-      <w:proofErr w:type="spellStart"/>
-      <w:r>
-        <w:t>tumne</w:t>
-      </w:r>
-      <w:proofErr w:type="spellEnd"/>
-      <w:r>
-        <w:t xml:space="preserve"> </w:t>
-      </w:r>
-      <w:proofErr w:type="spellStart"/>
-      <w:r>
-        <w:t>setAttribute</w:t>
-      </w:r>
-      <w:proofErr w:type="spellEnd"/>
-      <w:r>
-        <w:t xml:space="preserve"> </w:t>
-      </w:r>
-      <w:proofErr w:type="spellStart"/>
-      <w:r>
-        <w:t>kiya</w:t>
-      </w:r>
-      <w:proofErr w:type="spellEnd"/>
-      <w:r>
-        <w:t xml:space="preserve">, </w:t>
-      </w:r>
-      <w:proofErr w:type="spellStart"/>
-      <w:r>
-        <w:t>toh</w:t>
-      </w:r>
-      <w:proofErr w:type="spellEnd"/>
-      <w:r>
-        <w:t xml:space="preserve"> wo element par </w:t>
-      </w:r>
-      <w:proofErr w:type="spellStart"/>
-      <w:r>
-        <w:t>pehle</w:t>
-      </w:r>
-      <w:proofErr w:type="spellEnd"/>
-      <w:r>
-        <w:t xml:space="preserve"> se </w:t>
-      </w:r>
-      <w:proofErr w:type="spellStart"/>
-      <w:r>
-        <w:t>lagi</w:t>
-      </w:r>
-      <w:proofErr w:type="spellEnd"/>
-      <w:r>
-        <w:t xml:space="preserve"> hui </w:t>
-      </w:r>
-      <w:proofErr w:type="spellStart"/>
-      <w:r>
-        <w:t>saari</w:t>
-      </w:r>
-      <w:proofErr w:type="spellEnd"/>
-      <w:r>
-        <w:t xml:space="preserve"> classes ko </w:t>
-      </w:r>
-      <w:proofErr w:type="spellStart"/>
-      <w:r>
-        <w:t>hata</w:t>
-      </w:r>
-      <w:proofErr w:type="spellEnd"/>
-      <w:r>
-        <w:t xml:space="preserve"> </w:t>
-      </w:r>
-      <w:proofErr w:type="spellStart"/>
-      <w:r>
-        <w:t>dega</w:t>
-      </w:r>
-      <w:proofErr w:type="spellEnd"/>
-      <w:r>
-        <w:t xml:space="preserve"> aur </w:t>
-      </w:r>
-      <w:proofErr w:type="spellStart"/>
-      <w:r>
-        <w:t>sirf</w:t>
-      </w:r>
-      <w:proofErr w:type="spellEnd"/>
-      <w:r>
-        <w:t xml:space="preserve"> </w:t>
-      </w:r>
-      <w:proofErr w:type="spellStart"/>
-      <w:r>
-        <w:t>nayi</w:t>
-      </w:r>
-      <w:proofErr w:type="spellEnd"/>
-      <w:r>
-        <w:t xml:space="preserve"> </w:t>
-      </w:r>
-      <w:proofErr w:type="spellStart"/>
-      <w:r>
-        <w:t>wali</w:t>
-      </w:r>
-      <w:proofErr w:type="spellEnd"/>
-      <w:r>
-        <w:t xml:space="preserve"> (test) ko </w:t>
-      </w:r>
-      <w:proofErr w:type="spellStart"/>
-      <w:r>
-        <w:t>rakhega</w:t>
-      </w:r>
-      <w:proofErr w:type="spellEnd"/>
-      <w:r>
-        <w:t>.</w:t>
+      <w:r>
+        <w:rPr>
+          <w:b/>
+          <w:bCs/>
+        </w:rPr>
+        <w:t>setAttribute('class', 'test')</w:t>
+      </w:r>
+      <w:r>
+        <w:t>: Ye sabse khatarnak method hai. Agar tumne setAttribute kiya, toh wo element par pehle se lagi hui saari classes ko hata dega aur sirf nayi wali (test) ko rakhega.</w:t>
       </w:r>
     </w:p>
     <w:p>
@@ -4230,116 +1665,7 @@
         <w:t>Pro Tip:</w:t>
       </w:r>
       <w:r>
-        <w:t xml:space="preserve"> Agar </w:t>
-      </w:r>
-      <w:proofErr w:type="spellStart"/>
-      <w:r>
-        <w:t>tumhe</w:t>
-      </w:r>
-      <w:proofErr w:type="spellEnd"/>
-      <w:r>
-        <w:t xml:space="preserve"> </w:t>
-      </w:r>
-      <w:proofErr w:type="spellStart"/>
-      <w:r>
-        <w:t>purani</w:t>
-      </w:r>
-      <w:proofErr w:type="spellEnd"/>
-      <w:r>
-        <w:t xml:space="preserve"> class </w:t>
-      </w:r>
-      <w:proofErr w:type="spellStart"/>
-      <w:r>
-        <w:t>bhi</w:t>
-      </w:r>
-      <w:proofErr w:type="spellEnd"/>
-      <w:r>
-        <w:t xml:space="preserve"> </w:t>
-      </w:r>
-      <w:proofErr w:type="spellStart"/>
-      <w:r>
-        <w:t>chahiye</w:t>
-      </w:r>
-      <w:proofErr w:type="spellEnd"/>
-      <w:r>
-        <w:t xml:space="preserve"> aur </w:t>
-      </w:r>
-      <w:proofErr w:type="spellStart"/>
-      <w:r>
-        <w:t>nayi</w:t>
-      </w:r>
-      <w:proofErr w:type="spellEnd"/>
-      <w:r>
-        <w:t xml:space="preserve"> </w:t>
-      </w:r>
-      <w:proofErr w:type="spellStart"/>
-      <w:r>
-        <w:t>bhi</w:t>
-      </w:r>
-      <w:proofErr w:type="spellEnd"/>
-      <w:r>
-        <w:t xml:space="preserve">, </w:t>
-      </w:r>
-      <w:proofErr w:type="spellStart"/>
-      <w:r>
-        <w:t>toh</w:t>
-      </w:r>
-      <w:proofErr w:type="spellEnd"/>
-      <w:r>
-        <w:t xml:space="preserve"> </w:t>
-      </w:r>
-      <w:proofErr w:type="spellStart"/>
-      <w:r>
-        <w:t>tumhe</w:t>
-      </w:r>
-      <w:proofErr w:type="spellEnd"/>
-      <w:r>
-        <w:t xml:space="preserve"> </w:t>
-      </w:r>
-      <w:proofErr w:type="spellStart"/>
-      <w:r>
-        <w:t>dono</w:t>
-      </w:r>
-      <w:proofErr w:type="spellEnd"/>
-      <w:r>
-        <w:t xml:space="preserve"> naam </w:t>
-      </w:r>
-      <w:proofErr w:type="spellStart"/>
-      <w:r>
-        <w:t>likhne</w:t>
-      </w:r>
-      <w:proofErr w:type="spellEnd"/>
-      <w:r>
-        <w:t xml:space="preserve"> </w:t>
-      </w:r>
-      <w:proofErr w:type="spellStart"/>
-      <w:r>
-        <w:t>padenge</w:t>
-      </w:r>
-      <w:proofErr w:type="spellEnd"/>
-      <w:r>
-        <w:t xml:space="preserve">, </w:t>
-      </w:r>
-      <w:proofErr w:type="spellStart"/>
-      <w:r>
-        <w:t>jaise</w:t>
-      </w:r>
-      <w:proofErr w:type="spellEnd"/>
-      <w:r>
-        <w:t xml:space="preserve">: </w:t>
-      </w:r>
-      <w:proofErr w:type="spellStart"/>
-      <w:proofErr w:type="gramStart"/>
-      <w:r>
-        <w:t>setAttribute</w:t>
-      </w:r>
-      <w:proofErr w:type="spellEnd"/>
-      <w:r>
-        <w:t>(</w:t>
-      </w:r>
-      <w:proofErr w:type="gramEnd"/>
-      <w:r>
-        <w:t>'class', 'heading test').</w:t>
+        <w:t xml:space="preserve"> Agar tumhe purani class bhi chahiye aur nayi bhi, toh tumhe dono naam likhne padenge, jaise: setAttribute('class', 'heading test').</w:t>
       </w:r>
     </w:p>
     <w:p>
@@ -4554,52 +1880,7 @@
     </w:p>
     <w:p>
       <w:r>
-        <w:t xml:space="preserve">Sir </w:t>
-      </w:r>
-      <w:proofErr w:type="spellStart"/>
-      <w:r>
-        <w:t>ne</w:t>
-      </w:r>
-      <w:proofErr w:type="spellEnd"/>
-      <w:r>
-        <w:t xml:space="preserve"> element ki style </w:t>
-      </w:r>
-      <w:proofErr w:type="spellStart"/>
-      <w:r>
-        <w:t>badal</w:t>
-      </w:r>
-      <w:proofErr w:type="spellEnd"/>
-      <w:r>
-        <w:t xml:space="preserve"> </w:t>
-      </w:r>
-      <w:proofErr w:type="spellStart"/>
-      <w:r>
-        <w:t>kar</w:t>
-      </w:r>
-      <w:proofErr w:type="spellEnd"/>
-      <w:r>
-        <w:t xml:space="preserve"> </w:t>
-      </w:r>
-      <w:proofErr w:type="spellStart"/>
-      <w:r>
-        <w:t>dikhayi</w:t>
-      </w:r>
-      <w:proofErr w:type="spellEnd"/>
-      <w:r>
-        <w:t xml:space="preserve">: </w:t>
-      </w:r>
-      <w:proofErr w:type="spellStart"/>
-      <w:proofErr w:type="gramStart"/>
-      <w:r>
-        <w:t>title.style</w:t>
-      </w:r>
-      <w:proofErr w:type="gramEnd"/>
-      <w:r>
-        <w:t>.backgroundColor</w:t>
-      </w:r>
-      <w:proofErr w:type="spellEnd"/>
-      <w:r>
-        <w:t xml:space="preserve"> = "green".</w:t>
+        <w:t>Sir ne element ki style badal kar dikhayi: title.style.backgroundColor = "green".</w:t>
       </w:r>
     </w:p>
     <w:p>
@@ -4617,55 +1898,7 @@
         <w:t>Technical Catch:</w:t>
       </w:r>
       <w:r>
-        <w:t xml:space="preserve"> CSS </w:t>
-      </w:r>
-      <w:proofErr w:type="spellStart"/>
-      <w:r>
-        <w:t>mein</w:t>
-      </w:r>
-      <w:proofErr w:type="spellEnd"/>
-      <w:r>
-        <w:t xml:space="preserve"> hum background-</w:t>
-      </w:r>
-      <w:proofErr w:type="spellStart"/>
-      <w:r>
-        <w:t>color</w:t>
-      </w:r>
-      <w:proofErr w:type="spellEnd"/>
-      <w:r>
-        <w:t xml:space="preserve"> (hyphen </w:t>
-      </w:r>
-      <w:proofErr w:type="spellStart"/>
-      <w:r>
-        <w:t>ke</w:t>
-      </w:r>
-      <w:proofErr w:type="spellEnd"/>
-      <w:r>
-        <w:t xml:space="preserve"> </w:t>
-      </w:r>
-      <w:proofErr w:type="spellStart"/>
-      <w:r>
-        <w:t>saath</w:t>
-      </w:r>
-      <w:proofErr w:type="spellEnd"/>
-      <w:r>
-        <w:t xml:space="preserve">) </w:t>
-      </w:r>
-      <w:proofErr w:type="spellStart"/>
-      <w:r>
-        <w:t>likhte</w:t>
-      </w:r>
-      <w:proofErr w:type="spellEnd"/>
-      <w:r>
-        <w:t xml:space="preserve"> hain. Lekin JavaScript </w:t>
-      </w:r>
-      <w:proofErr w:type="spellStart"/>
-      <w:r>
-        <w:t>mein</w:t>
-      </w:r>
-      <w:proofErr w:type="spellEnd"/>
-      <w:r>
-        <w:t xml:space="preserve"> hum </w:t>
+        <w:t xml:space="preserve"> CSS mein hum background-color (hyphen ke saath) likhte hain. Lekin JavaScript mein hum </w:t>
       </w:r>
       <w:r>
         <w:rPr>
@@ -4675,47 +1908,7 @@
         <w:t>CamelCase</w:t>
       </w:r>
       <w:r>
-        <w:t xml:space="preserve"> follow </w:t>
-      </w:r>
-      <w:proofErr w:type="spellStart"/>
-      <w:r>
-        <w:t>karte</w:t>
-      </w:r>
-      <w:proofErr w:type="spellEnd"/>
-      <w:r>
-        <w:t xml:space="preserve"> hain, </w:t>
-      </w:r>
-      <w:proofErr w:type="spellStart"/>
-      <w:r>
-        <w:t>isliye</w:t>
-      </w:r>
-      <w:proofErr w:type="spellEnd"/>
-      <w:r>
-        <w:t xml:space="preserve"> wo </w:t>
-      </w:r>
-      <w:proofErr w:type="spellStart"/>
-      <w:r>
-        <w:t>backgroundColor</w:t>
-      </w:r>
-      <w:proofErr w:type="spellEnd"/>
-      <w:r>
-        <w:t xml:space="preserve"> ban </w:t>
-      </w:r>
-      <w:proofErr w:type="spellStart"/>
-      <w:r>
-        <w:t>jata</w:t>
-      </w:r>
-      <w:proofErr w:type="spellEnd"/>
-      <w:r>
-        <w:t xml:space="preserve"> </w:t>
-      </w:r>
-      <w:proofErr w:type="spellStart"/>
-      <w:r>
-        <w:t>hai</w:t>
-      </w:r>
-      <w:proofErr w:type="spellEnd"/>
-      <w:r>
-        <w:t>.</w:t>
+        <w:t xml:space="preserve"> follow karte hain, isliye wo backgroundColor ban jata hai.</w:t>
       </w:r>
     </w:p>
     <w:p>
@@ -4733,47 +1926,7 @@
         <w:t>Inline Style:</w:t>
       </w:r>
       <w:r>
-        <w:t xml:space="preserve"> </w:t>
-      </w:r>
-      <w:proofErr w:type="spellStart"/>
-      <w:r>
-        <w:t>Yaad</w:t>
-      </w:r>
-      <w:proofErr w:type="spellEnd"/>
-      <w:r>
-        <w:t xml:space="preserve"> </w:t>
-      </w:r>
-      <w:proofErr w:type="spellStart"/>
-      <w:r>
-        <w:t>rakhna</w:t>
-      </w:r>
-      <w:proofErr w:type="spellEnd"/>
-      <w:r>
-        <w:t xml:space="preserve">, jab tum JS se style </w:t>
-      </w:r>
-      <w:proofErr w:type="spellStart"/>
-      <w:r>
-        <w:t>badalte</w:t>
-      </w:r>
-      <w:proofErr w:type="spellEnd"/>
-      <w:r>
-        <w:t xml:space="preserve"> </w:t>
-      </w:r>
-      <w:proofErr w:type="spellStart"/>
-      <w:r>
-        <w:t>ho</w:t>
-      </w:r>
-      <w:proofErr w:type="spellEnd"/>
-      <w:r>
-        <w:t xml:space="preserve">, </w:t>
-      </w:r>
-      <w:proofErr w:type="spellStart"/>
-      <w:r>
-        <w:t>toh</w:t>
-      </w:r>
-      <w:proofErr w:type="spellEnd"/>
-      <w:r>
-        <w:t xml:space="preserve"> wo HTML element par </w:t>
+        <w:t xml:space="preserve"> Yaad rakhna, jab tum JS se style badalte ho, toh wo HTML element par </w:t>
       </w:r>
       <w:r>
         <w:rPr>
@@ -4783,71 +1936,7 @@
         <w:t>Inline Style</w:t>
       </w:r>
       <w:r>
-        <w:t xml:space="preserve"> ban </w:t>
-      </w:r>
-      <w:proofErr w:type="spellStart"/>
-      <w:r>
-        <w:t>kar</w:t>
-      </w:r>
-      <w:proofErr w:type="spellEnd"/>
-      <w:r>
-        <w:t xml:space="preserve"> </w:t>
-      </w:r>
-      <w:proofErr w:type="spellStart"/>
-      <w:r>
-        <w:t>chipak</w:t>
-      </w:r>
-      <w:proofErr w:type="spellEnd"/>
-      <w:r>
-        <w:t xml:space="preserve"> jati </w:t>
-      </w:r>
-      <w:proofErr w:type="spellStart"/>
-      <w:r>
-        <w:t>hai</w:t>
-      </w:r>
-      <w:proofErr w:type="spellEnd"/>
-      <w:r>
-        <w:t xml:space="preserve">, </w:t>
-      </w:r>
-      <w:proofErr w:type="spellStart"/>
-      <w:r>
-        <w:t>jiski</w:t>
-      </w:r>
-      <w:proofErr w:type="spellEnd"/>
-      <w:r>
-        <w:t xml:space="preserve"> priority </w:t>
-      </w:r>
-      <w:proofErr w:type="spellStart"/>
-      <w:r>
-        <w:t>sabse</w:t>
-      </w:r>
-      <w:proofErr w:type="spellEnd"/>
-      <w:r>
-        <w:t xml:space="preserve"> </w:t>
-      </w:r>
-      <w:proofErr w:type="spellStart"/>
-      <w:r>
-        <w:t>zyada</w:t>
-      </w:r>
-      <w:proofErr w:type="spellEnd"/>
-      <w:r>
-        <w:t xml:space="preserve"> </w:t>
-      </w:r>
-      <w:proofErr w:type="spellStart"/>
-      <w:r>
-        <w:t>hoti</w:t>
-      </w:r>
-      <w:proofErr w:type="spellEnd"/>
-      <w:r>
-        <w:t xml:space="preserve"> </w:t>
-      </w:r>
-      <w:proofErr w:type="spellStart"/>
-      <w:r>
-        <w:t>hai</w:t>
-      </w:r>
-      <w:proofErr w:type="spellEnd"/>
-      <w:r>
-        <w:t>.</w:t>
+        <w:t xml:space="preserve"> ban kar chipak jati hai, jiski priority sabse zyada hoti hai.</w:t>
       </w:r>
     </w:p>
     <w:p>
@@ -4952,127 +2041,18 @@
           <w:b/>
           <w:bCs/>
         </w:rPr>
-        <w:t xml:space="preserve">5. </w:t>
-      </w:r>
-      <w:proofErr w:type="spellStart"/>
-      <w:r>
-        <w:rPr>
-          <w:b/>
-          <w:bCs/>
-        </w:rPr>
-        <w:t>innerText</w:t>
-      </w:r>
-      <w:proofErr w:type="spellEnd"/>
-      <w:r>
-        <w:rPr>
-          <w:b/>
-          <w:bCs/>
-        </w:rPr>
-        <w:t xml:space="preserve">, </w:t>
-      </w:r>
-      <w:proofErr w:type="spellStart"/>
-      <w:r>
-        <w:rPr>
-          <w:b/>
-          <w:bCs/>
-        </w:rPr>
-        <w:t>textContent</w:t>
-      </w:r>
-      <w:proofErr w:type="spellEnd"/>
-      <w:r>
-        <w:rPr>
-          <w:b/>
-          <w:bCs/>
-        </w:rPr>
-        <w:t xml:space="preserve">, aur </w:t>
-      </w:r>
-      <w:proofErr w:type="spellStart"/>
-      <w:r>
-        <w:rPr>
-          <w:b/>
-          <w:bCs/>
-        </w:rPr>
-        <w:t>innerHTML</w:t>
-      </w:r>
-      <w:proofErr w:type="spellEnd"/>
-      <w:r>
-        <w:rPr>
-          <w:b/>
-          <w:bCs/>
-        </w:rPr>
-        <w:t xml:space="preserve"> (The Deep Difference)</w:t>
+        <w:t>5. innerText, textContent, aur innerHTML (The Deep Difference)</w:t>
       </w:r>
     </w:p>
     <w:p>
       <w:r>
         <w:t xml:space="preserve">Ye </w:t>
       </w:r>
-      <w:proofErr w:type="spellStart"/>
       <w:r>
         <w:t>s</w:t>
       </w:r>
       <w:r>
-        <w:t>abse</w:t>
-      </w:r>
-      <w:proofErr w:type="spellEnd"/>
-      <w:r>
-        <w:t xml:space="preserve"> important part </w:t>
-      </w:r>
-      <w:proofErr w:type="spellStart"/>
-      <w:r>
-        <w:t>hai</w:t>
-      </w:r>
-      <w:proofErr w:type="spellEnd"/>
-      <w:r>
-        <w:t xml:space="preserve">. Sir ne ek &lt;span&gt; </w:t>
-      </w:r>
-      <w:proofErr w:type="spellStart"/>
-      <w:r>
-        <w:t>banaya</w:t>
-      </w:r>
-      <w:proofErr w:type="spellEnd"/>
-      <w:r>
-        <w:t xml:space="preserve"> </w:t>
-      </w:r>
-      <w:proofErr w:type="spellStart"/>
-      <w:r>
-        <w:t>jiske</w:t>
-      </w:r>
-      <w:proofErr w:type="spellEnd"/>
-      <w:r>
-        <w:t xml:space="preserve"> </w:t>
-      </w:r>
-      <w:proofErr w:type="spellStart"/>
-      <w:r>
-        <w:t>andar</w:t>
-      </w:r>
-      <w:proofErr w:type="spellEnd"/>
-      <w:r>
-        <w:t xml:space="preserve"> text </w:t>
-      </w:r>
-      <w:proofErr w:type="spellStart"/>
-      <w:r>
-        <w:t>tha</w:t>
-      </w:r>
-      <w:proofErr w:type="spellEnd"/>
-      <w:r>
-        <w:t xml:space="preserve"> aur </w:t>
-      </w:r>
-      <w:proofErr w:type="spellStart"/>
-      <w:r>
-        <w:t>usey</w:t>
-      </w:r>
-      <w:proofErr w:type="spellEnd"/>
-      <w:r>
-        <w:t xml:space="preserve"> display: none </w:t>
-      </w:r>
-      <w:proofErr w:type="spellStart"/>
-      <w:r>
-        <w:t>kar</w:t>
-      </w:r>
-      <w:proofErr w:type="spellEnd"/>
-      <w:r>
-        <w:t xml:space="preserve"> diya.</w:t>
+        <w:t>abse important part hai. Sir ne ek &lt;span&gt; banaya jiske andar text tha aur usey display: none kar diya.</w:t>
       </w:r>
     </w:p>
     <w:p>
@@ -5195,7 +2175,6 @@
           <w:numId w:val="11"/>
         </w:numPr>
       </w:pPr>
-      <w:proofErr w:type="spellStart"/>
       <w:r>
         <w:rPr>
           <w:b/>
@@ -5203,65 +2182,8 @@
         </w:rPr>
         <w:t>innerText</w:t>
       </w:r>
-      <w:proofErr w:type="spellEnd"/>
-      <w:r>
-        <w:t xml:space="preserve">: Ye </w:t>
-      </w:r>
-      <w:proofErr w:type="spellStart"/>
-      <w:r>
-        <w:t>sirf</w:t>
-      </w:r>
-      <w:proofErr w:type="spellEnd"/>
-      <w:r>
-        <w:t xml:space="preserve"> </w:t>
-      </w:r>
-      <w:proofErr w:type="spellStart"/>
-      <w:r>
-        <w:t>wahi</w:t>
-      </w:r>
-      <w:proofErr w:type="spellEnd"/>
-      <w:r>
-        <w:t xml:space="preserve"> text </w:t>
-      </w:r>
-      <w:proofErr w:type="spellStart"/>
-      <w:r>
-        <w:t>dikhayega</w:t>
-      </w:r>
-      <w:proofErr w:type="spellEnd"/>
-      <w:r>
-        <w:t xml:space="preserve"> jo browser par "Visible" </w:t>
-      </w:r>
-      <w:proofErr w:type="spellStart"/>
-      <w:r>
-        <w:t>hai</w:t>
-      </w:r>
-      <w:proofErr w:type="spellEnd"/>
-      <w:r>
-        <w:t xml:space="preserve">. Hidden text ko ye ignore </w:t>
-      </w:r>
-      <w:proofErr w:type="spellStart"/>
-      <w:r>
-        <w:t>kar</w:t>
-      </w:r>
-      <w:proofErr w:type="spellEnd"/>
-      <w:r>
-        <w:t xml:space="preserve"> </w:t>
-      </w:r>
-      <w:proofErr w:type="spellStart"/>
-      <w:r>
-        <w:t>deta</w:t>
-      </w:r>
-      <w:proofErr w:type="spellEnd"/>
-      <w:r>
-        <w:t xml:space="preserve"> </w:t>
-      </w:r>
-      <w:proofErr w:type="spellStart"/>
-      <w:r>
-        <w:t>hai</w:t>
-      </w:r>
-      <w:proofErr w:type="spellEnd"/>
-      <w:r>
-        <w:t>.</w:t>
+      <w:r>
+        <w:t>: Ye sirf wahi text dikhayega jo browser par "Visible" hai. Hidden text ko ye ignore kar deta hai.</w:t>
       </w:r>
     </w:p>
     <w:p>
@@ -5271,7 +2193,6 @@
           <w:numId w:val="11"/>
         </w:numPr>
       </w:pPr>
-      <w:proofErr w:type="spellStart"/>
       <w:r>
         <w:rPr>
           <w:b/>
@@ -5279,113 +2200,8 @@
         </w:rPr>
         <w:t>textContent</w:t>
       </w:r>
-      <w:proofErr w:type="spellEnd"/>
-      <w:r>
-        <w:t xml:space="preserve">: Ye "Raw" text </w:t>
-      </w:r>
-      <w:proofErr w:type="spellStart"/>
-      <w:r>
-        <w:t>deta</w:t>
-      </w:r>
-      <w:proofErr w:type="spellEnd"/>
-      <w:r>
-        <w:t xml:space="preserve"> </w:t>
-      </w:r>
-      <w:proofErr w:type="spellStart"/>
-      <w:r>
-        <w:t>hai</w:t>
-      </w:r>
-      <w:proofErr w:type="spellEnd"/>
-      <w:r>
-        <w:t xml:space="preserve">. Agar </w:t>
-      </w:r>
-      <w:proofErr w:type="spellStart"/>
-      <w:r>
-        <w:t>tumne</w:t>
-      </w:r>
-      <w:proofErr w:type="spellEnd"/>
-      <w:r>
-        <w:t xml:space="preserve"> CSS se </w:t>
-      </w:r>
-      <w:proofErr w:type="spellStart"/>
-      <w:r>
-        <w:t>kisi</w:t>
-      </w:r>
-      <w:proofErr w:type="spellEnd"/>
-      <w:r>
-        <w:t xml:space="preserve"> text ko </w:t>
-      </w:r>
-      <w:proofErr w:type="spellStart"/>
-      <w:r>
-        <w:t>chupaya</w:t>
-      </w:r>
-      <w:proofErr w:type="spellEnd"/>
-      <w:r>
-        <w:t xml:space="preserve"> </w:t>
-      </w:r>
-      <w:proofErr w:type="spellStart"/>
-      <w:r>
-        <w:t>bhi</w:t>
-      </w:r>
-      <w:proofErr w:type="spellEnd"/>
-      <w:r>
-        <w:t xml:space="preserve"> </w:t>
-      </w:r>
-      <w:proofErr w:type="spellStart"/>
-      <w:r>
-        <w:t>hai</w:t>
-      </w:r>
-      <w:proofErr w:type="spellEnd"/>
-      <w:r>
-        <w:t xml:space="preserve">, tab </w:t>
-      </w:r>
-      <w:proofErr w:type="spellStart"/>
-      <w:r>
-        <w:t>bhi</w:t>
-      </w:r>
-      <w:proofErr w:type="spellEnd"/>
-      <w:r>
-        <w:t xml:space="preserve"> </w:t>
-      </w:r>
-      <w:proofErr w:type="spellStart"/>
-      <w:r>
-        <w:t>textContent</w:t>
-      </w:r>
-      <w:proofErr w:type="spellEnd"/>
-      <w:r>
-        <w:t xml:space="preserve"> </w:t>
-      </w:r>
-      <w:proofErr w:type="spellStart"/>
-      <w:r>
-        <w:t>usey</w:t>
-      </w:r>
-      <w:proofErr w:type="spellEnd"/>
-      <w:r>
-        <w:t xml:space="preserve"> </w:t>
-      </w:r>
-      <w:proofErr w:type="spellStart"/>
-      <w:r>
-        <w:t>nikal</w:t>
-      </w:r>
-      <w:proofErr w:type="spellEnd"/>
-      <w:r>
-        <w:t xml:space="preserve"> </w:t>
-      </w:r>
-      <w:proofErr w:type="spellStart"/>
-      <w:r>
-        <w:t>kar</w:t>
-      </w:r>
-      <w:proofErr w:type="spellEnd"/>
-      <w:r>
-        <w:t xml:space="preserve"> </w:t>
-      </w:r>
-      <w:proofErr w:type="spellStart"/>
-      <w:r>
-        <w:t>laayega</w:t>
-      </w:r>
-      <w:proofErr w:type="spellEnd"/>
-      <w:r>
-        <w:t>.</w:t>
+      <w:r>
+        <w:t>: Ye "Raw" text deta hai. Agar tumne CSS se kisi text ko chupaya bhi hai, tab bhi textContent usey nikal kar laayega.</w:t>
       </w:r>
     </w:p>
     <w:p>
@@ -5395,7 +2211,6 @@
           <w:numId w:val="11"/>
         </w:numPr>
       </w:pPr>
-      <w:proofErr w:type="spellStart"/>
       <w:r>
         <w:rPr>
           <w:b/>
@@ -5403,129 +2218,8 @@
         </w:rPr>
         <w:t>innerHTML</w:t>
       </w:r>
-      <w:proofErr w:type="spellEnd"/>
-      <w:r>
-        <w:t xml:space="preserve">: Ye text </w:t>
-      </w:r>
-      <w:proofErr w:type="spellStart"/>
-      <w:r>
-        <w:t>ke</w:t>
-      </w:r>
-      <w:proofErr w:type="spellEnd"/>
-      <w:r>
-        <w:t xml:space="preserve"> </w:t>
-      </w:r>
-      <w:proofErr w:type="spellStart"/>
-      <w:r>
-        <w:t>saath-saath</w:t>
-      </w:r>
-      <w:proofErr w:type="spellEnd"/>
-      <w:r>
-        <w:t xml:space="preserve"> </w:t>
-      </w:r>
-      <w:proofErr w:type="spellStart"/>
-      <w:r>
-        <w:t>uske</w:t>
-      </w:r>
-      <w:proofErr w:type="spellEnd"/>
-      <w:r>
-        <w:t xml:space="preserve"> </w:t>
-      </w:r>
-      <w:proofErr w:type="spellStart"/>
-      <w:r>
-        <w:t>andar</w:t>
-      </w:r>
-      <w:proofErr w:type="spellEnd"/>
-      <w:r>
-        <w:t xml:space="preserve"> </w:t>
-      </w:r>
-      <w:proofErr w:type="spellStart"/>
-      <w:r>
-        <w:t>ke</w:t>
-      </w:r>
-      <w:proofErr w:type="spellEnd"/>
-      <w:r>
-        <w:t xml:space="preserve"> </w:t>
-      </w:r>
-      <w:proofErr w:type="spellStart"/>
-      <w:r>
-        <w:t>saare</w:t>
-      </w:r>
-      <w:proofErr w:type="spellEnd"/>
-      <w:r>
-        <w:t xml:space="preserve"> HTML tags </w:t>
-      </w:r>
-      <w:proofErr w:type="spellStart"/>
-      <w:r>
-        <w:t>bhi</w:t>
-      </w:r>
-      <w:proofErr w:type="spellEnd"/>
-      <w:r>
-        <w:t xml:space="preserve"> return </w:t>
-      </w:r>
-      <w:proofErr w:type="spellStart"/>
-      <w:r>
-        <w:t>karta</w:t>
-      </w:r>
-      <w:proofErr w:type="spellEnd"/>
-      <w:r>
-        <w:t xml:space="preserve"> </w:t>
-      </w:r>
-      <w:proofErr w:type="spellStart"/>
-      <w:r>
-        <w:t>hai</w:t>
-      </w:r>
-      <w:proofErr w:type="spellEnd"/>
-      <w:r>
-        <w:t xml:space="preserve">. Agar element </w:t>
-      </w:r>
-      <w:proofErr w:type="spellStart"/>
-      <w:r>
-        <w:t>ke</w:t>
-      </w:r>
-      <w:proofErr w:type="spellEnd"/>
-      <w:r>
-        <w:t xml:space="preserve"> </w:t>
-      </w:r>
-      <w:proofErr w:type="spellStart"/>
-      <w:r>
-        <w:t>andar</w:t>
-      </w:r>
-      <w:proofErr w:type="spellEnd"/>
-      <w:r>
-        <w:t xml:space="preserve"> ek &lt;b&gt; tag </w:t>
-      </w:r>
-      <w:proofErr w:type="spellStart"/>
-      <w:r>
-        <w:t>hai</w:t>
-      </w:r>
-      <w:proofErr w:type="spellEnd"/>
-      <w:r>
-        <w:t xml:space="preserve">, </w:t>
-      </w:r>
-      <w:proofErr w:type="spellStart"/>
-      <w:r>
-        <w:t>toh</w:t>
-      </w:r>
-      <w:proofErr w:type="spellEnd"/>
-      <w:r>
-        <w:t xml:space="preserve"> ye wo tag </w:t>
-      </w:r>
-      <w:proofErr w:type="spellStart"/>
-      <w:r>
-        <w:t>bhi</w:t>
-      </w:r>
-      <w:proofErr w:type="spellEnd"/>
-      <w:r>
-        <w:t xml:space="preserve"> </w:t>
-      </w:r>
-      <w:proofErr w:type="spellStart"/>
-      <w:r>
-        <w:t>dikhayega</w:t>
-      </w:r>
-      <w:proofErr w:type="spellEnd"/>
-      <w:r>
-        <w:t>.</w:t>
+      <w:r>
+        <w:t>: Ye text ke saath-saath uske andar ke saare HTML tags bhi return karta hai. Agar element ke andar ek &lt;b&gt; tag hai, toh ye wo tag bhi dikhayega.</w:t>
       </w:r>
     </w:p>
     <w:p>
@@ -5596,23 +2290,7 @@
           <w:bCs/>
         </w:rPr>
         <w:lastRenderedPageBreak/>
-        <w:t xml:space="preserve">6. </w:t>
-      </w:r>
-      <w:proofErr w:type="spellStart"/>
-      <w:r>
-        <w:rPr>
-          <w:b/>
-          <w:bCs/>
-        </w:rPr>
-        <w:t>querySelector</w:t>
-      </w:r>
-      <w:proofErr w:type="spellEnd"/>
-      <w:r>
-        <w:rPr>
-          <w:b/>
-          <w:bCs/>
-        </w:rPr>
-        <w:t xml:space="preserve"> ka Power</w:t>
+        <w:t>6. querySelector ka Power</w:t>
       </w:r>
     </w:p>
     <w:p>
@@ -5729,21 +2407,8 @@
       <w:r>
         <w:t xml:space="preserve">me </w:t>
       </w:r>
-      <w:proofErr w:type="spellStart"/>
-      <w:r>
-        <w:t>querySelector</w:t>
-      </w:r>
-      <w:proofErr w:type="spellEnd"/>
-      <w:r>
-        <w:t xml:space="preserve"> introduce </w:t>
-      </w:r>
-      <w:proofErr w:type="spellStart"/>
-      <w:r>
-        <w:t>kiya</w:t>
-      </w:r>
-      <w:proofErr w:type="spellEnd"/>
-      <w:r>
-        <w:t>.</w:t>
+      <w:r>
+        <w:t>querySelector introduce kiya.</w:t>
       </w:r>
     </w:p>
     <w:p>
@@ -5754,39 +2419,7 @@
         </w:numPr>
       </w:pPr>
       <w:r>
-        <w:t xml:space="preserve">Iska </w:t>
-      </w:r>
-      <w:proofErr w:type="spellStart"/>
-      <w:r>
-        <w:t>fayda</w:t>
-      </w:r>
-      <w:proofErr w:type="spellEnd"/>
-      <w:r>
-        <w:t xml:space="preserve"> ye </w:t>
-      </w:r>
-      <w:proofErr w:type="spellStart"/>
-      <w:r>
-        <w:t>hai</w:t>
-      </w:r>
-      <w:proofErr w:type="spellEnd"/>
-      <w:r>
-        <w:t xml:space="preserve"> ki tum CSS wale selectors use </w:t>
-      </w:r>
-      <w:proofErr w:type="spellStart"/>
-      <w:r>
-        <w:t>kar</w:t>
-      </w:r>
-      <w:proofErr w:type="spellEnd"/>
-      <w:r>
-        <w:t xml:space="preserve"> </w:t>
-      </w:r>
-      <w:proofErr w:type="spellStart"/>
-      <w:r>
-        <w:t>sakte</w:t>
-      </w:r>
-      <w:proofErr w:type="spellEnd"/>
-      <w:r>
-        <w:t xml:space="preserve"> ho.</w:t>
+        <w:t>Iska fayda ye hai ki tum CSS wale selectors use kar sakte ho.</w:t>
       </w:r>
     </w:p>
     <w:p>
@@ -5807,13 +2440,8 @@
           <w:numId w:val="12"/>
         </w:numPr>
       </w:pPr>
-      <w:proofErr w:type="gramStart"/>
-      <w:r>
-        <w:t>.heading</w:t>
-      </w:r>
-      <w:proofErr w:type="gramEnd"/>
-      <w:r>
-        <w:t xml:space="preserve"> (for Class)</w:t>
+      <w:r>
+        <w:t>.heading (for Class)</w:t>
       </w:r>
     </w:p>
     <w:p>
@@ -5938,23 +2566,7 @@
         <w:t>Limit:</w:t>
       </w:r>
       <w:r>
-        <w:t xml:space="preserve"> Ye </w:t>
-      </w:r>
-      <w:proofErr w:type="spellStart"/>
-      <w:r>
-        <w:t>hamesha</w:t>
-      </w:r>
-      <w:proofErr w:type="spellEnd"/>
-      <w:r>
-        <w:t xml:space="preserve"> </w:t>
-      </w:r>
-      <w:proofErr w:type="spellStart"/>
-      <w:r>
-        <w:t>sirf</w:t>
-      </w:r>
-      <w:proofErr w:type="spellEnd"/>
-      <w:r>
-        <w:t xml:space="preserve"> </w:t>
+        <w:t xml:space="preserve"> Ye hamesha sirf </w:t>
       </w:r>
       <w:r>
         <w:rPr>
@@ -5964,23 +2576,7 @@
         <w:t>Pehle (First)</w:t>
       </w:r>
       <w:r>
-        <w:t xml:space="preserve"> matching element ko hi select </w:t>
-      </w:r>
-      <w:proofErr w:type="spellStart"/>
-      <w:r>
-        <w:t>karta</w:t>
-      </w:r>
-      <w:proofErr w:type="spellEnd"/>
-      <w:r>
-        <w:t xml:space="preserve"> </w:t>
-      </w:r>
-      <w:proofErr w:type="spellStart"/>
-      <w:r>
-        <w:t>hai</w:t>
-      </w:r>
-      <w:proofErr w:type="spellEnd"/>
-      <w:r>
-        <w:t>.</w:t>
+        <w:t xml:space="preserve"> matching element ko hi select karta hai.</w:t>
       </w:r>
     </w:p>
     <w:p>
@@ -6411,25 +3007,18 @@
           <w:b/>
           <w:bCs/>
         </w:rPr>
-        <w:t xml:space="preserve">1. </w:t>
-      </w:r>
-      <w:proofErr w:type="spellStart"/>
-      <w:r>
-        <w:rPr>
-          <w:b/>
-          <w:bCs/>
-        </w:rPr>
-        <w:t>querySelectorAll</w:t>
-      </w:r>
-      <w:proofErr w:type="spellEnd"/>
-      <w:r>
-        <w:rPr>
-          <w:b/>
-          <w:bCs/>
-        </w:rPr>
-        <w:t xml:space="preserve"> aur </w:t>
-      </w:r>
-      <w:proofErr w:type="spellStart"/>
+        <w:t>1. querySelectorAll aur NodeList ka Sach</w:t>
+      </w:r>
+    </w:p>
+    <w:p>
+      <w:pPr>
+        <w:tabs>
+          <w:tab w:val="left" w:pos="2437"/>
+        </w:tabs>
+      </w:pPr>
+      <w:r>
+        <w:t xml:space="preserve">Jab tum document.querySelectorAll('li') likhte ho, toh tumhe ek </w:t>
+      </w:r>
       <w:r>
         <w:rPr>
           <w:b/>
@@ -6437,93 +3026,8 @@
         </w:rPr>
         <w:t>NodeList</w:t>
       </w:r>
-      <w:proofErr w:type="spellEnd"/>
-      <w:r>
-        <w:rPr>
-          <w:b/>
-          <w:bCs/>
-        </w:rPr>
-        <w:t xml:space="preserve"> ka Sach</w:t>
-      </w:r>
-    </w:p>
-    <w:p>
-      <w:pPr>
-        <w:tabs>
-          <w:tab w:val="left" w:pos="2437"/>
-        </w:tabs>
-      </w:pPr>
-      <w:r>
-        <w:t xml:space="preserve">Jab tum </w:t>
-      </w:r>
-      <w:proofErr w:type="spellStart"/>
-      <w:proofErr w:type="gramStart"/>
-      <w:r>
-        <w:t>document.querySelectorAll</w:t>
-      </w:r>
-      <w:proofErr w:type="spellEnd"/>
-      <w:proofErr w:type="gramEnd"/>
-      <w:r>
-        <w:t xml:space="preserve">('li') </w:t>
-      </w:r>
-      <w:proofErr w:type="spellStart"/>
-      <w:r>
-        <w:t>likhte</w:t>
-      </w:r>
-      <w:proofErr w:type="spellEnd"/>
-      <w:r>
-        <w:t xml:space="preserve"> </w:t>
-      </w:r>
-      <w:proofErr w:type="spellStart"/>
-      <w:r>
-        <w:t>ho</w:t>
-      </w:r>
-      <w:proofErr w:type="spellEnd"/>
-      <w:r>
-        <w:t xml:space="preserve">, </w:t>
-      </w:r>
-      <w:proofErr w:type="spellStart"/>
-      <w:r>
-        <w:t>toh</w:t>
-      </w:r>
-      <w:proofErr w:type="spellEnd"/>
-      <w:r>
-        <w:t xml:space="preserve"> </w:t>
-      </w:r>
-      <w:proofErr w:type="spellStart"/>
-      <w:r>
-        <w:t>tumhe</w:t>
-      </w:r>
-      <w:proofErr w:type="spellEnd"/>
-      <w:r>
-        <w:t xml:space="preserve"> ek </w:t>
-      </w:r>
-      <w:proofErr w:type="spellStart"/>
-      <w:r>
-        <w:rPr>
-          <w:b/>
-          <w:bCs/>
-        </w:rPr>
-        <w:t>NodeList</w:t>
-      </w:r>
-      <w:proofErr w:type="spellEnd"/>
-      <w:r>
-        <w:t xml:space="preserve"> </w:t>
-      </w:r>
-      <w:proofErr w:type="spellStart"/>
-      <w:r>
-        <w:t>milti</w:t>
-      </w:r>
-      <w:proofErr w:type="spellEnd"/>
-      <w:r>
-        <w:t xml:space="preserve"> </w:t>
-      </w:r>
-      <w:proofErr w:type="spellStart"/>
-      <w:r>
-        <w:t>hai</w:t>
-      </w:r>
-      <w:proofErr w:type="spellEnd"/>
-      <w:r>
-        <w:t>.</w:t>
+      <w:r>
+        <w:t xml:space="preserve"> milti hai.</w:t>
       </w:r>
     </w:p>
     <w:p>
@@ -6536,96 +3040,15 @@
           <w:tab w:val="left" w:pos="2437"/>
         </w:tabs>
       </w:pPr>
-      <w:proofErr w:type="spellStart"/>
-      <w:r>
-        <w:rPr>
-          <w:b/>
-          <w:bCs/>
-        </w:rPr>
-        <w:t>NodeList</w:t>
-      </w:r>
-      <w:proofErr w:type="spellEnd"/>
-      <w:r>
-        <w:rPr>
-          <w:b/>
-          <w:bCs/>
-        </w:rPr>
-        <w:t xml:space="preserve"> </w:t>
-      </w:r>
-      <w:proofErr w:type="spellStart"/>
-      <w:r>
-        <w:rPr>
-          <w:b/>
-          <w:bCs/>
-        </w:rPr>
-        <w:t>kya</w:t>
-      </w:r>
-      <w:proofErr w:type="spellEnd"/>
-      <w:r>
-        <w:rPr>
-          <w:b/>
-          <w:bCs/>
-        </w:rPr>
-        <w:t xml:space="preserve"> </w:t>
-      </w:r>
-      <w:proofErr w:type="spellStart"/>
-      <w:r>
-        <w:rPr>
-          <w:b/>
-          <w:bCs/>
-        </w:rPr>
-        <w:t>hai</w:t>
-      </w:r>
-      <w:proofErr w:type="spellEnd"/>
-      <w:r>
-        <w:rPr>
-          <w:b/>
-          <w:bCs/>
-        </w:rPr>
-        <w:t>?</w:t>
-      </w:r>
-      <w:r>
-        <w:t xml:space="preserve"> Ye </w:t>
-      </w:r>
-      <w:proofErr w:type="spellStart"/>
-      <w:r>
-        <w:t>dikhti</w:t>
-      </w:r>
-      <w:proofErr w:type="spellEnd"/>
-      <w:r>
-        <w:t xml:space="preserve"> array </w:t>
-      </w:r>
-      <w:proofErr w:type="spellStart"/>
-      <w:r>
-        <w:t>jaisi</w:t>
-      </w:r>
-      <w:proofErr w:type="spellEnd"/>
-      <w:r>
-        <w:t xml:space="preserve"> </w:t>
-      </w:r>
-      <w:proofErr w:type="spellStart"/>
-      <w:r>
-        <w:t>hai</w:t>
-      </w:r>
-      <w:proofErr w:type="spellEnd"/>
-      <w:r>
-        <w:t xml:space="preserve">, par ye "Asli Array" </w:t>
-      </w:r>
-      <w:proofErr w:type="spellStart"/>
-      <w:r>
-        <w:t>nahi</w:t>
-      </w:r>
-      <w:proofErr w:type="spellEnd"/>
-      <w:r>
-        <w:t xml:space="preserve"> </w:t>
-      </w:r>
-      <w:proofErr w:type="spellStart"/>
-      <w:r>
-        <w:t>hai</w:t>
-      </w:r>
-      <w:proofErr w:type="spellEnd"/>
-      <w:r>
-        <w:t>.</w:t>
+      <w:r>
+        <w:rPr>
+          <w:b/>
+          <w:bCs/>
+        </w:rPr>
+        <w:t>NodeList kya hai?</w:t>
+      </w:r>
+      <w:r>
+        <w:t xml:space="preserve"> Ye dikhti array jaisi hai, par ye "Asli Array" nahi hai.</w:t>
       </w:r>
     </w:p>
     <w:p>
@@ -6688,9 +3111,11 @@
           <w:b/>
           <w:bCs/>
         </w:rPr>
-        <w:t>The "</w:t>
-      </w:r>
-      <w:proofErr w:type="spellStart"/>
+        <w:t>The "forEach" Support:</w:t>
+      </w:r>
+      <w:r>
+        <w:t xml:space="preserve"> NodeList ki sabse achhi baat ye hai ki ispar JavaScript ka </w:t>
+      </w:r>
       <w:r>
         <w:rPr>
           <w:b/>
@@ -6698,148 +3123,8 @@
         </w:rPr>
         <w:t>forEach</w:t>
       </w:r>
-      <w:proofErr w:type="spellEnd"/>
-      <w:r>
-        <w:rPr>
-          <w:b/>
-          <w:bCs/>
-        </w:rPr>
-        <w:t>" Support:</w:t>
-      </w:r>
-      <w:r>
-        <w:t xml:space="preserve"> </w:t>
-      </w:r>
-      <w:proofErr w:type="spellStart"/>
-      <w:r>
-        <w:t>NodeList</w:t>
-      </w:r>
-      <w:proofErr w:type="spellEnd"/>
-      <w:r>
-        <w:t xml:space="preserve"> ki </w:t>
-      </w:r>
-      <w:proofErr w:type="spellStart"/>
-      <w:r>
-        <w:t>sabse</w:t>
-      </w:r>
-      <w:proofErr w:type="spellEnd"/>
-      <w:r>
-        <w:t xml:space="preserve"> </w:t>
-      </w:r>
-      <w:proofErr w:type="spellStart"/>
-      <w:r>
-        <w:t>achhi</w:t>
-      </w:r>
-      <w:proofErr w:type="spellEnd"/>
-      <w:r>
-        <w:t xml:space="preserve"> </w:t>
-      </w:r>
-      <w:proofErr w:type="spellStart"/>
-      <w:r>
-        <w:t>baat</w:t>
-      </w:r>
-      <w:proofErr w:type="spellEnd"/>
-      <w:r>
-        <w:t xml:space="preserve"> ye </w:t>
-      </w:r>
-      <w:proofErr w:type="spellStart"/>
-      <w:r>
-        <w:t>hai</w:t>
-      </w:r>
-      <w:proofErr w:type="spellEnd"/>
-      <w:r>
-        <w:t xml:space="preserve"> ki </w:t>
-      </w:r>
-      <w:proofErr w:type="spellStart"/>
-      <w:r>
-        <w:t>ispar</w:t>
-      </w:r>
-      <w:proofErr w:type="spellEnd"/>
-      <w:r>
-        <w:t xml:space="preserve"> JavaScript ka </w:t>
-      </w:r>
-      <w:proofErr w:type="spellStart"/>
-      <w:r>
-        <w:rPr>
-          <w:b/>
-          <w:bCs/>
-        </w:rPr>
-        <w:t>forEach</w:t>
-      </w:r>
-      <w:proofErr w:type="spellEnd"/>
-      <w:r>
-        <w:t xml:space="preserve"> loop </w:t>
-      </w:r>
-      <w:proofErr w:type="spellStart"/>
-      <w:r>
-        <w:t>pehle</w:t>
-      </w:r>
-      <w:proofErr w:type="spellEnd"/>
-      <w:r>
-        <w:t xml:space="preserve"> se </w:t>
-      </w:r>
-      <w:proofErr w:type="spellStart"/>
-      <w:r>
-        <w:t>chalta</w:t>
-      </w:r>
-      <w:proofErr w:type="spellEnd"/>
-      <w:r>
-        <w:t xml:space="preserve"> </w:t>
-      </w:r>
-      <w:proofErr w:type="spellStart"/>
-      <w:r>
-        <w:t>hai</w:t>
-      </w:r>
-      <w:proofErr w:type="spellEnd"/>
-      <w:r>
-        <w:t xml:space="preserve">. </w:t>
-      </w:r>
-      <w:proofErr w:type="spellStart"/>
-      <w:r>
-        <w:t>Tumhe</w:t>
-      </w:r>
-      <w:proofErr w:type="spellEnd"/>
-      <w:r>
-        <w:t xml:space="preserve"> </w:t>
-      </w:r>
-      <w:proofErr w:type="spellStart"/>
-      <w:r>
-        <w:t>ise</w:t>
-      </w:r>
-      <w:proofErr w:type="spellEnd"/>
-      <w:r>
-        <w:t xml:space="preserve"> convert </w:t>
-      </w:r>
-      <w:proofErr w:type="spellStart"/>
-      <w:r>
-        <w:t>karne</w:t>
-      </w:r>
-      <w:proofErr w:type="spellEnd"/>
-      <w:r>
-        <w:t xml:space="preserve"> ki </w:t>
-      </w:r>
-      <w:proofErr w:type="spellStart"/>
-      <w:r>
-        <w:t>zaroorat</w:t>
-      </w:r>
-      <w:proofErr w:type="spellEnd"/>
-      <w:r>
-        <w:t xml:space="preserve"> </w:t>
-      </w:r>
-      <w:proofErr w:type="spellStart"/>
-      <w:r>
-        <w:t>nahi</w:t>
-      </w:r>
-      <w:proofErr w:type="spellEnd"/>
-      <w:r>
-        <w:t xml:space="preserve"> </w:t>
-      </w:r>
-      <w:proofErr w:type="spellStart"/>
-      <w:r>
-        <w:t>padti</w:t>
-      </w:r>
-      <w:proofErr w:type="spellEnd"/>
-      <w:r>
-        <w:t>.</w:t>
+      <w:r>
+        <w:t xml:space="preserve"> loop pehle se chalta hai. Tumhe ise convert karne ki zaroorat nahi padti.</w:t>
       </w:r>
     </w:p>
     <w:p>
@@ -6952,33 +3237,7 @@
         <w:t>Common Mistake:</w:t>
       </w:r>
       <w:r>
-        <w:t xml:space="preserve"> Agar tum direct </w:t>
-      </w:r>
-      <w:proofErr w:type="spellStart"/>
-      <w:proofErr w:type="gramStart"/>
-      <w:r>
-        <w:t>nodeList.style.color</w:t>
-      </w:r>
-      <w:proofErr w:type="spellEnd"/>
-      <w:proofErr w:type="gramEnd"/>
-      <w:r>
-        <w:t xml:space="preserve"> = "red" </w:t>
-      </w:r>
-      <w:proofErr w:type="spellStart"/>
-      <w:r>
-        <w:t>likhoge</w:t>
-      </w:r>
-      <w:proofErr w:type="spellEnd"/>
-      <w:r>
-        <w:t xml:space="preserve">, </w:t>
-      </w:r>
-      <w:proofErr w:type="spellStart"/>
-      <w:r>
-        <w:t>toh</w:t>
-      </w:r>
-      <w:proofErr w:type="spellEnd"/>
-      <w:r>
-        <w:t xml:space="preserve"> ye </w:t>
+        <w:t xml:space="preserve"> Agar tum direct nodeList.style.color = "red" likhoge, toh ye </w:t>
       </w:r>
       <w:r>
         <w:rPr>
@@ -6988,103 +3247,7 @@
         <w:t>Error</w:t>
       </w:r>
       <w:r>
-        <w:t xml:space="preserve"> </w:t>
-      </w:r>
-      <w:proofErr w:type="spellStart"/>
-      <w:r>
-        <w:t>dega</w:t>
-      </w:r>
-      <w:proofErr w:type="spellEnd"/>
-      <w:r>
-        <w:t xml:space="preserve">. </w:t>
-      </w:r>
-      <w:proofErr w:type="spellStart"/>
-      <w:r>
-        <w:t>Kyunki</w:t>
-      </w:r>
-      <w:proofErr w:type="spellEnd"/>
-      <w:r>
-        <w:t xml:space="preserve"> style property </w:t>
-      </w:r>
-      <w:proofErr w:type="spellStart"/>
-      <w:r>
-        <w:t>hamesha</w:t>
-      </w:r>
-      <w:proofErr w:type="spellEnd"/>
-      <w:r>
-        <w:t xml:space="preserve"> ek single element par </w:t>
-      </w:r>
-      <w:proofErr w:type="spellStart"/>
-      <w:r>
-        <w:t>lagti</w:t>
-      </w:r>
-      <w:proofErr w:type="spellEnd"/>
-      <w:r>
-        <w:t xml:space="preserve"> </w:t>
-      </w:r>
-      <w:proofErr w:type="spellStart"/>
-      <w:r>
-        <w:t>hai</w:t>
-      </w:r>
-      <w:proofErr w:type="spellEnd"/>
-      <w:r>
-        <w:t xml:space="preserve">, poori list par </w:t>
-      </w:r>
-      <w:proofErr w:type="spellStart"/>
-      <w:r>
-        <w:t>nahi</w:t>
-      </w:r>
-      <w:proofErr w:type="spellEnd"/>
-      <w:r>
-        <w:t xml:space="preserve">. </w:t>
-      </w:r>
-      <w:proofErr w:type="spellStart"/>
-      <w:r>
-        <w:t>Tumhe</w:t>
-      </w:r>
-      <w:proofErr w:type="spellEnd"/>
-      <w:r>
-        <w:t xml:space="preserve"> loop </w:t>
-      </w:r>
-      <w:proofErr w:type="spellStart"/>
-      <w:r>
-        <w:t>chala</w:t>
-      </w:r>
-      <w:proofErr w:type="spellEnd"/>
-      <w:r>
-        <w:t xml:space="preserve"> </w:t>
-      </w:r>
-      <w:proofErr w:type="spellStart"/>
-      <w:r>
-        <w:t>kar</w:t>
-      </w:r>
-      <w:proofErr w:type="spellEnd"/>
-      <w:r>
-        <w:t xml:space="preserve"> ek-ek </w:t>
-      </w:r>
-      <w:proofErr w:type="spellStart"/>
-      <w:r>
-        <w:t>karke</w:t>
-      </w:r>
-      <w:proofErr w:type="spellEnd"/>
-      <w:r>
-        <w:t xml:space="preserve"> element ko </w:t>
-      </w:r>
-      <w:proofErr w:type="spellStart"/>
-      <w:r>
-        <w:t>pakadna</w:t>
-      </w:r>
-      <w:proofErr w:type="spellEnd"/>
-      <w:r>
-        <w:t xml:space="preserve"> </w:t>
-      </w:r>
-      <w:proofErr w:type="spellStart"/>
-      <w:r>
-        <w:t>padega</w:t>
-      </w:r>
-      <w:proofErr w:type="spellEnd"/>
-      <w:r>
-        <w:t>.</w:t>
+        <w:t xml:space="preserve"> dega. Kyunki style property hamesha ek single element par lagti hai, poori list par nahi. Tumhe loop chala kar ek-ek karke element ko pakadna padega.</w:t>
       </w:r>
       <w:r>
         <w:t>\</w:t>
@@ -7214,25 +3377,18 @@
           <w:bCs/>
         </w:rPr>
         <w:lastRenderedPageBreak/>
-        <w:t>2. g</w:t>
-      </w:r>
-      <w:proofErr w:type="spellStart"/>
-      <w:r>
-        <w:rPr>
-          <w:b/>
-          <w:bCs/>
-        </w:rPr>
-        <w:t>etElementsByClassName</w:t>
-      </w:r>
-      <w:proofErr w:type="spellEnd"/>
-      <w:r>
-        <w:rPr>
-          <w:b/>
-          <w:bCs/>
-        </w:rPr>
-        <w:t xml:space="preserve"> aur </w:t>
-      </w:r>
-      <w:proofErr w:type="spellStart"/>
+        <w:t>2. getElementsByClassName aur HTMLCollection ka "Nakhra"</w:t>
+      </w:r>
+    </w:p>
+    <w:p>
+      <w:pPr>
+        <w:tabs>
+          <w:tab w:val="left" w:pos="2437"/>
+        </w:tabs>
+      </w:pPr>
+      <w:r>
+        <w:t xml:space="preserve">Jab tum document.getElementsByClassName('list-item') use karte ho, toh tumhe milti hai </w:t>
+      </w:r>
       <w:r>
         <w:rPr>
           <w:b/>
@@ -7240,149 +3396,8 @@
         </w:rPr>
         <w:t>HTMLCollection</w:t>
       </w:r>
-      <w:proofErr w:type="spellEnd"/>
-      <w:r>
-        <w:rPr>
-          <w:b/>
-          <w:bCs/>
-        </w:rPr>
-        <w:t xml:space="preserve"> ka "</w:t>
-      </w:r>
-      <w:proofErr w:type="spellStart"/>
-      <w:r>
-        <w:rPr>
-          <w:b/>
-          <w:bCs/>
-        </w:rPr>
-        <w:t>Nakhra</w:t>
-      </w:r>
-      <w:proofErr w:type="spellEnd"/>
-      <w:r>
-        <w:rPr>
-          <w:b/>
-          <w:bCs/>
-        </w:rPr>
-        <w:t>"</w:t>
-      </w:r>
-    </w:p>
-    <w:p>
-      <w:pPr>
-        <w:tabs>
-          <w:tab w:val="left" w:pos="2437"/>
-        </w:tabs>
-      </w:pPr>
-      <w:r>
-        <w:t xml:space="preserve">Jab tum </w:t>
-      </w:r>
-      <w:proofErr w:type="spellStart"/>
-      <w:proofErr w:type="gramStart"/>
-      <w:r>
-        <w:t>document.getElementsByClassName</w:t>
-      </w:r>
-      <w:proofErr w:type="spellEnd"/>
-      <w:proofErr w:type="gramEnd"/>
-      <w:r>
-        <w:t xml:space="preserve">('list-item') use </w:t>
-      </w:r>
-      <w:proofErr w:type="spellStart"/>
-      <w:r>
-        <w:t>karte</w:t>
-      </w:r>
-      <w:proofErr w:type="spellEnd"/>
-      <w:r>
-        <w:t xml:space="preserve"> </w:t>
-      </w:r>
-      <w:proofErr w:type="spellStart"/>
-      <w:r>
-        <w:t>ho</w:t>
-      </w:r>
-      <w:proofErr w:type="spellEnd"/>
-      <w:r>
-        <w:t xml:space="preserve">, </w:t>
-      </w:r>
-      <w:proofErr w:type="spellStart"/>
-      <w:r>
-        <w:t>toh</w:t>
-      </w:r>
-      <w:proofErr w:type="spellEnd"/>
-      <w:r>
-        <w:t xml:space="preserve"> </w:t>
-      </w:r>
-      <w:proofErr w:type="spellStart"/>
-      <w:r>
-        <w:t>tumhe</w:t>
-      </w:r>
-      <w:proofErr w:type="spellEnd"/>
-      <w:r>
-        <w:t xml:space="preserve"> </w:t>
-      </w:r>
-      <w:proofErr w:type="spellStart"/>
-      <w:r>
-        <w:t>milti</w:t>
-      </w:r>
-      <w:proofErr w:type="spellEnd"/>
-      <w:r>
-        <w:t xml:space="preserve"> </w:t>
-      </w:r>
-      <w:proofErr w:type="spellStart"/>
-      <w:r>
-        <w:t>hai</w:t>
-      </w:r>
-      <w:proofErr w:type="spellEnd"/>
-      <w:r>
-        <w:t xml:space="preserve"> </w:t>
-      </w:r>
-      <w:proofErr w:type="spellStart"/>
-      <w:r>
-        <w:rPr>
-          <w:b/>
-          <w:bCs/>
-        </w:rPr>
-        <w:t>HTMLCollection</w:t>
-      </w:r>
-      <w:proofErr w:type="spellEnd"/>
-      <w:r>
-        <w:t xml:space="preserve">. Aur </w:t>
-      </w:r>
-      <w:proofErr w:type="spellStart"/>
-      <w:r>
-        <w:t>yahi</w:t>
-      </w:r>
-      <w:proofErr w:type="spellEnd"/>
-      <w:r>
-        <w:t xml:space="preserve"> par </w:t>
-      </w:r>
-      <w:proofErr w:type="spellStart"/>
-      <w:r>
-        <w:t>sabse</w:t>
-      </w:r>
-      <w:proofErr w:type="spellEnd"/>
-      <w:r>
-        <w:t xml:space="preserve"> </w:t>
-      </w:r>
-      <w:proofErr w:type="spellStart"/>
-      <w:r>
-        <w:t>bada</w:t>
-      </w:r>
-      <w:proofErr w:type="spellEnd"/>
-      <w:r>
-        <w:t xml:space="preserve"> panga </w:t>
-      </w:r>
-      <w:proofErr w:type="spellStart"/>
-      <w:r>
-        <w:t>hota</w:t>
-      </w:r>
-      <w:proofErr w:type="spellEnd"/>
-      <w:r>
-        <w:t xml:space="preserve"> </w:t>
-      </w:r>
-      <w:proofErr w:type="spellStart"/>
-      <w:r>
-        <w:t>hai</w:t>
-      </w:r>
-      <w:proofErr w:type="spellEnd"/>
-      <w:r>
-        <w:t>.</w:t>
+      <w:r>
+        <w:t>. Aur yahi par sabse bada panga hota hai.</w:t>
       </w:r>
     </w:p>
     <w:p>
@@ -7403,107 +3418,17 @@
         <w:t>The Problem:</w:t>
       </w:r>
       <w:r>
-        <w:t xml:space="preserve"> </w:t>
-      </w:r>
-      <w:proofErr w:type="spellStart"/>
-      <w:r>
-        <w:t>HTMLCollection</w:t>
-      </w:r>
-      <w:proofErr w:type="spellEnd"/>
-      <w:r>
-        <w:t xml:space="preserve"> par </w:t>
-      </w:r>
-      <w:proofErr w:type="spellStart"/>
-      <w:r>
-        <w:rPr>
-          <w:b/>
-          <w:bCs/>
-        </w:rPr>
-        <w:t>forEach</w:t>
-      </w:r>
-      <w:proofErr w:type="spellEnd"/>
-      <w:r>
-        <w:rPr>
-          <w:b/>
-          <w:bCs/>
-        </w:rPr>
-        <w:t xml:space="preserve"> loop </w:t>
-      </w:r>
-      <w:proofErr w:type="spellStart"/>
-      <w:r>
-        <w:rPr>
-          <w:b/>
-          <w:bCs/>
-        </w:rPr>
-        <w:t>nahi</w:t>
-      </w:r>
-      <w:proofErr w:type="spellEnd"/>
-      <w:r>
-        <w:rPr>
-          <w:b/>
-          <w:bCs/>
-        </w:rPr>
-        <w:t xml:space="preserve"> </w:t>
-      </w:r>
-      <w:proofErr w:type="spellStart"/>
-      <w:r>
-        <w:rPr>
-          <w:b/>
-          <w:bCs/>
-        </w:rPr>
-        <w:t>chalta</w:t>
-      </w:r>
-      <w:proofErr w:type="spellEnd"/>
-      <w:r>
-        <w:t xml:space="preserve">. Agar tum </w:t>
-      </w:r>
-      <w:proofErr w:type="spellStart"/>
-      <w:r>
-        <w:t>ispe</w:t>
-      </w:r>
-      <w:proofErr w:type="spellEnd"/>
-      <w:r>
-        <w:t xml:space="preserve"> loop </w:t>
-      </w:r>
-      <w:proofErr w:type="spellStart"/>
-      <w:r>
-        <w:t>chalane</w:t>
-      </w:r>
-      <w:proofErr w:type="spellEnd"/>
-      <w:r>
-        <w:t xml:space="preserve"> ki </w:t>
-      </w:r>
-      <w:proofErr w:type="spellStart"/>
-      <w:r>
-        <w:t>koshish</w:t>
-      </w:r>
-      <w:proofErr w:type="spellEnd"/>
-      <w:r>
-        <w:t xml:space="preserve"> </w:t>
-      </w:r>
-      <w:proofErr w:type="spellStart"/>
-      <w:r>
-        <w:t>karoge</w:t>
-      </w:r>
-      <w:proofErr w:type="spellEnd"/>
-      <w:r>
-        <w:t xml:space="preserve">, </w:t>
-      </w:r>
-      <w:proofErr w:type="spellStart"/>
-      <w:r>
-        <w:t>toh</w:t>
-      </w:r>
-      <w:proofErr w:type="spellEnd"/>
-      <w:r>
-        <w:t xml:space="preserve"> browser </w:t>
-      </w:r>
-      <w:proofErr w:type="spellStart"/>
-      <w:r>
-        <w:t>bolega</w:t>
-      </w:r>
-      <w:proofErr w:type="spellEnd"/>
-      <w:r>
-        <w:t xml:space="preserve"> "is not a function."</w:t>
+        <w:t xml:space="preserve"> HTMLCollection par </w:t>
+      </w:r>
+      <w:r>
+        <w:rPr>
+          <w:b/>
+          <w:bCs/>
+        </w:rPr>
+        <w:t>forEach loop nahi chalta</w:t>
+      </w:r>
+      <w:r>
+        <w:t>. Agar tum ispe loop chalane ki koshish karoge, toh browser bolega "is not a function."</w:t>
       </w:r>
     </w:p>
     <w:p>
@@ -7615,79 +3540,7 @@
         <w:t>Kyu?</w:t>
       </w:r>
       <w:r>
-        <w:t xml:space="preserve"> </w:t>
-      </w:r>
-      <w:proofErr w:type="spellStart"/>
-      <w:r>
-        <w:t>Kyunki</w:t>
-      </w:r>
-      <w:proofErr w:type="spellEnd"/>
-      <w:r>
-        <w:t xml:space="preserve"> ye ek bahut purana method </w:t>
-      </w:r>
-      <w:proofErr w:type="spellStart"/>
-      <w:r>
-        <w:t>hai</w:t>
-      </w:r>
-      <w:proofErr w:type="spellEnd"/>
-      <w:r>
-        <w:t xml:space="preserve"> aur </w:t>
-      </w:r>
-      <w:proofErr w:type="spellStart"/>
-      <w:r>
-        <w:t>iske</w:t>
-      </w:r>
-      <w:proofErr w:type="spellEnd"/>
-      <w:r>
-        <w:t xml:space="preserve"> prototype </w:t>
-      </w:r>
-      <w:proofErr w:type="spellStart"/>
-      <w:r>
-        <w:t>mein</w:t>
-      </w:r>
-      <w:proofErr w:type="spellEnd"/>
-      <w:r>
-        <w:t xml:space="preserve"> loop </w:t>
-      </w:r>
-      <w:proofErr w:type="spellStart"/>
-      <w:r>
-        <w:t>karne</w:t>
-      </w:r>
-      <w:proofErr w:type="spellEnd"/>
-      <w:r>
-        <w:t xml:space="preserve"> ki </w:t>
-      </w:r>
-      <w:proofErr w:type="spellStart"/>
-      <w:r>
-        <w:t>takat</w:t>
-      </w:r>
-      <w:proofErr w:type="spellEnd"/>
-      <w:r>
-        <w:t xml:space="preserve"> </w:t>
-      </w:r>
-      <w:proofErr w:type="spellStart"/>
-      <w:r>
-        <w:t>nahi</w:t>
-      </w:r>
-      <w:proofErr w:type="spellEnd"/>
-      <w:r>
-        <w:t xml:space="preserve"> di </w:t>
-      </w:r>
-      <w:proofErr w:type="spellStart"/>
-      <w:r>
-        <w:t>gayi</w:t>
-      </w:r>
-      <w:proofErr w:type="spellEnd"/>
-      <w:r>
-        <w:t xml:space="preserve"> </w:t>
-      </w:r>
-      <w:proofErr w:type="spellStart"/>
-      <w:r>
-        <w:t>hai</w:t>
-      </w:r>
-      <w:proofErr w:type="spellEnd"/>
-      <w:r>
-        <w:t>.</w:t>
+        <w:t xml:space="preserve"> Kyunki ye ek bahut purana method hai aur iske prototype mein loop karne ki takat nahi di gayi hai.</w:t>
       </w:r>
     </w:p>
     <w:p>
@@ -7727,146 +3580,17 @@
         </w:tabs>
       </w:pPr>
       <w:r>
-        <w:t xml:space="preserve">Hitesh sir ne </w:t>
-      </w:r>
-      <w:proofErr w:type="spellStart"/>
-      <w:r>
-        <w:t>iska</w:t>
-      </w:r>
-      <w:proofErr w:type="spellEnd"/>
-      <w:r>
-        <w:t xml:space="preserve"> ek "Master Solution" </w:t>
-      </w:r>
-      <w:proofErr w:type="spellStart"/>
-      <w:r>
-        <w:t>dikhaya</w:t>
-      </w:r>
-      <w:proofErr w:type="spellEnd"/>
-      <w:r>
-        <w:t xml:space="preserve">. Agar </w:t>
-      </w:r>
-      <w:proofErr w:type="spellStart"/>
-      <w:r>
-        <w:t>tumhe</w:t>
-      </w:r>
-      <w:proofErr w:type="spellEnd"/>
-      <w:r>
-        <w:t xml:space="preserve"> </w:t>
-      </w:r>
-      <w:proofErr w:type="spellStart"/>
-      <w:r>
-        <w:t>HTMLCollection</w:t>
-      </w:r>
-      <w:proofErr w:type="spellEnd"/>
-      <w:r>
-        <w:t xml:space="preserve"> par loop </w:t>
-      </w:r>
-      <w:proofErr w:type="spellStart"/>
-      <w:r>
-        <w:t>chalana</w:t>
-      </w:r>
-      <w:proofErr w:type="spellEnd"/>
-      <w:r>
-        <w:t xml:space="preserve"> </w:t>
-      </w:r>
-      <w:proofErr w:type="spellStart"/>
-      <w:r>
-        <w:t>hai</w:t>
-      </w:r>
-      <w:proofErr w:type="spellEnd"/>
-      <w:r>
-        <w:t xml:space="preserve"> </w:t>
-      </w:r>
-      <w:proofErr w:type="spellStart"/>
-      <w:r>
-        <w:t>ya</w:t>
-      </w:r>
-      <w:proofErr w:type="spellEnd"/>
-      <w:r>
-        <w:t xml:space="preserve"> map, filter use </w:t>
-      </w:r>
-      <w:proofErr w:type="spellStart"/>
-      <w:r>
-        <w:t>karna</w:t>
-      </w:r>
-      <w:proofErr w:type="spellEnd"/>
-      <w:r>
-        <w:t xml:space="preserve"> </w:t>
-      </w:r>
-      <w:proofErr w:type="spellStart"/>
-      <w:r>
-        <w:t>hai</w:t>
-      </w:r>
-      <w:proofErr w:type="spellEnd"/>
-      <w:r>
-        <w:t xml:space="preserve">, </w:t>
-      </w:r>
-      <w:proofErr w:type="spellStart"/>
-      <w:r>
-        <w:t>toh</w:t>
-      </w:r>
-      <w:proofErr w:type="spellEnd"/>
-      <w:r>
-        <w:t xml:space="preserve"> </w:t>
-      </w:r>
-      <w:proofErr w:type="spellStart"/>
-      <w:r>
-        <w:t>tumhe</w:t>
-      </w:r>
-      <w:proofErr w:type="spellEnd"/>
-      <w:r>
-        <w:t xml:space="preserve"> </w:t>
-      </w:r>
-      <w:proofErr w:type="spellStart"/>
-      <w:r>
-        <w:t>usey</w:t>
-      </w:r>
-      <w:proofErr w:type="spellEnd"/>
-      <w:r>
-        <w:t xml:space="preserve"> </w:t>
-      </w:r>
-      <w:proofErr w:type="spellStart"/>
-      <w:r>
-        <w:rPr>
-          <w:b/>
-          <w:bCs/>
-        </w:rPr>
-        <w:t>asli</w:t>
-      </w:r>
-      <w:proofErr w:type="spellEnd"/>
-      <w:r>
-        <w:rPr>
-          <w:b/>
-          <w:bCs/>
-        </w:rPr>
-        <w:t xml:space="preserve"> Array</w:t>
-      </w:r>
-      <w:r>
-        <w:t xml:space="preserve"> </w:t>
-      </w:r>
-      <w:proofErr w:type="spellStart"/>
-      <w:r>
-        <w:t>mein</w:t>
-      </w:r>
-      <w:proofErr w:type="spellEnd"/>
-      <w:r>
-        <w:t xml:space="preserve"> </w:t>
-      </w:r>
-      <w:proofErr w:type="spellStart"/>
-      <w:r>
-        <w:t>badalna</w:t>
-      </w:r>
-      <w:proofErr w:type="spellEnd"/>
-      <w:r>
-        <w:t xml:space="preserve"> </w:t>
-      </w:r>
-      <w:proofErr w:type="spellStart"/>
-      <w:r>
-        <w:t>padega</w:t>
-      </w:r>
-      <w:proofErr w:type="spellEnd"/>
-      <w:r>
-        <w:t>.</w:t>
+        <w:t xml:space="preserve">Hitesh sir ne iska ek "Master Solution" dikhaya. Agar tumhe HTMLCollection par loop chalana hai ya map, filter use karna hai, toh tumhe usey </w:t>
+      </w:r>
+      <w:r>
+        <w:rPr>
+          <w:b/>
+          <w:bCs/>
+        </w:rPr>
+        <w:t>asli Array</w:t>
+      </w:r>
+      <w:r>
+        <w:t xml:space="preserve"> mein badalna padega.</w:t>
       </w:r>
     </w:p>
     <w:p>
@@ -7887,23 +3611,7 @@
         <w:t>Method:</w:t>
       </w:r>
       <w:r>
-        <w:t xml:space="preserve"> </w:t>
-      </w:r>
-      <w:proofErr w:type="spellStart"/>
-      <w:r>
-        <w:t>Array.from</w:t>
-      </w:r>
-      <w:proofErr w:type="spellEnd"/>
-      <w:r>
-        <w:t>(</w:t>
-      </w:r>
-      <w:proofErr w:type="spellStart"/>
-      <w:r>
-        <w:t>variableName</w:t>
-      </w:r>
-      <w:proofErr w:type="spellEnd"/>
-      <w:r>
-        <w:t>)</w:t>
+        <w:t xml:space="preserve"> Array.from(variableName)</w:t>
       </w:r>
     </w:p>
     <w:p>
@@ -7921,194 +3629,10 @@
           <w:b/>
           <w:bCs/>
         </w:rPr>
-        <w:t xml:space="preserve">Kaise </w:t>
-      </w:r>
-      <w:proofErr w:type="spellStart"/>
-      <w:r>
-        <w:rPr>
-          <w:b/>
-          <w:bCs/>
-        </w:rPr>
-        <w:t>kaam</w:t>
-      </w:r>
-      <w:proofErr w:type="spellEnd"/>
-      <w:r>
-        <w:rPr>
-          <w:b/>
-          <w:bCs/>
-        </w:rPr>
-        <w:t xml:space="preserve"> </w:t>
-      </w:r>
-      <w:proofErr w:type="spellStart"/>
-      <w:r>
-        <w:rPr>
-          <w:b/>
-          <w:bCs/>
-        </w:rPr>
-        <w:t>karta</w:t>
-      </w:r>
-      <w:proofErr w:type="spellEnd"/>
-      <w:r>
-        <w:rPr>
-          <w:b/>
-          <w:bCs/>
-        </w:rPr>
-        <w:t xml:space="preserve"> </w:t>
-      </w:r>
-      <w:proofErr w:type="spellStart"/>
-      <w:r>
-        <w:rPr>
-          <w:b/>
-          <w:bCs/>
-        </w:rPr>
-        <w:t>hai</w:t>
-      </w:r>
-      <w:proofErr w:type="spellEnd"/>
-      <w:r>
-        <w:rPr>
-          <w:b/>
-          <w:bCs/>
-        </w:rPr>
-        <w:t>:</w:t>
-      </w:r>
-      <w:r>
-        <w:t xml:space="preserve"> </w:t>
-      </w:r>
-      <w:proofErr w:type="spellStart"/>
-      <w:r>
-        <w:t>Array.from</w:t>
-      </w:r>
-      <w:proofErr w:type="spellEnd"/>
-      <w:r>
-        <w:t xml:space="preserve">() </w:t>
-      </w:r>
-      <w:proofErr w:type="spellStart"/>
-      <w:r>
-        <w:t>kisi</w:t>
-      </w:r>
-      <w:proofErr w:type="spellEnd"/>
-      <w:r>
-        <w:t xml:space="preserve"> </w:t>
-      </w:r>
-      <w:proofErr w:type="spellStart"/>
-      <w:r>
-        <w:t>bhi</w:t>
-      </w:r>
-      <w:proofErr w:type="spellEnd"/>
-      <w:r>
-        <w:t xml:space="preserve"> array-</w:t>
-      </w:r>
-      <w:proofErr w:type="spellStart"/>
-      <w:r>
-        <w:t>jaisi</w:t>
-      </w:r>
-      <w:proofErr w:type="spellEnd"/>
-      <w:r>
-        <w:t xml:space="preserve"> </w:t>
-      </w:r>
-      <w:proofErr w:type="spellStart"/>
-      <w:r>
-        <w:t>cheez</w:t>
-      </w:r>
-      <w:proofErr w:type="spellEnd"/>
-      <w:r>
-        <w:t xml:space="preserve"> ko </w:t>
-      </w:r>
-      <w:proofErr w:type="spellStart"/>
-      <w:r>
-        <w:t>pakadta</w:t>
-      </w:r>
-      <w:proofErr w:type="spellEnd"/>
-      <w:r>
-        <w:t xml:space="preserve"> </w:t>
-      </w:r>
-      <w:proofErr w:type="spellStart"/>
-      <w:r>
-        <w:t>hai</w:t>
-      </w:r>
-      <w:proofErr w:type="spellEnd"/>
-      <w:r>
-        <w:t xml:space="preserve"> aur </w:t>
-      </w:r>
-      <w:proofErr w:type="spellStart"/>
-      <w:r>
-        <w:t>usey</w:t>
-      </w:r>
-      <w:proofErr w:type="spellEnd"/>
-      <w:r>
-        <w:t xml:space="preserve"> ek fresh JavaScript Array </w:t>
-      </w:r>
-      <w:proofErr w:type="spellStart"/>
-      <w:r>
-        <w:t>mein</w:t>
-      </w:r>
-      <w:proofErr w:type="spellEnd"/>
-      <w:r>
-        <w:t xml:space="preserve"> convert </w:t>
-      </w:r>
-      <w:proofErr w:type="spellStart"/>
-      <w:r>
-        <w:t>kar</w:t>
-      </w:r>
-      <w:proofErr w:type="spellEnd"/>
-      <w:r>
-        <w:t xml:space="preserve"> </w:t>
-      </w:r>
-      <w:proofErr w:type="spellStart"/>
-      <w:r>
-        <w:t>deta</w:t>
-      </w:r>
-      <w:proofErr w:type="spellEnd"/>
-      <w:r>
-        <w:t xml:space="preserve"> </w:t>
-      </w:r>
-      <w:proofErr w:type="spellStart"/>
-      <w:r>
-        <w:t>hai</w:t>
-      </w:r>
-      <w:proofErr w:type="spellEnd"/>
-      <w:r>
-        <w:t xml:space="preserve">. Iske </w:t>
-      </w:r>
-      <w:proofErr w:type="spellStart"/>
-      <w:r>
-        <w:t>baad</w:t>
-      </w:r>
-      <w:proofErr w:type="spellEnd"/>
-      <w:r>
-        <w:t xml:space="preserve"> tum us par </w:t>
-      </w:r>
-      <w:proofErr w:type="spellStart"/>
-      <w:r>
-        <w:t>duniya</w:t>
-      </w:r>
-      <w:proofErr w:type="spellEnd"/>
-      <w:r>
-        <w:t xml:space="preserve"> ka koi </w:t>
-      </w:r>
-      <w:proofErr w:type="spellStart"/>
-      <w:r>
-        <w:t>bhi</w:t>
-      </w:r>
-      <w:proofErr w:type="spellEnd"/>
-      <w:r>
-        <w:t xml:space="preserve"> loop </w:t>
-      </w:r>
-      <w:proofErr w:type="spellStart"/>
-      <w:r>
-        <w:t>chala</w:t>
-      </w:r>
-      <w:proofErr w:type="spellEnd"/>
-      <w:r>
-        <w:t xml:space="preserve"> </w:t>
-      </w:r>
-      <w:proofErr w:type="spellStart"/>
-      <w:r>
-        <w:t>sakte</w:t>
-      </w:r>
-      <w:proofErr w:type="spellEnd"/>
-      <w:r>
-        <w:t xml:space="preserve"> ho.</w:t>
+        <w:t>Kaise kaam karta hai:</w:t>
+      </w:r>
+      <w:r>
+        <w:t xml:space="preserve"> Array.from() kisi bhi array-jaisi cheez ko pakadta hai aur usey ek fresh JavaScript Array mein convert kar deta hai. Iske baad tum us par duniya ka koi bhi loop chala sakte ho.</w:t>
       </w:r>
     </w:p>
     <w:p>
@@ -8176,23 +3700,7 @@
           <w:b/>
           <w:bCs/>
         </w:rPr>
-        <w:t xml:space="preserve">4. Wikipedia </w:t>
-      </w:r>
-      <w:proofErr w:type="spellStart"/>
-      <w:r>
-        <w:rPr>
-          <w:b/>
-          <w:bCs/>
-        </w:rPr>
-        <w:t>wala</w:t>
-      </w:r>
-      <w:proofErr w:type="spellEnd"/>
-      <w:r>
-        <w:rPr>
-          <w:b/>
-          <w:bCs/>
-        </w:rPr>
-        <w:t xml:space="preserve"> Live Example</w:t>
+        <w:t>4. Wikipedia wala Live Example</w:t>
       </w:r>
     </w:p>
     <w:p>
@@ -8202,79 +3710,7 @@
         </w:tabs>
       </w:pPr>
       <w:r>
-        <w:t xml:space="preserve">Video </w:t>
-      </w:r>
-      <w:proofErr w:type="spellStart"/>
-      <w:r>
-        <w:t>ke</w:t>
-      </w:r>
-      <w:proofErr w:type="spellEnd"/>
-      <w:r>
-        <w:t xml:space="preserve"> </w:t>
-      </w:r>
-      <w:proofErr w:type="spellStart"/>
-      <w:r>
-        <w:t>aakhri</w:t>
-      </w:r>
-      <w:proofErr w:type="spellEnd"/>
-      <w:r>
-        <w:t xml:space="preserve"> </w:t>
-      </w:r>
-      <w:proofErr w:type="spellStart"/>
-      <w:r>
-        <w:t>hisse</w:t>
-      </w:r>
-      <w:proofErr w:type="spellEnd"/>
-      <w:r>
-        <w:t xml:space="preserve"> </w:t>
-      </w:r>
-      <w:proofErr w:type="spellStart"/>
-      <w:r>
-        <w:t>mein</w:t>
-      </w:r>
-      <w:proofErr w:type="spellEnd"/>
-      <w:r>
-        <w:t xml:space="preserve"> sir ne Wikipedia page par </w:t>
-      </w:r>
-      <w:proofErr w:type="spellStart"/>
-      <w:r>
-        <w:t>jaakar</w:t>
-      </w:r>
-      <w:proofErr w:type="spellEnd"/>
-      <w:r>
-        <w:t xml:space="preserve"> </w:t>
-      </w:r>
-      <w:proofErr w:type="spellStart"/>
-      <w:r>
-        <w:t>dikhayi</w:t>
-      </w:r>
-      <w:proofErr w:type="spellEnd"/>
-      <w:r>
-        <w:t xml:space="preserve"> "Real Power." </w:t>
-      </w:r>
-      <w:proofErr w:type="spellStart"/>
-      <w:r>
-        <w:t>Unhone</w:t>
-      </w:r>
-      <w:proofErr w:type="spellEnd"/>
-      <w:r>
-        <w:t xml:space="preserve"> </w:t>
-      </w:r>
-      <w:proofErr w:type="spellStart"/>
-      <w:r>
-        <w:t>kya</w:t>
-      </w:r>
-      <w:proofErr w:type="spellEnd"/>
-      <w:r>
-        <w:t xml:space="preserve"> </w:t>
-      </w:r>
-      <w:proofErr w:type="spellStart"/>
-      <w:r>
-        <w:t>kiya</w:t>
-      </w:r>
-      <w:proofErr w:type="spellEnd"/>
-      <w:r>
-        <w:t>:</w:t>
+        <w:t>Video ke aakhri hisse mein sir ne Wikipedia page par jaakar dikhayi "Real Power." Unhone kya kiya:</w:t>
       </w:r>
     </w:p>
     <w:p>
@@ -8288,15 +3724,7 @@
         </w:tabs>
       </w:pPr>
       <w:r>
-        <w:t xml:space="preserve">Saare h2 headings ko select </w:t>
-      </w:r>
-      <w:proofErr w:type="spellStart"/>
-      <w:r>
-        <w:t>kiya</w:t>
-      </w:r>
-      <w:proofErr w:type="spellEnd"/>
-      <w:r>
-        <w:t>.</w:t>
+        <w:t>Saare h2 headings ko select kiya.</w:t>
       </w:r>
     </w:p>
     <w:p>
@@ -8309,29 +3737,8 @@
           <w:tab w:val="left" w:pos="2437"/>
         </w:tabs>
       </w:pPr>
-      <w:proofErr w:type="spellStart"/>
-      <w:r>
-        <w:t>Unhe</w:t>
-      </w:r>
-      <w:proofErr w:type="spellEnd"/>
-      <w:r>
-        <w:t xml:space="preserve"> ek variable </w:t>
-      </w:r>
-      <w:proofErr w:type="spellStart"/>
-      <w:r>
-        <w:t>mein</w:t>
-      </w:r>
-      <w:proofErr w:type="spellEnd"/>
-      <w:r>
-        <w:t xml:space="preserve"> store </w:t>
-      </w:r>
-      <w:proofErr w:type="spellStart"/>
-      <w:r>
-        <w:t>kiya</w:t>
-      </w:r>
-      <w:proofErr w:type="spellEnd"/>
-      <w:r>
-        <w:t>.</w:t>
+      <w:r>
+        <w:t>Unhe ek variable mein store kiya.</w:t>
       </w:r>
     </w:p>
     <w:p>
@@ -8344,21 +3751,8 @@
           <w:tab w:val="left" w:pos="2437"/>
         </w:tabs>
       </w:pPr>
-      <w:proofErr w:type="spellStart"/>
-      <w:r>
-        <w:t>forEach</w:t>
-      </w:r>
-      <w:proofErr w:type="spellEnd"/>
-      <w:r>
-        <w:t xml:space="preserve"> loop </w:t>
-      </w:r>
-      <w:proofErr w:type="spellStart"/>
-      <w:r>
-        <w:t>chalaya</w:t>
-      </w:r>
-      <w:proofErr w:type="spellEnd"/>
-      <w:r>
-        <w:t>.</w:t>
+      <w:r>
+        <w:t>forEach loop chalaya.</w:t>
       </w:r>
     </w:p>
     <w:p>
@@ -8374,7 +3768,6 @@
       <w:r>
         <w:t xml:space="preserve">Har heading ka </w:t>
       </w:r>
-      <w:proofErr w:type="spellStart"/>
       <w:r>
         <w:rPr>
           <w:b/>
@@ -8382,25 +3775,8 @@
         </w:rPr>
         <w:t>innerText</w:t>
       </w:r>
-      <w:proofErr w:type="spellEnd"/>
-      <w:r>
-        <w:t xml:space="preserve"> </w:t>
-      </w:r>
-      <w:proofErr w:type="spellStart"/>
-      <w:r>
-        <w:t>badal</w:t>
-      </w:r>
-      <w:proofErr w:type="spellEnd"/>
-      <w:r>
-        <w:t xml:space="preserve"> diya aur </w:t>
-      </w:r>
-      <w:proofErr w:type="spellStart"/>
-      <w:r>
-        <w:t>uska</w:t>
-      </w:r>
-      <w:proofErr w:type="spellEnd"/>
-      <w:r>
-        <w:t xml:space="preserve"> </w:t>
+      <w:r>
+        <w:t xml:space="preserve"> badal diya aur uska </w:t>
       </w:r>
       <w:r>
         <w:rPr>
@@ -8410,23 +3786,7 @@
         <w:t>style</w:t>
       </w:r>
       <w:r>
-        <w:t xml:space="preserve"> change </w:t>
-      </w:r>
-      <w:proofErr w:type="spellStart"/>
-      <w:r>
-        <w:t>karke</w:t>
-      </w:r>
-      <w:proofErr w:type="spellEnd"/>
-      <w:r>
-        <w:t xml:space="preserve"> background green </w:t>
-      </w:r>
-      <w:proofErr w:type="spellStart"/>
-      <w:r>
-        <w:t>kar</w:t>
-      </w:r>
-      <w:proofErr w:type="spellEnd"/>
-      <w:r>
-        <w:t xml:space="preserve"> diya.</w:t>
+        <w:t xml:space="preserve"> change karke background green kar diya.</w:t>
       </w:r>
     </w:p>
     <w:p>
@@ -8443,99 +3803,17 @@
         <w:t>Technical Detail:</w:t>
       </w:r>
       <w:r>
-        <w:t xml:space="preserve"> Sir ne </w:t>
-      </w:r>
-      <w:proofErr w:type="spellStart"/>
-      <w:r>
-        <w:t>dikhayi</w:t>
-      </w:r>
-      <w:proofErr w:type="spellEnd"/>
-      <w:r>
-        <w:t xml:space="preserve"> ek </w:t>
-      </w:r>
-      <w:proofErr w:type="spellStart"/>
-      <w:r>
-        <w:t>zaroori</w:t>
-      </w:r>
-      <w:proofErr w:type="spellEnd"/>
-      <w:r>
-        <w:t xml:space="preserve"> </w:t>
-      </w:r>
-      <w:proofErr w:type="spellStart"/>
-      <w:r>
-        <w:t>cheez</w:t>
-      </w:r>
-      <w:proofErr w:type="spellEnd"/>
-      <w:r>
-        <w:t>—</w:t>
-      </w:r>
-      <w:proofErr w:type="spellStart"/>
-      <w:proofErr w:type="gramStart"/>
-      <w:r>
-        <w:rPr>
-          <w:b/>
-          <w:bCs/>
-        </w:rPr>
-        <w:t>item.style</w:t>
-      </w:r>
-      <w:proofErr w:type="gramEnd"/>
-      <w:r>
-        <w:rPr>
-          <w:b/>
-          <w:bCs/>
-        </w:rPr>
-        <w:t>.display</w:t>
-      </w:r>
-      <w:proofErr w:type="spellEnd"/>
-      <w:r>
-        <w:rPr>
-          <w:b/>
-          <w:bCs/>
-        </w:rPr>
-        <w:t xml:space="preserve"> = 'none'</w:t>
-      </w:r>
-      <w:r>
-        <w:t xml:space="preserve">. Isse tum </w:t>
-      </w:r>
-      <w:proofErr w:type="spellStart"/>
-      <w:r>
-        <w:t>kisi</w:t>
-      </w:r>
-      <w:proofErr w:type="spellEnd"/>
-      <w:r>
-        <w:t xml:space="preserve"> </w:t>
-      </w:r>
-      <w:proofErr w:type="spellStart"/>
-      <w:r>
-        <w:t>bhi</w:t>
-      </w:r>
-      <w:proofErr w:type="spellEnd"/>
-      <w:r>
-        <w:t xml:space="preserve"> element ko </w:t>
-      </w:r>
-      <w:proofErr w:type="spellStart"/>
-      <w:r>
-        <w:t>chupa</w:t>
-      </w:r>
-      <w:proofErr w:type="spellEnd"/>
-      <w:r>
-        <w:t xml:space="preserve"> </w:t>
-      </w:r>
-      <w:proofErr w:type="spellStart"/>
-      <w:r>
-        <w:t>sakte</w:t>
-      </w:r>
-      <w:proofErr w:type="spellEnd"/>
-      <w:r>
-        <w:t xml:space="preserve"> </w:t>
-      </w:r>
-      <w:proofErr w:type="spellStart"/>
-      <w:r>
-        <w:t>ho</w:t>
-      </w:r>
-      <w:proofErr w:type="spellEnd"/>
-      <w:r>
-        <w:t xml:space="preserve"> live page par.</w:t>
+        <w:t xml:space="preserve"> Sir ne dikhayi ek zaroori cheez—</w:t>
+      </w:r>
+      <w:r>
+        <w:rPr>
+          <w:b/>
+          <w:bCs/>
+        </w:rPr>
+        <w:t>item.style.display = 'none'</w:t>
+      </w:r>
+      <w:r>
+        <w:t>. Isse tum kisi bhi element ko chupa sakte ho live page par.</w:t>
       </w:r>
     </w:p>
     <w:p>
@@ -8692,71 +3970,7 @@
           <w:b/>
           <w:bCs/>
         </w:rPr>
-        <w:t xml:space="preserve">Key Concepts jo </w:t>
-      </w:r>
-      <w:proofErr w:type="spellStart"/>
-      <w:r>
-        <w:rPr>
-          <w:b/>
-          <w:bCs/>
-        </w:rPr>
-        <w:t>tumhe</w:t>
-      </w:r>
-      <w:proofErr w:type="spellEnd"/>
-      <w:r>
-        <w:rPr>
-          <w:b/>
-          <w:bCs/>
-        </w:rPr>
-        <w:t xml:space="preserve"> </w:t>
-      </w:r>
-      <w:proofErr w:type="spellStart"/>
-      <w:r>
-        <w:rPr>
-          <w:b/>
-          <w:bCs/>
-        </w:rPr>
-        <w:t>dimaag</w:t>
-      </w:r>
-      <w:proofErr w:type="spellEnd"/>
-      <w:r>
-        <w:rPr>
-          <w:b/>
-          <w:bCs/>
-        </w:rPr>
-        <w:t xml:space="preserve"> </w:t>
-      </w:r>
-      <w:proofErr w:type="spellStart"/>
-      <w:r>
-        <w:rPr>
-          <w:b/>
-          <w:bCs/>
-        </w:rPr>
-        <w:t>mein</w:t>
-      </w:r>
-      <w:proofErr w:type="spellEnd"/>
-      <w:r>
-        <w:rPr>
-          <w:b/>
-          <w:bCs/>
-        </w:rPr>
-        <w:t xml:space="preserve"> </w:t>
-      </w:r>
-      <w:proofErr w:type="spellStart"/>
-      <w:r>
-        <w:rPr>
-          <w:b/>
-          <w:bCs/>
-        </w:rPr>
-        <w:t>rakhne</w:t>
-      </w:r>
-      <w:proofErr w:type="spellEnd"/>
-      <w:r>
-        <w:rPr>
-          <w:b/>
-          <w:bCs/>
-        </w:rPr>
-        <w:t xml:space="preserve"> hain:</w:t>
+        <w:t>Key Concepts jo tumhe dimaag mein rakhne hain:</w:t>
       </w:r>
     </w:p>
     <w:tbl>
@@ -8826,7 +4040,6 @@
                 <w:tab w:val="left" w:pos="2437"/>
               </w:tabs>
             </w:pPr>
-            <w:proofErr w:type="spellStart"/>
             <w:r>
               <w:rPr>
                 <w:b/>
@@ -8834,7 +4047,6 @@
               </w:rPr>
               <w:t>querySelectorAll</w:t>
             </w:r>
-            <w:proofErr w:type="spellEnd"/>
           </w:p>
         </w:tc>
         <w:tc>
@@ -8855,7 +4067,6 @@
                 <w:tab w:val="left" w:pos="2437"/>
               </w:tabs>
             </w:pPr>
-            <w:proofErr w:type="spellStart"/>
             <w:r>
               <w:rPr>
                 <w:b/>
@@ -8863,7 +4074,6 @@
               </w:rPr>
               <w:t>getElementsByClassName</w:t>
             </w:r>
-            <w:proofErr w:type="spellEnd"/>
           </w:p>
         </w:tc>
       </w:tr>
@@ -8916,11 +4126,9 @@
                 <w:tab w:val="left" w:pos="2437"/>
               </w:tabs>
             </w:pPr>
-            <w:proofErr w:type="spellStart"/>
             <w:r>
               <w:t>NodeList</w:t>
             </w:r>
-            <w:proofErr w:type="spellEnd"/>
           </w:p>
         </w:tc>
         <w:tc>
@@ -8941,11 +4149,9 @@
                 <w:tab w:val="left" w:pos="2437"/>
               </w:tabs>
             </w:pPr>
-            <w:proofErr w:type="spellStart"/>
             <w:r>
               <w:t>HTMLCollection</w:t>
             </w:r>
-            <w:proofErr w:type="spellEnd"/>
           </w:p>
         </w:tc>
       </w:tr>
@@ -8971,21 +4177,12 @@
                 <w:tab w:val="left" w:pos="2437"/>
               </w:tabs>
             </w:pPr>
-            <w:proofErr w:type="spellStart"/>
             <w:r>
               <w:rPr>
                 <w:b/>
                 <w:bCs/>
               </w:rPr>
-              <w:t>forEach</w:t>
-            </w:r>
-            <w:proofErr w:type="spellEnd"/>
-            <w:r>
-              <w:rPr>
-                <w:b/>
-                <w:bCs/>
-              </w:rPr>
-              <w:t xml:space="preserve"> support</w:t>
+              <w:t>forEach support</w:t>
             </w:r>
           </w:p>
         </w:tc>
@@ -9086,13 +4283,8 @@
               </w:tabs>
             </w:pPr>
             <w:r>
-              <w:t xml:space="preserve">Not required for </w:t>
+              <w:t>Not required for forEach</w:t>
             </w:r>
-            <w:proofErr w:type="spellStart"/>
-            <w:r>
-              <w:t>forEach</w:t>
-            </w:r>
-            <w:proofErr w:type="spellEnd"/>
           </w:p>
         </w:tc>
         <w:tc>
@@ -9231,39 +4423,7 @@
           <w:b/>
           <w:bCs/>
         </w:rPr>
-        <w:t xml:space="preserve">Surjo, ab ye </w:t>
-      </w:r>
-      <w:proofErr w:type="spellStart"/>
-      <w:r>
-        <w:rPr>
-          <w:b/>
-          <w:bCs/>
-        </w:rPr>
-        <w:t>dhyan</w:t>
-      </w:r>
-      <w:proofErr w:type="spellEnd"/>
-      <w:r>
-        <w:rPr>
-          <w:b/>
-          <w:bCs/>
-        </w:rPr>
-        <w:t xml:space="preserve"> se </w:t>
-      </w:r>
-      <w:proofErr w:type="spellStart"/>
-      <w:r>
-        <w:rPr>
-          <w:b/>
-          <w:bCs/>
-        </w:rPr>
-        <w:t>suno</w:t>
-      </w:r>
-      <w:proofErr w:type="spellEnd"/>
-      <w:r>
-        <w:rPr>
-          <w:b/>
-          <w:bCs/>
-        </w:rPr>
-        <w:t>:</w:t>
+        <w:t>Surjo, ab ye dhyan se suno:</w:t>
       </w:r>
     </w:p>
     <w:p>
@@ -9277,100 +4437,11 @@
           <w:b/>
           <w:bCs/>
         </w:rPr>
-        <w:t xml:space="preserve">Bhai, simple word </w:t>
-      </w:r>
-      <w:proofErr w:type="spellStart"/>
-      <w:r>
-        <w:rPr>
-          <w:b/>
-          <w:bCs/>
-        </w:rPr>
-        <w:t>mein</w:t>
-      </w:r>
-      <w:proofErr w:type="spellEnd"/>
-      <w:r>
-        <w:rPr>
-          <w:b/>
-          <w:bCs/>
-        </w:rPr>
-        <w:t>:</w:t>
-      </w:r>
-      <w:r>
-        <w:t xml:space="preserve"> </w:t>
-      </w:r>
-      <w:proofErr w:type="spellStart"/>
-      <w:r>
-        <w:t>forEach</w:t>
-      </w:r>
-      <w:proofErr w:type="spellEnd"/>
-      <w:r>
-        <w:t xml:space="preserve"> loop </w:t>
-      </w:r>
-      <w:proofErr w:type="spellStart"/>
-      <w:r>
-        <w:t>tumhara</w:t>
-      </w:r>
-      <w:proofErr w:type="spellEnd"/>
-      <w:r>
-        <w:t xml:space="preserve"> best friend </w:t>
-      </w:r>
-      <w:proofErr w:type="spellStart"/>
-      <w:r>
-        <w:t>hai</w:t>
-      </w:r>
-      <w:proofErr w:type="spellEnd"/>
-      <w:r>
-        <w:t xml:space="preserve"> multiple elements </w:t>
-      </w:r>
-      <w:proofErr w:type="spellStart"/>
-      <w:r>
-        <w:t>ke</w:t>
-      </w:r>
-      <w:proofErr w:type="spellEnd"/>
-      <w:r>
-        <w:t xml:space="preserve"> </w:t>
-      </w:r>
-      <w:proofErr w:type="spellStart"/>
-      <w:r>
-        <w:t>liye</w:t>
-      </w:r>
-      <w:proofErr w:type="spellEnd"/>
-      <w:r>
-        <w:t xml:space="preserve">. Bas ye check </w:t>
-      </w:r>
-      <w:proofErr w:type="spellStart"/>
-      <w:r>
-        <w:t>kar</w:t>
-      </w:r>
-      <w:proofErr w:type="spellEnd"/>
-      <w:r>
-        <w:t xml:space="preserve"> </w:t>
-      </w:r>
-      <w:proofErr w:type="spellStart"/>
-      <w:r>
-        <w:t>lena</w:t>
-      </w:r>
-      <w:proofErr w:type="spellEnd"/>
-      <w:r>
-        <w:t xml:space="preserve"> ki </w:t>
-      </w:r>
-      <w:proofErr w:type="spellStart"/>
-      <w:r>
-        <w:t>tumhare</w:t>
-      </w:r>
-      <w:proofErr w:type="spellEnd"/>
-      <w:r>
-        <w:t xml:space="preserve"> </w:t>
-      </w:r>
-      <w:proofErr w:type="spellStart"/>
-      <w:r>
-        <w:t>paas</w:t>
-      </w:r>
-      <w:proofErr w:type="spellEnd"/>
-      <w:r>
-        <w:t xml:space="preserve"> </w:t>
-      </w:r>
-      <w:proofErr w:type="spellStart"/>
+        <w:t>Bhai, simple word mein:</w:t>
+      </w:r>
+      <w:r>
+        <w:t xml:space="preserve"> forEach loop tumhara best friend hai multiple elements ke liye. Bas ye check kar lena ki tumhare paas </w:t>
+      </w:r>
       <w:r>
         <w:rPr>
           <w:b/>
@@ -9378,27 +4449,9 @@
         </w:rPr>
         <w:t>NodeList</w:t>
       </w:r>
-      <w:proofErr w:type="spellEnd"/>
-      <w:r>
-        <w:t xml:space="preserve"> </w:t>
-      </w:r>
-      <w:proofErr w:type="spellStart"/>
-      <w:r>
-        <w:t>hai</w:t>
-      </w:r>
-      <w:proofErr w:type="spellEnd"/>
-      <w:r>
-        <w:t xml:space="preserve"> </w:t>
-      </w:r>
-      <w:proofErr w:type="spellStart"/>
-      <w:r>
-        <w:t>ya</w:t>
-      </w:r>
-      <w:proofErr w:type="spellEnd"/>
-      <w:r>
-        <w:t xml:space="preserve"> </w:t>
-      </w:r>
-      <w:proofErr w:type="spellStart"/>
+      <w:r>
+        <w:t xml:space="preserve"> hai ya </w:t>
+      </w:r>
       <w:r>
         <w:rPr>
           <w:b/>
@@ -9406,57 +4459,8 @@
         </w:rPr>
         <w:t>HTMLCollection</w:t>
       </w:r>
-      <w:proofErr w:type="spellEnd"/>
-      <w:r>
-        <w:t xml:space="preserve">. Agar collection </w:t>
-      </w:r>
-      <w:proofErr w:type="spellStart"/>
-      <w:r>
-        <w:t>hai</w:t>
-      </w:r>
-      <w:proofErr w:type="spellEnd"/>
-      <w:r>
-        <w:t xml:space="preserve">, </w:t>
-      </w:r>
-      <w:proofErr w:type="spellStart"/>
-      <w:r>
-        <w:t>toh</w:t>
-      </w:r>
-      <w:proofErr w:type="spellEnd"/>
-      <w:r>
-        <w:t xml:space="preserve"> </w:t>
-      </w:r>
-      <w:proofErr w:type="spellStart"/>
-      <w:r>
-        <w:t>Array.from</w:t>
-      </w:r>
-      <w:proofErr w:type="spellEnd"/>
-      <w:r>
-        <w:t xml:space="preserve">() ka </w:t>
-      </w:r>
-      <w:proofErr w:type="spellStart"/>
-      <w:r>
-        <w:t>chashma</w:t>
-      </w:r>
-      <w:proofErr w:type="spellEnd"/>
-      <w:r>
-        <w:t xml:space="preserve"> </w:t>
-      </w:r>
-      <w:proofErr w:type="spellStart"/>
-      <w:r>
-        <w:t>pehna</w:t>
-      </w:r>
-      <w:proofErr w:type="spellEnd"/>
-      <w:r>
-        <w:t xml:space="preserve"> do </w:t>
-      </w:r>
-      <w:proofErr w:type="spellStart"/>
-      <w:r>
-        <w:t>usey</w:t>
-      </w:r>
-      <w:proofErr w:type="spellEnd"/>
-      <w:r>
-        <w:t>!</w:t>
+      <w:r>
+        <w:t>. Agar collection hai, toh Array.from() ka chashma pehna do usey!</w:t>
       </w:r>
     </w:p>
     <w:p>
@@ -9515,51 +4519,7 @@
           <w:szCs w:val="32"/>
           <w:u w:val="single"/>
         </w:rPr>
-        <w:t xml:space="preserve">IMPORTANT -&gt; DIFFERENCE BETWEEN </w:t>
-      </w:r>
-      <w:proofErr w:type="spellStart"/>
-      <w:r>
-        <w:rPr>
-          <w:b/>
-          <w:bCs/>
-          <w:sz w:val="32"/>
-          <w:szCs w:val="32"/>
-          <w:u w:val="single"/>
-        </w:rPr>
-        <w:t>NodeList</w:t>
-      </w:r>
-      <w:proofErr w:type="spellEnd"/>
-      <w:r>
-        <w:rPr>
-          <w:b/>
-          <w:bCs/>
-          <w:sz w:val="32"/>
-          <w:szCs w:val="32"/>
-          <w:u w:val="single"/>
-        </w:rPr>
-        <w:t xml:space="preserve"> AND </w:t>
-      </w:r>
-      <w:proofErr w:type="spellStart"/>
-      <w:r>
-        <w:rPr>
-          <w:b/>
-          <w:bCs/>
-          <w:sz w:val="32"/>
-          <w:szCs w:val="32"/>
-          <w:u w:val="single"/>
-        </w:rPr>
-        <w:t>HTMLCollection</w:t>
-      </w:r>
-      <w:proofErr w:type="spellEnd"/>
-      <w:r>
-        <w:rPr>
-          <w:b/>
-          <w:bCs/>
-          <w:sz w:val="32"/>
-          <w:szCs w:val="32"/>
-          <w:u w:val="single"/>
-        </w:rPr>
-        <w:t>??</w:t>
+        <w:t>IMPORTANT -&gt; DIFFERENCE BETWEEN NodeList AND HTMLCollection??</w:t>
       </w:r>
     </w:p>
     <w:p>
@@ -9704,6 +4664,1043 @@
     </w:p>
     <w:p>
       <w:pPr>
+        <w:rPr>
+          <w:b/>
+          <w:bCs/>
+          <w:sz w:val="36"/>
+          <w:szCs w:val="36"/>
+          <w:u w:val="single"/>
+        </w:rPr>
+      </w:pPr>
+      <w:r>
+        <w:rPr>
+          <w:b/>
+          <w:bCs/>
+          <w:sz w:val="36"/>
+          <w:szCs w:val="36"/>
+          <w:u w:val="single"/>
+        </w:rPr>
+        <w:lastRenderedPageBreak/>
+        <w:t>JAVASCRIPT NOTES (3</w:t>
+      </w:r>
+      <w:r>
+        <w:rPr>
+          <w:b/>
+          <w:bCs/>
+          <w:sz w:val="36"/>
+          <w:szCs w:val="36"/>
+          <w:u w:val="single"/>
+        </w:rPr>
+        <w:t>8</w:t>
+      </w:r>
+      <w:r>
+        <w:rPr>
+          <w:b/>
+          <w:bCs/>
+          <w:sz w:val="36"/>
+          <w:szCs w:val="36"/>
+          <w:u w:val="single"/>
+        </w:rPr>
+        <w:t>)</w:t>
+      </w:r>
+    </w:p>
+    <w:p>
+      <w:pPr>
+        <w:tabs>
+          <w:tab w:val="left" w:pos="2437"/>
+        </w:tabs>
+        <w:rPr>
+          <w:b/>
+          <w:bCs/>
+        </w:rPr>
+      </w:pPr>
+      <w:r>
+        <w:rPr>
+          <w:b/>
+          <w:bCs/>
+        </w:rPr>
+        <w:t>1. DOM Relationships: Rishton ki Samajh</w:t>
+      </w:r>
+    </w:p>
+    <w:p>
+      <w:pPr>
+        <w:tabs>
+          <w:tab w:val="left" w:pos="2437"/>
+        </w:tabs>
+      </w:pPr>
+      <w:r>
+        <w:t>Hitesh sir ne ek parent div banaya jisme char bacche (day class wale) the. Yahan unhone dikhaya ki agar tumne sirf baap (parent) ko pakda hai, toh tum bacchon tak kaise pahunchoge:</w:t>
+      </w:r>
+    </w:p>
+    <w:p>
+      <w:pPr>
+        <w:numPr>
+          <w:ilvl w:val="0"/>
+          <w:numId w:val="17"/>
+        </w:numPr>
+        <w:tabs>
+          <w:tab w:val="left" w:pos="2437"/>
+        </w:tabs>
+      </w:pPr>
+      <w:r>
+        <w:rPr>
+          <w:b/>
+          <w:bCs/>
+        </w:rPr>
+        <w:t>parent.children</w:t>
+      </w:r>
+      <w:r>
+        <w:t xml:space="preserve">: Ye sabse kaam ki cheez hai. Ye tumhe ek </w:t>
+      </w:r>
+      <w:r>
+        <w:rPr>
+          <w:b/>
+          <w:bCs/>
+        </w:rPr>
+        <w:t>HTMLCollection</w:t>
+      </w:r>
+      <w:r>
+        <w:t xml:space="preserve"> deta hai. Isme tumhare saare bacche (Monday, Tuesday...) hote hain.</w:t>
+      </w:r>
+    </w:p>
+    <w:p>
+      <w:pPr>
+        <w:tabs>
+          <w:tab w:val="left" w:pos="2437"/>
+        </w:tabs>
+      </w:pPr>
+      <w:r>
+        <w:drawing>
+          <wp:inline distT="0" distB="0" distL="0" distR="0" wp14:anchorId="6A3F3EC0" wp14:editId="1757449D">
+            <wp:extent cx="5668166" cy="2962688"/>
+            <wp:effectExtent l="0" t="0" r="8890" b="9525"/>
+            <wp:docPr id="277833767" name="Picture 1"/>
+            <wp:cNvGraphicFramePr>
+              <a:graphicFrameLocks xmlns:a="http://schemas.openxmlformats.org/drawingml/2006/main" noChangeAspect="1"/>
+            </wp:cNvGraphicFramePr>
+            <a:graphic xmlns:a="http://schemas.openxmlformats.org/drawingml/2006/main">
+              <a:graphicData uri="http://schemas.openxmlformats.org/drawingml/2006/picture">
+                <pic:pic xmlns:pic="http://schemas.openxmlformats.org/drawingml/2006/picture">
+                  <pic:nvPicPr>
+                    <pic:cNvPr id="277833767" name=""/>
+                    <pic:cNvPicPr/>
+                  </pic:nvPicPr>
+                  <pic:blipFill>
+                    <a:blip r:embed="rId58"/>
+                    <a:stretch>
+                      <a:fillRect/>
+                    </a:stretch>
+                  </pic:blipFill>
+                  <pic:spPr>
+                    <a:xfrm>
+                      <a:off x="0" y="0"/>
+                      <a:ext cx="5668166" cy="2962688"/>
+                    </a:xfrm>
+                    <a:prstGeom prst="rect">
+                      <a:avLst/>
+                    </a:prstGeom>
+                  </pic:spPr>
+                </pic:pic>
+              </a:graphicData>
+            </a:graphic>
+          </wp:inline>
+        </w:drawing>
+      </w:r>
+    </w:p>
+    <w:p>
+      <w:pPr>
+        <w:tabs>
+          <w:tab w:val="left" w:pos="2437"/>
+        </w:tabs>
+      </w:pPr>
+      <w:r>
+        <w:drawing>
+          <wp:inline distT="0" distB="0" distL="0" distR="0" wp14:anchorId="06611EF9" wp14:editId="1C470139">
+            <wp:extent cx="5731510" cy="1749425"/>
+            <wp:effectExtent l="0" t="0" r="2540" b="3175"/>
+            <wp:docPr id="421926285" name="Picture 1"/>
+            <wp:cNvGraphicFramePr>
+              <a:graphicFrameLocks xmlns:a="http://schemas.openxmlformats.org/drawingml/2006/main" noChangeAspect="1"/>
+            </wp:cNvGraphicFramePr>
+            <a:graphic xmlns:a="http://schemas.openxmlformats.org/drawingml/2006/main">
+              <a:graphicData uri="http://schemas.openxmlformats.org/drawingml/2006/picture">
+                <pic:pic xmlns:pic="http://schemas.openxmlformats.org/drawingml/2006/picture">
+                  <pic:nvPicPr>
+                    <pic:cNvPr id="421926285" name=""/>
+                    <pic:cNvPicPr/>
+                  </pic:nvPicPr>
+                  <pic:blipFill>
+                    <a:blip r:embed="rId59"/>
+                    <a:stretch>
+                      <a:fillRect/>
+                    </a:stretch>
+                  </pic:blipFill>
+                  <pic:spPr>
+                    <a:xfrm>
+                      <a:off x="0" y="0"/>
+                      <a:ext cx="5731510" cy="1749425"/>
+                    </a:xfrm>
+                    <a:prstGeom prst="rect">
+                      <a:avLst/>
+                    </a:prstGeom>
+                  </pic:spPr>
+                </pic:pic>
+              </a:graphicData>
+            </a:graphic>
+          </wp:inline>
+        </w:drawing>
+      </w:r>
+    </w:p>
+    <w:p>
+      <w:pPr>
+        <w:tabs>
+          <w:tab w:val="left" w:pos="2437"/>
+        </w:tabs>
+      </w:pPr>
+      <w:r>
+        <w:lastRenderedPageBreak/>
+        <w:drawing>
+          <wp:inline distT="0" distB="0" distL="0" distR="0" wp14:anchorId="79576CF3" wp14:editId="29FBAB0D">
+            <wp:extent cx="5696745" cy="2800741"/>
+            <wp:effectExtent l="0" t="0" r="0" b="0"/>
+            <wp:docPr id="1114383793" name="Picture 1"/>
+            <wp:cNvGraphicFramePr>
+              <a:graphicFrameLocks xmlns:a="http://schemas.openxmlformats.org/drawingml/2006/main" noChangeAspect="1"/>
+            </wp:cNvGraphicFramePr>
+            <a:graphic xmlns:a="http://schemas.openxmlformats.org/drawingml/2006/main">
+              <a:graphicData uri="http://schemas.openxmlformats.org/drawingml/2006/picture">
+                <pic:pic xmlns:pic="http://schemas.openxmlformats.org/drawingml/2006/picture">
+                  <pic:nvPicPr>
+                    <pic:cNvPr id="1114383793" name=""/>
+                    <pic:cNvPicPr/>
+                  </pic:nvPicPr>
+                  <pic:blipFill>
+                    <a:blip r:embed="rId60"/>
+                    <a:stretch>
+                      <a:fillRect/>
+                    </a:stretch>
+                  </pic:blipFill>
+                  <pic:spPr>
+                    <a:xfrm>
+                      <a:off x="0" y="0"/>
+                      <a:ext cx="5696745" cy="2800741"/>
+                    </a:xfrm>
+                    <a:prstGeom prst="rect">
+                      <a:avLst/>
+                    </a:prstGeom>
+                  </pic:spPr>
+                </pic:pic>
+              </a:graphicData>
+            </a:graphic>
+          </wp:inline>
+        </w:drawing>
+      </w:r>
+    </w:p>
+    <w:p>
+      <w:pPr>
+        <w:tabs>
+          <w:tab w:val="left" w:pos="2437"/>
+        </w:tabs>
+      </w:pPr>
+      <w:r>
+        <w:drawing>
+          <wp:inline distT="0" distB="0" distL="0" distR="0" wp14:anchorId="1B43EAAE" wp14:editId="178ECA6A">
+            <wp:extent cx="5630061" cy="1390844"/>
+            <wp:effectExtent l="0" t="0" r="8890" b="0"/>
+            <wp:docPr id="2141705844" name="Picture 1"/>
+            <wp:cNvGraphicFramePr>
+              <a:graphicFrameLocks xmlns:a="http://schemas.openxmlformats.org/drawingml/2006/main" noChangeAspect="1"/>
+            </wp:cNvGraphicFramePr>
+            <a:graphic xmlns:a="http://schemas.openxmlformats.org/drawingml/2006/main">
+              <a:graphicData uri="http://schemas.openxmlformats.org/drawingml/2006/picture">
+                <pic:pic xmlns:pic="http://schemas.openxmlformats.org/drawingml/2006/picture">
+                  <pic:nvPicPr>
+                    <pic:cNvPr id="2141705844" name=""/>
+                    <pic:cNvPicPr/>
+                  </pic:nvPicPr>
+                  <pic:blipFill>
+                    <a:blip r:embed="rId61"/>
+                    <a:stretch>
+                      <a:fillRect/>
+                    </a:stretch>
+                  </pic:blipFill>
+                  <pic:spPr>
+                    <a:xfrm>
+                      <a:off x="0" y="0"/>
+                      <a:ext cx="5630061" cy="1390844"/>
+                    </a:xfrm>
+                    <a:prstGeom prst="rect">
+                      <a:avLst/>
+                    </a:prstGeom>
+                  </pic:spPr>
+                </pic:pic>
+              </a:graphicData>
+            </a:graphic>
+          </wp:inline>
+        </w:drawing>
+      </w:r>
+    </w:p>
+    <w:p>
+      <w:pPr>
+        <w:numPr>
+          <w:ilvl w:val="0"/>
+          <w:numId w:val="17"/>
+        </w:numPr>
+        <w:tabs>
+          <w:tab w:val="left" w:pos="2437"/>
+        </w:tabs>
+      </w:pPr>
+      <w:r>
+        <w:rPr>
+          <w:b/>
+          <w:bCs/>
+        </w:rPr>
+        <w:t>parent.firstElementChild aur lastElementChild</w:t>
+      </w:r>
+      <w:r>
+        <w:t>: Agar tumhe sirf pehla ya aakhri baccha chahiye, toh poori list nikalne ki zaroorat nahi hai, seedha inka use karo.</w:t>
+      </w:r>
+    </w:p>
+    <w:p>
+      <w:pPr>
+        <w:tabs>
+          <w:tab w:val="left" w:pos="2437"/>
+        </w:tabs>
+      </w:pPr>
+      <w:r>
+        <w:drawing>
+          <wp:inline distT="0" distB="0" distL="0" distR="0" wp14:anchorId="664B9D2B" wp14:editId="4E363017">
+            <wp:extent cx="5731510" cy="2171065"/>
+            <wp:effectExtent l="0" t="0" r="2540" b="635"/>
+            <wp:docPr id="1843827410" name="Picture 1"/>
+            <wp:cNvGraphicFramePr>
+              <a:graphicFrameLocks xmlns:a="http://schemas.openxmlformats.org/drawingml/2006/main" noChangeAspect="1"/>
+            </wp:cNvGraphicFramePr>
+            <a:graphic xmlns:a="http://schemas.openxmlformats.org/drawingml/2006/main">
+              <a:graphicData uri="http://schemas.openxmlformats.org/drawingml/2006/picture">
+                <pic:pic xmlns:pic="http://schemas.openxmlformats.org/drawingml/2006/picture">
+                  <pic:nvPicPr>
+                    <pic:cNvPr id="1843827410" name=""/>
+                    <pic:cNvPicPr/>
+                  </pic:nvPicPr>
+                  <pic:blipFill>
+                    <a:blip r:embed="rId62"/>
+                    <a:stretch>
+                      <a:fillRect/>
+                    </a:stretch>
+                  </pic:blipFill>
+                  <pic:spPr>
+                    <a:xfrm>
+                      <a:off x="0" y="0"/>
+                      <a:ext cx="5731510" cy="2171065"/>
+                    </a:xfrm>
+                    <a:prstGeom prst="rect">
+                      <a:avLst/>
+                    </a:prstGeom>
+                  </pic:spPr>
+                </pic:pic>
+              </a:graphicData>
+            </a:graphic>
+          </wp:inline>
+        </w:drawing>
+      </w:r>
+    </w:p>
+    <w:p>
+      <w:pPr>
+        <w:tabs>
+          <w:tab w:val="left" w:pos="2437"/>
+        </w:tabs>
+      </w:pPr>
+      <w:r>
+        <w:drawing>
+          <wp:inline distT="0" distB="0" distL="0" distR="0" wp14:anchorId="6433E158" wp14:editId="2B3C791B">
+            <wp:extent cx="6050579" cy="1222048"/>
+            <wp:effectExtent l="0" t="0" r="7620" b="0"/>
+            <wp:docPr id="1769598270" name="Picture 1"/>
+            <wp:cNvGraphicFramePr>
+              <a:graphicFrameLocks xmlns:a="http://schemas.openxmlformats.org/drawingml/2006/main" noChangeAspect="1"/>
+            </wp:cNvGraphicFramePr>
+            <a:graphic xmlns:a="http://schemas.openxmlformats.org/drawingml/2006/main">
+              <a:graphicData uri="http://schemas.openxmlformats.org/drawingml/2006/picture">
+                <pic:pic xmlns:pic="http://schemas.openxmlformats.org/drawingml/2006/picture">
+                  <pic:nvPicPr>
+                    <pic:cNvPr id="1769598270" name=""/>
+                    <pic:cNvPicPr/>
+                  </pic:nvPicPr>
+                  <pic:blipFill>
+                    <a:blip r:embed="rId63"/>
+                    <a:stretch>
+                      <a:fillRect/>
+                    </a:stretch>
+                  </pic:blipFill>
+                  <pic:spPr>
+                    <a:xfrm>
+                      <a:off x="0" y="0"/>
+                      <a:ext cx="6054561" cy="1222852"/>
+                    </a:xfrm>
+                    <a:prstGeom prst="rect">
+                      <a:avLst/>
+                    </a:prstGeom>
+                  </pic:spPr>
+                </pic:pic>
+              </a:graphicData>
+            </a:graphic>
+          </wp:inline>
+        </w:drawing>
+      </w:r>
+    </w:p>
+    <w:p>
+      <w:pPr>
+        <w:tabs>
+          <w:tab w:val="left" w:pos="2437"/>
+        </w:tabs>
+      </w:pPr>
+      <w:r>
+        <w:lastRenderedPageBreak/>
+        <w:drawing>
+          <wp:inline distT="0" distB="0" distL="0" distR="0" wp14:anchorId="5C6F2D85" wp14:editId="1C1D34F0">
+            <wp:extent cx="5731510" cy="2354580"/>
+            <wp:effectExtent l="0" t="0" r="2540" b="7620"/>
+            <wp:docPr id="667493004" name="Picture 1"/>
+            <wp:cNvGraphicFramePr>
+              <a:graphicFrameLocks xmlns:a="http://schemas.openxmlformats.org/drawingml/2006/main" noChangeAspect="1"/>
+            </wp:cNvGraphicFramePr>
+            <a:graphic xmlns:a="http://schemas.openxmlformats.org/drawingml/2006/main">
+              <a:graphicData uri="http://schemas.openxmlformats.org/drawingml/2006/picture">
+                <pic:pic xmlns:pic="http://schemas.openxmlformats.org/drawingml/2006/picture">
+                  <pic:nvPicPr>
+                    <pic:cNvPr id="667493004" name=""/>
+                    <pic:cNvPicPr/>
+                  </pic:nvPicPr>
+                  <pic:blipFill>
+                    <a:blip r:embed="rId64"/>
+                    <a:stretch>
+                      <a:fillRect/>
+                    </a:stretch>
+                  </pic:blipFill>
+                  <pic:spPr>
+                    <a:xfrm>
+                      <a:off x="0" y="0"/>
+                      <a:ext cx="5731510" cy="2354580"/>
+                    </a:xfrm>
+                    <a:prstGeom prst="rect">
+                      <a:avLst/>
+                    </a:prstGeom>
+                  </pic:spPr>
+                </pic:pic>
+              </a:graphicData>
+            </a:graphic>
+          </wp:inline>
+        </w:drawing>
+      </w:r>
+    </w:p>
+    <w:p>
+      <w:pPr>
+        <w:tabs>
+          <w:tab w:val="left" w:pos="2437"/>
+        </w:tabs>
+      </w:pPr>
+      <w:r>
+        <w:drawing>
+          <wp:inline distT="0" distB="0" distL="0" distR="0" wp14:anchorId="1A69C1BE" wp14:editId="4551237D">
+            <wp:extent cx="5731510" cy="1956587"/>
+            <wp:effectExtent l="0" t="0" r="2540" b="5715"/>
+            <wp:docPr id="1475556121" name="Picture 1"/>
+            <wp:cNvGraphicFramePr>
+              <a:graphicFrameLocks xmlns:a="http://schemas.openxmlformats.org/drawingml/2006/main" noChangeAspect="1"/>
+            </wp:cNvGraphicFramePr>
+            <a:graphic xmlns:a="http://schemas.openxmlformats.org/drawingml/2006/main">
+              <a:graphicData uri="http://schemas.openxmlformats.org/drawingml/2006/picture">
+                <pic:pic xmlns:pic="http://schemas.openxmlformats.org/drawingml/2006/picture">
+                  <pic:nvPicPr>
+                    <pic:cNvPr id="1475556121" name=""/>
+                    <pic:cNvPicPr/>
+                  </pic:nvPicPr>
+                  <pic:blipFill>
+                    <a:blip r:embed="rId65"/>
+                    <a:stretch>
+                      <a:fillRect/>
+                    </a:stretch>
+                  </pic:blipFill>
+                  <pic:spPr>
+                    <a:xfrm>
+                      <a:off x="0" y="0"/>
+                      <a:ext cx="5731510" cy="1956587"/>
+                    </a:xfrm>
+                    <a:prstGeom prst="rect">
+                      <a:avLst/>
+                    </a:prstGeom>
+                  </pic:spPr>
+                </pic:pic>
+              </a:graphicData>
+            </a:graphic>
+          </wp:inline>
+        </w:drawing>
+      </w:r>
+    </w:p>
+    <w:p>
+      <w:pPr>
+        <w:numPr>
+          <w:ilvl w:val="0"/>
+          <w:numId w:val="17"/>
+        </w:numPr>
+        <w:tabs>
+          <w:tab w:val="left" w:pos="2437"/>
+        </w:tabs>
+      </w:pPr>
+      <w:r>
+        <w:rPr>
+          <w:b/>
+          <w:bCs/>
+        </w:rPr>
+        <w:t>Child to Parent</w:t>
+      </w:r>
+      <w:r>
+        <w:t xml:space="preserve">: Agar tum kisi bacche par ho aur tumhe uske baap tak jana hai, toh use karo </w:t>
+      </w:r>
+      <w:r>
+        <w:rPr>
+          <w:b/>
+          <w:bCs/>
+        </w:rPr>
+        <w:t>child.parentElement</w:t>
+      </w:r>
+      <w:r>
+        <w:t>.</w:t>
+      </w:r>
+    </w:p>
+    <w:p>
+      <w:pPr>
+        <w:tabs>
+          <w:tab w:val="left" w:pos="2437"/>
+        </w:tabs>
+      </w:pPr>
+      <w:r>
+        <w:drawing>
+          <wp:inline distT="0" distB="0" distL="0" distR="0" wp14:anchorId="0B37DAD5" wp14:editId="62A8A16B">
+            <wp:extent cx="5731510" cy="1487805"/>
+            <wp:effectExtent l="0" t="0" r="2540" b="0"/>
+            <wp:docPr id="2064694245" name="Picture 1"/>
+            <wp:cNvGraphicFramePr>
+              <a:graphicFrameLocks xmlns:a="http://schemas.openxmlformats.org/drawingml/2006/main" noChangeAspect="1"/>
+            </wp:cNvGraphicFramePr>
+            <a:graphic xmlns:a="http://schemas.openxmlformats.org/drawingml/2006/main">
+              <a:graphicData uri="http://schemas.openxmlformats.org/drawingml/2006/picture">
+                <pic:pic xmlns:pic="http://schemas.openxmlformats.org/drawingml/2006/picture">
+                  <pic:nvPicPr>
+                    <pic:cNvPr id="2064694245" name=""/>
+                    <pic:cNvPicPr/>
+                  </pic:nvPicPr>
+                  <pic:blipFill>
+                    <a:blip r:embed="rId66"/>
+                    <a:stretch>
+                      <a:fillRect/>
+                    </a:stretch>
+                  </pic:blipFill>
+                  <pic:spPr>
+                    <a:xfrm>
+                      <a:off x="0" y="0"/>
+                      <a:ext cx="5731510" cy="1487805"/>
+                    </a:xfrm>
+                    <a:prstGeom prst="rect">
+                      <a:avLst/>
+                    </a:prstGeom>
+                  </pic:spPr>
+                </pic:pic>
+              </a:graphicData>
+            </a:graphic>
+          </wp:inline>
+        </w:drawing>
+      </w:r>
+    </w:p>
+    <w:p>
+      <w:pPr>
+        <w:numPr>
+          <w:ilvl w:val="0"/>
+          <w:numId w:val="17"/>
+        </w:numPr>
+        <w:tabs>
+          <w:tab w:val="left" w:pos="2437"/>
+        </w:tabs>
+      </w:pPr>
+      <w:r>
+        <w:rPr>
+          <w:b/>
+          <w:bCs/>
+        </w:rPr>
+        <w:t>Siblings</w:t>
+      </w:r>
+      <w:r>
+        <w:t xml:space="preserve">: Ek bacche se dusre bhai par jaane ke liye </w:t>
+      </w:r>
+      <w:r>
+        <w:rPr>
+          <w:b/>
+          <w:bCs/>
+        </w:rPr>
+        <w:t>nextElementSibling</w:t>
+      </w:r>
+      <w:r>
+        <w:t xml:space="preserve"> ka use hota hai.</w:t>
+      </w:r>
+    </w:p>
+    <w:p>
+      <w:pPr>
+        <w:tabs>
+          <w:tab w:val="left" w:pos="2437"/>
+        </w:tabs>
+      </w:pPr>
+      <w:r>
+        <w:drawing>
+          <wp:inline distT="0" distB="0" distL="0" distR="0" wp14:anchorId="117B3F2F" wp14:editId="79894B0A">
+            <wp:extent cx="5731510" cy="1115695"/>
+            <wp:effectExtent l="0" t="0" r="2540" b="8255"/>
+            <wp:docPr id="544531286" name="Picture 1"/>
+            <wp:cNvGraphicFramePr>
+              <a:graphicFrameLocks xmlns:a="http://schemas.openxmlformats.org/drawingml/2006/main" noChangeAspect="1"/>
+            </wp:cNvGraphicFramePr>
+            <a:graphic xmlns:a="http://schemas.openxmlformats.org/drawingml/2006/main">
+              <a:graphicData uri="http://schemas.openxmlformats.org/drawingml/2006/picture">
+                <pic:pic xmlns:pic="http://schemas.openxmlformats.org/drawingml/2006/picture">
+                  <pic:nvPicPr>
+                    <pic:cNvPr id="544531286" name=""/>
+                    <pic:cNvPicPr/>
+                  </pic:nvPicPr>
+                  <pic:blipFill>
+                    <a:blip r:embed="rId67"/>
+                    <a:stretch>
+                      <a:fillRect/>
+                    </a:stretch>
+                  </pic:blipFill>
+                  <pic:spPr>
+                    <a:xfrm>
+                      <a:off x="0" y="0"/>
+                      <a:ext cx="5731510" cy="1115695"/>
+                    </a:xfrm>
+                    <a:prstGeom prst="rect">
+                      <a:avLst/>
+                    </a:prstGeom>
+                  </pic:spPr>
+                </pic:pic>
+              </a:graphicData>
+            </a:graphic>
+          </wp:inline>
+        </w:drawing>
+      </w:r>
+      <w:r>
+        <w:pict w14:anchorId="51609444">
+          <v:rect id="_x0000_i1084" style="width:0;height:1.5pt" o:hralign="center" o:hrstd="t" o:hr="t" fillcolor="#a0a0a0" stroked="f"/>
+        </w:pict>
+      </w:r>
+    </w:p>
+    <w:p>
+      <w:pPr>
+        <w:tabs>
+          <w:tab w:val="left" w:pos="2437"/>
+        </w:tabs>
+        <w:rPr>
+          <w:b/>
+          <w:bCs/>
+        </w:rPr>
+      </w:pPr>
+      <w:r>
+        <w:rPr>
+          <w:b/>
+          <w:bCs/>
+        </w:rPr>
+        <w:lastRenderedPageBreak/>
+        <w:t>2. The Hidden Truth: childNodes vs children</w:t>
+      </w:r>
+    </w:p>
+    <w:p>
+      <w:pPr>
+        <w:tabs>
+          <w:tab w:val="left" w:pos="2437"/>
+        </w:tabs>
+      </w:pPr>
+      <w:r>
+        <w:t>Ye is video ka sabse "Mind-Blowing" part tha.</w:t>
+      </w:r>
+    </w:p>
+    <w:p>
+      <w:pPr>
+        <w:numPr>
+          <w:ilvl w:val="0"/>
+          <w:numId w:val="18"/>
+        </w:numPr>
+        <w:tabs>
+          <w:tab w:val="left" w:pos="2437"/>
+        </w:tabs>
+      </w:pPr>
+      <w:r>
+        <w:t xml:space="preserve">Jab hum </w:t>
+      </w:r>
+      <w:r>
+        <w:rPr>
+          <w:b/>
+          <w:bCs/>
+        </w:rPr>
+        <w:t>children</w:t>
+      </w:r>
+      <w:r>
+        <w:t xml:space="preserve"> bolte hain, toh browser sirf asli HTML tags (div, p, h1) ginta hai.</w:t>
+      </w:r>
+    </w:p>
+    <w:p>
+      <w:pPr>
+        <w:numPr>
+          <w:ilvl w:val="0"/>
+          <w:numId w:val="18"/>
+        </w:numPr>
+        <w:tabs>
+          <w:tab w:val="left" w:pos="2437"/>
+        </w:tabs>
+      </w:pPr>
+      <w:r>
+        <w:t xml:space="preserve">Lekin jab hum </w:t>
+      </w:r>
+      <w:r>
+        <w:rPr>
+          <w:b/>
+          <w:bCs/>
+        </w:rPr>
+        <w:t>childNodes</w:t>
+      </w:r>
+      <w:r>
+        <w:t xml:space="preserve"> bolte hain, toh browser har ek "Enter" (line break) aur "Comment" ko bhi ek node maanta hai.</w:t>
+      </w:r>
+    </w:p>
+    <w:p>
+      <w:pPr>
+        <w:numPr>
+          <w:ilvl w:val="0"/>
+          <w:numId w:val="18"/>
+        </w:numPr>
+        <w:tabs>
+          <w:tab w:val="left" w:pos="2437"/>
+        </w:tabs>
+      </w:pPr>
+      <w:r>
+        <w:t xml:space="preserve">Isliye video mein 4 elements hone ke baad bhi count 9 ya 11 aa raha tha. Kyunki code mein jo hum enter maarte hain, browser usey ek </w:t>
+      </w:r>
+      <w:r>
+        <w:rPr>
+          <w:b/>
+          <w:bCs/>
+        </w:rPr>
+        <w:t>"Text Node"</w:t>
+      </w:r>
+      <w:r>
+        <w:t xml:space="preserve"> samajhta hai.</w:t>
+      </w:r>
+    </w:p>
+    <w:p>
+      <w:pPr>
+        <w:tabs>
+          <w:tab w:val="left" w:pos="2437"/>
+        </w:tabs>
+      </w:pPr>
+      <w:r>
+        <w:pict w14:anchorId="0124D118">
+          <v:rect id="_x0000_i1072" style="width:0;height:1.5pt" o:hralign="center" o:hrstd="t" o:hr="t" fillcolor="#a0a0a0" stroked="f"/>
+        </w:pict>
+      </w:r>
+    </w:p>
+    <w:p>
+      <w:pPr>
+        <w:tabs>
+          <w:tab w:val="left" w:pos="2437"/>
+        </w:tabs>
+        <w:rPr>
+          <w:b/>
+          <w:bCs/>
+        </w:rPr>
+      </w:pPr>
+      <w:r>
+        <w:rPr>
+          <w:b/>
+          <w:bCs/>
+        </w:rPr>
+        <w:t>3. Creating New Elements: Zero se Hero</w:t>
+      </w:r>
+    </w:p>
+    <w:p>
+      <w:pPr>
+        <w:tabs>
+          <w:tab w:val="left" w:pos="2437"/>
+        </w:tabs>
+      </w:pPr>
+      <w:r>
+        <w:t>Sir ne dikhaya ki agar HTML file khali hai, toh bhi hum JavaScript se wahan "Duniya" basa sakte hain. Iska ek standard process hai:</w:t>
+      </w:r>
+    </w:p>
+    <w:p>
+      <w:pPr>
+        <w:numPr>
+          <w:ilvl w:val="0"/>
+          <w:numId w:val="19"/>
+        </w:numPr>
+        <w:tabs>
+          <w:tab w:val="left" w:pos="2437"/>
+        </w:tabs>
+      </w:pPr>
+      <w:r>
+        <w:rPr>
+          <w:b/>
+          <w:bCs/>
+        </w:rPr>
+        <w:t>Element Create Karo</w:t>
+      </w:r>
+      <w:r>
+        <w:t>: document.createElement('div') se ek khali div memory mein ban jata hai.</w:t>
+      </w:r>
+    </w:p>
+    <w:p>
+      <w:pPr>
+        <w:numPr>
+          <w:ilvl w:val="0"/>
+          <w:numId w:val="19"/>
+        </w:numPr>
+        <w:tabs>
+          <w:tab w:val="left" w:pos="2437"/>
+        </w:tabs>
+      </w:pPr>
+      <w:r>
+        <w:rPr>
+          <w:b/>
+          <w:bCs/>
+        </w:rPr>
+        <w:t>Pechaan Do (Identity)</w:t>
+      </w:r>
+      <w:r>
+        <w:t>:</w:t>
+      </w:r>
+    </w:p>
+    <w:p>
+      <w:pPr>
+        <w:numPr>
+          <w:ilvl w:val="1"/>
+          <w:numId w:val="19"/>
+        </w:numPr>
+        <w:tabs>
+          <w:tab w:val="left" w:pos="2437"/>
+        </w:tabs>
+      </w:pPr>
+      <w:r>
+        <w:t>div.className = "main": Class lagane ke liye.</w:t>
+      </w:r>
+    </w:p>
+    <w:p>
+      <w:pPr>
+        <w:numPr>
+          <w:ilvl w:val="1"/>
+          <w:numId w:val="19"/>
+        </w:numPr>
+        <w:tabs>
+          <w:tab w:val="left" w:pos="2437"/>
+        </w:tabs>
+      </w:pPr>
+      <w:r>
+        <w:t>div.id = Math.round(Math.random() * 10 + 1): Sir ne random logic se ID di taaki wo unique rahe.</w:t>
+      </w:r>
+    </w:p>
+    <w:p>
+      <w:pPr>
+        <w:numPr>
+          <w:ilvl w:val="1"/>
+          <w:numId w:val="19"/>
+        </w:numPr>
+        <w:tabs>
+          <w:tab w:val="left" w:pos="2437"/>
+        </w:tabs>
+      </w:pPr>
+      <w:r>
+        <w:t>div.setAttribute("title", "hello"): Kisi bhi custom attribute ke liye.</w:t>
+      </w:r>
+    </w:p>
+    <w:p>
+      <w:pPr>
+        <w:numPr>
+          <w:ilvl w:val="0"/>
+          <w:numId w:val="19"/>
+        </w:numPr>
+        <w:tabs>
+          <w:tab w:val="left" w:pos="2437"/>
+        </w:tabs>
+      </w:pPr>
+      <w:r>
+        <w:rPr>
+          <w:b/>
+          <w:bCs/>
+        </w:rPr>
+        <w:t>Content Daalo</w:t>
+      </w:r>
+      <w:r>
+        <w:t>:</w:t>
+      </w:r>
+    </w:p>
+    <w:p>
+      <w:pPr>
+        <w:numPr>
+          <w:ilvl w:val="1"/>
+          <w:numId w:val="19"/>
+        </w:numPr>
+        <w:tabs>
+          <w:tab w:val="left" w:pos="2437"/>
+        </w:tabs>
+      </w:pPr>
+      <w:r>
+        <w:t xml:space="preserve">Yahan sir ne bataya ki div.innerText use kar sakte ho, lekin </w:t>
+      </w:r>
+      <w:r>
+        <w:rPr>
+          <w:b/>
+          <w:bCs/>
+        </w:rPr>
+        <w:t>document.createTextNode</w:t>
+      </w:r>
+      <w:r>
+        <w:t xml:space="preserve"> banakar appendChild karna zyada "Clean" tareeka mana jata hai kyunki ye seedha memory mein inject hota hai.</w:t>
+      </w:r>
+    </w:p>
+    <w:p>
+      <w:pPr>
+        <w:numPr>
+          <w:ilvl w:val="0"/>
+          <w:numId w:val="19"/>
+        </w:numPr>
+        <w:tabs>
+          <w:tab w:val="left" w:pos="2437"/>
+        </w:tabs>
+      </w:pPr>
+      <w:r>
+        <w:rPr>
+          <w:b/>
+          <w:bCs/>
+        </w:rPr>
+        <w:t>Page Par Chipkao</w:t>
+      </w:r>
+      <w:r>
+        <w:t xml:space="preserve">: Sabse zaroori step! Jab tak tum </w:t>
+      </w:r>
+      <w:r>
+        <w:rPr>
+          <w:b/>
+          <w:bCs/>
+        </w:rPr>
+        <w:t>document.body.appendChild(div)</w:t>
+      </w:r>
+      <w:r>
+        <w:t xml:space="preserve"> nahi karoge, wo element screen par nahi dikhega.</w:t>
+      </w:r>
+    </w:p>
+    <w:p>
+      <w:pPr>
+        <w:tabs>
+          <w:tab w:val="left" w:pos="2437"/>
+        </w:tabs>
+      </w:pPr>
+      <w:r>
+        <w:pict w14:anchorId="7C7637C4">
+          <v:rect id="_x0000_i1073" style="width:0;height:1.5pt" o:hralign="center" o:hrstd="t" o:hr="t" fillcolor="#a0a0a0" stroked="f"/>
+        </w:pict>
+      </w:r>
+    </w:p>
+    <w:p>
+      <w:pPr>
+        <w:tabs>
+          <w:tab w:val="left" w:pos="2437"/>
+        </w:tabs>
+        <w:rPr>
+          <w:b/>
+          <w:bCs/>
+        </w:rPr>
+      </w:pPr>
+      <w:r>
+        <w:rPr>
+          <w:b/>
+          <w:bCs/>
+        </w:rPr>
+        <w:t>Surjo, ab ye dhyan se sun (Logic Connect):</w:t>
+      </w:r>
+    </w:p>
+    <w:p>
+      <w:pPr>
+        <w:tabs>
+          <w:tab w:val="left" w:pos="2437"/>
+        </w:tabs>
+      </w:pPr>
+      <w:r>
+        <w:t>Bhai, sir ne ye samjhaya ki ye coding kyu zaroori hai:</w:t>
+      </w:r>
+    </w:p>
+    <w:p>
+      <w:pPr>
+        <w:numPr>
+          <w:ilvl w:val="0"/>
+          <w:numId w:val="20"/>
+        </w:numPr>
+        <w:tabs>
+          <w:tab w:val="left" w:pos="2437"/>
+        </w:tabs>
+      </w:pPr>
+      <w:r>
+        <w:t>Socho tumhare paas ek array hai jisme 100 doston ke naam hain.</w:t>
+      </w:r>
+    </w:p>
+    <w:p>
+      <w:pPr>
+        <w:numPr>
+          <w:ilvl w:val="0"/>
+          <w:numId w:val="20"/>
+        </w:numPr>
+        <w:tabs>
+          <w:tab w:val="left" w:pos="2437"/>
+        </w:tabs>
+      </w:pPr>
+      <w:r>
+        <w:t>Tumhe har naam ke liye ek alag card banana hai.</w:t>
+      </w:r>
+    </w:p>
+    <w:p>
+      <w:pPr>
+        <w:numPr>
+          <w:ilvl w:val="0"/>
+          <w:numId w:val="20"/>
+        </w:numPr>
+        <w:tabs>
+          <w:tab w:val="left" w:pos="2437"/>
+        </w:tabs>
+      </w:pPr>
+      <w:r>
+        <w:t xml:space="preserve">Tum HTML mein 100 cards nahi likhoge. Tum bas ek </w:t>
+      </w:r>
+      <w:r>
+        <w:rPr>
+          <w:b/>
+          <w:bCs/>
+        </w:rPr>
+        <w:t>Loop</w:t>
+      </w:r>
+      <w:r>
+        <w:t xml:space="preserve"> chalaoge, loop ke andar createElement karoge, naam daaloge, aur appendChild karoge.</w:t>
+      </w:r>
+    </w:p>
+    <w:p>
+      <w:pPr>
+        <w:tabs>
+          <w:tab w:val="left" w:pos="2437"/>
+        </w:tabs>
+      </w:pPr>
+      <w:r>
+        <w:lastRenderedPageBreak/>
+        <w:pict w14:anchorId="6F811F11">
+          <v:rect id="_x0000_i1077" style="width:0;height:1.5pt" o:hralign="center" o:hrstd="t" o:hr="t" fillcolor="#a0a0a0" stroked="f"/>
+        </w:pict>
+      </w:r>
+    </w:p>
+    <w:p>
+      <w:pPr>
         <w:tabs>
           <w:tab w:val="left" w:pos="2437"/>
         </w:tabs>
@@ -10364,6 +6361,155 @@
     </w:lvl>
   </w:abstractNum>
   <w:abstractNum w:abstractNumId="4" w15:restartNumberingAfterBreak="0">
+    <w:nsid w:val="1BB06D3B"/>
+    <w:multiLevelType w:val="multilevel"/>
+    <w:tmpl w:val="863E7F8C"/>
+    <w:lvl w:ilvl="0">
+      <w:start w:val="1"/>
+      <w:numFmt w:val="bullet"/>
+      <w:lvlText w:val=""/>
+      <w:lvlJc w:val="left"/>
+      <w:pPr>
+        <w:tabs>
+          <w:tab w:val="num" w:pos="720"/>
+        </w:tabs>
+        <w:ind w:left="720" w:hanging="360"/>
+      </w:pPr>
+      <w:rPr>
+        <w:rFonts w:ascii="Symbol" w:hAnsi="Symbol" w:hint="default"/>
+        <w:sz w:val="20"/>
+      </w:rPr>
+    </w:lvl>
+    <w:lvl w:ilvl="1" w:tentative="1">
+      <w:start w:val="1"/>
+      <w:numFmt w:val="bullet"/>
+      <w:lvlText w:val="o"/>
+      <w:lvlJc w:val="left"/>
+      <w:pPr>
+        <w:tabs>
+          <w:tab w:val="num" w:pos="1440"/>
+        </w:tabs>
+        <w:ind w:left="1440" w:hanging="360"/>
+      </w:pPr>
+      <w:rPr>
+        <w:rFonts w:ascii="Courier New" w:hAnsi="Courier New" w:hint="default"/>
+        <w:sz w:val="20"/>
+      </w:rPr>
+    </w:lvl>
+    <w:lvl w:ilvl="2" w:tentative="1">
+      <w:start w:val="1"/>
+      <w:numFmt w:val="bullet"/>
+      <w:lvlText w:val=""/>
+      <w:lvlJc w:val="left"/>
+      <w:pPr>
+        <w:tabs>
+          <w:tab w:val="num" w:pos="2160"/>
+        </w:tabs>
+        <w:ind w:left="2160" w:hanging="360"/>
+      </w:pPr>
+      <w:rPr>
+        <w:rFonts w:ascii="Wingdings" w:hAnsi="Wingdings" w:hint="default"/>
+        <w:sz w:val="20"/>
+      </w:rPr>
+    </w:lvl>
+    <w:lvl w:ilvl="3" w:tentative="1">
+      <w:start w:val="1"/>
+      <w:numFmt w:val="bullet"/>
+      <w:lvlText w:val=""/>
+      <w:lvlJc w:val="left"/>
+      <w:pPr>
+        <w:tabs>
+          <w:tab w:val="num" w:pos="2880"/>
+        </w:tabs>
+        <w:ind w:left="2880" w:hanging="360"/>
+      </w:pPr>
+      <w:rPr>
+        <w:rFonts w:ascii="Wingdings" w:hAnsi="Wingdings" w:hint="default"/>
+        <w:sz w:val="20"/>
+      </w:rPr>
+    </w:lvl>
+    <w:lvl w:ilvl="4" w:tentative="1">
+      <w:start w:val="1"/>
+      <w:numFmt w:val="bullet"/>
+      <w:lvlText w:val=""/>
+      <w:lvlJc w:val="left"/>
+      <w:pPr>
+        <w:tabs>
+          <w:tab w:val="num" w:pos="3600"/>
+        </w:tabs>
+        <w:ind w:left="3600" w:hanging="360"/>
+      </w:pPr>
+      <w:rPr>
+        <w:rFonts w:ascii="Wingdings" w:hAnsi="Wingdings" w:hint="default"/>
+        <w:sz w:val="20"/>
+      </w:rPr>
+    </w:lvl>
+    <w:lvl w:ilvl="5" w:tentative="1">
+      <w:start w:val="1"/>
+      <w:numFmt w:val="bullet"/>
+      <w:lvlText w:val=""/>
+      <w:lvlJc w:val="left"/>
+      <w:pPr>
+        <w:tabs>
+          <w:tab w:val="num" w:pos="4320"/>
+        </w:tabs>
+        <w:ind w:left="4320" w:hanging="360"/>
+      </w:pPr>
+      <w:rPr>
+        <w:rFonts w:ascii="Wingdings" w:hAnsi="Wingdings" w:hint="default"/>
+        <w:sz w:val="20"/>
+      </w:rPr>
+    </w:lvl>
+    <w:lvl w:ilvl="6" w:tentative="1">
+      <w:start w:val="1"/>
+      <w:numFmt w:val="bullet"/>
+      <w:lvlText w:val=""/>
+      <w:lvlJc w:val="left"/>
+      <w:pPr>
+        <w:tabs>
+          <w:tab w:val="num" w:pos="5040"/>
+        </w:tabs>
+        <w:ind w:left="5040" w:hanging="360"/>
+      </w:pPr>
+      <w:rPr>
+        <w:rFonts w:ascii="Wingdings" w:hAnsi="Wingdings" w:hint="default"/>
+        <w:sz w:val="20"/>
+      </w:rPr>
+    </w:lvl>
+    <w:lvl w:ilvl="7" w:tentative="1">
+      <w:start w:val="1"/>
+      <w:numFmt w:val="bullet"/>
+      <w:lvlText w:val=""/>
+      <w:lvlJc w:val="left"/>
+      <w:pPr>
+        <w:tabs>
+          <w:tab w:val="num" w:pos="5760"/>
+        </w:tabs>
+        <w:ind w:left="5760" w:hanging="360"/>
+      </w:pPr>
+      <w:rPr>
+        <w:rFonts w:ascii="Wingdings" w:hAnsi="Wingdings" w:hint="default"/>
+        <w:sz w:val="20"/>
+      </w:rPr>
+    </w:lvl>
+    <w:lvl w:ilvl="8" w:tentative="1">
+      <w:start w:val="1"/>
+      <w:numFmt w:val="bullet"/>
+      <w:lvlText w:val=""/>
+      <w:lvlJc w:val="left"/>
+      <w:pPr>
+        <w:tabs>
+          <w:tab w:val="num" w:pos="6480"/>
+        </w:tabs>
+        <w:ind w:left="6480" w:hanging="360"/>
+      </w:pPr>
+      <w:rPr>
+        <w:rFonts w:ascii="Wingdings" w:hAnsi="Wingdings" w:hint="default"/>
+        <w:sz w:val="20"/>
+      </w:rPr>
+    </w:lvl>
+  </w:abstractNum>
+  <w:abstractNum w:abstractNumId="5" w15:restartNumberingAfterBreak="0">
     <w:nsid w:val="23F40D81"/>
     <w:multiLevelType w:val="multilevel"/>
     <w:tmpl w:val="6A467AE6"/>
@@ -10512,7 +6658,7 @@
       </w:rPr>
     </w:lvl>
   </w:abstractNum>
-  <w:abstractNum w:abstractNumId="5" w15:restartNumberingAfterBreak="0">
+  <w:abstractNum w:abstractNumId="6" w15:restartNumberingAfterBreak="0">
     <w:nsid w:val="35B173BD"/>
     <w:multiLevelType w:val="multilevel"/>
     <w:tmpl w:val="EBE66E46"/>
@@ -10661,7 +6807,273 @@
       </w:rPr>
     </w:lvl>
   </w:abstractNum>
-  <w:abstractNum w:abstractNumId="6" w15:restartNumberingAfterBreak="0">
+  <w:abstractNum w:abstractNumId="7" w15:restartNumberingAfterBreak="0">
+    <w:nsid w:val="3B1E2231"/>
+    <w:multiLevelType w:val="multilevel"/>
+    <w:tmpl w:val="CC1258E0"/>
+    <w:lvl w:ilvl="0">
+      <w:start w:val="1"/>
+      <w:numFmt w:val="bullet"/>
+      <w:lvlText w:val=""/>
+      <w:lvlJc w:val="left"/>
+      <w:pPr>
+        <w:tabs>
+          <w:tab w:val="num" w:pos="720"/>
+        </w:tabs>
+        <w:ind w:left="720" w:hanging="360"/>
+      </w:pPr>
+      <w:rPr>
+        <w:rFonts w:ascii="Symbol" w:hAnsi="Symbol" w:hint="default"/>
+        <w:sz w:val="20"/>
+      </w:rPr>
+    </w:lvl>
+    <w:lvl w:ilvl="1" w:tentative="1">
+      <w:start w:val="1"/>
+      <w:numFmt w:val="bullet"/>
+      <w:lvlText w:val="o"/>
+      <w:lvlJc w:val="left"/>
+      <w:pPr>
+        <w:tabs>
+          <w:tab w:val="num" w:pos="1440"/>
+        </w:tabs>
+        <w:ind w:left="1440" w:hanging="360"/>
+      </w:pPr>
+      <w:rPr>
+        <w:rFonts w:ascii="Courier New" w:hAnsi="Courier New" w:hint="default"/>
+        <w:sz w:val="20"/>
+      </w:rPr>
+    </w:lvl>
+    <w:lvl w:ilvl="2" w:tentative="1">
+      <w:start w:val="1"/>
+      <w:numFmt w:val="bullet"/>
+      <w:lvlText w:val=""/>
+      <w:lvlJc w:val="left"/>
+      <w:pPr>
+        <w:tabs>
+          <w:tab w:val="num" w:pos="2160"/>
+        </w:tabs>
+        <w:ind w:left="2160" w:hanging="360"/>
+      </w:pPr>
+      <w:rPr>
+        <w:rFonts w:ascii="Wingdings" w:hAnsi="Wingdings" w:hint="default"/>
+        <w:sz w:val="20"/>
+      </w:rPr>
+    </w:lvl>
+    <w:lvl w:ilvl="3" w:tentative="1">
+      <w:start w:val="1"/>
+      <w:numFmt w:val="bullet"/>
+      <w:lvlText w:val=""/>
+      <w:lvlJc w:val="left"/>
+      <w:pPr>
+        <w:tabs>
+          <w:tab w:val="num" w:pos="2880"/>
+        </w:tabs>
+        <w:ind w:left="2880" w:hanging="360"/>
+      </w:pPr>
+      <w:rPr>
+        <w:rFonts w:ascii="Wingdings" w:hAnsi="Wingdings" w:hint="default"/>
+        <w:sz w:val="20"/>
+      </w:rPr>
+    </w:lvl>
+    <w:lvl w:ilvl="4" w:tentative="1">
+      <w:start w:val="1"/>
+      <w:numFmt w:val="bullet"/>
+      <w:lvlText w:val=""/>
+      <w:lvlJc w:val="left"/>
+      <w:pPr>
+        <w:tabs>
+          <w:tab w:val="num" w:pos="3600"/>
+        </w:tabs>
+        <w:ind w:left="3600" w:hanging="360"/>
+      </w:pPr>
+      <w:rPr>
+        <w:rFonts w:ascii="Wingdings" w:hAnsi="Wingdings" w:hint="default"/>
+        <w:sz w:val="20"/>
+      </w:rPr>
+    </w:lvl>
+    <w:lvl w:ilvl="5" w:tentative="1">
+      <w:start w:val="1"/>
+      <w:numFmt w:val="bullet"/>
+      <w:lvlText w:val=""/>
+      <w:lvlJc w:val="left"/>
+      <w:pPr>
+        <w:tabs>
+          <w:tab w:val="num" w:pos="4320"/>
+        </w:tabs>
+        <w:ind w:left="4320" w:hanging="360"/>
+      </w:pPr>
+      <w:rPr>
+        <w:rFonts w:ascii="Wingdings" w:hAnsi="Wingdings" w:hint="default"/>
+        <w:sz w:val="20"/>
+      </w:rPr>
+    </w:lvl>
+    <w:lvl w:ilvl="6" w:tentative="1">
+      <w:start w:val="1"/>
+      <w:numFmt w:val="bullet"/>
+      <w:lvlText w:val=""/>
+      <w:lvlJc w:val="left"/>
+      <w:pPr>
+        <w:tabs>
+          <w:tab w:val="num" w:pos="5040"/>
+        </w:tabs>
+        <w:ind w:left="5040" w:hanging="360"/>
+      </w:pPr>
+      <w:rPr>
+        <w:rFonts w:ascii="Wingdings" w:hAnsi="Wingdings" w:hint="default"/>
+        <w:sz w:val="20"/>
+      </w:rPr>
+    </w:lvl>
+    <w:lvl w:ilvl="7" w:tentative="1">
+      <w:start w:val="1"/>
+      <w:numFmt w:val="bullet"/>
+      <w:lvlText w:val=""/>
+      <w:lvlJc w:val="left"/>
+      <w:pPr>
+        <w:tabs>
+          <w:tab w:val="num" w:pos="5760"/>
+        </w:tabs>
+        <w:ind w:left="5760" w:hanging="360"/>
+      </w:pPr>
+      <w:rPr>
+        <w:rFonts w:ascii="Wingdings" w:hAnsi="Wingdings" w:hint="default"/>
+        <w:sz w:val="20"/>
+      </w:rPr>
+    </w:lvl>
+    <w:lvl w:ilvl="8" w:tentative="1">
+      <w:start w:val="1"/>
+      <w:numFmt w:val="bullet"/>
+      <w:lvlText w:val=""/>
+      <w:lvlJc w:val="left"/>
+      <w:pPr>
+        <w:tabs>
+          <w:tab w:val="num" w:pos="6480"/>
+        </w:tabs>
+        <w:ind w:left="6480" w:hanging="360"/>
+      </w:pPr>
+      <w:rPr>
+        <w:rFonts w:ascii="Wingdings" w:hAnsi="Wingdings" w:hint="default"/>
+        <w:sz w:val="20"/>
+      </w:rPr>
+    </w:lvl>
+  </w:abstractNum>
+  <w:abstractNum w:abstractNumId="8" w15:restartNumberingAfterBreak="0">
+    <w:nsid w:val="428C35D4"/>
+    <w:multiLevelType w:val="multilevel"/>
+    <w:tmpl w:val="8222B7D8"/>
+    <w:lvl w:ilvl="0">
+      <w:start w:val="1"/>
+      <w:numFmt w:val="decimal"/>
+      <w:lvlText w:val="%1."/>
+      <w:lvlJc w:val="left"/>
+      <w:pPr>
+        <w:tabs>
+          <w:tab w:val="num" w:pos="720"/>
+        </w:tabs>
+        <w:ind w:left="720" w:hanging="360"/>
+      </w:pPr>
+    </w:lvl>
+    <w:lvl w:ilvl="1">
+      <w:start w:val="1"/>
+      <w:numFmt w:val="bullet"/>
+      <w:lvlText w:val="o"/>
+      <w:lvlJc w:val="left"/>
+      <w:pPr>
+        <w:tabs>
+          <w:tab w:val="num" w:pos="1440"/>
+        </w:tabs>
+        <w:ind w:left="1440" w:hanging="360"/>
+      </w:pPr>
+      <w:rPr>
+        <w:rFonts w:ascii="Courier New" w:hAnsi="Courier New" w:hint="default"/>
+        <w:sz w:val="20"/>
+      </w:rPr>
+    </w:lvl>
+    <w:lvl w:ilvl="2" w:tentative="1">
+      <w:start w:val="1"/>
+      <w:numFmt w:val="decimal"/>
+      <w:lvlText w:val="%3."/>
+      <w:lvlJc w:val="left"/>
+      <w:pPr>
+        <w:tabs>
+          <w:tab w:val="num" w:pos="2160"/>
+        </w:tabs>
+        <w:ind w:left="2160" w:hanging="360"/>
+      </w:pPr>
+    </w:lvl>
+    <w:lvl w:ilvl="3" w:tentative="1">
+      <w:start w:val="1"/>
+      <w:numFmt w:val="decimal"/>
+      <w:lvlText w:val="%4."/>
+      <w:lvlJc w:val="left"/>
+      <w:pPr>
+        <w:tabs>
+          <w:tab w:val="num" w:pos="2880"/>
+        </w:tabs>
+        <w:ind w:left="2880" w:hanging="360"/>
+      </w:pPr>
+    </w:lvl>
+    <w:lvl w:ilvl="4" w:tentative="1">
+      <w:start w:val="1"/>
+      <w:numFmt w:val="decimal"/>
+      <w:lvlText w:val="%5."/>
+      <w:lvlJc w:val="left"/>
+      <w:pPr>
+        <w:tabs>
+          <w:tab w:val="num" w:pos="3600"/>
+        </w:tabs>
+        <w:ind w:left="3600" w:hanging="360"/>
+      </w:pPr>
+    </w:lvl>
+    <w:lvl w:ilvl="5" w:tentative="1">
+      <w:start w:val="1"/>
+      <w:numFmt w:val="decimal"/>
+      <w:lvlText w:val="%6."/>
+      <w:lvlJc w:val="left"/>
+      <w:pPr>
+        <w:tabs>
+          <w:tab w:val="num" w:pos="4320"/>
+        </w:tabs>
+        <w:ind w:left="4320" w:hanging="360"/>
+      </w:pPr>
+    </w:lvl>
+    <w:lvl w:ilvl="6" w:tentative="1">
+      <w:start w:val="1"/>
+      <w:numFmt w:val="decimal"/>
+      <w:lvlText w:val="%7."/>
+      <w:lvlJc w:val="left"/>
+      <w:pPr>
+        <w:tabs>
+          <w:tab w:val="num" w:pos="5040"/>
+        </w:tabs>
+        <w:ind w:left="5040" w:hanging="360"/>
+      </w:pPr>
+    </w:lvl>
+    <w:lvl w:ilvl="7" w:tentative="1">
+      <w:start w:val="1"/>
+      <w:numFmt w:val="decimal"/>
+      <w:lvlText w:val="%8."/>
+      <w:lvlJc w:val="left"/>
+      <w:pPr>
+        <w:tabs>
+          <w:tab w:val="num" w:pos="5760"/>
+        </w:tabs>
+        <w:ind w:left="5760" w:hanging="360"/>
+      </w:pPr>
+    </w:lvl>
+    <w:lvl w:ilvl="8" w:tentative="1">
+      <w:start w:val="1"/>
+      <w:numFmt w:val="decimal"/>
+      <w:lvlText w:val="%9."/>
+      <w:lvlJc w:val="left"/>
+      <w:pPr>
+        <w:tabs>
+          <w:tab w:val="num" w:pos="6480"/>
+        </w:tabs>
+        <w:ind w:left="6480" w:hanging="360"/>
+      </w:pPr>
+    </w:lvl>
+  </w:abstractNum>
+  <w:abstractNum w:abstractNumId="9" w15:restartNumberingAfterBreak="0">
     <w:nsid w:val="45200F00"/>
     <w:multiLevelType w:val="multilevel"/>
     <w:tmpl w:val="60D086A2"/>
@@ -10810,7 +7222,7 @@
       </w:rPr>
     </w:lvl>
   </w:abstractNum>
-  <w:abstractNum w:abstractNumId="7" w15:restartNumberingAfterBreak="0">
+  <w:abstractNum w:abstractNumId="10" w15:restartNumberingAfterBreak="0">
     <w:nsid w:val="48DC729F"/>
     <w:multiLevelType w:val="multilevel"/>
     <w:tmpl w:val="12524F92"/>
@@ -10959,7 +7371,7 @@
       </w:rPr>
     </w:lvl>
   </w:abstractNum>
-  <w:abstractNum w:abstractNumId="8" w15:restartNumberingAfterBreak="0">
+  <w:abstractNum w:abstractNumId="11" w15:restartNumberingAfterBreak="0">
     <w:nsid w:val="50796A61"/>
     <w:multiLevelType w:val="multilevel"/>
     <w:tmpl w:val="BEB0F52E"/>
@@ -11108,7 +7520,7 @@
       </w:rPr>
     </w:lvl>
   </w:abstractNum>
-  <w:abstractNum w:abstractNumId="9" w15:restartNumberingAfterBreak="0">
+  <w:abstractNum w:abstractNumId="12" w15:restartNumberingAfterBreak="0">
     <w:nsid w:val="563322F1"/>
     <w:multiLevelType w:val="multilevel"/>
     <w:tmpl w:val="7FA8F40C"/>
@@ -11229,7 +7641,7 @@
       </w:pPr>
     </w:lvl>
   </w:abstractNum>
-  <w:abstractNum w:abstractNumId="10" w15:restartNumberingAfterBreak="0">
+  <w:abstractNum w:abstractNumId="13" w15:restartNumberingAfterBreak="0">
     <w:nsid w:val="5B690B34"/>
     <w:multiLevelType w:val="multilevel"/>
     <w:tmpl w:val="1430DA76"/>
@@ -11378,7 +7790,7 @@
       </w:rPr>
     </w:lvl>
   </w:abstractNum>
-  <w:abstractNum w:abstractNumId="11" w15:restartNumberingAfterBreak="0">
+  <w:abstractNum w:abstractNumId="14" w15:restartNumberingAfterBreak="0">
     <w:nsid w:val="60394188"/>
     <w:multiLevelType w:val="multilevel"/>
     <w:tmpl w:val="9DA08864"/>
@@ -11527,7 +7939,7 @@
       </w:rPr>
     </w:lvl>
   </w:abstractNum>
-  <w:abstractNum w:abstractNumId="12" w15:restartNumberingAfterBreak="0">
+  <w:abstractNum w:abstractNumId="15" w15:restartNumberingAfterBreak="0">
     <w:nsid w:val="678942D3"/>
     <w:multiLevelType w:val="multilevel"/>
     <w:tmpl w:val="B014946A"/>
@@ -11676,7 +8088,7 @@
       </w:rPr>
     </w:lvl>
   </w:abstractNum>
-  <w:abstractNum w:abstractNumId="13" w15:restartNumberingAfterBreak="0">
+  <w:abstractNum w:abstractNumId="16" w15:restartNumberingAfterBreak="0">
     <w:nsid w:val="69F05BF9"/>
     <w:multiLevelType w:val="multilevel"/>
     <w:tmpl w:val="776AAD52"/>
@@ -11825,7 +8237,7 @@
       </w:rPr>
     </w:lvl>
   </w:abstractNum>
-  <w:abstractNum w:abstractNumId="14" w15:restartNumberingAfterBreak="0">
+  <w:abstractNum w:abstractNumId="17" w15:restartNumberingAfterBreak="0">
     <w:nsid w:val="6EA02EBA"/>
     <w:multiLevelType w:val="multilevel"/>
     <w:tmpl w:val="9CB8D434"/>
@@ -11938,7 +8350,7 @@
       </w:pPr>
     </w:lvl>
   </w:abstractNum>
-  <w:abstractNum w:abstractNumId="15" w15:restartNumberingAfterBreak="0">
+  <w:abstractNum w:abstractNumId="18" w15:restartNumberingAfterBreak="0">
     <w:nsid w:val="74E13F54"/>
     <w:multiLevelType w:val="multilevel"/>
     <w:tmpl w:val="7A4AEFDE"/>
@@ -12087,53 +8499,214 @@
       </w:rPr>
     </w:lvl>
   </w:abstractNum>
+  <w:abstractNum w:abstractNumId="19" w15:restartNumberingAfterBreak="0">
+    <w:nsid w:val="782A3390"/>
+    <w:multiLevelType w:val="multilevel"/>
+    <w:tmpl w:val="90D4C28C"/>
+    <w:lvl w:ilvl="0">
+      <w:start w:val="1"/>
+      <w:numFmt w:val="bullet"/>
+      <w:lvlText w:val=""/>
+      <w:lvlJc w:val="left"/>
+      <w:pPr>
+        <w:tabs>
+          <w:tab w:val="num" w:pos="720"/>
+        </w:tabs>
+        <w:ind w:left="720" w:hanging="360"/>
+      </w:pPr>
+      <w:rPr>
+        <w:rFonts w:ascii="Symbol" w:hAnsi="Symbol" w:hint="default"/>
+        <w:sz w:val="20"/>
+      </w:rPr>
+    </w:lvl>
+    <w:lvl w:ilvl="1" w:tentative="1">
+      <w:start w:val="1"/>
+      <w:numFmt w:val="bullet"/>
+      <w:lvlText w:val="o"/>
+      <w:lvlJc w:val="left"/>
+      <w:pPr>
+        <w:tabs>
+          <w:tab w:val="num" w:pos="1440"/>
+        </w:tabs>
+        <w:ind w:left="1440" w:hanging="360"/>
+      </w:pPr>
+      <w:rPr>
+        <w:rFonts w:ascii="Courier New" w:hAnsi="Courier New" w:hint="default"/>
+        <w:sz w:val="20"/>
+      </w:rPr>
+    </w:lvl>
+    <w:lvl w:ilvl="2" w:tentative="1">
+      <w:start w:val="1"/>
+      <w:numFmt w:val="bullet"/>
+      <w:lvlText w:val=""/>
+      <w:lvlJc w:val="left"/>
+      <w:pPr>
+        <w:tabs>
+          <w:tab w:val="num" w:pos="2160"/>
+        </w:tabs>
+        <w:ind w:left="2160" w:hanging="360"/>
+      </w:pPr>
+      <w:rPr>
+        <w:rFonts w:ascii="Wingdings" w:hAnsi="Wingdings" w:hint="default"/>
+        <w:sz w:val="20"/>
+      </w:rPr>
+    </w:lvl>
+    <w:lvl w:ilvl="3" w:tentative="1">
+      <w:start w:val="1"/>
+      <w:numFmt w:val="bullet"/>
+      <w:lvlText w:val=""/>
+      <w:lvlJc w:val="left"/>
+      <w:pPr>
+        <w:tabs>
+          <w:tab w:val="num" w:pos="2880"/>
+        </w:tabs>
+        <w:ind w:left="2880" w:hanging="360"/>
+      </w:pPr>
+      <w:rPr>
+        <w:rFonts w:ascii="Wingdings" w:hAnsi="Wingdings" w:hint="default"/>
+        <w:sz w:val="20"/>
+      </w:rPr>
+    </w:lvl>
+    <w:lvl w:ilvl="4" w:tentative="1">
+      <w:start w:val="1"/>
+      <w:numFmt w:val="bullet"/>
+      <w:lvlText w:val=""/>
+      <w:lvlJc w:val="left"/>
+      <w:pPr>
+        <w:tabs>
+          <w:tab w:val="num" w:pos="3600"/>
+        </w:tabs>
+        <w:ind w:left="3600" w:hanging="360"/>
+      </w:pPr>
+      <w:rPr>
+        <w:rFonts w:ascii="Wingdings" w:hAnsi="Wingdings" w:hint="default"/>
+        <w:sz w:val="20"/>
+      </w:rPr>
+    </w:lvl>
+    <w:lvl w:ilvl="5" w:tentative="1">
+      <w:start w:val="1"/>
+      <w:numFmt w:val="bullet"/>
+      <w:lvlText w:val=""/>
+      <w:lvlJc w:val="left"/>
+      <w:pPr>
+        <w:tabs>
+          <w:tab w:val="num" w:pos="4320"/>
+        </w:tabs>
+        <w:ind w:left="4320" w:hanging="360"/>
+      </w:pPr>
+      <w:rPr>
+        <w:rFonts w:ascii="Wingdings" w:hAnsi="Wingdings" w:hint="default"/>
+        <w:sz w:val="20"/>
+      </w:rPr>
+    </w:lvl>
+    <w:lvl w:ilvl="6" w:tentative="1">
+      <w:start w:val="1"/>
+      <w:numFmt w:val="bullet"/>
+      <w:lvlText w:val=""/>
+      <w:lvlJc w:val="left"/>
+      <w:pPr>
+        <w:tabs>
+          <w:tab w:val="num" w:pos="5040"/>
+        </w:tabs>
+        <w:ind w:left="5040" w:hanging="360"/>
+      </w:pPr>
+      <w:rPr>
+        <w:rFonts w:ascii="Wingdings" w:hAnsi="Wingdings" w:hint="default"/>
+        <w:sz w:val="20"/>
+      </w:rPr>
+    </w:lvl>
+    <w:lvl w:ilvl="7" w:tentative="1">
+      <w:start w:val="1"/>
+      <w:numFmt w:val="bullet"/>
+      <w:lvlText w:val=""/>
+      <w:lvlJc w:val="left"/>
+      <w:pPr>
+        <w:tabs>
+          <w:tab w:val="num" w:pos="5760"/>
+        </w:tabs>
+        <w:ind w:left="5760" w:hanging="360"/>
+      </w:pPr>
+      <w:rPr>
+        <w:rFonts w:ascii="Wingdings" w:hAnsi="Wingdings" w:hint="default"/>
+        <w:sz w:val="20"/>
+      </w:rPr>
+    </w:lvl>
+    <w:lvl w:ilvl="8" w:tentative="1">
+      <w:start w:val="1"/>
+      <w:numFmt w:val="bullet"/>
+      <w:lvlText w:val=""/>
+      <w:lvlJc w:val="left"/>
+      <w:pPr>
+        <w:tabs>
+          <w:tab w:val="num" w:pos="6480"/>
+        </w:tabs>
+        <w:ind w:left="6480" w:hanging="360"/>
+      </w:pPr>
+      <w:rPr>
+        <w:rFonts w:ascii="Wingdings" w:hAnsi="Wingdings" w:hint="default"/>
+        <w:sz w:val="20"/>
+      </w:rPr>
+    </w:lvl>
+  </w:abstractNum>
   <w:num w:numId="1" w16cid:durableId="1634942704">
-    <w:abstractNumId w:val="13"/>
+    <w:abstractNumId w:val="16"/>
   </w:num>
   <w:num w:numId="2" w16cid:durableId="43455050">
-    <w:abstractNumId w:val="5"/>
+    <w:abstractNumId w:val="6"/>
   </w:num>
   <w:num w:numId="3" w16cid:durableId="15693454">
-    <w:abstractNumId w:val="9"/>
+    <w:abstractNumId w:val="12"/>
   </w:num>
   <w:num w:numId="4" w16cid:durableId="1716544912">
-    <w:abstractNumId w:val="15"/>
+    <w:abstractNumId w:val="18"/>
   </w:num>
   <w:num w:numId="5" w16cid:durableId="5139372">
     <w:abstractNumId w:val="0"/>
   </w:num>
   <w:num w:numId="6" w16cid:durableId="366835832">
-    <w:abstractNumId w:val="12"/>
+    <w:abstractNumId w:val="15"/>
   </w:num>
   <w:num w:numId="7" w16cid:durableId="830295219">
-    <w:abstractNumId w:val="10"/>
+    <w:abstractNumId w:val="13"/>
   </w:num>
   <w:num w:numId="8" w16cid:durableId="504246964">
-    <w:abstractNumId w:val="4"/>
+    <w:abstractNumId w:val="5"/>
   </w:num>
   <w:num w:numId="9" w16cid:durableId="1994941129">
-    <w:abstractNumId w:val="11"/>
+    <w:abstractNumId w:val="14"/>
   </w:num>
   <w:num w:numId="10" w16cid:durableId="214195855">
     <w:abstractNumId w:val="3"/>
   </w:num>
   <w:num w:numId="11" w16cid:durableId="1340153657">
-    <w:abstractNumId w:val="8"/>
+    <w:abstractNumId w:val="11"/>
   </w:num>
   <w:num w:numId="12" w16cid:durableId="1344167818">
     <w:abstractNumId w:val="1"/>
   </w:num>
   <w:num w:numId="13" w16cid:durableId="1201742865">
-    <w:abstractNumId w:val="6"/>
+    <w:abstractNumId w:val="9"/>
   </w:num>
   <w:num w:numId="14" w16cid:durableId="209071397">
-    <w:abstractNumId w:val="7"/>
+    <w:abstractNumId w:val="10"/>
   </w:num>
   <w:num w:numId="15" w16cid:durableId="417798825">
     <w:abstractNumId w:val="2"/>
   </w:num>
   <w:num w:numId="16" w16cid:durableId="825437248">
-    <w:abstractNumId w:val="14"/>
+    <w:abstractNumId w:val="17"/>
+  </w:num>
+  <w:num w:numId="17" w16cid:durableId="6519081">
+    <w:abstractNumId w:val="7"/>
+  </w:num>
+  <w:num w:numId="18" w16cid:durableId="1982267469">
+    <w:abstractNumId w:val="19"/>
+  </w:num>
+  <w:num w:numId="19" w16cid:durableId="737552780">
+    <w:abstractNumId w:val="8"/>
+  </w:num>
+  <w:num w:numId="20" w16cid:durableId="1631931518">
+    <w:abstractNumId w:val="4"/>
   </w:num>
 </w:numbering>
 </file>
@@ -12741,7 +9314,6 @@
   <w:style w:type="character" w:default="1" w:styleId="DefaultParagraphFont">
     <w:name w:val="Default Paragraph Font"/>
     <w:uiPriority w:val="1"/>
-    <w:semiHidden/>
     <w:unhideWhenUsed/>
   </w:style>
   <w:style w:type="table" w:default="1" w:styleId="TableNormal">

--- a/JAVASCRIPT NOTES/JAVASCRIPT NOTES (2) AFTER BASICS.docx
+++ b/JAVASCRIPT NOTES/JAVASCRIPT NOTES (2) AFTER BASICS.docx
@@ -5401,6 +5401,43 @@
         </w:tabs>
       </w:pPr>
       <w:r>
+        <w:drawing>
+          <wp:inline distT="0" distB="0" distL="0" distR="0" wp14:anchorId="7B4F3656" wp14:editId="76AF0A11">
+            <wp:extent cx="5731510" cy="2008505"/>
+            <wp:effectExtent l="0" t="0" r="2540" b="0"/>
+            <wp:docPr id="57081055" name="Picture 1"/>
+            <wp:cNvGraphicFramePr>
+              <a:graphicFrameLocks xmlns:a="http://schemas.openxmlformats.org/drawingml/2006/main" noChangeAspect="1"/>
+            </wp:cNvGraphicFramePr>
+            <a:graphic xmlns:a="http://schemas.openxmlformats.org/drawingml/2006/main">
+              <a:graphicData uri="http://schemas.openxmlformats.org/drawingml/2006/picture">
+                <pic:pic xmlns:pic="http://schemas.openxmlformats.org/drawingml/2006/picture">
+                  <pic:nvPicPr>
+                    <pic:cNvPr id="57081055" name=""/>
+                    <pic:cNvPicPr/>
+                  </pic:nvPicPr>
+                  <pic:blipFill>
+                    <a:blip r:embed="rId68"/>
+                    <a:stretch>
+                      <a:fillRect/>
+                    </a:stretch>
+                  </pic:blipFill>
+                  <pic:spPr>
+                    <a:xfrm>
+                      <a:off x="0" y="0"/>
+                      <a:ext cx="5731510" cy="2008505"/>
+                    </a:xfrm>
+                    <a:prstGeom prst="rect">
+                      <a:avLst/>
+                    </a:prstGeom>
+                  </pic:spPr>
+                </pic:pic>
+              </a:graphicData>
+            </a:graphic>
+          </wp:inline>
+        </w:drawing>
+      </w:r>
+      <w:r>
         <w:pict w14:anchorId="0124D118">
           <v:rect id="_x0000_i1072" style="width:0;height:1.5pt" o:hralign="center" o:hrstd="t" o:hr="t" fillcolor="#a0a0a0" stroked="f"/>
         </w:pict>
@@ -5414,8 +5451,200 @@
         <w:rPr>
           <w:b/>
           <w:bCs/>
-        </w:rPr>
-      </w:pPr>
+          <w:sz w:val="32"/>
+          <w:szCs w:val="32"/>
+          <w:u w:val="single"/>
+        </w:rPr>
+      </w:pPr>
+      <w:r>
+        <w:rPr>
+          <w:b/>
+          <w:bCs/>
+          <w:sz w:val="32"/>
+          <w:szCs w:val="32"/>
+        </w:rPr>
+        <w:t xml:space="preserve"># </w:t>
+      </w:r>
+      <w:r>
+        <w:rPr>
+          <w:b/>
+          <w:bCs/>
+          <w:sz w:val="32"/>
+          <w:szCs w:val="32"/>
+          <w:u w:val="single"/>
+        </w:rPr>
+        <w:t>IMPORTANT -&gt; DIFFERENCE BETWEEN CHILDNODE AND CHILDREN!!</w:t>
+      </w:r>
+    </w:p>
+    <w:p>
+      <w:pPr>
+        <w:tabs>
+          <w:tab w:val="left" w:pos="2437"/>
+        </w:tabs>
+        <w:rPr>
+          <w:b/>
+          <w:bCs/>
+          <w:sz w:val="32"/>
+          <w:szCs w:val="32"/>
+          <w:u w:val="single"/>
+        </w:rPr>
+      </w:pPr>
+      <w:r>
+        <w:rPr>
+          <w:b/>
+          <w:bCs/>
+          <w:sz w:val="32"/>
+          <w:szCs w:val="32"/>
+          <w:u w:val="single"/>
+        </w:rPr>
+        <w:t>CHILDREN:</w:t>
+      </w:r>
+    </w:p>
+    <w:p>
+      <w:pPr>
+        <w:tabs>
+          <w:tab w:val="left" w:pos="2437"/>
+        </w:tabs>
+      </w:pPr>
+      <w:r>
+        <w:drawing>
+          <wp:inline distT="0" distB="0" distL="0" distR="0" wp14:anchorId="70420D6C" wp14:editId="489AF558">
+            <wp:extent cx="5731510" cy="1956435"/>
+            <wp:effectExtent l="0" t="0" r="2540" b="5715"/>
+            <wp:docPr id="7223507" name="Picture 1"/>
+            <wp:cNvGraphicFramePr>
+              <a:graphicFrameLocks xmlns:a="http://schemas.openxmlformats.org/drawingml/2006/main" noChangeAspect="1"/>
+            </wp:cNvGraphicFramePr>
+            <a:graphic xmlns:a="http://schemas.openxmlformats.org/drawingml/2006/main">
+              <a:graphicData uri="http://schemas.openxmlformats.org/drawingml/2006/picture">
+                <pic:pic xmlns:pic="http://schemas.openxmlformats.org/drawingml/2006/picture">
+                  <pic:nvPicPr>
+                    <pic:cNvPr id="1475556121" name=""/>
+                    <pic:cNvPicPr/>
+                  </pic:nvPicPr>
+                  <pic:blipFill>
+                    <a:blip r:embed="rId65"/>
+                    <a:stretch>
+                      <a:fillRect/>
+                    </a:stretch>
+                  </pic:blipFill>
+                  <pic:spPr>
+                    <a:xfrm>
+                      <a:off x="0" y="0"/>
+                      <a:ext cx="5731510" cy="1956435"/>
+                    </a:xfrm>
+                    <a:prstGeom prst="rect">
+                      <a:avLst/>
+                    </a:prstGeom>
+                  </pic:spPr>
+                </pic:pic>
+              </a:graphicData>
+            </a:graphic>
+          </wp:inline>
+        </w:drawing>
+      </w:r>
+    </w:p>
+    <w:p>
+      <w:pPr>
+        <w:tabs>
+          <w:tab w:val="left" w:pos="2437"/>
+        </w:tabs>
+      </w:pPr>
+    </w:p>
+    <w:p>
+      <w:pPr>
+        <w:tabs>
+          <w:tab w:val="left" w:pos="2437"/>
+        </w:tabs>
+      </w:pPr>
+    </w:p>
+    <w:p>
+      <w:pPr>
+        <w:tabs>
+          <w:tab w:val="left" w:pos="2437"/>
+        </w:tabs>
+      </w:pPr>
+    </w:p>
+    <w:p>
+      <w:pPr>
+        <w:tabs>
+          <w:tab w:val="left" w:pos="2437"/>
+        </w:tabs>
+      </w:pPr>
+    </w:p>
+    <w:p>
+      <w:pPr>
+        <w:tabs>
+          <w:tab w:val="left" w:pos="2437"/>
+        </w:tabs>
+        <w:rPr>
+          <w:b/>
+          <w:bCs/>
+          <w:sz w:val="32"/>
+          <w:szCs w:val="32"/>
+          <w:u w:val="single"/>
+        </w:rPr>
+      </w:pPr>
+      <w:r>
+        <w:rPr>
+          <w:b/>
+          <w:bCs/>
+          <w:sz w:val="32"/>
+          <w:szCs w:val="32"/>
+          <w:u w:val="single"/>
+        </w:rPr>
+        <w:lastRenderedPageBreak/>
+        <w:t>CHILDNODE:</w:t>
+      </w:r>
+    </w:p>
+    <w:p>
+      <w:pPr>
+        <w:tabs>
+          <w:tab w:val="left" w:pos="2437"/>
+        </w:tabs>
+      </w:pPr>
+      <w:r>
+        <w:drawing>
+          <wp:inline distT="0" distB="0" distL="0" distR="0" wp14:anchorId="12435A40" wp14:editId="07BF0033">
+            <wp:extent cx="5731510" cy="2008505"/>
+            <wp:effectExtent l="0" t="0" r="2540" b="0"/>
+            <wp:docPr id="1401074977" name="Picture 1"/>
+            <wp:cNvGraphicFramePr>
+              <a:graphicFrameLocks xmlns:a="http://schemas.openxmlformats.org/drawingml/2006/main" noChangeAspect="1"/>
+            </wp:cNvGraphicFramePr>
+            <a:graphic xmlns:a="http://schemas.openxmlformats.org/drawingml/2006/main">
+              <a:graphicData uri="http://schemas.openxmlformats.org/drawingml/2006/picture">
+                <pic:pic xmlns:pic="http://schemas.openxmlformats.org/drawingml/2006/picture">
+                  <pic:nvPicPr>
+                    <pic:cNvPr id="57081055" name=""/>
+                    <pic:cNvPicPr/>
+                  </pic:nvPicPr>
+                  <pic:blipFill>
+                    <a:blip r:embed="rId68"/>
+                    <a:stretch>
+                      <a:fillRect/>
+                    </a:stretch>
+                  </pic:blipFill>
+                  <pic:spPr>
+                    <a:xfrm>
+                      <a:off x="0" y="0"/>
+                      <a:ext cx="5731510" cy="2008505"/>
+                    </a:xfrm>
+                    <a:prstGeom prst="rect">
+                      <a:avLst/>
+                    </a:prstGeom>
+                  </pic:spPr>
+                </pic:pic>
+              </a:graphicData>
+            </a:graphic>
+          </wp:inline>
+        </w:drawing>
+      </w:r>
+      <w:r>
+        <w:pict w14:anchorId="706728FE">
+          <v:rect id="_x0000_i1085" style="width:0;height:1.5pt" o:hralign="center" o:hrstd="t" o:hr="t" fillcolor="#a0a0a0" stroked="f"/>
+        </w:pict>
+      </w:r>
       <w:r>
         <w:rPr>
           <w:b/>
@@ -5673,6 +5902,7 @@
         </w:tabs>
       </w:pPr>
       <w:r>
+        <w:lastRenderedPageBreak/>
         <w:t xml:space="preserve">Tum HTML mein 100 cards nahi likhoge. Tum bas ek </w:t>
       </w:r>
       <w:r>
@@ -5693,7 +5923,6 @@
         </w:tabs>
       </w:pPr>
       <w:r>
-        <w:lastRenderedPageBreak/>
         <w:pict w14:anchorId="6F811F11">
           <v:rect id="_x0000_i1077" style="width:0;height:1.5pt" o:hralign="center" o:hrstd="t" o:hr="t" fillcolor="#a0a0a0" stroked="f"/>
         </w:pict>

--- a/JAVASCRIPT NOTES/JAVASCRIPT NOTES (2) AFTER BASICS.docx
+++ b/JAVASCRIPT NOTES/JAVASCRIPT NOTES (2) AFTER BASICS.docx
@@ -5874,7 +5874,10 @@
         </w:tabs>
       </w:pPr>
       <w:r>
-        <w:t>Socho tumhare paas ek array hai jisme 100 doston ke naam hain.</w:t>
+        <w:t>Socho tumhare paas ek array hai jisme 100 doston ke naam hain</w:t>
+      </w:r>
+      <w:r>
+        <w:t>.</w:t>
       </w:r>
     </w:p>
     <w:p>

--- a/JAVASCRIPT NOTES/JAVASCRIPT NOTES (2) AFTER BASICS.docx
+++ b/JAVASCRIPT NOTES/JAVASCRIPT NOTES (2) AFTER BASICS.docx
@@ -5650,7 +5650,7 @@
           <w:b/>
           <w:bCs/>
         </w:rPr>
-        <w:t>3. Creating New Elements: Zero se Hero</w:t>
+        <w:t xml:space="preserve">3. Creating New Elements: </w:t>
       </w:r>
     </w:p>
     <w:p>
@@ -5686,6 +5686,50 @@
     </w:p>
     <w:p>
       <w:pPr>
+        <w:tabs>
+          <w:tab w:val="left" w:pos="2437"/>
+        </w:tabs>
+      </w:pPr>
+      <w:r>
+        <w:drawing>
+          <wp:inline distT="0" distB="0" distL="0" distR="0" wp14:anchorId="7D711C68" wp14:editId="668573BD">
+            <wp:extent cx="5731510" cy="1416050"/>
+            <wp:effectExtent l="0" t="0" r="2540" b="0"/>
+            <wp:docPr id="2023987079" name="Picture 1"/>
+            <wp:cNvGraphicFramePr>
+              <a:graphicFrameLocks xmlns:a="http://schemas.openxmlformats.org/drawingml/2006/main" noChangeAspect="1"/>
+            </wp:cNvGraphicFramePr>
+            <a:graphic xmlns:a="http://schemas.openxmlformats.org/drawingml/2006/main">
+              <a:graphicData uri="http://schemas.openxmlformats.org/drawingml/2006/picture">
+                <pic:pic xmlns:pic="http://schemas.openxmlformats.org/drawingml/2006/picture">
+                  <pic:nvPicPr>
+                    <pic:cNvPr id="2023987079" name=""/>
+                    <pic:cNvPicPr/>
+                  </pic:nvPicPr>
+                  <pic:blipFill>
+                    <a:blip r:embed="rId69"/>
+                    <a:stretch>
+                      <a:fillRect/>
+                    </a:stretch>
+                  </pic:blipFill>
+                  <pic:spPr>
+                    <a:xfrm>
+                      <a:off x="0" y="0"/>
+                      <a:ext cx="5731510" cy="1416050"/>
+                    </a:xfrm>
+                    <a:prstGeom prst="rect">
+                      <a:avLst/>
+                    </a:prstGeom>
+                  </pic:spPr>
+                </pic:pic>
+              </a:graphicData>
+            </a:graphic>
+          </wp:inline>
+        </w:drawing>
+      </w:r>
+    </w:p>
+    <w:p>
+      <w:pPr>
         <w:numPr>
           <w:ilvl w:val="0"/>
           <w:numId w:val="19"/>
@@ -5829,9 +5873,497 @@
           <w:tab w:val="left" w:pos="2437"/>
         </w:tabs>
       </w:pPr>
+    </w:p>
+    <w:p>
+      <w:pPr>
+        <w:tabs>
+          <w:tab w:val="left" w:pos="2437"/>
+        </w:tabs>
+      </w:pPr>
+    </w:p>
+    <w:p>
+      <w:pPr>
+        <w:tabs>
+          <w:tab w:val="left" w:pos="2437"/>
+        </w:tabs>
+      </w:pPr>
+    </w:p>
+    <w:p>
+      <w:pPr>
+        <w:tabs>
+          <w:tab w:val="left" w:pos="2437"/>
+        </w:tabs>
+      </w:pPr>
+      <w:r>
+        <w:drawing>
+          <wp:inline distT="0" distB="0" distL="0" distR="0" wp14:anchorId="576D5271" wp14:editId="7050D6C0">
+            <wp:extent cx="5731510" cy="2063115"/>
+            <wp:effectExtent l="0" t="0" r="2540" b="0"/>
+            <wp:docPr id="1706136961" name="Picture 1"/>
+            <wp:cNvGraphicFramePr>
+              <a:graphicFrameLocks xmlns:a="http://schemas.openxmlformats.org/drawingml/2006/main" noChangeAspect="1"/>
+            </wp:cNvGraphicFramePr>
+            <a:graphic xmlns:a="http://schemas.openxmlformats.org/drawingml/2006/main">
+              <a:graphicData uri="http://schemas.openxmlformats.org/drawingml/2006/picture">
+                <pic:pic xmlns:pic="http://schemas.openxmlformats.org/drawingml/2006/picture">
+                  <pic:nvPicPr>
+                    <pic:cNvPr id="1706136961" name=""/>
+                    <pic:cNvPicPr/>
+                  </pic:nvPicPr>
+                  <pic:blipFill>
+                    <a:blip r:embed="rId70"/>
+                    <a:stretch>
+                      <a:fillRect/>
+                    </a:stretch>
+                  </pic:blipFill>
+                  <pic:spPr>
+                    <a:xfrm>
+                      <a:off x="0" y="0"/>
+                      <a:ext cx="5731510" cy="2063115"/>
+                    </a:xfrm>
+                    <a:prstGeom prst="rect">
+                      <a:avLst/>
+                    </a:prstGeom>
+                  </pic:spPr>
+                </pic:pic>
+              </a:graphicData>
+            </a:graphic>
+          </wp:inline>
+        </w:drawing>
+      </w:r>
+    </w:p>
+    <w:p>
+      <w:pPr>
+        <w:tabs>
+          <w:tab w:val="left" w:pos="2437"/>
+        </w:tabs>
+        <w:rPr>
+          <w:lang w:val="en-US"/>
+        </w:rPr>
+      </w:pPr>
+    </w:p>
+    <w:p>
+      <w:pPr>
+        <w:tabs>
+          <w:tab w:val="left" w:pos="2437"/>
+        </w:tabs>
+        <w:rPr>
+          <w:lang w:val="en-US"/>
+        </w:rPr>
+      </w:pPr>
+      <w:r>
+        <w:drawing>
+          <wp:inline distT="0" distB="0" distL="0" distR="0" wp14:anchorId="3062DD79" wp14:editId="2E9DCA19">
+            <wp:extent cx="5731510" cy="4290060"/>
+            <wp:effectExtent l="0" t="0" r="2540" b="0"/>
+            <wp:docPr id="1849953301" name="Picture 1"/>
+            <wp:cNvGraphicFramePr>
+              <a:graphicFrameLocks xmlns:a="http://schemas.openxmlformats.org/drawingml/2006/main" noChangeAspect="1"/>
+            </wp:cNvGraphicFramePr>
+            <a:graphic xmlns:a="http://schemas.openxmlformats.org/drawingml/2006/main">
+              <a:graphicData uri="http://schemas.openxmlformats.org/drawingml/2006/picture">
+                <pic:pic xmlns:pic="http://schemas.openxmlformats.org/drawingml/2006/picture">
+                  <pic:nvPicPr>
+                    <pic:cNvPr id="1849953301" name=""/>
+                    <pic:cNvPicPr/>
+                  </pic:nvPicPr>
+                  <pic:blipFill>
+                    <a:blip r:embed="rId71"/>
+                    <a:stretch>
+                      <a:fillRect/>
+                    </a:stretch>
+                  </pic:blipFill>
+                  <pic:spPr>
+                    <a:xfrm>
+                      <a:off x="0" y="0"/>
+                      <a:ext cx="5731510" cy="4290060"/>
+                    </a:xfrm>
+                    <a:prstGeom prst="rect">
+                      <a:avLst/>
+                    </a:prstGeom>
+                  </pic:spPr>
+                </pic:pic>
+              </a:graphicData>
+            </a:graphic>
+          </wp:inline>
+        </w:drawing>
+      </w:r>
+      <w:r>
+        <w:pict w14:anchorId="5C01C5D6">
+          <v:rect id="_x0000_i1091" style="width:0;height:1.5pt" o:hralign="center" o:hrstd="t" o:hr="t" fillcolor="#a0a0a0" stroked="f"/>
+        </w:pict>
+      </w:r>
+    </w:p>
+    <w:p>
+      <w:pPr>
+        <w:tabs>
+          <w:tab w:val="left" w:pos="2437"/>
+        </w:tabs>
+        <w:rPr>
+          <w:b/>
+          <w:bCs/>
+          <w:sz w:val="32"/>
+          <w:szCs w:val="32"/>
+          <w:lang w:val="en-US"/>
+        </w:rPr>
+      </w:pPr>
+    </w:p>
+    <w:p>
+      <w:pPr>
+        <w:tabs>
+          <w:tab w:val="left" w:pos="2437"/>
+        </w:tabs>
+        <w:rPr>
+          <w:b/>
+          <w:bCs/>
+          <w:sz w:val="32"/>
+          <w:szCs w:val="32"/>
+          <w:lang w:val="en-US"/>
+        </w:rPr>
+      </w:pPr>
+    </w:p>
+    <w:p>
+      <w:pPr>
+        <w:tabs>
+          <w:tab w:val="left" w:pos="2437"/>
+        </w:tabs>
+        <w:rPr>
+          <w:b/>
+          <w:bCs/>
+          <w:sz w:val="32"/>
+          <w:szCs w:val="32"/>
+          <w:lang w:val="en-US"/>
+        </w:rPr>
+      </w:pPr>
+    </w:p>
+    <w:p>
+      <w:pPr>
+        <w:tabs>
+          <w:tab w:val="left" w:pos="2437"/>
+        </w:tabs>
+        <w:rPr>
+          <w:b/>
+          <w:bCs/>
+          <w:sz w:val="32"/>
+          <w:szCs w:val="32"/>
+          <w:u w:val="single"/>
+          <w:lang w:val="en-US"/>
+        </w:rPr>
+      </w:pPr>
+      <w:r>
+        <w:rPr>
+          <w:b/>
+          <w:bCs/>
+          <w:sz w:val="32"/>
+          <w:szCs w:val="32"/>
+          <w:lang w:val="en-US"/>
+        </w:rPr>
+        <w:lastRenderedPageBreak/>
+        <w:t xml:space="preserve"># </w:t>
+      </w:r>
+      <w:r>
+        <w:rPr>
+          <w:b/>
+          <w:bCs/>
+          <w:sz w:val="32"/>
+          <w:szCs w:val="32"/>
+          <w:u w:val="single"/>
+          <w:lang w:val="en-US"/>
+        </w:rPr>
+        <w:t>IMPORTANT -&gt; USING FUNCTIONS</w:t>
+      </w:r>
+      <w:r>
+        <w:rPr>
+          <w:b/>
+          <w:bCs/>
+          <w:sz w:val="32"/>
+          <w:szCs w:val="32"/>
+          <w:u w:val="single"/>
+          <w:lang w:val="en-US"/>
+        </w:rPr>
+        <w:t xml:space="preserve"> AND LOOPS</w:t>
+      </w:r>
+      <w:r>
+        <w:rPr>
+          <w:b/>
+          <w:bCs/>
+          <w:sz w:val="32"/>
+          <w:szCs w:val="32"/>
+          <w:u w:val="single"/>
+          <w:lang w:val="en-US"/>
+        </w:rPr>
+        <w:t>:-</w:t>
+      </w:r>
+    </w:p>
+    <w:p>
+      <w:pPr>
+        <w:tabs>
+          <w:tab w:val="left" w:pos="2437"/>
+        </w:tabs>
+        <w:rPr>
+          <w:lang w:val="en-US"/>
+        </w:rPr>
+      </w:pPr>
+      <w:r>
+        <w:rPr>
+          <w:lang w:val="en-US"/>
+        </w:rPr>
+        <w:drawing>
+          <wp:inline distT="0" distB="0" distL="0" distR="0" wp14:anchorId="50747371" wp14:editId="4BA12E1D">
+            <wp:extent cx="5731510" cy="3859530"/>
+            <wp:effectExtent l="0" t="0" r="2540" b="7620"/>
+            <wp:docPr id="468346687" name="Picture 1"/>
+            <wp:cNvGraphicFramePr>
+              <a:graphicFrameLocks xmlns:a="http://schemas.openxmlformats.org/drawingml/2006/main" noChangeAspect="1"/>
+            </wp:cNvGraphicFramePr>
+            <a:graphic xmlns:a="http://schemas.openxmlformats.org/drawingml/2006/main">
+              <a:graphicData uri="http://schemas.openxmlformats.org/drawingml/2006/picture">
+                <pic:pic xmlns:pic="http://schemas.openxmlformats.org/drawingml/2006/picture">
+                  <pic:nvPicPr>
+                    <pic:cNvPr id="468346687" name=""/>
+                    <pic:cNvPicPr/>
+                  </pic:nvPicPr>
+                  <pic:blipFill>
+                    <a:blip r:embed="rId72"/>
+                    <a:stretch>
+                      <a:fillRect/>
+                    </a:stretch>
+                  </pic:blipFill>
+                  <pic:spPr>
+                    <a:xfrm>
+                      <a:off x="0" y="0"/>
+                      <a:ext cx="5731510" cy="3859530"/>
+                    </a:xfrm>
+                    <a:prstGeom prst="rect">
+                      <a:avLst/>
+                    </a:prstGeom>
+                  </pic:spPr>
+                </pic:pic>
+              </a:graphicData>
+            </a:graphic>
+          </wp:inline>
+        </w:drawing>
+      </w:r>
+    </w:p>
+    <w:p>
+      <w:pPr>
+        <w:tabs>
+          <w:tab w:val="left" w:pos="2437"/>
+        </w:tabs>
+      </w:pPr>
+      <w:r>
+        <w:drawing>
+          <wp:inline distT="0" distB="0" distL="0" distR="0" wp14:anchorId="3FE141E2" wp14:editId="1F47F036">
+            <wp:extent cx="5731510" cy="3194685"/>
+            <wp:effectExtent l="0" t="0" r="2540" b="5715"/>
+            <wp:docPr id="599790647" name="Picture 1"/>
+            <wp:cNvGraphicFramePr>
+              <a:graphicFrameLocks xmlns:a="http://schemas.openxmlformats.org/drawingml/2006/main" noChangeAspect="1"/>
+            </wp:cNvGraphicFramePr>
+            <a:graphic xmlns:a="http://schemas.openxmlformats.org/drawingml/2006/main">
+              <a:graphicData uri="http://schemas.openxmlformats.org/drawingml/2006/picture">
+                <pic:pic xmlns:pic="http://schemas.openxmlformats.org/drawingml/2006/picture">
+                  <pic:nvPicPr>
+                    <pic:cNvPr id="599790647" name=""/>
+                    <pic:cNvPicPr/>
+                  </pic:nvPicPr>
+                  <pic:blipFill>
+                    <a:blip r:embed="rId73"/>
+                    <a:stretch>
+                      <a:fillRect/>
+                    </a:stretch>
+                  </pic:blipFill>
+                  <pic:spPr>
+                    <a:xfrm>
+                      <a:off x="0" y="0"/>
+                      <a:ext cx="5731510" cy="3194685"/>
+                    </a:xfrm>
+                    <a:prstGeom prst="rect">
+                      <a:avLst/>
+                    </a:prstGeom>
+                  </pic:spPr>
+                </pic:pic>
+              </a:graphicData>
+            </a:graphic>
+          </wp:inline>
+        </w:drawing>
+      </w:r>
+      <w:r>
+        <w:pict w14:anchorId="2D3A6BB0">
+          <v:rect id="_x0000_i1093" style="width:0;height:1.5pt" o:hralign="center" o:hrstd="t" o:hr="t" fillcolor="#a0a0a0" stroked="f"/>
+        </w:pict>
+      </w:r>
+    </w:p>
+    <w:p>
+      <w:pPr>
+        <w:tabs>
+          <w:tab w:val="left" w:pos="2437"/>
+        </w:tabs>
+      </w:pPr>
+    </w:p>
+    <w:p>
+      <w:pPr>
+        <w:tabs>
+          <w:tab w:val="left" w:pos="2437"/>
+        </w:tabs>
+      </w:pPr>
+    </w:p>
+    <w:p>
+      <w:pPr>
+        <w:tabs>
+          <w:tab w:val="left" w:pos="2437"/>
+        </w:tabs>
+      </w:pPr>
+    </w:p>
+    <w:p>
+      <w:pPr>
+        <w:tabs>
+          <w:tab w:val="left" w:pos="2437"/>
+        </w:tabs>
+        <w:rPr>
+          <w:b/>
+          <w:bCs/>
+          <w:sz w:val="32"/>
+          <w:szCs w:val="32"/>
+          <w:u w:val="single"/>
+          <w:lang w:val="en-US"/>
+        </w:rPr>
+      </w:pPr>
+      <w:r>
+        <w:rPr>
+          <w:b/>
+          <w:bCs/>
+          <w:sz w:val="32"/>
+          <w:szCs w:val="32"/>
+          <w:lang w:val="en-US"/>
+        </w:rPr>
+        <w:lastRenderedPageBreak/>
+        <w:t xml:space="preserve"># </w:t>
+      </w:r>
+      <w:r>
+        <w:rPr>
+          <w:b/>
+          <w:bCs/>
+          <w:sz w:val="32"/>
+          <w:szCs w:val="32"/>
+          <w:u w:val="single"/>
+          <w:lang w:val="en-US"/>
+        </w:rPr>
+        <w:t xml:space="preserve">IMPORTANT -&gt; </w:t>
+      </w:r>
+      <w:r>
+        <w:rPr>
+          <w:b/>
+          <w:bCs/>
+          <w:sz w:val="32"/>
+          <w:szCs w:val="32"/>
+          <w:u w:val="single"/>
+          <w:lang w:val="en-US"/>
+        </w:rPr>
+        <w:t>USING ARRAYS, FUNCTIONS AND LOOPS</w:t>
+      </w:r>
+      <w:r>
+        <w:rPr>
+          <w:b/>
+          <w:bCs/>
+          <w:sz w:val="32"/>
+          <w:szCs w:val="32"/>
+          <w:u w:val="single"/>
+          <w:lang w:val="en-US"/>
+        </w:rPr>
+        <w:t>:-</w:t>
+      </w:r>
+    </w:p>
+    <w:p>
+      <w:pPr>
+        <w:tabs>
+          <w:tab w:val="left" w:pos="2437"/>
+        </w:tabs>
+      </w:pPr>
+      <w:r>
+        <w:drawing>
+          <wp:inline distT="0" distB="0" distL="0" distR="0" wp14:anchorId="2AAE68A7" wp14:editId="78731AEA">
+            <wp:extent cx="5731510" cy="2967355"/>
+            <wp:effectExtent l="0" t="0" r="2540" b="4445"/>
+            <wp:docPr id="774707153" name="Picture 1"/>
+            <wp:cNvGraphicFramePr>
+              <a:graphicFrameLocks xmlns:a="http://schemas.openxmlformats.org/drawingml/2006/main" noChangeAspect="1"/>
+            </wp:cNvGraphicFramePr>
+            <a:graphic xmlns:a="http://schemas.openxmlformats.org/drawingml/2006/main">
+              <a:graphicData uri="http://schemas.openxmlformats.org/drawingml/2006/picture">
+                <pic:pic xmlns:pic="http://schemas.openxmlformats.org/drawingml/2006/picture">
+                  <pic:nvPicPr>
+                    <pic:cNvPr id="774707153" name=""/>
+                    <pic:cNvPicPr/>
+                  </pic:nvPicPr>
+                  <pic:blipFill>
+                    <a:blip r:embed="rId74"/>
+                    <a:stretch>
+                      <a:fillRect/>
+                    </a:stretch>
+                  </pic:blipFill>
+                  <pic:spPr>
+                    <a:xfrm>
+                      <a:off x="0" y="0"/>
+                      <a:ext cx="5731510" cy="2967355"/>
+                    </a:xfrm>
+                    <a:prstGeom prst="rect">
+                      <a:avLst/>
+                    </a:prstGeom>
+                  </pic:spPr>
+                </pic:pic>
+              </a:graphicData>
+            </a:graphic>
+          </wp:inline>
+        </w:drawing>
+      </w:r>
+    </w:p>
+    <w:p>
+      <w:pPr>
+        <w:tabs>
+          <w:tab w:val="left" w:pos="2437"/>
+        </w:tabs>
+      </w:pPr>
+      <w:r>
+        <w:drawing>
+          <wp:inline distT="0" distB="0" distL="0" distR="0" wp14:anchorId="17B96FBC" wp14:editId="45D10026">
+            <wp:extent cx="5731510" cy="3094355"/>
+            <wp:effectExtent l="0" t="0" r="2540" b="0"/>
+            <wp:docPr id="942489840" name="Picture 1"/>
+            <wp:cNvGraphicFramePr>
+              <a:graphicFrameLocks xmlns:a="http://schemas.openxmlformats.org/drawingml/2006/main" noChangeAspect="1"/>
+            </wp:cNvGraphicFramePr>
+            <a:graphic xmlns:a="http://schemas.openxmlformats.org/drawingml/2006/main">
+              <a:graphicData uri="http://schemas.openxmlformats.org/drawingml/2006/picture">
+                <pic:pic xmlns:pic="http://schemas.openxmlformats.org/drawingml/2006/picture">
+                  <pic:nvPicPr>
+                    <pic:cNvPr id="942489840" name=""/>
+                    <pic:cNvPicPr/>
+                  </pic:nvPicPr>
+                  <pic:blipFill>
+                    <a:blip r:embed="rId75"/>
+                    <a:stretch>
+                      <a:fillRect/>
+                    </a:stretch>
+                  </pic:blipFill>
+                  <pic:spPr>
+                    <a:xfrm>
+                      <a:off x="0" y="0"/>
+                      <a:ext cx="5731510" cy="3094355"/>
+                    </a:xfrm>
+                    <a:prstGeom prst="rect">
+                      <a:avLst/>
+                    </a:prstGeom>
+                  </pic:spPr>
+                </pic:pic>
+              </a:graphicData>
+            </a:graphic>
+          </wp:inline>
+        </w:drawing>
+      </w:r>
       <w:r>
         <w:pict w14:anchorId="7C7637C4">
-          <v:rect id="_x0000_i1073" style="width:0;height:1.5pt" o:hralign="center" o:hrstd="t" o:hr="t" fillcolor="#a0a0a0" stroked="f"/>
+          <v:rect id="_x0000_i1090" style="width:0;height:1.5pt" o:hralign="center" o:hrstd="t" o:hr="t" fillcolor="#a0a0a0" stroked="f"/>
         </w:pict>
       </w:r>
     </w:p>
@@ -5850,15 +6382,29 @@
           <w:b/>
           <w:bCs/>
         </w:rPr>
-        <w:t>Surjo, ab ye dhyan se sun (Logic Connect):</w:t>
-      </w:r>
-    </w:p>
-    <w:p>
-      <w:pPr>
-        <w:tabs>
-          <w:tab w:val="left" w:pos="2437"/>
-        </w:tabs>
-      </w:pPr>
+        <w:t>S</w:t>
+      </w:r>
+      <w:r>
+        <w:rPr>
+          <w:b/>
+          <w:bCs/>
+        </w:rPr>
+        <w:t>ummary</w:t>
+      </w:r>
+      <w:r>
+        <w:rPr>
+          <w:b/>
+          <w:bCs/>
+        </w:rPr>
+        <w:t>:</w:t>
+      </w:r>
+      <w:r>
+        <w:rPr>
+          <w:b/>
+          <w:bCs/>
+        </w:rPr>
+        <w:t xml:space="preserve"> </w:t>
+      </w:r>
       <w:r>
         <w:t>Bhai, sir ne ye samjhaya ki ye coding kyu zaroori hai:</w:t>
       </w:r>
@@ -5905,7 +6451,6 @@
         </w:tabs>
       </w:pPr>
       <w:r>
-        <w:lastRenderedPageBreak/>
         <w:t xml:space="preserve">Tum HTML mein 100 cards nahi likhoge. Tum bas ek </w:t>
       </w:r>
       <w:r>
